--- a/download/studien-aktuell.docx
+++ b/download/studien-aktuell.docx
@@ -62,7 +62,7 @@
           <w:color w:val="666666"/>
           <w:sz w:val="18"/>
         </w:rPr>
-        <w:t>Stand: 13.09.2026  |  6 Studien  |  healthliteracy.m-vf.de</w:t>
+        <w:t>Stand: 14.09.2026  |  7 Studien  |  healthliteracy.m-vf.de</w:t>
       </w:r>
     </w:p>
     <w:p>
@@ -70,7 +70,7 @@
         <w:pStyle w:val="Heading1"/>
       </w:pPr>
       <w:r>
-        <w:t>Aufgenommen am 13.09.2026</w:t>
+        <w:t>Aufgenommen am 14.09.2026</w:t>
       </w:r>
     </w:p>
     <w:p>
@@ -78,7 +78,7 @@
         <w:pStyle w:val="Heading2"/>
       </w:pPr>
       <w:r>
-        <w:t>Physiotherapie-Schulung senkt Hüftschmerz bei Sehnenpatholgie um klinisch relevante Werte</w:t>
+        <w:t>eHealth-Kompetenz und physische Aktivität fördern soziale Anpassung bei Medizinstudierenden</w:t>
       </w:r>
     </w:p>
     <w:p>
@@ -88,12 +88,12 @@
           <w:color w:val="666666"/>
           <w:sz w:val="18"/>
         </w:rPr>
-        <w:t>Høgsholt M et al.  ·  BMJ Open  ·  11.09.2026  ·  PMID 42727969</w:t>
+        <w:t>Wu M et al.  ·  Front Public Health  ·  24.08.2026  ·  PMID 42725192</w:t>
       </w:r>
     </w:p>
     <w:p>
       <w:r>
-        <w:t>Prospektive Kohorte mit 60 Frauen mit MRT-verifizierter Glutealsehnenpathologie, die 3 Monate Physiotherapie mit Patientenschulung und Heimübungen erhielten.</w:t>
+        <w:t>Studie untersucht die Verbindungen zwischen eHealth-Literalität, körperlicher Aktivität und sozialer Anpassbarkeit bei 2.026 Medizinstudierenden im 1. und 2. Jahr in China mithilfe standardisierter Fragebögen.</w:t>
       </w:r>
     </w:p>
     <w:p>
@@ -104,7 +104,7 @@
         <w:t xml:space="preserve">Ergebnis: </w:t>
       </w:r>
       <w:r>
-        <w:t>85 % Trainingsadherenzen. HAGOS-Schmerzsubskala verbesserte sich von 46,4 auf 60,1 (Mittelwert mit 95%-KI 54,4–65,7); klinisch relevante Verbesserungen in sekundären Outcomes sowie Kraft und Mobilitätstests.</w:t>
+        <w:t>Soziale Anpassbarkeit korrelierte positiv mit körperlicher Aktivität (Spearmans r = 0,219, p &lt; 0,001) und eHealth-Literalität (Spearmans r = 0,348, p &lt; 0,001). Im finalen Regressionsmodell blieb körperliche Aktivität (β = 0,124, p &lt; 0,001) und eHealth-Literalität (β = 0,294, p &lt; 0,001) nach Anpassung für Geschlecht und Studienjahrgang positiv assoziiert mit sozialer Anpassung. Das Modell erklärte 16,9% der Varianz.</w:t>
       </w:r>
     </w:p>
     <w:p>
@@ -119,7 +119,7 @@
         <w:rPr>
           <w:sz w:val="19"/>
         </w:rPr>
-        <w:t>Dänemark, öffentliches Gesundheitssystem – Vergleichbar mit deutschem Versorgungsauftrag</w:t>
+        <w:t>China – Bildungskontexte unterscheiden sich; eHealth-Literalität als Ressource für psychosoziale Gesundheit übertragbar</w:t>
       </w:r>
     </w:p>
     <w:p>
@@ -128,7 +128,7 @@
           <w:color w:val="5A7D3A"/>
           <w:sz w:val="18"/>
         </w:rPr>
-        <w:t>https://pubmed.ncbi.nlm.nih.gov/42727969/</w:t>
+        <w:t>https://pubmed.ncbi.nlm.nih.gov/42725192/</w:t>
       </w:r>
     </w:p>
     <w:p>
@@ -136,7 +136,7 @@
         <w:pStyle w:val="Heading2"/>
       </w:pPr>
       <w:r>
-        <w:t>Patientenpräferenzen für Diabetesschulung: Warum lehnen Patienten Gruppenunterricht ab?</w:t>
+        <w:t>Maschinelles Lernen identifiziert Demenzrisiko: Sichere Messaging steigert Patienten-Engagement</w:t>
       </w:r>
     </w:p>
     <w:p>
@@ -146,12 +146,12 @@
           <w:color w:val="666666"/>
           <w:sz w:val="18"/>
         </w:rPr>
-        <w:t>Andersson S et al.  ·  Int J Qual Stud Health Well-being  ·  31.12.2026  ·  PMID 42726907</w:t>
+        <w:t>Summanwar D et al.  ·  BMJ Open  ·  08.09.2026  ·  PMID 42711082</w:t>
       </w:r>
     </w:p>
     <w:p>
       <w:r>
-        <w:t>Qualitative Studie mit 18 Patienten, die eine Gruppenediktion zum Typ-2-Diabetes in der schwedischen Primärversorgung abgelehnt hatten, zur Erfassung ihrer Gründe und Vorstellungen.</w:t>
+        <w:t>Protokoll einer Machbarkeitsstudie in 12 amerikanischen Hausarztpraxen, die prüft, ob ein Passive-Digital-Marker-Modell aus elektronischen Patientenakten Patienten ≥65 Jahre mit Demenzrisiko identifiziert und ob Messaging vor Visiten zu Untersuchungen motiviert.</w:t>
       </w:r>
     </w:p>
     <w:p>
@@ -162,7 +162,7 @@
         <w:t xml:space="preserve">Ergebnis: </w:t>
       </w:r>
       <w:r>
-        <w:t>Drei unterschiedliche Konzeptionen: Patienten ohne Bedarf bevorzugten individuelles Lernen; andere erkannten Vorteile, benannten aber Barrieren wie inflexible Zeitpläne; wiederum andere schätzten reflektive, unterstützende Umgebungen und gemeinsame Erfahrungen. Flexible, personenzentrierte Ansätze sind notwendig.</w:t>
+        <w:t>Primäre Ziele sind Machbarkeit der Implementierung, PDM-basierte Risikoidentifikation, sichere Messaging-Zustellung und Engagement mit Brain Health Navigator (gemessen durch Öffnungsraten, Terminabsprachen). Studie läuft; NCT07016178 registriert.</w:t>
       </w:r>
     </w:p>
     <w:p>
@@ -177,7 +177,7 @@
         <w:rPr>
           <w:sz w:val="19"/>
         </w:rPr>
-        <w:t>Schweden, vergleichbares Primärversorgungssystem – Gatekeeping-Struktur nicht auf Deutschland übertragbar</w:t>
+        <w:t>USA – starke Abhängigkeit von EHR-Integration und Infrastruktur; Ansatz der frühen digitalen Risikoidentifikation aber prinzipiell übertragbar</w:t>
       </w:r>
     </w:p>
     <w:p>
@@ -186,7 +186,7 @@
           <w:color w:val="5A7D3A"/>
           <w:sz w:val="18"/>
         </w:rPr>
-        <w:t>https://pubmed.ncbi.nlm.nih.gov/42726907/</w:t>
+        <w:t>https://pubmed.ncbi.nlm.nih.gov/42711082/</w:t>
       </w:r>
     </w:p>
     <w:p>
@@ -194,7 +194,7 @@
         <w:pStyle w:val="Heading2"/>
       </w:pPr>
       <w:r>
-        <w:t>Schulungsmodell KAP senkt Blutdruck und hebt Therapietreue bei Hypertonie</w:t>
+        <w:t>Opportunistisches Screening für Vorhofflimmern: Hohe Teilnahme, aber begrenzte Bevölkerungsabdeckung</w:t>
       </w:r>
     </w:p>
     <w:p>
@@ -204,12 +204,12 @@
           <w:color w:val="666666"/>
           <w:sz w:val="18"/>
         </w:rPr>
-        <w:t>Duan J et al.  ·  Braz J Med Biol Res  ·  07.09.2026  ·  PMID 42715468</w:t>
+        <w:t>Khan M et al.  ·  Europace  ·  04.08.2026  ·  PMID 42669050</w:t>
       </w:r>
     </w:p>
     <w:p>
       <w:r>
-        <w:t>Randomisierte Kontrollstudie mit 200 Hypertonikern, davon 100 mit informationsgestütztem Gesundheitsmanagement plus Knowledge-Attitude-Practice (KAP)-Schulung versus Kontrolle mit Standard.</w:t>
+        <w:t>Cluster-randomisierte schwedische Studie (STROKESTOP III) vergleicht systematisches Screening per Einladung mit opportunistischem Screening bei Praxisbesuchen bei 75–76-Jährigen in 16 Hausarztpraxen.</w:t>
       </w:r>
     </w:p>
     <w:p>
@@ -220,7 +220,7 @@
         <w:t xml:space="preserve">Ergebnis: </w:t>
       </w:r>
       <w:r>
-        <w:t>Blutdruckkontrollrate Intervention 78 % vs. Kontrolle 61 % (p&lt;0,05). Systolischer/diastolischer Blutdruck nach Intervention niedriger (p&lt;0,05). Medikamentenadhärenz, Selbstmanagement, Gesundheitsverhalten und Lebensqualität höher in Interventionsgruppe (p&lt;0,05). Patientenzufriedenheit höher (p&lt;0,05).</w:t>
+        <w:t>Systematisches Arm (n=1.312 eingeladen): 46,3% Teilnahme (607). Opportunistisch (n=1.390 anwesend): nur 46,1% (641) wurden auf Berechtigung überprüft; von 749 überprüften: 61,4% Teilnahme (374). Unter eingeladenen Personen höher (61,4% vs. 46,3%, p &lt; 0,005); aber Gesamtabdeckung niedriger (25,3% vs. 42,2%, p &lt; 0,005). Opportunistisches Screening erreichte höheres Risiko (CHA2DS2-VASc 3,99 vs. 3,60).</w:t>
       </w:r>
     </w:p>
     <w:p>
@@ -235,7 +235,7 @@
         <w:rPr>
           <w:sz w:val="19"/>
         </w:rPr>
-        <w:t>China – Unterschiedliche Bildungs- und Gesundheitssysteme, aber KAP-Prinzipien prinzipiell universell anwendbar</w:t>
+        <w:t>Schweden – skandinavisches Versorgungssystem, Hausarzt-Gatekeeper; Dilemma zwischen Partizipation und Bevölkerungsabdeckung auch in Deutschland relevant</w:t>
       </w:r>
     </w:p>
     <w:p>
@@ -244,7 +244,7 @@
           <w:color w:val="5A7D3A"/>
           <w:sz w:val="18"/>
         </w:rPr>
-        <w:t>https://pubmed.ncbi.nlm.nih.gov/42715468/</w:t>
+        <w:t>https://pubmed.ncbi.nlm.nih.gov/42669050/</w:t>
       </w:r>
     </w:p>
     <w:p>
@@ -252,7 +252,7 @@
         <w:pStyle w:val="Heading2"/>
       </w:pPr>
       <w:r>
-        <w:t>Wie treffen Onkologen Therapieentscheidungen in komplexen Situationen?</w:t>
+        <w:t>LLMs beantworten Patientenfragen zu Bindegewebserkrankungen: Blinde Bewertung durch Ärzte und Patienten</w:t>
       </w:r>
     </w:p>
     <w:p>
@@ -262,12 +262,12 @@
           <w:color w:val="666666"/>
           <w:sz w:val="18"/>
         </w:rPr>
-        <w:t>Larsson K et al.  ·  Patient Educ Couns  ·  25.07.2026  ·  PMID 42520597</w:t>
+        <w:t>Kremer P et al.  ·  Rheumatol Int  ·  14.07.2026  ·  PMID 42443611</w:t>
       </w:r>
     </w:p>
     <w:p>
       <w:r>
-        <w:t>Qualitative Studie mit 12 schwedischen Fachleuten zur Erfassung ihrer Erfahrungen bei der Therapieauswahl in späten Linien bei metastasiertem Brustkrebs unter Bedingungen unklarer Evidenz.</w:t>
+        <w:t>Studie vergleich die Qualität von Antworten von ChatGPT, Gemini und Claude zu häufigen Patientenfragen zu vier Bindegewebserkrankungen mit Google Search und bewertet sie durch Patienten und Rheumatologen nach Verständlichkeit, Glaubwürdigkeit und medizinischer Korrektheit.</w:t>
       </w:r>
     </w:p>
     <w:p>
@@ -278,7 +278,7 @@
         <w:t xml:space="preserve">Ergebnis: </w:t>
       </w:r>
       <w:r>
-        <w:t>Fünf Themen: Ärzte nutzen Fachkompetenz und Erfahrung, laden Patienten zur Partizipation ein, unterstützen autonome Entscheidungen und holen kollegiale Ratschläge ein. Ärzte sind aktive Entscheidungsträger, nicht neutrale Vermittler; sie teilen ihre Wertungen mit und tragen Verantwortung.</w:t>
+        <w:t>Alle drei LLMs beantwortet 100% der Fragen (80/80), Google Search 90% (72/80). Patienten bewerteten LLM-Antworten als empathisch (Mittelwert 1,40–2,77) und vertrauenswürdig (1,47–2,6), Ärzte als medizinisch korrekt (1,23–1,98). Gemini 2.5 Pro wurde von beiden Gruppen am häufigsten als beste Lösung bewertet (59% und 63%). Jedoch: 40–55% der von Patientengruppen für wichtig gehaltenen Fragen sind nicht in EULAR-Empfehlungen abgedeckt, besonders Psychosoziales und Familienplanung (0% vollständig adressiert).</w:t>
       </w:r>
     </w:p>
     <w:p>
@@ -293,7 +293,7 @@
         <w:rPr>
           <w:sz w:val="19"/>
         </w:rPr>
-        <w:t>Schweden, Universitätskliniken – Teilweise auf deutsche Versorgung übertragbar</w:t>
+        <w:t>Deutschland – Bindegewebserkrankungen weltweit vergleichbar; Sprachabhängigkeit bei Verständlichkeit relevant</w:t>
       </w:r>
     </w:p>
     <w:p>
@@ -302,7 +302,7 @@
           <w:color w:val="5A7D3A"/>
           <w:sz w:val="18"/>
         </w:rPr>
-        <w:t>https://pubmed.ncbi.nlm.nih.gov/42520597/</w:t>
+        <w:t>https://pubmed.ncbi.nlm.nih.gov/42443611/</w:t>
       </w:r>
     </w:p>
     <w:p>
@@ -310,7 +310,7 @@
         <w:pStyle w:val="Heading2"/>
       </w:pPr>
       <w:r>
-        <w:t>Gesundheitskompetenz bei älteren Patienten mit Herz-Kreislauf-Erkrankungen: Latente Profilanalyse</w:t>
+        <w:t>Ungleiche regionale Vorgaben für Diabetes-Schulung in Spanien: Lücken bei psychosozialem Support</w:t>
       </w:r>
     </w:p>
     <w:p>
@@ -320,12 +320,12 @@
           <w:color w:val="666666"/>
           <w:sz w:val="18"/>
         </w:rPr>
-        <w:t>Mestl H  ·  Tidsskr Nor Laegeforen  ·  23.06.2026  ·  PMID 42343611</w:t>
+        <w:t>Moore JR et al.  ·  Prim Care Diabetes  ·  10.07.2026  ·  PMID 42431736</w:t>
       </w:r>
     </w:p>
     <w:p>
       <w:r>
-        <w:t>Querschnittsstudie mit 459 älteren Patienten mit Herz-Kreislauf-Erkrankungen zur Erfassung von eHealth-Literalität und assoziierten Faktoren mittels latenter Profilanalyse.</w:t>
+        <w:t>Studie vergleicht 13 Leitlinien für Diabetes-Selbstmanagement-Schulung aus spanischen Regionen nach Struktur, Inhalten und Übereinstimmung mit internationalen Standards (ADA, Global Diabetes Survey).</w:t>
       </w:r>
     </w:p>
     <w:p>
@@ -336,7 +336,7 @@
         <w:t xml:space="preserve">Ergebnis: </w:t>
       </w:r>
       <w:r>
-        <w:t>Mittlere eHEALS-Gesamtwerte 25,16 ± 5,59. Drei Gruppen: niedrig (28,3 %), mittel (50,3 %), hoch (21,4 %). Höhere Bildung, häufigere Internetnutzung, regelmäßige Bewegung und wahrgenommene soziale Unterstützung waren positiv assoziiert; hohes Alter und Komorbiditäten negativ.</w:t>
+        <w:t>Große Variabilität zwischen Regionen: die meisten betonen individualisierte Schulung und multidisziplinäre Teams, aber Lücken bei Psychosozialem (z. B. Angststörungen, Depression), Ernährungsberatung und vulnerablen Gruppen. Qualitätsmessung und Evaluationsprozesse waren inkonsistent; einige Leitlinien hatten kein systematisches Bewertungsgerüst.</w:t>
       </w:r>
     </w:p>
     <w:p>
@@ -351,7 +351,7 @@
         <w:rPr>
           <w:sz w:val="19"/>
         </w:rPr>
-        <w:t>China – Demographische und Systemunterschiede, aber Heterogenität eHealth-Literacy universell relevant</w:t>
+        <w:t>Südeuropa, vergleichbares Gesundheitssystem – Regionalisierung und Ressourcenunterschiede sind auch in Deutschland relevant</w:t>
       </w:r>
     </w:p>
     <w:p>
@@ -360,7 +360,7 @@
           <w:color w:val="5A7D3A"/>
           <w:sz w:val="18"/>
         </w:rPr>
-        <w:t>https://pubmed.ncbi.nlm.nih.gov/42343611/</w:t>
+        <w:t>https://pubmed.ncbi.nlm.nih.gov/42431736/</w:t>
       </w:r>
     </w:p>
     <w:p>
@@ -368,7 +368,7 @@
         <w:pStyle w:val="Heading2"/>
       </w:pPr>
       <w:r>
-        <w:t>Was möchten ältere Patienten bei Intensivmedizin-Entscheidungen beitragen?</w:t>
+        <w:t>Shared Decision-Making in der Hausarztpraxis: Patienten sehen KI-Tools als Chance, fordern aber Transparenz</w:t>
       </w:r>
     </w:p>
     <w:p>
@@ -378,12 +378,12 @@
           <w:color w:val="666666"/>
           <w:sz w:val="18"/>
         </w:rPr>
-        <w:t>Schwarz GL et al.  ·  Eur Geriatr Med  ·  18.06.2026  ·  PMID 42315742</w:t>
+        <w:t>Spurway C et al.  ·  J Med Internet Res  ·  03.07.2026  ·  PMID 42398057</w:t>
       </w:r>
     </w:p>
     <w:p>
       <w:r>
-        <w:t>Qualitative Querschnittsbefragung mit 202 Patienten ab 80 Jahren und 153 Angehörigen aus Norwegen zu ihrer Rolle bei Entscheidungen bei hypothetischer lebensbedrohlicher Erkrankung.</w:t>
+        <w:t>Qualitative Studie mit 18 britischen Patienten mit mehreren chronischen Erkrankungen, die ihre Erfahrungen mit Shared Decision-Making und ihre Wahrnehmung eines KI-Tools zur Unterstützung von Verschreibungsentscheidungen in simulierten GP-Konsultationen beschreiben.</w:t>
       </w:r>
     </w:p>
     <w:p>
@@ -394,7 +394,7 @@
         <w:t xml:space="preserve">Ergebnis: </w:t>
       </w:r>
       <w:r>
-        <w:t>Fünf Kategorien: Wissenschaftliches Wissen suchen, persönliches Wissen einbringen, Pflege an Heterogenität älteren Alters anpassen, Entscheidungsprozess verbessern, Sicherheit stärken. Alle Kategorien sind Bewältigungsstrategien für multidimensionale Unsicherheit.</w:t>
+        <w:t>Patienten sehen KI-Potenzial für bessere Kommunikation und Informationszusammenfassung, aber fordern klare Erklärungen, verständliches Design und klinische Führung. Bedenken: Zeitmangel in Sprechstunden, Fragmentierung von Akten, Vertrauensfrage zur KI-Genauigkeit, Angst vor Depersonalisierung, Forderung nach klinischem Urteil statt Ersatz durch KI.</w:t>
       </w:r>
     </w:p>
     <w:p>
@@ -409,7 +409,7 @@
         <w:rPr>
           <w:sz w:val="19"/>
         </w:rPr>
-        <w:t>Norwegen, vergleichbare Versicherungsmedizin – Shared-Decision-Making-Modelle ohne Gatekeeping</w:t>
+        <w:t>UK NHS mit Gatekeeping-Hausarzt – System nicht direkt übertragbar; aber Patienten-Anforderungen an verständliche KI-Unterstützung im SDM universell</w:t>
       </w:r>
     </w:p>
     <w:p>
@@ -418,7 +418,65 @@
           <w:color w:val="5A7D3A"/>
           <w:sz w:val="18"/>
         </w:rPr>
-        <w:t>https://pubmed.ncbi.nlm.nih.gov/42315742/</w:t>
+        <w:t>https://pubmed.ncbi.nlm.nih.gov/42398057/</w:t>
+      </w:r>
+    </w:p>
+    <w:p>
+      <w:pPr>
+        <w:pStyle w:val="Heading2"/>
+      </w:pPr>
+      <w:r>
+        <w:t>NHS-Patientenblätter zur Frozen Shoulder: Inkonsistente Inhalte, mangelnde Leitlinienkonformität</w:t>
+      </w:r>
+    </w:p>
+    <w:p>
+      <w:r>
+        <w:rPr>
+          <w:i/>
+          <w:color w:val="666666"/>
+          <w:sz w:val="18"/>
+        </w:rPr>
+        <w:t>Winter A et al.  ·  Musculoskeletal Care  ·  Juni 2026  ·  PMID 42332346</w:t>
+      </w:r>
+    </w:p>
+    <w:p>
+      <w:r>
+        <w:t>Studie sucht und analysiert 38 öffentlich verfügbare Patienteninformationsblätter von NHS-Trusts zur konservativen Behandlung der Frozen Shoulder und vergleicht sie mit NICE-Leitlinie und BESS-Empfehlungen.</w:t>
+      </w:r>
+    </w:p>
+    <w:p>
+      <w:r>
+        <w:rPr>
+          <w:b/>
+        </w:rPr>
+        <w:t xml:space="preserve">Ergebnis: </w:t>
+      </w:r>
+      <w:r>
+        <w:t>Erhebliche Variation bei Analgesie (Angaben), Aktivitätsmodifikation, Bewegungstherapie und Injektionen. Kein einziger Patientenleitfaden spiegelt alle Kernelemente der NICE-Leitlinie und BESS-Standards wider. Publikationsdaten von April 2013 bis März 2025 zeigen, dass Konsistenz und Klarheit stark variieren.</w:t>
+      </w:r>
+    </w:p>
+    <w:p>
+      <w:r>
+        <w:rPr>
+          <w:b/>
+          <w:sz w:val="19"/>
+        </w:rPr>
+        <w:t xml:space="preserve">Übertragbarkeit: </w:t>
+      </w:r>
+      <w:r>
+        <w:rPr>
+          <w:sz w:val="19"/>
+        </w:rPr>
+        <w:t>UK NHS – ähnliche Dokumentationspflichten und Leitlinienkultur wie in Deutschland; Problematik der Inkonsistenz lokal übertragbar</w:t>
+      </w:r>
+    </w:p>
+    <w:p>
+      <w:r>
+        <w:rPr>
+          <w:color w:val="5A7D3A"/>
+          <w:sz w:val="18"/>
+        </w:rPr>
+        <w:t>https://pubmed.ncbi.nlm.nih.gov/42332346/</w:t>
       </w:r>
     </w:p>
     <w:sectPr>

--- a/download/studien-aktuell.docx
+++ b/download/studien-aktuell.docx
@@ -62,7 +62,7 @@
           <w:color w:val="666666"/>
           <w:sz w:val="18"/>
         </w:rPr>
-        <w:t>Stand: 14.09.2026  |  7 Studien  |  healthliteracy.m-vf.de</w:t>
+        <w:t>Stand: 15.09.2026  |  6 Studien  |  healthliteracy.m-vf.de</w:t>
       </w:r>
     </w:p>
     <w:p>
@@ -70,7 +70,7 @@
         <w:pStyle w:val="Heading1"/>
       </w:pPr>
       <w:r>
-        <w:t>Aufgenommen am 14.09.2026</w:t>
+        <w:t>Aufgenommen am 15.09.2026</w:t>
       </w:r>
     </w:p>
     <w:p>
@@ -78,7 +78,7 @@
         <w:pStyle w:val="Heading2"/>
       </w:pPr>
       <w:r>
-        <w:t>eHealth-Kompetenz und physische Aktivität fördern soziale Anpassung bei Medizinstudierenden</w:t>
+        <w:t>Verstehen von Frailty durch kreative Beteiligung: Wandel von Fachbegriffen in der Patientenkommunikation</w:t>
       </w:r>
     </w:p>
     <w:p>
@@ -88,12 +88,12 @@
           <w:color w:val="666666"/>
           <w:sz w:val="18"/>
         </w:rPr>
-        <w:t>Wu M et al.  ·  Front Public Health  ·  24.08.2026  ·  PMID 42725192</w:t>
+        <w:t>Lammons W et al.  ·  Health Expect  ·  Okt. 2026  ·  PMID 42734162</w:t>
       </w:r>
     </w:p>
     <w:p>
       <w:r>
-        <w:t>Studie untersucht die Verbindungen zwischen eHealth-Literalität, körperlicher Aktivität und sozialer Anpassbarkeit bei 2.026 Medizinstudierenden im 1. und 2. Jahr in China mithilfe standardisierter Fragebögen.</w:t>
+        <w:t>Qualitative Studie mit kreativen Partizipations-Workshops (Poetry, Quilting) zur Verständlichkeit des Begriffs ‚Frailty' und zu Kommunikationsbarrieren im englischen NHS.</w:t>
       </w:r>
     </w:p>
     <w:p>
@@ -104,7 +104,7 @@
         <w:t xml:space="preserve">Ergebnis: </w:t>
       </w:r>
       <w:r>
-        <w:t>Soziale Anpassbarkeit korrelierte positiv mit körperlicher Aktivität (Spearmans r = 0,219, p &lt; 0,001) und eHealth-Literalität (Spearmans r = 0,348, p &lt; 0,001). Im finalen Regressionsmodell blieb körperliche Aktivität (β = 0,124, p &lt; 0,001) und eHealth-Literalität (β = 0,294, p &lt; 0,001) nach Anpassung für Geschlecht und Studienjahrgang positiv assoziiert mit sozialer Anpassung. Das Modell erklärte 16,9% der Varianz.</w:t>
+        <w:t>22 Teilnehmer in 3 Workshops; Qualitative Analyse ergab drei zentrale Themen: Probleme mit dem Begriff ‚Frailty' selbst, Notwendigkeit personalisierter Patientenkommunikation und Zeitdruck in Gesundheitsdiensten. Befund zeigt, dass nicht-diskursive Beteiligung neue Erkenntnisse über komplexe Konzepte offenbart.</w:t>
       </w:r>
     </w:p>
     <w:p>
@@ -119,7 +119,7 @@
         <w:rPr>
           <w:sz w:val="19"/>
         </w:rPr>
-        <w:t>China – Bildungskontexte unterscheiden sich; eHealth-Literalität als Ressource für psychosoziale Gesundheit übertragbar</w:t>
+        <w:t>Großbritannien (NHS), Methode für Deutschland übertragbar: Partizipation mit diversen Bevölkerungsgruppen stärkt Relevanz von Fachbegriffen.</w:t>
       </w:r>
     </w:p>
     <w:p>
@@ -128,7 +128,7 @@
           <w:color w:val="5A7D3A"/>
           <w:sz w:val="18"/>
         </w:rPr>
-        <w:t>https://pubmed.ncbi.nlm.nih.gov/42725192/</w:t>
+        <w:t>https://pubmed.ncbi.nlm.nih.gov/42734162/</w:t>
       </w:r>
     </w:p>
     <w:p>
@@ -136,7 +136,7 @@
         <w:pStyle w:val="Heading2"/>
       </w:pPr>
       <w:r>
-        <w:t>Maschinelles Lernen identifiziert Demenzrisiko: Sichere Messaging steigert Patienten-Engagement</w:t>
+        <w:t>Kommunikationsschwierigkeiten verschärfen Probleme mit Medikamentenbeteiligung bei Multipler Sklerose</w:t>
       </w:r>
     </w:p>
     <w:p>
@@ -146,12 +146,12 @@
           <w:color w:val="666666"/>
           <w:sz w:val="18"/>
         </w:rPr>
-        <w:t>Summanwar D et al.  ·  BMJ Open  ·  08.09.2026  ·  PMID 42711082</w:t>
+        <w:t>Khdair S et al.  ·  Brain Behav  ·  Sept. 2026  ·  PMID 42706782</w:t>
       </w:r>
     </w:p>
     <w:p>
       <w:r>
-        <w:t>Protokoll einer Machbarkeitsstudie in 12 amerikanischen Hausarztpraxen, die prüft, ob ein Passive-Digital-Marker-Modell aus elektronischen Patientenakten Patienten ≥65 Jahre mit Demenzrisiko identifiziert und ob Messaging vor Visiten zu Untersuchungen motiviert.</w:t>
+        <w:t>Querschnittsstudie (307 MS-Patienten, Jordanien) zur Assoziation von Kommunikationsschwierigkeiten mit Gesundheitskompetenz und Medikamentenadhärenz.</w:t>
       </w:r>
     </w:p>
     <w:p>
@@ -162,7 +162,7 @@
         <w:t xml:space="preserve">Ergebnis: </w:t>
       </w:r>
       <w:r>
-        <w:t>Primäre Ziele sind Machbarkeit der Implementierung, PDM-basierte Risikoidentifikation, sichere Messaging-Zustellung und Engagement mit Brain Health Navigator (gemessen durch Öffnungsraten, Terminabsprachen). Studie läuft; NCT07016178 registriert.</w:t>
+        <w:t>Kommunikationsschwierigkeiten häufig berichtet (Wortfindung, Gedankenfolge, Gedächtnisbelastung); niedrigere Gesundheitskompetenz signifikant assoziiert mit höheren Kommunikationsproblemen; höhere Medikamentenbedenken unabhängig mit schlechterer Kommunikation. Medikamentenadhärenz, Überzeugungskomponenten, Alter und Geschlecht nicht signifikant im adjustierten Modell.</w:t>
       </w:r>
     </w:p>
     <w:p>
@@ -177,7 +177,7 @@
         <w:rPr>
           <w:sz w:val="19"/>
         </w:rPr>
-        <w:t>USA – starke Abhängigkeit von EHR-Integration und Infrastruktur; Ansatz der frühen digitalen Risikoidentifikation aber prinzipiell übertragbar</w:t>
+        <w:t>Mittlere Übertragbarkeit: Jordanien, arabischsprachig; Problem Kommunikations-Barrieren und Gesundheitskompetenz aber Krankheit-unabhängig relevant.</w:t>
       </w:r>
     </w:p>
     <w:p>
@@ -186,7 +186,7 @@
           <w:color w:val="5A7D3A"/>
           <w:sz w:val="18"/>
         </w:rPr>
-        <w:t>https://pubmed.ncbi.nlm.nih.gov/42711082/</w:t>
+        <w:t>https://pubmed.ncbi.nlm.nih.gov/42706782/</w:t>
       </w:r>
     </w:p>
     <w:p>
@@ -194,7 +194,7 @@
         <w:pStyle w:val="Heading2"/>
       </w:pPr>
       <w:r>
-        <w:t>Opportunistisches Screening für Vorhofflimmern: Hohe Teilnahme, aber begrenzte Bevölkerungsabdeckung</w:t>
+        <w:t>Digitale Aufklärung vor genetischer Beratung: Patientenbefähigung und Praktikabilität</w:t>
       </w:r>
     </w:p>
     <w:p>
@@ -204,12 +204,12 @@
           <w:color w:val="666666"/>
           <w:sz w:val="18"/>
         </w:rPr>
-        <w:t>Khan M et al.  ·  Europace  ·  04.08.2026  ·  PMID 42669050</w:t>
+        <w:t>Hejla D et al.  ·  J Genet Couns  ·  Okt. 2026  ·  PMID 42702971</w:t>
       </w:r>
     </w:p>
     <w:p>
       <w:r>
-        <w:t>Cluster-randomisierte schwedische Studie (STROKESTOP III) vergleicht systematisches Screening per Einladung mit opportunistischem Screening bei Praxisbesuchen bei 75–76-Jährigen in 16 Hausarztpraxen.</w:t>
+        <w:t>Pilotstudie einer webbasierten Plattform (Genetics Adviser) zur Prätest-Aufklärung vor genetischer Beratung in Kanada; gemischte Methoden mit Surveys, Google Analytics und qualitativen Interviews.</w:t>
       </w:r>
     </w:p>
     <w:p>
@@ -220,7 +220,7 @@
         <w:t xml:space="preserve">Ergebnis: </w:t>
       </w:r>
       <w:r>
-        <w:t>Systematisches Arm (n=1.312 eingeladen): 46,3% Teilnahme (607). Opportunistisch (n=1.390 anwesend): nur 46,1% (641) wurden auf Berechtigung überprüft; von 749 überprüften: 61,4% Teilnahme (374). Unter eingeladenen Personen höher (61,4% vs. 46,3%, p &lt; 0,005); aber Gesamtabdeckung niedriger (25,3% vs. 42,2%, p &lt; 0,005). Opportunistisches Screening erreichte höheres Risiko (CHA2DS2-VASc 3,99 vs. 3,60).</w:t>
+        <w:t>85 von 102 (83 %) Patienten/Betreuer nutzten Plattform, 71 (70 %) über Startseite hinaus, 60 (59 %) vollständig. Hohe Zuversicht genetisches Verständnis (Genomics Outcome Scale 77/100). Provider identifizierten technische und inhaltliche Limitationen. Weitere Forschung für diverse Populationen und Langzeit-Effekte nötig.</w:t>
       </w:r>
     </w:p>
     <w:p>
@@ -235,7 +235,7 @@
         <w:rPr>
           <w:sz w:val="19"/>
         </w:rPr>
-        <w:t>Schweden – skandinavisches Versorgungssystem, Hausarzt-Gatekeeper; Dilemma zwischen Partizipation und Bevölkerungsabdeckung auch in Deutschland relevant</w:t>
+        <w:t>Kanada (ähnliches System), direkt vergleichbar: Digitale Barrierenabbau in komplexen Aufklärungsprozessen; Implementierungshürden aber noch offen.</w:t>
       </w:r>
     </w:p>
     <w:p>
@@ -244,7 +244,7 @@
           <w:color w:val="5A7D3A"/>
           <w:sz w:val="18"/>
         </w:rPr>
-        <w:t>https://pubmed.ncbi.nlm.nih.gov/42669050/</w:t>
+        <w:t>https://pubmed.ncbi.nlm.nih.gov/42702971/</w:t>
       </w:r>
     </w:p>
     <w:p>
@@ -252,7 +252,7 @@
         <w:pStyle w:val="Heading2"/>
       </w:pPr>
       <w:r>
-        <w:t>LLMs beantworten Patientenfragen zu Bindegewebserkrankungen: Blinde Bewertung durch Ärzte und Patienten</w:t>
+        <w:t>eHealth Literacy moderiert Wirkung von Lebensstiländerungen bei älteren Erwachsenen</w:t>
       </w:r>
     </w:p>
     <w:p>
@@ -262,12 +262,12 @@
           <w:color w:val="666666"/>
           <w:sz w:val="18"/>
         </w:rPr>
-        <w:t>Kremer P et al.  ·  Rheumatol Int  ·  14.07.2026  ·  PMID 42443611</w:t>
+        <w:t>Ertürk Ö et al.  ·  Psychogeriatrics  ·  Sept. 2026  ·  PMID 42702775</w:t>
       </w:r>
     </w:p>
     <w:p>
       <w:r>
-        <w:t>Studie vergleich die Qualität von Antworten von ChatGPT, Gemini und Claude zu häufigen Patientenfragen zu vier Bindegewebserkrankungen mit Google Search und bewertet sie durch Patienten und Rheumatologen nach Verständlichkeit, Glaubwürdigkeit und medizinischer Korrektheit.</w:t>
+        <w:t>Path-Analyse (251 ältere Türken) zur indirekten Wirkung gesunder Lebensstiländerungen auf Selbstvernachlässigung über eHealth Literacy als Mediator.</w:t>
       </w:r>
     </w:p>
     <w:p>
@@ -278,7 +278,7 @@
         <w:t xml:space="preserve">Ergebnis: </w:t>
       </w:r>
       <w:r>
-        <w:t>Alle drei LLMs beantwortet 100% der Fragen (80/80), Google Search 90% (72/80). Patienten bewerteten LLM-Antworten als empathisch (Mittelwert 1,40–2,77) und vertrauenswürdig (1,47–2,6), Ärzte als medizinisch korrekt (1,23–1,98). Gemini 2.5 Pro wurde von beiden Gruppen am häufigsten als beste Lösung bewertet (59% und 63%). Jedoch: 40–55% der von Patientengruppen für wichtig gehaltenen Fragen sind nicht in EULAR-Empfehlungen abgedeckt, besonders Psychosoziales und Familienplanung (0% vollständig adressiert).</w:t>
+        <w:t>Gesunde Lebensstiländerungen direkt mit eHealth Literacy assoziiert (β=0,423, p&lt;0,001); eHealth Literacy invers mit Selbstvernachlässigung (β=-0,300, p&lt;0,001). Indirekte Assoziation durch eHealth Literacy statistisch signifikant (β=-0,127, p&lt;0,001). Modell zeigt, dass Lebensstiländerungen nur über höhere eHealth Literacy zu weniger Selbstvernachlässigung führen.</w:t>
       </w:r>
     </w:p>
     <w:p>
@@ -293,7 +293,7 @@
         <w:rPr>
           <w:sz w:val="19"/>
         </w:rPr>
-        <w:t>Deutschland – Bindegewebserkrankungen weltweit vergleichbar; Sprachabhängigkeit bei Verständlichkeit relevant</w:t>
+        <w:t>Mittlere Übertragbarkeit: Türkei, ähnliche Sozialversicherung, älter- und genderdiverse Populations-Strukturen relevant auch für Deutschland.</w:t>
       </w:r>
     </w:p>
     <w:p>
@@ -302,7 +302,7 @@
           <w:color w:val="5A7D3A"/>
           <w:sz w:val="18"/>
         </w:rPr>
-        <w:t>https://pubmed.ncbi.nlm.nih.gov/42443611/</w:t>
+        <w:t>https://pubmed.ncbi.nlm.nih.gov/42702775/</w:t>
       </w:r>
     </w:p>
     <w:p>
@@ -310,7 +310,7 @@
         <w:pStyle w:val="Heading2"/>
       </w:pPr>
       <w:r>
-        <w:t>Ungleiche regionale Vorgaben für Diabetes-Schulung in Spanien: Lücken bei psychosozialem Support</w:t>
+        <w:t>Vertrauen in ChatGPT für Gesundheit: Bewusstsein, Vertrauen und Nutzungsbereitschaft in Saudi-Arabien</w:t>
       </w:r>
     </w:p>
     <w:p>
@@ -320,12 +320,12 @@
           <w:color w:val="666666"/>
           <w:sz w:val="18"/>
         </w:rPr>
-        <w:t>Moore JR et al.  ·  Prim Care Diabetes  ·  10.07.2026  ·  PMID 42431736</w:t>
+        <w:t>Kandasamy G et al.  ·  Front Public Health  ·  21.08.2026  ·  PMID 42698587</w:t>
       </w:r>
     </w:p>
     <w:p>
       <w:r>
-        <w:t>Studie vergleicht 13 Leitlinien für Diabetes-Selbstmanagement-Schulung aus spanischen Regionen nach Struktur, Inhalten und Übereinstimmung mit internationalen Standards (ADA, Global Diabetes Survey).</w:t>
+        <w:t>Querschnittsstudie zur Wahrnehmung und Akzeptanz von ChatGPT als Gesundheitsinformationswerkzeug unter 429 Erwachsenen im Asir-Bundesstaat.</w:t>
       </w:r>
     </w:p>
     <w:p>
@@ -336,7 +336,7 @@
         <w:t xml:space="preserve">Ergebnis: </w:t>
       </w:r>
       <w:r>
-        <w:t>Große Variabilität zwischen Regionen: die meisten betonen individualisierte Schulung und multidisziplinäre Teams, aber Lücken bei Psychosozialem (z. B. Angststörungen, Depression), Ernährungsberatung und vulnerablen Gruppen. Qualitätsmessung und Evaluationsprozesse waren inkonsistent; einige Leitlinien hatten kein systematisches Bewertungsgerüst.</w:t>
+        <w:t>70,4 % nutzten ChatGPT bereits; Bewusstsein moderat (höher bei jüngeren, Gebildeteren); 61,77 % bereit zur Nutzung. Multivariate Regression: Vertrauen (β=0,36, p&lt;0,001) und Bewusstsein (β=0,41, p&lt;0,001) positiv assoziiert mit Nutzungsbereitschaft; Risikowahrnehmung negativ (β=-0,12, p=0,019). Bedenken: Desinformation, Datenschutz, Überabhängigkeit.</w:t>
       </w:r>
     </w:p>
     <w:p>
@@ -351,7 +351,7 @@
         <w:rPr>
           <w:sz w:val="19"/>
         </w:rPr>
-        <w:t>Südeuropa, vergleichbares Gesundheitssystem – Regionalisierung und Ressourcenunterschiede sind auch in Deutschland relevant</w:t>
+        <w:t>Gering übertragbar: Kontext Saudi-Arabiens grundlegend verschieden; nur Erkenntnisse zur Vertrauensbildung und Risikokommunikation relevant.</w:t>
       </w:r>
     </w:p>
     <w:p>
@@ -360,7 +360,7 @@
           <w:color w:val="5A7D3A"/>
           <w:sz w:val="18"/>
         </w:rPr>
-        <w:t>https://pubmed.ncbi.nlm.nih.gov/42431736/</w:t>
+        <w:t>https://pubmed.ncbi.nlm.nih.gov/42698587/</w:t>
       </w:r>
     </w:p>
     <w:p>
@@ -368,7 +368,7 @@
         <w:pStyle w:val="Heading2"/>
       </w:pPr>
       <w:r>
-        <w:t>Shared Decision-Making in der Hausarztpraxis: Patienten sehen KI-Tools als Chance, fordern aber Transparenz</w:t>
+        <w:t>Virtuelle Patientenschulung senkt Hürden und Emissionen in der Adipositaschirurgie</w:t>
       </w:r>
     </w:p>
     <w:p>
@@ -378,12 +378,12 @@
           <w:color w:val="666666"/>
           <w:sz w:val="18"/>
         </w:rPr>
-        <w:t>Spurway C et al.  ·  J Med Internet Res  ·  03.07.2026  ·  PMID 42398057</w:t>
+        <w:t>Schmid J et al.  ·  Obes Surg  ·  17.07.2026  ·  PMID 42467324</w:t>
       </w:r>
     </w:p>
     <w:p>
       <w:r>
-        <w:t>Qualitative Studie mit 18 britischen Patienten mit mehreren chronischen Erkrankungen, die ihre Erfahrungen mit Shared Decision-Making und ihre Wahrnehmung eines KI-Tools zur Unterstützung von Verschreibungsentscheidungen in simulierten GP-Konsultationen beschreiben.</w:t>
+        <w:t>Deutsche Studie zur Akzeptanz virtueller Präoperativ-Schulungen bei Bariatrischen Patienten und Berechnung von CO₂-Einsparungen durch Entfall von Reisewegen.</w:t>
       </w:r>
     </w:p>
     <w:p>
@@ -394,7 +394,7 @@
         <w:t xml:space="preserve">Ergebnis: </w:t>
       </w:r>
       <w:r>
-        <w:t>Patienten sehen KI-Potenzial für bessere Kommunikation und Informationszusammenfassung, aber fordern klare Erklärungen, verständliches Design und klinische Führung. Bedenken: Zeitmangel in Sprechstunden, Fragmentierung von Akten, Vertrauensfrage zur KI-Genauigkeit, Angst vor Depersonalisierung, Forderung nach klinischem Urteil statt Ersatz durch KI.</w:t>
+        <w:t>183 Patienten: 93,4 % bewerteten virtuelles Format als gleichwertig oder besser als Präsenz; 25 % hätten ohne virtuelles Angebot nicht teilgenommen. Gesamtvermeidung von 1,792 Tonnen CO₂-Äquivalente über Studienzeitraum. Durchschnittliche Anreiseentfernung 33,08 km.</w:t>
       </w:r>
     </w:p>
     <w:p>
@@ -409,7 +409,7 @@
         <w:rPr>
           <w:sz w:val="19"/>
         </w:rPr>
-        <w:t>UK NHS mit Gatekeeping-Hausarzt – System nicht direkt übertragbar; aber Patienten-Anforderungen an verständliche KI-Unterstützung im SDM universell</w:t>
+        <w:t>Deutschland, direkt anwendbar: Deutsche Klinikdaten mit deutschem Transportmodell, systemische Barriereabbau durch Digitalisierung nachgewiesen.</w:t>
       </w:r>
     </w:p>
     <w:p>
@@ -418,65 +418,7 @@
           <w:color w:val="5A7D3A"/>
           <w:sz w:val="18"/>
         </w:rPr>
-        <w:t>https://pubmed.ncbi.nlm.nih.gov/42398057/</w:t>
-      </w:r>
-    </w:p>
-    <w:p>
-      <w:pPr>
-        <w:pStyle w:val="Heading2"/>
-      </w:pPr>
-      <w:r>
-        <w:t>NHS-Patientenblätter zur Frozen Shoulder: Inkonsistente Inhalte, mangelnde Leitlinienkonformität</w:t>
-      </w:r>
-    </w:p>
-    <w:p>
-      <w:r>
-        <w:rPr>
-          <w:i/>
-          <w:color w:val="666666"/>
-          <w:sz w:val="18"/>
-        </w:rPr>
-        <w:t>Winter A et al.  ·  Musculoskeletal Care  ·  Juni 2026  ·  PMID 42332346</w:t>
-      </w:r>
-    </w:p>
-    <w:p>
-      <w:r>
-        <w:t>Studie sucht und analysiert 38 öffentlich verfügbare Patienteninformationsblätter von NHS-Trusts zur konservativen Behandlung der Frozen Shoulder und vergleicht sie mit NICE-Leitlinie und BESS-Empfehlungen.</w:t>
-      </w:r>
-    </w:p>
-    <w:p>
-      <w:r>
-        <w:rPr>
-          <w:b/>
-        </w:rPr>
-        <w:t xml:space="preserve">Ergebnis: </w:t>
-      </w:r>
-      <w:r>
-        <w:t>Erhebliche Variation bei Analgesie (Angaben), Aktivitätsmodifikation, Bewegungstherapie und Injektionen. Kein einziger Patientenleitfaden spiegelt alle Kernelemente der NICE-Leitlinie und BESS-Standards wider. Publikationsdaten von April 2013 bis März 2025 zeigen, dass Konsistenz und Klarheit stark variieren.</w:t>
-      </w:r>
-    </w:p>
-    <w:p>
-      <w:r>
-        <w:rPr>
-          <w:b/>
-          <w:sz w:val="19"/>
-        </w:rPr>
-        <w:t xml:space="preserve">Übertragbarkeit: </w:t>
-      </w:r>
-      <w:r>
-        <w:rPr>
-          <w:sz w:val="19"/>
-        </w:rPr>
-        <w:t>UK NHS – ähnliche Dokumentationspflichten und Leitlinienkultur wie in Deutschland; Problematik der Inkonsistenz lokal übertragbar</w:t>
-      </w:r>
-    </w:p>
-    <w:p>
-      <w:r>
-        <w:rPr>
-          <w:color w:val="5A7D3A"/>
-          <w:sz w:val="18"/>
-        </w:rPr>
-        <w:t>https://pubmed.ncbi.nlm.nih.gov/42332346/</w:t>
+        <w:t>https://pubmed.ncbi.nlm.nih.gov/42467324/</w:t>
       </w:r>
     </w:p>
     <w:sectPr>

--- a/download/studien-aktuell.docx
+++ b/download/studien-aktuell.docx
@@ -62,7 +62,7 @@
           <w:color w:val="666666"/>
           <w:sz w:val="18"/>
         </w:rPr>
-        <w:t>Stand: 15.09.2026  |  6 Studien  |  healthliteracy.m-vf.de</w:t>
+        <w:t>Stand: 16.09.2026  |  6 Studien  |  healthliteracy.m-vf.de</w:t>
       </w:r>
     </w:p>
     <w:p>
@@ -70,7 +70,7 @@
         <w:pStyle w:val="Heading1"/>
       </w:pPr>
       <w:r>
-        <w:t>Aufgenommen am 15.09.2026</w:t>
+        <w:t>Aufgenommen am 16.09.2026</w:t>
       </w:r>
     </w:p>
     <w:p>
@@ -78,7 +78,7 @@
         <w:pStyle w:val="Heading2"/>
       </w:pPr>
       <w:r>
-        <w:t>Verstehen von Frailty durch kreative Beteiligung: Wandel von Fachbegriffen in der Patientenkommunikation</w:t>
+        <w:t>Strukturierte Schulung zu Symptommustern verbessert Selbstmanagement prämenstrueller Syndrome</w:t>
       </w:r>
     </w:p>
     <w:p>
@@ -88,12 +88,12 @@
           <w:color w:val="666666"/>
           <w:sz w:val="18"/>
         </w:rPr>
-        <w:t>Lammons W et al.  ·  Health Expect  ·  Okt. 2026  ·  PMID 42734162</w:t>
+        <w:t>Demirhan Kayacik A et al.  ·  Arch Womens Ment Health  ·  15.09.2026  ·  PMID 42742795</w:t>
       </w:r>
     </w:p>
     <w:p>
       <w:r>
-        <w:t>Qualitative Studie mit kreativen Partizipations-Workshops (Poetry, Quilting) zur Verständlichkeit des Begriffs ‚Frailty' und zu Kommunikationsbarrieren im englischen NHS.</w:t>
+        <w:t>Randomisierte kontrollierte Studie mit 101 Frauen mit Prämenstruellem Syndrom: Interventionsgruppe erhielt strukturierte Schulung basierend auf Symptomkarte mit evidenzgestützten Selbstpflegemaßnahmen.</w:t>
       </w:r>
     </w:p>
     <w:p>
@@ -104,7 +104,7 @@
         <w:t xml:space="preserve">Ergebnis: </w:t>
       </w:r>
       <w:r>
-        <w:t>22 Teilnehmer in 3 Workshops; Qualitative Analyse ergab drei zentrale Themen: Probleme mit dem Begriff ‚Frailty' selbst, Notwendigkeit personalisierter Patientenkommunikation und Zeitdruck in Gesundheitsdiensten. Befund zeigt, dass nicht-diskursive Beteiligung neue Erkenntnisse über komplexe Konzepte offenbart.</w:t>
+        <w:t>Interventionsgruppe vs. Kontrolle: signifikant niedrigere Schmerzen (adj. Mittel 4,21 vs. 6,81, p &lt; 0,001) und Stress (8,54 vs. 12,03, p &lt; 0,001) bei Nachuntersuchung. Intervention besonders wirksam für Teilnehmerinnen mit höherer Baseline-Symptombelastung. Verbesserungen in prämenstrueller Lebenszufriedenheit, Reduktion depressiver Symptome trug dazu bei.</w:t>
       </w:r>
     </w:p>
     <w:p>
@@ -119,7 +119,7 @@
         <w:rPr>
           <w:sz w:val="19"/>
         </w:rPr>
-        <w:t>Großbritannien (NHS), Methode für Deutschland übertragbar: Partizipation mit diversen Bevölkerungsgruppen stärkt Relevanz von Fachbegriffen.</w:t>
+        <w:t>Türkei, Schulungsansatz sprach- und settingübergreifend anwendbar</w:t>
       </w:r>
     </w:p>
     <w:p>
@@ -128,7 +128,7 @@
           <w:color w:val="5A7D3A"/>
           <w:sz w:val="18"/>
         </w:rPr>
-        <w:t>https://pubmed.ncbi.nlm.nih.gov/42734162/</w:t>
+        <w:t>https://pubmed.ncbi.nlm.nih.gov/42742795/</w:t>
       </w:r>
     </w:p>
     <w:p>
@@ -136,7 +136,7 @@
         <w:pStyle w:val="Heading2"/>
       </w:pPr>
       <w:r>
-        <w:t>Kommunikationsschwierigkeiten verschärfen Probleme mit Medikamentenbeteiligung bei Multipler Sklerose</w:t>
+        <w:t>Digitale Kompetenz und Gesundheitskompetenz bei älteren Lernenden: Korrelationen und Assoziation</w:t>
       </w:r>
     </w:p>
     <w:p>
@@ -146,12 +146,12 @@
           <w:color w:val="666666"/>
           <w:sz w:val="18"/>
         </w:rPr>
-        <w:t>Khdair S et al.  ·  Brain Behav  ·  Sept. 2026  ·  PMID 42706782</w:t>
+        <w:t>Shen X et al.  ·  Front Public Health  ·  31.08.2026  ·  PMID 42741101</w:t>
       </w:r>
     </w:p>
     <w:p>
       <w:r>
-        <w:t>Querschnittsstudie (307 MS-Patienten, Jordanien) zur Assoziation von Kommunikationsschwierigkeiten mit Gesundheitskompetenz und Medikamentenadhärenz.</w:t>
+        <w:t>Querschnittstudie mit 558 älteren Teilnehmerinnen und Teilnehmern in Shanghaier Universitäten der Dritten Lebensalter zu Beziehungen zwischen digitaler Kompetenz (DigComp 2.2) und Dimensionen der Gesundheitskompetenz (HLQ).</w:t>
       </w:r>
     </w:p>
     <w:p>
@@ -162,7 +162,7 @@
         <w:t xml:space="preserve">Ergebnis: </w:t>
       </w:r>
       <w:r>
-        <w:t>Kommunikationsschwierigkeiten häufig berichtet (Wortfindung, Gedankenfolge, Gedächtnisbelastung); niedrigere Gesundheitskompetenz signifikant assoziiert mit höheren Kommunikationsproblemen; höhere Medikamentenbedenken unabhängig mit schlechterer Kommunikation. Medikamentenadhärenz, Überzeugungskomponenten, Alter und Geschlecht nicht signifikant im adjustierten Modell.</w:t>
+        <w:t>Mittlere digitale Kompetenz 63,4 (SD 12,4). Alle DigComp-Bereiche korreliert positiv mit Health-Literacy-Skalen (r = 0,285–0,538). Nach Adjustment stärker assoziiert: Information-und-Datenkompetenz mit Bewertung von Gesundheitsinformation (B = 0,16, p &lt; 0,001), Navigieren im Gesundheitssystem (B = 0,21, p &lt; 0,001), Finden guter Informationen (B = 0,24, p &lt; 0,001) und Verstehen (B = 0,19, p &lt; 0,001).</w:t>
       </w:r>
     </w:p>
     <w:p>
@@ -177,7 +177,7 @@
         <w:rPr>
           <w:sz w:val="19"/>
         </w:rPr>
-        <w:t>Mittlere Übertragbarkeit: Jordanien, arabischsprachig; Problem Kommunikations-Barrieren und Gesundheitskompetenz aber Krankheit-unabhängig relevant.</w:t>
+        <w:t>China, Ergebnisse zur Kompetenzförderung kulturübergreifend relevant</w:t>
       </w:r>
     </w:p>
     <w:p>
@@ -186,7 +186,7 @@
           <w:color w:val="5A7D3A"/>
           <w:sz w:val="18"/>
         </w:rPr>
-        <w:t>https://pubmed.ncbi.nlm.nih.gov/42706782/</w:t>
+        <w:t>https://pubmed.ncbi.nlm.nih.gov/42741101/</w:t>
       </w:r>
     </w:p>
     <w:p>
@@ -194,7 +194,7 @@
         <w:pStyle w:val="Heading2"/>
       </w:pPr>
       <w:r>
-        <w:t>Digitale Aufklärung vor genetischer Beratung: Patientenbefähigung und Praktikabilität</w:t>
+        <w:t>Gesundheitskompetenz in früher Kindheit: Determinanten bei marginalisierten ethnischen Gemeinschaften in Thailand</w:t>
       </w:r>
     </w:p>
     <w:p>
@@ -204,12 +204,12 @@
           <w:color w:val="666666"/>
           <w:sz w:val="18"/>
         </w:rPr>
-        <w:t>Hejla D et al.  ·  J Genet Couns  ·  Okt. 2026  ·  PMID 42702971</w:t>
+        <w:t>Wutthipan N et al.  ·  Int J Equity Health  ·  21.08.2026  ·  PMID 42736561</w:t>
       </w:r>
     </w:p>
     <w:p>
       <w:r>
-        <w:t>Pilotstudie einer webbasierten Plattform (Genetics Adviser) zur Prätest-Aufklärung vor genetischer Beratung in Kanada; gemischte Methoden mit Surveys, Google Analytics und qualitativen Interviews.</w:t>
+        <w:t>Querschnittstudie mit 380 primären Pflegepersonen aus marginalisierten ethnischen Minderheitsgemeinschaften in drei Grenzprovinzen Thailands zu Ebenen und Determinanten der Gesundheitskompetenz.</w:t>
       </w:r>
     </w:p>
     <w:p>
@@ -220,7 +220,7 @@
         <w:t xml:space="preserve">Ergebnis: </w:t>
       </w:r>
       <w:r>
-        <w:t>85 von 102 (83 %) Patienten/Betreuer nutzten Plattform, 71 (70 %) über Startseite hinaus, 60 (59 %) vollständig. Hohe Zuversicht genetisches Verständnis (Genomics Outcome Scale 77/100). Provider identifizierten technische und inhaltliche Limitationen. Weitere Forschung für diverse Populationen und Langzeit-Effekte nötig.</w:t>
+        <w:t>Gesamtkomponierte Gesundheitskompetenz moderat (135,04/199 = 67,9 %); niedrig im interaktiven Bereich (Kommunikation von Bedarfen). Stark prädiktiv: Krankenpflege-geführte Beratung (B = 9,318, p = 0,027), Information von Provinzhospitälern (B = 9,013, p = 0,030), frühen Entwicklungszentren (B = 7,531, p = 0,032), wahrgenommene finanzielle Angemessenheit (B = 3,470, p = 0,013), Schulbildung (B = 3,064, p = 0,007) und Parität (Erstgebärende vulnerabel, B = 3,252, p = 0,006).</w:t>
       </w:r>
     </w:p>
     <w:p>
@@ -235,7 +235,7 @@
         <w:rPr>
           <w:sz w:val="19"/>
         </w:rPr>
-        <w:t>Kanada (ähnliches System), direkt vergleichbar: Digitale Barrierenabbau in komplexen Aufklärungsprozessen; Implementierungshürden aber noch offen.</w:t>
+        <w:t>Thailand, Befunde zu institutionalisierten Face-to-Face-Interventionen für vulnerable Gruppen relevant</w:t>
       </w:r>
     </w:p>
     <w:p>
@@ -244,7 +244,7 @@
           <w:color w:val="5A7D3A"/>
           <w:sz w:val="18"/>
         </w:rPr>
-        <w:t>https://pubmed.ncbi.nlm.nih.gov/42702971/</w:t>
+        <w:t>https://pubmed.ncbi.nlm.nih.gov/42736561/</w:t>
       </w:r>
     </w:p>
     <w:p>
@@ -252,7 +252,7 @@
         <w:pStyle w:val="Heading2"/>
       </w:pPr>
       <w:r>
-        <w:t>eHealth Literacy moderiert Wirkung von Lebensstiländerungen bei älteren Erwachsenen</w:t>
+        <w:t>Patienten in Technologiebewertung einbeziehen: Implementierung eines Evaluationsprotokolls</w:t>
       </w:r>
     </w:p>
     <w:p>
@@ -262,12 +262,12 @@
           <w:color w:val="666666"/>
           <w:sz w:val="18"/>
         </w:rPr>
-        <w:t>Ertürk Ö et al.  ·  Psychogeriatrics  ·  Sept. 2026  ·  PMID 42702775</w:t>
+        <w:t>Reviriego-Rodrigo E et al.  ·  Int J Technol Assess Health Care  ·  29.07.2026  ·  PMID 42521662</w:t>
       </w:r>
     </w:p>
     <w:p>
       <w:r>
-        <w:t>Path-Analyse (251 ältere Türken) zur indirekten Wirkung gesunder Lebensstiländerungen auf Selbstvernachlässigung über eHealth Literacy als Mediator.</w:t>
+        <w:t>Protokoll für kontinuierliche Überwachung der Patientenbeteiligung in Health-Technology-Assessment der spanischen HTA-Netzwerk (RedETS).</w:t>
       </w:r>
     </w:p>
     <w:p>
@@ -278,7 +278,7 @@
         <w:t xml:space="preserve">Ergebnis: </w:t>
       </w:r>
       <w:r>
-        <w:t>Gesunde Lebensstiländerungen direkt mit eHealth Literacy assoziiert (β=0,423, p&lt;0,001); eHealth Literacy invers mit Selbstvernachlässigung (β=-0,300, p&lt;0,001). Indirekte Assoziation durch eHealth Literacy statistisch signifikant (β=-0,127, p&lt;0,001). Modell zeigt, dass Lebensstiländerungen nur über höhere eHealth Literacy zu weniger Selbstvernachlässigung führen.</w:t>
+        <w:t>41 % der 49 HTA-Berichte schlossen Patienten ein (hauptsächlich durch Protokollreview, Validierung, Konsultationen). 59 % hatten keine Beteiligung; 21 % davon versuchten Rekrutierung, scheiterten aber. Beteiligung umfasste oft nur einen Patienten und kleine Anteile der Bewertungszeit. Patienten schätzten Mitarbeit, nannten aber unklare Erwartungen, Fachsprache und fehlende Rückmeldung als Hürden.</w:t>
       </w:r>
     </w:p>
     <w:p>
@@ -293,7 +293,7 @@
         <w:rPr>
           <w:sz w:val="19"/>
         </w:rPr>
-        <w:t>Mittlere Übertragbarkeit: Türkei, ähnliche Sozialversicherung, älter- und genderdiverse Populations-Strukturen relevant auch für Deutschland.</w:t>
+        <w:t>Spanien, vergleichbare Sozialversicherung und Patientenrechte wie Deutschland</w:t>
       </w:r>
     </w:p>
     <w:p>
@@ -302,7 +302,7 @@
           <w:color w:val="5A7D3A"/>
           <w:sz w:val="18"/>
         </w:rPr>
-        <w:t>https://pubmed.ncbi.nlm.nih.gov/42702775/</w:t>
+        <w:t>https://pubmed.ncbi.nlm.nih.gov/42521662/</w:t>
       </w:r>
     </w:p>
     <w:p>
@@ -310,7 +310,7 @@
         <w:pStyle w:val="Heading2"/>
       </w:pPr>
       <w:r>
-        <w:t>Vertrauen in ChatGPT für Gesundheit: Bewusstsein, Vertrauen und Nutzungsbereitschaft in Saudi-Arabien</w:t>
+        <w:t>Verständliche Gesundheitsinformationen in der Hausarztpraxis: Nutzung und Bedarf in Österreich</w:t>
       </w:r>
     </w:p>
     <w:p>
@@ -320,12 +320,12 @@
           <w:color w:val="666666"/>
           <w:sz w:val="18"/>
         </w:rPr>
-        <w:t>Kandasamy G et al.  ·  Front Public Health  ·  21.08.2026  ·  PMID 42698587</w:t>
+        <w:t>Plotho L et al.  ·  Z Evid Fortbild Qual Gesundhwes  ·  08.07.2026  ·  PMID 42420105</w:t>
       </w:r>
     </w:p>
     <w:p>
       <w:r>
-        <w:t>Querschnittsstudie zur Wahrnehmung und Akzeptanz von ChatGPT als Gesundheitsinformationswerkzeug unter 429 Erwachsenen im Asir-Bundesstaat.</w:t>
+        <w:t>Querschnittserhebung unter 891 österreichischen Hausärztinnen und Hausärzten zur Nutzung, Themenauswahl und Quellen von Informationsblättern in der Praxis.</w:t>
       </w:r>
     </w:p>
     <w:p>
@@ -336,7 +336,7 @@
         <w:t xml:space="preserve">Ergebnis: </w:t>
       </w:r>
       <w:r>
-        <w:t>70,4 % nutzten ChatGPT bereits; Bewusstsein moderat (höher bei jüngeren, Gebildeteren); 61,77 % bereit zur Nutzung. Multivariate Regression: Vertrauen (β=0,36, p&lt;0,001) und Bewusstsein (β=0,41, p&lt;0,001) positiv assoziiert mit Nutzungsbereitschaft; Risikowahrnehmung negativ (β=-0,12, p=0,019). Bedenken: Desinformation, Datenschutz, Überabhängigkeit.</w:t>
+        <w:t>41,3 % der Befragten nutzen Gesundheitsinformationsblätter; 35,7 % setzen ausschließlich selbst erstellte Materialien ein. Der Bedarf ist deutlich: 54,1 % bevorzugen Papierformat, 29,2 % ein Mix aus Papier und Digital. Größter Informationsbedarf zu Endokrinologie, Ernährung und Infektionskrankheiten.</w:t>
       </w:r>
     </w:p>
     <w:p>
@@ -351,7 +351,7 @@
         <w:rPr>
           <w:sz w:val="19"/>
         </w:rPr>
-        <w:t>Gering übertragbar: Kontext Saudi-Arabiens grundlegend verschieden; nur Erkenntnisse zur Vertrauensbildung und Risikokommunikation relevant.</w:t>
+        <w:t>Österreich, vergleichbares Arztpraxissystem wie Deutschland</w:t>
       </w:r>
     </w:p>
     <w:p>
@@ -360,7 +360,7 @@
           <w:color w:val="5A7D3A"/>
           <w:sz w:val="18"/>
         </w:rPr>
-        <w:t>https://pubmed.ncbi.nlm.nih.gov/42698587/</w:t>
+        <w:t>https://pubmed.ncbi.nlm.nih.gov/42420105/</w:t>
       </w:r>
     </w:p>
     <w:p>
@@ -368,7 +368,7 @@
         <w:pStyle w:val="Heading2"/>
       </w:pPr>
       <w:r>
-        <w:t>Virtuelle Patientenschulung senkt Hürden und Emissionen in der Adipositaschirurgie</w:t>
+        <w:t>Verkürzte Bildung und Übungen verbessern gluteale Tendinopathie: Machbarkeitsstudie in Irland</w:t>
       </w:r>
     </w:p>
     <w:p>
@@ -378,12 +378,12 @@
           <w:color w:val="666666"/>
           <w:sz w:val="18"/>
         </w:rPr>
-        <w:t>Schmid J et al.  ·  Obes Surg  ·  17.07.2026  ·  PMID 42467324</w:t>
+        <w:t>French HP et al.  ·  Musculoskelet Sci Pract  ·  26.06.2026  ·  PMID 42372389</w:t>
       </w:r>
     </w:p>
     <w:p>
       <w:r>
-        <w:t>Deutsche Studie zur Akzeptanz virtueller Präoperativ-Schulungen bei Bariatrischen Patienten und Berechnung von CO₂-Einsparungen durch Entfall von Reisewegen.</w:t>
+        <w:t>Machbarkeitsstudie mit 65 Teilnehmern (89 % Frauen, Alter 53,1 ± 9,3 Jahre) zu Machbarkeit einer auf 6 Sitzungen verkürzten Intervention (EDX-Ireland) mit Schulung, Abduktor-Stärkung und funktionalem Training über 8 Wochen versus Standardbehandlung.</w:t>
       </w:r>
     </w:p>
     <w:p>
@@ -394,7 +394,7 @@
         <w:t xml:space="preserve">Ergebnis: </w:t>
       </w:r>
       <w:r>
-        <w:t>183 Patienten: 93,4 % bewerteten virtuelles Format als gleichwertig oder besser als Präsenz; 25 % hätten ohne virtuelles Angebot nicht teilgenommen. Gesamtvermeidung von 1,792 Tonnen CO₂-Äquivalente über Studienzeitraum. Durchschnittliche Anreiseentfernung 33,08 km.</w:t>
+        <w:t>Rekrutierungsquote 55 % (65 von 119 gescreenten); 83 % über soziale Medien/Gemeinschaft rekrutiert, 3 % von Hausärzten, 14 % von Fachambulanz. Behalt 92 % nach 8 Wochen (95% CI 82–97 %, n = 60), 89 % nach 3 Monaten (95% CI 79–96 %, n = 58). Vordefinierte Schwellwerte erreicht. Für zukünftige RCT würden 134 Teilnehmer erforderlich sein.</w:t>
       </w:r>
     </w:p>
     <w:p>
@@ -409,7 +409,7 @@
         <w:rPr>
           <w:sz w:val="19"/>
         </w:rPr>
-        <w:t>Deutschland, direkt anwendbar: Deutsche Klinikdaten mit deutschem Transportmodell, systemische Barriereabbau durch Digitalisierung nachgewiesen.</w:t>
+        <w:t>Irland, vergleichbarer Versorgungsansatz und Sprachkontext wie deutschsprachiger Raum</w:t>
       </w:r>
     </w:p>
     <w:p>
@@ -418,7 +418,7 @@
           <w:color w:val="5A7D3A"/>
           <w:sz w:val="18"/>
         </w:rPr>
-        <w:t>https://pubmed.ncbi.nlm.nih.gov/42467324/</w:t>
+        <w:t>https://pubmed.ncbi.nlm.nih.gov/42372389/</w:t>
       </w:r>
     </w:p>
     <w:sectPr>

--- a/download/studien-aktuell.docx
+++ b/download/studien-aktuell.docx
@@ -62,7 +62,7 @@
           <w:color w:val="666666"/>
           <w:sz w:val="18"/>
         </w:rPr>
-        <w:t>Stand: 16.09.2026  |  6 Studien  |  healthliteracy.m-vf.de</w:t>
+        <w:t>Stand: 17.09.2026  |  7 Studien  |  healthliteracy.m-vf.de</w:t>
       </w:r>
     </w:p>
     <w:p>
@@ -70,7 +70,7 @@
         <w:pStyle w:val="Heading1"/>
       </w:pPr>
       <w:r>
-        <w:t>Aufgenommen am 16.09.2026</w:t>
+        <w:t>Aufgenommen am 17.09.2026</w:t>
       </w:r>
     </w:p>
     <w:p>
@@ -78,7 +78,7 @@
         <w:pStyle w:val="Heading2"/>
       </w:pPr>
       <w:r>
-        <w:t>Strukturierte Schulung zu Symptommustern verbessert Selbstmanagement prämenstrueller Syndrome</w:t>
+        <w:t>Klinische Studienvorbehalte senken sich durch Familieneinbindung</w:t>
       </w:r>
     </w:p>
     <w:p>
@@ -88,12 +88,12 @@
           <w:color w:val="666666"/>
           <w:sz w:val="18"/>
         </w:rPr>
-        <w:t>Demirhan Kayacik A et al.  ·  Arch Womens Ment Health  ·  15.09.2026  ·  PMID 42742795</w:t>
+        <w:t>Stapleton JL et al.  ·  Psychooncology  ·  Sept. 2026  ·  PMID 42747098</w:t>
       </w:r>
     </w:p>
     <w:p>
       <w:r>
-        <w:t>Randomisierte kontrollierte Studie mit 101 Frauen mit Prämenstruellem Syndrom: Interventionsgruppe erhielt strukturierte Schulung basierend auf Symptomkarte mit evidenzgestützten Selbstpflegemaßnahmen.</w:t>
+        <w:t>Querschnittsbefragung von 116 Krebspatienten an einem US-Zentrum, das ländliche Appalachien-Region versorgt, zu Wahrnehmung von klinischen Studien und Einflussfaktoren auf Partizipationsintention.</w:t>
       </w:r>
     </w:p>
     <w:p>
@@ -104,7 +104,7 @@
         <w:t xml:space="preserve">Ergebnis: </w:t>
       </w:r>
       <w:r>
-        <w:t>Interventionsgruppe vs. Kontrolle: signifikant niedrigere Schmerzen (adj. Mittel 4,21 vs. 6,81, p &lt; 0,001) und Stress (8,54 vs. 12,03, p &lt; 0,001) bei Nachuntersuchung. Intervention besonders wirksam für Teilnehmerinnen mit höherer Baseline-Symptombelastung. Verbesserungen in prämenstrueller Lebenszufriedenheit, Reduktion depressiver Symptome trug dazu bei.</w:t>
+        <w:t>Teilnehmer (Alter ø 64,5 Jahre; 97,4 % weiß; 51,7 % weiblich; 60 % aus Appalachien) hielten insgesamt positive Einstellungen zu Studien. Studienwissen war signifikant niedriger bei Teilnehmern mit niedrigerem Einkommen (p &lt; 0,05) und Appalachien-Wohnort (p &lt; 0,05). Intention war signifikant assoziiert mit Einstellung, Überzeugung zu neuen Therapien und wahrgenommener Familienunterstützung (beide univariat und multivariat). Adressat: Familieneinbindung ist Schlüssel zur informierten Entscheidung.</w:t>
       </w:r>
     </w:p>
     <w:p>
@@ -119,7 +119,7 @@
         <w:rPr>
           <w:sz w:val="19"/>
         </w:rPr>
-        <w:t>Türkei, Schulungsansatz sprach- und settingübergreifend anwendbar</w:t>
+        <w:t>USA (ländlich), aber Ungleichheitsaspekt (Bildung, Einkommen, Region) universal relevant.</w:t>
       </w:r>
     </w:p>
     <w:p>
@@ -128,7 +128,7 @@
           <w:color w:val="5A7D3A"/>
           <w:sz w:val="18"/>
         </w:rPr>
-        <w:t>https://pubmed.ncbi.nlm.nih.gov/42742795/</w:t>
+        <w:t>https://pubmed.ncbi.nlm.nih.gov/42747098/</w:t>
       </w:r>
     </w:p>
     <w:p>
@@ -136,7 +136,7 @@
         <w:pStyle w:val="Heading2"/>
       </w:pPr>
       <w:r>
-        <w:t>Digitale Kompetenz und Gesundheitskompetenz bei älteren Lernenden: Korrelationen und Assoziation</w:t>
+        <w:t>Elterliche Mundgesundheitskompetenz senkt Zahnkaries bei Kindern mit Behinderung</w:t>
       </w:r>
     </w:p>
     <w:p>
@@ -146,12 +146,12 @@
           <w:color w:val="666666"/>
           <w:sz w:val="18"/>
         </w:rPr>
-        <w:t>Shen X et al.  ·  Front Public Health  ·  31.08.2026  ·  PMID 42741101</w:t>
+        <w:t>Phogat R et al.  ·  Spec Care Dentist  ·  Sept. 2026  ·  PMID 42742483</w:t>
       </w:r>
     </w:p>
     <w:p>
       <w:r>
-        <w:t>Querschnittstudie mit 558 älteren Teilnehmerinnen und Teilnehmern in Shanghaier Universitäten der Dritten Lebensalter zu Beziehungen zwischen digitaler Kompetenz (DigComp 2.2) und Dimensionen der Gesundheitskompetenz (HLQ).</w:t>
+        <w:t>Querschnittsstudie mit 116 Kindern/Jugendlichen mit Behinderungen und 336 gesunden Alterskontrollen in Indien zur Assoziation zwischen elterlicher Mundgesundheitskompetenz und klinischer Zahnerkrankung.</w:t>
       </w:r>
     </w:p>
     <w:p>
@@ -162,7 +162,7 @@
         <w:t xml:space="preserve">Ergebnis: </w:t>
       </w:r>
       <w:r>
-        <w:t>Mittlere digitale Kompetenz 63,4 (SD 12,4). Alle DigComp-Bereiche korreliert positiv mit Health-Literacy-Skalen (r = 0,285–0,538). Nach Adjustment stärker assoziiert: Information-und-Datenkompetenz mit Bewertung von Gesundheitsinformation (B = 0,16, p &lt; 0,001), Navigieren im Gesundheitssystem (B = 0,21, p &lt; 0,001), Finden guter Informationen (B = 0,24, p &lt; 0,001) und Verstehen (B = 0,19, p &lt; 0,001).</w:t>
+        <w:t>Zahnkaries war bei Kindern mit Behinderungen deutlich höher (70,7 % vs. 35,3 %; mittlerer DMFT 2,59 ± 2,84 vs. 0,82 ± 1,47; p &lt; 0,001). Eltern mit moderater Literalität erhöhten die Kariesquote (OR = 2,24), niedrige Literalität erhöhte sie vierfach (OR = 4,07; p = 0,008). Strukturelle Pfadanalyse zeigte, dass Sozioökonomie die Elternkompetenz beeinflusst (β = 0,21; p = 0,007), diese Verhaltensweisen verbessert (β = 0,39; p = 0,006) und Krankheit senkt (β = -0,33; p = 0,008).</w:t>
       </w:r>
     </w:p>
     <w:p>
@@ -177,7 +177,7 @@
         <w:rPr>
           <w:sz w:val="19"/>
         </w:rPr>
-        <w:t>China, Ergebnisse zur Kompetenzförderung kulturübergreifend relevant</w:t>
+        <w:t>Indien; Mechanism universal, aber Voraussetzungen unterschiedlich; methodisch wertvoll.</w:t>
       </w:r>
     </w:p>
     <w:p>
@@ -186,7 +186,7 @@
           <w:color w:val="5A7D3A"/>
           <w:sz w:val="18"/>
         </w:rPr>
-        <w:t>https://pubmed.ncbi.nlm.nih.gov/42741101/</w:t>
+        <w:t>https://pubmed.ncbi.nlm.nih.gov/42742483/</w:t>
       </w:r>
     </w:p>
     <w:p>
@@ -194,7 +194,7 @@
         <w:pStyle w:val="Heading2"/>
       </w:pPr>
       <w:r>
-        <w:t>Gesundheitskompetenz in früher Kindheit: Determinanten bei marginalisierten ethnischen Gemeinschaften in Thailand</w:t>
+        <w:t>Digitale Gesundheitskompetenz vermittelt zwischen Sozialsupport und Gesundheitsverhalten</w:t>
       </w:r>
     </w:p>
     <w:p>
@@ -204,12 +204,12 @@
           <w:color w:val="666666"/>
           <w:sz w:val="18"/>
         </w:rPr>
-        <w:t>Wutthipan N et al.  ·  Int J Equity Health  ·  21.08.2026  ·  PMID 42736561</w:t>
+        <w:t>Pan Y et al.  ·  Front Public Health  ·  31.08.2026  ·  PMID 42741021</w:t>
       </w:r>
     </w:p>
     <w:p>
       <w:r>
-        <w:t>Querschnittstudie mit 380 primären Pflegepersonen aus marginalisierten ethnischen Minderheitsgemeinschaften in drei Grenzprovinzen Thailands zu Ebenen und Determinanten der Gesundheitskompetenz.</w:t>
+        <w:t>Cross-sectional-Studie mit 1030 Erwerbstätigen in Shanghai zur Mediationswirkung von Digital Health Literacy (DHL) auf den Zusammenhang zwischen Sozialsupport und gesundheitsförderndem Lebensstil.</w:t>
       </w:r>
     </w:p>
     <w:p>
@@ -220,7 +220,7 @@
         <w:t xml:space="preserve">Ergebnis: </w:t>
       </w:r>
       <w:r>
-        <w:t>Gesamtkomponierte Gesundheitskompetenz moderat (135,04/199 = 67,9 %); niedrig im interaktiven Bereich (Kommunikation von Bedarfen). Stark prädiktiv: Krankenpflege-geführte Beratung (B = 9,318, p = 0,027), Information von Provinzhospitälern (B = 9,013, p = 0,030), frühen Entwicklungszentren (B = 7,531, p = 0,032), wahrgenommene finanzielle Angemessenheit (B = 3,470, p = 0,013), Schulbildung (B = 3,064, p = 0,007) und Parität (Erstgebärende vulnerabel, B = 3,252, p = 0,006).</w:t>
+        <w:t>Sozialsupport war positiv mit DHL (r = 0,176, p &lt; 0,001) und mit Lebensstilmaßnahmen korreliert (r = 0,324, p &lt; 0,001). DHL vermittelte partial diesen Zusammenhang (indirekter Effekt = 0,113, 95%-KI [0,065; 0,170]); nur die Anwendungsdimension der DHL war signifikant. Das erklärt 13,9 % des Gesamteffekts. Digitale Fertigkeiten übersetzen soziale Unterstützung in konkrete Verhaltensänderungen.</w:t>
       </w:r>
     </w:p>
     <w:p>
@@ -235,7 +235,7 @@
         <w:rPr>
           <w:sz w:val="19"/>
         </w:rPr>
-        <w:t>Thailand, Befunde zu institutionalisierten Face-to-Face-Interventionen für vulnerable Gruppen relevant</w:t>
+        <w:t>China, aber Mechanismus der Gesundheitskompetenz universell; für DACH adaptierbar.</w:t>
       </w:r>
     </w:p>
     <w:p>
@@ -244,7 +244,7 @@
           <w:color w:val="5A7D3A"/>
           <w:sz w:val="18"/>
         </w:rPr>
-        <w:t>https://pubmed.ncbi.nlm.nih.gov/42736561/</w:t>
+        <w:t>https://pubmed.ncbi.nlm.nih.gov/42741021/</w:t>
       </w:r>
     </w:p>
     <w:p>
@@ -252,7 +252,7 @@
         <w:pStyle w:val="Heading2"/>
       </w:pPr>
       <w:r>
-        <w:t>Patienten in Technologiebewertung einbeziehen: Implementierung eines Evaluationsprotokolls</w:t>
+        <w:t>Entscheidungshilfe für symptomatische Karotisstenose verbessert Partizipation</w:t>
       </w:r>
     </w:p>
     <w:p>
@@ -262,12 +262,12 @@
           <w:color w:val="666666"/>
           <w:sz w:val="18"/>
         </w:rPr>
-        <w:t>Reviriego-Rodrigo E et al.  ·  Int J Technol Assess Health Care  ·  29.07.2026  ·  PMID 42521662</w:t>
+        <w:t>Eklund K et al.  ·  Semin Vasc Surg  ·  31.07.2026  ·  PMID 42735963</w:t>
       </w:r>
     </w:p>
     <w:p>
       <w:r>
-        <w:t>Protokoll für kontinuierliche Überwachung der Patientenbeteiligung in Health-Technology-Assessment der spanischen HTA-Netzwerk (RedETS).</w:t>
+        <w:t>Eine multidisziplinäre Studie entwickelte mittels nutzerzentrierten Designs eine Entscheidungshilfe für Patienten mit symptomatischer Karotisstenose, um Shared Decision Making vor Revaskularisierungen zu unterstützen.</w:t>
       </w:r>
     </w:p>
     <w:p>
@@ -278,7 +278,7 @@
         <w:t xml:space="preserve">Ergebnis: </w:t>
       </w:r>
       <w:r>
-        <w:t>41 % der 49 HTA-Berichte schlossen Patienten ein (hauptsächlich durch Protokollreview, Validierung, Konsultationen). 59 % hatten keine Beteiligung; 21 % davon versuchten Rekrutierung, scheiterten aber. Beteiligung umfasste oft nur einen Patienten und kleine Anteile der Bewertungszeit. Patienten schätzten Mitarbeit, nannten aber unklare Erwartungen, Fachsprache und fehlende Rückmeldung als Hürden.</w:t>
+        <w:t>35 Patienten und 9 Kliniker beurteilten das Material: 82,9 % der Patienten fanden die Hilfe sehr wertvoll, 73,5 % würden sie weiterempfehlen. 100 % der Kliniker bescheinigten Nützlichkeit; 90 % (Kliniker) und 65,7 % (Patienten) nahmen die Information als ausgewogen wahr. Die Hilfe ist klinisch akzeptabel und adressiert eine ungedeckte Lücke in der Versorgung.</w:t>
       </w:r>
     </w:p>
     <w:p>
@@ -293,7 +293,7 @@
         <w:rPr>
           <w:sz w:val="19"/>
         </w:rPr>
-        <w:t>Spanien, vergleichbare Sozialversicherung und Patientenrechte wie Deutschland</w:t>
+        <w:t>Entwicklungsprozess ist systemunabhängig; USA, aber universelle Designprinzipien.</w:t>
       </w:r>
     </w:p>
     <w:p>
@@ -302,7 +302,7 @@
           <w:color w:val="5A7D3A"/>
           <w:sz w:val="18"/>
         </w:rPr>
-        <w:t>https://pubmed.ncbi.nlm.nih.gov/42521662/</w:t>
+        <w:t>https://pubmed.ncbi.nlm.nih.gov/42735963/</w:t>
       </w:r>
     </w:p>
     <w:p>
@@ -310,7 +310,7 @@
         <w:pStyle w:val="Heading2"/>
       </w:pPr>
       <w:r>
-        <w:t>Verständliche Gesundheitsinformationen in der Hausarztpraxis: Nutzung und Bedarf in Österreich</w:t>
+        <w:t>Remote Monitoring hebt Arzneimittelsicherheit bei niedriger Gesundheitskompetenz</w:t>
       </w:r>
     </w:p>
     <w:p>
@@ -320,12 +320,12 @@
           <w:color w:val="666666"/>
           <w:sz w:val="18"/>
         </w:rPr>
-        <w:t>Plotho L et al.  ·  Z Evid Fortbild Qual Gesundhwes  ·  08.07.2026  ·  PMID 42420105</w:t>
+        <w:t>Hernandez S et al.  ·  JMIR Form Res  ·  14.09.2026  ·  PMID 42735397</w:t>
       </w:r>
     </w:p>
     <w:p>
       <w:r>
-        <w:t>Querschnittserhebung unter 891 österreichischen Hausärztinnen und Hausärzten zur Nutzung, Themenauswahl und Quellen von Informationsblättern in der Praxis.</w:t>
+        <w:t>Post-hoc-Analyse eines Pilottrials zur Testung, ob digitale Fernüberwachung (Remote Patient Monitoring, RPM) die Adhärenz zu Capecitabin bei Brustkrebs modifiziert, besonders bei Patienten mit niedriger Gesundheitskompetenz.</w:t>
       </w:r>
     </w:p>
     <w:p>
@@ -336,7 +336,7 @@
         <w:t xml:space="preserve">Ergebnis: </w:t>
       </w:r>
       <w:r>
-        <w:t>41,3 % der Befragten nutzen Gesundheitsinformationsblätter; 35,7 % setzen ausschließlich selbst erstellte Materialien ein. Der Bedarf ist deutlich: 54,1 % bevorzugen Papierformat, 29,2 % ein Mix aus Papier und Digital. Größter Informationsbedarf zu Endokrinologie, Ernährung und Infektionskrankheiten.</w:t>
+        <w:t>28 Patientinnen: RPM gegenüber Enhanced Usual Care (EUC) zeigte bei niedriger Gesundheitskompetenz Adhärenzunterschied von +22,1 Prozentpunkten (95%-KI 6,2–37,9; p = 0,008) zugunsten RPM. Bei hoher Gesundheitskompetenz war der Unterschied +5,7 Prozentpunkte (p = 0,29). In EUC war niedriger Literalität mit 18,6 Prozentpunkten niedrigerer Adhärenz verbunden (p = 0,01); unter RPM nur 2,3 Prozentpunkte (p = 0,73). Interaktionstest knapp nicht signifikant (p = 0,09), aber Effektrichtung und Magnitude unterstützen weitere Untersuchung.</w:t>
       </w:r>
     </w:p>
     <w:p>
@@ -351,7 +351,7 @@
         <w:rPr>
           <w:sz w:val="19"/>
         </w:rPr>
-        <w:t>Österreich, vergleichbares Arztpraxissystem wie Deutschland</w:t>
+        <w:t>USA, aber Vulnerabilität und Intervention international relevant.</w:t>
       </w:r>
     </w:p>
     <w:p>
@@ -360,7 +360,7 @@
           <w:color w:val="5A7D3A"/>
           <w:sz w:val="18"/>
         </w:rPr>
-        <w:t>https://pubmed.ncbi.nlm.nih.gov/42420105/</w:t>
+        <w:t>https://pubmed.ncbi.nlm.nih.gov/42735397/</w:t>
       </w:r>
     </w:p>
     <w:p>
@@ -368,7 +368,7 @@
         <w:pStyle w:val="Heading2"/>
       </w:pPr>
       <w:r>
-        <w:t>Verkürzte Bildung und Übungen verbessern gluteale Tendinopathie: Machbarkeitsstudie in Irland</w:t>
+        <w:t>Partizipatives Design einer Nierenkranken-Plattform mit Patienten und Fachleuten</w:t>
       </w:r>
     </w:p>
     <w:p>
@@ -378,12 +378,12 @@
           <w:color w:val="666666"/>
           <w:sz w:val="18"/>
         </w:rPr>
-        <w:t>French HP et al.  ·  Musculoskelet Sci Pract  ·  26.06.2026  ·  PMID 42372389</w:t>
+        <w:t>Mataranga J et al.  ·  JMIR Form Res  ·  10.09.2026  ·  PMID 42721212</w:t>
       </w:r>
     </w:p>
     <w:p>
       <w:r>
-        <w:t>Machbarkeitsstudie mit 65 Teilnehmern (89 % Frauen, Alter 53,1 ± 9,3 Jahre) zu Machbarkeit einer auf 6 Sitzungen verkürzten Intervention (EDX-Ireland) mit Schulung, Abduktor-Stärkung und funktionalem Training über 8 Wochen versus Standardbehandlung.</w:t>
+        <w:t>Formative Studie zur nutzerzentrierten Mitgestaltung einer digitalen Plattform für Patienten mit chronischer Nierenerkrankung (CKD) in Frankreich, um Bildung, Selbstmanagement und Shared Decision Making zu unterstützen.</w:t>
       </w:r>
     </w:p>
     <w:p>
@@ -394,7 +394,7 @@
         <w:t xml:space="preserve">Ergebnis: </w:t>
       </w:r>
       <w:r>
-        <w:t>Rekrutierungsquote 55 % (65 von 119 gescreenten); 83 % über soziale Medien/Gemeinschaft rekrutiert, 3 % von Hausärzten, 14 % von Fachambulanz. Behalt 92 % nach 8 Wochen (95% CI 82–97 %, n = 60), 89 % nach 3 Monaten (95% CI 79–96 %, n = 58). Vordefinierte Schwellwerte erreicht. Für zukünftige RCT würden 134 Teilnehmer erforderlich sein.</w:t>
+        <w:t>In drei Phasen wurden Interviews mit 8 Stakeholdern (3 Fachpersonen, 5 Patienten) und zwei Co-Design-Fokusgruppen durchgeführt. Fünf zentrale Themen wurden identifiziert: Bedarf nach zuverlässiger Information, Angst bei Übergängen, Nachfrage nach praktischer Lebensführung, reassurante Sprache und Wert von moderiertem Peer-Austausch. Mehr als 30 inhaltliche Items wurden in fünf Kategorien strukturiert und informierten die Plattformarchitektur.</w:t>
       </w:r>
     </w:p>
     <w:p>
@@ -409,7 +409,7 @@
         <w:rPr>
           <w:sz w:val="19"/>
         </w:rPr>
-        <w:t>Irland, vergleichbarer Versorgungsansatz und Sprachkontext wie deutschsprachiger Raum</w:t>
+        <w:t>Frankreich, OECD-Versicherungssystem; Methode international übertragbar.</w:t>
       </w:r>
     </w:p>
     <w:p>
@@ -418,7 +418,65 @@
           <w:color w:val="5A7D3A"/>
           <w:sz w:val="18"/>
         </w:rPr>
-        <w:t>https://pubmed.ncbi.nlm.nih.gov/42372389/</w:t>
+        <w:t>https://pubmed.ncbi.nlm.nih.gov/42721212/</w:t>
+      </w:r>
+    </w:p>
+    <w:p>
+      <w:pPr>
+        <w:pStyle w:val="Heading2"/>
+      </w:pPr>
+      <w:r>
+        <w:t>Niedrige Gesundheitskompetenz verdreifacht psychische Belastung bei Jugendlichen</w:t>
+      </w:r>
+    </w:p>
+    <w:p>
+      <w:r>
+        <w:rPr>
+          <w:i/>
+          <w:color w:val="666666"/>
+          <w:sz w:val="18"/>
+        </w:rPr>
+        <w:t>Mazur J et al.  ·  Ann Agric Environ Med  ·  24.06.2026  ·  PMID 42374679</w:t>
+      </w:r>
+    </w:p>
+    <w:p>
+      <w:r>
+        <w:t>Online-Befragung von 9026 polnischen Schülern (13–17 Jahre) zur Assoziation zwischen Gesundheitskompetenz und mentalen Gesundheitsprofilen nach dem Dual-Continua-Modell (Wohlbefinden und psychosomatische Beschwerden).</w:t>
+      </w:r>
+    </w:p>
+    <w:p>
+      <w:r>
+        <w:rPr>
+          <w:b/>
+        </w:rPr>
+        <w:t xml:space="preserve">Ergebnis: </w:t>
+      </w:r>
+      <w:r>
+        <w:t>57,1 % berichteten häufige psychosomatische Beschwerden, 24,5 % niedriges Wohlbefinden. Sechs mentale Profile wurden identifiziert. Niedrige Gesundheitskompetenz verdreifachte das Risiko, in die ungünstigste Gruppe zu fallen (OR = 3,06; 95%-KI: 2,43–3,85). Ländliches Leben war protektiv (OR = 0,82; 95%-KI: 0,69–0,97).</w:t>
+      </w:r>
+    </w:p>
+    <w:p>
+      <w:r>
+        <w:rPr>
+          <w:b/>
+          <w:sz w:val="19"/>
+        </w:rPr>
+        <w:t xml:space="preserve">Übertragbarkeit: </w:t>
+      </w:r>
+      <w:r>
+        <w:rPr>
+          <w:sz w:val="19"/>
+        </w:rPr>
+        <w:t>Polen, Europa; Schulsystem und Sozialversicherung vergleichbar mit Deutschland.</w:t>
+      </w:r>
+    </w:p>
+    <w:p>
+      <w:r>
+        <w:rPr>
+          <w:color w:val="5A7D3A"/>
+          <w:sz w:val="18"/>
+        </w:rPr>
+        <w:t>https://pubmed.ncbi.nlm.nih.gov/42374679/</w:t>
       </w:r>
     </w:p>
     <w:sectPr>

--- a/download/studien-aktuell.docx
+++ b/download/studien-aktuell.docx
@@ -62,7 +62,7 @@
           <w:color w:val="666666"/>
           <w:sz w:val="18"/>
         </w:rPr>
-        <w:t>Stand: 17.09.2026  |  7 Studien  |  healthliteracy.m-vf.de</w:t>
+        <w:t>Stand: 18.09.2026  |  7 Studien  |  healthliteracy.m-vf.de</w:t>
       </w:r>
     </w:p>
     <w:p>
@@ -70,7 +70,7 @@
         <w:pStyle w:val="Heading1"/>
       </w:pPr>
       <w:r>
-        <w:t>Aufgenommen am 17.09.2026</w:t>
+        <w:t>Aufgenommen am 18.09.2026</w:t>
       </w:r>
     </w:p>
     <w:p>
@@ -78,7 +78,7 @@
         <w:pStyle w:val="Heading2"/>
       </w:pPr>
       <w:r>
-        <w:t>Klinische Studienvorbehalte senken sich durch Familieneinbindung</w:t>
+        <w:t>Geschulte Community Health Worker reduzieren soziale Gesundheitsbarrieren für ältere Erwachsene</w:t>
       </w:r>
     </w:p>
     <w:p>
@@ -88,12 +88,12 @@
           <w:color w:val="666666"/>
           <w:sz w:val="18"/>
         </w:rPr>
-        <w:t>Stapleton JL et al.  ·  Psychooncology  ·  Sept. 2026  ·  PMID 42747098</w:t>
+        <w:t>Wagner T et al.  ·  Front Public Health  ·  02.09.2026  ·  PMID 42751334</w:t>
       </w:r>
     </w:p>
     <w:p>
       <w:r>
-        <w:t>Querschnittsbefragung von 116 Krebspatienten an einem US-Zentrum, das ländliche Appalachien-Region versorgt, zu Wahrnehmung von klinischen Studien und Einflussfaktoren auf Partizipationsintention.</w:t>
+        <w:t>Beschreibt ein Health-Literacy-zentriertes Schulungsmodell für Community Health Worker und Frontline-Fachkräfte, das auf Screening und Navigation bei sozialgebundenen Gesundheitsrisiken bei älteren Menschen abzielt, mit Evaluationsergebnissen von 201 Absolventen.</w:t>
       </w:r>
     </w:p>
     <w:p>
@@ -104,7 +104,7 @@
         <w:t xml:space="preserve">Ergebnis: </w:t>
       </w:r>
       <w:r>
-        <w:t>Teilnehmer (Alter ø 64,5 Jahre; 97,4 % weiß; 51,7 % weiblich; 60 % aus Appalachien) hielten insgesamt positive Einstellungen zu Studien. Studienwissen war signifikant niedriger bei Teilnehmern mit niedrigerem Einkommen (p &lt; 0,05) und Appalachien-Wohnort (p &lt; 0,05). Intention war signifikant assoziiert mit Einstellung, Überzeugung zu neuen Therapien und wahrgenommener Familienunterstützung (beide univariat und multivariat). Adressat: Familieneinbindung ist Schlüssel zur informierten Entscheidung.</w:t>
+        <w:t>Durchschnittliches Nachschulungswissen 84,9% (SD=9,23). Teilnehmende zeigten Sicherheit in der Anwendung von Health-Literacy-informierter Kommunikation und Screening-Strategien. 167 Teilnehmende (83,1%) beabsichtigten, trainierte Strategien umzusetzen. Längsschnitte zur Messung tatsächlicher Verhaltensänderung und Gesundheitsergebnisse stehen aus.</w:t>
       </w:r>
     </w:p>
     <w:p>
@@ -119,7 +119,7 @@
         <w:rPr>
           <w:sz w:val="19"/>
         </w:rPr>
-        <w:t>USA (ländlich), aber Ungleichheitsaspekt (Bildung, Einkommen, Region) universal relevant.</w:t>
+        <w:t>USA; Modell prinzipiell übertragbar, erfordert Anpassung an deutsche Versorgungsstrukturen</w:t>
       </w:r>
     </w:p>
     <w:p>
@@ -128,7 +128,7 @@
           <w:color w:val="5A7D3A"/>
           <w:sz w:val="18"/>
         </w:rPr>
-        <w:t>https://pubmed.ncbi.nlm.nih.gov/42747098/</w:t>
+        <w:t>https://pubmed.ncbi.nlm.nih.gov/42751334/</w:t>
       </w:r>
     </w:p>
     <w:p>
@@ -136,7 +136,7 @@
         <w:pStyle w:val="Heading2"/>
       </w:pPr>
       <w:r>
-        <w:t>Elterliche Mundgesundheitskompetenz senkt Zahnkaries bei Kindern mit Behinderung</w:t>
+        <w:t>Verständliche Schulung zu Infektionsprävention erhöht Wissen bei Schwangeren</w:t>
       </w:r>
     </w:p>
     <w:p>
@@ -146,12 +146,12 @@
           <w:color w:val="666666"/>
           <w:sz w:val="18"/>
         </w:rPr>
-        <w:t>Phogat R et al.  ·  Spec Care Dentist  ·  Sept. 2026  ·  PMID 42742483</w:t>
+        <w:t>Pontrucher A et al.  ·  Eur J Pediatr  ·  16.09.2026  ·  PMID 42749933</w:t>
       </w:r>
     </w:p>
     <w:p>
       <w:r>
-        <w:t>Querschnittsstudie mit 116 Kindern/Jugendlichen mit Behinderungen und 336 gesunden Alterskontrollen in Indien zur Assoziation zwischen elterlicher Mundgesundheitskompetenz und klinischer Zahnerkrankung.</w:t>
+        <w:t>Evaluierte eine Schulungsmaterial für Schwangere zur Vorbeugung postnatal erworbener Neugeborenenherpes im Vergleich zu Routineversorgung.</w:t>
       </w:r>
     </w:p>
     <w:p>
@@ -162,7 +162,7 @@
         <w:t xml:space="preserve">Ergebnis: </w:t>
       </w:r>
       <w:r>
-        <w:t>Zahnkaries war bei Kindern mit Behinderungen deutlich höher (70,7 % vs. 35,3 %; mittlerer DMFT 2,59 ± 2,84 vs. 0,82 ± 1,47; p &lt; 0,001). Eltern mit moderater Literalität erhöhten die Kariesquote (OR = 2,24), niedrige Literalität erhöhte sie vierfach (OR = 4,07; p = 0,008). Strukturelle Pfadanalyse zeigte, dass Sozioökonomie die Elternkompetenz beeinflusst (β = 0,21; p = 0,007), diese Verhaltensweisen verbessert (β = 0,39; p = 0,006) und Krankheit senkt (β = -0,33; p = 0,008).</w:t>
+        <w:t>Bei Frauen mit Schulungsmaterial (n=200) waren Wissenswerte zur Übertragung und Prävention deutlich höher als ohne Schulung (n=500), z.B. Kenntnis von Übertragung durch Lippenbläschen p&lt;0,001. 94,5% der geschulten Frauen berichteten hohe Motivation, Maßnahmen umzusetzen, 98,0% wollen diese in der Familie fördern. Von Fachkräften beurteilten 92,3% das Material als gut geeignet und wollen es weiterverwenden.</w:t>
       </w:r>
     </w:p>
     <w:p>
@@ -177,7 +177,7 @@
         <w:rPr>
           <w:sz w:val="19"/>
         </w:rPr>
-        <w:t>Indien; Mechanism universal, aber Voraussetzungen unterschiedlich; methodisch wertvoll.</w:t>
+        <w:t>Frankreich, vergleichbare antenatale Versorgungsstruktur in Europa</w:t>
       </w:r>
     </w:p>
     <w:p>
@@ -186,7 +186,7 @@
           <w:color w:val="5A7D3A"/>
           <w:sz w:val="18"/>
         </w:rPr>
-        <w:t>https://pubmed.ncbi.nlm.nih.gov/42742483/</w:t>
+        <w:t>https://pubmed.ncbi.nlm.nih.gov/42749933/</w:t>
       </w:r>
     </w:p>
     <w:p>
@@ -194,7 +194,7 @@
         <w:pStyle w:val="Heading2"/>
       </w:pPr>
       <w:r>
-        <w:t>Digitale Gesundheitskompetenz vermittelt zwischen Sozialsupport und Gesundheitsverhalten</w:t>
+        <w:t>Übermäßiges Vertrauen in KI-Gesundheitsinformation bei hoher Nutzerabhängigkeit</w:t>
       </w:r>
     </w:p>
     <w:p>
@@ -204,12 +204,12 @@
           <w:color w:val="666666"/>
           <w:sz w:val="18"/>
         </w:rPr>
-        <w:t>Pan Y et al.  ·  Front Public Health  ·  31.08.2026  ·  PMID 42741021</w:t>
+        <w:t>Ahmed A et al.  ·  J Med Internet Res  ·  16.09.2026  ·  PMID 42747973</w:t>
       </w:r>
     </w:p>
     <w:p>
       <w:r>
-        <w:t>Cross-sectional-Studie mit 1030 Erwerbstätigen in Shanghai zur Mediationswirkung von Digital Health Literacy (DHL) auf den Zusammenhang zwischen Sozialsupport und gesundheitsförderndem Lebensstil.</w:t>
+        <w:t>Zwei RCTs (N=338 und N=563) untersuchten, wie gelernte Abhängigkeit von generativer KI das Vertrauen in KI-generierte Gesundheitsinformationen beeinflusst und ob visuelle Markierungen Übervertrauen mildern.</w:t>
       </w:r>
     </w:p>
     <w:p>
@@ -220,7 +220,7 @@
         <w:t xml:space="preserve">Ergebnis: </w:t>
       </w:r>
       <w:r>
-        <w:t>Sozialsupport war positiv mit DHL (r = 0,176, p &lt; 0,001) und mit Lebensstilmaßnahmen korreliert (r = 0,324, p &lt; 0,001). DHL vermittelte partial diesen Zusammenhang (indirekter Effekt = 0,113, 95%-KI [0,065; 0,170]); nur die Anwendungsdimension der DHL war signifikant. Das erklärt 13,9 % des Gesamteffekts. Digitale Fertigkeiten übersetzen soziale Unterstützung in konkrete Verhaltensänderungen.</w:t>
+        <w:t>Informationsgenauigkeit hatte signifikanten positiven Effekt auf Vertrauen (Exp. 1: B=2,107, 95%-KI 1,337–2,878, p&lt;0,001; Exp. 2: B=0,203, 95%-KI 0,115–0,290, p&lt;0,001). Gelernte Abhängigkeit war positiv mit Vertrauen verbunden (Exp. 1: B=0,277, p=0,03; Exp. 2: B=0,822, p&lt;0,001), aber Interaktion Genauigkeit×Abhängigkeit negativ und signifikant (Exp. 1: B=-0,399, p&lt;0,001; Exp. 2: B=-0,459, p&lt;0,001): Höhere Abhängigkeit schwächt Sensibilität für Ungenauigkeit. Visuelle Markierungen hatten keine signifikante Wirkung.</w:t>
       </w:r>
     </w:p>
     <w:p>
@@ -235,7 +235,7 @@
         <w:rPr>
           <w:sz w:val="19"/>
         </w:rPr>
-        <w:t>China, aber Mechanismus der Gesundheitskompetenz universell; für DACH adaptierbar.</w:t>
+        <w:t>USA; grundlegende Erkenntnisse zu Vertrauen und kritischer Bewertung systemübergreifend relevant</w:t>
       </w:r>
     </w:p>
     <w:p>
@@ -244,7 +244,7 @@
           <w:color w:val="5A7D3A"/>
           <w:sz w:val="18"/>
         </w:rPr>
-        <w:t>https://pubmed.ncbi.nlm.nih.gov/42741021/</w:t>
+        <w:t>https://pubmed.ncbi.nlm.nih.gov/42747973/</w:t>
       </w:r>
     </w:p>
     <w:p>
@@ -252,7 +252,7 @@
         <w:pStyle w:val="Heading2"/>
       </w:pPr>
       <w:r>
-        <w:t>Entscheidungshilfe für symptomatische Karotisstenose verbessert Partizipation</w:t>
+        <w:t>Patientenbeteiligung deckt Lücke in Vorbereitung zu Stammzelltransplantation auf</w:t>
       </w:r>
     </w:p>
     <w:p>
@@ -262,12 +262,12 @@
           <w:color w:val="666666"/>
           <w:sz w:val="18"/>
         </w:rPr>
-        <w:t>Eklund K et al.  ·  Semin Vasc Surg  ·  31.07.2026  ·  PMID 42735963</w:t>
+        <w:t>AbuSalameh H et al.  ·  Nutrients  ·  24.08.2026  ·  PMID 42738936</w:t>
       </w:r>
     </w:p>
     <w:p>
       <w:r>
-        <w:t>Eine multidisziplinäre Studie entwickelte mittels nutzerzentrierten Designs eine Entscheidungshilfe für Patienten mit symptomatischer Karotisstenose, um Shared Decision Making vor Revaskularisierungen zu unterstützen.</w:t>
+        <w:t>Befragte 49 Fachkräfte an 16 britischen und irischen pädiatrischen Stammzelltransplantationszentren sowie 8 Kinder, Jugendliche und Angehörige zu Prehabilitation vor der Transplantation.</w:t>
       </w:r>
     </w:p>
     <w:p>
@@ -278,7 +278,7 @@
         <w:t xml:space="preserve">Ergebnis: </w:t>
       </w:r>
       <w:r>
-        <w:t>35 Patienten und 9 Kliniker beurteilten das Material: 82,9 % der Patienten fanden die Hilfe sehr wertvoll, 73,5 % würden sie weiterempfehlen. 100 % der Kliniker bescheinigten Nützlichkeit; 90 % (Kliniker) und 65,7 % (Patienten) nahmen die Information als ausgewogen wahr. Die Hilfe ist klinisch akzeptabel und adressiert eine ungedeckte Lücke in der Versorgung.</w:t>
+        <w:t>Formale Prehabilitation meldeten 27 (55,1%) Zentren. Ernährungsberatung am häufigsten (72%), Bewegungsinterventionen am seltensten (26%). Fachkräfte benannten Personalknappheit als Hauptbarriere (95%). Patienten wünschten sich flexible, hybride (online und vor Ort) und familienorientierte Formate. Durchführung beschrieben als „reaktiv und inkonsistent</w:t>
       </w:r>
     </w:p>
     <w:p>
@@ -293,7 +293,7 @@
         <w:rPr>
           <w:sz w:val="19"/>
         </w:rPr>
-        <w:t>Entwicklungsprozess ist systemunabhängig; USA, aber universelle Designprinzipien.</w:t>
+        <w:t>Vereinigtes Königreich, vergleichbare NHS-Struktur, europäisches Gesundheitssystem</w:t>
       </w:r>
     </w:p>
     <w:p>
@@ -302,7 +302,7 @@
           <w:color w:val="5A7D3A"/>
           <w:sz w:val="18"/>
         </w:rPr>
-        <w:t>https://pubmed.ncbi.nlm.nih.gov/42735963/</w:t>
+        <w:t>https://pubmed.ncbi.nlm.nih.gov/42738936/</w:t>
       </w:r>
     </w:p>
     <w:p>
@@ -310,7 +310,7 @@
         <w:pStyle w:val="Heading2"/>
       </w:pPr>
       <w:r>
-        <w:t>Remote Monitoring hebt Arzneimittelsicherheit bei niedriger Gesundheitskompetenz</w:t>
+        <w:t>Fragebogen zur Messung der Gesundheitskompetenz in der Schwangerenbetreuung validiert</w:t>
       </w:r>
     </w:p>
     <w:p>
@@ -320,12 +320,12 @@
           <w:color w:val="666666"/>
           <w:sz w:val="18"/>
         </w:rPr>
-        <w:t>Hernandez S et al.  ·  JMIR Form Res  ·  14.09.2026  ·  PMID 42735397</w:t>
+        <w:t>Ferreira N et al.  ·  Front Public Health  ·  28.08.2026  ·  PMID 42729298</w:t>
       </w:r>
     </w:p>
     <w:p>
       <w:r>
-        <w:t>Post-hoc-Analyse eines Pilottrials zur Testung, ob digitale Fernüberwachung (Remote Patient Monitoring, RPM) die Adhärenz zu Capecitabin bei Brustkrebs modifiziert, besonders bei Patienten mit niedriger Gesundheitskompetenz.</w:t>
+        <w:t>Validierte die portugiesische Version des 12-Item European Health Literacy Survey (HLS19-Q12) an 886 schwangeren Frauen zur Überwachung der Gesundheitskompetenz in der antenatalen Versorgung.</w:t>
       </w:r>
     </w:p>
     <w:p>
@@ -336,7 +336,7 @@
         <w:t xml:space="preserve">Ergebnis: </w:t>
       </w:r>
       <w:r>
-        <w:t>28 Patientinnen: RPM gegenüber Enhanced Usual Care (EUC) zeigte bei niedriger Gesundheitskompetenz Adhärenzunterschied von +22,1 Prozentpunkten (95%-KI 6,2–37,9; p = 0,008) zugunsten RPM. Bei hoher Gesundheitskompetenz war der Unterschied +5,7 Prozentpunkte (p = 0,29). In EUC war niedriger Literalität mit 18,6 Prozentpunkten niedrigerer Adhärenz verbunden (p = 0,01); unter RPM nur 2,3 Prozentpunkte (p = 0,73). Interaktionstest knapp nicht signifikant (p = 0,09), aber Effektrichtung und Magnitude unterstützen weitere Untersuchung.</w:t>
+        <w:t>Unidimensionale Struktur bestätigt (χ²(50)=221,77, p&lt;0,001; CFI=0,993; TLI=0,991; RMSEA=0,062). Interne Konsistenz hoch (α=0,86; ω=0,87). Faktorladungen 0,59–0,80. Moderate positive Korrelationen mit digitaler (r=0,65) und navigatorischer (r=0,61) Gesundheitskompetenz stützten Konstruktvalidität. Instrument ist gültig und zuverlässig.</w:t>
       </w:r>
     </w:p>
     <w:p>
@@ -351,7 +351,7 @@
         <w:rPr>
           <w:sz w:val="19"/>
         </w:rPr>
-        <w:t>USA, aber Vulnerabilität und Intervention international relevant.</w:t>
+        <w:t>Portugal, europäische Ausgangslage, überwiegend übertragbar</w:t>
       </w:r>
     </w:p>
     <w:p>
@@ -360,7 +360,7 @@
           <w:color w:val="5A7D3A"/>
           <w:sz w:val="18"/>
         </w:rPr>
-        <w:t>https://pubmed.ncbi.nlm.nih.gov/42735397/</w:t>
+        <w:t>https://pubmed.ncbi.nlm.nih.gov/42729298/</w:t>
       </w:r>
     </w:p>
     <w:p>
@@ -368,7 +368,7 @@
         <w:pStyle w:val="Heading2"/>
       </w:pPr>
       <w:r>
-        <w:t>Partizipatives Design einer Nierenkranken-Plattform mit Patienten und Fachleuten</w:t>
+        <w:t>Psychoedukation reduziert psychische Symptome bei Kriegstraumatisierung</w:t>
       </w:r>
     </w:p>
     <w:p>
@@ -378,12 +378,12 @@
           <w:color w:val="666666"/>
           <w:sz w:val="18"/>
         </w:rPr>
-        <w:t>Mataranga J et al.  ·  JMIR Form Res  ·  10.09.2026  ·  PMID 42721212</w:t>
+        <w:t>Syniuk I et al.  ·  Pol Merkur Lekarski  ·  2026  ·  PMID 42726818</w:t>
       </w:r>
     </w:p>
     <w:p>
       <w:r>
-        <w:t>Formative Studie zur nutzerzentrierten Mitgestaltung einer digitalen Plattform für Patienten mit chronischer Nierenerkrankung (CKD) in Frankreich, um Bildung, Selbstmanagement und Shared Decision Making zu unterstützen.</w:t>
+        <w:t>Metaanalyse von 8 Studien (6 RCTs, n=872) zur Wirksamkeit von Psychoedukation bei posttraumatischen Belastungs- und Angststörungen in und nach bewaffneten Konflikten.</w:t>
       </w:r>
     </w:p>
     <w:p>
@@ -394,7 +394,7 @@
         <w:t xml:space="preserve">Ergebnis: </w:t>
       </w:r>
       <w:r>
-        <w:t>In drei Phasen wurden Interviews mit 8 Stakeholdern (3 Fachpersonen, 5 Patienten) und zwei Co-Design-Fokusgruppen durchgeführt. Fünf zentrale Themen wurden identifiziert: Bedarf nach zuverlässiger Information, Angst bei Übergängen, Nachfrage nach praktischer Lebensführung, reassurante Sprache und Wert von moderiertem Peer-Austausch. Mehr als 30 inhaltliche Items wurden in fünf Kategorien strukturiert und informierten die Plattformarchitektur.</w:t>
+        <w:t>Gepoolte Effektgröße SMD=0,34 (95%-KI [0,13, 0,54]), ein moderater therapeutischer Effekt mit statistisch signifikanter Reduktion psychischer Symptome. Gruppensettings und Kombination mit Pharmakotherapie zeigten stärkere Ergebnisse. Digitale Formate hilfreich in Settings mit eingeschränktem Zugang zu Präsenzberatung, besonders in konfliktbetroffenen und vertriebenen Gemeinschaften.</w:t>
       </w:r>
     </w:p>
     <w:p>
@@ -409,7 +409,7 @@
         <w:rPr>
           <w:sz w:val="19"/>
         </w:rPr>
-        <w:t>Frankreich, OECD-Versicherungssystem; Methode international übertragbar.</w:t>
+        <w:t>Ukraine, Konfliktkontext; digitale Komponente systemabhängig, aber Kerneffekt übertragbar</w:t>
       </w:r>
     </w:p>
     <w:p>
@@ -418,7 +418,7 @@
           <w:color w:val="5A7D3A"/>
           <w:sz w:val="18"/>
         </w:rPr>
-        <w:t>https://pubmed.ncbi.nlm.nih.gov/42721212/</w:t>
+        <w:t>https://pubmed.ncbi.nlm.nih.gov/42726818/</w:t>
       </w:r>
     </w:p>
     <w:p>
@@ -426,7 +426,7 @@
         <w:pStyle w:val="Heading2"/>
       </w:pPr>
       <w:r>
-        <w:t>Niedrige Gesundheitskompetenz verdreifacht psychische Belastung bei Jugendlichen</w:t>
+        <w:t>Prädialyseschulungen ermöglichen informierte Wahl zwischen Dialyseverfahren</w:t>
       </w:r>
     </w:p>
     <w:p>
@@ -436,12 +436,12 @@
           <w:color w:val="666666"/>
           <w:sz w:val="18"/>
         </w:rPr>
-        <w:t>Mazur J et al.  ·  Ann Agric Environ Med  ·  24.06.2026  ·  PMID 42374679</w:t>
+        <w:t>Mosakowska M et al.  ·  BMC Nephrol  ·  27.06.2026  ·  PMID 42374278</w:t>
       </w:r>
     </w:p>
     <w:p>
       <w:r>
-        <w:t>Online-Befragung von 9026 polnischen Schülern (13–17 Jahre) zur Assoziation zwischen Gesundheitskompetenz und mentalen Gesundheitsprofilen nach dem Dual-Continua-Modell (Wohlbefinden und psychosomatische Beschwerden).</w:t>
+        <w:t>Retrospektive Untersuchung, wie Prädialyseschulung (1,5–2,0 h Gruppentreffen) Patienten bei der Wahl zwischen Peritonealdialyse (PD) und Hämodialyse beeinflusst.</w:t>
       </w:r>
     </w:p>
     <w:p>
@@ -452,7 +452,7 @@
         <w:t xml:space="preserve">Ergebnis: </w:t>
       </w:r>
       <w:r>
-        <w:t>57,1 % berichteten häufige psychosomatische Beschwerden, 24,5 % niedriges Wohlbefinden. Sechs mentale Profile wurden identifiziert. Niedrige Gesundheitskompetenz verdreifachte das Risiko, in die ungünstigste Gruppe zu fallen (OR = 3,06; 95%-KI: 2,43–3,85). Ländliches Leben war protektiv (OR = 0,82; 95%-KI: 0,69–0,97).</w:t>
+        <w:t>Von 118 Patienten mit Schulung wählten 74 (62,7%) PD; tatsächlich begannen 61 (52%) damit. Keine medizinischen Kontraindikationen fanden sich bei 75 (63,5%) Patienten. Faktoren, die PD reduzierten: höheres Alter (p=0,010), Diabetes (p=0,008), hoher BMI (p=0,010), Narben von Bauchoperationen (p=0,029), Abhängigkeit von Drittparteien (p=0,013). 91,5% berichteten geeignete Wohnverhältnisse.</w:t>
       </w:r>
     </w:p>
     <w:p>
@@ -467,7 +467,7 @@
         <w:rPr>
           <w:sz w:val="19"/>
         </w:rPr>
-        <w:t>Polen, Europa; Schulsystem und Sozialversicherung vergleichbar mit Deutschland.</w:t>
+        <w:t>Polen, europäisches Sozialversicherungssystem, direkt übertragbar</w:t>
       </w:r>
     </w:p>
     <w:p>
@@ -476,7 +476,7 @@
           <w:color w:val="5A7D3A"/>
           <w:sz w:val="18"/>
         </w:rPr>
-        <w:t>https://pubmed.ncbi.nlm.nih.gov/42374679/</w:t>
+        <w:t>https://pubmed.ncbi.nlm.nih.gov/42374278/</w:t>
       </w:r>
     </w:p>
     <w:sectPr>

--- a/download/studien-aktuell.docx
+++ b/download/studien-aktuell.docx
@@ -62,7 +62,7 @@
           <w:color w:val="666666"/>
           <w:sz w:val="18"/>
         </w:rPr>
-        <w:t>Stand: 18.09.2026  |  7 Studien  |  healthliteracy.m-vf.de</w:t>
+        <w:t>Stand: 19.09.2026  |  6 Studien  |  healthliteracy.m-vf.de</w:t>
       </w:r>
     </w:p>
     <w:p>
@@ -70,7 +70,7 @@
         <w:pStyle w:val="Heading1"/>
       </w:pPr>
       <w:r>
-        <w:t>Aufgenommen am 18.09.2026</w:t>
+        <w:t>Aufgenommen am 19.09.2026</w:t>
       </w:r>
     </w:p>
     <w:p>
@@ -78,7 +78,7 @@
         <w:pStyle w:val="Heading2"/>
       </w:pPr>
       <w:r>
-        <w:t>Geschulte Community Health Worker reduzieren soziale Gesundheitsbarrieren für ältere Erwachsene</w:t>
+        <w:t>Patientenedukation zur Therapieadhärenz bei Krebs in afrikanischen Ländern</w:t>
       </w:r>
     </w:p>
     <w:p>
@@ -88,12 +88,12 @@
           <w:color w:val="666666"/>
           <w:sz w:val="18"/>
         </w:rPr>
-        <w:t>Wagner T et al.  ·  Front Public Health  ·  02.09.2026  ·  PMID 42751334</w:t>
+        <w:t>Alem DT et al.  ·  Support Care Cancer  ·  18.09.2026  ·  PMID 42758338</w:t>
       </w:r>
     </w:p>
     <w:p>
       <w:r>
-        <w:t>Beschreibt ein Health-Literacy-zentriertes Schulungsmodell für Community Health Worker und Frontline-Fachkräfte, das auf Screening und Navigation bei sozialgebundenen Gesundheitsrisiken bei älteren Menschen abzielt, mit Evaluationsergebnissen von 201 Absolventen.</w:t>
+        <w:t>Scoping Review zu Schulungsmaßnahmen, die Therapieadhärenz bei Krebspatienten in ressourcenlimitierten Ländern Afrikas verbessern.</w:t>
       </w:r>
     </w:p>
     <w:p>
@@ -104,7 +104,7 @@
         <w:t xml:space="preserve">Ergebnis: </w:t>
       </w:r>
       <w:r>
-        <w:t>Durchschnittliches Nachschulungswissen 84,9% (SD=9,23). Teilnehmende zeigten Sicherheit in der Anwendung von Health-Literacy-informierter Kommunikation und Screening-Strategien. 167 Teilnehmende (83,1%) beabsichtigten, trainierte Strategien umzusetzen. Längsschnitte zur Messung tatsächlicher Verhaltensänderung und Gesundheitsergebnisse stehen aus.</w:t>
+        <w:t>11 eingeschlossene Studien zeigen: Wirksame Strategien sind technologiegestützte Bildung, direkte Vorträge, Rollenspiele und Demonstrationen in Gruppen- und Einzelsitzungen. Barrieren sind niedrige Health Literacy (53 %), finanzielle Belastung, Kulturelle Faktoren und begrenzte Gesundheitsinfrastruktur.</w:t>
       </w:r>
     </w:p>
     <w:p>
@@ -119,7 +119,7 @@
         <w:rPr>
           <w:sz w:val="19"/>
         </w:rPr>
-        <w:t>USA; Modell prinzipiell übertragbar, erfordert Anpassung an deutsche Versorgungsstrukturen</w:t>
+        <w:t>Afrika mit begrenzten Ressourcen; Erkenntnisse zur Rolle von Health Literacy, Familie und interpersonalen Beziehungen sind systemübergreifend relevant.</w:t>
       </w:r>
     </w:p>
     <w:p>
@@ -128,7 +128,7 @@
           <w:color w:val="5A7D3A"/>
           <w:sz w:val="18"/>
         </w:rPr>
-        <w:t>https://pubmed.ncbi.nlm.nih.gov/42751334/</w:t>
+        <w:t>https://pubmed.ncbi.nlm.nih.gov/42758338/</w:t>
       </w:r>
     </w:p>
     <w:p>
@@ -136,7 +136,7 @@
         <w:pStyle w:val="Heading2"/>
       </w:pPr>
       <w:r>
-        <w:t>Verständliche Schulung zu Infektionsprävention erhöht Wissen bei Schwangeren</w:t>
+        <w:t>Geschlechtsunterschiede in digitaler Gesundheitskompetenz von Studierenden</w:t>
       </w:r>
     </w:p>
     <w:p>
@@ -146,12 +146,12 @@
           <w:color w:val="666666"/>
           <w:sz w:val="18"/>
         </w:rPr>
-        <w:t>Pontrucher A et al.  ·  Eur J Pediatr  ·  16.09.2026  ·  PMID 42749933</w:t>
+        <w:t>Song Y et al.  ·  Front Public Health  ·  03.09.2026  ·  PMID 42756360</w:t>
       </w:r>
     </w:p>
     <w:p>
       <w:r>
-        <w:t>Evaluierte eine Schulungsmaterial für Schwangere zur Vorbeugung postnatal erworbener Neugeborenenherpes im Vergleich zu Routineversorgung.</w:t>
+        <w:t>Querschnittsanalyse von 7.230 chinesischen Studierenden mit Fairlie-Dekomposition zur Quantifizierung der Beiträge einzelner Faktoren zu Geschlechtsdisparitäten in eHealth Literacy.</w:t>
       </w:r>
     </w:p>
     <w:p>
@@ -162,7 +162,7 @@
         <w:t xml:space="preserve">Ergebnis: </w:t>
       </w:r>
       <w:r>
-        <w:t>Bei Frauen mit Schulungsmaterial (n=200) waren Wissenswerte zur Übertragung und Prävention deutlich höher als ohne Schulung (n=500), z.B. Kenntnis von Übertragung durch Lippenbläschen p&lt;0,001. 94,5% der geschulten Frauen berichteten hohe Motivation, Maßnahmen umzusetzen, 98,0% wollen diese in der Familie fördern. Von Fachkräften beurteilten 92,3% das Material als gut geeignet und wollen es weiterverwenden.</w:t>
+        <w:t>57,2 % der Studierenden unterschreiten die eHEALS-Schwelle (≥32 Punkte). Frauen haben höhere Quote inadequater eHealth Literacy (59,07 % vs. Männer 53,44 %; p&lt;0,001). Fairlie-Dekomposition: 45 % der Disparität attributierbar auf depressive Symptome (28,57 %), Haushaltstyp (14,29 %), Einkommen (10,71 %) und Bewegung (-3,57 %); 55 % auf unmessbare Faktoren.</w:t>
       </w:r>
     </w:p>
     <w:p>
@@ -177,7 +177,7 @@
         <w:rPr>
           <w:sz w:val="19"/>
         </w:rPr>
-        <w:t>Frankreich, vergleichbare antenatale Versorgungsstruktur in Europa</w:t>
+        <w:t>China, aber psychische Gesundheit, Socioeconomic Status und Lifestyle-Faktoren sind in Gesundheitssystemen relevant; Dekompositionsmethode systemübergreifend anwendbar.</w:t>
       </w:r>
     </w:p>
     <w:p>
@@ -186,7 +186,7 @@
           <w:color w:val="5A7D3A"/>
           <w:sz w:val="18"/>
         </w:rPr>
-        <w:t>https://pubmed.ncbi.nlm.nih.gov/42749933/</w:t>
+        <w:t>https://pubmed.ncbi.nlm.nih.gov/42756360/</w:t>
       </w:r>
     </w:p>
     <w:p>
@@ -194,7 +194,7 @@
         <w:pStyle w:val="Heading2"/>
       </w:pPr>
       <w:r>
-        <w:t>Übermäßiges Vertrauen in KI-Gesundheitsinformation bei hoher Nutzerabhängigkeit</w:t>
+        <w:t>Animierte Videos für Reha-Compliance nach Schulteroperationen</w:t>
       </w:r>
     </w:p>
     <w:p>
@@ -204,12 +204,12 @@
           <w:color w:val="666666"/>
           <w:sz w:val="18"/>
         </w:rPr>
-        <w:t>Ahmed A et al.  ·  J Med Internet Res  ·  16.09.2026  ·  PMID 42747973</w:t>
+        <w:t>Zhang S et al.  ·  Ann Ital Chir  ·  15.09.2026  ·  PMID 42755316</w:t>
       </w:r>
     </w:p>
     <w:p>
       <w:r>
-        <w:t>Zwei RCTs (N=338 und N=563) untersuchten, wie gelernte Abhängigkeit von generativer KI das Vertrauen in KI-generierte Gesundheitsinformationen beeinflusst und ob visuelle Markierungen Übervertrauen mildern.</w:t>
+        <w:t>Randomisierte Studie vergleicht kombinierte Video-Intervention (Animation + Praxis-Demonstration + App-Anleitung) mit Standardberatung bei postoperativer Funktionsübung nach Schultergelenkspiegelung.</w:t>
       </w:r>
     </w:p>
     <w:p>
@@ -220,7 +220,7 @@
         <w:t xml:space="preserve">Ergebnis: </w:t>
       </w:r>
       <w:r>
-        <w:t>Informationsgenauigkeit hatte signifikanten positiven Effekt auf Vertrauen (Exp. 1: B=2,107, 95%-KI 1,337–2,878, p&lt;0,001; Exp. 2: B=0,203, 95%-KI 0,115–0,290, p&lt;0,001). Gelernte Abhängigkeit war positiv mit Vertrauen verbunden (Exp. 1: B=0,277, p=0,03; Exp. 2: B=0,822, p&lt;0,001), aber Interaktion Genauigkeit×Abhängigkeit negativ und signifikant (Exp. 1: B=-0,399, p&lt;0,001; Exp. 2: B=-0,459, p&lt;0,001): Höhere Abhängigkeit schwächt Sensibilität für Ungenauigkeit. Visuelle Markierungen hatten keine signifikante Wirkung.</w:t>
+        <w:t>Experimental-Gruppe zeigte signifikant höhere Übungs-Compliance nach 6 Wochen (90 % vs. 71,43 %), 3 Monaten (78,57 % vs. 57,14 %) und 6 Monaten (71,43 % vs. 41,43 %; alle p&lt;0,05). Korrekte Schiene-Nutzung nach 1 Woche 75,71 % vs. 41,43 %, nach 6 Wochen 88,57 % vs. 58,57 % (beide p&lt;0,001). Komplikationen sanken von 24,29 % auf 8,57 % (p=0,012).</w:t>
       </w:r>
     </w:p>
     <w:p>
@@ -235,7 +235,7 @@
         <w:rPr>
           <w:sz w:val="19"/>
         </w:rPr>
-        <w:t>USA; grundlegende Erkenntnisse zu Vertrauen und kritischer Bewertung systemübergreifend relevant</w:t>
+        <w:t>China, aber Intervention (Video + App) ist sprach- und plattformgebunden; Mechanismus der Compliance-Verbesserung durch verständliche Materialien übertragbar.</w:t>
       </w:r>
     </w:p>
     <w:p>
@@ -244,7 +244,7 @@
           <w:color w:val="5A7D3A"/>
           <w:sz w:val="18"/>
         </w:rPr>
-        <w:t>https://pubmed.ncbi.nlm.nih.gov/42747973/</w:t>
+        <w:t>https://pubmed.ncbi.nlm.nih.gov/42755316/</w:t>
       </w:r>
     </w:p>
     <w:p>
@@ -252,7 +252,7 @@
         <w:pStyle w:val="Heading2"/>
       </w:pPr>
       <w:r>
-        <w:t>Patientenbeteiligung deckt Lücke in Vorbereitung zu Stammzelltransplantation auf</w:t>
+        <w:t>Messung von Shared Decision Making: Core Outcome Set für einheitliche Bewertung</w:t>
       </w:r>
     </w:p>
     <w:p>
@@ -262,12 +262,12 @@
           <w:color w:val="666666"/>
           <w:sz w:val="18"/>
         </w:rPr>
-        <w:t>AbuSalameh H et al.  ·  Nutrients  ·  24.08.2026  ·  PMID 42738936</w:t>
+        <w:t>Hoffmann C et al.  ·  BMJ Open  ·  15.09.2026  ·  PMID 42744360</w:t>
       </w:r>
     </w:p>
     <w:p>
       <w:r>
-        <w:t>Befragte 49 Fachkräfte an 16 britischen und irischen pädiatrischen Stammzelltransplantationszentren sowie 8 Kinder, Jugendliche und Angehörige zu Prehabilitation vor der Transplantation.</w:t>
+        <w:t>Studie entwickelt standardisierte Messkriterien für die Evaluation von Shared Decision Making-Interventionen durch internationale Expertengruppen und Patientenbeteiligung.</w:t>
       </w:r>
     </w:p>
     <w:p>
@@ -278,7 +278,7 @@
         <w:t xml:space="preserve">Ergebnis: </w:t>
       </w:r>
       <w:r>
-        <w:t>Formale Prehabilitation meldeten 27 (55,1%) Zentren. Ernährungsberatung am häufigsten (72%), Bewegungsinterventionen am seltensten (26%). Fachkräfte benannten Personalknappheit als Hauptbarriere (95%). Patienten wünschten sich flexible, hybride (online und vor Ort) und familienorientierte Formate. Durchführung beschrieben als „reaktiv und inkonsistent</w:t>
+        <w:t>Geplante Core Outcome Set mit Delphi-Befragung (≥150 internationale Teilnehmer) und Consensus Meetings; Abschluss September 2026. Ziel ist, Heterogenität bei der Bewertung von SDM-Interventionen zu reduzieren und vergleichbare Evaluationen zu ermöglichen.</w:t>
       </w:r>
     </w:p>
     <w:p>
@@ -293,7 +293,7 @@
         <w:rPr>
           <w:sz w:val="19"/>
         </w:rPr>
-        <w:t>Vereinigtes Königreich, vergleichbare NHS-Struktur, europäisches Gesundheitssystem</w:t>
+        <w:t>Großbritannien, international mit deutscher Beteiligung (Universitäten Hamburg, Schleswig-Holstein, Düsseldorf); vergleichbare Gesundheitssysteme.</w:t>
       </w:r>
     </w:p>
     <w:p>
@@ -302,7 +302,7 @@
           <w:color w:val="5A7D3A"/>
           <w:sz w:val="18"/>
         </w:rPr>
-        <w:t>https://pubmed.ncbi.nlm.nih.gov/42738936/</w:t>
+        <w:t>https://pubmed.ncbi.nlm.nih.gov/42744360/</w:t>
       </w:r>
     </w:p>
     <w:p>
@@ -310,7 +310,7 @@
         <w:pStyle w:val="Heading2"/>
       </w:pPr>
       <w:r>
-        <w:t>Fragebogen zur Messung der Gesundheitskompetenz in der Schwangerenbetreuung validiert</w:t>
+        <w:t>Patientenzentrierte Retention in Langzeitkohorten: Befragte nennen Hürden</w:t>
       </w:r>
     </w:p>
     <w:p>
@@ -320,12 +320,12 @@
           <w:color w:val="666666"/>
           <w:sz w:val="18"/>
         </w:rPr>
-        <w:t>Ferreira N et al.  ·  Front Public Health  ·  28.08.2026  ·  PMID 42729298</w:t>
+        <w:t>Di Meglio A et al.  ·  JAMA Netw Open  ·  01.09.2026  ·  PMID 42734916</w:t>
       </w:r>
     </w:p>
     <w:p>
       <w:r>
-        <w:t>Validierte die portugiesische Version des 12-Item European Health Literacy Survey (HLS19-Q12) an 886 schwangeren Frauen zur Überwachung der Gesundheitskompetenz in der antenatalen Versorgung.</w:t>
+        <w:t>Mixed-Methods-Studie in der CANTO-Kohort (11.413 Brustkrebsüberlebende) mit Fragebogen und qualitativer Analyse, um Abbruchfaktoren und Retentionsstrategien zu identifizieren.</w:t>
       </w:r>
     </w:p>
     <w:p>
@@ -336,7 +336,7 @@
         <w:t xml:space="preserve">Ergebnis: </w:t>
       </w:r>
       <w:r>
-        <w:t>Unidimensionale Struktur bestätigt (χ²(50)=221,77, p&lt;0,001; CFI=0,993; TLI=0,991; RMSEA=0,062). Interne Konsistenz hoch (α=0,86; ω=0,87). Faktorladungen 0,59–0,80. Moderate positive Korrelationen mit digitaler (r=0,65) und navigatorischer (r=0,61) Gesundheitskompetenz stützten Konstruktvalidität. Instrument ist gültig und zuverlässig.</w:t>
+        <w:t>Nonresponsiveness stieg von 1,3 % (Jahr 1) auf 25,8 % (Jahr 6). Risikofaktoren: niedriges Einkommen (&lt;1.500 € vs. ≥3.000 €: aOR 1,51), Rauchen (aOR 1,37), kleine Zentren (aOR 1,88). Befragte bevorzugten Remote-Questionnaires (94,8 %), digitale Completion (95,4 %), flexible Zeitpläne (67,4 %) und regelmäßige Feedback (71,4 %). Qualitativ: Burden-Reduction, dezentralisierte Teilnahme und Navigation als Facilitator.</w:t>
       </w:r>
     </w:p>
     <w:p>
@@ -351,7 +351,7 @@
         <w:rPr>
           <w:sz w:val="19"/>
         </w:rPr>
-        <w:t>Portugal, europäische Ausgangslage, überwiegend übertragbar</w:t>
+        <w:t>Frankreich/Europa, vergleichbare Sozialversicherung; Erkenntnisse zu Social Inequality und Partizipationshürden hochgradig systemübertragbar.</w:t>
       </w:r>
     </w:p>
     <w:p>
@@ -360,7 +360,7 @@
           <w:color w:val="5A7D3A"/>
           <w:sz w:val="18"/>
         </w:rPr>
-        <w:t>https://pubmed.ncbi.nlm.nih.gov/42729298/</w:t>
+        <w:t>https://pubmed.ncbi.nlm.nih.gov/42734916/</w:t>
       </w:r>
     </w:p>
     <w:p>
@@ -368,7 +368,7 @@
         <w:pStyle w:val="Heading2"/>
       </w:pPr>
       <w:r>
-        <w:t>Psychoedukation reduziert psychische Symptome bei Kriegstraumatisierung</w:t>
+        <w:t>Wie Risikoperception und Informationssuche Impfbereitschaft lenken</w:t>
       </w:r>
     </w:p>
     <w:p>
@@ -378,12 +378,12 @@
           <w:color w:val="666666"/>
           <w:sz w:val="18"/>
         </w:rPr>
-        <w:t>Syniuk I et al.  ·  Pol Merkur Lekarski  ·  2026  ·  PMID 42726818</w:t>
+        <w:t>Liu RW et al.  ·  J Health Commun  ·  23.06.2026  ·  PMID 42338078</w:t>
       </w:r>
     </w:p>
     <w:p>
       <w:r>
-        <w:t>Metaanalyse von 8 Studien (6 RCTs, n=872) zur Wirksamkeit von Psychoedukation bei posttraumatischen Belastungs- und Angststörungen in und nach bewaffneten Konflikten.</w:t>
+        <w:t>Studie testet das erweiterte Integrative Behavioral Prediction Model: Wie Risikowahrnehmung über Informationssuche und kognitive Überzeugungen zu Impfintention führt, in Italien und USA.</w:t>
       </w:r>
     </w:p>
     <w:p>
@@ -394,7 +394,7 @@
         <w:t xml:space="preserve">Ergebnis: </w:t>
       </w:r>
       <w:r>
-        <w:t>Gepoolte Effektgröße SMD=0,34 (95%-KI [0,13, 0,54]), ein moderater therapeutischer Effekt mit statistisch signifikanter Reduktion psychischer Symptome. Gruppensettings und Kombination mit Pharmakotherapie zeigten stärkere Ergebnisse. Digitale Formate hilfreich in Settings mit eingeschränktem Zugang zu Präsenzberatung, besonders in konfliktbetroffenen und vertriebenen Gemeinschaften.</w:t>
+        <w:t>Italien: Risikowahrnehmung führte zu Impfintention durch Informationssuche und SDM-Faktoren (Einstellung zu sozialer Distanz; injunktive Normen + Selbstwirksamkeit zu Masken). USA: Kein solches Muster. Einstellung, injunktive Normen und Selbstwirksamkeit vorhersagend in beiden Ländern; deskriptive Normen nur in USA relevant.</w:t>
       </w:r>
     </w:p>
     <w:p>
@@ -409,7 +409,7 @@
         <w:rPr>
           <w:sz w:val="19"/>
         </w:rPr>
-        <w:t>Ukraine, Konfliktkontext; digitale Komponente systemabhängig, aber Kerneffekt übertragbar</w:t>
+        <w:t>Vergleich USA-Italien zeigt, dass kulturelle/strukturelle Faktoren Informationsverarbeitung prägen; Erkenntnisse zu kognitiven Verarbeitungspfaden kultur-abhängig.</w:t>
       </w:r>
     </w:p>
     <w:p>
@@ -418,65 +418,7 @@
           <w:color w:val="5A7D3A"/>
           <w:sz w:val="18"/>
         </w:rPr>
-        <w:t>https://pubmed.ncbi.nlm.nih.gov/42726818/</w:t>
-      </w:r>
-    </w:p>
-    <w:p>
-      <w:pPr>
-        <w:pStyle w:val="Heading2"/>
-      </w:pPr>
-      <w:r>
-        <w:t>Prädialyseschulungen ermöglichen informierte Wahl zwischen Dialyseverfahren</w:t>
-      </w:r>
-    </w:p>
-    <w:p>
-      <w:r>
-        <w:rPr>
-          <w:i/>
-          <w:color w:val="666666"/>
-          <w:sz w:val="18"/>
-        </w:rPr>
-        <w:t>Mosakowska M et al.  ·  BMC Nephrol  ·  27.06.2026  ·  PMID 42374278</w:t>
-      </w:r>
-    </w:p>
-    <w:p>
-      <w:r>
-        <w:t>Retrospektive Untersuchung, wie Prädialyseschulung (1,5–2,0 h Gruppentreffen) Patienten bei der Wahl zwischen Peritonealdialyse (PD) und Hämodialyse beeinflusst.</w:t>
-      </w:r>
-    </w:p>
-    <w:p>
-      <w:r>
-        <w:rPr>
-          <w:b/>
-        </w:rPr>
-        <w:t xml:space="preserve">Ergebnis: </w:t>
-      </w:r>
-      <w:r>
-        <w:t>Von 118 Patienten mit Schulung wählten 74 (62,7%) PD; tatsächlich begannen 61 (52%) damit. Keine medizinischen Kontraindikationen fanden sich bei 75 (63,5%) Patienten. Faktoren, die PD reduzierten: höheres Alter (p=0,010), Diabetes (p=0,008), hoher BMI (p=0,010), Narben von Bauchoperationen (p=0,029), Abhängigkeit von Drittparteien (p=0,013). 91,5% berichteten geeignete Wohnverhältnisse.</w:t>
-      </w:r>
-    </w:p>
-    <w:p>
-      <w:r>
-        <w:rPr>
-          <w:b/>
-          <w:sz w:val="19"/>
-        </w:rPr>
-        <w:t xml:space="preserve">Übertragbarkeit: </w:t>
-      </w:r>
-      <w:r>
-        <w:rPr>
-          <w:sz w:val="19"/>
-        </w:rPr>
-        <w:t>Polen, europäisches Sozialversicherungssystem, direkt übertragbar</w:t>
-      </w:r>
-    </w:p>
-    <w:p>
-      <w:r>
-        <w:rPr>
-          <w:color w:val="5A7D3A"/>
-          <w:sz w:val="18"/>
-        </w:rPr>
-        <w:t>https://pubmed.ncbi.nlm.nih.gov/42374278/</w:t>
+        <w:t>https://pubmed.ncbi.nlm.nih.gov/42338078/</w:t>
       </w:r>
     </w:p>
     <w:sectPr>

--- a/download/studien-aktuell.docx
+++ b/download/studien-aktuell.docx
@@ -62,7 +62,7 @@
           <w:color w:val="666666"/>
           <w:sz w:val="18"/>
         </w:rPr>
-        <w:t>Stand: 19.09.2026  |  6 Studien  |  healthliteracy.m-vf.de</w:t>
+        <w:t>Stand: 20.09.2026  |  6 Studien  |  healthliteracy.m-vf.de</w:t>
       </w:r>
     </w:p>
     <w:p>
@@ -70,7 +70,7 @@
         <w:pStyle w:val="Heading1"/>
       </w:pPr>
       <w:r>
-        <w:t>Aufgenommen am 19.09.2026</w:t>
+        <w:t>Aufgenommen am 20.09.2026</w:t>
       </w:r>
     </w:p>
     <w:p>
@@ -78,7 +78,7 @@
         <w:pStyle w:val="Heading2"/>
       </w:pPr>
       <w:r>
-        <w:t>Patientenedukation zur Therapieadhärenz bei Krebs in afrikanischen Ländern</w:t>
+        <w:t>Kurze Fragebogenschulung verbessert Patienten-wissen zu Antikoagulation</w:t>
       </w:r>
     </w:p>
     <w:p>
@@ -88,12 +88,12 @@
           <w:color w:val="666666"/>
           <w:sz w:val="18"/>
         </w:rPr>
-        <w:t>Alem DT et al.  ·  Support Care Cancer  ·  18.09.2026  ·  PMID 42758338</w:t>
+        <w:t>Sarger T et al.  ·  Medicine (Baltimore)  ·  18.09.2026  ·  PMID 42760734</w:t>
       </w:r>
     </w:p>
     <w:p>
       <w:r>
-        <w:t>Scoping Review zu Schulungsmaßnahmen, die Therapieadhärenz bei Krebspatienten in ressourcenlimitierten Ländern Afrikas verbessern.</w:t>
+        <w:t>Eine französische Studie untersuchte, ob ein 7-Item-Fragebogen zur Venenthromboembolie (7VTE-Quest), der in der Wartezimmer ausgefüllt und zur Patientenedukation in der Konsultation genutzt wurde, das Patientenwissen über Antikoagulationstherapie verbessert.</w:t>
       </w:r>
     </w:p>
     <w:p>
@@ -104,7 +104,7 @@
         <w:t xml:space="preserve">Ergebnis: </w:t>
       </w:r>
       <w:r>
-        <w:t>11 eingeschlossene Studien zeigen: Wirksame Strategien sind technologiegestützte Bildung, direkte Vorträge, Rollenspiele und Demonstrationen in Gruppen- und Einzelsitzungen. Barrieren sind niedrige Health Literacy (53 %), finanzielle Belastung, Kulturelle Faktoren und begrenzte Gesundheitsinfrastruktur.</w:t>
+        <w:t>Bei 135 Patienten mit Antikoagulation ≥3 Monate verbesserte sich der Fragebogscore bei 56,5% (74/131 nach Ausschluss von 4 mit Perfectem Score) bei der zweiten Beantwortung nach durchschnittlich 211 Tagen. Größte Gewinne: 20,0% besser beim Umgang mit vergessenen Dosen, 11,1% bei NSAID-Wechselwirkungen. Allerdings zeigte sich auch Wissensverlust in allen Items (1,6–40%), besonders bei NSAID-Kontraindikation (40,0% vergaßen diese). Die Studie zeigt begrenzte, aber nachweisbare Wissenserbesserung.</w:t>
       </w:r>
     </w:p>
     <w:p>
@@ -119,7 +119,7 @@
         <w:rPr>
           <w:sz w:val="19"/>
         </w:rPr>
-        <w:t>Afrika mit begrenzten Ressourcen; Erkenntnisse zur Rolle von Health Literacy, Familie und interpersonalen Beziehungen sind systemübergreifend relevant.</w:t>
+        <w:t>Frankreich, vergleichbares Versicherungssystem; Teach-Back-ähnliche Methode übertragbar auf deutschsprachige Antikoagulations-Praxen.</w:t>
       </w:r>
     </w:p>
     <w:p>
@@ -128,7 +128,7 @@
           <w:color w:val="5A7D3A"/>
           <w:sz w:val="18"/>
         </w:rPr>
-        <w:t>https://pubmed.ncbi.nlm.nih.gov/42758338/</w:t>
+        <w:t>https://pubmed.ncbi.nlm.nih.gov/42760734/</w:t>
       </w:r>
     </w:p>
     <w:p>
@@ -136,7 +136,7 @@
         <w:pStyle w:val="Heading2"/>
       </w:pPr>
       <w:r>
-        <w:t>Geschlechtsunterschiede in digitaler Gesundheitskompetenz von Studierenden</w:t>
+        <w:t>KI-Chatbot gibt zu Akne oft oberflächliche oder fehlerhafte Ratschläge</w:t>
       </w:r>
     </w:p>
     <w:p>
@@ -146,12 +146,12 @@
           <w:color w:val="666666"/>
           <w:sz w:val="18"/>
         </w:rPr>
-        <w:t>Song Y et al.  ·  Front Public Health  ·  03.09.2026  ·  PMID 42756360</w:t>
+        <w:t>Caf N et al.  ·  Medicine (Baltimore)  ·  18.09.2026  ·  PMID 42760683</w:t>
       </w:r>
     </w:p>
     <w:p>
       <w:r>
-        <w:t>Querschnittsanalyse von 7.230 chinesischen Studierenden mit Fairlie-Dekomposition zur Quantifizierung der Beiträge einzelner Faktoren zu Geschlechtsdisparitäten in eHealth Literacy.</w:t>
+        <w:t>Eine türkische Studie ließ ChatGPT-5 25 häufig gestellte Akne-Patientenfragen beantworten und ließ Dermatologen die Qualität in vier Domänen bewerten.</w:t>
       </w:r>
     </w:p>
     <w:p>
@@ -162,7 +162,7 @@
         <w:t xml:space="preserve">Ergebnis: </w:t>
       </w:r>
       <w:r>
-        <w:t>57,2 % der Studierenden unterschreiten die eHEALS-Schwelle (≥32 Punkte). Frauen haben höhere Quote inadequater eHealth Literacy (59,07 % vs. Männer 53,44 %; p&lt;0,001). Fairlie-Dekomposition: 45 % der Disparität attributierbar auf depressive Symptome (28,57 %), Haushaltstyp (14,29 %), Einkommen (10,71 %) und Bewegung (-3,57 %); 55 % auf unmessbare Faktoren.</w:t>
+        <w:t>Von 75 Antworten waren 49 (65,3%) angemessen. Höchste Angemessenheit bei Hautpflege (83,3%) und Ernährung (77,8%), niedrigst bei Behandlung (50,0%) und Diagnose (33,3%). Häufigste Fehler: irreführende Information und zu technische Sprache, gefolgt von fehlender Sicherheitshinweisen. Inter-Rater-Übereinstimmung war niedrig. ChatGPT kann Einführungsinformation geben, aber Diagnose- und Behandlungsleitlinien erfordern ärztliche Überwachung.</w:t>
       </w:r>
     </w:p>
     <w:p>
@@ -177,7 +177,7 @@
         <w:rPr>
           <w:sz w:val="19"/>
         </w:rPr>
-        <w:t>China, aber psychische Gesundheit, Socioeconomic Status und Lifestyle-Faktoren sind in Gesundheitssystemen relevant; Dekompositionsmethode systemübergreifend anwendbar.</w:t>
+        <w:t>Türkei; Befund zu Grenzen von KI bei sensiblen Diagnosen/Therapie ist sprachunabhängig, aber deutsche Ärzte-Verantwortung unterscheidet sich nicht.</w:t>
       </w:r>
     </w:p>
     <w:p>
@@ -186,7 +186,7 @@
           <w:color w:val="5A7D3A"/>
           <w:sz w:val="18"/>
         </w:rPr>
-        <w:t>https://pubmed.ncbi.nlm.nih.gov/42756360/</w:t>
+        <w:t>https://pubmed.ncbi.nlm.nih.gov/42760683/</w:t>
       </w:r>
     </w:p>
     <w:p>
@@ -194,7 +194,7 @@
         <w:pStyle w:val="Heading2"/>
       </w:pPr>
       <w:r>
-        <w:t>Animierte Videos für Reha-Compliance nach Schulteroperationen</w:t>
+        <w:t>Elternpräferenzen bei Entscheidungen zu Lebensende von Neugeborenen: Vielfalt statt Schablone</w:t>
       </w:r>
     </w:p>
     <w:p>
@@ -204,12 +204,12 @@
           <w:color w:val="666666"/>
           <w:sz w:val="18"/>
         </w:rPr>
-        <w:t>Zhang S et al.  ·  Ann Ital Chir  ·  15.09.2026  ·  PMID 42755316</w:t>
+        <w:t>Kuehlmeyer K et al.  ·  BMC Med Ethics  ·  18.09.2026  ·  PMID 42760532</w:t>
       </w:r>
     </w:p>
     <w:p>
       <w:r>
-        <w:t>Randomisierte Studie vergleicht kombinierte Video-Intervention (Animation + Praxis-Demonstration + App-Anleitung) mit Standardberatung bei postoperativer Funktionsübung nach Schultergelenkspiegelung.</w:t>
+        <w:t>Diese Meta-Ethnographie von 16 qualitativen Studien zu Elternperspektiven analysierte, wie Eltern ihre Rolle bei medizinischen Entscheidungen am Lebensende ihres (ungeborenen) Kindes erleben und welche Entscheidungsbeteiligung sie bevorzugen.</w:t>
       </w:r>
     </w:p>
     <w:p>
@@ -220,7 +220,7 @@
         <w:t xml:space="preserve">Ergebnis: </w:t>
       </w:r>
       <w:r>
-        <w:t>Experimental-Gruppe zeigte signifikant höhere Übungs-Compliance nach 6 Wochen (90 % vs. 71,43 %), 3 Monaten (78,57 % vs. 57,14 %) und 6 Monaten (71,43 % vs. 41,43 %; alle p&lt;0,05). Korrekte Schiene-Nutzung nach 1 Woche 75,71 % vs. 41,43 %, nach 6 Wochen 88,57 % vs. 58,57 % (beide p&lt;0,001). Komplikationen sanken von 24,29 % auf 8,57 % (p=0,012).</w:t>
+        <w:t>Die Synthese identifizierte vier Entscheidungsmodelle basierend auf Elternerfahrung: stilles Zustimmungsmodell, Empfehlungsannahmemodell, geteiltes Deliberationsmodell und Präferenzbestimmungsmodell. Entgegen theoretischer Literatur wurde das geteilte Deliberationsmodell (Shared Decision Making) nur in zwei Studien von Eltern beschrieben. Die meisten Eltern wollten ihre Erfahrung wiederholen, unabhängig von ihrer Rolle. Schlüsselfund: Elternpräferenzen und Beteiligung variieren erheblich je Kontext; keine einzige Richtlinien-empfohlene Methode passt allen.</w:t>
       </w:r>
     </w:p>
     <w:p>
@@ -235,7 +235,7 @@
         <w:rPr>
           <w:sz w:val="19"/>
         </w:rPr>
-        <w:t>China, aber Intervention (Video + App) ist sprach- und plattformgebunden; Mechanismus der Compliance-Verbesserung durch verständliche Materialien übertragbar.</w:t>
+        <w:t>Deutschland (LMU München), europäische Perinatalmedizin; zeigt Grenzen universalisierter SDM-Leitlinien bei kulturell unterschiedlichen Familienstrukturen.</w:t>
       </w:r>
     </w:p>
     <w:p>
@@ -244,7 +244,7 @@
           <w:color w:val="5A7D3A"/>
           <w:sz w:val="18"/>
         </w:rPr>
-        <w:t>https://pubmed.ncbi.nlm.nih.gov/42755316/</w:t>
+        <w:t>https://pubmed.ncbi.nlm.nih.gov/42760532/</w:t>
       </w:r>
     </w:p>
     <w:p>
@@ -252,7 +252,7 @@
         <w:pStyle w:val="Heading2"/>
       </w:pPr>
       <w:r>
-        <w:t>Messung von Shared Decision Making: Core Outcome Set für einheitliche Bewertung</w:t>
+        <w:t>KI-Chatbots zu diabetischer Neuropathie: ChatGPT führt, aber alle haben Sicherheitslücken</w:t>
       </w:r>
     </w:p>
     <w:p>
@@ -262,12 +262,12 @@
           <w:color w:val="666666"/>
           <w:sz w:val="18"/>
         </w:rPr>
-        <w:t>Hoffmann C et al.  ·  BMJ Open  ·  15.09.2026  ·  PMID 42744360</w:t>
+        <w:t>Gu L et al.  ·  Front Public Health  ·  03.09.2026  ·  PMID 42757292</w:t>
       </w:r>
     </w:p>
     <w:p>
       <w:r>
-        <w:t>Studie entwickelt standardisierte Messkriterien für die Evaluation von Shared Decision Making-Interventionen durch internationale Expertengruppen und Patientenbeteiligung.</w:t>
+        <w:t>Eine chinesische Studie verglich fünf KI-Chatbots (ChatGPT, Gemini, Copilot, DeepSeek, Doubao) in Sicherheit, Genauigkeit, Leitlinienkonkordanz, Handlungsfähigkeit und Lesbarkeit bei standardisierten Patient:innenfragen zur schmerzhaften diabetischen peripheren Neuropathie.</w:t>
       </w:r>
     </w:p>
     <w:p>
@@ -278,7 +278,7 @@
         <w:t xml:space="preserve">Ergebnis: </w:t>
       </w:r>
       <w:r>
-        <w:t>Geplante Core Outcome Set mit Delphi-Befragung (≥150 internationale Teilnehmer) und Consensus Meetings; Abschluss September 2026. Ziel ist, Heterogenität bei der Bewertung von SDM-Interventionen zu reduzieren und vergleichbare Evaluationen zu ermöglichen.</w:t>
+        <w:t>300 Antworten analysiert, hohe Inter-Rater-Übereinstimmung (κ = 0,87–0,88). 28 Antworten (9,3%) unsicher oder potenziell unsicher; Unsicherheitsraten 5–15%, kein signifikanter Unterschied zwischen Modellen (p = 0,347). ChatGPT höhere Genauigkeit und Leitlinienkonkordanz (alle p &lt; 0,001), DeepSeek niedriger. Lesbarkeit unterschied sich (p &lt; 0,001); ChatGPT und Doubao weniger komplex als DeepSeek. Fazit: Jedes System erzeugte mindestens eine Antwort mit Potenzial für unangemessenes Selbstmanagement oder verzögerte Fachberatung. KI für Allgemeinbildung, aber Medikation und Risiko-einschätzung erfordern ärztliche Prüfung.</w:t>
       </w:r>
     </w:p>
     <w:p>
@@ -293,7 +293,7 @@
         <w:rPr>
           <w:sz w:val="19"/>
         </w:rPr>
-        <w:t>Großbritannien, international mit deutscher Beteiligung (Universitäten Hamburg, Schleswig-Holstein, Düsseldorf); vergleichbare Gesundheitssysteme.</w:t>
+        <w:t>China; Sicherheitsbefunde zur KI-Lückenhaftigkeit übertragbar auf deutschsprachige Patienten-Chatbot-Risiken.</w:t>
       </w:r>
     </w:p>
     <w:p>
@@ -302,7 +302,7 @@
           <w:color w:val="5A7D3A"/>
           <w:sz w:val="18"/>
         </w:rPr>
-        <w:t>https://pubmed.ncbi.nlm.nih.gov/42744360/</w:t>
+        <w:t>https://pubmed.ncbi.nlm.nih.gov/42757292/</w:t>
       </w:r>
     </w:p>
     <w:p>
@@ -310,7 +310,7 @@
         <w:pStyle w:val="Heading2"/>
       </w:pPr>
       <w:r>
-        <w:t>Patientenzentrierte Retention in Langzeitkohorten: Befragte nennen Hürden</w:t>
+        <w:t>Kritische Evaluation von Online-Gesundheitsinformation schwach bei Studierenden</w:t>
       </w:r>
     </w:p>
     <w:p>
@@ -320,12 +320,12 @@
           <w:color w:val="666666"/>
           <w:sz w:val="18"/>
         </w:rPr>
-        <w:t>Di Meglio A et al.  ·  JAMA Netw Open  ·  01.09.2026  ·  PMID 42734916</w:t>
+        <w:t>Sarcone A et al.  ·  Front Public Health  ·  31.08.2026  ·  PMID 42740965</w:t>
       </w:r>
     </w:p>
     <w:p>
       <w:r>
-        <w:t>Mixed-Methods-Studie in der CANTO-Kohort (11.413 Brustkrebsüberlebende) mit Fragebogen und qualitativer Analyse, um Abbruchfaktoren und Retentionsstrategien zu identifizieren.</w:t>
+        <w:t>Eine italienische Querschnittsstudie mit 407 Studierenden untersuchte, wo sie Gesundheitsinformationen suchen, wie kritisch sie diese bewerten und wie das mit Wissenschaftshaltung zusammenhängt.</w:t>
       </w:r>
     </w:p>
     <w:p>
@@ -336,7 +336,7 @@
         <w:t xml:space="preserve">Ergebnis: </w:t>
       </w:r>
       <w:r>
-        <w:t>Nonresponsiveness stieg von 1,3 % (Jahr 1) auf 25,8 % (Jahr 6). Risikofaktoren: niedriges Einkommen (&lt;1.500 € vs. ≥3.000 €: aOR 1,51), Rauchen (aOR 1,37), kleine Zentren (aOR 1,88). Befragte bevorzugten Remote-Questionnaires (94,8 %), digitale Completion (95,4 %), flexible Zeitpläne (67,4 %) und regelmäßige Feedback (71,4 %). Qualitativ: Burden-Reduction, dezentralisierte Teilnahme und Navigation als Facilitator.</w:t>
+        <w:t>75,43% nutzen Social Media als Gesundheitsinformation, aber nur 12,78% halten das für zuverlässig; 94,10% vertrauen dem Arzt. Aber nur 15,72% berichten über Fähigkeit zur kritischen Online-Inhaltsauswahl. Positive Wissenschaftshaltung bestand oft neben schwacher kritischer Evaluationskompetenz. Frauen zeigten mehr Sensibilität für ethische Dimensionen (OR = 1,61). Befund: Positive Einstellungen reichen nicht aus; spezialisierte Digital-Health-Literacy-Schulung in Curricula nötig.</w:t>
       </w:r>
     </w:p>
     <w:p>
@@ -351,7 +351,7 @@
         <w:rPr>
           <w:sz w:val="19"/>
         </w:rPr>
-        <w:t>Frankreich/Europa, vergleichbare Sozialversicherung; Erkenntnisse zu Social Inequality und Partizipationshürden hochgradig systemübertragbar.</w:t>
+        <w:t>Italien; Befund zur Diskrepanz zwischen Vertrauen und kritischer Kompetenz gilt für deutschsprachige Studierende analog.</w:t>
       </w:r>
     </w:p>
     <w:p>
@@ -360,7 +360,7 @@
           <w:color w:val="5A7D3A"/>
           <w:sz w:val="18"/>
         </w:rPr>
-        <w:t>https://pubmed.ncbi.nlm.nih.gov/42734916/</w:t>
+        <w:t>https://pubmed.ncbi.nlm.nih.gov/42740965/</w:t>
       </w:r>
     </w:p>
     <w:p>
@@ -368,7 +368,7 @@
         <w:pStyle w:val="Heading2"/>
       </w:pPr>
       <w:r>
-        <w:t>Wie Risikoperception und Informationssuche Impfbereitschaft lenken</w:t>
+        <w:t>Spanische Schulskala zu psychischer Gesundheit: Adoleszenten unterstützen schwächer als Fachkräfte</w:t>
       </w:r>
     </w:p>
     <w:p>
@@ -378,12 +378,12 @@
           <w:color w:val="666666"/>
           <w:sz w:val="18"/>
         </w:rPr>
-        <w:t>Liu RW et al.  ·  J Health Commun  ·  23.06.2026  ·  PMID 42338078</w:t>
+        <w:t>Alonso Martínez L et al.  ·  Acta Psychol (Amst)  ·  27.06.2026  ·  PMID 42364393</w:t>
       </w:r>
     </w:p>
     <w:p>
       <w:r>
-        <w:t>Studie testet das erweiterte Integrative Behavioral Prediction Model: Wie Risikowahrnehmung über Informationssuche und kognitive Überzeugungen zu Impfintention führt, in Italien und USA.</w:t>
+        <w:t>Eine spanische Studie entwickelte und validierte die Spanish Mental Health Support Scale for Adolescents (MHSSA) mit 578 Personen (Schüler:innen ab 13 Jahren, zukünftige Schulgesundheitsfachkräfte) zur Messung unterstützenden Verhaltens bei psychischen Problemen.</w:t>
       </w:r>
     </w:p>
     <w:p>
@@ -394,7 +394,7 @@
         <w:t xml:space="preserve">Ergebnis: </w:t>
       </w:r>
       <w:r>
-        <w:t>Italien: Risikowahrnehmung führte zu Impfintention durch Informationssuche und SDM-Faktoren (Einstellung zu sozialer Distanz; injunktive Normen + Selbstwirksamkeit zu Masken). USA: Kein solches Muster. Einstellung, injunktive Normen und Selbstwirksamkeit vorhersagend in beiden Ländern; deskriptive Normen nur in USA relevant.</w:t>
+        <w:t>Zwei-Faktor-Struktur (hilfreich/schädlich), Cronbachs α = 0,88, Test-Retest-Reliabilität ICC = 0,88. Baseline: Adoleszenten zeigten niedrigere Unterstützungsfähigkeiten als Fachkräfte. Nach Intervention signifikante Verbesserungen. Höhere Unterstützungsintentionen bei Frauen, nach Intervention, mit eigener Erfahrung psychischer Probleme und bei Fachkräften. Scores assoziiert mit niedrigeren Stigma-Einstellungen und höherer Mental-Health-Literacy. Schlüsselbefund: Schulisches Wissen über psychische Gesundheit ist interventionsabhängig und zeigt Chancen für Peer-Unterstützung in der Schule.</w:t>
       </w:r>
     </w:p>
     <w:p>
@@ -409,7 +409,7 @@
         <w:rPr>
           <w:sz w:val="19"/>
         </w:rPr>
-        <w:t>Vergleich USA-Italien zeigt, dass kulturelle/strukturelle Faktoren Informationsverarbeitung prägen; Erkenntnisse zu kognitiven Verarbeitungspfaden kultur-abhängig.</w:t>
+        <w:t>Spanien, vergleichbares Schulsystem; Mental-Health-Literacy-Schulung in Schulen übertragbar auf Deutschland, aber kulturelle Stigma-Unterschiede beachten.</w:t>
       </w:r>
     </w:p>
     <w:p>
@@ -418,7 +418,7 @@
           <w:color w:val="5A7D3A"/>
           <w:sz w:val="18"/>
         </w:rPr>
-        <w:t>https://pubmed.ncbi.nlm.nih.gov/42338078/</w:t>
+        <w:t>https://pubmed.ncbi.nlm.nih.gov/42364393/</w:t>
       </w:r>
     </w:p>
     <w:sectPr>

--- a/download/studien-aktuell.docx
+++ b/download/studien-aktuell.docx
@@ -62,7 +62,7 @@
           <w:color w:val="666666"/>
           <w:sz w:val="18"/>
         </w:rPr>
-        <w:t>Stand: 20.09.2026  |  6 Studien  |  healthliteracy.m-vf.de</w:t>
+        <w:t>Stand: 21.09.2026  |  6 Studien  |  healthliteracy.m-vf.de</w:t>
       </w:r>
     </w:p>
     <w:p>
@@ -70,7 +70,7 @@
         <w:pStyle w:val="Heading1"/>
       </w:pPr>
       <w:r>
-        <w:t>Aufgenommen am 20.09.2026</w:t>
+        <w:t>Aufgenommen am 21.09.2026</w:t>
       </w:r>
     </w:p>
     <w:p>
@@ -78,7 +78,7 @@
         <w:pStyle w:val="Heading2"/>
       </w:pPr>
       <w:r>
-        <w:t>Kurze Fragebogenschulung verbessert Patienten-wissen zu Antikoagulation</w:t>
+        <w:t>Künstliche Intelligenz antwortet Lungenpatienten: ChatGPT zuverlässiger als Bard und Copilot</w:t>
       </w:r>
     </w:p>
     <w:p>
@@ -88,12 +88,12 @@
           <w:color w:val="666666"/>
           <w:sz w:val="18"/>
         </w:rPr>
-        <w:t>Sarger T et al.  ·  Medicine (Baltimore)  ·  18.09.2026  ·  PMID 42760734</w:t>
+        <w:t>Nigro M et al.  ·  Ther Adv Respir Dis  ·  17.09.2026  ·  PMID 42755220</w:t>
       </w:r>
     </w:p>
     <w:p>
       <w:r>
-        <w:t>Eine französische Studie untersuchte, ob ein 7-Item-Fragebogen zur Venenthromboembolie (7VTE-Quest), der in der Wartezimmer ausgefüllt und zur Patientenedukation in der Konsultation genutzt wurde, das Patientenwissen über Antikoagulationstherapie verbessert.</w:t>
+        <w:t>28 Expertenärzte und 33 Patienten bewerteten Antworten von ChatGPT, Bard und Copilot auf 15 von Patienten formulierte Bronchiektasen-Fragen nach Zuverlässigkeit, Genauigkeit, Vollständigkeit und Verständlichkeit.</w:t>
       </w:r>
     </w:p>
     <w:p>
@@ -104,7 +104,7 @@
         <w:t xml:space="preserve">Ergebnis: </w:t>
       </w:r>
       <w:r>
-        <w:t>Bei 135 Patienten mit Antikoagulation ≥3 Monate verbesserte sich der Fragebogscore bei 56,5% (74/131 nach Ausschluss von 4 mit Perfectem Score) bei der zweiten Beantwortung nach durchschnittlich 211 Tagen. Größte Gewinne: 20,0% besser beim Umgang mit vergessenen Dosen, 11,1% bei NSAID-Wechselwirkungen. Allerdings zeigte sich auch Wissensverlust in allen Items (1,6–40%), besonders bei NSAID-Kontraindikation (40,0% vergaßen diese). Die Studie zeigt begrenzte, aber nachweisbare Wissenserbesserung.</w:t>
+        <w:t>ChatGPT erreichte höhere Genauigkeitswerte (Median 8,0 [7,0–9,0]) als Copilot und Bard (je 7,0 [6,0–8,0]; p &lt; 0,001); höhere Vollständigkeit (8,0 vs. 7,0; p &lt; 0,001); Verständlichkeit ähnlich bei ChatGPT und Bard (9,0 [8,0–10,0] vs. 9,0 [7,0–10,0]); Copilot weniger verständlich (9,0 [7,0–10,0]; p &lt; 0,001).</w:t>
       </w:r>
     </w:p>
     <w:p>
@@ -119,7 +119,7 @@
         <w:rPr>
           <w:sz w:val="19"/>
         </w:rPr>
-        <w:t>Frankreich, vergleichbares Versicherungssystem; Teach-Back-ähnliche Methode übertragbar auf deutschsprachige Antikoagulations-Praxen.</w:t>
+        <w:t>Sprach- und Modellabhängig; Befunde zu englischsprachigen KI-Modellen; Übertragung auf Deutschland erfordert Deutsche-Sprache-Tests.</w:t>
       </w:r>
     </w:p>
     <w:p>
@@ -128,7 +128,7 @@
           <w:color w:val="5A7D3A"/>
           <w:sz w:val="18"/>
         </w:rPr>
-        <w:t>https://pubmed.ncbi.nlm.nih.gov/42760734/</w:t>
+        <w:t>https://pubmed.ncbi.nlm.nih.gov/42755220/</w:t>
       </w:r>
     </w:p>
     <w:p>
@@ -136,7 +136,7 @@
         <w:pStyle w:val="Heading2"/>
       </w:pPr>
       <w:r>
-        <w:t>KI-Chatbot gibt zu Akne oft oberflächliche oder fehlerhafte Ratschläge</w:t>
+        <w:t>Computer- und Smartphonenutzung: Indirekter Weg zur Vermeidung von Gebrechlichkeit?</w:t>
       </w:r>
     </w:p>
     <w:p>
@@ -146,12 +146,12 @@
           <w:color w:val="666666"/>
           <w:sz w:val="18"/>
         </w:rPr>
-        <w:t>Caf N et al.  ·  Medicine (Baltimore)  ·  18.09.2026  ·  PMID 42760683</w:t>
+        <w:t>Hori N et al.  ·  Geriatr Gerontol Int  ·  Sept. 2026  ·  PMID 42753144</w:t>
       </w:r>
     </w:p>
     <w:p>
       <w:r>
-        <w:t>Eine türkische Studie ließ ChatGPT-5 25 häufig gestellte Akne-Patientenfragen beantworten und ließ Dermatologen die Qualität in vier Domänen bewerten.</w:t>
+        <w:t>Querschnittstudie mit 423 älteren Erwachsenen (≥65 Jahre) in Japan untersucht, ob Computernutzung für Gesundheitsinformation mit Gebrechlichkeit assoziiert ist und welche Rolle Health Literacy als Mediator spielt.</w:t>
       </w:r>
     </w:p>
     <w:p>
@@ -162,7 +162,7 @@
         <w:t xml:space="preserve">Ergebnis: </w:t>
       </w:r>
       <w:r>
-        <w:t>Von 75 Antworten waren 49 (65,3%) angemessen. Höchste Angemessenheit bei Hautpflege (83,3%) und Ernährung (77,8%), niedrigst bei Behandlung (50,0%) und Diagnose (33,3%). Häufigste Fehler: irreführende Information und zu technische Sprache, gefolgt von fehlender Sicherheitshinweisen. Inter-Rater-Übereinstimmung war niedrig. ChatGPT kann Einführungsinformation geben, aber Diagnose- und Behandlungsleitlinien erfordern ärztliche Überwachung.</w:t>
+        <w:t>Gebrechlichkeitsprävalenz: 3,5 % (15/451); 33,8 % nutzten Computer/Smartphone (143/423). Nicht-direkter Effekt signifikant (β = 0,323, 95%-KI 0,084–0,698); Nicht-Nutzung für Gesundheitsinformation assoziiert mit Gebrechlichkeit, vermittelt durch niedrigere Health Literacy. Longitudinale Studien nötig zur Klärung zeitlicher Abfolge.</w:t>
       </w:r>
     </w:p>
     <w:p>
@@ -177,7 +177,7 @@
         <w:rPr>
           <w:sz w:val="19"/>
         </w:rPr>
-        <w:t>Türkei; Befund zu Grenzen von KI bei sensiblen Diagnosen/Therapie ist sprachunabhängig, aber deutsche Ärzte-Verantwortung unterscheidet sich nicht.</w:t>
+        <w:t>Japan; Muster zu Technologiezugang und Gesundheitskompetenz teilweise übertragbar auf Deutschland, aber Altersgruppen und Infrastruktur unterscheiden sich.</w:t>
       </w:r>
     </w:p>
     <w:p>
@@ -186,7 +186,7 @@
           <w:color w:val="5A7D3A"/>
           <w:sz w:val="18"/>
         </w:rPr>
-        <w:t>https://pubmed.ncbi.nlm.nih.gov/42760683/</w:t>
+        <w:t>https://pubmed.ncbi.nlm.nih.gov/42753144/</w:t>
       </w:r>
     </w:p>
     <w:p>
@@ -194,7 +194,7 @@
         <w:pStyle w:val="Heading2"/>
       </w:pPr>
       <w:r>
-        <w:t>Elternpräferenzen bei Entscheidungen zu Lebensende von Neugeborenen: Vielfalt statt Schablone</w:t>
+        <w:t>Patientenberichtete Ergebnisse bei Shared Decision Making: Systematischer Review (Protokoll)</w:t>
       </w:r>
     </w:p>
     <w:p>
@@ -204,12 +204,12 @@
           <w:color w:val="666666"/>
           <w:sz w:val="18"/>
         </w:rPr>
-        <w:t>Kuehlmeyer K et al.  ·  BMC Med Ethics  ·  18.09.2026  ·  PMID 42760532</w:t>
+        <w:t>Yoo SH et al.  ·  BMJ Open  ·  15.09.2026  ·  PMID 42744382</w:t>
       </w:r>
     </w:p>
     <w:p>
       <w:r>
-        <w:t>Diese Meta-Ethnographie von 16 qualitativen Studien zu Elternperspektiven analysierte, wie Eltern ihre Rolle bei medizinischen Entscheidungen am Lebensende ihres (ungeborenen) Kindes erleben und welche Entscheidungsbeteiligung sie bevorzugen.</w:t>
+        <w:t>Protokoll für systematischen Review von Shared Decision Making-Interventionsstudien, die patientenberichtete Ergebnisse (PROs) messen – Mapping und Metaanalyse von konstrukten wie Informiertheit, Verständnis von Risiken, Entscheidungskonflikt, Reue und Behandlungslast.</w:t>
       </w:r>
     </w:p>
     <w:p>
@@ -220,7 +220,7 @@
         <w:t xml:space="preserve">Ergebnis: </w:t>
       </w:r>
       <w:r>
-        <w:t>Die Synthese identifizierte vier Entscheidungsmodelle basierend auf Elternerfahrung: stilles Zustimmungsmodell, Empfehlungsannahmemodell, geteiltes Deliberationsmodell und Präferenzbestimmungsmodell. Entgegen theoretischer Literatur wurde das geteilte Deliberationsmodell (Shared Decision Making) nur in zwei Studien von Eltern beschrieben. Die meisten Eltern wollten ihre Erfahrung wiederholen, unabhängig von ihrer Rolle. Schlüsselfund: Elternpräferenzen und Beteiligung variieren erheblich je Kontext; keine einzige Richtlinien-empfohlene Methode passt allen.</w:t>
+        <w:t>Protokoll registriert (PROSPERO CRD420261413222); 7 Datenbanken werden systematisch durchsucht; randomisierte und nicht-randomisierte vergleichende Studien werden separat synthetisiert; Risk-of-Bias und Evidenzqualität werden beurteilt. Ergebnisse noch ausstehend, aber Review wird Klarheit über Effektivität von SDM-Interventionen auf für Patienten relevante Ergebnisse geben.</w:t>
       </w:r>
     </w:p>
     <w:p>
@@ -235,7 +235,7 @@
         <w:rPr>
           <w:sz w:val="19"/>
         </w:rPr>
-        <w:t>Deutschland (LMU München), europäische Perinatalmedizin; zeigt Grenzen universalisierter SDM-Leitlinien bei kulturell unterschiedlichen Familienstrukturen.</w:t>
+        <w:t>Internationales Protokoll, übertragbar auf deutschsprachige Literatur über Entscheidungsbeteiligung.</w:t>
       </w:r>
     </w:p>
     <w:p>
@@ -244,7 +244,7 @@
           <w:color w:val="5A7D3A"/>
           <w:sz w:val="18"/>
         </w:rPr>
-        <w:t>https://pubmed.ncbi.nlm.nih.gov/42760532/</w:t>
+        <w:t>https://pubmed.ncbi.nlm.nih.gov/42744382/</w:t>
       </w:r>
     </w:p>
     <w:p>
@@ -252,7 +252,7 @@
         <w:pStyle w:val="Heading2"/>
       </w:pPr>
       <w:r>
-        <w:t>KI-Chatbots zu diabetischer Neuropathie: ChatGPT führt, aber alle haben Sicherheitslücken</w:t>
+        <w:t>App-gestützte Prehabilitation vor großen Operationen: Senkung der Morbidität um ein Drittel?</w:t>
       </w:r>
     </w:p>
     <w:p>
@@ -262,12 +262,12 @@
           <w:color w:val="666666"/>
           <w:sz w:val="18"/>
         </w:rPr>
-        <w:t>Gu L et al.  ·  Front Public Health  ·  03.09.2026  ·  PMID 42757292</w:t>
+        <w:t>Sliwinski S et al.  ·  Trials  ·  10.09.2026  ·  PMID 42723102</w:t>
       </w:r>
     </w:p>
     <w:p>
       <w:r>
-        <w:t>Eine chinesische Studie verglich fünf KI-Chatbots (ChatGPT, Gemini, Copilot, DeepSeek, Doubao) in Sicherheit, Genauigkeit, Leitlinienkonkordanz, Handlungsfähigkeit und Lesbarkeit bei standardisierten Patient:innenfragen zur schmerzhaften diabetischen peripheren Neuropathie.</w:t>
+        <w:t>Randomisierte Kontrolltrial mit 382 Patienten vergleicht ein 3–6-Wochen-Programm mit digitaler Rehabilitation gegen eine Informations-App allein vor Großoperationen.</w:t>
       </w:r>
     </w:p>
     <w:p>
@@ -278,7 +278,7 @@
         <w:t xml:space="preserve">Ergebnis: </w:t>
       </w:r>
       <w:r>
-        <w:t>300 Antworten analysiert, hohe Inter-Rater-Übereinstimmung (κ = 0,87–0,88). 28 Antworten (9,3%) unsicher oder potenziell unsicher; Unsicherheitsraten 5–15%, kein signifikanter Unterschied zwischen Modellen (p = 0,347). ChatGPT höhere Genauigkeit und Leitlinienkonkordanz (alle p &lt; 0,001), DeepSeek niedriger. Lesbarkeit unterschied sich (p &lt; 0,001); ChatGPT und Doubao weniger komplex als DeepSeek. Fazit: Jedes System erzeugte mindestens eine Antwort mit Potenzial für unangemessenes Selbstmanagement oder verzögerte Fachberatung. KI für Allgemeinbildung, aber Medikation und Risiko-einschätzung erfordern ärztliche Prüfung.</w:t>
+        <w:t>Primärer Endpunkt: Reduktion der 90-Tage-Morbidität (Dindo-Clavien I–V) von 60 % auf 45 %. Sekundäre Ziele sind 1-Jahres-Überleben, Lebensqualität, Krankenhausaufenthalt, Wiederaufnahmeraten und Kostenanalyse. Studie noch nicht abgeschlossen, Phase-III-Ergebnisse ausstehend.</w:t>
       </w:r>
     </w:p>
     <w:p>
@@ -293,7 +293,7 @@
         <w:rPr>
           <w:sz w:val="19"/>
         </w:rPr>
-        <w:t>China; Sicherheitsbefunde zur KI-Lückenhaftigkeit übertragbar auf deutschsprachige Patienten-Chatbot-Risiken.</w:t>
+        <w:t>Deutsche Klinikmehrheit, vergleichbare Dokumentationspflichten, deutsch registriert.</w:t>
       </w:r>
     </w:p>
     <w:p>
@@ -302,7 +302,7 @@
           <w:color w:val="5A7D3A"/>
           <w:sz w:val="18"/>
         </w:rPr>
-        <w:t>https://pubmed.ncbi.nlm.nih.gov/42757292/</w:t>
+        <w:t>https://pubmed.ncbi.nlm.nih.gov/42723102/</w:t>
       </w:r>
     </w:p>
     <w:p>
@@ -310,7 +310,7 @@
         <w:pStyle w:val="Heading2"/>
       </w:pPr>
       <w:r>
-        <w:t>Kritische Evaluation von Online-Gesundheitsinformation schwach bei Studierenden</w:t>
+        <w:t>Risikomitteilung zu Tropenkrankheiten: Was Gemeinschaften in Tansania verstehen und brauchen</w:t>
       </w:r>
     </w:p>
     <w:p>
@@ -320,12 +320,12 @@
           <w:color w:val="666666"/>
           <w:sz w:val="18"/>
         </w:rPr>
-        <w:t>Sarcone A et al.  ·  Front Public Health  ·  31.08.2026  ·  PMID 42740965</w:t>
+        <w:t>Buse CG et al.  ·  PLoS Negl Trop Dis  ·  14.07.2026  ·  PMID 42447149</w:t>
       </w:r>
     </w:p>
     <w:p>
       <w:r>
-        <w:t>Eine italienische Querschnittsstudie mit 407 Studierenden untersuchte, wo sie Gesundheitsinformationen suchen, wie kritisch sie diese bewerten und wie das mit Wissenschaftshaltung zusammenhängt.</w:t>
+        <w:t>Qualitative Studie in Nord-Tansania (44 Teilnehmer in Fokusgruppen; 13 Interviews mit Fachpersonen) erfasst, wie Agropastoralistinnen und Agropastorалisten sowie Gesundheitsfachpersonen Informationen zu klimabeeinflussten Tropenkrankheiten verstehen und bewerten.</w:t>
       </w:r>
     </w:p>
     <w:p>
@@ -336,7 +336,7 @@
         <w:t xml:space="preserve">Ergebnis: </w:t>
       </w:r>
       <w:r>
-        <w:t>75,43% nutzen Social Media als Gesundheitsinformation, aber nur 12,78% halten das für zuverlässig; 94,10% vertrauen dem Arzt. Aber nur 15,72% berichten über Fähigkeit zur kritischen Online-Inhaltsauswahl. Positive Wissenschaftshaltung bestand oft neben schwacher kritischer Evaluationskompetenz. Frauen zeigten mehr Sensibilität für ethische Dimensionen (OR = 1,61). Befund: Positive Einstellungen reichen nicht aus; spezialisierte Digital-Health-Literacy-Schulung in Curricula nötig.</w:t>
+        <w:t>Kernfunde: Spannungen zwischen Gemeinschaftsbedarfen und bereitgestellten Informationen; erhebliche Unterschiede in Ressourcen und Informationszugang zwischen städtischen (Arusha) und ländlichen Gebieten (Monduli); Gemeinschaften bevorzugen spezifische Formate für Risikomitteilung, die Praktiker aber nicht immer nutzen.</w:t>
       </w:r>
     </w:p>
     <w:p>
@@ -351,7 +351,7 @@
         <w:rPr>
           <w:sz w:val="19"/>
         </w:rPr>
-        <w:t>Italien; Befund zur Diskrepanz zwischen Vertrauen und kritischer Kompetenz gilt für deutschsprachige Studierende analog.</w:t>
+        <w:t>Teilweise übertragbar: Muster von Ungleichheit in Zugang und Verständnis gelten global, aber lokale Kontexte (Sprache, Livelihood, Klima) sind zentral.</w:t>
       </w:r>
     </w:p>
     <w:p>
@@ -360,7 +360,7 @@
           <w:color w:val="5A7D3A"/>
           <w:sz w:val="18"/>
         </w:rPr>
-        <w:t>https://pubmed.ncbi.nlm.nih.gov/42740965/</w:t>
+        <w:t>https://pubmed.ncbi.nlm.nih.gov/42447149/</w:t>
       </w:r>
     </w:p>
     <w:p>
@@ -368,7 +368,7 @@
         <w:pStyle w:val="Heading2"/>
       </w:pPr>
       <w:r>
-        <w:t>Spanische Schulskala zu psychischer Gesundheit: Adoleszenten unterstützen schwächer als Fachkräfte</w:t>
+        <w:t>Patienten als Partner im Datenfluss: Natursprachliche Hausplattform für ältere Menschen</w:t>
       </w:r>
     </w:p>
     <w:p>
@@ -378,12 +378,12 @@
           <w:color w:val="666666"/>
           <w:sz w:val="18"/>
         </w:rPr>
-        <w:t>Alonso Martínez L et al.  ·  Acta Psychol (Amst)  ·  27.06.2026  ·  PMID 42364393</w:t>
+        <w:t>Hoogestraat AT et al.  ·  Stud Health Technol Inform  ·  29.06.2026  ·  PMID 42394088</w:t>
       </w:r>
     </w:p>
     <w:p>
       <w:r>
-        <w:t>Eine spanische Studie entwickelte und validierte die Spanish Mental Health Support Scale for Adolescents (MHSSA) mit 578 Personen (Schüler:innen ab 13 Jahren, zukünftige Schulgesundheitsfachkräfte) zur Messung unterstützenden Verhaltens bei psychischen Problemen.</w:t>
+        <w:t>Partizipativ entwickelte Webplattform mit Large Language Model ermöglicht älteren Menschen, Gesundheitsereignisse in eigenen Worten zu dokumentieren und mit Klinikenteam zu teilen.</w:t>
       </w:r>
     </w:p>
     <w:p>
@@ -394,7 +394,7 @@
         <w:t xml:space="preserve">Ergebnis: </w:t>
       </w:r>
       <w:r>
-        <w:t>Zwei-Faktor-Struktur (hilfreich/schädlich), Cronbachs α = 0,88, Test-Retest-Reliabilität ICC = 0,88. Baseline: Adoleszenten zeigten niedrigere Unterstützungsfähigkeiten als Fachkräfte. Nach Intervention signifikante Verbesserungen. Höhere Unterstützungsintentionen bei Frauen, nach Intervention, mit eigener Erfahrung psychischer Probleme und bei Fachkräften. Scores assoziiert mit niedrigeren Stigma-Einstellungen und höherer Mental-Health-Literacy. Schlüsselbefund: Schulisches Wissen über psychische Gesundheit ist interventionsabhängig und zeigt Chancen für Peer-Unterstützung in der Schule.</w:t>
+        <w:t>Prototyp wurde durch Teilnehmerfeedback iterativ verfeinert; Real-World-Nutzer-Studie läuft. Frühe Rückmeldung zeigt, dass das System das Verständnis der Kliniker für die gelebte Erfahrung zu Hause verbessert und die Brücke zwischen Klinik und Heim überbrückt.</w:t>
       </w:r>
     </w:p>
     <w:p>
@@ -409,7 +409,7 @@
         <w:rPr>
           <w:sz w:val="19"/>
         </w:rPr>
-        <w:t>Spanien, vergleichbares Schulsystem; Mental-Health-Literacy-Schulung in Schulen übertragbar auf Deutschland, aber kulturelle Stigma-Unterschiede beachten.</w:t>
+        <w:t>Deutschland möglich, Sprach- und Systemabhängigkeit bleibt zu prüfen bei Regelversorgung.</w:t>
       </w:r>
     </w:p>
     <w:p>
@@ -418,7 +418,7 @@
           <w:color w:val="5A7D3A"/>
           <w:sz w:val="18"/>
         </w:rPr>
-        <w:t>https://pubmed.ncbi.nlm.nih.gov/42364393/</w:t>
+        <w:t>https://pubmed.ncbi.nlm.nih.gov/42394088/</w:t>
       </w:r>
     </w:p>
     <w:sectPr>

--- a/download/studien-aktuell.docx
+++ b/download/studien-aktuell.docx
@@ -62,7 +62,7 @@
           <w:color w:val="666666"/>
           <w:sz w:val="18"/>
         </w:rPr>
-        <w:t>Stand: 21.09.2026  |  6 Studien  |  healthliteracy.m-vf.de</w:t>
+        <w:t>Stand: 22.09.2026  |  6 Studien  |  healthliteracy.m-vf.de</w:t>
       </w:r>
     </w:p>
     <w:p>
@@ -70,7 +70,7 @@
         <w:pStyle w:val="Heading1"/>
       </w:pPr>
       <w:r>
-        <w:t>Aufgenommen am 21.09.2026</w:t>
+        <w:t>Aufgenommen am 22.09.2026</w:t>
       </w:r>
     </w:p>
     <w:p>
@@ -78,7 +78,7 @@
         <w:pStyle w:val="Heading2"/>
       </w:pPr>
       <w:r>
-        <w:t>Künstliche Intelligenz antwortet Lungenpatienten: ChatGPT zuverlässiger als Bard und Copilot</w:t>
+        <w:t>Patienten in Forschung einbinden: Machbarkeitsstudie zur Beteiligung an Pharmakoepidemiogie</w:t>
       </w:r>
     </w:p>
     <w:p>
@@ -88,12 +88,12 @@
           <w:color w:val="666666"/>
           <w:sz w:val="18"/>
         </w:rPr>
-        <w:t>Nigro M et al.  ·  Ther Adv Respir Dis  ·  17.09.2026  ·  PMID 42755220</w:t>
+        <w:t>Rigoureau J et al.  ·  Health Expect  ·  Okt. 2026  ·  PMID 42765183</w:t>
       </w:r>
     </w:p>
     <w:p>
       <w:r>
-        <w:t>28 Expertenärzte und 33 Patienten bewerteten Antworten von ChatGPT, Bard und Copilot auf 15 von Patienten formulierte Bronchiektasen-Fragen nach Zuverlässigkeit, Genauigkeit, Vollständigkeit und Verständlichkeit.</w:t>
+        <w:t>Feasibility-Studie zur Beteiligung von Patienten als Forschungspartner in einem Patient Committee für eine Pharmakoepidemiogie-Studie mit französischer Versicherungsdatenbank.</w:t>
       </w:r>
     </w:p>
     <w:p>
@@ -104,7 +104,7 @@
         <w:t xml:space="preserve">Ergebnis: </w:t>
       </w:r>
       <w:r>
-        <w:t>ChatGPT erreichte höhere Genauigkeitswerte (Median 8,0 [7,0–9,0]) als Copilot und Bard (je 7,0 [6,0–8,0]; p &lt; 0,001); höhere Vollständigkeit (8,0 vs. 7,0; p &lt; 0,001); Verständlichkeit ähnlich bei ChatGPT und Bard (9,0 [8,0–10,0] vs. 9,0 [7,0–10,0]); Copilot weniger verständlich (9,0 [7,0–10,0]; p &lt; 0,001).</w:t>
+        <w:t>Drei Patienten rekrutiert (von fünf angestrebt), drei von fünf Meetings mit vollständiger Teilnahme, Konsens bei den meisten Punkten erreicht. Patientenbeteiligung führte zu einer effektiven Änderung eines primären Outcomes und einer zusätzlichen statistischen Analyse. 13 % der codierten Austausche entsprachen den vordefinierten Kategorien. Patienten äußerten Zufriedenheit mit ihrer Beteiligung, wobei die Machbarkeit durch Rekrutierungshindernisse und begrenzte Patientenverständigung eingeschränkt war.</w:t>
       </w:r>
     </w:p>
     <w:p>
@@ -119,7 +119,7 @@
         <w:rPr>
           <w:sz w:val="19"/>
         </w:rPr>
-        <w:t>Sprach- und Modellabhängig; Befunde zu englischsprachigen KI-Modellen; Übertragung auf Deutschland erfordert Deutsche-Sprache-Tests.</w:t>
+        <w:t>Frankreich, vergleichbares Versicherungssystem; Training und Methodology müssen an Komplexität angepasst werden.</w:t>
       </w:r>
     </w:p>
     <w:p>
@@ -128,7 +128,7 @@
           <w:color w:val="5A7D3A"/>
           <w:sz w:val="18"/>
         </w:rPr>
-        <w:t>https://pubmed.ncbi.nlm.nih.gov/42755220/</w:t>
+        <w:t>https://pubmed.ncbi.nlm.nih.gov/42765183/</w:t>
       </w:r>
     </w:p>
     <w:p>
@@ -136,7 +136,7 @@
         <w:pStyle w:val="Heading2"/>
       </w:pPr>
       <w:r>
-        <w:t>Computer- und Smartphonenutzung: Indirekter Weg zur Vermeidung von Gebrechlichkeit?</w:t>
+        <w:t>Ältere Patienten gestalten Sturz-Prävention mit: Partizipatives Design von Schulungsinhalten</w:t>
       </w:r>
     </w:p>
     <w:p>
@@ -146,12 +146,12 @@
           <w:color w:val="666666"/>
           <w:sz w:val="18"/>
         </w:rPr>
-        <w:t>Hori N et al.  ·  Geriatr Gerontol Int  ·  Sept. 2026  ·  PMID 42753144</w:t>
+        <w:t>Heng H et al.  ·  Health Expect  ·  Okt. 2026  ·  PMID 42765165</w:t>
       </w:r>
     </w:p>
     <w:p>
       <w:r>
-        <w:t>Querschnittstudie mit 423 älteren Erwachsenen (≥65 Jahre) in Japan untersucht, ob Computernutzung für Gesundheitsinformation mit Gebrechlichkeit assoziiert ist und welche Rolle Health Literacy als Mediator spielt.</w:t>
+        <w:t>Qualitativ-partizipative Studie (World Café) mit älteren Patienten zu Anforderungen bei der Umsetzung eines Programms zur Sturzprävention im Krankenhaus.</w:t>
       </w:r>
     </w:p>
     <w:p>
@@ -162,7 +162,7 @@
         <w:t xml:space="preserve">Ergebnis: </w:t>
       </w:r>
       <w:r>
-        <w:t>Gebrechlichkeitsprävalenz: 3,5 % (15/451); 33,8 % nutzten Computer/Smartphone (143/423). Nicht-direkter Effekt signifikant (β = 0,323, 95%-KI 0,084–0,698); Nicht-Nutzung für Gesundheitsinformation assoziiert mit Gebrechlichkeit, vermittelt durch niedrigere Health Literacy. Longitudinale Studien nötig zur Klärung zeitlicher Abfolge.</w:t>
+        <w:t>33 ältere Konsumenten aus zwei Bundesstaaten in Australien beteiligt. Sie empfahlen Aufmerksamkeit für korrektes Timing der Patientenedukation, Personalisierung und mehrere Vermittlungskanäle. Ward- und Organisationsebene müssen Unterstützung durch Staff, Familien, Freiwillige und Peers sichern, mit klarer Kommunikation und Wiederholung. Konsens: Alle können zusammenarbeiten, um Sturzprävention zu priorisieren.</w:t>
       </w:r>
     </w:p>
     <w:p>
@@ -177,7 +177,7 @@
         <w:rPr>
           <w:sz w:val="19"/>
         </w:rPr>
-        <w:t>Japan; Muster zu Technologiezugang und Gesundheitskompetenz teilweise übertragbar auf Deutschland, aber Altersgruppen und Infrastruktur unterscheiden sich.</w:t>
+        <w:t>Australien, vergleichbare klinische Strukturen; Patientenbeteiligung an Programmdesign übertragbar.</w:t>
       </w:r>
     </w:p>
     <w:p>
@@ -186,7 +186,7 @@
           <w:color w:val="5A7D3A"/>
           <w:sz w:val="18"/>
         </w:rPr>
-        <w:t>https://pubmed.ncbi.nlm.nih.gov/42753144/</w:t>
+        <w:t>https://pubmed.ncbi.nlm.nih.gov/42765165/</w:t>
       </w:r>
     </w:p>
     <w:p>
@@ -194,7 +194,7 @@
         <w:pStyle w:val="Heading2"/>
       </w:pPr>
       <w:r>
-        <w:t>Patientenberichtete Ergebnisse bei Shared Decision Making: Systematischer Review (Protokoll)</w:t>
+        <w:t>Indikatoren für echte Partnerschaft in Gesundheitsforschung: modifizierte Delphi-Studie</w:t>
       </w:r>
     </w:p>
     <w:p>
@@ -204,12 +204,12 @@
           <w:color w:val="666666"/>
           <w:sz w:val="18"/>
         </w:rPr>
-        <w:t>Yoo SH et al.  ·  BMJ Open  ·  15.09.2026  ·  PMID 42744382</w:t>
+        <w:t>Verweij L et al.  ·  Health Expect  ·  Okt. 2026  ·  PMID 42765156</w:t>
       </w:r>
     </w:p>
     <w:p>
       <w:r>
-        <w:t>Protokoll für systematischen Review von Shared Decision Making-Interventionsstudien, die patientenberichtete Ergebnisse (PROs) messen – Mapping und Metaanalyse von konstrukten wie Informiertheit, Verständnis von Risiken, Entscheidungskonflikt, Reue und Behandlungslast.</w:t>
+        <w:t>Co-designed modifizierte Delphi-Studie zur Definition von Qualitätsindikatoren für Evaluierung von Partnerschaften zwischen Nutzern und Forschern in Health Research.</w:t>
       </w:r>
     </w:p>
     <w:p>
@@ -220,7 +220,7 @@
         <w:t xml:space="preserve">Ergebnis: </w:t>
       </w:r>
       <w:r>
-        <w:t>Protokoll registriert (PROSPERO CRD420261413222); 7 Datenbanken werden systematisch durchsucht; randomisierte und nicht-randomisierte vergleichende Studien werden separat synthetisiert; Risk-of-Bias und Evidenzqualität werden beurteilt. Ergebnisse noch ausstehend, aber Review wird Klarheit über Effektivität von SDM-Interventionen auf für Patienten relevante Ergebnisse geben.</w:t>
+        <w:t>Participatory expert workshop mit 7 Nutzern und 7 Forschern identifizierte 35 potenzielle Indikatoren. Nach zwei Surveyierungsrunden (response rate 11/14 und 13/24) wurden 30 Indikatoren operationalisiert und kategorisiert in Strukturen (n=9), Prozesse (n=9) und Outcomes (n=12) von PPIE. Indikatoren als relevant und von Nutzer- wie Forscherseite akzeptiert eingestuft.</w:t>
       </w:r>
     </w:p>
     <w:p>
@@ -235,7 +235,7 @@
         <w:rPr>
           <w:sz w:val="19"/>
         </w:rPr>
-        <w:t>Internationales Protokoll, übertragbar auf deutschsprachige Literatur über Entscheidungsbeteiligung.</w:t>
+        <w:t>Schweiz, Europa; Indikatoren sollten in Praxis validiert werden; übertragbare Methodologie.</w:t>
       </w:r>
     </w:p>
     <w:p>
@@ -244,7 +244,7 @@
           <w:color w:val="5A7D3A"/>
           <w:sz w:val="18"/>
         </w:rPr>
-        <w:t>https://pubmed.ncbi.nlm.nih.gov/42744382/</w:t>
+        <w:t>https://pubmed.ncbi.nlm.nih.gov/42765156/</w:t>
       </w:r>
     </w:p>
     <w:p>
@@ -252,7 +252,7 @@
         <w:pStyle w:val="Heading2"/>
       </w:pPr>
       <w:r>
-        <w:t>App-gestützte Prehabilitation vor großen Operationen: Senkung der Morbidität um ein Drittel?</w:t>
+        <w:t>Verständnis von End-of-Life-Informationen: Validierung einer spanischen Health-Literacy-Skala</w:t>
       </w:r>
     </w:p>
     <w:p>
@@ -262,12 +262,12 @@
           <w:color w:val="666666"/>
           <w:sz w:val="18"/>
         </w:rPr>
-        <w:t>Sliwinski S et al.  ·  Trials  ·  10.09.2026  ·  PMID 42723102</w:t>
+        <w:t>Meier C et al.  ·  Palliat Support Care  ·  21.09.2026  ·  PMID 42764784</w:t>
       </w:r>
     </w:p>
     <w:p>
       <w:r>
-        <w:t>Randomisierte Kontrolltrial mit 382 Patienten vergleicht ein 3–6-Wochen-Programm mit digitaler Rehabilitation gegen eine Informations-App allein vor Großoperationen.</w:t>
+        <w:t>Kulturelle Adaptation und Validierung der spanischen Version der Subjective End-of-Life Health Literacy Scale durch community-basierte Workshops in Argentinien.</w:t>
       </w:r>
     </w:p>
     <w:p>
@@ -278,7 +278,7 @@
         <w:t xml:space="preserve">Ergebnis: </w:t>
       </w:r>
       <w:r>
-        <w:t>Primärer Endpunkt: Reduktion der 90-Tage-Morbidität (Dindo-Clavien I–V) von 60 % auf 45 %. Sekundäre Ziele sind 1-Jahres-Überleben, Lebensqualität, Krankenhausaufenthalt, Wiederaufnahmeraten und Kostenanalyse. Studie noch nicht abgeschlossen, Phase-III-Ergebnisse ausstehend.</w:t>
+        <w:t>3-Faktor-Struktur (funktional, interaktiv, kritisch) unterstützt; Factor Loadings 0,57–0,91; Cronbach's α=0,89. Qualitatives Feedback verbesserte Klarheit und Kontextrelevanz. Teilnehmer verstanden technische End-of-Life-Terminologie leicht, zeigten aber Unsicherheit bei interaktiven und Entscheidungs-Items, was Herausforderungen bei Anwendung auf persönliche Therapiewahl anzeigt.</w:t>
       </w:r>
     </w:p>
     <w:p>
@@ -293,7 +293,7 @@
         <w:rPr>
           <w:sz w:val="19"/>
         </w:rPr>
-        <w:t>Deutsche Klinikmehrheit, vergleichbare Dokumentationspflichten, deutsch registriert.</w:t>
+        <w:t>Argentinien/Lateinamerika; Skala als strukturierter Reflexions- und Dialogprompt einsetzbar.</w:t>
       </w:r>
     </w:p>
     <w:p>
@@ -302,7 +302,7 @@
           <w:color w:val="5A7D3A"/>
           <w:sz w:val="18"/>
         </w:rPr>
-        <w:t>https://pubmed.ncbi.nlm.nih.gov/42723102/</w:t>
+        <w:t>https://pubmed.ncbi.nlm.nih.gov/42764784/</w:t>
       </w:r>
     </w:p>
     <w:p>
@@ -310,7 +310,7 @@
         <w:pStyle w:val="Heading2"/>
       </w:pPr>
       <w:r>
-        <w:t>Risikomitteilung zu Tropenkrankheiten: Was Gemeinschaften in Tansania verstehen und brauchen</w:t>
+        <w:t>Arzneimittelsicherheit kommunizieren: Was Ärzte über REMS-Programme verstehen und benötigen</w:t>
       </w:r>
     </w:p>
     <w:p>
@@ -320,12 +320,12 @@
           <w:color w:val="666666"/>
           <w:sz w:val="18"/>
         </w:rPr>
-        <w:t>Buse CG et al.  ·  PLoS Negl Trop Dis  ·  14.07.2026  ·  PMID 42447149</w:t>
+        <w:t>Zakoul H et al.  ·  Pharmacoepidemiol Drug Saf  ·  Okt. 2026  ·  PMID 42764159</w:t>
       </w:r>
     </w:p>
     <w:p>
       <w:r>
-        <w:t>Qualitative Studie in Nord-Tansania (44 Teilnehmer in Fokusgruppen; 13 Interviews mit Fachpersonen) erfasst, wie Agropastoralistinnen und Agropastorалisten sowie Gesundheitsfachpersonen Informationen zu klimabeeinflussten Tropenkrankheiten verstehen und bewerten.</w:t>
+        <w:t>Qualitative Interviews mit 50 Ärzten zu Verständnis, Nutzen und Informationspräferenzen bei Risk Evaluation and Mitigation Strategy (REMS)-Programmen für Arzneimittel mit hohem Sicherheitsrisiko.</w:t>
       </w:r>
     </w:p>
     <w:p>
@@ -336,7 +336,7 @@
         <w:t xml:space="preserve">Ergebnis: </w:t>
       </w:r>
       <w:r>
-        <w:t>Kernfunde: Spannungen zwischen Gemeinschaftsbedarfen und bereitgestellten Informationen; erhebliche Unterschiede in Ressourcen und Informationszugang zwischen städtischen (Arusha) und ländlichen Gebieten (Monduli); Gemeinschaften bevorzugen spezifische Formate für Risikomitteilung, die Praktiker aber nicht immer nutzen.</w:t>
+        <w:t>Die meisten Ärzte waren informiert über REMS-Risiken, äußerten aber Bedenken zu nicht abgedeckten Nebenwirkungen. Ärzte wünschten mehr Informationen zu Nebenwirkungsmanagement, bessere Integration in elektronische Patientenakten (EMR), elektronische Kommunikation mit Zusammenfassungen des Nutzen-Risiko-Profils und Links zu klinischen Studien/Literatur, sowie zeitnahe Updates bei neuen Sicherheitsdaten.</w:t>
       </w:r>
     </w:p>
     <w:p>
@@ -351,7 +351,7 @@
         <w:rPr>
           <w:sz w:val="19"/>
         </w:rPr>
-        <w:t>Teilweise übertragbar: Muster von Ungleichheit in Zugang und Verständnis gelten global, aber lokale Kontexte (Sprache, Livelihood, Klima) sind zentral.</w:t>
+        <w:t>USA-Studie; Kommunikationsformat und Integrationswünsche sind systemunabhängig relevant.</w:t>
       </w:r>
     </w:p>
     <w:p>
@@ -360,7 +360,7 @@
           <w:color w:val="5A7D3A"/>
           <w:sz w:val="18"/>
         </w:rPr>
-        <w:t>https://pubmed.ncbi.nlm.nih.gov/42447149/</w:t>
+        <w:t>https://pubmed.ncbi.nlm.nih.gov/42764159/</w:t>
       </w:r>
     </w:p>
     <w:p>
@@ -368,7 +368,7 @@
         <w:pStyle w:val="Heading2"/>
       </w:pPr>
       <w:r>
-        <w:t>Patienten als Partner im Datenfluss: Natursprachliche Hausplattform für ältere Menschen</w:t>
+        <w:t>Verständlichkeit und Nutzbarkeit eines KI-Chatbots für Magenkrebs-Patientenschulung</w:t>
       </w:r>
     </w:p>
     <w:p>
@@ -378,12 +378,12 @@
           <w:color w:val="666666"/>
           <w:sz w:val="18"/>
         </w:rPr>
-        <w:t>Hoogestraat AT et al.  ·  Stud Health Technol Inform  ·  29.06.2026  ·  PMID 42394088</w:t>
+        <w:t>Kang Y et al.  ·  J Med Internet Res  ·  10.09.2026  ·  PMID 42721321</w:t>
       </w:r>
     </w:p>
     <w:p>
       <w:r>
-        <w:t>Partizipativ entwickelte Webplattform mit Large Language Model ermöglicht älteren Menschen, Gesundheitsereignisse in eigenen Worten zu dokumentieren und mit Klinikenteam zu teilen.</w:t>
+        <w:t>Action-Research-Studie zur Entwicklung und Usability-Bewertung eines Health-Education-Conversational-Agent (KI-Chatbot) für Magenkrebs basierend auf RAG-Architektur und OpenMEDLab 2.0.</w:t>
       </w:r>
     </w:p>
     <w:p>
@@ -394,7 +394,7 @@
         <w:t xml:space="preserve">Ergebnis: </w:t>
       </w:r>
       <w:r>
-        <w:t>Prototyp wurde durch Teilnehmerfeedback iterativ verfeinert; Real-World-Nutzer-Studie läuft. Frühe Rückmeldung zeigt, dass das System das Verständnis der Kliniker für die gelebte Erfahrung zu Hause verbessert und die Brücke zwischen Klinik und Heim überbrückt.</w:t>
+        <w:t>44 Patienten, 13 Pflegekräfte und andere Stakeholder beteiligt. Accuracy stieg über 3 Alpha-Test-Runden von 67 % auf 82 %; RAG knowledge hit rates erreichten 100 %. Mean Chatbot Usability Score 91,9 (SD 3,6); Content Relevance Score 3,75 (SD 0,9). Drei Themes identifiziert: Perceived Usefulness, Ease of Use, Intention to Use. Potential zur Reduktion von Workload und Verstärkung der Patientenschulung erkannt.</w:t>
       </w:r>
     </w:p>
     <w:p>
@@ -409,7 +409,7 @@
         <w:rPr>
           <w:sz w:val="19"/>
         </w:rPr>
-        <w:t>Deutschland möglich, Sprach- und Systemabhängigkeit bleibt zu prüfen bei Regelversorgung.</w:t>
+        <w:t>China; Methodik und RAG-Technologie-Ansatz übertragbar, aber Genauigkeit und Sicherheit müssen vor klinischem Einsatz weiter validiert werden.</w:t>
       </w:r>
     </w:p>
     <w:p>
@@ -418,7 +418,7 @@
           <w:color w:val="5A7D3A"/>
           <w:sz w:val="18"/>
         </w:rPr>
-        <w:t>https://pubmed.ncbi.nlm.nih.gov/42394088/</w:t>
+        <w:t>https://pubmed.ncbi.nlm.nih.gov/42721321/</w:t>
       </w:r>
     </w:p>
     <w:sectPr>

--- a/download/studien-aktuell.docx
+++ b/download/studien-aktuell.docx
@@ -62,7 +62,7 @@
           <w:color w:val="666666"/>
           <w:sz w:val="18"/>
         </w:rPr>
-        <w:t>Stand: 22.09.2026  |  6 Studien  |  healthliteracy.m-vf.de</w:t>
+        <w:t>Stand: 23.09.2026  |  6 Studien  |  healthliteracy.m-vf.de</w:t>
       </w:r>
     </w:p>
     <w:p>
@@ -70,7 +70,7 @@
         <w:pStyle w:val="Heading1"/>
       </w:pPr>
       <w:r>
-        <w:t>Aufgenommen am 22.09.2026</w:t>
+        <w:t>Aufgenommen am 23.09.2026</w:t>
       </w:r>
     </w:p>
     <w:p>
@@ -78,7 +78,7 @@
         <w:pStyle w:val="Heading2"/>
       </w:pPr>
       <w:r>
-        <w:t>Patienten in Forschung einbinden: Machbarkeitsstudie zur Beteiligung an Pharmakoepidemiogie</w:t>
+        <w:t>Schulung zu Gesundheitsinformation stärkt Gesundheitskompetenz in ländlichen Gemeinden</w:t>
       </w:r>
     </w:p>
     <w:p>
@@ -88,12 +88,12 @@
           <w:color w:val="666666"/>
           <w:sz w:val="18"/>
         </w:rPr>
-        <w:t>Rigoureau J et al.  ·  Health Expect  ·  Okt. 2026  ·  PMID 42765183</w:t>
+        <w:t>Dai R et al.  ·  Ann N Y Acad Sci  ·  Sept. 2026  ·  PMID 42771486</w:t>
       </w:r>
     </w:p>
     <w:p>
       <w:r>
-        <w:t>Feasibility-Studie zur Beteiligung von Patienten als Forschungspartner in einem Patient Committee für eine Pharmakoepidemiogie-Studie mit französischer Versicherungsdatenbank.</w:t>
+        <w:t>Randomisierte Cluster-Kontrolltrial zu einem theorie-basierten Interventionsprogramm zur Verbesserung der Gesundheitskompetenz bei Erwachsenen in ländlichen Regionen Chinas durch Schulungsmaterialien, WeChat-Messaging, interaktive Vorträge und praktisches Training.</w:t>
       </w:r>
     </w:p>
     <w:p>
@@ -104,7 +104,7 @@
         <w:t xml:space="preserve">Ergebnis: </w:t>
       </w:r>
       <w:r>
-        <w:t>Drei Patienten rekrutiert (von fünf angestrebt), drei von fünf Meetings mit vollständiger Teilnahme, Konsens bei den meisten Punkten erreicht. Patientenbeteiligung führte zu einer effektiven Änderung eines primären Outcomes und einer zusätzlichen statistischen Analyse. 13 % der codierten Austausche entsprachen den vordefinierten Kategorien. Patienten äußerten Zufriedenheit mit ihrer Beteiligung, wobei die Machbarkeit durch Rekrutierungshindernisse und begrenzte Patientenverständigung eingeschränkt war.</w:t>
+        <w:t>Das Interventionsprogramm verbesserte signifikant die Verhaltenseinstellung (p&lt;0,001), subjektiven Normen (p&lt;0,001), Verhaltensabsicht (p&lt;0,001), Gesundheitskompetenz-Akquisitionsverhalten (p&lt;0,001) und die allgemeine Gesundheitskompetenz (p&lt;0,001), nicht aber die wahrgenommene Verhaltenskontrolle. Die Effekte zeigten sich konsistent in den Sensitivitätsanalysen.</w:t>
       </w:r>
     </w:p>
     <w:p>
@@ -119,7 +119,7 @@
         <w:rPr>
           <w:sz w:val="19"/>
         </w:rPr>
-        <w:t>Frankreich, vergleichbares Versicherungssystem; Training und Methodology müssen an Komplexität angepasst werden.</w:t>
+        <w:t>China - ländliches Versicherungssystem, begrenzte Internetinfrastruktur wie in Teilen Deutschlands</w:t>
       </w:r>
     </w:p>
     <w:p>
@@ -128,7 +128,7 @@
           <w:color w:val="5A7D3A"/>
           <w:sz w:val="18"/>
         </w:rPr>
-        <w:t>https://pubmed.ncbi.nlm.nih.gov/42765183/</w:t>
+        <w:t>https://pubmed.ncbi.nlm.nih.gov/42771486/</w:t>
       </w:r>
     </w:p>
     <w:p>
@@ -136,7 +136,7 @@
         <w:pStyle w:val="Heading2"/>
       </w:pPr>
       <w:r>
-        <w:t>Ältere Patienten gestalten Sturz-Prävention mit: Partizipatives Design von Schulungsinhalten</w:t>
+        <w:t>Transparenz in Transplantationsentscheidungen: Patientenbeteiligung an Ausschusssitzungen</w:t>
       </w:r>
     </w:p>
     <w:p>
@@ -146,12 +146,12 @@
           <w:color w:val="666666"/>
           <w:sz w:val="18"/>
         </w:rPr>
-        <w:t>Heng H et al.  ·  Health Expect  ·  Okt. 2026  ·  PMID 42765165</w:t>
+        <w:t>Graham N et al.  ·  JAMA Netw Open  ·  01.09.2026  ·  PMID 42771341</w:t>
       </w:r>
     </w:p>
     <w:p>
       <w:r>
-        <w:t>Qualitativ-partizipative Studie (World Café) mit älteren Patienten zu Anforderungen bei der Umsetzung eines Programms zur Sturzprävention im Krankenhaus.</w:t>
+        <w:t>Qualitative Studie mit 41 Teilnehmern (19 Patienten, 13 Kliniker, 9 Patienten-Kliniker) zu Perspektiven auf Patientenbeteiligung bei Transplantationsausschuss-Meetings mittels semistrukturierter Interviews und thematischer Analyse.</w:t>
       </w:r>
     </w:p>
     <w:p>
@@ -162,7 +162,7 @@
         <w:t xml:space="preserve">Ergebnis: </w:t>
       </w:r>
       <w:r>
-        <w:t>33 ältere Konsumenten aus zwei Bundesstaaten in Australien beteiligt. Sie empfahlen Aufmerksamkeit für korrektes Timing der Patientenedukation, Personalisierung und mehrere Vermittlungskanäle. Ward- und Organisationsebene müssen Unterstützung durch Staff, Familien, Freiwillige und Peers sichern, mit klarer Kommunikation und Wiederholung. Konsens: Alle können zusammenarbeiten, um Sturzprävention zu priorisieren.</w:t>
+        <w:t>Vier Themen wurden identifiziert: Machtausgleich und Autonomie, Prozessverständnis als Empowerment, gegenseitige Verwundbarkeit und Umgang mit Unsicherheit. Teilnehmer befürworteten bedingt die Patientenbeteiligung mit strukturierten Rollen, moderierter Teilnahme, Meeting-Zusammenfassungen und standardisierten Kommunikationsrahmen als Voraussetzungen für Vertrauen und Transparenz.</w:t>
       </w:r>
     </w:p>
     <w:p>
@@ -177,7 +177,7 @@
         <w:rPr>
           <w:sz w:val="19"/>
         </w:rPr>
-        <w:t>Australien, vergleichbare klinische Strukturen; Patientenbeteiligung an Programmdesign übertragbar.</w:t>
+        <w:t>USA - Transplantationssystem und ethische Grundlagen unterscheiden sich; Kernfrage nach Transparenz ist systemübergreifend gültig</w:t>
       </w:r>
     </w:p>
     <w:p>
@@ -186,7 +186,7 @@
           <w:color w:val="5A7D3A"/>
           <w:sz w:val="18"/>
         </w:rPr>
-        <w:t>https://pubmed.ncbi.nlm.nih.gov/42765165/</w:t>
+        <w:t>https://pubmed.ncbi.nlm.nih.gov/42771341/</w:t>
       </w:r>
     </w:p>
     <w:p>
@@ -194,7 +194,7 @@
         <w:pStyle w:val="Heading2"/>
       </w:pPr>
       <w:r>
-        <w:t>Indikatoren für echte Partnerschaft in Gesundheitsforschung: modifizierte Delphi-Studie</w:t>
+        <w:t>Strukturiertes Schulungsprogramm reduziert Angst vor der Geburt nachweislich</w:t>
       </w:r>
     </w:p>
     <w:p>
@@ -204,12 +204,12 @@
           <w:color w:val="666666"/>
           <w:sz w:val="18"/>
         </w:rPr>
-        <w:t>Verweij L et al.  ·  Health Expect  ·  Okt. 2026  ·  PMID 42765156</w:t>
+        <w:t>Al Mamari M et al.  ·  Sultan Qaboos Univ Med J  ·  10.09.2026  ·  PMID 42770113</w:t>
       </w:r>
     </w:p>
     <w:p>
       <w:r>
-        <w:t>Co-designed modifizierte Delphi-Studie zur Definition von Qualitätsindikatoren für Evaluierung von Partnerschaften zwischen Nutzern und Forschern in Health Research.</w:t>
+        <w:t>Quasi-experimentelle Vor-Nach-Studie mit 79 Erstgebärenden in Oman zur Wirkung eines strukturierten pränatalen Schulungsprogramms auf die Geburtsangst, gemessen mit dem Self-Evaluation Questionnaire.</w:t>
       </w:r>
     </w:p>
     <w:p>
@@ -220,7 +220,7 @@
         <w:t xml:space="preserve">Ergebnis: </w:t>
       </w:r>
       <w:r>
-        <w:t>Participatory expert workshop mit 7 Nutzern und 7 Forschern identifizierte 35 potenzielle Indikatoren. Nach zwei Surveyierungsrunden (response rate 11/14 und 13/24) wurden 30 Indikatoren operationalisiert und kategorisiert in Strukturen (n=9), Prozesse (n=9) und Outcomes (n=12) von PPIE. Indikatoren als relevant und von Nutzer- wie Forscherseite akzeptiert eingestuft.</w:t>
+        <w:t>Die Angst-vor-Geburt-Score sank signifikant von 4,35±0,63 vor der Intervention auf 1,79±0,74 zwei Wochen postpartum (Mittelwertdifferenz 2,56 Punkte; 95%-CI: 2,38–2,74; t=27,8; p&lt;0,001; Cohens d=3,12). Die Effektstärke zeigt klinisch relevante Verbesserung.</w:t>
       </w:r>
     </w:p>
     <w:p>
@@ -235,7 +235,7 @@
         <w:rPr>
           <w:sz w:val="19"/>
         </w:rPr>
-        <w:t>Schweiz, Europa; Indikatoren sollten in Praxis validiert werden; übertragbare Methodologie.</w:t>
+        <w:t>Oman - anderes Gesundheitssystem; Befund zur Wirksamkeit von Schulung ist kulturübergreifend übertragbar</w:t>
       </w:r>
     </w:p>
     <w:p>
@@ -244,7 +244,7 @@
           <w:color w:val="5A7D3A"/>
           <w:sz w:val="18"/>
         </w:rPr>
-        <w:t>https://pubmed.ncbi.nlm.nih.gov/42765156/</w:t>
+        <w:t>https://pubmed.ncbi.nlm.nih.gov/42770113/</w:t>
       </w:r>
     </w:p>
     <w:p>
@@ -252,7 +252,7 @@
         <w:pStyle w:val="Heading2"/>
       </w:pPr>
       <w:r>
-        <w:t>Verständnis von End-of-Life-Informationen: Validierung einer spanischen Health-Literacy-Skala</w:t>
+        <w:t>Kinderrecht auf echte Mitsprache in Krebsforschung: Beteiligung noch lückenhaft</w:t>
       </w:r>
     </w:p>
     <w:p>
@@ -262,12 +262,12 @@
           <w:color w:val="666666"/>
           <w:sz w:val="18"/>
         </w:rPr>
-        <w:t>Meier C et al.  ·  Palliat Support Care  ·  21.09.2026  ·  PMID 42764784</w:t>
+        <w:t>Wieslander KN et al.  ·  Trials  ·  21.09.2026  ·  PMID 42768367</w:t>
       </w:r>
     </w:p>
     <w:p>
       <w:r>
-        <w:t>Kulturelle Adaptation und Validierung der spanischen Version der Subjective End-of-Life Health Literacy Scale durch community-basierte Workshops in Argentinien.</w:t>
+        <w:t>Qualitative Studie mit 11 Kinder mit Krebs, 17 Geschwistern und 9 Eltern in Schweden zur Erfahrung von Assent-Prozessen bei der Teilnahme an pädiatrischer Onkologie-Forschung mittels Interviews und reflexiver thematischer Analyse.</w:t>
       </w:r>
     </w:p>
     <w:p>
@@ -278,7 +278,7 @@
         <w:t xml:space="preserve">Ergebnis: </w:t>
       </w:r>
       <w:r>
-        <w:t>3-Faktor-Struktur (funktional, interaktiv, kritisch) unterstützt; Factor Loadings 0,57–0,91; Cronbach's α=0,89. Qualitatives Feedback verbesserte Klarheit und Kontextrelevanz. Teilnehmer verstanden technische End-of-Life-Terminologie leicht, zeigten aber Unsicherheit bei interaktiven und Entscheidungs-Items, was Herausforderungen bei Anwendung auf persönliche Therapiewahl anzeigt.</w:t>
+        <w:t>Zwei Hauptthemen: moralisches und emotionales Engagement für Forschung; relationales Assent durch Vertrauen, Loyalität und elterliche Vermittlung. Kinder zeigten Spektrum von aktiver bis zu minimaler Teilnahme; einige Entscheidungen wurden primär von Eltern getroffen. Familien waren stark motiviert, zur Forschung beizutragen, aber echtes Assent erfordert Kind-zentrierte, flexible und kontextabhängige Prozesse mit ethischem Bewusstsein für Autonomiedynamiken.</w:t>
       </w:r>
     </w:p>
     <w:p>
@@ -293,7 +293,7 @@
         <w:rPr>
           <w:sz w:val="19"/>
         </w:rPr>
-        <w:t>Argentinien/Lateinamerika; Skala als strukturierter Reflexions- und Dialogprompt einsetzbar.</w:t>
+        <w:t>Schweden - europäischer Ethikstandard und Kinderrechte ähnlich Deutschland; Befunde zu echter Beteiligung universal gültig</w:t>
       </w:r>
     </w:p>
     <w:p>
@@ -302,7 +302,7 @@
           <w:color w:val="5A7D3A"/>
           <w:sz w:val="18"/>
         </w:rPr>
-        <w:t>https://pubmed.ncbi.nlm.nih.gov/42764784/</w:t>
+        <w:t>https://pubmed.ncbi.nlm.nih.gov/42768367/</w:t>
       </w:r>
     </w:p>
     <w:p>
@@ -310,7 +310,7 @@
         <w:pStyle w:val="Heading2"/>
       </w:pPr>
       <w:r>
-        <w:t>Arzneimittelsicherheit kommunizieren: Was Ärzte über REMS-Programme verstehen und benötigen</w:t>
+        <w:t>eHealth-Kompetenz bei Sportstudierenden: niedrig und mehrdimensional beeinflussbar</w:t>
       </w:r>
     </w:p>
     <w:p>
@@ -320,12 +320,12 @@
           <w:color w:val="666666"/>
           <w:sz w:val="18"/>
         </w:rPr>
-        <w:t>Zakoul H et al.  ·  Pharmacoepidemiol Drug Saf  ·  Okt. 2026  ·  PMID 42764159</w:t>
+        <w:t>Yin Y et al.  ·  Front Public Health  ·  03.09.2026  ·  PMID 42756107</w:t>
       </w:r>
     </w:p>
     <w:p>
       <w:r>
-        <w:t>Qualitative Interviews mit 50 Ärzten zu Verständnis, Nutzen und Informationspräferenzen bei Risk Evaluation and Mitigation Strategy (REMS)-Programmen für Arzneimittel mit hohem Sicherheitsrisiko.</w:t>
+        <w:t>Online-Umfrage mit 923 Sportstudierenden aus sechs chinesischen Universitäten zur eHealth-Kompetenz mittels standardisiertem Fragebogen und statistischer Analyse von Einflussfaktoren.</w:t>
       </w:r>
     </w:p>
     <w:p>
@@ -336,7 +336,7 @@
         <w:t xml:space="preserve">Ergebnis: </w:t>
       </w:r>
       <w:r>
-        <w:t>Die meisten Ärzte waren informiert über REMS-Risiken, äußerten aber Bedenken zu nicht abgedeckten Nebenwirkungen. Ärzte wünschten mehr Informationen zu Nebenwirkungsmanagement, bessere Integration in elektronische Patientenakten (EMR), elektronische Kommunikation mit Zusammenfassungen des Nutzen-Risiko-Profils und Links zu klinischen Studien/Literatur, sowie zeitnahe Updates bei neuen Sicherheitsdaten.</w:t>
+        <w:t>Durchschnittliche eHealth-Literacy-Score 41,91±6,90; adäquate Rate nur 22,2% (205 Personen). Signifikante Einflussfaktoren: Ethnizität (95%-CI: -3,641–-0,408), Geschlecht (95%-CI: 1,292–3,445), selbstbewerteter Gesundheitszustand (95%-CI: -1,276–-0,100), Nutzung von Smart-Wearables (95%-CI: 0,100–0,794), interpersonale Harmonie (95%-CI: 0,379–1,733), Häufigkeit der Internetsuche nach Gesundheitswissen (95%-CI: 0,246–1,099).</w:t>
       </w:r>
     </w:p>
     <w:p>
@@ -351,7 +351,7 @@
         <w:rPr>
           <w:sz w:val="19"/>
         </w:rPr>
-        <w:t>USA-Studie; Kommunikationsformat und Integrationswünsche sind systemunabhängig relevant.</w:t>
+        <w:t>China - Bildungssystem und digitale Infrastruktur unterscheiden sich; Befunde zu demografischen Faktoren sind universal gültig</w:t>
       </w:r>
     </w:p>
     <w:p>
@@ -360,7 +360,7 @@
           <w:color w:val="5A7D3A"/>
           <w:sz w:val="18"/>
         </w:rPr>
-        <w:t>https://pubmed.ncbi.nlm.nih.gov/42764159/</w:t>
+        <w:t>https://pubmed.ncbi.nlm.nih.gov/42756107/</w:t>
       </w:r>
     </w:p>
     <w:p>
@@ -368,7 +368,7 @@
         <w:pStyle w:val="Heading2"/>
       </w:pPr>
       <w:r>
-        <w:t>Verständlichkeit und Nutzbarkeit eines KI-Chatbots für Magenkrebs-Patientenschulung</w:t>
+        <w:t>Shared Decision Making in der Prostatakrebsfrüherkennung bleibt unterentwickelt</w:t>
       </w:r>
     </w:p>
     <w:p>
@@ -378,12 +378,12 @@
           <w:color w:val="666666"/>
           <w:sz w:val="18"/>
         </w:rPr>
-        <w:t>Kang Y et al.  ·  J Med Internet Res  ·  10.09.2026  ·  PMID 42721321</w:t>
+        <w:t>Oliveira B et al.  ·  BMC Prim Care  ·  26.06.2026  ·  PMID 42363103</w:t>
       </w:r>
     </w:p>
     <w:p>
       <w:r>
-        <w:t>Action-Research-Studie zur Entwicklung und Usability-Bewertung eines Health-Education-Conversational-Agent (KI-Chatbot) für Magenkrebs basierend auf RAG-Architektur und OpenMEDLab 2.0.</w:t>
+        <w:t>Querschnittsstudie mit 107 Hausärzten in Portugal zur Umsetzung von Shared Decision Making (SDM) bei opportunistischem PSA-Screening: Erfassung von Screening-Kriterien, SDM-Praktiken, Entscheidungshilfen und Überweisungsmuster.</w:t>
       </w:r>
     </w:p>
     <w:p>
@@ -394,7 +394,7 @@
         <w:t xml:space="preserve">Ergebnis: </w:t>
       </w:r>
       <w:r>
-        <w:t>44 Patienten, 13 Pflegekräfte und andere Stakeholder beteiligt. Accuracy stieg über 3 Alpha-Test-Runden von 67 % auf 82 %; RAG knowledge hit rates erreichten 100 %. Mean Chatbot Usability Score 91,9 (SD 3,6); Content Relevance Score 3,75 (SD 0,9). Drei Themes identifiziert: Perceived Usefulness, Ease of Use, Intention to Use. Potential zur Reduktion von Workload und Verstärkung der Patientenschulung erkannt.</w:t>
+        <w:t>80,4% der Hausärzte erklärten PSA-Tests, aber nur 64,5% diskutierten konsistent Nutzen/Risiken oder erkundeten Patientenpräferenzen. Nur 6,5% nutzen Entscheidungshilfen; 72% waren damit nicht vertraut. Nationale Richtlinien bestimmten die Praxis (75,7%), insbesondere bei unerfahreneren Ärzten (p=0,027). Bevölkerungsbasiertes Screening-Befürwortung nur 12,2%.</w:t>
       </w:r>
     </w:p>
     <w:p>
@@ -409,7 +409,7 @@
         <w:rPr>
           <w:sz w:val="19"/>
         </w:rPr>
-        <w:t>China; Methodik und RAG-Technologie-Ansatz übertragbar, aber Genauigkeit und Sicherheit müssen vor klinischem Einsatz weiter validiert werden.</w:t>
+        <w:t>Portugal - Gatekeeping-Hausarztsystem ähnlich Deutschland, vergleichbare Versorgungsstruktur</w:t>
       </w:r>
     </w:p>
     <w:p>
@@ -418,7 +418,7 @@
           <w:color w:val="5A7D3A"/>
           <w:sz w:val="18"/>
         </w:rPr>
-        <w:t>https://pubmed.ncbi.nlm.nih.gov/42721321/</w:t>
+        <w:t>https://pubmed.ncbi.nlm.nih.gov/42363103/</w:t>
       </w:r>
     </w:p>
     <w:sectPr>

--- a/download/studien-aktuell.docx
+++ b/download/studien-aktuell.docx
@@ -62,7 +62,7 @@
           <w:color w:val="666666"/>
           <w:sz w:val="18"/>
         </w:rPr>
-        <w:t>Stand: 23.09.2026  |  6 Studien  |  healthliteracy.m-vf.de</w:t>
+        <w:t>Stand: 24.09.2026  |  7 Studien  |  healthliteracy.m-vf.de</w:t>
       </w:r>
     </w:p>
     <w:p>
@@ -70,7 +70,7 @@
         <w:pStyle w:val="Heading1"/>
       </w:pPr>
       <w:r>
-        <w:t>Aufgenommen am 23.09.2026</w:t>
+        <w:t>Aufgenommen am 24.09.2026</w:t>
       </w:r>
     </w:p>
     <w:p>
@@ -78,7 +78,7 @@
         <w:pStyle w:val="Heading2"/>
       </w:pPr>
       <w:r>
-        <w:t>Schulung zu Gesundheitsinformation stärkt Gesundheitskompetenz in ländlichen Gemeinden</w:t>
+        <w:t>Beteiligung in der Geburtshilfe: Engagement-Stufen bei der Entscheidungsfindung unter Echtbedingungen</w:t>
       </w:r>
     </w:p>
     <w:p>
@@ -88,12 +88,12 @@
           <w:color w:val="666666"/>
           <w:sz w:val="18"/>
         </w:rPr>
-        <w:t>Dai R et al.  ·  Ann N Y Acad Sci  ·  Sept. 2026  ·  PMID 42771486</w:t>
+        <w:t>Johnson K et al.  ·  PLoS One  ·  23.09.2026  ·  PMID 42776998</w:t>
       </w:r>
     </w:p>
     <w:p>
       <w:r>
-        <w:t>Randomisierte Cluster-Kontrolltrial zu einem theorie-basierten Interventionsprogramm zur Verbesserung der Gesundheitskompetenz bei Erwachsenen in ländlichen Regionen Chinas durch Schulungsmaterialien, WeChat-Messaging, interaktive Vorträge und praktisches Training.</w:t>
+        <w:t>Qualitative Studie mit 65 Interviews und 79 Beobachtungen zu vier Engagement-Ebenen bei der Einbeziehung von Frauen in Entscheidungen während der Geburt in schwedischen Kliniken.</w:t>
       </w:r>
     </w:p>
     <w:p>
@@ -104,7 +104,7 @@
         <w:t xml:space="preserve">Ergebnis: </w:t>
       </w:r>
       <w:r>
-        <w:t>Das Interventionsprogramm verbesserte signifikant die Verhaltenseinstellung (p&lt;0,001), subjektiven Normen (p&lt;0,001), Verhaltensabsicht (p&lt;0,001), Gesundheitskompetenz-Akquisitionsverhalten (p&lt;0,001) und die allgemeine Gesundheitskompetenz (p&lt;0,001), nicht aber die wahrgenommene Verhaltenskontrolle. Die Effekte zeigten sich konsistent in den Sensitivitätsanalysen.</w:t>
+        <w:t>Vier Engagement-Ebenen identifiziert: Keine Einbeziehung (Anweisungen ohne Erklärung), Information (kurze Updates), Beteiligung (Diskussionen, aber Entscheidungen durch Personal – häufigste Ebene) und Partnerschaft (gemeinsame Entscheidungen – seltenste Ebene). Barrieren: begrenzte Schwedischkenntnisse, hohe Arbeitsbelastung, kritische Situationen. Förderfaktoren: kontinuierliche Unterstützung, effektives Schmerzmanagement, TeamBirth-Prozess.</w:t>
       </w:r>
     </w:p>
     <w:p>
@@ -119,7 +119,7 @@
         <w:rPr>
           <w:sz w:val="19"/>
         </w:rPr>
-        <w:t>China - ländliches Versicherungssystem, begrenzte Internetinfrastruktur wie in Teilen Deutschlands</w:t>
+        <w:t>Schweden, vergleichbares Gesundheitssystem; systemisch übertragbar auf deutsches Klinikwesen.</w:t>
       </w:r>
     </w:p>
     <w:p>
@@ -128,7 +128,7 @@
           <w:color w:val="5A7D3A"/>
           <w:sz w:val="18"/>
         </w:rPr>
-        <w:t>https://pubmed.ncbi.nlm.nih.gov/42771486/</w:t>
+        <w:t>https://pubmed.ncbi.nlm.nih.gov/42776998/</w:t>
       </w:r>
     </w:p>
     <w:p>
@@ -136,7 +136,7 @@
         <w:pStyle w:val="Heading2"/>
       </w:pPr>
       <w:r>
-        <w:t>Transparenz in Transplantationsentscheidungen: Patientenbeteiligung an Ausschusssitzungen</w:t>
+        <w:t>Frauengesundheit auf Instagram: Kommerzielle Desinformation dominiert Inhalte</w:t>
       </w:r>
     </w:p>
     <w:p>
@@ -146,12 +146,12 @@
           <w:color w:val="666666"/>
           <w:sz w:val="18"/>
         </w:rPr>
-        <w:t>Graham N et al.  ·  JAMA Netw Open  ·  01.09.2026  ·  PMID 42771341</w:t>
+        <w:t>Nickel B et al.  ·  Health Promot Int  ·  01.09.2026  ·  PMID 42773967</w:t>
       </w:r>
     </w:p>
     <w:p>
       <w:r>
-        <w:t>Qualitative Studie mit 41 Teilnehmern (19 Patienten, 13 Kliniker, 9 Patienten-Kliniker) zu Perspektiven auf Patientenbeteiligung bei Transplantationsausschuss-Meetings mittels semistrukturierter Interviews und thematischer Analyse.</w:t>
+        <w:t>Inhaltsanalyse von 472 Instagram-Posts zum Hashtag #womenshealth auf Genauigkeit, Interessenskonflikte und Evidenzreferenzen.</w:t>
       </w:r>
     </w:p>
     <w:p>
@@ -162,7 +162,7 @@
         <w:t xml:space="preserve">Ergebnis: </w:t>
       </w:r>
       <w:r>
-        <w:t>Vier Themen wurden identifiziert: Machtausgleich und Autonomie, Prozessverständnis als Empowerment, gegenseitige Verwundbarkeit und Umgang mit Unsicherheit. Teilnehmer befürworteten bedingt die Patientenbeteiligung mit strukturierten Rollen, moderierter Teilnahme, Meeting-Zusammenfassungen und standardisierten Kommunikationsrahmen als Voraussetzungen für Vertrauen und Transparenz.</w:t>
+        <w:t>63 % von individuellen Influencern erstellt (162 Nicht-Mediziner, 105 Ärzte). 56 % allgemeine Gesundheitsinformationen, 16 % Produkt-Werbung. 48 % zu Hormon- und Reproduktionsgesundheit (58 Posts zur Menopause). 69 % mit expliziten Gesundheitsbehauptungen, nur 7 % mit Evidenzreferenzen. 51 % der Konten mit finanziellen Interessen, 39 % direkt verkaufend. Schlussfolgerung: Umfeld dominiert von Nicht-Experten und kommerziellen Botschaften.</w:t>
       </w:r>
     </w:p>
     <w:p>
@@ -177,7 +177,7 @@
         <w:rPr>
           <w:sz w:val="19"/>
         </w:rPr>
-        <w:t>USA - Transplantationssystem und ethische Grundlagen unterscheiden sich; Kernfrage nach Transparenz ist systemübergreifend gültig</w:t>
+        <w:t>Englischsprachiges Instagram; sprachlich übertragbar, aber Plattformdynamiken unterscheiden sich; regulatorische Befunde gelten global.</w:t>
       </w:r>
     </w:p>
     <w:p>
@@ -186,7 +186,7 @@
           <w:color w:val="5A7D3A"/>
           <w:sz w:val="18"/>
         </w:rPr>
-        <w:t>https://pubmed.ncbi.nlm.nih.gov/42771341/</w:t>
+        <w:t>https://pubmed.ncbi.nlm.nih.gov/42773967/</w:t>
       </w:r>
     </w:p>
     <w:p>
@@ -194,7 +194,7 @@
         <w:pStyle w:val="Heading2"/>
       </w:pPr>
       <w:r>
-        <w:t>Strukturiertes Schulungsprogramm reduziert Angst vor der Geburt nachweislich</w:t>
+        <w:t>Schmerzedukation plus Training gegen chronische Schmerzen nach Knieop: RCT-Protokoll</w:t>
       </w:r>
     </w:p>
     <w:p>
@@ -204,12 +204,12 @@
           <w:color w:val="666666"/>
           <w:sz w:val="18"/>
         </w:rPr>
-        <w:t>Al Mamari M et al.  ·  Sultan Qaboos Univ Med J  ·  10.09.2026  ·  PMID 42770113</w:t>
+        <w:t>Xu J et al.  ·  J Orthop Surg Res  ·  20.08.2026  ·  PMID 42773464</w:t>
       </w:r>
     </w:p>
     <w:p>
       <w:r>
-        <w:t>Quasi-experimentelle Vor-Nach-Studie mit 79 Erstgebärenden in Oman zur Wirkung eines strukturierten pränatalen Schulungsprogramms auf die Geburtsangst, gemessen mit dem Self-Evaluation Questionnaire.</w:t>
+        <w:t>Protokoll für vier-armige RCT mit 148 Patienten nach Totalendoprothese des Knies: Schmerzneurowissenschafts-Edukation (PNE) kombiniert mit Blutfluss-Restriktionstraining (BFRT) gegen chronische postoperative Schmerzen.</w:t>
       </w:r>
     </w:p>
     <w:p>
@@ -220,7 +220,7 @@
         <w:t xml:space="preserve">Ergebnis: </w:t>
       </w:r>
       <w:r>
-        <w:t>Die Angst-vor-Geburt-Score sank signifikant von 4,35±0,63 vor der Intervention auf 1,79±0,74 zwei Wochen postpartum (Mittelwertdifferenz 2,56 Punkte; 95%-CI: 2,38–2,74; t=27,8; p&lt;0,001; Cohens d=3,12). Die Effektstärke zeigt klinisch relevante Verbesserung.</w:t>
+        <w:t>Studiendesign: Kontrolle, PNE allein, BFRT allein, PNE+BFRT. Zwei strukturierte PNE-Sitzungen, 12-wöchiges BFRT. Primärer Endpunkt: KOOS₄-Zeitverlauf. Sekundär: Schmerzintensität, globales Wohlbefinden, psychologische Maße (HADS, PCS), körperliche Tests, Kraft. Follow-up: 12, 24, 36 Wochen. Intention-to-treat-Analyse. Ethikvotum erhalten.</w:t>
       </w:r>
     </w:p>
     <w:p>
@@ -235,7 +235,7 @@
         <w:rPr>
           <w:sz w:val="19"/>
         </w:rPr>
-        <w:t>Oman - anderes Gesundheitssystem; Befund zur Wirksamkeit von Schulung ist kulturübergreifend übertragbar</w:t>
+        <w:t>China-basiert, Studienprotokoll ohne Ergebnisse; methodisch aber auf deutsches Versorgungssystem übertragbar (keine System-Abhängigkeit).</w:t>
       </w:r>
     </w:p>
     <w:p>
@@ -244,7 +244,7 @@
           <w:color w:val="5A7D3A"/>
           <w:sz w:val="18"/>
         </w:rPr>
-        <w:t>https://pubmed.ncbi.nlm.nih.gov/42770113/</w:t>
+        <w:t>https://pubmed.ncbi.nlm.nih.gov/42773464/</w:t>
       </w:r>
     </w:p>
     <w:p>
@@ -252,7 +252,7 @@
         <w:pStyle w:val="Heading2"/>
       </w:pPr>
       <w:r>
-        <w:t>Kinderrecht auf echte Mitsprache in Krebsforschung: Beteiligung noch lückenhaft</w:t>
+        <w:t>Mental Health Literacy bei Studierenden: Kurs verbessert Verständnis und Sicherheit im Umgang mit Peers</w:t>
       </w:r>
     </w:p>
     <w:p>
@@ -262,12 +262,12 @@
           <w:color w:val="666666"/>
           <w:sz w:val="18"/>
         </w:rPr>
-        <w:t>Wieslander KN et al.  ·  Trials  ·  21.09.2026  ·  PMID 42768367</w:t>
+        <w:t>Newbold A et al.  ·  BMJ Open  ·  22.09.2026  ·  PMID 42772882</w:t>
       </w:r>
     </w:p>
     <w:p>
       <w:r>
-        <w:t>Qualitative Studie mit 11 Kinder mit Krebs, 17 Geschwistern und 9 Eltern in Schweden zur Erfahrung von Assent-Prozessen bei der Teilnahme an pädiatrischer Onkologie-Forschung mittels Interviews und reflexiver thematischer Analyse.</w:t>
+        <w:t>Qualitative Studie mit fünf Fokusgruppen zu 19 Studierenden, die einen asynchronen Mental Health Literacy-Kurs absolvierten.</w:t>
       </w:r>
     </w:p>
     <w:p>
@@ -278,7 +278,7 @@
         <w:t xml:space="preserve">Ergebnis: </w:t>
       </w:r>
       <w:r>
-        <w:t>Zwei Hauptthemen: moralisches und emotionales Engagement für Forschung; relationales Assent durch Vertrauen, Loyalität und elterliche Vermittlung. Kinder zeigten Spektrum von aktiver bis zu minimaler Teilnahme; einige Entscheidungen wurden primär von Eltern getroffen. Familien waren stark motiviert, zur Forschung beizutragen, aber echtes Assent erfordert Kind-zentrierte, flexible und kontextabhängige Prozesse mit ethischem Bewusstsein für Autonomiedynamiken.</w:t>
+        <w:t>Vier Themen aus Erfahrungen: verbessertes Verständnis für psychische Gesundheit, größeres Selbstbewusstsein, besseres Verständnis für andere mit Schwierigkeiten. Kurs wurde als relevant, nützlich und zugänglich bewertet. Empfehlung aller 19 Teilnehmer. Aber: Unsicherheit bei Peer-Unterstützung, Grenzenziehung, Krisenhilfe und professioneller Weitervermittlung identifiziert.</w:t>
       </w:r>
     </w:p>
     <w:p>
@@ -293,7 +293,7 @@
         <w:rPr>
           <w:sz w:val="19"/>
         </w:rPr>
-        <w:t>Schweden - europäischer Ethikstandard und Kinderrechte ähnlich Deutschland; Befunde zu echter Beteiligung universal gültig</w:t>
+        <w:t>Großbritannien, vergleichbares Hochschulsystem; auch deutsch anwendbar, nutzt digitales Format ohne technische Barrieren.</w:t>
       </w:r>
     </w:p>
     <w:p>
@@ -302,7 +302,7 @@
           <w:color w:val="5A7D3A"/>
           <w:sz w:val="18"/>
         </w:rPr>
-        <w:t>https://pubmed.ncbi.nlm.nih.gov/42768367/</w:t>
+        <w:t>https://pubmed.ncbi.nlm.nih.gov/42772882/</w:t>
       </w:r>
     </w:p>
     <w:p>
@@ -310,7 +310,7 @@
         <w:pStyle w:val="Heading2"/>
       </w:pPr>
       <w:r>
-        <w:t>eHealth-Kompetenz bei Sportstudierenden: niedrig und mehrdimensional beeinflussbar</w:t>
+        <w:t>Gesundheitskompetenz und psychologische Resilienz vorhersagen Funktionsfähigkeit nach Rückenmarksverletzung</w:t>
       </w:r>
     </w:p>
     <w:p>
@@ -320,12 +320,12 @@
           <w:color w:val="666666"/>
           <w:sz w:val="18"/>
         </w:rPr>
-        <w:t>Yin Y et al.  ·  Front Public Health  ·  03.09.2026  ·  PMID 42756107</w:t>
+        <w:t>Li S et al.  ·  J Rehabil Med  ·  22.09.2026  ·  PMID 42768903</w:t>
       </w:r>
     </w:p>
     <w:p>
       <w:r>
-        <w:t>Online-Umfrage mit 923 Sportstudierenden aus sechs chinesischen Universitäten zur eHealth-Kompetenz mittels standardisiertem Fragebogen und statistischer Analyse von Einflussfaktoren.</w:t>
+        <w:t>6-Monat-Follow-up-Studie bei 367 Rückenmarksverletzungspatienten: Alter, Resilienz, soziale Unterstützung und Health Literacy als Prädiktoren der funktionalen Fähigkeit (Modified Barthel Index).</w:t>
       </w:r>
     </w:p>
     <w:p>
@@ -336,7 +336,7 @@
         <w:t xml:space="preserve">Ergebnis: </w:t>
       </w:r>
       <w:r>
-        <w:t>Durchschnittliche eHealth-Literacy-Score 41,91±6,90; adäquate Rate nur 22,2% (205 Personen). Signifikante Einflussfaktoren: Ethnizität (95%-CI: -3,641–-0,408), Geschlecht (95%-CI: 1,292–3,445), selbstbewerteter Gesundheitszustand (95%-CI: -1,276–-0,100), Nutzung von Smart-Wearables (95%-CI: 0,100–0,794), interpersonale Harmonie (95%-CI: 0,379–1,733), Häufigkeit der Internetsuche nach Gesundheitswissen (95%-CI: 0,246–1,099).</w:t>
+        <w:t>MBI-Scores verbesserten sich leicht (43,50 auf 46,81, geringe Effektgröße). Multivariate Analyse: jüngeres Alter (β = -0,02; p = 0,028), höhere Resilienz (β = 0,22; p &lt; 0,001) und höhere Health Literacy (β = 0,32; p = 0,001) waren unabhängige Prädiktoren besserer Funktionsfähigkeit. Soziale Unterstützung nur in univariater Analyse signifikant (β = 0,44; p = 0,038).</w:t>
       </w:r>
     </w:p>
     <w:p>
@@ -351,7 +351,7 @@
         <w:rPr>
           <w:sz w:val="19"/>
         </w:rPr>
-        <w:t>China - Bildungssystem und digitale Infrastruktur unterscheiden sich; Befunde zu demografischen Faktoren sind universal gültig</w:t>
+        <w:t>China, aber Konzepte und Messinstrumente (Health Literacy, Connor-Davidson Resilience) sind international validiert; übertragbar auf deutsche Rehabilitationsstrukturen.</w:t>
       </w:r>
     </w:p>
     <w:p>
@@ -360,7 +360,7 @@
           <w:color w:val="5A7D3A"/>
           <w:sz w:val="18"/>
         </w:rPr>
-        <w:t>https://pubmed.ncbi.nlm.nih.gov/42756107/</w:t>
+        <w:t>https://pubmed.ncbi.nlm.nih.gov/42768903/</w:t>
       </w:r>
     </w:p>
     <w:p>
@@ -368,7 +368,7 @@
         <w:pStyle w:val="Heading2"/>
       </w:pPr>
       <w:r>
-        <w:t>Shared Decision Making in der Prostatakrebsfrüherkennung bleibt unterentwickelt</w:t>
+        <w:t>Digitale COPD-Selbstmanagement-App: Proaktive Unterstützung steigert Adhärenz stärker als passive Einführung</w:t>
       </w:r>
     </w:p>
     <w:p>
@@ -378,12 +378,12 @@
           <w:color w:val="666666"/>
           <w:sz w:val="18"/>
         </w:rPr>
-        <w:t>Oliveira B et al.  ·  BMC Prim Care  ·  26.06.2026  ·  PMID 42363103</w:t>
+        <w:t>Ruddock M et al.  ·  JMIR Hum Factors  ·  21.09.2026  ·  PMID 42766845</w:t>
       </w:r>
     </w:p>
     <w:p>
       <w:r>
-        <w:t>Querschnittsstudie mit 107 Hausärzten in Portugal zur Umsetzung von Shared Decision Making (SDM) bei opportunistischem PSA-Screening: Erfassung von Screening-Kriterien, SDM-Praktiken, Entscheidungshilfen und Überweisungsmuster.</w:t>
+        <w:t>Qualitative Studie mit 30 Interviews (16 Patienten, 14 Fachkräfte) zu Lieferung und Engagement mit myCOPD-App in zwei englischen NHS-Settings (Gemeinde-Reha und Krankenhausentlassung).</w:t>
       </w:r>
     </w:p>
     <w:p>
@@ -394,7 +394,7 @@
         <w:t xml:space="preserve">Ergebnis: </w:t>
       </w:r>
       <w:r>
-        <w:t>80,4% der Hausärzte erklärten PSA-Tests, aber nur 64,5% diskutierten konsistent Nutzen/Risiken oder erkundeten Patientenpräferenzen. Nur 6,5% nutzen Entscheidungshilfen; 72% waren damit nicht vertraut. Nationale Richtlinien bestimmten die Praxis (75,7%), insbesondere bei unerfahreneren Ärzten (p=0,027). Bevölkerungsbasiertes Screening-Befürwortung nur 12,2%.</w:t>
+        <w:t>Zwei Liefermodelle: (1) Gemeindemedzinteams – proaktiv, beziehungsbasiert, iterative Unterstützung, kontinuierlich: multifacettiertes Engagement (routinemäßig, langfristig). (2) Krankenhausteams – passiv, Onboarding-fokussiert, Zeitdruck, Entlassungspriorität: einfaches Engagement (kurzfristig, transaktional). Vulnerabilitätsschichten (Multimorbidität, digitale Fähigkeiten, Sozioökonomie) beeinflussen Priorisierung der COPD-Selbstpflege.</w:t>
       </w:r>
     </w:p>
     <w:p>
@@ -409,7 +409,7 @@
         <w:rPr>
           <w:sz w:val="19"/>
         </w:rPr>
-        <w:t>Portugal - Gatekeeping-Hausarztsystem ähnlich Deutschland, vergleichbare Versorgungsstruktur</w:t>
+        <w:t>Großbritannien, NHS-Struktur; System-gebunden an Gatekeeping-Modell und Schichtarbeit; Evidenz zur proaktiven Unterstützung ist systemübergreifend übertragbar.</w:t>
       </w:r>
     </w:p>
     <w:p>
@@ -418,7 +418,65 @@
           <w:color w:val="5A7D3A"/>
           <w:sz w:val="18"/>
         </w:rPr>
-        <w:t>https://pubmed.ncbi.nlm.nih.gov/42363103/</w:t>
+        <w:t>https://pubmed.ncbi.nlm.nih.gov/42766845/</w:t>
+      </w:r>
+    </w:p>
+    <w:p>
+      <w:pPr>
+        <w:pStyle w:val="Heading2"/>
+      </w:pPr>
+      <w:r>
+        <w:t>Patientenbeteiligung bei Studiendesign: Co-Design reduziert Barrieren zur Adhärenz</w:t>
+      </w:r>
+    </w:p>
+    <w:p>
+      <w:r>
+        <w:rPr>
+          <w:i/>
+          <w:color w:val="666666"/>
+          <w:sz w:val="18"/>
+        </w:rPr>
+        <w:t>Holze M et al.  ·  Eur J Surg Oncol  ·  28.07.2026  ·  PMID 42570350</w:t>
+      </w:r>
+    </w:p>
+    <w:p>
+      <w:r>
+        <w:t>Strukturierte 12-Monat-Konzeptphase in Deutschland mit Patientenumfrage, Fokusgruppen und Expertenbeteiligung zur Gestaltung einer RCT zu Prehabilitation vor Darmkrebsoperation.</w:t>
+      </w:r>
+    </w:p>
+    <w:p>
+      <w:r>
+        <w:rPr>
+          <w:b/>
+        </w:rPr>
+        <w:t xml:space="preserve">Ergebnis: </w:t>
+      </w:r>
+      <w:r>
+        <w:t>Patientenvertreter und klinische Experten einigten sich auf: gezielte Risikogruppe (Alter, Gebrechlichkeit, Ernährung), vierwöchiges ambulantes Prähabilitationsprogramm mit vier Komponenten, Quality of Recovery als primärer Endpunkt. Co-Entwicklung von Adhärenz-Strategien gegen identifizierte Barrieren; Patientenprioritäten führten zu Studiendesign-Änderungen.</w:t>
+      </w:r>
+    </w:p>
+    <w:p>
+      <w:r>
+        <w:rPr>
+          <w:b/>
+          <w:sz w:val="19"/>
+        </w:rPr>
+        <w:t xml:space="preserve">Übertragbarkeit: </w:t>
+      </w:r>
+      <w:r>
+        <w:rPr>
+          <w:sz w:val="19"/>
+        </w:rPr>
+        <w:t>Deutschland, deutsche Patienten und Versorgungssystem; direkt übertragbar.</w:t>
+      </w:r>
+    </w:p>
+    <w:p>
+      <w:r>
+        <w:rPr>
+          <w:color w:val="5A7D3A"/>
+          <w:sz w:val="18"/>
+        </w:rPr>
+        <w:t>https://pubmed.ncbi.nlm.nih.gov/42570350/</w:t>
       </w:r>
     </w:p>
     <w:sectPr>

--- a/download/studien-aktuell.docx
+++ b/download/studien-aktuell.docx
@@ -62,7 +62,7 @@
           <w:color w:val="666666"/>
           <w:sz w:val="18"/>
         </w:rPr>
-        <w:t>Stand: 24.09.2026  |  7 Studien  |  healthliteracy.m-vf.de</w:t>
+        <w:t>Stand: 25.09.2026  |  6 Studien  |  healthliteracy.m-vf.de</w:t>
       </w:r>
     </w:p>
     <w:p>
@@ -70,7 +70,7 @@
         <w:pStyle w:val="Heading1"/>
       </w:pPr>
       <w:r>
-        <w:t>Aufgenommen am 24.09.2026</w:t>
+        <w:t>Aufgenommen am 25.09.2026</w:t>
       </w:r>
     </w:p>
     <w:p>
@@ -78,7 +78,7 @@
         <w:pStyle w:val="Heading2"/>
       </w:pPr>
       <w:r>
-        <w:t>Beteiligung in der Geburtshilfe: Engagement-Stufen bei der Entscheidungsfindung unter Echtbedingungen</w:t>
+        <w:t>Sprachliche Barrieren erklären Gesundheitskompetenz-Unterschiede nicht vollständig</w:t>
       </w:r>
     </w:p>
     <w:p>
@@ -88,12 +88,12 @@
           <w:color w:val="666666"/>
           <w:sz w:val="18"/>
         </w:rPr>
-        <w:t>Johnson K et al.  ·  PLoS One  ·  23.09.2026  ·  PMID 42776998</w:t>
+        <w:t>Ausserhofer D et al.  ·  JMIR Form Res  ·  24.09.2026  ·  PMID 42784772</w:t>
       </w:r>
     </w:p>
     <w:p>
       <w:r>
-        <w:t>Qualitative Studie mit 65 Interviews und 79 Beobachtungen zu vier Engagement-Ebenen bei der Einbeziehung von Frauen in Entscheidungen während der Geburt in schwedischen Kliniken.</w:t>
+        <w:t>Studie untersuchte in Südtirol, wie digitale Gesundheitsinformation die sprachbedingten Unterschiede in Health Literacy zwischen deutsch- und italienischsprachigen Bevölkerungsgruppen vermittelt.</w:t>
       </w:r>
     </w:p>
     <w:p>
@@ -104,7 +104,7 @@
         <w:t xml:space="preserve">Ergebnis: </w:t>
       </w:r>
       <w:r>
-        <w:t>Vier Engagement-Ebenen identifiziert: Keine Einbeziehung (Anweisungen ohne Erklärung), Information (kurze Updates), Beteiligung (Diskussionen, aber Entscheidungen durch Personal – häufigste Ebene) und Partnerschaft (gemeinsame Entscheidungen – seltenste Ebene). Barrieren: begrenzte Schwedischkenntnisse, hohe Arbeitsbelastung, kritische Situationen. Förderfaktoren: kontinuierliche Unterstützung, effektives Schmerzmanagement, TeamBirth-Prozess.</w:t>
+        <w:t>Italienischsprachige Teilnehmende zeigten signifikant höhere HL-Werte (Mittelwert 12,54 vs. 11,56 auf 0-16-Skala; p&lt;0,001) und nutzten häufiger digitale Gesundheitsinformation (p=0,003). Der indirekte Effekt der Sprache auf HL durch digitale Nutzung war jedoch nicht signifikant (B=0,018, 95% CI -0,035–0,074), während der direkte Effekt robust blieb (B=0,96; p&lt;0,001). Vertrauen in professionelle Quellen (B=0,39) und Internet-Gesundheitsinformation (B=0,61) waren beide positiv mit HL assoziiert.</w:t>
       </w:r>
     </w:p>
     <w:p>
@@ -119,7 +119,7 @@
         <w:rPr>
           <w:sz w:val="19"/>
         </w:rPr>
-        <w:t>Schweden, vergleichbares Gesundheitssystem; systemisch übertragbar auf deutsches Klinikwesen.</w:t>
+        <w:t>Südtirol, zweisprachiges Versicherungssystem, weist auf kulturelle/sprachliche Ungleichheit hin</w:t>
       </w:r>
     </w:p>
     <w:p>
@@ -128,7 +128,7 @@
           <w:color w:val="5A7D3A"/>
           <w:sz w:val="18"/>
         </w:rPr>
-        <w:t>https://pubmed.ncbi.nlm.nih.gov/42776998/</w:t>
+        <w:t>https://pubmed.ncbi.nlm.nih.gov/42784772/</w:t>
       </w:r>
     </w:p>
     <w:p>
@@ -136,7 +136,7 @@
         <w:pStyle w:val="Heading2"/>
       </w:pPr>
       <w:r>
-        <w:t>Frauengesundheit auf Instagram: Kommerzielle Desinformation dominiert Inhalte</w:t>
+        <w:t>Entscheidungshilfen senken Entscheidungskonflikt bei Brustkrebs nachweislich</w:t>
       </w:r>
     </w:p>
     <w:p>
@@ -146,12 +146,12 @@
           <w:color w:val="666666"/>
           <w:sz w:val="18"/>
         </w:rPr>
-        <w:t>Nickel B et al.  ·  Health Promot Int  ·  01.09.2026  ·  PMID 42773967</w:t>
+        <w:t>Sdinami S et al.  ·  Curr Oncol  ·  30.08.2026  ·  PMID 42782865</w:t>
       </w:r>
     </w:p>
     <w:p>
       <w:r>
-        <w:t>Inhaltsanalyse von 472 Instagram-Posts zum Hashtag #womenshealth auf Genauigkeit, Interessenskonflikte und Evidenzreferenzen.</w:t>
+        <w:t>Systematischer Review von 26 Studien (5174 Teilnehmende) bewertete Effektivität von Patient Decision Aids (PDA) auf Entscheidungsqualität, Psyche und Lebensqualität bei frühem Brustkrebs, mit Fokus auf vulnerable Bevölkerungsgruppen.</w:t>
       </w:r>
     </w:p>
     <w:p>
@@ -162,7 +162,7 @@
         <w:t xml:space="preserve">Ergebnis: </w:t>
       </w:r>
       <w:r>
-        <w:t>63 % von individuellen Influencern erstellt (162 Nicht-Mediziner, 105 Ärzte). 56 % allgemeine Gesundheitsinformationen, 16 % Produkt-Werbung. 48 % zu Hormon- und Reproduktionsgesundheit (58 Posts zur Menopause). 69 % mit expliziten Gesundheitsbehauptungen, nur 7 % mit Evidenzreferenzen. 51 % der Konten mit finanziellen Interessen, 39 % direkt verkaufend. Schlussfolgerung: Umfeld dominiert von Nicht-Experten und kommerziellen Botschaften.</w:t>
+        <w:t>PDAs waren assoziiert mit reduziertem Entscheidungskonflikt (6 von 7 Studien), verbesserter Entscheidungszufriedenheit (4 Studien) und verbessertem Wissen (4 von 8 Studien signifikant). Zehn Studien zu niedrigerem sozioökonomischem Status/niedriger Literalität zeigten Effektivität von piktorialen und vereinfachten PDAs. Keine konsistenten negativen Effekte auf Angst/Depression. Qualitative Befunde: hohe Akzeptabilität, aber Barrieren bei Timing und institutioneller Umsetzung.</w:t>
       </w:r>
     </w:p>
     <w:p>
@@ -177,7 +177,7 @@
         <w:rPr>
           <w:sz w:val="19"/>
         </w:rPr>
-        <w:t>Englischsprachiges Instagram; sprachlich übertragbar, aber Plattformdynamiken unterscheiden sich; regulatorische Befunde gelten global.</w:t>
+        <w:t>Südeuropäische Onkologiesysteme, Shared Decision Making, PDA-Prinzipien deutschlandgerecht adaptierbar</w:t>
       </w:r>
     </w:p>
     <w:p>
@@ -186,7 +186,7 @@
           <w:color w:val="5A7D3A"/>
           <w:sz w:val="18"/>
         </w:rPr>
-        <w:t>https://pubmed.ncbi.nlm.nih.gov/42773967/</w:t>
+        <w:t>https://pubmed.ncbi.nlm.nih.gov/42782865/</w:t>
       </w:r>
     </w:p>
     <w:p>
@@ -194,7 +194,7 @@
         <w:pStyle w:val="Heading2"/>
       </w:pPr>
       <w:r>
-        <w:t>Schmerzedukation plus Training gegen chronische Schmerzen nach Knieop: RCT-Protokoll</w:t>
+        <w:t>Diätassistentin-geführtes Webinar verbessert Wissen und Verhalten bei Zöliakie</w:t>
       </w:r>
     </w:p>
     <w:p>
@@ -204,12 +204,12 @@
           <w:color w:val="666666"/>
           <w:sz w:val="18"/>
         </w:rPr>
-        <w:t>Xu J et al.  ·  J Orthop Surg Res  ·  20.08.2026  ·  PMID 42773464</w:t>
+        <w:t>Seamark L et al.  ·  J Hum Nutr Diet  ·  Okt. 2026  ·  PMID 42779232</w:t>
       </w:r>
     </w:p>
     <w:p>
       <w:r>
-        <w:t>Protokoll für vier-armige RCT mit 148 Patienten nach Totalendoprothese des Knies: Schmerzneurowissenschafts-Edukation (PNE) kombiniert mit Blutfluss-Restriktionstraining (BFRT) gegen chronische postoperative Schmerzen.</w:t>
+        <w:t>Diätassistentinnen erstellten ein Webinar zur glutenfreien Ernährung für Patienten mit Zöliakie und evaluierten den Wissens- und Verhaltenseffekt vor und nach dem Anschauen.</w:t>
       </w:r>
     </w:p>
     <w:p>
@@ -220,7 +220,7 @@
         <w:t xml:space="preserve">Ergebnis: </w:t>
       </w:r>
       <w:r>
-        <w:t>Studiendesign: Kontrolle, PNE allein, BFRT allein, PNE+BFRT. Zwei strukturierte PNE-Sitzungen, 12-wöchiges BFRT. Primärer Endpunkt: KOOS₄-Zeitverlauf. Sekundär: Schmerzintensität, globales Wohlbefinden, psychologische Maße (HADS, PCS), körperliche Tests, Kraft. Follow-up: 12, 24, 36 Wochen. Intention-to-treat-Analyse. Ethikvotum erhalten.</w:t>
+        <w:t>Von 1050 Zugriff durch erwachsene Patienten (57% innerhalb 8 Wochen nach Diagnose) zeigten 165 Komplettbeantworter signifikante Verbesserungen: Sicherheit (p&lt;0,001) und Wissen (p&lt;0,001) zur glutenfreien Diät. Von 71 mit Symptomen bei Glutenaufnahme berichteten nachher mehr zufriedenstellende Symptomlinderung (p=0,02). Mehr Patienten praktizieren Maßnahmen zur Glutenvermeidung zuhause und haben glutenfreie Lebensmittel unterwegs dabei (p&lt;0,05).</w:t>
       </w:r>
     </w:p>
     <w:p>
@@ -235,7 +235,7 @@
         <w:rPr>
           <w:sz w:val="19"/>
         </w:rPr>
-        <w:t>China-basiert, Studienprotokoll ohne Ergebnisse; methodisch aber auf deutsches Versorgungssystem übertragbar (keine System-Abhängigkeit).</w:t>
+        <w:t>Britischer Kontext NHS, digitale Spezialistenkommunikation, skalierbar auf deutschsprachige Diätologie</w:t>
       </w:r>
     </w:p>
     <w:p>
@@ -244,7 +244,7 @@
           <w:color w:val="5A7D3A"/>
           <w:sz w:val="18"/>
         </w:rPr>
-        <w:t>https://pubmed.ncbi.nlm.nih.gov/42773464/</w:t>
+        <w:t>https://pubmed.ncbi.nlm.nih.gov/42779232/</w:t>
       </w:r>
     </w:p>
     <w:p>
@@ -252,7 +252,7 @@
         <w:pStyle w:val="Heading2"/>
       </w:pPr>
       <w:r>
-        <w:t>Mental Health Literacy bei Studierenden: Kurs verbessert Verständnis und Sicherheit im Umgang mit Peers</w:t>
+        <w:t>Gesundheitskompetenz prägt Informationsverhalten unterschiedlich je Alter</w:t>
       </w:r>
     </w:p>
     <w:p>
@@ -262,12 +262,12 @@
           <w:color w:val="666666"/>
           <w:sz w:val="18"/>
         </w:rPr>
-        <w:t>Newbold A et al.  ·  BMJ Open  ·  22.09.2026  ·  PMID 42772882</w:t>
+        <w:t>Kwon DH et al.  ·  JMIR Public Health Surveill  ·  23.09.2026  ·  PMID 42777145</w:t>
       </w:r>
     </w:p>
     <w:p>
       <w:r>
-        <w:t>Qualitative Studie mit fünf Fokusgruppen zu 19 Studierenden, die einen asynchronen Mental Health Literacy-Kurs absolvierten.</w:t>
+        <w:t>Südkoreanische Querschnittsstudie (N=7910) untersuchte, ob Gesundheitskompetenz die Assoziation zwischen Alter und zwei Stufen der Gesundheitsinformationssuche (Erfahrung und Quelltyp) erklärt.</w:t>
       </w:r>
     </w:p>
     <w:p>
@@ -278,7 +278,7 @@
         <w:t xml:space="preserve">Ergebnis: </w:t>
       </w:r>
       <w:r>
-        <w:t>Vier Themen aus Erfahrungen: verbessertes Verständnis für psychische Gesundheit, größeres Selbstbewusstsein, besseres Verständnis für andere mit Schwierigkeiten. Kurs wurde als relevant, nützlich und zugänglich bewertet. Empfehlung aller 19 Teilnehmer. Aber: Unsicherheit bei Peer-Unterstützung, Grenzenziehung, Krisenhilfe und professioneller Weitervermittlung identifiziert.</w:t>
+        <w:t>Mittlere HL-Werte sanken mit Alter (14,10±2,94 bei 19–44 Jahren vs. 8,34±4,65 bei ≥65 Jahren). Informationssuchprävalenz war höchst bei Jüngsten (66,7%) und niedrigst bei Ältesten (30,2%). Im aktiven Informationssuchen-Modus waren 92,7% der Jüngsten vs. 48,2% der Ältesten. HL war signifikant assoziiert mit Informationsverhalten bei 45–64 und ≥65 Jahren, nicht bei 19–44 Jahren; dort waren Bildung und Gesundheitsfaktoren salienter.</w:t>
       </w:r>
     </w:p>
     <w:p>
@@ -293,7 +293,7 @@
         <w:rPr>
           <w:sz w:val="19"/>
         </w:rPr>
-        <w:t>Großbritannien, vergleichbares Hochschulsystem; auch deutsch anwendbar, nutzt digitales Format ohne technische Barrieren.</w:t>
+        <w:t>Südkorea, hochdigitalisiertes System, Hinweis auf altersgerechte Strategien jenseits reiner HL</w:t>
       </w:r>
     </w:p>
     <w:p>
@@ -302,7 +302,7 @@
           <w:color w:val="5A7D3A"/>
           <w:sz w:val="18"/>
         </w:rPr>
-        <w:t>https://pubmed.ncbi.nlm.nih.gov/42772882/</w:t>
+        <w:t>https://pubmed.ncbi.nlm.nih.gov/42777145/</w:t>
       </w:r>
     </w:p>
     <w:p>
@@ -310,7 +310,7 @@
         <w:pStyle w:val="Heading2"/>
       </w:pPr>
       <w:r>
-        <w:t>Gesundheitskompetenz und psychologische Resilienz vorhersagen Funktionsfähigkeit nach Rückenmarksverletzung</w:t>
+        <w:t>Rahmenwerk zur klinischen Bewertung von KI-Patientenedukation nach Verständlichkeit</w:t>
       </w:r>
     </w:p>
     <w:p>
@@ -320,12 +320,12 @@
           <w:color w:val="666666"/>
           <w:sz w:val="18"/>
         </w:rPr>
-        <w:t>Li S et al.  ·  J Rehabil Med  ·  22.09.2026  ·  PMID 42768903</w:t>
+        <w:t>Austria D et al.  ·  JMIR Form Res  ·  21.09.2026  ·  PMID 42766478</w:t>
       </w:r>
     </w:p>
     <w:p>
       <w:r>
-        <w:t>6-Monat-Follow-up-Studie bei 367 Rückenmarksverletzungspatienten: Alter, Resilienz, soziale Unterstützung und Health Literacy als Prädiktoren der funktionalen Fähigkeit (Modified Barthel Index).</w:t>
+        <w:t>Autorengruppe entwickelt TAM-MCRS-Evaluierungsrahmen für Kliniker, um von großen Sprachmodellen erzeugte Patientenmaterialien auf Genauigkeit, Verständlichkeit und Vollständigkeit zu bewerten, unter Kontrolle von Evaluator-Einstellungen.</w:t>
       </w:r>
     </w:p>
     <w:p>
@@ -336,7 +336,7 @@
         <w:t xml:space="preserve">Ergebnis: </w:t>
       </w:r>
       <w:r>
-        <w:t>MBI-Scores verbesserten sich leicht (43,50 auf 46,81, geringe Effektgröße). Multivariate Analyse: jüngeres Alter (β = -0,02; p = 0,028), höhere Resilienz (β = 0,22; p &lt; 0,001) und höhere Health Literacy (β = 0,32; p = 0,001) waren unabhängige Prädiktoren besserer Funktionsfähigkeit. Soziale Unterstützung nur in univariater Analyse signifikant (β = 0,44; p = 0,038).</w:t>
+        <w:t>Das Rahmenwerk paart Technologieakzeptanzmodell (TAM) mit Medizinische-Erkrankung-Würdigung-Skala (MCRS). TAM ordnet wahrgenommene Nützlichkeit auf Genauigkeit/Vollständigkeit, wahrgenommene Bedienfreundlichkeit auf Klarheit/Angemessenheit. Nach Bewertung durch klinisches Panel wird MCRS als Kovariat für Evaluator-Einstellung administriert, um zu testen, ob Einstellung die Ratings beeinflusst. Ziel: objektive, theoriegestützte, klinisch realistische und Ungleichheit-responsive Evidenz.</w:t>
       </w:r>
     </w:p>
     <w:p>
@@ -351,7 +351,7 @@
         <w:rPr>
           <w:sz w:val="19"/>
         </w:rPr>
-        <w:t>China, aber Konzepte und Messinstrumente (Health Literacy, Connor-Davidson Resilience) sind international validiert; übertragbar auf deutsche Rehabilitationsstrukturen.</w:t>
+        <w:t>USA, Konzeptpapier für KI-Governance, Übertragbarkeit auf deutsche Kliniken hoch bei Adaptierung an ärztliche Entscheidungskultur</w:t>
       </w:r>
     </w:p>
     <w:p>
@@ -360,7 +360,7 @@
           <w:color w:val="5A7D3A"/>
           <w:sz w:val="18"/>
         </w:rPr>
-        <w:t>https://pubmed.ncbi.nlm.nih.gov/42768903/</w:t>
+        <w:t>https://pubmed.ncbi.nlm.nih.gov/42766478/</w:t>
       </w:r>
     </w:p>
     <w:p>
@@ -368,7 +368,7 @@
         <w:pStyle w:val="Heading2"/>
       </w:pPr>
       <w:r>
-        <w:t>Digitale COPD-Selbstmanagement-App: Proaktive Unterstützung steigert Adhärenz stärker als passive Einführung</w:t>
+        <w:t>Wahrgenommene Physical Literacy vermittelt Bewegung und Ausdauerfitness bei Jugendlichen</w:t>
       </w:r>
     </w:p>
     <w:p>
@@ -378,12 +378,12 @@
           <w:color w:val="666666"/>
           <w:sz w:val="18"/>
         </w:rPr>
-        <w:t>Ruddock M et al.  ·  JMIR Hum Factors  ·  21.09.2026  ·  PMID 42766845</w:t>
+        <w:t>Valle-Muñoz VM et al.  ·  Front Public Health  ·  09.06.2026  ·  PMID 42344264</w:t>
       </w:r>
     </w:p>
     <w:p>
       <w:r>
-        <w:t>Qualitative Studie mit 30 Interviews (16 Patienten, 14 Fachkräfte) zu Lieferung und Engagement mit myCOPD-App in zwei englischen NHS-Settings (Gemeinde-Reha und Krankenhausentlassung).</w:t>
+        <w:t>Studie untersuchte in Spanien (ENERGYCO), wie wahrgenommene Physical Literacy die Beziehung zwischen körperlicher Aktivität und kardiorespiratorischer Fitness bei Jugendlichen vermittelt.</w:t>
       </w:r>
     </w:p>
     <w:p>
@@ -394,7 +394,7 @@
         <w:t xml:space="preserve">Ergebnis: </w:t>
       </w:r>
       <w:r>
-        <w:t>Zwei Liefermodelle: (1) Gemeindemedzinteams – proaktiv, beziehungsbasiert, iterative Unterstützung, kontinuierlich: multifacettiertes Engagement (routinemäßig, langfristig). (2) Krankenhausteams – passiv, Onboarding-fokussiert, Zeitdruck, Entlassungspriorität: einfaches Engagement (kurzfristig, transaktional). Vulnerabilitätsschichten (Multimorbidität, digitale Fähigkeiten, Sozioökonomie) beeinflussen Priorisierung der COPD-Selbstpflege.</w:t>
+        <w:t>Bei 262 spanischen Jugendlichen (Median 14,3 Jahre, 47,7% Mädchen) zeigte die Mediationsanalyse einen signifikanten indirekten Effekt von Aktivität auf VO₂max durch Physical Literacy (indirekter Effekt=0,61, 95% BCa CI 0,14–1,16), der 54,2% des Gesamteffekts ausmachte. Besonders relevant waren Kommunikation (indirekter Effekt=0,38, 95% BCa CI 0,05–0,77) und Wissen/Verständnis (indirekter Effekt=0,60, 95% BCa CI 0,17–1,08).</w:t>
       </w:r>
     </w:p>
     <w:p>
@@ -409,7 +409,7 @@
         <w:rPr>
           <w:sz w:val="19"/>
         </w:rPr>
-        <w:t>Großbritannien, NHS-Struktur; System-gebunden an Gatekeeping-Modell und Schichtarbeit; Evidenz zur proaktiven Unterstützung ist systemübergreifend übertragbar.</w:t>
+        <w:t>Spanisches Schulsystem, Fitness-Assessment, europäisch übertragbar auf deutschsprachige Prävention</w:t>
       </w:r>
     </w:p>
     <w:p>
@@ -418,65 +418,7 @@
           <w:color w:val="5A7D3A"/>
           <w:sz w:val="18"/>
         </w:rPr>
-        <w:t>https://pubmed.ncbi.nlm.nih.gov/42766845/</w:t>
-      </w:r>
-    </w:p>
-    <w:p>
-      <w:pPr>
-        <w:pStyle w:val="Heading2"/>
-      </w:pPr>
-      <w:r>
-        <w:t>Patientenbeteiligung bei Studiendesign: Co-Design reduziert Barrieren zur Adhärenz</w:t>
-      </w:r>
-    </w:p>
-    <w:p>
-      <w:r>
-        <w:rPr>
-          <w:i/>
-          <w:color w:val="666666"/>
-          <w:sz w:val="18"/>
-        </w:rPr>
-        <w:t>Holze M et al.  ·  Eur J Surg Oncol  ·  28.07.2026  ·  PMID 42570350</w:t>
-      </w:r>
-    </w:p>
-    <w:p>
-      <w:r>
-        <w:t>Strukturierte 12-Monat-Konzeptphase in Deutschland mit Patientenumfrage, Fokusgruppen und Expertenbeteiligung zur Gestaltung einer RCT zu Prehabilitation vor Darmkrebsoperation.</w:t>
-      </w:r>
-    </w:p>
-    <w:p>
-      <w:r>
-        <w:rPr>
-          <w:b/>
-        </w:rPr>
-        <w:t xml:space="preserve">Ergebnis: </w:t>
-      </w:r>
-      <w:r>
-        <w:t>Patientenvertreter und klinische Experten einigten sich auf: gezielte Risikogruppe (Alter, Gebrechlichkeit, Ernährung), vierwöchiges ambulantes Prähabilitationsprogramm mit vier Komponenten, Quality of Recovery als primärer Endpunkt. Co-Entwicklung von Adhärenz-Strategien gegen identifizierte Barrieren; Patientenprioritäten führten zu Studiendesign-Änderungen.</w:t>
-      </w:r>
-    </w:p>
-    <w:p>
-      <w:r>
-        <w:rPr>
-          <w:b/>
-          <w:sz w:val="19"/>
-        </w:rPr>
-        <w:t xml:space="preserve">Übertragbarkeit: </w:t>
-      </w:r>
-      <w:r>
-        <w:rPr>
-          <w:sz w:val="19"/>
-        </w:rPr>
-        <w:t>Deutschland, deutsche Patienten und Versorgungssystem; direkt übertragbar.</w:t>
-      </w:r>
-    </w:p>
-    <w:p>
-      <w:r>
-        <w:rPr>
-          <w:color w:val="5A7D3A"/>
-          <w:sz w:val="18"/>
-        </w:rPr>
-        <w:t>https://pubmed.ncbi.nlm.nih.gov/42570350/</w:t>
+        <w:t>https://pubmed.ncbi.nlm.nih.gov/42344264/</w:t>
       </w:r>
     </w:p>
     <w:sectPr>

--- a/download/studien-aktuell.docx
+++ b/download/studien-aktuell.docx
@@ -62,7 +62,7 @@
           <w:color w:val="666666"/>
           <w:sz w:val="18"/>
         </w:rPr>
-        <w:t>Stand: 25.09.2026  |  6 Studien  |  healthliteracy.m-vf.de</w:t>
+        <w:t>Stand: 26.09.2026  |  6 Studien  |  healthliteracy.m-vf.de</w:t>
       </w:r>
     </w:p>
     <w:p>
@@ -70,7 +70,7 @@
         <w:pStyle w:val="Heading1"/>
       </w:pPr>
       <w:r>
-        <w:t>Aufgenommen am 25.09.2026</w:t>
+        <w:t>Aufgenommen am 26.09.2026</w:t>
       </w:r>
     </w:p>
     <w:p>
@@ -78,7 +78,7 @@
         <w:pStyle w:val="Heading2"/>
       </w:pPr>
       <w:r>
-        <w:t>Sprachliche Barrieren erklären Gesundheitskompetenz-Unterschiede nicht vollständig</w:t>
+        <w:t>Patientenbeteiligung bei digitaler Überwachung: Co-Design für Aortendissektion</w:t>
       </w:r>
     </w:p>
     <w:p>
@@ -88,12 +88,12 @@
           <w:color w:val="666666"/>
           <w:sz w:val="18"/>
         </w:rPr>
-        <w:t>Ausserhofer D et al.  ·  JMIR Form Res  ·  24.09.2026  ·  PMID 42784772</w:t>
+        <w:t>Grewal N et al.  ·  BMJ Open  ·  25.09.2026  ·  PMID 42790905</w:t>
       </w:r>
     </w:p>
     <w:p>
       <w:r>
-        <w:t>Studie untersuchte in Südtirol, wie digitale Gesundheitsinformation die sprachbedingten Unterschiede in Health Literacy zwischen deutsch- und italienischsprachigen Bevölkerungsgruppen vermittelt.</w:t>
+        <w:t>Qualitative Co-Creation-Studie mit 76 Patienten mit thorakaler Aortendissektion in vier Phasen, um Monitoring-Domains zu identifizieren, die Patienten selbst als bedeutsam erachten.</w:t>
       </w:r>
     </w:p>
     <w:p>
@@ -104,7 +104,7 @@
         <w:t xml:space="preserve">Ergebnis: </w:t>
       </w:r>
       <w:r>
-        <w:t>Italienischsprachige Teilnehmende zeigten signifikant höhere HL-Werte (Mittelwert 12,54 vs. 11,56 auf 0-16-Skala; p&lt;0,001) und nutzten häufiger digitale Gesundheitsinformation (p=0,003). Der indirekte Effekt der Sprache auf HL durch digitale Nutzung war jedoch nicht signifikant (B=0,018, 95% CI -0,035–0,074), während der direkte Effekt robust blieb (B=0,96; p&lt;0,001). Vertrauen in professionelle Quellen (B=0,39) und Internet-Gesundheitsinformation (B=0,61) waren beide positiv mit HL assoziiert.</w:t>
+        <w:t>Fünf wiederkehrende Domains: Unsicherheit und Rezidivangst managen, Symptome interpretieren, Blutdrucküberwachung, Lebenspartizipation und Zugänglichkeit. Diese wurden in eine Monitoring-Agenda mit Symptomkontextualisierung, Blutdrucktrends, Patient-Reported Outcomes, Aktivitäts-Feedback, Entscheidungshilfen und Eskalationspfaden übersetzt. Patienten betonten Monitoring als Ergänzung, nicht Ersatz für bildgebende Verfahren.</w:t>
       </w:r>
     </w:p>
     <w:p>
@@ -119,7 +119,7 @@
         <w:rPr>
           <w:sz w:val="19"/>
         </w:rPr>
-        <w:t>Südtirol, zweisprachiges Versicherungssystem, weist auf kulturelle/sprachliche Ungleichheit hin</w:t>
+        <w:t>Niederlande, tertiäres Zentrum – Strukturen nicht ohne Weiteres übertragbar, aber Co-Design-Methode bewährt.</w:t>
       </w:r>
     </w:p>
     <w:p>
@@ -128,7 +128,7 @@
           <w:color w:val="5A7D3A"/>
           <w:sz w:val="18"/>
         </w:rPr>
-        <w:t>https://pubmed.ncbi.nlm.nih.gov/42784772/</w:t>
+        <w:t>https://pubmed.ncbi.nlm.nih.gov/42790905/</w:t>
       </w:r>
     </w:p>
     <w:p>
@@ -136,7 +136,7 @@
         <w:pStyle w:val="Heading2"/>
       </w:pPr>
       <w:r>
-        <w:t>Entscheidungshilfen senken Entscheidungskonflikt bei Brustkrebs nachweislich</w:t>
+        <w:t>Konsistenz der Stillaufklärung über perinatale Periode: eHealth-Lösung gefordert</w:t>
       </w:r>
     </w:p>
     <w:p>
@@ -146,12 +146,12 @@
           <w:color w:val="666666"/>
           <w:sz w:val="18"/>
         </w:rPr>
-        <w:t>Sdinami S et al.  ·  Curr Oncol  ·  30.08.2026  ·  PMID 42782865</w:t>
+        <w:t>Abbass-Dick J et al.  ·  J Mother Child  ·  01.01.2026  ·  PMID 42790888</w:t>
       </w:r>
     </w:p>
     <w:p>
       <w:r>
-        <w:t>Systematischer Review von 26 Studien (5174 Teilnehmende) bewertete Effektivität von Patient Decision Aids (PDA) auf Entscheidungsqualität, Psyche und Lebensqualität bei frühem Brustkrebs, mit Fokus auf vulnerable Bevölkerungsgruppen.</w:t>
+        <w:t>Deskriptive Befragung von 93 Fachpersonen und 78 Müttern zu Erfahrungen mit Stillaufklärung und Eignung von eHealth-Ressourcen zur Standardisierung.</w:t>
       </w:r>
     </w:p>
     <w:p>
@@ -162,7 +162,7 @@
         <w:t xml:space="preserve">Ergebnis: </w:t>
       </w:r>
       <w:r>
-        <w:t>PDAs waren assoziiert mit reduziertem Entscheidungskonflikt (6 von 7 Studien), verbesserter Entscheidungszufriedenheit (4 Studien) und verbessertem Wissen (4 von 8 Studien signifikant). Zehn Studien zu niedrigerem sozioökonomischem Status/niedriger Literalität zeigten Effektivität von piktorialen und vereinfachten PDAs. Keine konsistenten negativen Effekte auf Angst/Depression. Qualitative Befunde: hohe Akzeptabilität, aber Barrieren bei Timing und institutioneller Umsetzung.</w:t>
+        <w:t>Mütter erhielten Aufklärung von diversen Fachpersonen mit variierender Information zu verschiedenen Zeitpunkten. Mündliche Kommunikation war häufigste Methode. Beide Gruppen nannten Online-Videos und Websites als wirksamste digitale Lösungen. Mangel an Konsistenz und Zugänglichkeit über die gesamte perinatale Phase identifiziert.</w:t>
       </w:r>
     </w:p>
     <w:p>
@@ -177,7 +177,7 @@
         <w:rPr>
           <w:sz w:val="19"/>
         </w:rPr>
-        <w:t>Südeuropäische Onkologiesysteme, Shared Decision Making, PDA-Prinzipien deutschlandgerecht adaptierbar</w:t>
+        <w:t>Kanada – Organisierungsmodell unterschiedlich, aber Fragmentierung perinataler Beratung systemübergreifend relevant.</w:t>
       </w:r>
     </w:p>
     <w:p>
@@ -186,7 +186,7 @@
           <w:color w:val="5A7D3A"/>
           <w:sz w:val="18"/>
         </w:rPr>
-        <w:t>https://pubmed.ncbi.nlm.nih.gov/42782865/</w:t>
+        <w:t>https://pubmed.ncbi.nlm.nih.gov/42790888/</w:t>
       </w:r>
     </w:p>
     <w:p>
@@ -194,7 +194,7 @@
         <w:pStyle w:val="Heading2"/>
       </w:pPr>
       <w:r>
-        <w:t>Diätassistentin-geführtes Webinar verbessert Wissen und Verhalten bei Zöliakie</w:t>
+        <w:t>Vergleich digitaler Entscheidungshilfen für Endometriose: Qualität und Vollständigkeit unzureichend</w:t>
       </w:r>
     </w:p>
     <w:p>
@@ -204,12 +204,12 @@
           <w:color w:val="666666"/>
           <w:sz w:val="18"/>
         </w:rPr>
-        <w:t>Seamark L et al.  ·  J Hum Nutr Diet  ·  Okt. 2026  ·  PMID 42779232</w:t>
+        <w:t>Pittet O et al.  ·  Health Expect  ·  Okt. 2026  ·  PMID 42788763</w:t>
       </w:r>
     </w:p>
     <w:p>
       <w:r>
-        <w:t>Diätassistentinnen erstellten ein Webinar zur glutenfreien Ernährung für Patienten mit Zöliakie und evaluierten den Wissens- und Verhaltenseffekt vor und nach dem Anschauen.</w:t>
+        <w:t>Scoping Review zu digitalen Patient Decision Aids (PtDAs) für Endometriose: 10 PtDAs wurden analysiert (5 von Experten, 5 KI-generiert) nach IPDAS-Kriterien und Transparenz.</w:t>
       </w:r>
     </w:p>
     <w:p>
@@ -220,7 +220,7 @@
         <w:t xml:space="preserve">Ergebnis: </w:t>
       </w:r>
       <w:r>
-        <w:t>Von 1050 Zugriff durch erwachsene Patienten (57% innerhalb 8 Wochen nach Diagnose) zeigten 165 Komplettbeantworter signifikante Verbesserungen: Sicherheit (p&lt;0,001) und Wissen (p&lt;0,001) zur glutenfreien Diät. Von 71 mit Symptomen bei Glutenaufnahme berichteten nachher mehr zufriedenstellende Symptomlinderung (p=0,02). Mehr Patienten praktizieren Maßnahmen zur Glutenvermeidung zuhause und haben glutenfreie Lebensmittel unterwegs dabei (p&lt;0,05).</w:t>
+        <w:t>Die meisten PtDAs beschrieben Gesundheitszustand, Optionen mit Pro/Contra, verfehlten aber wichtige IPDAS-Kriterien. Expertengenerierte PtDAs zeigten mangelnde Transparenz in Entwicklung und fehlende formale Evaluation. KI-Aids erwähnten häufiger Komplementärmedizin. Alle zeigten Defizite in Vollständigkeit und Evidenzstützung.</w:t>
       </w:r>
     </w:p>
     <w:p>
@@ -235,7 +235,7 @@
         <w:rPr>
           <w:sz w:val="19"/>
         </w:rPr>
-        <w:t>Britischer Kontext NHS, digitale Spezialistenkommunikation, skalierbar auf deutschsprachige Diätologie</w:t>
+        <w:t>Schweiz, strukturelles Problem unabhängig vom System – Qualitätsdefizite universell.</w:t>
       </w:r>
     </w:p>
     <w:p>
@@ -244,7 +244,7 @@
           <w:color w:val="5A7D3A"/>
           <w:sz w:val="18"/>
         </w:rPr>
-        <w:t>https://pubmed.ncbi.nlm.nih.gov/42779232/</w:t>
+        <w:t>https://pubmed.ncbi.nlm.nih.gov/42788763/</w:t>
       </w:r>
     </w:p>
     <w:p>
@@ -252,7 +252,7 @@
         <w:pStyle w:val="Heading2"/>
       </w:pPr>
       <w:r>
-        <w:t>Gesundheitskompetenz prägt Informationsverhalten unterschiedlich je Alter</w:t>
+        <w:t>Spirituelle Ressourcen stärken Patientenempowerment auch bei hoher Symptombelastung</w:t>
       </w:r>
     </w:p>
     <w:p>
@@ -262,12 +262,12 @@
           <w:color w:val="666666"/>
           <w:sz w:val="18"/>
         </w:rPr>
-        <w:t>Kwon DH et al.  ·  JMIR Public Health Surveill  ·  23.09.2026  ·  PMID 42777145</w:t>
+        <w:t>Gürdap Z et al.  ·  BMC Palliat Care  ·  05.08.2026  ·  PMID 42786479</w:t>
       </w:r>
     </w:p>
     <w:p>
       <w:r>
-        <w:t>Südkoreanische Querschnittsstudie (N=7910) untersuchte, ob Gesundheitskompetenz die Assoziation zwischen Alter und zwei Stufen der Gesundheitsinformationssuche (Erfahrung und Quelltyp) erklärt.</w:t>
+        <w:t>Querschnittsstudie mit 140 Patienten in Palliativpflege in der Türkei zur Vorhersage von Patient Empowerment durch Symptombelastung und spirituales Wohlbefinden.</w:t>
       </w:r>
     </w:p>
     <w:p>
@@ -278,7 +278,7 @@
         <w:t xml:space="preserve">Ergebnis: </w:t>
       </w:r>
       <w:r>
-        <w:t>Mittlere HL-Werte sanken mit Alter (14,10±2,94 bei 19–44 Jahren vs. 8,34±4,65 bei ≥65 Jahren). Informationssuchprävalenz war höchst bei Jüngsten (66,7%) und niedrigst bei Ältesten (30,2%). Im aktiven Informationssuchen-Modus waren 92,7% der Jüngsten vs. 48,2% der Ältesten. HL war signifikant assoziiert mit Informationsverhalten bei 45–64 und ≥65 Jahren, nicht bei 19–44 Jahren; dort waren Bildung und Gesundheitsfaktoren salienter.</w:t>
+        <w:t>Mittlere Symptombelastung (50,95 ± 11,41), aber moderate spirituale Wohlbefindensscores (24,25 ± 4,93) und Empowerment (3,05 ± 0,48). Regressionsmodell erklärte 42,8 % der Varianz: Spirituales Wohlbefinden (β = 0,484, p&lt;0,001) und andere chronische Erkrankungen (β = 0,372, p&lt;0,001) waren stärkste Prädiktoren; Symptombelastung zeigte keinen signifikanten Effekt.</w:t>
       </w:r>
     </w:p>
     <w:p>
@@ -293,7 +293,7 @@
         <w:rPr>
           <w:sz w:val="19"/>
         </w:rPr>
-        <w:t>Südkorea, hochdigitalisiertes System, Hinweis auf altersgerechte Strategien jenseits reiner HL</w:t>
+        <w:t>Türkei – holistische Pflege systemunabhängig, spirituelle Begleitung in allen Kulturen relevant.</w:t>
       </w:r>
     </w:p>
     <w:p>
@@ -302,7 +302,7 @@
           <w:color w:val="5A7D3A"/>
           <w:sz w:val="18"/>
         </w:rPr>
-        <w:t>https://pubmed.ncbi.nlm.nih.gov/42777145/</w:t>
+        <w:t>https://pubmed.ncbi.nlm.nih.gov/42786479/</w:t>
       </w:r>
     </w:p>
     <w:p>
@@ -310,7 +310,7 @@
         <w:pStyle w:val="Heading2"/>
       </w:pPr>
       <w:r>
-        <w:t>Rahmenwerk zur klinischen Bewertung von KI-Patientenedukation nach Verständlichkeit</w:t>
+        <w:t>Umfassende Aufklärung senkt postoperative Schmerzen nach Ureterstent-Einlage</w:t>
       </w:r>
     </w:p>
     <w:p>
@@ -320,12 +320,12 @@
           <w:color w:val="666666"/>
           <w:sz w:val="18"/>
         </w:rPr>
-        <w:t>Austria D et al.  ·  JMIR Form Res  ·  21.09.2026  ·  PMID 42766478</w:t>
+        <w:t>Golomb D et al.  ·  Urolithiasis  ·  24.09.2026  ·  PMID 42782293</w:t>
       </w:r>
     </w:p>
     <w:p>
       <w:r>
-        <w:t>Autorengruppe entwickelt TAM-MCRS-Evaluierungsrahmen für Kliniker, um von großen Sprachmodellen erzeugte Patientenmaterialien auf Genauigkeit, Verständlichkeit und Vollständigkeit zu bewerten, unter Kontrolle von Evaluator-Einstellungen.</w:t>
+        <w:t>Randomisierte Pilotstudie mit 48 Patienten (19 Intervention, 29 Kontrolle): Intervention erhielt multimodale Aufklärung (Erklärung, Video, Stent-Muster), Kontrolle Standardberatung.</w:t>
       </w:r>
     </w:p>
     <w:p>
@@ -336,7 +336,7 @@
         <w:t xml:space="preserve">Ergebnis: </w:t>
       </w:r>
       <w:r>
-        <w:t>Das Rahmenwerk paart Technologieakzeptanzmodell (TAM) mit Medizinische-Erkrankung-Würdigung-Skala (MCRS). TAM ordnet wahrgenommene Nützlichkeit auf Genauigkeit/Vollständigkeit, wahrgenommene Bedienfreundlichkeit auf Klarheit/Angemessenheit. Nach Bewertung durch klinisches Panel wird MCRS als Kovariat für Evaluator-Einstellung administriert, um zu testen, ob Einstellung die Ratings beeinflusst. Ziel: objektive, theoriegestützte, klinisch realistische und Ungleichheit-responsive Evidenz.</w:t>
+        <w:t>Intervention hatte niedrigeren medianen Schmerzwert POD1 (1 vs. 3, p=0,084) und weniger ungeplante Notaufnahme-Besuche (5,3 % vs. 24,1 %, OR 0,18, 95%KI 0,004–1,62; Risikodifferenz –18,9 %, p=0,123). Keine statistischen Signifikanz, aber Konfidenzintervalle vereinbar mit klinischem Nutzen. Geringe Komplikationsraten.</w:t>
       </w:r>
     </w:p>
     <w:p>
@@ -351,7 +351,7 @@
         <w:rPr>
           <w:sz w:val="19"/>
         </w:rPr>
-        <w:t>USA, Konzeptpapier für KI-Governance, Übertragbarkeit auf deutsche Kliniken hoch bei Adaptierung an ärztliche Entscheidungskultur</w:t>
+        <w:t>Israel – Pilotstudie, größere Fallzahl erforderlich; Konzept von Sprachenbarrieren unabhängig.</w:t>
       </w:r>
     </w:p>
     <w:p>
@@ -360,7 +360,7 @@
           <w:color w:val="5A7D3A"/>
           <w:sz w:val="18"/>
         </w:rPr>
-        <w:t>https://pubmed.ncbi.nlm.nih.gov/42766478/</w:t>
+        <w:t>https://pubmed.ncbi.nlm.nih.gov/42782293/</w:t>
       </w:r>
     </w:p>
     <w:p>
@@ -368,7 +368,7 @@
         <w:pStyle w:val="Heading2"/>
       </w:pPr>
       <w:r>
-        <w:t>Wahrgenommene Physical Literacy vermittelt Bewegung und Ausdauerfitness bei Jugendlichen</w:t>
+        <w:t>Digitale Faktoren und Health Literacy: Wer ist anfällig für Gesundheitsfehlinformation?</w:t>
       </w:r>
     </w:p>
     <w:p>
@@ -378,12 +378,12 @@
           <w:color w:val="666666"/>
           <w:sz w:val="18"/>
         </w:rPr>
-        <w:t>Valle-Muñoz VM et al.  ·  Front Public Health  ·  09.06.2026  ·  PMID 42344264</w:t>
+        <w:t>Duplaga M  ·  Stud Health Technol Inform  ·  29.06.2026  ·  PMID 42393957</w:t>
       </w:r>
     </w:p>
     <w:p>
       <w:r>
-        <w:t>Studie untersuchte in Spanien (ENERGYCO), wie wahrgenommene Physical Literacy die Beziehung zwischen körperlicher Aktivität und kardiorespiratorischer Fitness bei Jugendlichen vermittelt.</w:t>
+        <w:t>Online-Befragung von 2.701 polnischen Erwachsenen (18–75 Jahre) zum Zusammenhang zwischen digitalen Verhaltensweisen, Health Literacy und Anfälligkeit für Fehlinformation.</w:t>
       </w:r>
     </w:p>
     <w:p>
@@ -394,7 +394,7 @@
         <w:t xml:space="preserve">Ergebnis: </w:t>
       </w:r>
       <w:r>
-        <w:t>Bei 262 spanischen Jugendlichen (Median 14,3 Jahre, 47,7% Mädchen) zeigte die Mediationsanalyse einen signifikanten indirekten Effekt von Aktivität auf VO₂max durch Physical Literacy (indirekter Effekt=0,61, 95% BCa CI 0,14–1,16), der 54,2% des Gesamteffekts ausmachte. Besonders relevant waren Kommunikation (indirekter Effekt=0,38, 95% BCa CI 0,05–0,77) und Wissen/Verständnis (indirekter Effekt=0,60, 95% BCa CI 0,17–1,08).</w:t>
+        <w:t>Höhere Social-Media-Sucht, zwanghafter Internetgebrauch und E-Health Literacy waren mit erhöhter Anfälligkeit assoziiert (p&lt;0,05). Niedrigere tägliche Internetnutzung war mit höherer Anfälligkeit verknüpft als &gt;3 Stunden/Tag. Digitale Variablen erklärten jedoch nur bescheidene zusätzliche Varianz im Gesamtmodell – begrenzte Erklärungskraft.</w:t>
       </w:r>
     </w:p>
     <w:p>
@@ -409,7 +409,7 @@
         <w:rPr>
           <w:sz w:val="19"/>
         </w:rPr>
-        <w:t>Spanisches Schulsystem, Fitness-Assessment, europäisch übertragbar auf deutschsprachige Prävention</w:t>
+        <w:t>Polen, EU-Land mit vergleichbarem Gesundheitssystem – digitale Literacy-Befunde potenziell übertragbar.</w:t>
       </w:r>
     </w:p>
     <w:p>
@@ -418,7 +418,7 @@
           <w:color w:val="5A7D3A"/>
           <w:sz w:val="18"/>
         </w:rPr>
-        <w:t>https://pubmed.ncbi.nlm.nih.gov/42344264/</w:t>
+        <w:t>https://pubmed.ncbi.nlm.nih.gov/42393957/</w:t>
       </w:r>
     </w:p>
     <w:sectPr>

--- a/download/studien-aktuell.docx
+++ b/download/studien-aktuell.docx
@@ -62,7 +62,7 @@
           <w:color w:val="666666"/>
           <w:sz w:val="18"/>
         </w:rPr>
-        <w:t>Stand: 26.09.2026  |  6 Studien  |  healthliteracy.m-vf.de</w:t>
+        <w:t>Stand: 27.09.2026  |  7 Studien  |  healthliteracy.m-vf.de</w:t>
       </w:r>
     </w:p>
     <w:p>
@@ -70,7 +70,7 @@
         <w:pStyle w:val="Heading1"/>
       </w:pPr>
       <w:r>
-        <w:t>Aufgenommen am 26.09.2026</w:t>
+        <w:t>Aufgenommen am 27.09.2026</w:t>
       </w:r>
     </w:p>
     <w:p>
@@ -78,7 +78,7 @@
         <w:pStyle w:val="Heading2"/>
       </w:pPr>
       <w:r>
-        <w:t>Patientenbeteiligung bei digitaler Überwachung: Co-Design für Aortendissektion</w:t>
+        <w:t>Virtuelle Ernährungsschulung für Nierenkranke: hohe Akzeptanz, machbar</w:t>
       </w:r>
     </w:p>
     <w:p>
@@ -88,12 +88,12 @@
           <w:color w:val="666666"/>
           <w:sz w:val="18"/>
         </w:rPr>
-        <w:t>Grewal N et al.  ·  BMJ Open  ·  25.09.2026  ·  PMID 42790905</w:t>
+        <w:t>Santos-López MF et al.  ·  Nutrients  ·  21.09.2026  ·  PMID 42797080</w:t>
       </w:r>
     </w:p>
     <w:p>
       <w:r>
-        <w:t>Qualitative Co-Creation-Studie mit 76 Patienten mit thorakaler Aortendissektion in vier Phasen, um Monitoring-Domains zu identifizieren, die Patienten selbst als bedeutsam erachten.</w:t>
+        <w:t>Die Studie entwickelte systematisch ein strukturiertes virtuelles Schulungsprogramm für erwachsene Patienten mit chronischer Nierenerkrankung Stadium 3–4 und prüfte dessen Machbarkeit anhand von Akzeptanz und Vollendungsraten.</w:t>
       </w:r>
     </w:p>
     <w:p>
@@ -104,7 +104,7 @@
         <w:t xml:space="preserve">Ergebnis: </w:t>
       </w:r>
       <w:r>
-        <w:t>Fünf wiederkehrende Domains: Unsicherheit und Rezidivangst managen, Symptome interpretieren, Blutdrucküberwachung, Lebenspartizipation und Zugänglichkeit. Diese wurden in eine Monitoring-Agenda mit Symptomkontextualisierung, Blutdrucktrends, Patient-Reported Outcomes, Aktivitäts-Feedback, Entscheidungshilfen und Eskalationspfaden übersetzt. Patienten betonten Monitoring als Ergänzung, nicht Ersatz für bildgebende Verfahren.</w:t>
+        <w:t>Das Programm besteht aus 4 Sitzungen mit 10 kurzen Videos und 6 digitalen Materialien. 87 % der eingeladenen Patienten absolvierten das Programm und füllten Akzeptanzfragebögen aus. Mittlere Akzeptanzpunktzahl: 32 von 35 Punkten. Hohe Machbarkeit und Akzeptabilität demonstriert.</w:t>
       </w:r>
     </w:p>
     <w:p>
@@ -119,7 +119,7 @@
         <w:rPr>
           <w:sz w:val="19"/>
         </w:rPr>
-        <w:t>Niederlande, tertiäres Zentrum – Strukturen nicht ohne Weiteres übertragbar, aber Co-Design-Methode bewährt.</w:t>
+        <w:t>Systematische ADDIE-Methode und COM-B-Modell sind sprachsystemunabhängig; Implementierung in Deutschland analog möglich.</w:t>
       </w:r>
     </w:p>
     <w:p>
@@ -128,7 +128,7 @@
           <w:color w:val="5A7D3A"/>
           <w:sz w:val="18"/>
         </w:rPr>
-        <w:t>https://pubmed.ncbi.nlm.nih.gov/42790905/</w:t>
+        <w:t>https://pubmed.ncbi.nlm.nih.gov/42797080/</w:t>
       </w:r>
     </w:p>
     <w:p>
@@ -136,7 +136,7 @@
         <w:pStyle w:val="Heading2"/>
       </w:pPr>
       <w:r>
-        <w:t>Konsistenz der Stillaufklärung über perinatale Periode: eHealth-Lösung gefordert</w:t>
+        <w:t>Niedrigere Gesundheitskompetenz korreliert mit schlechterer Ernährungsqualität</w:t>
       </w:r>
     </w:p>
     <w:p>
@@ -146,12 +146,12 @@
           <w:color w:val="666666"/>
           <w:sz w:val="18"/>
         </w:rPr>
-        <w:t>Abbass-Dick J et al.  ·  J Mother Child  ·  01.01.2026  ·  PMID 42790888</w:t>
+        <w:t>Joo H et al.  ·  Nutrients  ·  20.09.2026  ·  PMID 42797065</w:t>
       </w:r>
     </w:p>
     <w:p>
       <w:r>
-        <w:t>Deskriptive Befragung von 93 Fachpersonen und 78 Müttern zu Erfahrungen mit Stillaufklärung und Eignung von eHealth-Ressourcen zur Standardisierung.</w:t>
+        <w:t>Die Studie analysierte an 5.353 koreanischen Erwachsenen den Zusammenhang zwischen Gesundheitskompetenz (10-Item-Instrument) und Ernährungsqualität (Korean Healthy Eating Index aus 24-h-Recall), mit Altersstratifizierung.</w:t>
       </w:r>
     </w:p>
     <w:p>
@@ -162,7 +162,7 @@
         <w:t xml:space="preserve">Ergebnis: </w:t>
       </w:r>
       <w:r>
-        <w:t>Mütter erhielten Aufklärung von diversen Fachpersonen mit variierender Information zu verschiedenen Zeitpunkten. Mündliche Kommunikation war häufigste Methode. Beide Gruppen nannten Online-Videos und Websites als wirksamste digitale Lösungen. Mangel an Konsistenz und Zugänglichkeit über die gesamte perinatale Phase identifiziert.</w:t>
+        <w:t>Rohe Differenz schien positiv, aber Altersadjustierung invertierte sie (β = −2,76; vollständig adjustiert β = −1,70, 95%-KI −2,66 bis −0,75). Höhere Odds für schlechteste Ernährungsterzile bei niedriger Kompetenz (OR = 1,37, 95%-KI 1,09–1,72; p = 0,007). Pro 1-SD-Anstieg der Gesundheitskompetenz: β = +0,77 (95%-KI 0,42–1,12). Assoziation stärker bei Männern.</w:t>
       </w:r>
     </w:p>
     <w:p>
@@ -177,7 +177,7 @@
         <w:rPr>
           <w:sz w:val="19"/>
         </w:rPr>
-        <w:t>Kanada – Organisierungsmodell unterschiedlich, aber Fragmentierung perinataler Beratung systemübergreifend relevant.</w:t>
+        <w:t>Südkorea; Querschnittdesign schließt Kausalität aus; Befund zeigt Ungleichheit nach Bildung.</w:t>
       </w:r>
     </w:p>
     <w:p>
@@ -186,7 +186,7 @@
           <w:color w:val="5A7D3A"/>
           <w:sz w:val="18"/>
         </w:rPr>
-        <w:t>https://pubmed.ncbi.nlm.nih.gov/42790888/</w:t>
+        <w:t>https://pubmed.ncbi.nlm.nih.gov/42797065/</w:t>
       </w:r>
     </w:p>
     <w:p>
@@ -194,7 +194,7 @@
         <w:pStyle w:val="Heading2"/>
       </w:pPr>
       <w:r>
-        <w:t>Vergleich digitaler Entscheidungshilfen für Endometriose: Qualität und Vollständigkeit unzureichend</w:t>
+        <w:t>Eltern chronisch kranker Kinder: bessere Gesundheitskompetenz bedeutet weniger Stress</w:t>
       </w:r>
     </w:p>
     <w:p>
@@ -204,12 +204,12 @@
           <w:color w:val="666666"/>
           <w:sz w:val="18"/>
         </w:rPr>
-        <w:t>Pittet O et al.  ·  Health Expect  ·  Okt. 2026  ·  PMID 42788763</w:t>
+        <w:t>Skoss R et al.  ·  BMC Health Serv Res  ·  11.08.2026  ·  PMID 42791541</w:t>
       </w:r>
     </w:p>
     <w:p>
       <w:r>
-        <w:t>Scoping Review zu digitalen Patient Decision Aids (PtDAs) für Endometriose: 10 PtDAs wurden analysiert (5 von Experten, 5 KI-generiert) nach IPDAS-Kriterien und Transparenz.</w:t>
+        <w:t>Die Studie untersuchte mittels Clusteranalyse Gesundheitskompetenz-Profile (Health Literacy Questionnaire) von australischen Eltern von Kindern mit speziellen Gesundheitsbedürfnissen und deren Zusammenhang mit Erfahrungen der Versorgungsintegration und elterlichem Stress.</w:t>
       </w:r>
     </w:p>
     <w:p>
@@ -220,7 +220,7 @@
         <w:t xml:space="preserve">Ergebnis: </w:t>
       </w:r>
       <w:r>
-        <w:t>Die meisten PtDAs beschrieben Gesundheitszustand, Optionen mit Pro/Contra, verfehlten aber wichtige IPDAS-Kriterien. Expertengenerierte PtDAs zeigten mangelnde Transparenz in Entwicklung und fehlende formale Evaluation. KI-Aids erwähnten häufiger Komplementärmedizin. Alle zeigten Defizite in Vollständigkeit und Evidenzstützung.</w:t>
+        <w:t>Drei distinct Health-Literacy-Profile identifiziert. Eltern mit höherer Gesundheitskompetenz berichteten bessere Erfahrungen mit koordinierter Versorgung und niedrigere wahrgenommene Stresslevels. Profile unterschieden sich nicht in Demografie, aber in Stresserleben und Versorgungserfahrung.</w:t>
       </w:r>
     </w:p>
     <w:p>
@@ -235,7 +235,7 @@
         <w:rPr>
           <w:sz w:val="19"/>
         </w:rPr>
-        <w:t>Schweiz, strukturelles Problem unabhängig vom System – Qualitätsdefizite universell.</w:t>
+        <w:t>Australien, englischsprachiges Sozialversicherungssystem; HLQ-Messmethode international validiert, Profile-Ansatz übertragbar.</w:t>
       </w:r>
     </w:p>
     <w:p>
@@ -244,7 +244,7 @@
           <w:color w:val="5A7D3A"/>
           <w:sz w:val="18"/>
         </w:rPr>
-        <w:t>https://pubmed.ncbi.nlm.nih.gov/42788763/</w:t>
+        <w:t>https://pubmed.ncbi.nlm.nih.gov/42791541/</w:t>
       </w:r>
     </w:p>
     <w:p>
@@ -252,7 +252,7 @@
         <w:pStyle w:val="Heading2"/>
       </w:pPr>
       <w:r>
-        <w:t>Spirituelle Ressourcen stärken Patientenempowerment auch bei hoher Symptombelastung</w:t>
+        <w:t>ChatGPT vereinfacht medizinische Berichte – Patienten verstehen mehr</w:t>
       </w:r>
     </w:p>
     <w:p>
@@ -262,12 +262,12 @@
           <w:color w:val="666666"/>
           <w:sz w:val="18"/>
         </w:rPr>
-        <w:t>Gürdap Z et al.  ·  BMC Palliat Care  ·  05.08.2026  ·  PMID 42786479</w:t>
+        <w:t>Stephan D et al.  ·  Oral Maxillofac Surg  ·  26.09.2026  ·  PMID 42791420</w:t>
       </w:r>
     </w:p>
     <w:p>
       <w:r>
-        <w:t>Querschnittsstudie mit 140 Patienten in Palliativpflege in der Türkei zur Vorhersage von Patient Empowerment durch Symptombelastung und spirituales Wohlbefinden.</w:t>
+        <w:t>Die Studie untersuchte, ob ChatGPT komplexe medizinische Berichte (MRT, CT, OP-Berichte, Entlassungssummern) in verständlichere Fassungen für Patienten umwandeln kann und ob dies das Verständnis verbessert.</w:t>
       </w:r>
     </w:p>
     <w:p>
@@ -278,7 +278,7 @@
         <w:t xml:space="preserve">Ergebnis: </w:t>
       </w:r>
       <w:r>
-        <w:t>Mittlere Symptombelastung (50,95 ± 11,41), aber moderate spirituale Wohlbefindensscores (24,25 ± 4,93) und Empowerment (3,05 ± 0,48). Regressionsmodell erklärte 42,8 % der Varianz: Spirituales Wohlbefinden (β = 0,484, p&lt;0,001) und andere chronische Erkrankungen (β = 0,372, p&lt;0,001) waren stärkste Prädiktoren; Symptombelastung zeigte keinen signifikanten Effekt.</w:t>
+        <w:t>Vereinfachte Berichte erhielten signifikant höhere Lesbarkeitsindizes (Flesch Reading Ease 48,4 ± 5,0 vs. 22,9 ± 5,2; p &lt; 0,0001). Patienten beurteilten vereinfachte Texte als deutlich klarer und nützlicher (p &lt; 0,001). Die Verständnisgenauigkeit verbesserte sich markant (z. B. MRI 80,3% vs. 53,7%; p &lt; 0,001). Keine medizinischen Informationen gingen verloren.</w:t>
       </w:r>
     </w:p>
     <w:p>
@@ -293,7 +293,7 @@
         <w:rPr>
           <w:sz w:val="19"/>
         </w:rPr>
-        <w:t>Türkei – holistische Pflege systemunabhängig, spirituelle Begleitung in allen Kulturen relevant.</w:t>
+        <w:t>Deutschland: Sprachgebunden; Anwendbarkeit auf deutsche Fachbegriffe und Dokumentationsstandards zu prüfen.</w:t>
       </w:r>
     </w:p>
     <w:p>
@@ -302,7 +302,7 @@
           <w:color w:val="5A7D3A"/>
           <w:sz w:val="18"/>
         </w:rPr>
-        <w:t>https://pubmed.ncbi.nlm.nih.gov/42786479/</w:t>
+        <w:t>https://pubmed.ncbi.nlm.nih.gov/42791420/</w:t>
       </w:r>
     </w:p>
     <w:p>
@@ -310,7 +310,7 @@
         <w:pStyle w:val="Heading2"/>
       </w:pPr>
       <w:r>
-        <w:t>Umfassende Aufklärung senkt postoperative Schmerzen nach Ureterstent-Einlage</w:t>
+        <w:t>Mentale Gesundheitsschulung für Schüler in Kambodscha und Vietnam: Co-Adaptation gelungen</w:t>
       </w:r>
     </w:p>
     <w:p>
@@ -320,12 +320,12 @@
           <w:color w:val="666666"/>
           <w:sz w:val="18"/>
         </w:rPr>
-        <w:t>Golomb D et al.  ·  Urolithiasis  ·  24.09.2026  ·  PMID 42782293</w:t>
+        <w:t>Murray A et al.  ·  BMJ Glob Health  ·  25.09.2026  ·  PMID 42791046</w:t>
       </w:r>
     </w:p>
     <w:p>
       <w:r>
-        <w:t>Randomisierte Pilotstudie mit 48 Patienten (19 Intervention, 29 Kontrolle): Intervention erhielt multimodale Aufklärung (Erklärung, Video, Stent-Muster), Kontrolle Standardberatung.</w:t>
+        <w:t>Die Studie beschreibt die partizipative Co-Adaption einer schulgestützten Intervention zur Mental Health Literacy für Jugendliche in zwei Ländern mit niedrigem/mittlerem Einkommen, unter Beteiligung von Schülern, Eltern, Lehrern und Stakeholdern.</w:t>
       </w:r>
     </w:p>
     <w:p>
@@ -336,7 +336,7 @@
         <w:t xml:space="preserve">Ergebnis: </w:t>
       </w:r>
       <w:r>
-        <w:t>Intervention hatte niedrigeren medianen Schmerzwert POD1 (1 vs. 3, p=0,084) und weniger ungeplante Notaufnahme-Besuche (5,3 % vs. 24,1 %, OR 0,18, 95%KI 0,004–1,62; Risikodifferenz –18,9 %, p=0,123). Keine statistischen Signifikanz, aber Konfidenzintervalle vereinbar mit klinischem Nutzen. Geringe Komplikationsraten.</w:t>
+        <w:t>Zentrale Adaptationen: Zwei Facilitatoren pro Sitzung (ein Lehrer, ein externer Provider, Rückfallehrer in Kambodscha); Peer-Co-Facilitation in einigen Sitzungen; Ergänzung neuer Themen (Internet, Essstörungen/Körperbild, Selbstverletzung/Suizid). Frühes und diverse Stakeholder-Engagement stärkte Co-Adaptationsprozess.</w:t>
       </w:r>
     </w:p>
     <w:p>
@@ -351,7 +351,7 @@
         <w:rPr>
           <w:sz w:val="19"/>
         </w:rPr>
-        <w:t>Israel – Pilotstudie, größere Fallzahl erforderlich; Konzept von Sprachenbarrieren unabhängig.</w:t>
+        <w:t>Kambodscha, Vietnam; LMIC-Kontext; partizipative Methodik und Kulturadaption sind systemunabhängig, Modell auf Deutschland übertragbar.</w:t>
       </w:r>
     </w:p>
     <w:p>
@@ -360,7 +360,7 @@
           <w:color w:val="5A7D3A"/>
           <w:sz w:val="18"/>
         </w:rPr>
-        <w:t>https://pubmed.ncbi.nlm.nih.gov/42782293/</w:t>
+        <w:t>https://pubmed.ncbi.nlm.nih.gov/42791046/</w:t>
       </w:r>
     </w:p>
     <w:p>
@@ -368,7 +368,7 @@
         <w:pStyle w:val="Heading2"/>
       </w:pPr>
       <w:r>
-        <w:t>Digitale Faktoren und Health Literacy: Wer ist anfällig für Gesundheitsfehlinformation?</w:t>
+        <w:t>Patienten in Jordanien lesen Beipackzettel – aber nicht bei Polypharmaka</w:t>
       </w:r>
     </w:p>
     <w:p>
@@ -378,12 +378,12 @@
           <w:color w:val="666666"/>
           <w:sz w:val="18"/>
         </w:rPr>
-        <w:t>Duplaga M  ·  Stud Health Technol Inform  ·  29.06.2026  ·  PMID 42393957</w:t>
+        <w:t>Al-Anasweh Q et al.  ·  Farm Comunitarios  ·  15.10.2026  ·  PMID 42774024</w:t>
       </w:r>
     </w:p>
     <w:p>
       <w:r>
-        <w:t>Online-Befragung von 2.701 polnischen Erwachsenen (18–75 Jahre) zum Zusammenhang zwischen digitalen Verhaltensweisen, Health Literacy und Anfälligkeit für Fehlinformation.</w:t>
+        <w:t>Die Studie untersuchte an 343 jordanischen Patienten Einstellungen und Verhalten gegenüber Packungsbeilagen (Patient Information Leaflets) und identifizierte Prädiktoren für deren Lektüre.</w:t>
       </w:r>
     </w:p>
     <w:p>
@@ -394,7 +394,7 @@
         <w:t xml:space="preserve">Ergebnis: </w:t>
       </w:r>
       <w:r>
-        <w:t>Höhere Social-Media-Sucht, zwanghafter Internetgebrauch und E-Health Literacy waren mit erhöhter Anfälligkeit assoziiert (p&lt;0,05). Niedrigere tägliche Internetnutzung war mit höherer Anfälligkeit verknüpft als &gt;3 Stunden/Tag. Digitale Variablen erklärten jedoch nur bescheidene zusätzliche Varianz im Gesamtmodell – begrenzte Erklärungskraft.</w:t>
+        <w:t>Hohe Leseprävalenz: 87,2 %. Häufigste gelesene Abschnitte: Indikation (80,6 %), Nebenwirkungen (77,9 %), Anwendung (63,5 %). Höhere Wahrscheinlichkeit für Lektüre: weiblich, verheiratet, niedriges Einkommen (alle p &lt; 0,05). Polypharmaka assoziiert mit Nicht-Lesen (p &lt; 0,001). Hauptgründe für Nicht-Lesen: ausreichende ärztliche Information (52,3 %), ungeeignete Schriftgröße (29,5 %).</w:t>
       </w:r>
     </w:p>
     <w:p>
@@ -409,7 +409,7 @@
         <w:rPr>
           <w:sz w:val="19"/>
         </w:rPr>
-        <w:t>Polen, EU-Land mit vergleichbarem Gesundheitssystem – digitale Literacy-Befunde potenziell übertragbar.</w:t>
+        <w:t>Jordanien (Mittlerer Osten); zeigt Ungleichheit nach Geschlecht, Einkommen und Medikamentenzahl; Schriftgrößen-Problem universal.</w:t>
       </w:r>
     </w:p>
     <w:p>
@@ -418,7 +418,65 @@
           <w:color w:val="5A7D3A"/>
           <w:sz w:val="18"/>
         </w:rPr>
-        <w:t>https://pubmed.ncbi.nlm.nih.gov/42393957/</w:t>
+        <w:t>https://pubmed.ncbi.nlm.nih.gov/42774024/</w:t>
+      </w:r>
+    </w:p>
+    <w:p>
+      <w:pPr>
+        <w:pStyle w:val="Heading2"/>
+      </w:pPr>
+      <w:r>
+        <w:t>Herzrehabilitations-Schulung senkt Sterblichkeit nach Herzinfarkt deutlich</w:t>
+      </w:r>
+    </w:p>
+    <w:p>
+      <w:r>
+        <w:rPr>
+          <w:i/>
+          <w:color w:val="666666"/>
+          <w:sz w:val="18"/>
+        </w:rPr>
+        <w:t>Jeon K et al.  ·  Yonsei Med J  ·  Okt. 2026  ·  PMID 42773494</w:t>
+      </w:r>
+    </w:p>
+    <w:p>
+      <w:r>
+        <w:t>Die Studie untersuchte anhand von Krankenkassendaten von 92.968 südkoreanischen Herzinfarkt-Patienten (2018–2022), wie strukturierte Schulung und Therapiesitzungen in der Rehabilitation auf Sterblichkeit und Krankenhauseinweisungen wirken.</w:t>
+      </w:r>
+    </w:p>
+    <w:p>
+      <w:r>
+        <w:rPr>
+          <w:b/>
+        </w:rPr>
+        <w:t xml:space="preserve">Ergebnis: </w:t>
+      </w:r>
+      <w:r>
+        <w:t>85,5 % erhielten keine Rehabilitation. Alle Rehabilitationsgruppen zeigten niedrigere Sterblichkeit. Größter Effekt: Schulung + ≥4 Therapiesitzungen (HR 0,257, 95%-KI 0,123–0,539) oder ≥4 Sitzungen ohne Schulung (HR 0,291, 95%-KI 0,203–0,417). Schulungsbasierte Rehabilitation korrelierte zudem mit weniger kardiovaskulären Neuaufnahmen und Wiederinterventionen.</w:t>
+      </w:r>
+    </w:p>
+    <w:p>
+      <w:r>
+        <w:rPr>
+          <w:b/>
+          <w:sz w:val="19"/>
+        </w:rPr>
+        <w:t xml:space="preserve">Übertragbarkeit: </w:t>
+      </w:r>
+      <w:r>
+        <w:rPr>
+          <w:sz w:val="19"/>
+        </w:rPr>
+        <w:t>Südkorea, ähnliches Versicherungssystem; Struktur und Outcome-Tracking auf deutsches Gesundheitswesen übertragbar.</w:t>
+      </w:r>
+    </w:p>
+    <w:p>
+      <w:r>
+        <w:rPr>
+          <w:color w:val="5A7D3A"/>
+          <w:sz w:val="18"/>
+        </w:rPr>
+        <w:t>https://pubmed.ncbi.nlm.nih.gov/42773494/</w:t>
       </w:r>
     </w:p>
     <w:sectPr>

--- a/download/studien-aktuell.docx
+++ b/download/studien-aktuell.docx
@@ -62,7 +62,7 @@
           <w:color w:val="666666"/>
           <w:sz w:val="18"/>
         </w:rPr>
-        <w:t>Stand: 27.09.2026  |  7 Studien  |  healthliteracy.m-vf.de</w:t>
+        <w:t>Stand: 28.09.2026  |  6 Studien  |  healthliteracy.m-vf.de</w:t>
       </w:r>
     </w:p>
     <w:p>
@@ -70,7 +70,7 @@
         <w:pStyle w:val="Heading1"/>
       </w:pPr>
       <w:r>
-        <w:t>Aufgenommen am 27.09.2026</w:t>
+        <w:t>Aufgenommen am 28.09.2026</w:t>
       </w:r>
     </w:p>
     <w:p>
@@ -78,7 +78,7 @@
         <w:pStyle w:val="Heading2"/>
       </w:pPr>
       <w:r>
-        <w:t>Virtuelle Ernährungsschulung für Nierenkranke: hohe Akzeptanz, machbar</w:t>
+        <w:t>Patient-Aktivierung und eHealth Literacy beeinflussen Selbstmanagement bei koronarer Herzerkrankung</w:t>
       </w:r>
     </w:p>
     <w:p>
@@ -88,12 +88,12 @@
           <w:color w:val="666666"/>
           <w:sz w:val="18"/>
         </w:rPr>
-        <w:t>Santos-López MF et al.  ·  Nutrients  ·  21.09.2026  ·  PMID 42797080</w:t>
+        <w:t>Tan J et al.  ·  Front Public Health  ·  11.09.2026  ·  PMID 42798483</w:t>
       </w:r>
     </w:p>
     <w:p>
       <w:r>
-        <w:t>Die Studie entwickelte systematisch ein strukturiertes virtuelles Schulungsprogramm für erwachsene Patienten mit chronischer Nierenerkrankung Stadium 3–4 und prüfte dessen Machbarkeit anhand von Akzeptanz und Vollendungsraten.</w:t>
+        <w:t>Querschnittstudie mit 433 Patienten mit koronarer Herzerkrankung, die den Zusammenhang zwischen Patient-Aktivierung, eHealth Literacy und Selbstmanagement untersuchte.</w:t>
       </w:r>
     </w:p>
     <w:p>
@@ -104,7 +104,7 @@
         <w:t xml:space="preserve">Ergebnis: </w:t>
       </w:r>
       <w:r>
-        <w:t>Das Programm besteht aus 4 Sitzungen mit 10 kurzen Videos und 6 digitalen Materialien. 87 % der eingeladenen Patienten absolvierten das Programm und füllten Akzeptanzfragebögen aus. Mittlere Akzeptanzpunktzahl: 32 von 35 Punkten. Hohe Machbarkeit und Akzeptabilität demonstriert.</w:t>
+        <w:t>Patient-Aktivierung korrelierte moderat positiv mit eHealth Literacy (r = 0,51; p &lt; 0,001) und stärker mit kombiniertem Selbstmanagement (r = 0,59; p &lt; 0,001). eHealth Literacy mediierte die Assoziation teilweise (indirekter Effekt = 0,043, 95%-CI [0,002; 0,088]; 9% des Gesamteffekts). Der direkte Pfad war substantiell wichtiger als der indirekte Pfad.</w:t>
       </w:r>
     </w:p>
     <w:p>
@@ -119,7 +119,7 @@
         <w:rPr>
           <w:sz w:val="19"/>
         </w:rPr>
-        <w:t>Systematische ADDIE-Methode und COM-B-Modell sind sprachsystemunabhängig; Implementierung in Deutschland analog möglich.</w:t>
+        <w:t>China, vergleichbare Erkrankungslast, Messinstrumente international etabliert</w:t>
       </w:r>
     </w:p>
     <w:p>
@@ -128,7 +128,7 @@
           <w:color w:val="5A7D3A"/>
           <w:sz w:val="18"/>
         </w:rPr>
-        <w:t>https://pubmed.ncbi.nlm.nih.gov/42797080/</w:t>
+        <w:t>https://pubmed.ncbi.nlm.nih.gov/42798483/</w:t>
       </w:r>
     </w:p>
     <w:p>
@@ -136,7 +136,7 @@
         <w:pStyle w:val="Heading2"/>
       </w:pPr>
       <w:r>
-        <w:t>Niedrigere Gesundheitskompetenz korreliert mit schlechterer Ernährungsqualität</w:t>
+        <w:t>Sprachmodelle für öffentliche Gesundheitsinformation zum Myokardinfarkt: Qualität und Verständlichkeit</w:t>
       </w:r>
     </w:p>
     <w:p>
@@ -146,12 +146,12 @@
           <w:color w:val="666666"/>
           <w:sz w:val="18"/>
         </w:rPr>
-        <w:t>Joo H et al.  ·  Nutrients  ·  20.09.2026  ·  PMID 42797065</w:t>
+        <w:t>Lv T et al.  ·  Front Public Health  ·  10.09.2026  ·  PMID 42787455</w:t>
       </w:r>
     </w:p>
     <w:p>
       <w:r>
-        <w:t>Die Studie analysierte an 5.353 koreanischen Erwachsenen den Zusammenhang zwischen Gesundheitskompetenz (10-Item-Instrument) und Ernährungsqualität (Korean Healthy Eating Index aus 24-h-Recall), mit Altersstratifizierung.</w:t>
+        <w:t>Vergleichende Bewertung von Antworten dreier Sprachmodelle (Gemini, Claude, ChatGPT) auf 25 Laienfragen zum Myokardinfarkt durch zwei Kardiologen mit validierten Qualitätsinstrumenten und Lesbarkeitsmetriken.</w:t>
       </w:r>
     </w:p>
     <w:p>
@@ -162,7 +162,7 @@
         <w:t xml:space="preserve">Ergebnis: </w:t>
       </w:r>
       <w:r>
-        <w:t>Rohe Differenz schien positiv, aber Altersadjustierung invertierte sie (β = −2,76; vollständig adjustiert β = −1,70, 95%-KI −2,66 bis −0,75). Höhere Odds für schlechteste Ernährungsterzile bei niedriger Kompetenz (OR = 1,37, 95%-KI 1,09–1,72; p = 0,007). Pro 1-SD-Anstieg der Gesundheitskompetenz: β = +0,77 (95%-KI 0,42–1,12). Assoziation stärker bei Männern.</w:t>
+        <w:t>Signifikante Unterschiede in DISCERN (p &lt; 0,001) und EQIP (p &lt; 0,001) zwischen Modellen. Claude erzielte höhere DISCERN-Werte als Gemini und ChatGPT; alle zeigten schwache JAMA-Leistung (mangelnde Transparenz). Alle Modelle unterschritten die angestrebte Lesbarkeit (Klasse 6), erzeugten teilweise unvollständige oder potenziell schädliche Informationen. Sprachmodelle sind als eigenständige Patientenbildungs-Tools nicht geeignet.</w:t>
       </w:r>
     </w:p>
     <w:p>
@@ -177,7 +177,7 @@
         <w:rPr>
           <w:sz w:val="19"/>
         </w:rPr>
-        <w:t>Südkorea; Querschnittdesign schließt Kausalität aus; Befund zeigt Ungleichheit nach Bildung.</w:t>
+        <w:t>China, aber Befunde zu Lesbarkeit und Transparenz für deutschsprachige Zielgruppen relevant; Sprachgebundenheit beachten</w:t>
       </w:r>
     </w:p>
     <w:p>
@@ -186,7 +186,7 @@
           <w:color w:val="5A7D3A"/>
           <w:sz w:val="18"/>
         </w:rPr>
-        <w:t>https://pubmed.ncbi.nlm.nih.gov/42797065/</w:t>
+        <w:t>https://pubmed.ncbi.nlm.nih.gov/42787455/</w:t>
       </w:r>
     </w:p>
     <w:p>
@@ -194,7 +194,7 @@
         <w:pStyle w:val="Heading2"/>
       </w:pPr>
       <w:r>
-        <w:t>Eltern chronisch kranker Kinder: bessere Gesundheitskompetenz bedeutet weniger Stress</w:t>
+        <w:t>Klimawandelbildung erhöht Awareness, Angst und Hoffnung bei Schwangeren</w:t>
       </w:r>
     </w:p>
     <w:p>
@@ -204,12 +204,12 @@
           <w:color w:val="666666"/>
           <w:sz w:val="18"/>
         </w:rPr>
-        <w:t>Skoss R et al.  ·  BMC Health Serv Res  ·  11.08.2026  ·  PMID 42791541</w:t>
+        <w:t>Aydın Çeli̇k S et al.  ·  BMC Pregnancy Childbirth  ·  25.07.2026  ·  PMID 42778888</w:t>
       </w:r>
     </w:p>
     <w:p>
       <w:r>
-        <w:t>Die Studie untersuchte mittels Clusteranalyse Gesundheitskompetenz-Profile (Health Literacy Questionnaire) von australischen Eltern von Kindern mit speziellen Gesundheitsbedürfnissen und deren Zusammenhang mit Erfahrungen der Versorgungsintegration und elterlichem Stress.</w:t>
+        <w:t>Randomisierte kontrollierte Studie mit 154 schwangeren Frauen (Interventionsgruppe n = 77, Kontrollgruppe n = 77) zu Effekten einer 60-minütigen Klimawandelschulung auf Bewusstsein, Angst und Hoffnung.</w:t>
       </w:r>
     </w:p>
     <w:p>
@@ -220,7 +220,7 @@
         <w:t xml:space="preserve">Ergebnis: </w:t>
       </w:r>
       <w:r>
-        <w:t>Drei distinct Health-Literacy-Profile identifiziert. Eltern mit höherer Gesundheitskompetenz berichteten bessere Erfahrungen mit koordinierter Versorgung und niedrigere wahrgenommene Stresslevels. Profile unterschieden sich nicht in Demografie, aber in Stresserleben und Versorgungserfahrung.</w:t>
+        <w:t>Interventionsgruppe zeigte signifikante Anstiege in Klimawandelangst, Awareness und Hoffnung nach der Schulung (p &lt; 0,001) mit großen Effektstärken (d = 1,30–2,20). Kontrollgruppe zeigte Angst- und Hoffnungsabnahme (p &lt; 0,05), nur marginale Awareness-Steigerung. Zwischen-Gruppen-Vergleiche zeigten signifikant höhere Posttest-Werte in der Interventionsgruppe (p &lt; 0,05). Wiederholte ANOVA: signifikante Gruppe-Zeit-Wechselwirkung (p &lt; 0,001).</w:t>
       </w:r>
     </w:p>
     <w:p>
@@ -235,7 +235,7 @@
         <w:rPr>
           <w:sz w:val="19"/>
         </w:rPr>
-        <w:t>Australien, englischsprachiges Sozialversicherungssystem; HLQ-Messmethode international validiert, Profile-Ansatz übertragbar.</w:t>
+        <w:t>Türkei, generalisierbar auf deutschsprachige Schwangerschaftsbetreuung; Schulungsformat systemübergreifend adaptierbar</w:t>
       </w:r>
     </w:p>
     <w:p>
@@ -244,7 +244,7 @@
           <w:color w:val="5A7D3A"/>
           <w:sz w:val="18"/>
         </w:rPr>
-        <w:t>https://pubmed.ncbi.nlm.nih.gov/42791541/</w:t>
+        <w:t>https://pubmed.ncbi.nlm.nih.gov/42778888/</w:t>
       </w:r>
     </w:p>
     <w:p>
@@ -252,7 +252,7 @@
         <w:pStyle w:val="Heading2"/>
       </w:pPr>
       <w:r>
-        <w:t>ChatGPT vereinfacht medizinische Berichte – Patienten verstehen mehr</w:t>
+        <w:t>Shared Decision-Making bei Schlaganfall: Umsetzungsformate und Barrieren</w:t>
       </w:r>
     </w:p>
     <w:p>
@@ -262,12 +262,12 @@
           <w:color w:val="666666"/>
           <w:sz w:val="18"/>
         </w:rPr>
-        <w:t>Stephan D et al.  ·  Oral Maxillofac Surg  ·  26.09.2026  ·  PMID 42791420</w:t>
+        <w:t>Wang S et al.  ·  BMJ Open  ·  23.09.2026  ·  PMID 42778243</w:t>
       </w:r>
     </w:p>
     <w:p>
       <w:r>
-        <w:t>Die Studie untersuchte, ob ChatGPT komplexe medizinische Berichte (MRT, CT, OP-Berichte, Entlassungssummern) in verständlichere Fassungen für Patienten umwandeln kann und ob dies das Verständnis verbessert.</w:t>
+        <w:t>Scoping Review von 17 Studien zu Shared Decision-Making (SDM) in der Schlaganfall-Akutbehandlung, Sekundärprävention und Entlassungsplanung.</w:t>
       </w:r>
     </w:p>
     <w:p>
@@ -278,7 +278,7 @@
         <w:t xml:space="preserve">Ergebnis: </w:t>
       </w:r>
       <w:r>
-        <w:t>Vereinfachte Berichte erhielten signifikant höhere Lesbarkeitsindizes (Flesch Reading Ease 48,4 ± 5,0 vs. 22,9 ± 5,2; p &lt; 0,0001). Patienten beurteilten vereinfachte Texte als deutlich klarer und nützlicher (p &lt; 0,001). Die Verständnisgenauigkeit verbesserte sich markant (z. B. MRI 80,3% vs. 53,7%; p &lt; 0,001). Keine medizinischen Informationen gingen verloren.</w:t>
+        <w:t>SDM wurde über mehrere Schlaganfall-Prozesse hinweg angewendet mit variablen Umsetzungsformaten (papiergestützte Entscheidungshilfen, visuell, webbasiert, computergestützt). Einflussfaktoren identifiziert auf Patient-, Professionellen-, Werkzeug- und Organisations-Ebene. Evidenz zeigt potenziellen Nutzen, bleibt aber heterogen und begrenzt. Standardisierte Definitionen und Evaluationen fehlen.</w:t>
       </w:r>
     </w:p>
     <w:p>
@@ -293,7 +293,7 @@
         <w:rPr>
           <w:sz w:val="19"/>
         </w:rPr>
-        <w:t>Deutschland: Sprachgebunden; Anwendbarkeit auf deutsche Fachbegriffe und Dokumentationsstandards zu prüfen.</w:t>
+        <w:t>International, aber USA-Studien eingeschlossen; Empfehlungen zu Definitionen und Messung systemübergreifend relevant</w:t>
       </w:r>
     </w:p>
     <w:p>
@@ -302,7 +302,7 @@
           <w:color w:val="5A7D3A"/>
           <w:sz w:val="18"/>
         </w:rPr>
-        <w:t>https://pubmed.ncbi.nlm.nih.gov/42791420/</w:t>
+        <w:t>https://pubmed.ncbi.nlm.nih.gov/42778243/</w:t>
       </w:r>
     </w:p>
     <w:p>
@@ -310,7 +310,7 @@
         <w:pStyle w:val="Heading2"/>
       </w:pPr>
       <w:r>
-        <w:t>Mentale Gesundheitsschulung für Schüler in Kambodscha und Vietnam: Co-Adaptation gelungen</w:t>
+        <w:t>Kulturelle Anpassung von Shared Decision-Making und Navigation für hispanische Lungenkrebsscreening-Teilnehmer</w:t>
       </w:r>
     </w:p>
     <w:p>
@@ -320,12 +320,12 @@
           <w:color w:val="666666"/>
           <w:sz w:val="18"/>
         </w:rPr>
-        <w:t>Murray A et al.  ·  BMJ Glob Health  ·  25.09.2026  ·  PMID 42791046</w:t>
+        <w:t>Arana-Chicas E et al.  ·  Cancer Causes Control  ·  23.09.2026  ·  PMID 42776309</w:t>
       </w:r>
     </w:p>
     <w:p>
       <w:r>
-        <w:t>Die Studie beschreibt die partizipative Co-Adaption einer schulgestützten Intervention zur Mental Health Literacy für Jugendliche in zwei Ländern mit niedrigem/mittlerem Einkommen, unter Beteiligung von Schülern, Eltern, Lehrern und Stakeholdern.</w:t>
+        <w:t>Qualitative Studie mit 19 hispanischen Erwachsenen (50–77 Jahre, 68 % spanischsprachig) zu Wahrnehmungen von Lungenkrebsscreening und Shared Decision-Making für die kulturelle Adaption der TELESCOPE-Intervention.</w:t>
       </w:r>
     </w:p>
     <w:p>
@@ -336,7 +336,7 @@
         <w:t xml:space="preserve">Ergebnis: </w:t>
       </w:r>
       <w:r>
-        <w:t>Zentrale Adaptationen: Zwei Facilitatoren pro Sitzung (ein Lehrer, ein externer Provider, Rückfallehrer in Kambodscha); Peer-Co-Facilitation in einigen Sitzungen; Ergänzung neuer Themen (Internet, Essstörungen/Körperbild, Selbstverletzung/Suizid). Frühes und diverse Stakeholder-Engagement stärkte Co-Adaptationsprozess.</w:t>
+        <w:t>Vier Themen identifiziert: (1) begrenzte Kenntnis von Lungenkrebsscreening; (2) Präferenz für klare und freundliche Kommunikation; (3) Besorgnis um Angst und Fatalismus; (4) Bedeutung kulturell relevanter Gestaltung. Diese Befunde sollen Kulturanpassung einer telemedizingestützten SDM-Intervention leiten.</w:t>
       </w:r>
     </w:p>
     <w:p>
@@ -351,7 +351,7 @@
         <w:rPr>
           <w:sz w:val="19"/>
         </w:rPr>
-        <w:t>Kambodscha, Vietnam; LMIC-Kontext; partizipative Methodik und Kulturadaption sind systemunabhängig, Modell auf Deutschland übertragbar.</w:t>
+        <w:t>USA, aber Befunde zur Kommunikationsgestaltung und Angstabbau gelten systemübergreifend; Sprachkompetenz systemgebunden</w:t>
       </w:r>
     </w:p>
     <w:p>
@@ -360,7 +360,7 @@
           <w:color w:val="5A7D3A"/>
           <w:sz w:val="18"/>
         </w:rPr>
-        <w:t>https://pubmed.ncbi.nlm.nih.gov/42791046/</w:t>
+        <w:t>https://pubmed.ncbi.nlm.nih.gov/42776309/</w:t>
       </w:r>
     </w:p>
     <w:p>
@@ -368,7 +368,7 @@
         <w:pStyle w:val="Heading2"/>
       </w:pPr>
       <w:r>
-        <w:t>Patienten in Jordanien lesen Beipackzettel – aber nicht bei Polypharmaka</w:t>
+        <w:t>Selbsteingeschätzte Gesundheit und eHealth Literacy bei Pflegestudierenden korrelieren</w:t>
       </w:r>
     </w:p>
     <w:p>
@@ -378,12 +378,12 @@
           <w:color w:val="666666"/>
           <w:sz w:val="18"/>
         </w:rPr>
-        <w:t>Al-Anasweh Q et al.  ·  Farm Comunitarios  ·  15.10.2026  ·  PMID 42774024</w:t>
+        <w:t>Huang L et al.  ·  Nurs Open  ·  Sept. 2026  ·  PMID 42768417</w:t>
       </w:r>
     </w:p>
     <w:p>
       <w:r>
-        <w:t>Die Studie untersuchte an 343 jordanischen Patienten Einstellungen und Verhalten gegenüber Packungsbeilagen (Patient Information Leaflets) und identifizierte Prädiktoren für deren Lektüre.</w:t>
+        <w:t>Querschnittsstudie mit 727 Pflegestudierenden aus einer chinesischen Fachschule zur Assoziation zwischen Selbstbewertung der Gesundheit und eHealth Literacy, adjustiert für Alter, Geschlecht, familiärer Sozioökonomie und akademischen Stress.</w:t>
       </w:r>
     </w:p>
     <w:p>
@@ -394,7 +394,7 @@
         <w:t xml:space="preserve">Ergebnis: </w:t>
       </w:r>
       <w:r>
-        <w:t>Hohe Leseprävalenz: 87,2 %. Häufigste gelesene Abschnitte: Indikation (80,6 %), Nebenwirkungen (77,9 %), Anwendung (63,5 %). Höhere Wahrscheinlichkeit für Lektüre: weiblich, verheiratet, niedriges Einkommen (alle p &lt; 0,05). Polypharmaka assoziiert mit Nicht-Lesen (p &lt; 0,001). Hauptgründe für Nicht-Lesen: ausreichende ärztliche Information (52,3 %), ungeeignete Schriftgröße (29,5 %).</w:t>
+        <w:t>Nach Adjustierung für Kovariaten: Studierende mit schlechter Selbsteinschätzung der Gesundheit zeigten signifikant niedrigere eHealth-Literacy-Scores als solche mit guter Gesundheit. Auch Studierende mit fairer Selbstbewertung hatten niedrigere Scores, der Unterschied war aber erheblich kleiner. Assoziation statistisch signifikant, kausale Richtung ungeklärt.</w:t>
       </w:r>
     </w:p>
     <w:p>
@@ -409,7 +409,7 @@
         <w:rPr>
           <w:sz w:val="19"/>
         </w:rPr>
-        <w:t>Jordanien (Mittlerer Osten); zeigt Ungleichheit nach Geschlecht, Einkommen und Medikamentenzahl; Schriftgrößen-Problem universal.</w:t>
+        <w:t>China, aber Befund zur Bedeutung von Gesundheitswahrnehmung für digitale Kompetenz in Pflegeausbildung EU-weit relevant</w:t>
       </w:r>
     </w:p>
     <w:p>
@@ -418,65 +418,7 @@
           <w:color w:val="5A7D3A"/>
           <w:sz w:val="18"/>
         </w:rPr>
-        <w:t>https://pubmed.ncbi.nlm.nih.gov/42774024/</w:t>
-      </w:r>
-    </w:p>
-    <w:p>
-      <w:pPr>
-        <w:pStyle w:val="Heading2"/>
-      </w:pPr>
-      <w:r>
-        <w:t>Herzrehabilitations-Schulung senkt Sterblichkeit nach Herzinfarkt deutlich</w:t>
-      </w:r>
-    </w:p>
-    <w:p>
-      <w:r>
-        <w:rPr>
-          <w:i/>
-          <w:color w:val="666666"/>
-          <w:sz w:val="18"/>
-        </w:rPr>
-        <w:t>Jeon K et al.  ·  Yonsei Med J  ·  Okt. 2026  ·  PMID 42773494</w:t>
-      </w:r>
-    </w:p>
-    <w:p>
-      <w:r>
-        <w:t>Die Studie untersuchte anhand von Krankenkassendaten von 92.968 südkoreanischen Herzinfarkt-Patienten (2018–2022), wie strukturierte Schulung und Therapiesitzungen in der Rehabilitation auf Sterblichkeit und Krankenhauseinweisungen wirken.</w:t>
-      </w:r>
-    </w:p>
-    <w:p>
-      <w:r>
-        <w:rPr>
-          <w:b/>
-        </w:rPr>
-        <w:t xml:space="preserve">Ergebnis: </w:t>
-      </w:r>
-      <w:r>
-        <w:t>85,5 % erhielten keine Rehabilitation. Alle Rehabilitationsgruppen zeigten niedrigere Sterblichkeit. Größter Effekt: Schulung + ≥4 Therapiesitzungen (HR 0,257, 95%-KI 0,123–0,539) oder ≥4 Sitzungen ohne Schulung (HR 0,291, 95%-KI 0,203–0,417). Schulungsbasierte Rehabilitation korrelierte zudem mit weniger kardiovaskulären Neuaufnahmen und Wiederinterventionen.</w:t>
-      </w:r>
-    </w:p>
-    <w:p>
-      <w:r>
-        <w:rPr>
-          <w:b/>
-          <w:sz w:val="19"/>
-        </w:rPr>
-        <w:t xml:space="preserve">Übertragbarkeit: </w:t>
-      </w:r>
-      <w:r>
-        <w:rPr>
-          <w:sz w:val="19"/>
-        </w:rPr>
-        <w:t>Südkorea, ähnliches Versicherungssystem; Struktur und Outcome-Tracking auf deutsches Gesundheitswesen übertragbar.</w:t>
-      </w:r>
-    </w:p>
-    <w:p>
-      <w:r>
-        <w:rPr>
-          <w:color w:val="5A7D3A"/>
-          <w:sz w:val="18"/>
-        </w:rPr>
-        <w:t>https://pubmed.ncbi.nlm.nih.gov/42773494/</w:t>
+        <w:t>https://pubmed.ncbi.nlm.nih.gov/42768417/</w:t>
       </w:r>
     </w:p>
     <w:sectPr>

--- a/download/studien-aktuell.docx
+++ b/download/studien-aktuell.docx
@@ -62,7 +62,7 @@
           <w:color w:val="666666"/>
           <w:sz w:val="18"/>
         </w:rPr>
-        <w:t>Stand: 28.09.2026  |  6 Studien  |  healthliteracy.m-vf.de</w:t>
+        <w:t>Stand: 29.09.2026  |  5 Studien  |  healthliteracy.m-vf.de</w:t>
       </w:r>
     </w:p>
     <w:p>
@@ -70,7 +70,7 @@
         <w:pStyle w:val="Heading1"/>
       </w:pPr>
       <w:r>
-        <w:t>Aufgenommen am 28.09.2026</w:t>
+        <w:t>Aufgenommen am 29.09.2026</w:t>
       </w:r>
     </w:p>
     <w:p>
@@ -78,7 +78,7 @@
         <w:pStyle w:val="Heading2"/>
       </w:pPr>
       <w:r>
-        <w:t>Patient-Aktivierung und eHealth Literacy beeinflussen Selbstmanagement bei koronarer Herzerkrankung</w:t>
+        <w:t>KI-Chatbot verbessert HPV-Impf-Verständnis gegenüber Regierungsbroschüre</w:t>
       </w:r>
     </w:p>
     <w:p>
@@ -88,12 +88,12 @@
           <w:color w:val="666666"/>
           <w:sz w:val="18"/>
         </w:rPr>
-        <w:t>Tan J et al.  ·  Front Public Health  ·  11.09.2026  ·  PMID 42798483</w:t>
+        <w:t>Kobayashi K et al.  ·  JAMA Netw Open  ·  01.09.2026  ·  PMID 42804696</w:t>
       </w:r>
     </w:p>
     <w:p>
       <w:r>
-        <w:t>Querschnittstudie mit 433 Patienten mit koronarer Herzerkrankung, die den Zusammenhang zwischen Patient-Aktivierung, eHealth Literacy und Selbstmanagement untersuchte.</w:t>
+        <w:t>Randomisierte Studie mit 848 weiblichen Betreuerinnen in Japan (Endauswertung: 704 unmittelbar, 477 nach 2 Wochen), die Impf-Verständnis nach AI-Chatbot oder Regierungsbroschüre zur HPV-Prävention bei Töchtern maßen.</w:t>
       </w:r>
     </w:p>
     <w:p>
@@ -104,7 +104,7 @@
         <w:t xml:space="preserve">Ergebnis: </w:t>
       </w:r>
       <w:r>
-        <w:t>Patient-Aktivierung korrelierte moderat positiv mit eHealth Literacy (r = 0,51; p &lt; 0,001) und stärker mit kombiniertem Selbstmanagement (r = 0,59; p &lt; 0,001). eHealth Literacy mediierte die Assoziation teilweise (indirekter Effekt = 0,043, 95%-CI [0,002; 0,088]; 9% des Gesamteffekts). Der direkte Pfad war substantiell wichtiger als der indirekte Pfad.</w:t>
+        <w:t>Chatbot-Gruppe zeigte höhere Impf-Verständniswerte unmittelbar nach Intervention (adjustierte Mittelwertdifferenz 0,30 Punkte auf 0–7-Skala, KI 0,18–0,43, p &lt; 0,001) und nach 2 Wochen (0,30 Punkte, KI 0,13–0,47, p &lt; 0,001); Impfentscheidungen unterschieden sich nicht (40,3% vs. 39,6%, p = 0,31). Verständnis war messbar höher, führte aber kurzfristig nicht zu mehr Impfungen.</w:t>
       </w:r>
     </w:p>
     <w:p>
@@ -119,7 +119,7 @@
         <w:rPr>
           <w:sz w:val="19"/>
         </w:rPr>
-        <w:t>China, vergleichbare Erkrankungslast, Messinstrumente international etabliert</w:t>
+        <w:t>Japan, Frage sprachabhängig; Chatbot-Effekt auf Verständnis nicht systemgebunden.</w:t>
       </w:r>
     </w:p>
     <w:p>
@@ -128,7 +128,7 @@
           <w:color w:val="5A7D3A"/>
           <w:sz w:val="18"/>
         </w:rPr>
-        <w:t>https://pubmed.ncbi.nlm.nih.gov/42798483/</w:t>
+        <w:t>https://pubmed.ncbi.nlm.nih.gov/42804696/</w:t>
       </w:r>
     </w:p>
     <w:p>
@@ -136,7 +136,7 @@
         <w:pStyle w:val="Heading2"/>
       </w:pPr>
       <w:r>
-        <w:t>Sprachmodelle für öffentliche Gesundheitsinformation zum Myokardinfarkt: Qualität und Verständlichkeit</w:t>
+        <w:t>Teach-Back-Methode mit Ernährungsberatung senkt Blutzucker und verbessert Schwangerschaftsergebnisse</w:t>
       </w:r>
     </w:p>
     <w:p>
@@ -146,12 +146,12 @@
           <w:color w:val="666666"/>
           <w:sz w:val="18"/>
         </w:rPr>
-        <w:t>Lv T et al.  ·  Front Public Health  ·  10.09.2026  ·  PMID 42787455</w:t>
+        <w:t>Li H  ·  Endocrine  ·  28.09.2026  ·  PMID 42804033</w:t>
       </w:r>
     </w:p>
     <w:p>
       <w:r>
-        <w:t>Vergleichende Bewertung von Antworten dreier Sprachmodelle (Gemini, Claude, ChatGPT) auf 25 Laienfragen zum Myokardinfarkt durch zwei Kardiologen mit validierten Qualitätsinstrumenten und Lesbarkeitsmetriken.</w:t>
+        <w:t>Retrospektive Analyse von 120 Schwangeren mit Gestationsdiabetes, die entweder Routineaufklärung oder Teach-Back-Methode mit umfassender Ernährungsintervention erhielten, um Auswirkungen auf mütterliche und neonatale Gesundheitsergebnisse zu untersuchen.</w:t>
       </w:r>
     </w:p>
     <w:p>
@@ -162,7 +162,7 @@
         <w:t xml:space="preserve">Ergebnis: </w:t>
       </w:r>
       <w:r>
-        <w:t>Signifikante Unterschiede in DISCERN (p &lt; 0,001) und EQIP (p &lt; 0,001) zwischen Modellen. Claude erzielte höhere DISCERN-Werte als Gemini und ChatGPT; alle zeigten schwache JAMA-Leistung (mangelnde Transparenz). Alle Modelle unterschritten die angestrebte Lesbarkeit (Klasse 6), erzeugten teilweise unvollständige oder potenziell schädliche Informationen. Sprachmodelle sind als eigenständige Patientenbildungs-Tools nicht geeignet.</w:t>
+        <w:t>Die Teach-Back-Gruppe zeigte niedrigere Nüchternblutzuckerwerte, höhere Selbstwirksamkeitswerte und weniger postpartale Blutungen, Frühgeburten, Makrosomie und neonatale Asphyxie (alle p &lt; 0,05); spontane vaginale Entbindungsrate höher, Pflegezufriedenheit höher. Ein Maß für das Verständnis der Aufklärung (Teach-Back) führte nachweislich zu besseren klinischen Ergebnissen.</w:t>
       </w:r>
     </w:p>
     <w:p>
@@ -177,7 +177,7 @@
         <w:rPr>
           <w:sz w:val="19"/>
         </w:rPr>
-        <w:t>China, aber Befunde zu Lesbarkeit und Transparenz für deutschsprachige Zielgruppen relevant; Sprachgebundenheit beachten</w:t>
+        <w:t>China, aber Teach-Back-Effektivität nicht sprachgebunden.</w:t>
       </w:r>
     </w:p>
     <w:p>
@@ -186,7 +186,7 @@
           <w:color w:val="5A7D3A"/>
           <w:sz w:val="18"/>
         </w:rPr>
-        <w:t>https://pubmed.ncbi.nlm.nih.gov/42787455/</w:t>
+        <w:t>https://pubmed.ncbi.nlm.nih.gov/42804033/</w:t>
       </w:r>
     </w:p>
     <w:p>
@@ -194,7 +194,7 @@
         <w:pStyle w:val="Heading2"/>
       </w:pPr>
       <w:r>
-        <w:t>Klimawandelbildung erhöht Awareness, Angst und Hoffnung bei Schwangeren</w:t>
+        <w:t>Dolmetscher mit Gehörlosenerfahrung verbessern Shared Decision Making bei Krebsvorsorge</w:t>
       </w:r>
     </w:p>
     <w:p>
@@ -204,12 +204,12 @@
           <w:color w:val="666666"/>
           <w:sz w:val="18"/>
         </w:rPr>
-        <w:t>Aydın Çeli̇k S et al.  ·  BMC Pregnancy Childbirth  ·  25.07.2026  ·  PMID 42778888</w:t>
+        <w:t>Perrodin-Njoku E et al.  ·  Cancer Control  ·  28.09.2026  ·  PMID 42803113</w:t>
       </w:r>
     </w:p>
     <w:p>
       <w:r>
-        <w:t>Randomisierte kontrollierte Studie mit 154 schwangeren Frauen (Interventionsgruppe n = 77, Kontrollgruppe n = 77) zu Effekten einer 60-minütigen Klimawandelschulung auf Bewusstsein, Angst und Hoffnung.</w:t>
+        <w:t>Qualitative nested study mit 15 gehörlosen und schwerhörigen Erwachsenen, die an einem Programm mit Gebärdensprachdolmetscher-Navigatoren teilnahmen, zu deren Erfahrungen bei Krebsvorsorgescreening.</w:t>
       </w:r>
     </w:p>
     <w:p>
@@ -220,7 +220,7 @@
         <w:t xml:space="preserve">Ergebnis: </w:t>
       </w:r>
       <w:r>
-        <w:t>Interventionsgruppe zeigte signifikante Anstiege in Klimawandelangst, Awareness und Hoffnung nach der Schulung (p &lt; 0,001) mit großen Effektstärken (d = 1,30–2,20). Kontrollgruppe zeigte Angst- und Hoffnungsabnahme (p &lt; 0,05), nur marginale Awareness-Steigerung. Zwischen-Gruppen-Vergleiche zeigten signifikant höhere Posttest-Werte in der Interventionsgruppe (p &lt; 0,05). Wiederholte ANOVA: signifikante Gruppe-Zeit-Wechselwirkung (p &lt; 0,001).</w:t>
+        <w:t>Interventions-Teilnehmer beschrieben selbstgeleitete Entscheidungsfindung und höheres Vertrauen, während Standardversorgung-Teilnehmer häufiger Anbieterempfehlungen befolgten ohne Deliberation. Dolmetscher mit geteilter Gehörlosenerfahrung wurden als entscheidend für Vertrauensaufbau und Screening-Engagement genannt. Videoferndolmetschzugang war universelle Barriere für echte Shared Decision Making.</w:t>
       </w:r>
     </w:p>
     <w:p>
@@ -235,7 +235,7 @@
         <w:rPr>
           <w:sz w:val="19"/>
         </w:rPr>
-        <w:t>Türkei, generalisierbar auf deutschsprachige Schwangerschaftsbetreuung; Schulungsformat systemübergreifend adaptierbar</w:t>
+        <w:t>USA, Befund zur Identifikation und Vertrauenseffekt übertragbar.</w:t>
       </w:r>
     </w:p>
     <w:p>
@@ -244,7 +244,7 @@
           <w:color w:val="5A7D3A"/>
           <w:sz w:val="18"/>
         </w:rPr>
-        <w:t>https://pubmed.ncbi.nlm.nih.gov/42778888/</w:t>
+        <w:t>https://pubmed.ncbi.nlm.nih.gov/42803113/</w:t>
       </w:r>
     </w:p>
     <w:p>
@@ -252,7 +252,7 @@
         <w:pStyle w:val="Heading2"/>
       </w:pPr>
       <w:r>
-        <w:t>Shared Decision-Making bei Schlaganfall: Umsetzungsformate und Barrieren</w:t>
+        <w:t>Was fördert und hemmt Patientenbeteiligung in Forschungsgremien</w:t>
       </w:r>
     </w:p>
     <w:p>
@@ -262,12 +262,12 @@
           <w:color w:val="666666"/>
           <w:sz w:val="18"/>
         </w:rPr>
-        <w:t>Wang S et al.  ·  BMJ Open  ·  23.09.2026  ·  PMID 42778243</w:t>
+        <w:t>Jawanda S et al.  ·  Health Expect  ·  Okt. 2026  ·  PMID 42802662</w:t>
       </w:r>
     </w:p>
     <w:p>
       <w:r>
-        <w:t>Scoping Review von 17 Studien zu Shared Decision-Making (SDM) in der Schlaganfall-Akutbehandlung, Sekundärprävention und Entlassungsplanung.</w:t>
+        <w:t>Qualitative Studie mit 11 Panelmitgliedern (Jugendliche, Betreuer, Gesundheitsanbieter, Systemführer) zu Erfahrungen und Barrieren der Teilnahme an einem integrierten Knowledge-Translation-Panel für Konsensbildung.</w:t>
       </w:r>
     </w:p>
     <w:p>
@@ -278,7 +278,7 @@
         <w:t xml:space="preserve">Ergebnis: </w:t>
       </w:r>
       <w:r>
-        <w:t>SDM wurde über mehrere Schlaganfall-Prozesse hinweg angewendet mit variablen Umsetzungsformaten (papiergestützte Entscheidungshilfen, visuell, webbasiert, computergestützt). Einflussfaktoren identifiziert auf Patient-, Professionellen-, Werkzeug- und Organisations-Ebene. Evidenz zeigt potenziellen Nutzen, bleibt aber heterogen und begrenzt. Standardisierte Definitionen und Evaluationen fehlen.</w:t>
+        <w:t>Mittlere PEIRS-22-Bewertung 88,3 (SD 10,5), 70% berichteten sehr oder extrem sinnvolle Beteiligung. Förderfaktoren: klare Kommunikation, Vertrauen, inklusives Umfeld, flexible Teilnahmeoptionen. Hemmnisse: Kommunikationsbelastung, Machtdynamiken, konkurrierende Verpflichtungen, Technologieprobleme, unerfüllte Erwartungen.</w:t>
       </w:r>
     </w:p>
     <w:p>
@@ -293,7 +293,7 @@
         <w:rPr>
           <w:sz w:val="19"/>
         </w:rPr>
-        <w:t>International, aber USA-Studien eingeschlossen; Empfehlungen zu Definitionen und Messung systemübergreifend relevant</w:t>
+        <w:t>Kanada, übertragbar auf deutschsprachige Beteiligungsgremien.</w:t>
       </w:r>
     </w:p>
     <w:p>
@@ -302,7 +302,7 @@
           <w:color w:val="5A7D3A"/>
           <w:sz w:val="18"/>
         </w:rPr>
-        <w:t>https://pubmed.ncbi.nlm.nih.gov/42778243/</w:t>
+        <w:t>https://pubmed.ncbi.nlm.nih.gov/42802662/</w:t>
       </w:r>
     </w:p>
     <w:p>
@@ -310,7 +310,7 @@
         <w:pStyle w:val="Heading2"/>
       </w:pPr>
       <w:r>
-        <w:t>Kulturelle Anpassung von Shared Decision-Making und Navigation für hispanische Lungenkrebsscreening-Teilnehmer</w:t>
+        <w:t>Gesundheitskompetenz älterer Menschen mit Multimorbidität zeigt drei heterogene Profile</w:t>
       </w:r>
     </w:p>
     <w:p>
@@ -320,12 +320,12 @@
           <w:color w:val="666666"/>
           <w:sz w:val="18"/>
         </w:rPr>
-        <w:t>Arana-Chicas E et al.  ·  Cancer Causes Control  ·  23.09.2026  ·  PMID 42776309</w:t>
+        <w:t>Guo J et al.  ·  Front Public Health  ·  11.09.2026  ·  PMID 42798461</w:t>
       </w:r>
     </w:p>
     <w:p>
       <w:r>
-        <w:t>Qualitative Studie mit 19 hispanischen Erwachsenen (50–77 Jahre, 68 % spanischsprachig) zu Wahrnehmungen von Lungenkrebsscreening und Shared Decision-Making für die kulturelle Adaption der TELESCOPE-Intervention.</w:t>
+        <w:t>Latent-Profile-Analyse mit 302 älteren multimorbiden Patienten aus China zur Identifikation von Gesundheitskompetenz-Klassen und deren Assoziation mit Selbstmanagement-Verhalten.</w:t>
       </w:r>
     </w:p>
     <w:p>
@@ -336,7 +336,7 @@
         <w:t xml:space="preserve">Ergebnis: </w:t>
       </w:r>
       <w:r>
-        <w:t>Vier Themen identifiziert: (1) begrenzte Kenntnis von Lungenkrebsscreening; (2) Präferenz für klare und freundliche Kommunikation; (3) Besorgnis um Angst und Fatalismus; (4) Bedeutung kulturell relevanter Gestaltung. Diese Befunde sollen Kulturanpassung einer telemedizingestützten SDM-Intervention leiten.</w:t>
+        <w:t>Drei Profile identifiziert: 18,5% niedrige Kompetenz mit begrenzter Informationsverarbeitung, 42,6% moderate Kompetenz mit Arztabhängigkeit, 38,9% hohe Kompetenz mit autonomer Entscheidung. Geschlecht, Alter, Wohnort, Bildung, Alkoholkonsum und Krankheitsdauer signifikant assoziiert. Selbstmanagement unterschied sich markant zwischen Profilen. Heterogenität erfordert gestaffelte, profilspezifische Interventionen.</w:t>
       </w:r>
     </w:p>
     <w:p>
@@ -351,7 +351,7 @@
         <w:rPr>
           <w:sz w:val="19"/>
         </w:rPr>
-        <w:t>USA, aber Befunde zur Kommunikationsgestaltung und Angstabbau gelten systemübergreifend; Sprachkompetenz systemgebunden</w:t>
+        <w:t>China, aber Profile-Struktur und Bildungseffekt auf deutsches Alter 65+ übertragbar.</w:t>
       </w:r>
     </w:p>
     <w:p>
@@ -360,65 +360,7 @@
           <w:color w:val="5A7D3A"/>
           <w:sz w:val="18"/>
         </w:rPr>
-        <w:t>https://pubmed.ncbi.nlm.nih.gov/42776309/</w:t>
-      </w:r>
-    </w:p>
-    <w:p>
-      <w:pPr>
-        <w:pStyle w:val="Heading2"/>
-      </w:pPr>
-      <w:r>
-        <w:t>Selbsteingeschätzte Gesundheit und eHealth Literacy bei Pflegestudierenden korrelieren</w:t>
-      </w:r>
-    </w:p>
-    <w:p>
-      <w:r>
-        <w:rPr>
-          <w:i/>
-          <w:color w:val="666666"/>
-          <w:sz w:val="18"/>
-        </w:rPr>
-        <w:t>Huang L et al.  ·  Nurs Open  ·  Sept. 2026  ·  PMID 42768417</w:t>
-      </w:r>
-    </w:p>
-    <w:p>
-      <w:r>
-        <w:t>Querschnittsstudie mit 727 Pflegestudierenden aus einer chinesischen Fachschule zur Assoziation zwischen Selbstbewertung der Gesundheit und eHealth Literacy, adjustiert für Alter, Geschlecht, familiärer Sozioökonomie und akademischen Stress.</w:t>
-      </w:r>
-    </w:p>
-    <w:p>
-      <w:r>
-        <w:rPr>
-          <w:b/>
-        </w:rPr>
-        <w:t xml:space="preserve">Ergebnis: </w:t>
-      </w:r>
-      <w:r>
-        <w:t>Nach Adjustierung für Kovariaten: Studierende mit schlechter Selbsteinschätzung der Gesundheit zeigten signifikant niedrigere eHealth-Literacy-Scores als solche mit guter Gesundheit. Auch Studierende mit fairer Selbstbewertung hatten niedrigere Scores, der Unterschied war aber erheblich kleiner. Assoziation statistisch signifikant, kausale Richtung ungeklärt.</w:t>
-      </w:r>
-    </w:p>
-    <w:p>
-      <w:r>
-        <w:rPr>
-          <w:b/>
-          <w:sz w:val="19"/>
-        </w:rPr>
-        <w:t xml:space="preserve">Übertragbarkeit: </w:t>
-      </w:r>
-      <w:r>
-        <w:rPr>
-          <w:sz w:val="19"/>
-        </w:rPr>
-        <w:t>China, aber Befund zur Bedeutung von Gesundheitswahrnehmung für digitale Kompetenz in Pflegeausbildung EU-weit relevant</w:t>
-      </w:r>
-    </w:p>
-    <w:p>
-      <w:r>
-        <w:rPr>
-          <w:color w:val="5A7D3A"/>
-          <w:sz w:val="18"/>
-        </w:rPr>
-        <w:t>https://pubmed.ncbi.nlm.nih.gov/42768417/</w:t>
+        <w:t>https://pubmed.ncbi.nlm.nih.gov/42798461/</w:t>
       </w:r>
     </w:p>
     <w:sectPr>

--- a/download/studien-aktuell.docx
+++ b/download/studien-aktuell.docx
@@ -62,7 +62,7 @@
           <w:color w:val="666666"/>
           <w:sz w:val="18"/>
         </w:rPr>
-        <w:t>Stand: 29.09.2026  |  5 Studien  |  healthliteracy.m-vf.de</w:t>
+        <w:t>Stand: 30.09.2026  |  6 Studien  |  healthliteracy.m-vf.de</w:t>
       </w:r>
     </w:p>
     <w:p>
@@ -70,7 +70,7 @@
         <w:pStyle w:val="Heading1"/>
       </w:pPr>
       <w:r>
-        <w:t>Aufgenommen am 29.09.2026</w:t>
+        <w:t>Aufgenommen am 30.09.2026</w:t>
       </w:r>
     </w:p>
     <w:p>
@@ -78,7 +78,7 @@
         <w:pStyle w:val="Heading2"/>
       </w:pPr>
       <w:r>
-        <w:t>KI-Chatbot verbessert HPV-Impf-Verständnis gegenüber Regierungsbroschüre</w:t>
+        <w:t>Digitale Unterstützung für Herzinsuffizienz-Selbstmanagement: Evidenzsynthese</w:t>
       </w:r>
     </w:p>
     <w:p>
@@ -88,12 +88,12 @@
           <w:color w:val="666666"/>
           <w:sz w:val="18"/>
         </w:rPr>
-        <w:t>Kobayashi K et al.  ·  JAMA Netw Open  ·  01.09.2026  ·  PMID 42804696</w:t>
+        <w:t>Dong H et al.  ·  Front Public Health  ·  14.09.2026  ·  PMID 42807594</w:t>
       </w:r>
     </w:p>
     <w:p>
       <w:r>
-        <w:t>Randomisierte Studie mit 848 weiblichen Betreuerinnen in Japan (Endauswertung: 704 unmittelbar, 477 nach 2 Wochen), die Impf-Verständnis nach AI-Chatbot oder Regierungsbroschüre zur HPV-Prävention bei Töchtern maßen.</w:t>
+        <w:t>Narrative Best-Evidence-Synthese von 27 Review-Quellen zur Wirksamkeit digital gestützter Edukation und Selbstmanagement bei Herzinsuffizienz-Patienten.</w:t>
       </w:r>
     </w:p>
     <w:p>
@@ -104,7 +104,7 @@
         <w:t xml:space="preserve">Ergebnis: </w:t>
       </w:r>
       <w:r>
-        <w:t>Chatbot-Gruppe zeigte höhere Impf-Verständniswerte unmittelbar nach Intervention (adjustierte Mittelwertdifferenz 0,30 Punkte auf 0–7-Skala, KI 0,18–0,43, p &lt; 0,001) und nach 2 Wochen (0,30 Punkte, KI 0,13–0,47, p &lt; 0,001); Impfentscheidungen unterschieden sich nicht (40,3% vs. 39,6%, p = 0,31). Verständnis war messbar höher, führte aber kurzfristig nicht zu mehr Impfungen.</w:t>
+        <w:t>Digitale Edukation und Selbstmanagement können routinemäßige Herzinsuffizienz-Versorgung ergänzen, besonders wenn mit strukturiertem klinischem Feedback, klarer Verantwortungszuordnung und Eskalationspfaden verbunden. 27 praxisorientierte Statements in drei Ebenen entwickelt (essenzielle Kernkomponenten, bedingte Implementierungskomponenten, aufkommende Aussagen). Evidenz variiert erheblich in Qualität, Direktheit und Interventionstyp; methodische Limitationen und Heterogenität erfordern bedingte Interpretation.</w:t>
       </w:r>
     </w:p>
     <w:p>
@@ -119,7 +119,7 @@
         <w:rPr>
           <w:sz w:val="19"/>
         </w:rPr>
-        <w:t>Japan, Frage sprachabhängig; Chatbot-Effekt auf Verständnis nicht systemgebunden.</w:t>
+        <w:t>Synthese mit internationaler Evidenz, Konzepte auf deutsches Versorgungssystem übertragbar.</w:t>
       </w:r>
     </w:p>
     <w:p>
@@ -128,7 +128,7 @@
           <w:color w:val="5A7D3A"/>
           <w:sz w:val="18"/>
         </w:rPr>
-        <w:t>https://pubmed.ncbi.nlm.nih.gov/42804696/</w:t>
+        <w:t>https://pubmed.ncbi.nlm.nih.gov/42807594/</w:t>
       </w:r>
     </w:p>
     <w:p>
@@ -136,7 +136,7 @@
         <w:pStyle w:val="Heading2"/>
       </w:pPr>
       <w:r>
-        <w:t>Teach-Back-Methode mit Ernährungsberatung senkt Blutzucker und verbessert Schwangerschaftsergebnisse</w:t>
+        <w:t>Ernährungskompetenz und Gesundheitsverhalten bei Magengeschwüren</w:t>
       </w:r>
     </w:p>
     <w:p>
@@ -146,12 +146,12 @@
           <w:color w:val="666666"/>
           <w:sz w:val="18"/>
         </w:rPr>
-        <w:t>Li H  ·  Endocrine  ·  28.09.2026  ·  PMID 42804033</w:t>
+        <w:t>Wu Z et al.  ·  Front Public Health  ·  14.09.2026  ·  PMID 42807539</w:t>
       </w:r>
     </w:p>
     <w:p>
       <w:r>
-        <w:t>Retrospektive Analyse von 120 Schwangeren mit Gestationsdiabetes, die entweder Routineaufklärung oder Teach-Back-Methode mit umfassender Ernährungsintervention erhielten, um Auswirkungen auf mütterliche und neonatale Gesundheitsergebnisse zu untersuchen.</w:t>
+        <w:t>Querschnittstudie mit 418 Patienten mit Magengeschwüren zu Assoziationen zwischen Food and Nutrition Literacy, Ernährungsbewusstsein und proaktivem Gesundheitsverhalten; latente Klassenanalyse identifizierte vier Literatur-Subgruppen.</w:t>
       </w:r>
     </w:p>
     <w:p>
@@ -162,7 +162,7 @@
         <w:t xml:space="preserve">Ergebnis: </w:t>
       </w:r>
       <w:r>
-        <w:t>Die Teach-Back-Gruppe zeigte niedrigere Nüchternblutzuckerwerte, höhere Selbstwirksamkeitswerte und weniger postpartale Blutungen, Frühgeburten, Makrosomie und neonatale Asphyxie (alle p &lt; 0,05); spontane vaginale Entbindungsrate höher, Pflegezufriedenheit höher. Ein Maß für das Verständnis der Aufklärung (Teach-Back) führte nachweislich zu besseren klinischen Ergebnissen.</w:t>
+        <w:t>Food and Nutrition Literacy, Ernährungsbewusstsein und proaktives Gesundheitsverhalten waren signifikant und positiv korreliert (r &gt; 0,30, p &lt; 0,001). Bootstrap-Analyse zeigte, dass Ernährungsbewusstsein eine signifikante teilmediierende Rolle spielte (indirekter Effekt nachweisbar). Latente Klassenanalyse identifizierte vier Gruppen (niedrig bis hoch nach Ernährungskompetenz) mit signifikanten Unterschieden im Gesundheitsverhalten (ANOVA, p &lt; 0,05).</w:t>
       </w:r>
     </w:p>
     <w:p>
@@ -177,7 +177,7 @@
         <w:rPr>
           <w:sz w:val="19"/>
         </w:rPr>
-        <w:t>China, aber Teach-Back-Effektivität nicht sprachgebunden.</w:t>
+        <w:t>China, aber Konzept der schichtbasierten Interventionen übertragbar.</w:t>
       </w:r>
     </w:p>
     <w:p>
@@ -186,7 +186,7 @@
           <w:color w:val="5A7D3A"/>
           <w:sz w:val="18"/>
         </w:rPr>
-        <w:t>https://pubmed.ncbi.nlm.nih.gov/42804033/</w:t>
+        <w:t>https://pubmed.ncbi.nlm.nih.gov/42807539/</w:t>
       </w:r>
     </w:p>
     <w:p>
@@ -194,7 +194,7 @@
         <w:pStyle w:val="Heading2"/>
       </w:pPr>
       <w:r>
-        <w:t>Dolmetscher mit Gehörlosenerfahrung verbessern Shared Decision Making bei Krebsvorsorge</w:t>
+        <w:t>Navigational Health Literacy und soziale Ungleichheit bei Inanspruchnahme von Versorgung</w:t>
       </w:r>
     </w:p>
     <w:p>
@@ -204,12 +204,12 @@
           <w:color w:val="666666"/>
           <w:sz w:val="18"/>
         </w:rPr>
-        <w:t>Perrodin-Njoku E et al.  ·  Cancer Control  ·  28.09.2026  ·  PMID 42803113</w:t>
+        <w:t>Ulrich TW et al.  ·  Int J Public Health  ·  14.09.2026  ·  PMID 42807278</w:t>
       </w:r>
     </w:p>
     <w:p>
       <w:r>
-        <w:t>Qualitative nested study mit 15 gehörlosen und schwerhörigen Erwachsenen, die an einem Programm mit Gebärdensprachdolmetscher-Navigatoren teilnahmen, zu deren Erfahrungen bei Krebsvorsorgescreening.</w:t>
+        <w:t>Bevölkerungsumfrage unter 2.201 erwachsenen Deutschen zur Assoziation von Navigational Health Literacy mit unerfüllten Versorgungsbedarfen und sozialen Disparitäten.</w:t>
       </w:r>
     </w:p>
     <w:p>
@@ -220,7 +220,7 @@
         <w:t xml:space="preserve">Ergebnis: </w:t>
       </w:r>
       <w:r>
-        <w:t>Interventions-Teilnehmer beschrieben selbstgeleitete Entscheidungsfindung und höheres Vertrauen, während Standardversorgung-Teilnehmer häufiger Anbieterempfehlungen befolgten ohne Deliberation. Dolmetscher mit geteilter Gehörlosenerfahrung wurden als entscheidend für Vertrauensaufbau und Screening-Engagement genannt. Videoferndolmetschzugang war universelle Barriere für echte Shared Decision Making.</w:t>
+        <w:t>70 % der Teilnehmenden zeigten unzureichende navigational health literacy. Bessere Navigational Health Literacy war mit niedrigerer Prävalenz unerfüllter Bedarfe assoziiert (Poisson-Regression), aber diese Assoziation reduzierte die Disparitäten zwischen Einkommens- und Versichertengruppen nicht wesentlich. Unerfüllte Bedarfe blieben nach Hinzunahme der Navigational-Health-Literacy-Variable in der Analyse bei sozial benachteiligten Gruppen überrepräsentiert.</w:t>
       </w:r>
     </w:p>
     <w:p>
@@ -235,7 +235,7 @@
         <w:rPr>
           <w:sz w:val="19"/>
         </w:rPr>
-        <w:t>USA, Befund zur Identifikation und Vertrauenseffekt übertragbar.</w:t>
+        <w:t>Deutsche Stichprobe mit gesetzlicher Krankenversicherung, direkt anwendbar.</w:t>
       </w:r>
     </w:p>
     <w:p>
@@ -244,7 +244,7 @@
           <w:color w:val="5A7D3A"/>
           <w:sz w:val="18"/>
         </w:rPr>
-        <w:t>https://pubmed.ncbi.nlm.nih.gov/42803113/</w:t>
+        <w:t>https://pubmed.ncbi.nlm.nih.gov/42807278/</w:t>
       </w:r>
     </w:p>
     <w:p>
@@ -252,7 +252,7 @@
         <w:pStyle w:val="Heading2"/>
       </w:pPr>
       <w:r>
-        <w:t>Was fördert und hemmt Patientenbeteiligung in Forschungsgremien</w:t>
+        <w:t>Schnelles Messinstrument für Gesundheitskompetenz von Schülern</w:t>
       </w:r>
     </w:p>
     <w:p>
@@ -262,12 +262,12 @@
           <w:color w:val="666666"/>
           <w:sz w:val="18"/>
         </w:rPr>
-        <w:t>Jawanda S et al.  ·  Health Expect  ·  Okt. 2026  ·  PMID 42802662</w:t>
+        <w:t>Guo J et al.  ·  Health Promot Int  ·  01.09.2026  ·  PMID 42802103</w:t>
       </w:r>
     </w:p>
     <w:p>
       <w:r>
-        <w:t>Qualitative Studie mit 11 Panelmitgliedern (Jugendliche, Betreuer, Gesundheitsanbieter, Systemführer) zu Erfahrungen und Barrieren der Teilnahme an einem integrierten Knowledge-Translation-Panel für Konsensbildung.</w:t>
+        <w:t>Entwicklung und psychometrische Validierung eines altersgerechten, theoriegestützten Fragebogens (CRHLQ-PS) zur Erfassung von Health Literacy bei 7.113 Schülern in vier chinesischen Regionen.</w:t>
       </w:r>
     </w:p>
     <w:p>
@@ -278,7 +278,7 @@
         <w:t xml:space="preserve">Ergebnis: </w:t>
       </w:r>
       <w:r>
-        <w:t>Mittlere PEIRS-22-Bewertung 88,3 (SD 10,5), 70% berichteten sehr oder extrem sinnvolle Beteiligung. Förderfaktoren: klare Kommunikation, Vertrauen, inklusives Umfeld, flexible Teilnahmeoptionen. Hemmnisse: Kommunikationsbelastung, Machtdynamiken, konkurrierende Verpflichtungen, Technologieprobleme, unerfüllte Erwartungen.</w:t>
+        <w:t>Vier altersgerechte Fassungen (Klassen 1–2: 39 Items; 3–4: 40 Items; 5–6: 52 Items; Klassenstufe 7–9: 58 Items) mit sieben Domänen (Hygiene, Ernährung, Bewegung, Sicherheit, Prävention, psychosoziale Anpassung, digitale Gesundheit). Rasch-Analyse zeigte gute Modell-Daten-Anpassung, hohe Item-Reliabilität. Instrument zeigt stark unidimensionale Struktur mit angemessener Zielgenauigkeit, wirkt auf aktuelle Stichprobe aber relativ leicht.</w:t>
       </w:r>
     </w:p>
     <w:p>
@@ -293,7 +293,7 @@
         <w:rPr>
           <w:sz w:val="19"/>
         </w:rPr>
-        <w:t>Kanada, übertragbar auf deutschsprachige Beteiligungsgremien.</w:t>
+        <w:t>Neue Länder benötigen Validierung; Konzept des altersgerechten Aufbaus übertragbar.</w:t>
       </w:r>
     </w:p>
     <w:p>
@@ -302,7 +302,7 @@
           <w:color w:val="5A7D3A"/>
           <w:sz w:val="18"/>
         </w:rPr>
-        <w:t>https://pubmed.ncbi.nlm.nih.gov/42802662/</w:t>
+        <w:t>https://pubmed.ncbi.nlm.nih.gov/42802103/</w:t>
       </w:r>
     </w:p>
     <w:p>
@@ -310,7 +310,7 @@
         <w:pStyle w:val="Heading2"/>
       </w:pPr>
       <w:r>
-        <w:t>Gesundheitskompetenz älterer Menschen mit Multimorbidität zeigt drei heterogene Profile</w:t>
+        <w:t>Patientenautonomie durch Steuerungsmechanismen – kein Widerspruch</w:t>
       </w:r>
     </w:p>
     <w:p>
@@ -320,12 +320,12 @@
           <w:color w:val="666666"/>
           <w:sz w:val="18"/>
         </w:rPr>
-        <w:t>Guo J et al.  ·  Front Public Health  ·  11.09.2026  ·  PMID 42798461</w:t>
+        <w:t>Weis A et al.  ·  Bundesgesundheitsblatt Gesundheitsforschung Gesundheitsschutz  ·  21.09.2026  ·  PMID 42766153</w:t>
       </w:r>
     </w:p>
     <w:p>
       <w:r>
-        <w:t>Latent-Profile-Analyse mit 302 älteren multimorbiden Patienten aus China zur Identifikation von Gesundheitskompetenz-Klassen und deren Assoziation mit Selbstmanagement-Verhalten.</w:t>
+        <w:t>Ethische Analyse, ob Patient Management in Konflikt mit Patientenautonomie steht, mit Überprüfung anhand empirischer Befunde und Formulierung von Bewertungskriterien.</w:t>
       </w:r>
     </w:p>
     <w:p>
@@ -336,7 +336,7 @@
         <w:t xml:space="preserve">Ergebnis: </w:t>
       </w:r>
       <w:r>
-        <w:t>Drei Profile identifiziert: 18,5% niedrige Kompetenz mit begrenzter Informationsverarbeitung, 42,6% moderate Kompetenz mit Arztabhängigkeit, 38,9% hohe Kompetenz mit autonomer Entscheidung. Geschlecht, Alter, Wohnort, Bildung, Alkoholkonsum und Krankheitsdauer signifikant assoziiert. Selbstmanagement unterschied sich markant zwischen Profilen. Heterogenität erfordert gestaffelte, profilspezifische Interventionen.</w:t>
+        <w:t>Kernbefund: Steuerungsmechanismen widersprechen nicht zwangsläufig dem Autonomieprinzip. Empirische Evidenz zeigt, dass formale Wahlfreiheit allein nicht garantiert, dass Patienten informiert und selbstbestimmt entscheiden; strukturierende Instrumente werden häufig als hilfreich wahrgenommen. Drei ethische Bewertungskriterien formuliert: (1) Ermöglichung wertbasierter Entscheidungen, (2) Beitrag zur Versorgungsqualität ohne Verschlechterung, (3) Beitrag zu Gerechtigkeit und fairer Ressourcenverteilung.</w:t>
       </w:r>
     </w:p>
     <w:p>
@@ -351,7 +351,7 @@
         <w:rPr>
           <w:sz w:val="19"/>
         </w:rPr>
-        <w:t>China, aber Profile-Struktur und Bildungseffekt auf deutsches Alter 65+ übertragbar.</w:t>
+        <w:t>Deutsche Kliniken und Gesundheitspolitik; Analyse deutschsprachiger Debatte.</w:t>
       </w:r>
     </w:p>
     <w:p>
@@ -360,7 +360,65 @@
           <w:color w:val="5A7D3A"/>
           <w:sz w:val="18"/>
         </w:rPr>
-        <w:t>https://pubmed.ncbi.nlm.nih.gov/42798461/</w:t>
+        <w:t>https://pubmed.ncbi.nlm.nih.gov/42766153/</w:t>
+      </w:r>
+    </w:p>
+    <w:p>
+      <w:pPr>
+        <w:pStyle w:val="Heading2"/>
+      </w:pPr>
+      <w:r>
+        <w:t>Zuzahlungen und Patientensteuerung: Evidenz aus Europäischem Vergleich</w:t>
+      </w:r>
+    </w:p>
+    <w:p>
+      <w:r>
+        <w:rPr>
+          <w:i/>
+          <w:color w:val="666666"/>
+          <w:sz w:val="18"/>
+        </w:rPr>
+        <w:t>Böhme S et al.  ·  Bundesgesundheitsblatt Gesundheitsforschung Gesundheitsschutz  ·  21.09.2026  ·  PMID 42766152</w:t>
+      </w:r>
+    </w:p>
+    <w:p>
+      <w:r>
+        <w:t>Analyse der institutionellen Ausgestaltung und empirischen Evidenz finanzieller Steuerungsinstrumente in vier europäischen Gesundheitssystemen (Deutschland, Niederlande, Frankreich, Dänemark).</w:t>
+      </w:r>
+    </w:p>
+    <w:p>
+      <w:r>
+        <w:rPr>
+          <w:b/>
+        </w:rPr>
+        <w:t xml:space="preserve">Ergebnis: </w:t>
+      </w:r>
+      <w:r>
+        <w:t>Uniforme Zuzahlungen wirken regressiv und belasten niedrigeinkommen Versicherte überproportional. Wiedereinführung der früheren Praxisgebühr wird nicht empfohlen. Sinnvoller ist gezielte Ausgestaltung an Punkten empirisch identifizierter Fehlinanspruchnahme (z. B. unangemessenes Verlassen koordinierter Versorgungspfade) mit verhaltensökonomischen Effekten und einkommensbezogenen Unterschieden. So gestaltet, können Zuzahlungen Patientensteuerung verbessern ohne Regelversorgungszugang zu gefährden.</w:t>
+      </w:r>
+    </w:p>
+    <w:p>
+      <w:r>
+        <w:rPr>
+          <w:b/>
+          <w:sz w:val="19"/>
+        </w:rPr>
+        <w:t xml:space="preserve">Übertragbarkeit: </w:t>
+      </w:r>
+      <w:r>
+        <w:rPr>
+          <w:sz w:val="19"/>
+        </w:rPr>
+        <w:t>Direkter Vergleich deutscher und europäischer Systeme mit evidenter Relevanz.</w:t>
+      </w:r>
+    </w:p>
+    <w:p>
+      <w:r>
+        <w:rPr>
+          <w:color w:val="5A7D3A"/>
+          <w:sz w:val="18"/>
+        </w:rPr>
+        <w:t>https://pubmed.ncbi.nlm.nih.gov/42766152/</w:t>
       </w:r>
     </w:p>
     <w:sectPr>

--- a/download/studien-aktuell.docx
+++ b/download/studien-aktuell.docx
@@ -62,7 +62,7 @@
           <w:color w:val="666666"/>
           <w:sz w:val="18"/>
         </w:rPr>
-        <w:t>Stand: 30.09.2026  |  6 Studien  |  healthliteracy.m-vf.de</w:t>
+        <w:t>Stand: 01.10.2026  |  5 Studien  |  healthliteracy.m-vf.de</w:t>
       </w:r>
     </w:p>
     <w:p>
@@ -70,7 +70,7 @@
         <w:pStyle w:val="Heading1"/>
       </w:pPr>
       <w:r>
-        <w:t>Aufgenommen am 30.09.2026</w:t>
+        <w:t>Aufgenommen am 01.10.2026</w:t>
       </w:r>
     </w:p>
     <w:p>
@@ -78,7 +78,7 @@
         <w:pStyle w:val="Heading2"/>
       </w:pPr>
       <w:r>
-        <w:t>Digitale Unterstützung für Herzinsuffizienz-Selbstmanagement: Evidenzsynthese</w:t>
+        <w:t>Digitale Glukose-Überwachung: Höheres Engagement senkt HbA1c stärker ab</w:t>
       </w:r>
     </w:p>
     <w:p>
@@ -88,12 +88,12 @@
           <w:color w:val="666666"/>
           <w:sz w:val="18"/>
         </w:rPr>
-        <w:t>Dong H et al.  ·  Front Public Health  ·  14.09.2026  ·  PMID 42807594</w:t>
+        <w:t>Huang Y et al.  ·  JMIR Form Res  ·  30.09.2026  ·  PMID 42814765</w:t>
       </w:r>
     </w:p>
     <w:p>
       <w:r>
-        <w:t>Narrative Best-Evidence-Synthese von 27 Review-Quellen zur Wirksamkeit digital gestützter Edukation und Selbstmanagement bei Herzinsuffizienz-Patienten.</w:t>
+        <w:t>Retrospektive Kohortenstudie mit 1.436 Patienten mit Typ-2-Diabetes in einem integrierten Telemedizin-Programm zur Dosis-Wirkungs-Beziehung zwischen Monitoring-Häufigkeit und Blutzuckerkontrolle.</w:t>
       </w:r>
     </w:p>
     <w:p>
@@ -104,7 +104,7 @@
         <w:t xml:space="preserve">Ergebnis: </w:t>
       </w:r>
       <w:r>
-        <w:t>Digitale Edukation und Selbstmanagement können routinemäßige Herzinsuffizienz-Versorgung ergänzen, besonders wenn mit strukturiertem klinischem Feedback, klarer Verantwortungszuordnung und Eskalationspfaden verbunden. 27 praxisorientierte Statements in drei Ebenen entwickelt (essenzielle Kernkomponenten, bedingte Implementierungskomponenten, aufkommende Aussagen). Evidenz variiert erheblich in Qualität, Direktheit und Interventionstyp; methodische Limitationen und Heterogenität erfordern bedingte Interpretation.</w:t>
+        <w:t>Dosisabhängiger Effekt: Für jede zusätzliche wöchentliche Messung sank HbA1c um 0,05 Prozentpunkte (95% KI 0,03–0,07, p&lt;0,001). Bei hohem Engagement (12,59 Messungen/Woche) reduzierte sich HbA1c um 1,01 Punkte vs. 0,38 bei niedrigem Engagement (2,55 Messungen/Woche).</w:t>
       </w:r>
     </w:p>
     <w:p>
@@ -119,7 +119,7 @@
         <w:rPr>
           <w:sz w:val="19"/>
         </w:rPr>
-        <w:t>Synthese mit internationaler Evidenz, Konzepte auf deutsches Versorgungssystem übertragbar.</w:t>
+        <w:t>USA-Studie, Engagement-Effekt unabhängig von Gesundheitssystem übertragbar</w:t>
       </w:r>
     </w:p>
     <w:p>
@@ -128,7 +128,7 @@
           <w:color w:val="5A7D3A"/>
           <w:sz w:val="18"/>
         </w:rPr>
-        <w:t>https://pubmed.ncbi.nlm.nih.gov/42807594/</w:t>
+        <w:t>https://pubmed.ncbi.nlm.nih.gov/42814765/</w:t>
       </w:r>
     </w:p>
     <w:p>
@@ -136,7 +136,7 @@
         <w:pStyle w:val="Heading2"/>
       </w:pPr>
       <w:r>
-        <w:t>Ernährungskompetenz und Gesundheitsverhalten bei Magengeschwüren</w:t>
+        <w:t>Strukturierte Fragen erhöhen Patientenerinnerung im Operationsgespräch deutlich</w:t>
       </w:r>
     </w:p>
     <w:p>
@@ -146,12 +146,12 @@
           <w:color w:val="666666"/>
           <w:sz w:val="18"/>
         </w:rPr>
-        <w:t>Wu Z et al.  ·  Front Public Health  ·  14.09.2026  ·  PMID 42807539</w:t>
+        <w:t>Herath M et al.  ·  BJS Open  ·  04.09.2026  ·  PMID 42814592</w:t>
       </w:r>
     </w:p>
     <w:p>
       <w:r>
-        <w:t>Querschnittstudie mit 418 Patienten mit Magengeschwüren zu Assoziationen zwischen Food and Nutrition Literacy, Ernährungsbewusstsein und proaktivem Gesundheitsverhalten; latente Klassenanalyse identifizierte vier Literatur-Subgruppen.</w:t>
+        <w:t>Randomisierte kontrollierte Studie mit 143 Patienten zur Wirkung eines Arbeitsblatts mit vorbereiteten Fragen auf das Verständnis und die Erinnerung an Informationen in der chirurgischen Sprechstunde.</w:t>
       </w:r>
     </w:p>
     <w:p>
@@ -162,7 +162,7 @@
         <w:t xml:space="preserve">Ergebnis: </w:t>
       </w:r>
       <w:r>
-        <w:t>Food and Nutrition Literacy, Ernährungsbewusstsein und proaktives Gesundheitsverhalten waren signifikant und positiv korreliert (r &gt; 0,30, p &lt; 0,001). Bootstrap-Analyse zeigte, dass Ernährungsbewusstsein eine signifikante teilmediierende Rolle spielte (indirekter Effekt nachweisbar). Latente Klassenanalyse identifizierte vier Gruppen (niedrig bis hoch nach Ernährungskompetenz) mit signifikanten Unterschieden im Gesundheitsverhalten (ANOVA, p &lt; 0,05).</w:t>
+        <w:t>Patienten mit POWER-Formular erreichten 88% Erinnerungsquote (95% KI 83–92) vs. 31% (26–35) in der Kontrolle (p&lt;0,001). Diese einfache Maßnahme zur strukturierten Patientenbeteiligung verdreifachte nachweislich die Informationsverarbeitung.</w:t>
       </w:r>
     </w:p>
     <w:p>
@@ -177,7 +177,7 @@
         <w:rPr>
           <w:sz w:val="19"/>
         </w:rPr>
-        <w:t>China, aber Konzept der schichtbasierten Interventionen übertragbar.</w:t>
+        <w:t>Australien, übertragbar auf deutsches Krankenhaus- und Praxissystem ohne Sprachbarrieren</w:t>
       </w:r>
     </w:p>
     <w:p>
@@ -186,7 +186,7 @@
           <w:color w:val="5A7D3A"/>
           <w:sz w:val="18"/>
         </w:rPr>
-        <w:t>https://pubmed.ncbi.nlm.nih.gov/42807539/</w:t>
+        <w:t>https://pubmed.ncbi.nlm.nih.gov/42814592/</w:t>
       </w:r>
     </w:p>
     <w:p>
@@ -194,7 +194,7 @@
         <w:pStyle w:val="Heading2"/>
       </w:pPr>
       <w:r>
-        <w:t>Navigational Health Literacy und soziale Ungleichheit bei Inanspruchnahme von Versorgung</w:t>
+        <w:t>Fast die Hälfte der Krebspfleger haben zu niedrige Gesundheitskompetenz</w:t>
       </w:r>
     </w:p>
     <w:p>
@@ -204,12 +204,12 @@
           <w:color w:val="666666"/>
           <w:sz w:val="18"/>
         </w:rPr>
-        <w:t>Ulrich TW et al.  ·  Int J Public Health  ·  14.09.2026  ·  PMID 42807278</w:t>
+        <w:t>Meng F et al.  ·  Front Public Health  ·  15.09.2026  ·  PMID 42812369</w:t>
       </w:r>
     </w:p>
     <w:p>
       <w:r>
-        <w:t>Bevölkerungsumfrage unter 2.201 erwachsenen Deutschen zur Assoziation von Navigational Health Literacy mit unerfüllten Versorgungsbedarfen und sozialen Disparitäten.</w:t>
+        <w:t>Querschnittstudie mit 287 Angehörigen von Krebspatienten zur Gesundheitskompetenz von Familien-Pflegepersonen und ihren Einflussfaktoren mittels latenter Profilanalyse.</w:t>
       </w:r>
     </w:p>
     <w:p>
@@ -220,7 +220,7 @@
         <w:t xml:space="preserve">Ergebnis: </w:t>
       </w:r>
       <w:r>
-        <w:t>70 % der Teilnehmenden zeigten unzureichende navigational health literacy. Bessere Navigational Health Literacy war mit niedrigerer Prävalenz unerfüllter Bedarfe assoziiert (Poisson-Regression), aber diese Assoziation reduzierte die Disparitäten zwischen Einkommens- und Versichertengruppen nicht wesentlich. Unerfüllte Bedarfe blieben nach Hinzunahme der Navigational-Health-Literacy-Variable in der Analyse bei sozial benachteiligten Gruppen überrepräsentiert.</w:t>
+        <w:t>49,8% der Pfleger zeigten niedrige, 25,4% mittlere und 24,7% hohe Gesundheitskompetenz. Schwächste Dimension: "Verarbeitung von Gesundheitsinformation" (Median 12 von max. Punktzahl). Prädiktoren: höheres Alter (OR 9,4), höhere Bildung (OR 0,50) und Berufstätigkeit (OR 0,12) waren signifikant assoziiert.</w:t>
       </w:r>
     </w:p>
     <w:p>
@@ -235,7 +235,7 @@
         <w:rPr>
           <w:sz w:val="19"/>
         </w:rPr>
-        <w:t>Deutsche Stichprobe mit gesetzlicher Krankenversicherung, direkt anwendbar.</w:t>
+        <w:t>China-Studie, Befunde zu Pflegerkompetenz-Defiziten international relevant</w:t>
       </w:r>
     </w:p>
     <w:p>
@@ -244,7 +244,7 @@
           <w:color w:val="5A7D3A"/>
           <w:sz w:val="18"/>
         </w:rPr>
-        <w:t>https://pubmed.ncbi.nlm.nih.gov/42807278/</w:t>
+        <w:t>https://pubmed.ncbi.nlm.nih.gov/42812369/</w:t>
       </w:r>
     </w:p>
     <w:p>
@@ -252,7 +252,7 @@
         <w:pStyle w:val="Heading2"/>
       </w:pPr>
       <w:r>
-        <w:t>Schnelles Messinstrument für Gesundheitskompetenz von Schülern</w:t>
+        <w:t>Junge Erwachsene verstehen Zusammenhang zwischen STI und Fertilität nicht</w:t>
       </w:r>
     </w:p>
     <w:p>
@@ -262,12 +262,12 @@
           <w:color w:val="666666"/>
           <w:sz w:val="18"/>
         </w:rPr>
-        <w:t>Guo J et al.  ·  Health Promot Int  ·  01.09.2026  ·  PMID 42802103</w:t>
+        <w:t>Romane N et al.  ·  SAHARA J  ·  28.09.2026  ·  PMID 42802983</w:t>
       </w:r>
     </w:p>
     <w:p>
       <w:r>
-        <w:t>Entwicklung und psychometrische Validierung eines altersgerechten, theoriegestützten Fragebogens (CRHLQ-PS) zur Erfassung von Health Literacy bei 7.113 Schülern in vier chinesischen Regionen.</w:t>
+        <w:t>Qualitative Studie mit 17 Interviews junger Erwachsener (18–24 Jahre) zur Gesundheitskompetenz bei sexuellen Infektionen und deren Folgen für Fortpflanzung in Südafrika.</w:t>
       </w:r>
     </w:p>
     <w:p>
@@ -278,7 +278,7 @@
         <w:t xml:space="preserve">Ergebnis: </w:t>
       </w:r>
       <w:r>
-        <w:t>Vier altersgerechte Fassungen (Klassen 1–2: 39 Items; 3–4: 40 Items; 5–6: 52 Items; Klassenstufe 7–9: 58 Items) mit sieben Domänen (Hygiene, Ernährung, Bewegung, Sicherheit, Prävention, psychosoziale Anpassung, digitale Gesundheit). Rasch-Analyse zeigte gute Modell-Daten-Anpassung, hohe Item-Reliabilität. Instrument zeigt stark unidimensionale Struktur mit angemessener Zielgenauigkeit, wirkt auf aktuelle Stichprobe aber relativ leicht.</w:t>
+        <w:t>Zentrale Befunde: Große Wissenslücken zur Verbindung zwischen STI und Unfruchtbarkeit; fehlende Krankheitsbewusstsein; eingeschränkte Nutzung von Gesundheitsdiensten wegen mangelndem Verständnis von Risiken. Empfehlung: Maßgeschneiderte Gesundheitserziehung mit lokalem Bezug zu sexuellem und reproduktivem Verhalten.</w:t>
       </w:r>
     </w:p>
     <w:p>
@@ -293,7 +293,7 @@
         <w:rPr>
           <w:sz w:val="19"/>
         </w:rPr>
-        <w:t>Neue Länder benötigen Validierung; Konzept des altersgerechten Aufbaus übertragbar.</w:t>
+        <w:t>Südafrika, Evidenz für Ungleichheit in der Gesundheitskompetenz bei jungen Menschen</w:t>
       </w:r>
     </w:p>
     <w:p>
@@ -302,7 +302,7 @@
           <w:color w:val="5A7D3A"/>
           <w:sz w:val="18"/>
         </w:rPr>
-        <w:t>https://pubmed.ncbi.nlm.nih.gov/42802103/</w:t>
+        <w:t>https://pubmed.ncbi.nlm.nih.gov/42802983/</w:t>
       </w:r>
     </w:p>
     <w:p>
@@ -310,7 +310,7 @@
         <w:pStyle w:val="Heading2"/>
       </w:pPr>
       <w:r>
-        <w:t>Patientenautonomie durch Steuerungsmechanismen – kein Widerspruch</w:t>
+        <w:t>Glaukom-Patienten in Deutschland fühlen sich unzureichend aufgeklärt</w:t>
       </w:r>
     </w:p>
     <w:p>
@@ -320,12 +320,12 @@
           <w:color w:val="666666"/>
           <w:sz w:val="18"/>
         </w:rPr>
-        <w:t>Weis A et al.  ·  Bundesgesundheitsblatt Gesundheitsforschung Gesundheitsschutz  ·  21.09.2026  ·  PMID 42766153</w:t>
+        <w:t>Joachim SC et al.  ·  Ophthalmologie  ·  15.07.2026  ·  PMID 42455350</w:t>
       </w:r>
     </w:p>
     <w:p>
       <w:r>
-        <w:t>Ethische Analyse, ob Patient Management in Konflikt mit Patientenautonomie steht, mit Überprüfung anhand empirischer Befunde und Formulierung von Bewertungskriterien.</w:t>
+        <w:t>Querschnittsumfrage mit 334 Glaukom-Patienten zur Aufklärungsqualität über Erkrankung, Therapieoptionen und Nebenwirkungen durch Augenfachleute.</w:t>
       </w:r>
     </w:p>
     <w:p>
@@ -336,7 +336,7 @@
         <w:t xml:space="preserve">Ergebnis: </w:t>
       </w:r>
       <w:r>
-        <w:t>Kernbefund: Steuerungsmechanismen widersprechen nicht zwangsläufig dem Autonomieprinzip. Empirische Evidenz zeigt, dass formale Wahlfreiheit allein nicht garantiert, dass Patienten informiert und selbstbestimmt entscheiden; strukturierende Instrumente werden häufig als hilfreich wahrgenommen. Drei ethische Bewertungskriterien formuliert: (1) Ermöglichung wertbasierter Entscheidungen, (2) Beitrag zur Versorgungsqualität ohne Verschlechterung, (3) Beitrag zu Gerechtigkeit und fairer Ressourcenverteilung.</w:t>
+        <w:t>Nur 15,5% der Patienten fühlten sich sehr gut aufgeklärt, 40,1% unzureichend. Informationslücken zu Tropfen, Nebenwirkungen und Behandlungsoptionen waren verbreitet; 89,5% wussten aber wie man Tropfen anwendet, nur ca. 50% konnten Therapieänderungen mit dem Arzt besprechen.</w:t>
       </w:r>
     </w:p>
     <w:p>
@@ -351,7 +351,7 @@
         <w:rPr>
           <w:sz w:val="19"/>
         </w:rPr>
-        <w:t>Deutsche Kliniken und Gesundheitspolitik; Analyse deutschsprachiger Debatte.</w:t>
+        <w:t>Deutsche Klinikdaten mit direkter Relevanz für Patientenedukation vor Ort</w:t>
       </w:r>
     </w:p>
     <w:p>
@@ -360,65 +360,7 @@
           <w:color w:val="5A7D3A"/>
           <w:sz w:val="18"/>
         </w:rPr>
-        <w:t>https://pubmed.ncbi.nlm.nih.gov/42766153/</w:t>
-      </w:r>
-    </w:p>
-    <w:p>
-      <w:pPr>
-        <w:pStyle w:val="Heading2"/>
-      </w:pPr>
-      <w:r>
-        <w:t>Zuzahlungen und Patientensteuerung: Evidenz aus Europäischem Vergleich</w:t>
-      </w:r>
-    </w:p>
-    <w:p>
-      <w:r>
-        <w:rPr>
-          <w:i/>
-          <w:color w:val="666666"/>
-          <w:sz w:val="18"/>
-        </w:rPr>
-        <w:t>Böhme S et al.  ·  Bundesgesundheitsblatt Gesundheitsforschung Gesundheitsschutz  ·  21.09.2026  ·  PMID 42766152</w:t>
-      </w:r>
-    </w:p>
-    <w:p>
-      <w:r>
-        <w:t>Analyse der institutionellen Ausgestaltung und empirischen Evidenz finanzieller Steuerungsinstrumente in vier europäischen Gesundheitssystemen (Deutschland, Niederlande, Frankreich, Dänemark).</w:t>
-      </w:r>
-    </w:p>
-    <w:p>
-      <w:r>
-        <w:rPr>
-          <w:b/>
-        </w:rPr>
-        <w:t xml:space="preserve">Ergebnis: </w:t>
-      </w:r>
-      <w:r>
-        <w:t>Uniforme Zuzahlungen wirken regressiv und belasten niedrigeinkommen Versicherte überproportional. Wiedereinführung der früheren Praxisgebühr wird nicht empfohlen. Sinnvoller ist gezielte Ausgestaltung an Punkten empirisch identifizierter Fehlinanspruchnahme (z. B. unangemessenes Verlassen koordinierter Versorgungspfade) mit verhaltensökonomischen Effekten und einkommensbezogenen Unterschieden. So gestaltet, können Zuzahlungen Patientensteuerung verbessern ohne Regelversorgungszugang zu gefährden.</w:t>
-      </w:r>
-    </w:p>
-    <w:p>
-      <w:r>
-        <w:rPr>
-          <w:b/>
-          <w:sz w:val="19"/>
-        </w:rPr>
-        <w:t xml:space="preserve">Übertragbarkeit: </w:t>
-      </w:r>
-      <w:r>
-        <w:rPr>
-          <w:sz w:val="19"/>
-        </w:rPr>
-        <w:t>Direkter Vergleich deutscher und europäischer Systeme mit evidenter Relevanz.</w:t>
-      </w:r>
-    </w:p>
-    <w:p>
-      <w:r>
-        <w:rPr>
-          <w:color w:val="5A7D3A"/>
-          <w:sz w:val="18"/>
-        </w:rPr>
-        <w:t>https://pubmed.ncbi.nlm.nih.gov/42766152/</w:t>
+        <w:t>https://pubmed.ncbi.nlm.nih.gov/42455350/</w:t>
       </w:r>
     </w:p>
     <w:sectPr>

--- a/download/studien-aktuell.docx
+++ b/download/studien-aktuell.docx
@@ -62,7 +62,7 @@
           <w:color w:val="666666"/>
           <w:sz w:val="18"/>
         </w:rPr>
-        <w:t>Stand: 01.10.2026  |  5 Studien  |  healthliteracy.m-vf.de</w:t>
+        <w:t>Stand: 02.10.2026  |  6 Studien  |  healthliteracy.m-vf.de</w:t>
       </w:r>
     </w:p>
     <w:p>
@@ -70,7 +70,7 @@
         <w:pStyle w:val="Heading1"/>
       </w:pPr>
       <w:r>
-        <w:t>Aufgenommen am 01.10.2026</w:t>
+        <w:t>Aufgenommen am 02.10.2026</w:t>
       </w:r>
     </w:p>
     <w:p>
@@ -78,7 +78,7 @@
         <w:pStyle w:val="Heading2"/>
       </w:pPr>
       <w:r>
-        <w:t>Digitale Glukose-Überwachung: Höheres Engagement senkt HbA1c stärker ab</w:t>
+        <w:t>Gesundheitskompetenz fördert aktives Altern bei älteren Erwachsenen</w:t>
       </w:r>
     </w:p>
     <w:p>
@@ -88,12 +88,12 @@
           <w:color w:val="666666"/>
           <w:sz w:val="18"/>
         </w:rPr>
-        <w:t>Huang Y et al.  ·  JMIR Form Res  ·  30.09.2026  ·  PMID 42814765</w:t>
+        <w:t>Akdeniz Ş et al.  ·  BMC Geriatr  ·  29.09.2026  ·  PMID 42816844</w:t>
       </w:r>
     </w:p>
     <w:p>
       <w:r>
-        <w:t>Retrospektive Kohortenstudie mit 1.436 Patienten mit Typ-2-Diabetes in einem integrierten Telemedizin-Programm zur Dosis-Wirkungs-Beziehung zwischen Monitoring-Häufigkeit und Blutzuckerkontrolle.</w:t>
+        <w:t>Querschnittstudie an 306 älteren Erwachsenen (≥65 Jahre), die die Beziehung zwischen Health Literacy, aktivem Altern und erfolgreichem Altern untersuchte.</w:t>
       </w:r>
     </w:p>
     <w:p>
@@ -104,7 +104,7 @@
         <w:t xml:space="preserve">Ergebnis: </w:t>
       </w:r>
       <w:r>
-        <w:t>Dosisabhängiger Effekt: Für jede zusätzliche wöchentliche Messung sank HbA1c um 0,05 Prozentpunkte (95% KI 0,03–0,07, p&lt;0,001). Bei hohem Engagement (12,59 Messungen/Woche) reduzierte sich HbA1c um 1,01 Punkte vs. 0,38 bei niedrigem Engagement (2,55 Messungen/Woche).</w:t>
+        <w:t>Health Literacy erklärte 56,4 % der Varianz aktiven Alterns (R² = 0,564, p &lt; 0,05). Signifikante positive Korrelationen zwischen Health Literacy und beiden Aging-Dimensionen (p &lt; 0,01). Prädiktoren: Alter, mentale Aktivität und Gesundheitskompetenz (p &lt; 0,05).</w:t>
       </w:r>
     </w:p>
     <w:p>
@@ -119,7 +119,7 @@
         <w:rPr>
           <w:sz w:val="19"/>
         </w:rPr>
-        <w:t>USA-Studie, Engagement-Effekt unabhängig von Gesundheitssystem übertragbar</w:t>
+        <w:t>Türkei, aber Messmodell übertragbar auf deutsches Gesundheitswesen</w:t>
       </w:r>
     </w:p>
     <w:p>
@@ -128,7 +128,7 @@
           <w:color w:val="5A7D3A"/>
           <w:sz w:val="18"/>
         </w:rPr>
-        <w:t>https://pubmed.ncbi.nlm.nih.gov/42814765/</w:t>
+        <w:t>https://pubmed.ncbi.nlm.nih.gov/42816844/</w:t>
       </w:r>
     </w:p>
     <w:p>
@@ -136,7 +136,7 @@
         <w:pStyle w:val="Heading2"/>
       </w:pPr>
       <w:r>
-        <w:t>Strukturierte Fragen erhöhen Patientenerinnerung im Operationsgespräch deutlich</w:t>
+        <w:t>Ernährungskompetenz bei Grundschülern niedrig: Handlungsbedarf in der Schulgesundheit</w:t>
       </w:r>
     </w:p>
     <w:p>
@@ -146,12 +146,12 @@
           <w:color w:val="666666"/>
           <w:sz w:val="18"/>
         </w:rPr>
-        <w:t>Herath M et al.  ·  BJS Open  ·  04.09.2026  ·  PMID 42814592</w:t>
+        <w:t>Lan Y et al.  ·  Front Public Health  ·  15.09.2026  ·  PMID 42812397</w:t>
       </w:r>
     </w:p>
     <w:p>
       <w:r>
-        <w:t>Randomisierte kontrollierte Studie mit 143 Patienten zur Wirkung eines Arbeitsblatts mit vorbereiteten Fragen auf das Verständnis und die Erinnerung an Informationen in der chirurgischen Sprechstunde.</w:t>
+        <w:t>Querschnittstudie an 1.420 Viertklässlern und Fünftklässlern in Chongqing zu Ernährungskompetenz (Nutrition Literacy) und assoziierten Faktoren.</w:t>
       </w:r>
     </w:p>
     <w:p>
@@ -162,7 +162,7 @@
         <w:t xml:space="preserve">Ergebnis: </w:t>
       </w:r>
       <w:r>
-        <w:t>Patienten mit POWER-Formular erreichten 88% Erinnerungsquote (95% KI 83–92) vs. 31% (26–35) in der Kontrolle (p&lt;0,001). Diese einfache Maßnahme zur strukturierten Patientenbeteiligung verdreifachte nachweislich die Informationsverarbeitung.</w:t>
+        <w:t>Durchschnittliche Ernährungskompetenz-Score: 65,47 ± 9,79 (insgesamt niedrig). Signifikant höhere Scores bei: höherem Alter, weiblichem Geschlecht, städtischem Wohnort, höherer Bildung der Bezugsperson (alle p &lt; 0,05). Mahlzeitendokumentation (+4,18 Punkte; 95%-KI: 2,84–5,51) und Essenzubereitung (+2,07 Punkte) positiv assoziiert.</w:t>
       </w:r>
     </w:p>
     <w:p>
@@ -177,7 +177,7 @@
         <w:rPr>
           <w:sz w:val="19"/>
         </w:rPr>
-        <w:t>Australien, übertragbar auf deutsches Krankenhaus- und Praxissystem ohne Sprachbarrieren</w:t>
+        <w:t>China, aber Befund zu sozioökonomischen Unterschieden in Gesundheitskompetenz übertragbar</w:t>
       </w:r>
     </w:p>
     <w:p>
@@ -186,7 +186,7 @@
           <w:color w:val="5A7D3A"/>
           <w:sz w:val="18"/>
         </w:rPr>
-        <w:t>https://pubmed.ncbi.nlm.nih.gov/42814592/</w:t>
+        <w:t>https://pubmed.ncbi.nlm.nih.gov/42812397/</w:t>
       </w:r>
     </w:p>
     <w:p>
@@ -194,7 +194,7 @@
         <w:pStyle w:val="Heading2"/>
       </w:pPr>
       <w:r>
-        <w:t>Fast die Hälfte der Krebspfleger haben zu niedrige Gesundheitskompetenz</w:t>
+        <w:t>Polnische Validierung eines mehrdimensionalen Health-Literacy-Fragebogens</w:t>
       </w:r>
     </w:p>
     <w:p>
@@ -204,12 +204,12 @@
           <w:color w:val="666666"/>
           <w:sz w:val="18"/>
         </w:rPr>
-        <w:t>Meng F et al.  ·  Front Public Health  ·  15.09.2026  ·  PMID 42812369</w:t>
+        <w:t>Lipiak A et al.  ·  Medicina (Kaunas)  ·  18.09.2026  ·  PMID 42796406</w:t>
       </w:r>
     </w:p>
     <w:p>
       <w:r>
-        <w:t>Querschnittstudie mit 287 Angehörigen von Krebspatienten zur Gesundheitskompetenz von Familien-Pflegepersonen und ihren Einflussfaktoren mittels latenter Profilanalyse.</w:t>
+        <w:t>Psychometrische Validierung der neun-faktoriellen Health Literacy Questionnaire (HLQ) an 918 Gesundheitsfachstudierenden in Polen mit konfirmatorischer Faktorenanalyse.</w:t>
       </w:r>
     </w:p>
     <w:p>
@@ -220,7 +220,7 @@
         <w:t xml:space="preserve">Ergebnis: </w:t>
       </w:r>
       <w:r>
-        <w:t>49,8% der Pfleger zeigten niedrige, 25,4% mittlere und 24,7% hohe Gesundheitskompetenz. Schwächste Dimension: "Verarbeitung von Gesundheitsinformation" (Median 12 von max. Punktzahl). Prädiktoren: höheres Alter (OR 9,4), höhere Bildung (OR 0,50) und Berufstätigkeit (OR 0,12) waren signifikant assoziiert.</w:t>
+        <w:t>Neun-Faktor-Modell zeigte gute Anpassungsgüte (CFI = 0,973; TLI = 0,970; RMSEA = 0,035). Interne Konsistenz: 8 von 9 Skalen gut bis akzeptabel (Cronbach's α ≥ 0,70); eine Skala unter Schwelle (Cronbach's α = 0,69).</w:t>
       </w:r>
     </w:p>
     <w:p>
@@ -235,7 +235,7 @@
         <w:rPr>
           <w:sz w:val="19"/>
         </w:rPr>
-        <w:t>China-Studie, Befunde zu Pflegerkompetenz-Defiziten international relevant</w:t>
+        <w:t>Polen/Osteuropa, HLQ wird mehrsprachig validiert, Instrument selbst systemunabhängig</w:t>
       </w:r>
     </w:p>
     <w:p>
@@ -244,7 +244,7 @@
           <w:color w:val="5A7D3A"/>
           <w:sz w:val="18"/>
         </w:rPr>
-        <w:t>https://pubmed.ncbi.nlm.nih.gov/42812369/</w:t>
+        <w:t>https://pubmed.ncbi.nlm.nih.gov/42796406/</w:t>
       </w:r>
     </w:p>
     <w:p>
@@ -252,7 +252,7 @@
         <w:pStyle w:val="Heading2"/>
       </w:pPr>
       <w:r>
-        <w:t>Junge Erwachsene verstehen Zusammenhang zwischen STI und Fertilität nicht</w:t>
+        <w:t>Ernährungskompetenz in der Onkologie bessert Verhalten und Lebensqualität</w:t>
       </w:r>
     </w:p>
     <w:p>
@@ -262,12 +262,12 @@
           <w:color w:val="666666"/>
           <w:sz w:val="18"/>
         </w:rPr>
-        <w:t>Romane N et al.  ·  SAHARA J  ·  28.09.2026  ·  PMID 42802983</w:t>
+        <w:t>Monaci M et al.  ·  Nutr Cancer  ·  24.09.2026  ·  PMID 42784715</w:t>
       </w:r>
     </w:p>
     <w:p>
       <w:r>
-        <w:t>Qualitative Studie mit 17 Interviews junger Erwachsener (18–24 Jahre) zur Gesundheitskompetenz bei sexuellen Infektionen und deren Folgen für Fortpflanzung in Südafrika.</w:t>
+        <w:t>Systematischer Review: 19 Studien (2013–2025) zu Ernährungs- und Lebensmittelkompetenz bei krebskranken Erwachsenen und Assoziation mit klinischen und Verhaltensergebnissen.</w:t>
       </w:r>
     </w:p>
     <w:p>
@@ -278,7 +278,7 @@
         <w:t xml:space="preserve">Ergebnis: </w:t>
       </w:r>
       <w:r>
-        <w:t>Zentrale Befunde: Große Wissenslücken zur Verbindung zwischen STI und Unfruchtbarkeit; fehlende Krankheitsbewusstsein; eingeschränkte Nutzung von Gesundheitsdiensten wegen mangelndem Verständnis von Risiken. Empfehlung: Maßgeschneiderte Gesundheitserziehung mit lokalem Bezug zu sexuellem und reproduktivem Verhalten.</w:t>
+        <w:t>Höhere Ernährungskompetenz konsistent assoziiert mit: besseren Ernährungsverhalten, verbesserter Diätqualität, besserer Ernährungsstatus und höherer Lebensqualität sowie gestärktem Selbstmanagement. Interventionsstudien: Alphabetisierungs-fokussierte Ernährungsedukation reduzierte therapiebezogene Symptome und psychosoziale Belastung; begrenzte Evidenz für reduzierte Inanspruchnahme.</w:t>
       </w:r>
     </w:p>
     <w:p>
@@ -293,7 +293,7 @@
         <w:rPr>
           <w:sz w:val="19"/>
         </w:rPr>
-        <w:t>Südafrika, Evidenz für Ungleichheit in der Gesundheitskompetenz bei jungen Menschen</w:t>
+        <w:t>Mehrheitlich europäische und nordamerikanische Studien, Konzept direkt auf deutsche Krebszentren übertragbar</w:t>
       </w:r>
     </w:p>
     <w:p>
@@ -302,7 +302,7 @@
           <w:color w:val="5A7D3A"/>
           <w:sz w:val="18"/>
         </w:rPr>
-        <w:t>https://pubmed.ncbi.nlm.nih.gov/42802983/</w:t>
+        <w:t>https://pubmed.ncbi.nlm.nih.gov/42784715/</w:t>
       </w:r>
     </w:p>
     <w:p>
@@ -310,7 +310,7 @@
         <w:pStyle w:val="Heading2"/>
       </w:pPr>
       <w:r>
-        <w:t>Glaukom-Patienten in Deutschland fühlen sich unzureichend aufgeklärt</w:t>
+        <w:t>Patienten als Forschungspartner: Kokreation in der Entzündungsmyopathie-Forschung</w:t>
       </w:r>
     </w:p>
     <w:p>
@@ -320,12 +320,12 @@
           <w:color w:val="666666"/>
           <w:sz w:val="18"/>
         </w:rPr>
-        <w:t>Joachim SC et al.  ·  Ophthalmologie  ·  15.07.2026  ·  PMID 42455350</w:t>
+        <w:t>Cheng K et al.  ·  Curr Opin Rheumatol  ·  01.11.2026  ·  PMID 42682164</w:t>
       </w:r>
     </w:p>
     <w:p>
       <w:r>
-        <w:t>Querschnittsumfrage mit 334 Glaukom-Patienten zur Aufklärungsqualität über Erkrankung, Therapieoptionen und Nebenwirkungen durch Augenfachleute.</w:t>
+        <w:t>Narrative Review zum Stand der Patient Research Partner (PRP) Integration in Myositis-Forschung und kritische Analyse bestehender Beteiligungsmodelle.</w:t>
       </w:r>
     </w:p>
     <w:p>
@@ -336,7 +336,7 @@
         <w:t xml:space="preserve">Ergebnis: </w:t>
       </w:r>
       <w:r>
-        <w:t>Nur 15,5% der Patienten fühlten sich sehr gut aufgeklärt, 40,1% unzureichend. Informationslücken zu Tropfen, Nebenwirkungen und Behandlungsoptionen waren verbreitet; 89,5% wussten aber wie man Tropfen anwendet, nur ca. 50% konnten Therapieänderungen mit dem Arzt besprechen.</w:t>
+        <w:t>Kernbefund: Frühe Integration von Patienten als Co-Leader verbessert Relevanz, Machbarkeit und Impact von Forschung; aktuelle Integration bleibt weltweit inkonsistent. Bestehende Ressourcen vorhanden, aber wirkliche PRP-Integration erfordert kulturellen Wandel und dedizierte Ressourcen.</w:t>
       </w:r>
     </w:p>
     <w:p>
@@ -351,7 +351,7 @@
         <w:rPr>
           <w:sz w:val="19"/>
         </w:rPr>
-        <w:t>Deutsche Klinikdaten mit direkter Relevanz für Patientenedukation vor Ort</w:t>
+        <w:t>Europäische Patient-Advocacy-Strukturen, EULAR-Rahmen direkt anwendbar</w:t>
       </w:r>
     </w:p>
     <w:p>
@@ -360,7 +360,65 @@
           <w:color w:val="5A7D3A"/>
           <w:sz w:val="18"/>
         </w:rPr>
-        <w:t>https://pubmed.ncbi.nlm.nih.gov/42455350/</w:t>
+        <w:t>https://pubmed.ncbi.nlm.nih.gov/42682164/</w:t>
+      </w:r>
+    </w:p>
+    <w:p>
+      <w:pPr>
+        <w:pStyle w:val="Heading2"/>
+      </w:pPr>
+      <w:r>
+        <w:t>eHealth-Kompetenz in Amharisch validiert: Erster Test in subsaharischem Afrika</w:t>
+      </w:r>
+    </w:p>
+    <w:p>
+      <w:r>
+        <w:rPr>
+          <w:i/>
+          <w:color w:val="666666"/>
+          <w:sz w:val="18"/>
+        </w:rPr>
+        <w:t>Meng G et al.  ·  J Med Internet Res  ·  16.07.2026  ·  PMID 42462181</w:t>
+      </w:r>
+    </w:p>
+    <w:p>
+      <w:r>
+        <w:t>Psychometrische Validierung der sieben-faktoriellen eHealth Literacy Questionnaire (eHLQ) ins Amharische an 300 Patienten in Äthiopien mit Internetmobilität.</w:t>
+      </w:r>
+    </w:p>
+    <w:p>
+      <w:r>
+        <w:rPr>
+          <w:b/>
+        </w:rPr>
+        <w:t xml:space="preserve">Ergebnis: </w:t>
+      </w:r>
+      <w:r>
+        <w:t>Akzeptable bis gute interne Konsistenz (Cronbach's α = 0,72–0,91, außer Skala 4: α = 0,62). Sieben-Faktor-Modell gutes Fit (CFI = 0,97; TLI = 0,97; SRMR = 0,07). Konvergente Validität: starke Korrelationen Skalen 1–3 mit eHEALS (r = 0,69–0,74).</w:t>
+      </w:r>
+    </w:p>
+    <w:p>
+      <w:r>
+        <w:rPr>
+          <w:b/>
+          <w:sz w:val="19"/>
+        </w:rPr>
+        <w:t xml:space="preserve">Übertragbarkeit: </w:t>
+      </w:r>
+      <w:r>
+        <w:rPr>
+          <w:sz w:val="19"/>
+        </w:rPr>
+        <w:t>Äthiopien, Low-Income-Setting, eHLQ-Instrument kulturübergreifend, aber Internetprävalenz-Voraussetzung relevant</w:t>
+      </w:r>
+    </w:p>
+    <w:p>
+      <w:r>
+        <w:rPr>
+          <w:color w:val="5A7D3A"/>
+          <w:sz w:val="18"/>
+        </w:rPr>
+        <w:t>https://pubmed.ncbi.nlm.nih.gov/42462181/</w:t>
       </w:r>
     </w:p>
     <w:sectPr>

--- a/download/studien-aktuell.docx
+++ b/download/studien-aktuell.docx
@@ -62,7 +62,7 @@
           <w:color w:val="666666"/>
           <w:sz w:val="18"/>
         </w:rPr>
-        <w:t>Stand: 02.10.2026  |  6 Studien  |  healthliteracy.m-vf.de</w:t>
+        <w:t>Stand: 03.10.2026  |  6 Studien  |  healthliteracy.m-vf.de</w:t>
       </w:r>
     </w:p>
     <w:p>
@@ -70,7 +70,7 @@
         <w:pStyle w:val="Heading1"/>
       </w:pPr>
       <w:r>
-        <w:t>Aufgenommen am 02.10.2026</w:t>
+        <w:t>Aufgenommen am 03.10.2026</w:t>
       </w:r>
     </w:p>
     <w:p>
@@ -78,7 +78,7 @@
         <w:pStyle w:val="Heading2"/>
       </w:pPr>
       <w:r>
-        <w:t>Gesundheitskompetenz fördert aktives Altern bei älteren Erwachsenen</w:t>
+        <w:t>Patienteninformation zu Hochtechtechnologien in der Krebsbehandlung: Herausforderungen und Lösungen</w:t>
       </w:r>
     </w:p>
     <w:p>
@@ -88,12 +88,12 @@
           <w:color w:val="666666"/>
           <w:sz w:val="18"/>
         </w:rPr>
-        <w:t>Akdeniz Ş et al.  ·  BMC Geriatr  ·  29.09.2026  ·  PMID 42816844</w:t>
+        <w:t>Gehl J et al.  ·  Acta Oncol  ·  02.10.2026  ·  PMID 42825514</w:t>
       </w:r>
     </w:p>
     <w:p>
       <w:r>
-        <w:t>Querschnittstudie an 306 älteren Erwachsenen (≥65 Jahre), die die Beziehung zwischen Health Literacy, aktivem Altern und erfolgreichem Altern untersuchte.</w:t>
+        <w:t>Europäisches Expertenpanel mit Patientenbeteiligung identifizierte Barrieren bei der Vermittlung komplexer Krebstechnologien (Nuklearmedizin, Radiotherapie, Zelltherapien) und entwickelte Informationsmaterialien für Patienten.</w:t>
       </w:r>
     </w:p>
     <w:p>
@@ -104,7 +104,7 @@
         <w:t xml:space="preserve">Ergebnis: </w:t>
       </w:r>
       <w:r>
-        <w:t>Health Literacy erklärte 56,4 % der Varianz aktiven Alterns (R² = 0,564, p &lt; 0,05). Signifikante positive Korrelationen zwischen Health Literacy und beiden Aging-Dimensionen (p &lt; 0,01). Prädiktoren: Alter, mentale Aktivität und Gesundheitskompetenz (p &lt; 0,05).</w:t>
+        <w:t>Sieben Technologiedomänen wurden analysiert; Hauptproblem war Mangel an klaren Informationspfaden und zuverlässigen Informationsquellen. Daraus resultierten konkrete Patienteninformationswerkzeuge als Supplementmaterial. Komplexität und fehlende Standardisierung erschweren Zugang zu verlässlicher Information erheblich.</w:t>
       </w:r>
     </w:p>
     <w:p>
@@ -119,7 +119,7 @@
         <w:rPr>
           <w:sz w:val="19"/>
         </w:rPr>
-        <w:t>Türkei, aber Messmodell übertragbar auf deutsches Gesundheitswesen</w:t>
+        <w:t>Europa, multizentrisch, Beteiligung von Patientenvertretern; Materialien müssen auf nationale Systeme adaptiert werden.</w:t>
       </w:r>
     </w:p>
     <w:p>
@@ -128,7 +128,7 @@
           <w:color w:val="5A7D3A"/>
           <w:sz w:val="18"/>
         </w:rPr>
-        <w:t>https://pubmed.ncbi.nlm.nih.gov/42816844/</w:t>
+        <w:t>https://pubmed.ncbi.nlm.nih.gov/42825514/</w:t>
       </w:r>
     </w:p>
     <w:p>
@@ -136,7 +136,7 @@
         <w:pStyle w:val="Heading2"/>
       </w:pPr>
       <w:r>
-        <w:t>Ernährungskompetenz bei Grundschülern niedrig: Handlungsbedarf in der Schulgesundheit</w:t>
+        <w:t>Nachbarschaftsbasierte Gehirngesundheitskompetenz: Mehrsprachiges Outreach-Modell für unterversorgte Gemeinden</w:t>
       </w:r>
     </w:p>
     <w:p>
@@ -146,12 +146,12 @@
           <w:color w:val="666666"/>
           <w:sz w:val="18"/>
         </w:rPr>
-        <w:t>Lan Y et al.  ·  Front Public Health  ·  15.09.2026  ·  PMID 42812397</w:t>
+        <w:t>Lanata S et al.  ·  Front Public Health  ·  17.09.2026  ·  PMID 42823958</w:t>
       </w:r>
     </w:p>
     <w:p>
       <w:r>
-        <w:t>Querschnittstudie an 1.420 Viertklässlern und Fünftklässlern in Chongqing zu Ernährungskompetenz (Nutrition Literacy) und assoziierten Faktoren.</w:t>
+        <w:t>Beschreibung eines fünfjährigen Community-Outreach-Programms der UCSF mit Fokus auf Gehirngesundheit, kognitives Screening und Demenzforschung in unterversorgten San-Francisco-Vierteln, durchgeführt in fünf Sprachen.</w:t>
       </w:r>
     </w:p>
     <w:p>
@@ -162,7 +162,7 @@
         <w:t xml:space="preserve">Ergebnis: </w:t>
       </w:r>
       <w:r>
-        <w:t>Durchschnittliche Ernährungskompetenz-Score: 65,47 ± 9,79 (insgesamt niedrig). Signifikant höhere Scores bei: höherem Alter, weiblichem Geschlecht, städtischem Wohnort, höherer Bildung der Bezugsperson (alle p &lt; 0,05). Mahlzeitendokumentation (+4,18 Punkte; 95%-KI: 2,84–5,51) und Essenzubereitung (+2,07 Punkte) positiv assoziiert.</w:t>
+        <w:t>2019–2025: Repräsentation von Personen aus vulnerablen Vierteln in Forschung deutlich angestiegen (konkrete Steigerung gegenüber Vorjahren angegeben). Viersäulenmodell (Gehirngesundheitserziehung, Kunst-/Bewegungsprogramme, gemeindebasierte kognitive Kliniken, mehrsprachige Medien) baute haltbare Partnerschaften auf und verbesserte Zugang zu kulturell responsiver Versorgung.</w:t>
       </w:r>
     </w:p>
     <w:p>
@@ -177,7 +177,7 @@
         <w:rPr>
           <w:sz w:val="19"/>
         </w:rPr>
-        <w:t>China, aber Befund zu sozioökonomischen Unterschieden in Gesundheitskompetenz übertragbar</w:t>
+        <w:t>USA, aber Prinzip der mehrsprachigen, nachbarschaftsorientierten Engagement-Strategien für alle Länder mit Migranten- und Minderheitenpopulationen relevant.</w:t>
       </w:r>
     </w:p>
     <w:p>
@@ -186,7 +186,7 @@
           <w:color w:val="5A7D3A"/>
           <w:sz w:val="18"/>
         </w:rPr>
-        <w:t>https://pubmed.ncbi.nlm.nih.gov/42812397/</w:t>
+        <w:t>https://pubmed.ncbi.nlm.nih.gov/42823958/</w:t>
       </w:r>
     </w:p>
     <w:p>
@@ -194,7 +194,7 @@
         <w:pStyle w:val="Heading2"/>
       </w:pPr>
       <w:r>
-        <w:t>Polnische Validierung eines mehrdimensionalen Health-Literacy-Fragebogens</w:t>
+        <w:t>Patientenerfahrungen mit digitaler Physiotherapie nach Geburt: Was Frauen akzeptieren</w:t>
       </w:r>
     </w:p>
     <w:p>
@@ -204,12 +204,12 @@
           <w:color w:val="666666"/>
           <w:sz w:val="18"/>
         </w:rPr>
-        <w:t>Lipiak A et al.  ·  Medicina (Kaunas)  ·  18.09.2026  ·  PMID 42796406</w:t>
+        <w:t>Jönsson H et al.  ·  BMC Musculoskelet Disord  ·  11.09.2026  ·  PMID 42823687</w:t>
       </w:r>
     </w:p>
     <w:p>
       <w:r>
-        <w:t>Psychometrische Validierung der neun-faktoriellen Health Literacy Questionnaire (HLQ) an 918 Gesundheitsfachstudierenden in Polen mit konfirmatorischer Faktorenanalyse.</w:t>
+        <w:t>Qualitative Studie mit 14 Frauen in Schweden zu ihrer Erfahrung mit Telerehabilitation bei postpartaler Beckenbodendysfunktion.</w:t>
       </w:r>
     </w:p>
     <w:p>
@@ -220,7 +220,7 @@
         <w:t xml:space="preserve">Ergebnis: </w:t>
       </w:r>
       <w:r>
-        <w:t>Neun-Faktor-Modell zeigte gute Anpassungsgüte (CFI = 0,973; TLI = 0,970; RMSEA = 0,035). Interne Konsistenz: 8 von 9 Skalen gut bis akzeptabel (Cronbach's α ≥ 0,70); eine Skala unter Schwelle (Cronbach's α = 0,69).</w:t>
+        <w:t>Telerehabilitation wurde als sinnvolle Ergänzung wahrgenommen (Kernaussage: "Telerehabilitation – ein ergänzendes Puzzleteil"). Verbesserte Zugänglichkeit und Flexibilität ermöglichten aktive Teilhabe; jedoch erforderte digitales Format fortgeschrittene Kommunikationsfähigkeiten und zuverlässige Technik. Frauen vermissten physische Untersuchung und Hands-on-Anleitung.</w:t>
       </w:r>
     </w:p>
     <w:p>
@@ -235,7 +235,7 @@
         <w:rPr>
           <w:sz w:val="19"/>
         </w:rPr>
-        <w:t>Polen/Osteuropa, HLQ wird mehrsprachig validiert, Instrument selbst systemunabhängig</w:t>
+        <w:t>Skandinavien, primärmedizinisches Versorgungssystem; Hybrid-Modelle könnten personenzentrierte Rehabilitation stärken.</w:t>
       </w:r>
     </w:p>
     <w:p>
@@ -244,7 +244,7 @@
           <w:color w:val="5A7D3A"/>
           <w:sz w:val="18"/>
         </w:rPr>
-        <w:t>https://pubmed.ncbi.nlm.nih.gov/42796406/</w:t>
+        <w:t>https://pubmed.ncbi.nlm.nih.gov/42823687/</w:t>
       </w:r>
     </w:p>
     <w:p>
@@ -252,7 +252,7 @@
         <w:pStyle w:val="Heading2"/>
       </w:pPr>
       <w:r>
-        <w:t>Ernährungskompetenz in der Onkologie bessert Verhalten und Lebensqualität</w:t>
+        <w:t>Traditionelle Chinesische Medizin Gesundheitskompetenz senkt postpartale Depression: Mediationsmechanismen</w:t>
       </w:r>
     </w:p>
     <w:p>
@@ -262,12 +262,12 @@
           <w:color w:val="666666"/>
           <w:sz w:val="18"/>
         </w:rPr>
-        <w:t>Monaci M et al.  ·  Nutr Cancer  ·  24.09.2026  ·  PMID 42784715</w:t>
+        <w:t>Liu D et al.  ·  Front Public Health  ·  16.09.2026  ·  PMID 42819904</w:t>
       </w:r>
     </w:p>
     <w:p>
       <w:r>
-        <w:t>Systematischer Review: 19 Studien (2013–2025) zu Ernährungs- und Lebensmittelkompetenz bei krebskranken Erwachsenen und Assoziation mit klinischen und Verhaltensergebnissen.</w:t>
+        <w:t>Querschnittsstudie mit 501 Frauen in China zur Beziehung zwischen Gesundheitskompetenz zu TCM und postpartalen depressiven Symptomen; Analyse der vermittelten Effekte durch soziale Unterstützung und Selbstwirksamkeit.</w:t>
       </w:r>
     </w:p>
     <w:p>
@@ -278,7 +278,7 @@
         <w:t xml:space="preserve">Ergebnis: </w:t>
       </w:r>
       <w:r>
-        <w:t>Höhere Ernährungskompetenz konsistent assoziiert mit: besseren Ernährungsverhalten, verbesserter Diätqualität, besserer Ernährungsstatus und höherer Lebensqualität sowie gestärktem Selbstmanagement. Interventionsstudien: Alphabetisierungs-fokussierte Ernährungsedukation reduzierte therapiebezogene Symptome und psychosoziale Belastung; begrenzte Evidenz für reduzierte Inanspruchnahme.</w:t>
+        <w:t>TCM-Gesundheitskompetenz hatte direkten negativen Effekt auf depressive Symptome (β=-0,206, 95%-KI: -0,299 bis -0,112). Drei signifikante indirekte Pfade: soziale Unterstützung (β=-0,102), Selbstwirksamkeit (β=-0,102) und sequenzieller Effekt über beide (β=-0,033). Indirekte Effekte machten 53,6 % des Gesamteffekts aus.</w:t>
       </w:r>
     </w:p>
     <w:p>
@@ -293,7 +293,7 @@
         <w:rPr>
           <w:sz w:val="19"/>
         </w:rPr>
-        <w:t>Mehrheitlich europäische und nordamerikanische Studien, Konzept direkt auf deutsche Krebszentren übertragbar</w:t>
+        <w:t>China; Konzept der TCM-Kompetenz kulturspezifisch; Mechanismus (soziale Unterstützung + Selbstwirksamkeit) aber international anwendbar.</w:t>
       </w:r>
     </w:p>
     <w:p>
@@ -302,7 +302,7 @@
           <w:color w:val="5A7D3A"/>
           <w:sz w:val="18"/>
         </w:rPr>
-        <w:t>https://pubmed.ncbi.nlm.nih.gov/42784715/</w:t>
+        <w:t>https://pubmed.ncbi.nlm.nih.gov/42819904/</w:t>
       </w:r>
     </w:p>
     <w:p>
@@ -310,7 +310,7 @@
         <w:pStyle w:val="Heading2"/>
       </w:pPr>
       <w:r>
-        <w:t>Patienten als Forschungspartner: Kokreation in der Entzündungsmyopathie-Forschung</w:t>
+        <w:t>Verständliche Patienteninformation zu Regelschmerzen: Spanische Broschüre validiert</w:t>
       </w:r>
     </w:p>
     <w:p>
@@ -320,12 +320,12 @@
           <w:color w:val="666666"/>
           <w:sz w:val="18"/>
         </w:rPr>
-        <w:t>Cheng K et al.  ·  Curr Opin Rheumatol  ·  01.11.2026  ·  PMID 42682164</w:t>
+        <w:t>Cruz-Lara F et al.  ·  Womens Health (Lond)  ·  28.09.2026  ·  PMID 42803363</w:t>
       </w:r>
     </w:p>
     <w:p>
       <w:r>
-        <w:t>Narrative Review zum Stand der Patient Research Partner (PRP) Integration in Myositis-Forschung und kritische Analyse bestehender Beteiligungsmodelle.</w:t>
+        <w:t>Übersetzung und kulturelle Adaptation einer brasilianischen Patientenbroschüre zu Dysmenorrhoe für spanische Frauen mit Validierung durch Physiotherapeuten und Patientinnen.</w:t>
       </w:r>
     </w:p>
     <w:p>
@@ -336,7 +336,7 @@
         <w:t xml:space="preserve">Ergebnis: </w:t>
       </w:r>
       <w:r>
-        <w:t>Kernbefund: Frühe Integration von Patienten als Co-Leader verbessert Relevanz, Machbarkeit und Impact von Forschung; aktuelle Integration bleibt weltweit inkonsistent. Bestehende Ressourcen vorhanden, aber wirkliche PRP-Integration erfordert kulturellen Wandel und dedizierte Ressourcen.</w:t>
+        <w:t>Inhaltsvalidität (CVI ≥0,90 bei allen Bereichen); Patientinnen erreichten 100 % Zustimmung zur Sprachklarheit (PAA=100%) und 92,3 % zur Präsentation (PAA=92,3%). Material wurde als klar, nützlich und visuell gut organisiert bewertet.</w:t>
       </w:r>
     </w:p>
     <w:p>
@@ -351,7 +351,7 @@
         <w:rPr>
           <w:sz w:val="19"/>
         </w:rPr>
-        <w:t>Europäische Patient-Advocacy-Strukturen, EULAR-Rahmen direkt anwendbar</w:t>
+        <w:t>Spanien, Spanisch-Sprachraum; Sprach- und Kulturanpassung essentiell für Verständlichkeit.</w:t>
       </w:r>
     </w:p>
     <w:p>
@@ -360,7 +360,7 @@
           <w:color w:val="5A7D3A"/>
           <w:sz w:val="18"/>
         </w:rPr>
-        <w:t>https://pubmed.ncbi.nlm.nih.gov/42682164/</w:t>
+        <w:t>https://pubmed.ncbi.nlm.nih.gov/42803363/</w:t>
       </w:r>
     </w:p>
     <w:p>
@@ -368,7 +368,7 @@
         <w:pStyle w:val="Heading2"/>
       </w:pPr>
       <w:r>
-        <w:t>eHealth-Kompetenz in Amharisch validiert: Erster Test in subsaharischem Afrika</w:t>
+        <w:t>Patientensteuerung in der GKV: Systemdesign statt moralischer Appell</w:t>
       </w:r>
     </w:p>
     <w:p>
@@ -378,12 +378,12 @@
           <w:color w:val="666666"/>
           <w:sz w:val="18"/>
         </w:rPr>
-        <w:t>Meng G et al.  ·  J Med Internet Res  ·  16.07.2026  ·  PMID 42462181</w:t>
+        <w:t>Beivers A et al.  ·  Bundesgesundheitsblatt Gesundheitsforschung Gesundheitsschutz  ·  08.09.2026  ·  PMID 42709071</w:t>
       </w:r>
     </w:p>
     <w:p>
       <w:r>
-        <w:t>Psychometrische Validierung der sieben-faktoriellen eHealth Literacy Questionnaire (eHLQ) ins Amharische an 300 Patienten in Äthiopien mit Internetmobilität.</w:t>
+        <w:t>Deutsches Diskussionspapier zur Frage, wie ein Primärarztsystem durch Patientenmanagement und redefinierte Eigenverantwortung die GKV-Effizienz stärken könnte.</w:t>
       </w:r>
     </w:p>
     <w:p>
@@ -394,7 +394,7 @@
         <w:t xml:space="preserve">Ergebnis: </w:t>
       </w:r>
       <w:r>
-        <w:t>Akzeptable bis gute interne Konsistenz (Cronbach's α = 0,72–0,91, außer Skala 4: α = 0,62). Sieben-Faktor-Modell gutes Fit (CFI = 0,97; TLI = 0,97; SRMR = 0,07). Konvergente Validität: starke Korrelationen Skalen 1–3 mit eHEALS (r = 0,69–0,74).</w:t>
+        <w:t>Empfehlung: Bonusprogramme nach Loyalitätsmuster können Patientensteuerung wirksam, akzeptiert und sozial ausgewogen gestalten. Kernaussage: Patientensteuerung ist Systemdesign, nicht Disziplin – moderne Eigenverantwortung stärkt Wirtschaftlichkeit und Solidarität gleichermaßen.</w:t>
       </w:r>
     </w:p>
     <w:p>
@@ -409,7 +409,7 @@
         <w:rPr>
           <w:sz w:val="19"/>
         </w:rPr>
-        <w:t>Äthiopien, Low-Income-Setting, eHLQ-Instrument kulturübergreifend, aber Internetprävalenz-Voraussetzung relevant</w:t>
+        <w:t>Deutschland, GKV-System; direkt auf deutsche Krankenversicherungsreform übertragbar.</w:t>
       </w:r>
     </w:p>
     <w:p>
@@ -418,7 +418,7 @@
           <w:color w:val="5A7D3A"/>
           <w:sz w:val="18"/>
         </w:rPr>
-        <w:t>https://pubmed.ncbi.nlm.nih.gov/42462181/</w:t>
+        <w:t>https://pubmed.ncbi.nlm.nih.gov/42709071/</w:t>
       </w:r>
     </w:p>
     <w:sectPr>

--- a/download/studien-aktuell.docx
+++ b/download/studien-aktuell.docx
@@ -62,7 +62,7 @@
           <w:color w:val="666666"/>
           <w:sz w:val="18"/>
         </w:rPr>
-        <w:t>Stand: 03.10.2026  |  6 Studien  |  healthliteracy.m-vf.de</w:t>
+        <w:t>Stand: 04.10.2026  |  6 Studien  |  healthliteracy.m-vf.de</w:t>
       </w:r>
     </w:p>
     <w:p>
@@ -70,7 +70,7 @@
         <w:pStyle w:val="Heading1"/>
       </w:pPr>
       <w:r>
-        <w:t>Aufgenommen am 03.10.2026</w:t>
+        <w:t>Aufgenommen am 04.10.2026</w:t>
       </w:r>
     </w:p>
     <w:p>
@@ -78,7 +78,7 @@
         <w:pStyle w:val="Heading2"/>
       </w:pPr>
       <w:r>
-        <w:t>Patienteninformation zu Hochtechtechnologien in der Krebsbehandlung: Herausforderungen und Lösungen</w:t>
+        <w:t>Psychoedukation für Jugendliche mit Psychose-Risiko: Verbesserung von Symptomen und Adhärenz</w:t>
       </w:r>
     </w:p>
     <w:p>
@@ -88,12 +88,12 @@
           <w:color w:val="666666"/>
           <w:sz w:val="18"/>
         </w:rPr>
-        <w:t>Gehl J et al.  ·  Acta Oncol  ·  02.10.2026  ·  PMID 42825514</w:t>
+        <w:t>Addington J et al.  ·  Early Interv Psychiatry  ·  Okt. 2026  ·  PMID 42827309</w:t>
       </w:r>
     </w:p>
     <w:p>
       <w:r>
-        <w:t>Europäisches Expertenpanel mit Patientenbeteiligung identifizierte Barrieren bei der Vermittlung komplexer Krebstechnologien (Nuklearmedizin, Radiotherapie, Zelltherapien) und entwickelte Informationsmaterialien für Patienten.</w:t>
+        <w:t>Studie untersuchte, ob acht Sitzungen Psychoedukation für 54 Jugendliche mit erhöhtem klinischen Psychoserisiko zu klinischen Verbesserungen und zur Einhaltung der Behandlung führen.</w:t>
       </w:r>
     </w:p>
     <w:p>
@@ -104,7 +104,7 @@
         <w:t xml:space="preserve">Ergebnis: </w:t>
       </w:r>
       <w:r>
-        <w:t>Sieben Technologiedomänen wurden analysiert; Hauptproblem war Mangel an klaren Informationspfaden und zuverlässigen Informationsquellen. Daraus resultierten konkrete Patienteninformationswerkzeuge als Supplementmaterial. Komplexität und fehlende Standardisierung erschweren Zugang zu verlässlicher Information erheblich.</w:t>
+        <w:t>Nach 2–6 Monaten zeigten sich signifikante Verbesserungen: abgeschwächte psychotische Symptome (p &lt; 0,0001, Effektgröße 0,36), Depression und Angst (p &lt; 0,001, ES 0,51), Distress (p &lt; 0,01, ES 0,36) und defaitistische Überzeugungen (p &lt; 0,01, ES 0,34). 59 % absolvierten alle Sitzungen, nur 7,4 % brachen ab. Klinisch wertvolle und leicht umsetzbare Intervention mit limitierter Dropout-Rate.</w:t>
       </w:r>
     </w:p>
     <w:p>
@@ -119,7 +119,7 @@
         <w:rPr>
           <w:sz w:val="19"/>
         </w:rPr>
-        <w:t>Europa, multizentrisch, Beteiligung von Patientenvertretern; Materialien müssen auf nationale Systeme adaptiert werden.</w:t>
+        <w:t>Kanada, Psychiatrieeinrichtungen in westlichen Systemen vergleichbar</w:t>
       </w:r>
     </w:p>
     <w:p>
@@ -128,7 +128,7 @@
           <w:color w:val="5A7D3A"/>
           <w:sz w:val="18"/>
         </w:rPr>
-        <w:t>https://pubmed.ncbi.nlm.nih.gov/42825514/</w:t>
+        <w:t>https://pubmed.ncbi.nlm.nih.gov/42827309/</w:t>
       </w:r>
     </w:p>
     <w:p>
@@ -136,7 +136,7 @@
         <w:pStyle w:val="Heading2"/>
       </w:pPr>
       <w:r>
-        <w:t>Nachbarschaftsbasierte Gehirngesundheitskompetenz: Mehrsprachiges Outreach-Modell für unterversorgte Gemeinden</w:t>
+        <w:t>Barrieren für Herzrehabilitation: Strukturelle, individuelle und Systemfaktoren</w:t>
       </w:r>
     </w:p>
     <w:p>
@@ -146,12 +146,12 @@
           <w:color w:val="666666"/>
           <w:sz w:val="18"/>
         </w:rPr>
-        <w:t>Lanata S et al.  ·  Front Public Health  ·  17.09.2026  ·  PMID 42823958</w:t>
+        <w:t>Chin DC et al.  ·  Med J Malaysia  ·  Sept. 2026  ·  PMID 42813492</w:t>
       </w:r>
     </w:p>
     <w:p>
       <w:r>
-        <w:t>Beschreibung eines fünfjährigen Community-Outreach-Programms der UCSF mit Fokus auf Gehirngesundheit, kognitives Screening und Demenzforschung in unterversorgten San-Francisco-Vierteln, durchgeführt in fünf Sprachen.</w:t>
+        <w:t>Scoping Review identifizierte Determinanten der Teilnahme an Phase-II-Herzrehabilitationsprogrammen durch systematische Analyse von zehn Studien aus diversen Ländern.</w:t>
       </w:r>
     </w:p>
     <w:p>
@@ -162,7 +162,7 @@
         <w:t xml:space="preserve">Ergebnis: </w:t>
       </w:r>
       <w:r>
-        <w:t>2019–2025: Repräsentation von Personen aus vulnerablen Vierteln in Forschung deutlich angestiegen (konkrete Steigerung gegenüber Vorjahren angegeben). Viersäulenmodell (Gehirngesundheitserziehung, Kunst-/Bewegungsprogramme, gemeindebasierte kognitive Kliniken, mehrsprachige Medien) baute haltbare Partnerschaften auf und verbesserte Zugang zu kulturell responsiver Versorgung.</w:t>
+        <w:t>Strukturelle und logistische Barrieren waren dominant: Transport, Entfernung, Zeit, Kosten. Soziodemografische Faktoren (höheres Alter, niedrigere Bildung, niedrigeres Einkommen, Migrationshintergrund) waren mit niedriger Teilnahme assoziiert. Mangelnde Aufklärung, schwache Ärztliche Empfehlungen und psychosoziale Barrieren (Angst, begrenzte soziale Unterstützung) behinderten Teilnahme. Komplex wechselwirkende Faktoren erfordern Home-Based- und Hybrid-Modelle.</w:t>
       </w:r>
     </w:p>
     <w:p>
@@ -177,7 +177,7 @@
         <w:rPr>
           <w:sz w:val="19"/>
         </w:rPr>
-        <w:t>USA, aber Prinzip der mehrsprachigen, nachbarschaftsorientierten Engagement-Strategien für alle Länder mit Migranten- und Minderheitenpopulationen relevant.</w:t>
+        <w:t>Multinationale Evidenz, vergleichbare Versorgungsstrukturen in Deutschland</w:t>
       </w:r>
     </w:p>
     <w:p>
@@ -186,7 +186,7 @@
           <w:color w:val="5A7D3A"/>
           <w:sz w:val="18"/>
         </w:rPr>
-        <w:t>https://pubmed.ncbi.nlm.nih.gov/42823958/</w:t>
+        <w:t>https://pubmed.ncbi.nlm.nih.gov/42813492/</w:t>
       </w:r>
     </w:p>
     <w:p>
@@ -194,7 +194,7 @@
         <w:pStyle w:val="Heading2"/>
       </w:pPr>
       <w:r>
-        <w:t>Patientenerfahrungen mit digitaler Physiotherapie nach Geburt: Was Frauen akzeptieren</w:t>
+        <w:t>Textnachrichten und Ressourcenanbindung verstärken Leseförderung bei Latino-Familien</w:t>
       </w:r>
     </w:p>
     <w:p>
@@ -204,12 +204,12 @@
           <w:color w:val="666666"/>
           <w:sz w:val="18"/>
         </w:rPr>
-        <w:t>Jönsson H et al.  ·  BMC Musculoskelet Disord  ·  11.09.2026  ·  PMID 42823687</w:t>
+        <w:t>Jimenez ME et al.  ·  Pediatrics  ·  01.10.2026  ·  PMID 42778186</w:t>
       </w:r>
     </w:p>
     <w:p>
       <w:r>
-        <w:t>Qualitative Studie mit 14 Frauen in Schweden zu ihrer Erfahrung mit Telerehabilitation bei postpartaler Beckenbodendysfunktion.</w:t>
+        <w:t>Randomisierte Studie prüfte, ob Text-Erinnerungen und Vermittlung zu Gemeindeangeboten die Effekte von Leseförderung in der Primärversorgung (Reach Out and Read) bei 630 Latino-Familien mit Kleinkindern verstärken.</w:t>
       </w:r>
     </w:p>
     <w:p>
@@ -220,7 +220,7 @@
         <w:t xml:space="preserve">Ergebnis: </w:t>
       </w:r>
       <w:r>
-        <w:t>Telerehabilitation wurde als sinnvolle Ergänzung wahrgenommen (Kernaussage: "Telerehabilitation – ein ergänzendes Puzzleteil"). Verbesserte Zugänglichkeit und Flexibilität ermöglichten aktive Teilhabe; jedoch erforderte digitales Format fortgeschrittene Kommunikationsfähigkeiten und zuverlässige Technik. Frauen vermissten physische Untersuchung und Hands-on-Anleitung.</w:t>
+        <w:t>Nach 18 Monaten: LP+Text-Gruppe zeigte höhere Sprachentwicklung (Effektgröße 0,391; p = 0,001). LP+Text+Ressourcen-Gruppe erzielte höhere sozial-emotionale Entwicklung (ES 0,300; p = 0,03) und bei 9 Monaten bessere verbale Responsivität (ES 0,400; p &lt; 0,001). Beide Strategien mit hohem Skalierungspotenzial verbesserten Effekte deutlich.</w:t>
       </w:r>
     </w:p>
     <w:p>
@@ -235,7 +235,7 @@
         <w:rPr>
           <w:sz w:val="19"/>
         </w:rPr>
-        <w:t>Skandinavien, primärmedizinisches Versorgungssystem; Hybrid-Modelle könnten personenzentrierte Rehabilitation stärken.</w:t>
+        <w:t>USA-Studie, Strukturen aber auch in Deutschland umsetzbar, Sprachbarriereabbau ist zentral</w:t>
       </w:r>
     </w:p>
     <w:p>
@@ -244,7 +244,7 @@
           <w:color w:val="5A7D3A"/>
           <w:sz w:val="18"/>
         </w:rPr>
-        <w:t>https://pubmed.ncbi.nlm.nih.gov/42823687/</w:t>
+        <w:t>https://pubmed.ncbi.nlm.nih.gov/42778186/</w:t>
       </w:r>
     </w:p>
     <w:p>
@@ -252,7 +252,7 @@
         <w:pStyle w:val="Heading2"/>
       </w:pPr>
       <w:r>
-        <w:t>Traditionelle Chinesische Medizin Gesundheitskompetenz senkt postpartale Depression: Mediationsmechanismen</w:t>
+        <w:t>Digitale Gesundheitskompetenz fördert Gesundheitsinformationen-Annahme bei Studierenden</w:t>
       </w:r>
     </w:p>
     <w:p>
@@ -262,12 +262,12 @@
           <w:color w:val="666666"/>
           <w:sz w:val="18"/>
         </w:rPr>
-        <w:t>Liu D et al.  ·  Front Public Health  ·  16.09.2026  ·  PMID 42819904</w:t>
+        <w:t>Sun Y et al.  ·  Front Public Health  ·  08.09.2026  ·  PMID 42774164</w:t>
       </w:r>
     </w:p>
     <w:p>
       <w:r>
-        <w:t>Querschnittsstudie mit 501 Frauen in China zur Beziehung zwischen Gesundheitskompetenz zu TCM und postpartalen depressiven Symptomen; Analyse der vermittelten Effekte durch soziale Unterstützung und Selbstwirksamkeit.</w:t>
+        <w:t>Querschnittstudie mit 3148 Studierenden prüfte, wie kritische und interaktive Digital-Health-Literacy mit Annahme von Gesundheitsinformationen assoziiert ist und welche Pfade (Risikoperzepton, Selbstwirksamkeit) vermittelnd wirken.</w:t>
       </w:r>
     </w:p>
     <w:p>
@@ -278,7 +278,7 @@
         <w:t xml:space="preserve">Ergebnis: </w:t>
       </w:r>
       <w:r>
-        <w:t>TCM-Gesundheitskompetenz hatte direkten negativen Effekt auf depressive Symptome (β=-0,206, 95%-KI: -0,299 bis -0,112). Drei signifikante indirekte Pfade: soziale Unterstützung (β=-0,102), Selbstwirksamkeit (β=-0,102) und sequenzieller Effekt über beide (β=-0,033). Indirekte Effekte machten 53,6 % des Gesamteffekts aus.</w:t>
+        <w:t>Digitale Health Literacy war positiv mit Informationsannahme korreliert (r = 0,416; p &lt; 0,001). Totale Assoziation: B = 0,534. Direkter Effekt 64,3 %, indirekt über Risikoperzepton 16,9 %, über Trainings-Selbstwirksamkeit 14,9 %, über serielle Pfade 3,8 %. Direkte Assoziation dominiert, serielle Route gering. Cross-sektional, daher statistische Dekomposition statt Kausalität.</w:t>
       </w:r>
     </w:p>
     <w:p>
@@ -293,7 +293,7 @@
         <w:rPr>
           <w:sz w:val="19"/>
         </w:rPr>
-        <w:t>China; Konzept der TCM-Kompetenz kulturspezifisch; Mechanismus (soziale Unterstützung + Selbstwirksamkeit) aber international anwendbar.</w:t>
+        <w:t>China, Hochschul- und Digitalisierungskontext ähnlich international, Befunde zu Mediationspfaden generalisierbar</w:t>
       </w:r>
     </w:p>
     <w:p>
@@ -302,7 +302,7 @@
           <w:color w:val="5A7D3A"/>
           <w:sz w:val="18"/>
         </w:rPr>
-        <w:t>https://pubmed.ncbi.nlm.nih.gov/42819904/</w:t>
+        <w:t>https://pubmed.ncbi.nlm.nih.gov/42774164/</w:t>
       </w:r>
     </w:p>
     <w:p>
@@ -310,7 +310,7 @@
         <w:pStyle w:val="Heading2"/>
       </w:pPr>
       <w:r>
-        <w:t>Verständliche Patienteninformation zu Regelschmerzen: Spanische Broschüre validiert</w:t>
+        <w:t>Lupusnephritis-Videos auf TikTok und Bilibili: Qualität, Zuverlässigkeit und Engagement</w:t>
       </w:r>
     </w:p>
     <w:p>
@@ -320,12 +320,12 @@
           <w:color w:val="666666"/>
           <w:sz w:val="18"/>
         </w:rPr>
-        <w:t>Cruz-Lara F et al.  ·  Womens Health (Lond)  ·  28.09.2026  ·  PMID 42803363</w:t>
+        <w:t>Chen J et al.  ·  Lupus Sci Med  ·  22.09.2026  ·  PMID 42772804</w:t>
       </w:r>
     </w:p>
     <w:p>
       <w:r>
-        <w:t>Übersetzung und kulturelle Adaptation einer brasilianischen Patientenbroschüre zu Dysmenorrhoe für spanische Frauen mit Validierung durch Physiotherapeuten und Patientinnen.</w:t>
+        <w:t>Querschnittanalyse von 250 Lupusnephritis-Videos (TikTok n=143, Bilibili n=107) beurteilte Inhaltsqualität, Zuverlässigkeit und Zusammenhang zwischen Nutzerengagement und wissenschaftlicher Qualität.</w:t>
       </w:r>
     </w:p>
     <w:p>
@@ -336,7 +336,7 @@
         <w:t xml:space="preserve">Ergebnis: </w:t>
       </w:r>
       <w:r>
-        <w:t>Inhaltsvalidität (CVI ≥0,90 bei allen Bereichen); Patientinnen erreichten 100 % Zustimmung zur Sprachklarheit (PAA=100%) und 92,3 % zur Präsentation (PAA=92,3%). Material wurde als klar, nützlich und visuell gut organisiert bewertet.</w:t>
+        <w:t>Nutzerengagement (Likes, Kommentare, Anteile) war auf TikTok signifikant höher (p &lt; 0,05); Anteil professioneller Uploader ebenfalls höher. TikTok hatte leicht höhere DISCERN-Scores (p &lt; 0,05). Professionelle Institutionen übertrafen nicht-professionelle Uploader in allen Qualitätsindikatoren (p &lt; 0,05). Hohe Engagement-Korrelationen untereinander, aber schwache Korrelationen mit Qualitätsscores. Popularität widerspiegelt wissenschaftliche Qualität schlecht.</w:t>
       </w:r>
     </w:p>
     <w:p>
@@ -351,7 +351,7 @@
         <w:rPr>
           <w:sz w:val="19"/>
         </w:rPr>
-        <w:t>Spanien, Spanisch-Sprachraum; Sprach- und Kulturanpassung essentiell für Verständlichkeit.</w:t>
+        <w:t>China, beide Plattformen international genutzt, Befund zu Qualitäts-Engagement-Lücke übertragbar</w:t>
       </w:r>
     </w:p>
     <w:p>
@@ -360,7 +360,7 @@
           <w:color w:val="5A7D3A"/>
           <w:sz w:val="18"/>
         </w:rPr>
-        <w:t>https://pubmed.ncbi.nlm.nih.gov/42803363/</w:t>
+        <w:t>https://pubmed.ncbi.nlm.nih.gov/42772804/</w:t>
       </w:r>
     </w:p>
     <w:p>
@@ -368,7 +368,7 @@
         <w:pStyle w:val="Heading2"/>
       </w:pPr>
       <w:r>
-        <w:t>Patientensteuerung in der GKV: Systemdesign statt moralischer Appell</w:t>
+        <w:t>Mundgesundheitskompetenz älterer Erwachsener: Pfade zu Wissen und Bewusstsein</w:t>
       </w:r>
     </w:p>
     <w:p>
@@ -378,12 +378,12 @@
           <w:color w:val="666666"/>
           <w:sz w:val="18"/>
         </w:rPr>
-        <w:t>Beivers A et al.  ·  Bundesgesundheitsblatt Gesundheitsforschung Gesundheitsschutz  ·  08.09.2026  ·  PMID 42709071</w:t>
+        <w:t>Jiang L et al.  ·  Clin Interv Aging  ·  31.07.2026  ·  PMID 42553712</w:t>
       </w:r>
     </w:p>
     <w:p>
       <w:r>
-        <w:t>Deutsches Diskussionspapier zur Frage, wie ein Primärarztsystem durch Patientenmanagement und redefinierte Eigenverantwortung die GKV-Effizienz stärken könnte.</w:t>
+        <w:t>Pfadanalyse mit 423 älteren Chinesen (65–74 Jahre) untersuchte, welche Faktoren direkt und indirekt mit Mundgesundheits-Literacy verbunden sind—Bildung, Zahnbehandlung, Zahnstatus.</w:t>
       </w:r>
     </w:p>
     <w:p>
@@ -394,7 +394,7 @@
         <w:t xml:space="preserve">Ergebnis: </w:t>
       </w:r>
       <w:r>
-        <w:t>Empfehlung: Bonusprogramme nach Loyalitätsmuster können Patientensteuerung wirksam, akzeptiert und sozial ausgewogen gestalten. Kernaussage: Patientensteuerung ist Systemdesign, nicht Disziplin – moderne Eigenverantwortung stärkt Wirtschaftlichkeit und Solidarität gleichermaßen.</w:t>
+        <w:t>Geschlecht und Bildung beeinflussten Mundgesundheits-Literacy indirekt über Mediatorvariablen. Zahnbehandlung war direkt mit höherem Krankheitsbewusstsein assoziiert; Zahnersatznutzung mit besseren Gesundheitsüberzeugungen. Pfadanalyse identifizierte drei signifikante indirekte Effekte. Zahnkontakte bieten Chancen für Gesundheitsaufklärung.</w:t>
       </w:r>
     </w:p>
     <w:p>
@@ -409,7 +409,7 @@
         <w:rPr>
           <w:sz w:val="19"/>
         </w:rPr>
-        <w:t>Deutschland, GKV-System; direkt auf deutsche Krankenversicherungsreform übertragbar.</w:t>
+        <w:t>China, Ähnlichkeiten in Altersdemografie und Prävention, Befunde zu Behandlungskontakten übertragbar</w:t>
       </w:r>
     </w:p>
     <w:p>
@@ -418,7 +418,7 @@
           <w:color w:val="5A7D3A"/>
           <w:sz w:val="18"/>
         </w:rPr>
-        <w:t>https://pubmed.ncbi.nlm.nih.gov/42709071/</w:t>
+        <w:t>https://pubmed.ncbi.nlm.nih.gov/42553712/</w:t>
       </w:r>
     </w:p>
     <w:sectPr>

--- a/download/studien-aktuell.docx
+++ b/download/studien-aktuell.docx
@@ -62,7 +62,7 @@
           <w:color w:val="666666"/>
           <w:sz w:val="18"/>
         </w:rPr>
-        <w:t>Stand: 04.10.2026  |  6 Studien  |  healthliteracy.m-vf.de</w:t>
+        <w:t>Stand: 05.10.2026  |  5 Studien  |  healthliteracy.m-vf.de</w:t>
       </w:r>
     </w:p>
     <w:p>
@@ -70,7 +70,7 @@
         <w:pStyle w:val="Heading1"/>
       </w:pPr>
       <w:r>
-        <w:t>Aufgenommen am 04.10.2026</w:t>
+        <w:t>Aufgenommen am 05.10.2026</w:t>
       </w:r>
     </w:p>
     <w:p>
@@ -78,7 +78,7 @@
         <w:pStyle w:val="Heading2"/>
       </w:pPr>
       <w:r>
-        <w:t>Psychoedukation für Jugendliche mit Psychose-Risiko: Verbesserung von Symptomen und Adhärenz</w:t>
+        <w:t>GPT-4 liefert bessere Krebsinformationen als Google</w:t>
       </w:r>
     </w:p>
     <w:p>
@@ -88,12 +88,12 @@
           <w:color w:val="666666"/>
           <w:sz w:val="18"/>
         </w:rPr>
-        <w:t>Addington J et al.  ·  Early Interv Psychiatry  ·  Okt. 2026  ·  PMID 42827309</w:t>
+        <w:t>Smick AH et al.  ·  JMIR Cancer  ·  29.09.2026  ·  PMID 42809848</w:t>
       </w:r>
     </w:p>
     <w:p>
       <w:r>
-        <w:t>Studie untersuchte, ob acht Sitzungen Psychoedukation für 54 Jugendliche mit erhöhtem klinischen Psychoserisiko zu klinischen Verbesserungen und zur Einhaltung der Behandlung führen.</w:t>
+        <w:t>Vergleichende Studie, die GPT-4 und Google bei der Beantwortung von 21 standardisierten Patientenfragen zu Endometrial-, Ovarial- und Zervixkarzinom evaluierte, bewertet von 4 blinden Gynäkologen.</w:t>
       </w:r>
     </w:p>
     <w:p>
@@ -104,7 +104,7 @@
         <w:t xml:space="preserve">Ergebnis: </w:t>
       </w:r>
       <w:r>
-        <w:t>Nach 2–6 Monaten zeigten sich signifikante Verbesserungen: abgeschwächte psychotische Symptome (p &lt; 0,0001, Effektgröße 0,36), Depression und Angst (p &lt; 0,001, ES 0,51), Distress (p &lt; 0,01, ES 0,36) und defaitistische Überzeugungen (p &lt; 0,01, ES 0,34). 59 % absolvierten alle Sitzungen, nur 7,4 % brachen ab. Klinisch wertvolle und leicht umsetzbare Intervention mit limitierter Dropout-Rate.</w:t>
+        <w:t>GPT-4 erreichte Median-Genauigkeit 6,0/6 vs. Google 5,0/6 (p=0,04), Vollständigkeit 3,0/3 vs. 2,0/3 (p=0,009) und Referenzqualität 3,0/3 vs. 2,0/3 (p=0,009). GPT-4 überbot alle menschlichen Vergleichsgruppen in Genauigkeit und Vollständigkeit deutlich.</w:t>
       </w:r>
     </w:p>
     <w:p>
@@ -119,7 +119,7 @@
         <w:rPr>
           <w:sz w:val="19"/>
         </w:rPr>
-        <w:t>Kanada, Psychiatrieeinrichtungen in westlichen Systemen vergleichbar</w:t>
+        <w:t>USA, aber Fragestellung zu Informationsqualität sprach- und systemunabhängig</w:t>
       </w:r>
     </w:p>
     <w:p>
@@ -128,7 +128,7 @@
           <w:color w:val="5A7D3A"/>
           <w:sz w:val="18"/>
         </w:rPr>
-        <w:t>https://pubmed.ncbi.nlm.nih.gov/42827309/</w:t>
+        <w:t>https://pubmed.ncbi.nlm.nih.gov/42809848/</w:t>
       </w:r>
     </w:p>
     <w:p>
@@ -136,7 +136,7 @@
         <w:pStyle w:val="Heading2"/>
       </w:pPr>
       <w:r>
-        <w:t>Barrieren für Herzrehabilitation: Strukturelle, individuelle und Systemfaktoren</w:t>
+        <w:t>Große Sprachmodelle antworten in Englisch und Chinesisch gleich genau</w:t>
       </w:r>
     </w:p>
     <w:p>
@@ -146,12 +146,12 @@
           <w:color w:val="666666"/>
           <w:sz w:val="18"/>
         </w:rPr>
-        <w:t>Chin DC et al.  ·  Med J Malaysia  ·  Sept. 2026  ·  PMID 42813492</w:t>
+        <w:t>Wu Z et al.  ·  J Med Internet Res  ·  29.09.2026  ·  PMID 42809827</w:t>
       </w:r>
     </w:p>
     <w:p>
       <w:r>
-        <w:t>Scoping Review identifizierte Determinanten der Teilnahme an Phase-II-Herzrehabilitationsprogrammen durch systematische Analyse von zehn Studien aus diversen Ländern.</w:t>
+        <w:t>Kontrollierte Evaluation von 11 Large Language Models bei 150 binären Verbraucherfragen zu Gesundheit in Englisch und Chinesisch, unter verschiedenen Prompt-Bedingungen und Fehlerkorrekturstrategien.</w:t>
       </w:r>
     </w:p>
     <w:p>
@@ -162,7 +162,7 @@
         <w:t xml:space="preserve">Ergebnis: </w:t>
       </w:r>
       <w:r>
-        <w:t>Strukturelle und logistische Barrieren waren dominant: Transport, Entfernung, Zeit, Kosten. Soziodemografische Faktoren (höheres Alter, niedrigere Bildung, niedrigeres Einkommen, Migrationshintergrund) waren mit niedriger Teilnahme assoziiert. Mangelnde Aufklärung, schwache Ärztliche Empfehlungen und psychosoziale Barrieren (Angst, begrenzte soziale Unterstützung) behinderten Teilnahme. Komplex wechselwirkende Faktoren erfordern Home-Based- und Hybrid-Modelle.</w:t>
+        <w:t>Englisch und Chinesisch zeigten vergleichbare Gesamtgenauigkeit (95,27% vs. 93,82%, p=0,99), kein signifikanter Sprachhaupt-Effekt. DeepSeek zeigte signifikantes Englisch-Verständlichkeitsdefizit (β=-0,73, p=0,016); Fehlerattribution erreichte höchste Korrekturrate (55,56%). Keine universellen sprachgebundenen Qualitätsprobleme, aber modellspezifische Interaktionen.</w:t>
       </w:r>
     </w:p>
     <w:p>
@@ -177,7 +177,7 @@
         <w:rPr>
           <w:sz w:val="19"/>
         </w:rPr>
-        <w:t>Multinationale Evidenz, vergleichbare Versorgungsstrukturen in Deutschland</w:t>
+        <w:t>China/Mehrsprachigkeit, aber Befund zur sprachlichen Gleichheit modellübergreifend relevant</w:t>
       </w:r>
     </w:p>
     <w:p>
@@ -186,7 +186,7 @@
           <w:color w:val="5A7D3A"/>
           <w:sz w:val="18"/>
         </w:rPr>
-        <w:t>https://pubmed.ncbi.nlm.nih.gov/42813492/</w:t>
+        <w:t>https://pubmed.ncbi.nlm.nih.gov/42809827/</w:t>
       </w:r>
     </w:p>
     <w:p>
@@ -194,7 +194,7 @@
         <w:pStyle w:val="Heading2"/>
       </w:pPr>
       <w:r>
-        <w:t>Textnachrichten und Ressourcenanbindung verstärken Leseförderung bei Latino-Familien</w:t>
+        <w:t>Digitale Gesundheitskompetenz-Schulung für ältere Erwachsene verbessert Informationsverhalten</w:t>
       </w:r>
     </w:p>
     <w:p>
@@ -204,12 +204,12 @@
           <w:color w:val="666666"/>
           <w:sz w:val="18"/>
         </w:rPr>
-        <w:t>Jimenez ME et al.  ·  Pediatrics  ·  01.10.2026  ·  PMID 42778186</w:t>
+        <w:t>Rosle NH et al.  ·  PLoS One  ·  28.09.2026  ·  PMID 42804489</w:t>
       </w:r>
     </w:p>
     <w:p>
       <w:r>
-        <w:t>Randomisierte Studie prüfte, ob Text-Erinnerungen und Vermittlung zu Gemeindeangeboten die Effekte von Leseförderung in der Primärversorgung (Reach Out and Read) bei 630 Latino-Familien mit Kleinkindern verstärken.</w:t>
+        <w:t>Studienprotokoll einer randomisierten Cluster-kontrollierten Studie zur Evaluierung des ODDHeaL-Moduls für digitale Gesundheitskompetenz bei über 55-Jährigen in Malaysia mit Messungen zu Selbstwirksamkeit und Informationssuche.</w:t>
       </w:r>
     </w:p>
     <w:p>
@@ -220,7 +220,7 @@
         <w:t xml:space="preserve">Ergebnis: </w:t>
       </w:r>
       <w:r>
-        <w:t>Nach 18 Monaten: LP+Text-Gruppe zeigte höhere Sprachentwicklung (Effektgröße 0,391; p = 0,001). LP+Text+Ressourcen-Gruppe erzielte höhere sozial-emotionale Entwicklung (ES 0,300; p = 0,03) und bei 9 Monaten bessere verbale Responsivität (ES 0,400; p &lt; 0,001). Beide Strategien mit hohem Skalierungspotenzial verbesserten Effekte deutlich.</w:t>
+        <w:t>Studienprotokoll beschreibt geplante Messungen an Baseline und nach 2 Monaten. Erwartet werden Verbesserungen in digitaler Gesundheitskompetenz, Wahrnehmung von Online-Gesundheitsinformationen, Selbstwirksamkeit und Informationssuchverhalten durch das systematisch entwickelte Modul basierend auf ADDIE-Modell.</w:t>
       </w:r>
     </w:p>
     <w:p>
@@ -235,7 +235,7 @@
         <w:rPr>
           <w:sz w:val="19"/>
         </w:rPr>
-        <w:t>USA-Studie, Strukturen aber auch in Deutschland umsetzbar, Sprachbarriereabbau ist zentral</w:t>
+        <w:t>Malaysia, aber Designprinzipien für ältere Zielgruppen länderübergreifend adaptierbar</w:t>
       </w:r>
     </w:p>
     <w:p>
@@ -244,7 +244,7 @@
           <w:color w:val="5A7D3A"/>
           <w:sz w:val="18"/>
         </w:rPr>
-        <w:t>https://pubmed.ncbi.nlm.nih.gov/42778186/</w:t>
+        <w:t>https://pubmed.ncbi.nlm.nih.gov/42804489/</w:t>
       </w:r>
     </w:p>
     <w:p>
@@ -252,7 +252,7 @@
         <w:pStyle w:val="Heading2"/>
       </w:pPr>
       <w:r>
-        <w:t>Digitale Gesundheitskompetenz fördert Gesundheitsinformationen-Annahme bei Studierenden</w:t>
+        <w:t>Vertrauensvolle Arzt-Patient-Beziehung fördert Beteiligung an Entscheidungen</w:t>
       </w:r>
     </w:p>
     <w:p>
@@ -262,12 +262,12 @@
           <w:color w:val="666666"/>
           <w:sz w:val="18"/>
         </w:rPr>
-        <w:t>Sun Y et al.  ·  Front Public Health  ·  08.09.2026  ·  PMID 42774164</w:t>
+        <w:t>Toyoshima H et al.  ·  BMC Res Notes  ·  21.09.2026  ·  PMID 42768368</w:t>
       </w:r>
     </w:p>
     <w:p>
       <w:r>
-        <w:t>Querschnittstudie mit 3148 Studierenden prüfte, wie kritische und interaktive Digital-Health-Literacy mit Annahme von Gesundheitsinformationen assoziiert ist und welche Pfade (Risikoperzepton, Selbstwirksamkeit) vermittelnd wirken.</w:t>
+        <w:t>Querschnittsstudie mit Patienten mit chronisch-entzündlichen Darmerkrankungen, die Faktoren der Patientenbeteiligung an Behandlungsentscheidungen mittels vereinfachter PTES-Skala untersucht.</w:t>
       </w:r>
     </w:p>
     <w:p>
@@ -278,7 +278,7 @@
         <w:t xml:space="preserve">Ergebnis: </w:t>
       </w:r>
       <w:r>
-        <w:t>Digitale Health Literacy war positiv mit Informationsannahme korreliert (r = 0,416; p &lt; 0,001). Totale Assoziation: B = 0,534. Direkter Effekt 64,3 %, indirekt über Risikoperzepton 16,9 %, über Trainings-Selbstwirksamkeit 14,9 %, über serielle Pfade 3,8 %. Direkte Assoziation dominiert, serielle Route gering. Cross-sektional, daher statistische Dekomposition statt Kausalität.</w:t>
+        <w:t>Behandlungsoptionen (β = 0,191), Vertrauen zum behandelnden Arzt (β = 0,119), Komplikationen (β = 0,128) und Anzahl vertrauter Fachpersonen (β = 0,099) waren die stärksten Einflussfaktoren. Multiple Optionen und Vertrauensaufbau erklärten die höchste Varianz in der Patientenbeteiligung.</w:t>
       </w:r>
     </w:p>
     <w:p>
@@ -293,7 +293,7 @@
         <w:rPr>
           <w:sz w:val="19"/>
         </w:rPr>
-        <w:t>China, Hochschul- und Digitalisierungskontext ähnlich international, Befunde zu Mediationspfaden generalisierbar</w:t>
+        <w:t>Japan, aber Mechanismus der Vertrauenswirkung kulturübergreifend relevant</w:t>
       </w:r>
     </w:p>
     <w:p>
@@ -302,7 +302,7 @@
           <w:color w:val="5A7D3A"/>
           <w:sz w:val="18"/>
         </w:rPr>
-        <w:t>https://pubmed.ncbi.nlm.nih.gov/42774164/</w:t>
+        <w:t>https://pubmed.ncbi.nlm.nih.gov/42768368/</w:t>
       </w:r>
     </w:p>
     <w:p>
@@ -310,7 +310,7 @@
         <w:pStyle w:val="Heading2"/>
       </w:pPr>
       <w:r>
-        <w:t>Lupusnephritis-Videos auf TikTok und Bilibili: Qualität, Zuverlässigkeit und Engagement</w:t>
+        <w:t>Digitale Schulung und Bewegungstherapie verbessern Lebensqualität bei Knie- und Hüftarthrose</w:t>
       </w:r>
     </w:p>
     <w:p>
@@ -320,12 +320,12 @@
           <w:color w:val="666666"/>
           <w:sz w:val="18"/>
         </w:rPr>
-        <w:t>Chen J et al.  ·  Lupus Sci Med  ·  22.09.2026  ·  PMID 42772804</w:t>
+        <w:t>Kiadaliri A et al.  ·  Health Qual Life Outcomes  ·  19.09.2026  ·  PMID 42764365</w:t>
       </w:r>
     </w:p>
     <w:p>
       <w:r>
-        <w:t>Querschnittanalyse von 250 Lupusnephritis-Videos (TikTok n=143, Bilibili n=107) beurteilte Inhaltsqualität, Zuverlässigkeit und Zusammenhang zwischen Nutzerengagement und wissenschaftlicher Qualität.</w:t>
+        <w:t>Longitudinale Registerstudie mit über 15.000 Teilnehmern eines digitalen Bildungs- und Bewegungsprogramms für Knie- und Hüftarthrose, gemessen mit EQ-5D-5L nach 3 und 12 Monaten.</w:t>
       </w:r>
     </w:p>
     <w:p>
@@ -336,7 +336,7 @@
         <w:t xml:space="preserve">Ergebnis: </w:t>
       </w:r>
       <w:r>
-        <w:t>Nutzerengagement (Likes, Kommentare, Anteile) war auf TikTok signifikant höher (p &lt; 0,05); Anteil professioneller Uploader ebenfalls höher. TikTok hatte leicht höhere DISCERN-Scores (p &lt; 0,05). Professionelle Institutionen übertrafen nicht-professionelle Uploader in allen Qualitätsindikatoren (p &lt; 0,05). Hohe Engagement-Korrelationen untereinander, aber schwache Korrelationen mit Qualitätsscores. Popularität widerspiegelt wissenschaftliche Qualität schlecht.</w:t>
+        <w:t>46,9% der Teilnehmer zeigten nach 3 Monaten, 50,4% nach 12 Monaten verbesserte Lebensqualitätsprofile; 19,5% bzw. 20,1% verschlechterten sich; 19,7% bzw. 18,7% zeigten gemischte Veränderungen. Das Programm zeigte heterogene Verläufe mit erheblicher Wirkung bei etwa der Hälfte der Teilnehmer.</w:t>
       </w:r>
     </w:p>
     <w:p>
@@ -351,7 +351,7 @@
         <w:rPr>
           <w:sz w:val="19"/>
         </w:rPr>
-        <w:t>China, beide Plattformen international genutzt, Befund zu Qualitäts-Engagement-Lücke übertragbar</w:t>
+        <w:t>Schweden, vergleichbares Versicherungssystem und Digitalisierungsgrad</w:t>
       </w:r>
     </w:p>
     <w:p>
@@ -360,65 +360,7 @@
           <w:color w:val="5A7D3A"/>
           <w:sz w:val="18"/>
         </w:rPr>
-        <w:t>https://pubmed.ncbi.nlm.nih.gov/42772804/</w:t>
-      </w:r>
-    </w:p>
-    <w:p>
-      <w:pPr>
-        <w:pStyle w:val="Heading2"/>
-      </w:pPr>
-      <w:r>
-        <w:t>Mundgesundheitskompetenz älterer Erwachsener: Pfade zu Wissen und Bewusstsein</w:t>
-      </w:r>
-    </w:p>
-    <w:p>
-      <w:r>
-        <w:rPr>
-          <w:i/>
-          <w:color w:val="666666"/>
-          <w:sz w:val="18"/>
-        </w:rPr>
-        <w:t>Jiang L et al.  ·  Clin Interv Aging  ·  31.07.2026  ·  PMID 42553712</w:t>
-      </w:r>
-    </w:p>
-    <w:p>
-      <w:r>
-        <w:t>Pfadanalyse mit 423 älteren Chinesen (65–74 Jahre) untersuchte, welche Faktoren direkt und indirekt mit Mundgesundheits-Literacy verbunden sind—Bildung, Zahnbehandlung, Zahnstatus.</w:t>
-      </w:r>
-    </w:p>
-    <w:p>
-      <w:r>
-        <w:rPr>
-          <w:b/>
-        </w:rPr>
-        <w:t xml:space="preserve">Ergebnis: </w:t>
-      </w:r>
-      <w:r>
-        <w:t>Geschlecht und Bildung beeinflussten Mundgesundheits-Literacy indirekt über Mediatorvariablen. Zahnbehandlung war direkt mit höherem Krankheitsbewusstsein assoziiert; Zahnersatznutzung mit besseren Gesundheitsüberzeugungen. Pfadanalyse identifizierte drei signifikante indirekte Effekte. Zahnkontakte bieten Chancen für Gesundheitsaufklärung.</w:t>
-      </w:r>
-    </w:p>
-    <w:p>
-      <w:r>
-        <w:rPr>
-          <w:b/>
-          <w:sz w:val="19"/>
-        </w:rPr>
-        <w:t xml:space="preserve">Übertragbarkeit: </w:t>
-      </w:r>
-      <w:r>
-        <w:rPr>
-          <w:sz w:val="19"/>
-        </w:rPr>
-        <w:t>China, Ähnlichkeiten in Altersdemografie und Prävention, Befunde zu Behandlungskontakten übertragbar</w:t>
-      </w:r>
-    </w:p>
-    <w:p>
-      <w:r>
-        <w:rPr>
-          <w:color w:val="5A7D3A"/>
-          <w:sz w:val="18"/>
-        </w:rPr>
-        <w:t>https://pubmed.ncbi.nlm.nih.gov/42553712/</w:t>
+        <w:t>https://pubmed.ncbi.nlm.nih.gov/42764365/</w:t>
       </w:r>
     </w:p>
     <w:sectPr>

--- a/download/studien-aktuell.docx
+++ b/download/studien-aktuell.docx
@@ -62,7 +62,7 @@
           <w:color w:val="666666"/>
           <w:sz w:val="18"/>
         </w:rPr>
-        <w:t>Stand: 05.10.2026  |  5 Studien  |  healthliteracy.m-vf.de</w:t>
+        <w:t>Stand: 06.10.2026  |  6 Studien  |  healthliteracy.m-vf.de</w:t>
       </w:r>
     </w:p>
     <w:p>
@@ -70,7 +70,7 @@
         <w:pStyle w:val="Heading1"/>
       </w:pPr>
       <w:r>
-        <w:t>Aufgenommen am 05.10.2026</w:t>
+        <w:t>Aufgenommen am 06.10.2026</w:t>
       </w:r>
     </w:p>
     <w:p>
@@ -78,7 +78,7 @@
         <w:pStyle w:val="Heading2"/>
       </w:pPr>
       <w:r>
-        <w:t>GPT-4 liefert bessere Krebsinformationen als Google</w:t>
+        <w:t>Angst vor Unterzuckerung bei Typ-2-Diabetes: Wirkung von Schulung und Verhaltensmaßnahmen</w:t>
       </w:r>
     </w:p>
     <w:p>
@@ -88,12 +88,12 @@
           <w:color w:val="666666"/>
           <w:sz w:val="18"/>
         </w:rPr>
-        <w:t>Smick AH et al.  ·  JMIR Cancer  ·  29.09.2026  ·  PMID 42809848</w:t>
+        <w:t>Tang Y et al.  ·  PLoS One  ·  05.10.2026  ·  PMID 42832512</w:t>
       </w:r>
     </w:p>
     <w:p>
       <w:r>
-        <w:t>Vergleichende Studie, die GPT-4 und Google bei der Beantwortung von 21 standardisierten Patientenfragen zu Endometrial-, Ovarial- und Zervixkarzinom evaluierte, bewertet von 4 blinden Gynäkologen.</w:t>
+        <w:t>Systematisches Review und Metaanalyse von 11 randomisierten kontrollierten Studien (1.096 Teilnehmer) zu strukturierten Schulungs- und Verhaltensmaßnahmen gegen Hypoglykämiefurcht bei Erwachsenen mit Typ-2-Diabetes.</w:t>
       </w:r>
     </w:p>
     <w:p>
@@ -104,7 +104,7 @@
         <w:t xml:space="preserve">Ergebnis: </w:t>
       </w:r>
       <w:r>
-        <w:t>GPT-4 erreichte Median-Genauigkeit 6,0/6 vs. Google 5,0/6 (p=0,04), Vollständigkeit 3,0/3 vs. 2,0/3 (p=0,009) und Referenzqualität 3,0/3 vs. 2,0/3 (p=0,009). GPT-4 überbot alle menschlichen Vergleichsgruppen in Genauigkeit und Vollständigkeit deutlich.</w:t>
+        <w:t>Gepoolte explorative Effektgröße für Reduktion von Hypoglykämiefurcht: SMD = −1,89 (95%-KI −2,54 bis −1,25; p &lt; 0,00001). Heterogenität substanziell (Tau² = 1,10; I² = 95 %); 95%-Vorhersageintervall kreuzte Nulllinie (−4,34 bis 0,56), deutet auf unterschiedliche Effekte in künftigen Studien. Kleiner-Studie-Effekte möglich. Evidenzsicherheit sehr niedrig wegen Bias, Heterogenität, Indirektheit. Strukturierte Maßnahmen können Hypoglykämiefurcht senken, Ausmaß und Generalisierbarkeit bleiben unsicher.</w:t>
       </w:r>
     </w:p>
     <w:p>
@@ -119,7 +119,7 @@
         <w:rPr>
           <w:sz w:val="19"/>
         </w:rPr>
-        <w:t>USA, aber Fragestellung zu Informationsqualität sprach- und systemunabhängig</w:t>
+        <w:t>Internationale Evidenz, klinisch relevant; sehr niedrige Evidenzsicherheit begrenzt Handlungsanleitung</w:t>
       </w:r>
     </w:p>
     <w:p>
@@ -128,7 +128,7 @@
           <w:color w:val="5A7D3A"/>
           <w:sz w:val="18"/>
         </w:rPr>
-        <w:t>https://pubmed.ncbi.nlm.nih.gov/42809848/</w:t>
+        <w:t>https://pubmed.ncbi.nlm.nih.gov/42832512/</w:t>
       </w:r>
     </w:p>
     <w:p>
@@ -136,7 +136,7 @@
         <w:pStyle w:val="Heading2"/>
       </w:pPr>
       <w:r>
-        <w:t>Große Sprachmodelle antworten in Englisch und Chinesisch gleich genau</w:t>
+        <w:t>Patientengerechte Entscheidungshilfen für Brustkrebs: Was Patienten und Ärzte wirklich brauchen</w:t>
       </w:r>
     </w:p>
     <w:p>
@@ -146,12 +146,12 @@
           <w:color w:val="666666"/>
           <w:sz w:val="18"/>
         </w:rPr>
-        <w:t>Wu Z et al.  ·  J Med Internet Res  ·  29.09.2026  ·  PMID 42809827</w:t>
+        <w:t>Sdinami S et al.  ·  Psychooncology  ·  Okt. 2026  ·  PMID 42831611</w:t>
       </w:r>
     </w:p>
     <w:p>
       <w:r>
-        <w:t>Kontrollierte Evaluation von 11 Large Language Models bei 150 binären Verbraucherfragen zu Gesundheit in Englisch und Chinesisch, unter verschiedenen Prompt-Bedingungen und Fehlerkorrekturstrategien.</w:t>
+        <w:t>Qualitative Studie mit 52 halbstrukturierten Interviews (20 Patienten, 32 Gesundheitsfachkräfte) zur Identifikation von Anforderungen für eine Entscheidungshilfe (Patient Decision Aid) bei frühem Brustkrebs, geleitet vom Patientenerleben und der klinischen Realität.</w:t>
       </w:r>
     </w:p>
     <w:p>
@@ -162,7 +162,7 @@
         <w:t xml:space="preserve">Ergebnis: </w:t>
       </w:r>
       <w:r>
-        <w:t>Englisch und Chinesisch zeigten vergleichbare Gesamtgenauigkeit (95,27% vs. 93,82%, p=0,99), kein signifikanter Sprachhaupt-Effekt. DeepSeek zeigte signifikantes Englisch-Verständlichkeitsdefizit (β=-0,73, p=0,016); Fehlerattribution erreichte höchste Korrekturrate (55,56%). Keine universellen sprachgebundenen Qualitätsprobleme, aber modellspezifische Interaktionen.</w:t>
+        <w:t>Ärzte berichteten: Heterogene Informationsbedürfnisse, Fehlvorstellungen zu Chemotherapie und Radiotherapie, multifaktorische Entscheidungen. Patienten betonten: Vertrauen zu Ärzten, praktische Infos zu Nebenwirkungen und Bewältigung, Peer-Support (oft über soziale Medien). Kernforderungen für eine PDA: Adaptive Informationstife und -timing, verständliche Antworten zu häufigen Fehlvorstellungen, strukturierte Werteklärung, praktische Vorbereitung auf Nebenwirkungen, Signposting zu geprüften psychosozialen Ressourcen. Kommunikationslücken und ungedeckte psychosoziale Bedarfe in Standardkonsultationen dokumentiert.</w:t>
       </w:r>
     </w:p>
     <w:p>
@@ -177,7 +177,7 @@
         <w:rPr>
           <w:sz w:val="19"/>
         </w:rPr>
-        <w:t>China/Mehrsprachigkeit, aber Befund zur sprachlichen Gleichheit modellübergreifend relevant</w:t>
+        <w:t>Italien (Mailand), europäisches Gesundheitssystem, klinisch sehr relevant für Design von Entscheidungshilfen</w:t>
       </w:r>
     </w:p>
     <w:p>
@@ -186,7 +186,7 @@
           <w:color w:val="5A7D3A"/>
           <w:sz w:val="18"/>
         </w:rPr>
-        <w:t>https://pubmed.ncbi.nlm.nih.gov/42809827/</w:t>
+        <w:t>https://pubmed.ncbi.nlm.nih.gov/42831611/</w:t>
       </w:r>
     </w:p>
     <w:p>
@@ -194,7 +194,7 @@
         <w:pStyle w:val="Heading2"/>
       </w:pPr>
       <w:r>
-        <w:t>Digitale Gesundheitskompetenz-Schulung für ältere Erwachsene verbessert Informationsverhalten</w:t>
+        <w:t>Verständlichkeit und Sicherheit von Leitlinien-basierten LLM-Chatbots zur Patientenbildung in der Rheumatologie</w:t>
       </w:r>
     </w:p>
     <w:p>
@@ -204,12 +204,12 @@
           <w:color w:val="666666"/>
           <w:sz w:val="18"/>
         </w:rPr>
-        <w:t>Rosle NH et al.  ·  PLoS One  ·  28.09.2026  ·  PMID 42804489</w:t>
+        <w:t>Wilhelmi T et al.  ·  J Med Syst  ·  05.10.2026  ·  PMID 42830368</w:t>
       </w:r>
     </w:p>
     <w:p>
       <w:r>
-        <w:t>Studienprotokoll einer randomisierten Cluster-kontrollierten Studie zur Evaluierung des ODDHeaL-Moduls für digitale Gesundheitskompetenz bei über 55-Jährigen in Malaysia mit Messungen zu Selbstwirksamkeit und Informationssuche.</w:t>
+        <w:t>Deutschlandweite multizentrische Evaluation von zehn krankheitsspezifischen Chatbots basierend auf deutschen Rheuma-Leitlinien; 6.291 Patientenfragen wurden erfasst und bewertet, 2.671 Antworten von Nutzern beurteilt, 602 Fragebogen erhoben.</w:t>
       </w:r>
     </w:p>
     <w:p>
@@ -220,7 +220,7 @@
         <w:t xml:space="preserve">Ergebnis: </w:t>
       </w:r>
       <w:r>
-        <w:t>Studienprotokoll beschreibt geplante Messungen an Baseline und nach 2 Monaten. Erwartet werden Verbesserungen in digitaler Gesundheitskompetenz, Wahrnehmung von Online-Gesundheitsinformationen, Selbstwirksamkeit und Informationssuchverhalten durch das systematisch entwickelte Modul basierend auf ADDIE-Modell.</w:t>
+        <w:t>92,9 % der von Nutzern bewerteten Antworten (2.481 von 2.671) erhielten positive Bewertung. 84,6 % berichteten, der Chatbot sei leicht zu bedienen, 84,1 % fanden Antworten verständlich, 80,2 % hielten ihn nützlich für Patientenbildung. 4,2 % der Interaktionen (263) konnten nicht beantwortet werden. LLM-Bewertung: 95,3 % der Antworten vollständig sicher, 79,1 % vollständig korrekt, aber nur 45,0 % vollständig leitlinienkonform. Schwache Übereinstimmung mit Arztbeurteilung. Anwender bewerteten Chatbots überwiegend positiv; unabhängige Validierung der Qualität bleibt notwendig.</w:t>
       </w:r>
     </w:p>
     <w:p>
@@ -235,7 +235,7 @@
         <w:rPr>
           <w:sz w:val="19"/>
         </w:rPr>
-        <w:t>Malaysia, aber Designprinzipien für ältere Zielgruppen länderübergreifend adaptierbar</w:t>
+        <w:t>Deutschland, deutsche Leitlinien und Kliniken, direkt anwendbar</w:t>
       </w:r>
     </w:p>
     <w:p>
@@ -244,7 +244,7 @@
           <w:color w:val="5A7D3A"/>
           <w:sz w:val="18"/>
         </w:rPr>
-        <w:t>https://pubmed.ncbi.nlm.nih.gov/42804489/</w:t>
+        <w:t>https://pubmed.ncbi.nlm.nih.gov/42830368/</w:t>
       </w:r>
     </w:p>
     <w:p>
@@ -252,7 +252,7 @@
         <w:pStyle w:val="Heading2"/>
       </w:pPr>
       <w:r>
-        <w:t>Vertrauensvolle Arzt-Patient-Beziehung fördert Beteiligung an Entscheidungen</w:t>
+        <w:t>Patientenbeteiligung für Spanischsprachige messbar machen: Validierung eines Instruments</w:t>
       </w:r>
     </w:p>
     <w:p>
@@ -262,12 +262,12 @@
           <w:color w:val="666666"/>
           <w:sz w:val="18"/>
         </w:rPr>
-        <w:t>Toyoshima H et al.  ·  BMC Res Notes  ·  21.09.2026  ·  PMID 42768368</w:t>
+        <w:t>Romero CL et al.  ·  Patient Educ Couns  ·  19.09.2026  ·  PMID 42785114</w:t>
       </w:r>
     </w:p>
     <w:p>
       <w:r>
-        <w:t>Querschnittsstudie mit Patienten mit chronisch-entzündlichen Darmerkrankungen, die Faktoren der Patientenbeteiligung an Behandlungsentscheidungen mittels vereinfachter PTES-Skala untersucht.</w:t>
+        <w:t>Sprachvalidierungsstudie: Spanische Übersetzung des Patient Engagement Capacity Survey (PECS) mit 18 Items (Subskalen Engagement-Verhalten und Engagement-Kapazität); 253 spanischsprachige und 1.172 englischsprachige Respondenten; Überprüfung metrischer und skalarer Invarianz über Sprachen.</w:t>
       </w:r>
     </w:p>
     <w:p>
@@ -278,7 +278,7 @@
         <w:t xml:space="preserve">Ergebnis: </w:t>
       </w:r>
       <w:r>
-        <w:t>Behandlungsoptionen (β = 0,191), Vertrauen zum behandelnden Arzt (β = 0,119), Komplikationen (β = 0,128) und Anzahl vertrauter Fachpersonen (β = 0,099) waren die stärksten Einflussfaktoren. Multiple Optionen und Vertrauensaufbau erklärten die höchste Varianz in der Patientenbeteiligung.</w:t>
+        <w:t>Konfirmatorische Faktorenanalyse stützte hypothetisierte Struktur in beiden Sprachen. Engagement-Kapazität in Spanisch: RMSEA = 0,103 (überschreitet Benchmark), CFI = 0,989, TLI = 0,984; Engagement-Verhalten in Spanisch: CFI = 0,992, TLI = 0,987, RMSEA = 0,055, SRMR = 0,062. Konfigurale, metrische und skalare Invarianz für beide Subskalen gestützt (90%-RMSEA-KI überlappend, CFI-Abnahmen ≤ 0,01). Spanische Version zeigt Messequivalenz zur englischen Fassung, erleichtert Erfassung von Beteiligungsbarrieredbedarfen bei spanischsprachigen Patienten.</w:t>
       </w:r>
     </w:p>
     <w:p>
@@ -293,7 +293,7 @@
         <w:rPr>
           <w:sz w:val="19"/>
         </w:rPr>
-        <w:t>Japan, aber Mechanismus der Vertrauenswirkung kulturübergreifend relevant</w:t>
+        <w:t>USA-basiert, aber Sprachvalidierung direkt auf deutschsprachige Kontexte übertragbar für ähnliche Migranten-Instrumente</w:t>
       </w:r>
     </w:p>
     <w:p>
@@ -302,7 +302,7 @@
           <w:color w:val="5A7D3A"/>
           <w:sz w:val="18"/>
         </w:rPr>
-        <w:t>https://pubmed.ncbi.nlm.nih.gov/42768368/</w:t>
+        <w:t>https://pubmed.ncbi.nlm.nih.gov/42785114/</w:t>
       </w:r>
     </w:p>
     <w:p>
@@ -310,7 +310,7 @@
         <w:pStyle w:val="Heading2"/>
       </w:pPr>
       <w:r>
-        <w:t>Digitale Schulung und Bewegungstherapie verbessern Lebensqualität bei Knie- und Hüftarthrose</w:t>
+        <w:t>Unterschiedliche Verständigungen von Patientenbeteiligung in der Krebsversorgung</w:t>
       </w:r>
     </w:p>
     <w:p>
@@ -320,12 +320,12 @@
           <w:color w:val="666666"/>
           <w:sz w:val="18"/>
         </w:rPr>
-        <w:t>Kiadaliri A et al.  ·  Health Qual Life Outcomes  ·  19.09.2026  ·  PMID 42764365</w:t>
+        <w:t>Hult A et al.  ·  Patient Educ Couns  ·  09.09.2026  ·  PMID 42731199</w:t>
       </w:r>
     </w:p>
     <w:p>
       <w:r>
-        <w:t>Longitudinale Registerstudie mit über 15.000 Teilnehmern eines digitalen Bildungs- und Bewegungsprogramms für Knie- und Hüftarthrose, gemessen mit EQ-5D-5L nach 3 und 12 Monaten.</w:t>
+        <w:t>Qualitative Phänomenografiestudie mit 16 Ärzten und Pflegekräften aus schwedischen Kliniken, die deren Verständnis von Patientenbeteiligung bei Krebsbehandlung untersucht.</w:t>
       </w:r>
     </w:p>
     <w:p>
@@ -336,7 +336,7 @@
         <w:t xml:space="preserve">Ergebnis: </w:t>
       </w:r>
       <w:r>
-        <w:t>46,9% der Teilnehmer zeigten nach 3 Monaten, 50,4% nach 12 Monaten verbesserte Lebensqualitätsprofile; 19,5% bzw. 20,1% verschlechterten sich; 19,7% bzw. 18,7% zeigten gemischte Veränderungen. Das Programm zeigte heterogene Verläufe mit erheblicher Wirkung bei etwa der Hälfte der Teilnehmer.</w:t>
+        <w:t>Fünf kategorial unterschiedliche Verständigungen identifiziert: von bedingter Beteiligung (unter Vorbehalt ärztlicher Genehmigung) bis zu ganzheitlicher Sicht des Patienten mit Selbstverantwortung. Die Spanne zeigt, dass Patientenbeteiligung in der Praxis stark vom Verständnis der Fachpersonen abhängt und Organisationen gezielt arbeiten müssen, um eine Kultur der echten Beteiligung zu etablieren.</w:t>
       </w:r>
     </w:p>
     <w:p>
@@ -351,7 +351,7 @@
         <w:rPr>
           <w:sz w:val="19"/>
         </w:rPr>
-        <w:t>Schweden, vergleichbares Versicherungssystem und Digitalisierungsgrad</w:t>
+        <w:t>Schweden, vergleichbares Universitätsklinikumsystem wie DACH</w:t>
       </w:r>
     </w:p>
     <w:p>
@@ -360,7 +360,65 @@
           <w:color w:val="5A7D3A"/>
           <w:sz w:val="18"/>
         </w:rPr>
-        <w:t>https://pubmed.ncbi.nlm.nih.gov/42764365/</w:t>
+        <w:t>https://pubmed.ncbi.nlm.nih.gov/42731199/</w:t>
+      </w:r>
+    </w:p>
+    <w:p>
+      <w:pPr>
+        <w:pStyle w:val="Heading2"/>
+      </w:pPr>
+      <w:r>
+        <w:t>Qualität französischsprachiger Internetinformationen zu Rückenschmerz und Lumbalgie</w:t>
+      </w:r>
+    </w:p>
+    <w:p>
+      <w:r>
+        <w:rPr>
+          <w:i/>
+          <w:color w:val="666666"/>
+          <w:sz w:val="18"/>
+        </w:rPr>
+        <w:t>Homs AF et al.  ·  Patient Educ Couns  ·  04.09.2026  ·  PMID 42710331</w:t>
+      </w:r>
+    </w:p>
+    <w:p>
+      <w:r>
+        <w:t>Systematische Bewertung von 88 französischsprachigen nichtkommerziellen Webseiten zu Diagnose und Behandlung von Rückenschmerz und radikulären Schmerzen nach Glaubwürdigkeit, Lesbarkeit und Genauigkeit gegen klinische Leitlinien.</w:t>
+      </w:r>
+    </w:p>
+    <w:p>
+      <w:r>
+        <w:rPr>
+          <w:b/>
+        </w:rPr>
+        <w:t xml:space="preserve">Ergebnis: </w:t>
+      </w:r>
+      <w:r>
+        <w:t>Nur 22 % der Webseitenempfehlungen waren vollständig genau (institutionelle Seiten 28 %, andere 15 %, p &lt; 0,001). Lediglich 41 % der Lumbalgieempfehlungen und 26 % der radikulären Schmerzempfehlungen waren umfassend. Nur 19 % offenbarten Interessenskonflikte, 60 % zitierten Quellen. Pharmacologische Therapien wurden oft unangemessen beworben. Patienten finden überwiegend unvollständige und häufig fehlerhafte Online-Information.</w:t>
+      </w:r>
+    </w:p>
+    <w:p>
+      <w:r>
+        <w:rPr>
+          <w:b/>
+          <w:sz w:val="19"/>
+        </w:rPr>
+        <w:t xml:space="preserve">Übertragbarkeit: </w:t>
+      </w:r>
+      <w:r>
+        <w:rPr>
+          <w:sz w:val="19"/>
+        </w:rPr>
+        <w:t>Frankreich/Belgien/Schweiz, französischsprachig; Qualitätsprobleme dürften deutschsprachigen Raum ähneln</w:t>
+      </w:r>
+    </w:p>
+    <w:p>
+      <w:r>
+        <w:rPr>
+          <w:color w:val="5A7D3A"/>
+          <w:sz w:val="18"/>
+        </w:rPr>
+        <w:t>https://pubmed.ncbi.nlm.nih.gov/42710331/</w:t>
       </w:r>
     </w:p>
     <w:sectPr>

--- a/download/studien-aktuell.docx
+++ b/download/studien-aktuell.docx
@@ -62,7 +62,7 @@
           <w:color w:val="666666"/>
           <w:sz w:val="18"/>
         </w:rPr>
-        <w:t>Stand: 06.10.2026  |  6 Studien  |  healthliteracy.m-vf.de</w:t>
+        <w:t>Stand: 07.10.2026  |  6 Studien  |  healthliteracy.m-vf.de</w:t>
       </w:r>
     </w:p>
     <w:p>
@@ -70,7 +70,7 @@
         <w:pStyle w:val="Heading1"/>
       </w:pPr>
       <w:r>
-        <w:t>Aufgenommen am 06.10.2026</w:t>
+        <w:t>Aufgenommen am 07.10.2026</w:t>
       </w:r>
     </w:p>
     <w:p>
@@ -78,7 +78,7 @@
         <w:pStyle w:val="Heading2"/>
       </w:pPr>
       <w:r>
-        <w:t>Angst vor Unterzuckerung bei Typ-2-Diabetes: Wirkung von Schulung und Verhaltensmaßnahmen</w:t>
+        <w:t>Digitale Gesundheitskompetenz und proaktives Verhalten bei Diabetes: Indirekte Wirkung durch Selbstmanagement</w:t>
       </w:r>
     </w:p>
     <w:p>
@@ -88,12 +88,12 @@
           <w:color w:val="666666"/>
           <w:sz w:val="18"/>
         </w:rPr>
-        <w:t>Tang Y et al.  ·  PLoS One  ·  05.10.2026  ·  PMID 42832512</w:t>
+        <w:t>Chen C et al.  ·  BMJ Open  ·  06.10.2026  ·  PMID 42838584</w:t>
       </w:r>
     </w:p>
     <w:p>
       <w:r>
-        <w:t>Systematisches Review und Metaanalyse von 11 randomisierten kontrollierten Studien (1.096 Teilnehmer) zu strukturierten Schulungs- und Verhaltensmaßnahmen gegen Hypoglykämiefurcht bei Erwachsenen mit Typ-2-Diabetes.</w:t>
+        <w:t>Eine chinesische Querschnittsstudie von 1053 älteren Diabetikern prüfte die Assoziation zwischen digitaler Health Literacy und gesundheitsbezogener Lebensqualität, vermittelt durch proaktive Gesundheitsverhalten.</w:t>
       </w:r>
     </w:p>
     <w:p>
@@ -104,7 +104,7 @@
         <w:t xml:space="preserve">Ergebnis: </w:t>
       </w:r>
       <w:r>
-        <w:t>Gepoolte explorative Effektgröße für Reduktion von Hypoglykämiefurcht: SMD = −1,89 (95%-KI −2,54 bis −1,25; p &lt; 0,00001). Heterogenität substanziell (Tau² = 1,10; I² = 95 %); 95%-Vorhersageintervall kreuzte Nulllinie (−4,34 bis 0,56), deutet auf unterschiedliche Effekte in künftigen Studien. Kleiner-Studie-Effekte möglich. Evidenzsicherheit sehr niedrig wegen Bias, Heterogenität, Indirektheit. Strukturierte Maßnahmen können Hypoglykämiefurcht senken, Ausmaß und Generalisierbarkeit bleiben unsicher.</w:t>
+        <w:t>Mittlere digitale Health-Literacy: 21,24±10,43; proaktives Verhalten: 76,75±9,88; EQ-5D-3L-Nutzen: 0,968±0,069. Die adjustierte Gesamtassoziation zwischen digitaler Health Literacy und Lebensqualität war signifikant (B=0,000569, 95%-KI 0,000228–0,000910), die direkte Assoziation hingegen nicht (B=0,000152, p=0,338). Die indirekte Assoziation durch proaktive Verhalten war signifikant (B=0,000418, 95%-KI 0,000260–0,000619) und erklärte 73,5 % der Gesamtassoziation.</w:t>
       </w:r>
     </w:p>
     <w:p>
@@ -119,7 +119,7 @@
         <w:rPr>
           <w:sz w:val="19"/>
         </w:rPr>
-        <w:t>Internationale Evidenz, klinisch relevant; sehr niedrige Evidenzsicherheit begrenzt Handlungsanleitung</w:t>
+        <w:t>China, Vergleichbarkeit begrenzt auf digitale Kompetenzeffekte, weniger auf Organisationsstrukturen</w:t>
       </w:r>
     </w:p>
     <w:p>
@@ -128,7 +128,7 @@
           <w:color w:val="5A7D3A"/>
           <w:sz w:val="18"/>
         </w:rPr>
-        <w:t>https://pubmed.ncbi.nlm.nih.gov/42832512/</w:t>
+        <w:t>https://pubmed.ncbi.nlm.nih.gov/42838584/</w:t>
       </w:r>
     </w:p>
     <w:p>
@@ -136,7 +136,7 @@
         <w:pStyle w:val="Heading2"/>
       </w:pPr>
       <w:r>
-        <w:t>Patientengerechte Entscheidungshilfen für Brustkrebs: Was Patienten und Ärzte wirklich brauchen</w:t>
+        <w:t>Shared Decision-Making für Hüftfraktur-Behandlung: Zufriedenheit und Informationsbedarf</w:t>
       </w:r>
     </w:p>
     <w:p>
@@ -146,12 +146,12 @@
           <w:color w:val="666666"/>
           <w:sz w:val="18"/>
         </w:rPr>
-        <w:t>Sdinami S et al.  ·  Psychooncology  ·  Okt. 2026  ·  PMID 42831611</w:t>
+        <w:t>Oosterwijk PC et al.  ·  BMJ Open  ·  06.10.2026  ·  PMID 42838576</w:t>
       </w:r>
     </w:p>
     <w:p>
       <w:r>
-        <w:t>Qualitative Studie mit 52 halbstrukturierten Interviews (20 Patienten, 32 Gesundheitsfachkräfte) zur Identifikation von Anforderungen für eine Entscheidungshilfe (Patient Decision Aid) bei frühem Brustkrebs, geleitet vom Patientenerleben und der klinischen Realität.</w:t>
+        <w:t>Eine niederländische Mixed-Methods-Studie untersuchte die Zufriedenheit von Patienten und Angehörigen mit der gemeinsamen Entscheidungsfindung (SDM) bei älteren, gebrechlichen Patienten mit Hüftfraktur und identifizierte Verbesserungsmöglichkeiten für den SDM-Prozess.</w:t>
       </w:r>
     </w:p>
     <w:p>
@@ -162,7 +162,7 @@
         <w:t xml:space="preserve">Ergebnis: </w:t>
       </w:r>
       <w:r>
-        <w:t>Ärzte berichteten: Heterogene Informationsbedürfnisse, Fehlvorstellungen zu Chemotherapie und Radiotherapie, multifaktorische Entscheidungen. Patienten betonten: Vertrauen zu Ärzten, praktische Infos zu Nebenwirkungen und Bewältigung, Peer-Support (oft über soziale Medien). Kernforderungen für eine PDA: Adaptive Informationstife und -timing, verständliche Antworten zu häufigen Fehlvorstellungen, strukturierte Werteklärung, praktische Vorbereitung auf Nebenwirkungen, Signposting zu geprüften psychosozialen Ressourcen. Kommunikationslücken und ungedeckte psychosoziale Bedarfe in Standardkonsultationen dokumentiert.</w:t>
+        <w:t>Von 79 befragten Stellvertretern betrug die mediane Zufriedenheit mit der getroffenen Behandlungsentscheidung 8 von 10 Punkten (P25-P75 7–9). Bei 30 % der Teilnehmer fehlten Informationen zu technischen Details und Nachsorge. Schlüsselfaktoren für Zufriedenheit waren die Anerkennung der Gebrechlichkeit, konsistente Behandlung, verständliche Informationen und ausreichend Zeit.</w:t>
       </w:r>
     </w:p>
     <w:p>
@@ -177,7 +177,7 @@
         <w:rPr>
           <w:sz w:val="19"/>
         </w:rPr>
-        <w:t>Italien (Mailand), europäisches Gesundheitssystem, klinisch sehr relevant für Design von Entscheidungshilfen</w:t>
+        <w:t>Niederlande, vergleichbares Versicherungssystem und Klinikstrukturen</w:t>
       </w:r>
     </w:p>
     <w:p>
@@ -186,7 +186,7 @@
           <w:color w:val="5A7D3A"/>
           <w:sz w:val="18"/>
         </w:rPr>
-        <w:t>https://pubmed.ncbi.nlm.nih.gov/42831611/</w:t>
+        <w:t>https://pubmed.ncbi.nlm.nih.gov/42838576/</w:t>
       </w:r>
     </w:p>
     <w:p>
@@ -194,7 +194,7 @@
         <w:pStyle w:val="Heading2"/>
       </w:pPr>
       <w:r>
-        <w:t>Verständlichkeit und Sicherheit von Leitlinien-basierten LLM-Chatbots zur Patientenbildung in der Rheumatologie</w:t>
+        <w:t>Shared-Decision-Making-Training für Ärzte: Umsetzungsbarrieren in der Routineversorgung</w:t>
       </w:r>
     </w:p>
     <w:p>
@@ -204,12 +204,12 @@
           <w:color w:val="666666"/>
           <w:sz w:val="18"/>
         </w:rPr>
-        <w:t>Wilhelmi T et al.  ·  J Med Syst  ·  05.10.2026  ·  PMID 42830368</w:t>
+        <w:t>Kraun L et al.  ·  Fam Pract  ·  06.10.2026  ·  PMID 42837109</w:t>
       </w:r>
     </w:p>
     <w:p>
       <w:r>
-        <w:t>Deutschlandweite multizentrische Evaluation von zehn krankheitsspezifischen Chatbots basierend auf deutschen Rheuma-Leitlinien; 6.291 Patientenfragen wurden erfasst und bewertet, 2.671 Antworten von Nutzern beurteilt, 602 Fragebogen erhoben.</w:t>
+        <w:t>Eine qualitative US-Studie analysierte die Erfahrungen von 43 Hausärzten mit einem SDM-Training und klinischen Erinnerungen aus einer randomisierten Studie zur Darmkrebs-Screening-Entscheidung bei älteren Patienten und identifizierte Implementierungshindernisse und Systemvoraussetzungen.</w:t>
       </w:r>
     </w:p>
     <w:p>
@@ -220,7 +220,7 @@
         <w:t xml:space="preserve">Ergebnis: </w:t>
       </w:r>
       <w:r>
-        <w:t>92,9 % der von Nutzern bewerteten Antworten (2.481 von 2.671) erhielten positive Bewertung. 84,6 % berichteten, der Chatbot sei leicht zu bedienen, 84,1 % fanden Antworten verständlich, 80,2 % hielten ihn nützlich für Patientenbildung. 4,2 % der Interaktionen (263) konnten nicht beantwortet werden. LLM-Bewertung: 95,3 % der Antworten vollständig sicher, 79,1 % vollständig korrekt, aber nur 45,0 % vollständig leitlinienkonform. Schwache Übereinstimmung mit Arztbeurteilung. Anwender bewerteten Chatbots überwiegend positiv; unabhängige Validierung der Qualität bleibt notwendig.</w:t>
+        <w:t>Ärzte bewerteten Training und Erinnerungen als unterstützend für nuanciertere Entscheidungsgespräche. Zentrale Barrieren waren Zeitmangel, konkurrierendes Fallaufkommen, Workflow-Integration und COVID-19-Unterbrechungen. Empfehlungen der Ärzte: automatisierte Erinnerungen, Patient Decision Aids, kürzeres Training, interprofessionelle Zusammenarbeit und minimale Zusatzbelastung.</w:t>
       </w:r>
     </w:p>
     <w:p>
@@ -235,7 +235,7 @@
         <w:rPr>
           <w:sz w:val="19"/>
         </w:rPr>
-        <w:t>Deutschland, deutsche Leitlinien und Kliniken, direkt anwendbar</w:t>
+        <w:t>USA, Gatekeeping-System nur teilweise auf deutsche freie Arztwahl übertragbar</w:t>
       </w:r>
     </w:p>
     <w:p>
@@ -244,7 +244,7 @@
           <w:color w:val="5A7D3A"/>
           <w:sz w:val="18"/>
         </w:rPr>
-        <w:t>https://pubmed.ncbi.nlm.nih.gov/42830368/</w:t>
+        <w:t>https://pubmed.ncbi.nlm.nih.gov/42837109/</w:t>
       </w:r>
     </w:p>
     <w:p>
@@ -252,7 +252,7 @@
         <w:pStyle w:val="Heading2"/>
       </w:pPr>
       <w:r>
-        <w:t>Patientenbeteiligung für Spanischsprachige messbar machen: Validierung eines Instruments</w:t>
+        <w:t>Multidisziplinäre Schmerzbehandlung verbessert Gesundheitskompetenz messbar</w:t>
       </w:r>
     </w:p>
     <w:p>
@@ -262,12 +262,12 @@
           <w:color w:val="666666"/>
           <w:sz w:val="18"/>
         </w:rPr>
-        <w:t>Romero CL et al.  ·  Patient Educ Couns  ·  19.09.2026  ·  PMID 42785114</w:t>
+        <w:t>Gjesdal K et al.  ·  Scand J Pain  ·  01.01.2026  ·  PMID 42836695</w:t>
       </w:r>
     </w:p>
     <w:p>
       <w:r>
-        <w:t>Sprachvalidierungsstudie: Spanische Übersetzung des Patient Engagement Capacity Survey (PECS) mit 18 Items (Subskalen Engagement-Verhalten und Engagement-Kapazität); 253 spanischsprachige und 1.172 englischsprachige Respondenten; Überprüfung metrischer und skalarer Invarianz über Sprachen.</w:t>
+        <w:t>Eine norwegische Längsschnittstudie prüfte Veränderungen der Health Literacy bei 43 Patienten mit chronischen Schmerzstörungen nach Teilnahme an einem individualisierten, multidisziplinären primärärztlichen Behandlungsprogramm.</w:t>
       </w:r>
     </w:p>
     <w:p>
@@ -278,7 +278,7 @@
         <w:t xml:space="preserve">Ergebnis: </w:t>
       </w:r>
       <w:r>
-        <w:t>Konfirmatorische Faktorenanalyse stützte hypothetisierte Struktur in beiden Sprachen. Engagement-Kapazität in Spanisch: RMSEA = 0,103 (überschreitet Benchmark), CFI = 0,989, TLI = 0,984; Engagement-Verhalten in Spanisch: CFI = 0,992, TLI = 0,987, RMSEA = 0,055, SRMR = 0,062. Konfigurale, metrische und skalare Invarianz für beide Subskalen gestützt (90%-RMSEA-KI überlappend, CFI-Abnahmen ≤ 0,01). Spanische Version zeigt Messequivalenz zur englischen Fassung, erleichtert Erfassung von Beteiligungsbarrieredbedarfen bei spanischsprachigen Patienten.</w:t>
+        <w:t>Statistisch signifikante Verbesserungen in fünf von neun Health-Literacy-Questionnaire-Domänen vom Ausgangswert zur Halbzeiterhebung und in acht Domänen bis zur Abschlussuntersuchung. Die stärkste Steigerung zeigte die Domäne "ausreichend Informationen zur Gesundheitskontrolle", die Domäne "Navigation im Gesundheitssystem" verbesserte sich über alle Zeitpunkte.</w:t>
       </w:r>
     </w:p>
     <w:p>
@@ -293,7 +293,7 @@
         <w:rPr>
           <w:sz w:val="19"/>
         </w:rPr>
-        <w:t>USA-basiert, aber Sprachvalidierung direkt auf deutschsprachige Kontexte übertragbar für ähnliche Migranten-Instrumente</w:t>
+        <w:t>Skandinavien, vergleichbare Primärversorgungsstrukturen</w:t>
       </w:r>
     </w:p>
     <w:p>
@@ -302,7 +302,7 @@
           <w:color w:val="5A7D3A"/>
           <w:sz w:val="18"/>
         </w:rPr>
-        <w:t>https://pubmed.ncbi.nlm.nih.gov/42785114/</w:t>
+        <w:t>https://pubmed.ncbi.nlm.nih.gov/42836695/</w:t>
       </w:r>
     </w:p>
     <w:p>
@@ -310,7 +310,7 @@
         <w:pStyle w:val="Heading2"/>
       </w:pPr>
       <w:r>
-        <w:t>Unterschiedliche Verständigungen von Patientenbeteiligung in der Krebsversorgung</w:t>
+        <w:t>Patientenbeteiligung in Schlaganfall-Forschung: Struktur schließt Betroffene systematisch aus</w:t>
       </w:r>
     </w:p>
     <w:p>
@@ -320,12 +320,12 @@
           <w:color w:val="666666"/>
           <w:sz w:val="18"/>
         </w:rPr>
-        <w:t>Hult A et al.  ·  Patient Educ Couns  ·  09.09.2026  ·  PMID 42731199</w:t>
+        <w:t>Wyatt D et al.  ·  Health Expect  ·  Okt. 2026  ·  PMID 42834742</w:t>
       </w:r>
     </w:p>
     <w:p>
       <w:r>
-        <w:t>Qualitative Phänomenografiestudie mit 16 Ärzten und Pflegekräften aus schwedischen Kliniken, die deren Verständnis von Patientenbeteiligung bei Krebsbehandlung untersucht.</w:t>
+        <w:t>Eine britische qualitative Studie untersuchte Praxis und Barrieren der Patient and Public Involvement (PPI) in 104 Schlaganfall-Forschungsprojekten durch eine nationale Befragung von 31 Forschungsteams.</w:t>
       </w:r>
     </w:p>
     <w:p>
@@ -336,7 +336,7 @@
         <w:t xml:space="preserve">Ergebnis: </w:t>
       </w:r>
       <w:r>
-        <w:t>Fünf kategorial unterschiedliche Verständigungen identifiziert: von bedingter Beteiligung (unter Vorbehalt ärztlicher Genehmigung) bis zu ganzheitlicher Sicht des Patienten mit Selbstverantwortung. Die Spanne zeigt, dass Patientenbeteiligung in der Praxis stark vom Verständnis der Fachpersonen abhängt und Organisationen gezielt arbeiten müssen, um eine Kultur der echten Beteiligung zu etablieren.</w:t>
+        <w:t>Gruppentreffen dominierten die PPI-Praxis und wirkten als "selbstverständliche Infrastruktur"; sie systematisch aus Schlaganfallüberlebende aus, deren Beeinträchtigungen die Teilnahme erschwerten. Mangelnde Mittel für Koordination (insbesondere unbezahlte Zeit) und fehlende spezialisierte Kommunikationsunterstützung limitierten die Machbarkeit. PPI-Gruppen blieben überwiegend "weiß, mittelschichtig mit leichteren Schlaganfallfolgen"; Innovation führte nicht zu inklusiverer Teilhabe.</w:t>
       </w:r>
     </w:p>
     <w:p>
@@ -351,7 +351,7 @@
         <w:rPr>
           <w:sz w:val="19"/>
         </w:rPr>
-        <w:t>Schweden, vergleichbares Universitätsklinikumsystem wie DACH</w:t>
+        <w:t>Vereinigtes Königreich, NHSForschungsinfrastruktur übertragbar auf deutsches System</w:t>
       </w:r>
     </w:p>
     <w:p>
@@ -360,7 +360,7 @@
           <w:color w:val="5A7D3A"/>
           <w:sz w:val="18"/>
         </w:rPr>
-        <w:t>https://pubmed.ncbi.nlm.nih.gov/42731199/</w:t>
+        <w:t>https://pubmed.ncbi.nlm.nih.gov/42834742/</w:t>
       </w:r>
     </w:p>
     <w:p>
@@ -368,7 +368,7 @@
         <w:pStyle w:val="Heading2"/>
       </w:pPr>
       <w:r>
-        <w:t>Qualität französischsprachiger Internetinformationen zu Rückenschmerz und Lumbalgie</w:t>
+        <w:t>Gemeindebeteiligung und Health Literacy stärken integrierte Primärversorgung</w:t>
       </w:r>
     </w:p>
     <w:p>
@@ -378,12 +378,12 @@
           <w:color w:val="666666"/>
           <w:sz w:val="18"/>
         </w:rPr>
-        <w:t>Homs AF et al.  ·  Patient Educ Couns  ·  04.09.2026  ·  PMID 42710331</w:t>
+        <w:t>De Witte NAJ et al.  ·  BMC Prim Care  ·  08.07.2026  ·  PMID 42420849</w:t>
       </w:r>
     </w:p>
     <w:p>
       <w:r>
-        <w:t>Systematische Bewertung von 88 französischsprachigen nichtkommerziellen Webseiten zu Diagnose und Behandlung von Rückenschmerz und radikulären Schmerzen nach Glaubwürdigkeit, Lesbarkeit und Genauigkeit gegen klinische Leitlinien.</w:t>
+        <w:t>Eine belgische Mixed-Methods-Studie kombinierte eine Bevölkerungsbefragung (n=1078) mit partizipativen Co-Creation-Sessions, um Gesundheitskompetenz, Bedarf und Prioritäten für integrierte Primärversorgung und Prävention vor Ort zu erfassen.</w:t>
       </w:r>
     </w:p>
     <w:p>
@@ -394,7 +394,7 @@
         <w:t xml:space="preserve">Ergebnis: </w:t>
       </w:r>
       <w:r>
-        <w:t>Nur 22 % der Webseitenempfehlungen waren vollständig genau (institutionelle Seiten 28 %, andere 15 %, p &lt; 0,001). Lediglich 41 % der Lumbalgieempfehlungen und 26 % der radikulären Schmerzempfehlungen waren umfassend. Nur 19 % offenbarten Interessenskonflikte, 60 % zitierten Quellen. Pharmacologische Therapien wurden oft unangemessen beworben. Patienten finden überwiegend unvollständige und häufig fehlerhafte Online-Information.</w:t>
+        <w:t>Wahrgenommene Gesundheit, Einsamkeit und demografische Faktoren korreliert signifikant. Health Literacy war assoziiert mit Alter, Bildung, wahrgenommener Gesundheit und Einsamkeit. Teilnehmer forderten multidisziplinäre Dienste und wünschten sich Beteiligung von Kommunalpolitikern. Der mehrstufige Prozess mit Bewohnern, vulnerable Gruppen und Gesundheitsfachpersonen führte zu maßgeschneiderten Erkenntnissen für lokal verankerte, zukunftsfähige Versorgungsinitiativen.</w:t>
       </w:r>
     </w:p>
     <w:p>
@@ -409,7 +409,7 @@
         <w:rPr>
           <w:sz w:val="19"/>
         </w:rPr>
-        <w:t>Frankreich/Belgien/Schweiz, französischsprachig; Qualitätsprobleme dürften deutschsprachigen Raum ähneln</w:t>
+        <w:t>Belgien, vergleichbares europäisches Versicherungssystem, ähnliche Governance-Strukturen</w:t>
       </w:r>
     </w:p>
     <w:p>
@@ -418,7 +418,7 @@
           <w:color w:val="5A7D3A"/>
           <w:sz w:val="18"/>
         </w:rPr>
-        <w:t>https://pubmed.ncbi.nlm.nih.gov/42710331/</w:t>
+        <w:t>https://pubmed.ncbi.nlm.nih.gov/42420849/</w:t>
       </w:r>
     </w:p>
     <w:sectPr>

--- a/download/studien-aktuell.docx
+++ b/download/studien-aktuell.docx
@@ -62,7 +62,7 @@
           <w:color w:val="666666"/>
           <w:sz w:val="18"/>
         </w:rPr>
-        <w:t>Stand: 07.10.2026  |  6 Studien  |  healthliteracy.m-vf.de</w:t>
+        <w:t>Stand: 08.10.2026  |  6 Studien  |  healthliteracy.m-vf.de</w:t>
       </w:r>
     </w:p>
     <w:p>
@@ -70,7 +70,7 @@
         <w:pStyle w:val="Heading1"/>
       </w:pPr>
       <w:r>
-        <w:t>Aufgenommen am 07.10.2026</w:t>
+        <w:t>Aufgenommen am 08.10.2026</w:t>
       </w:r>
     </w:p>
     <w:p>
@@ -78,7 +78,7 @@
         <w:pStyle w:val="Heading2"/>
       </w:pPr>
       <w:r>
-        <w:t>Digitale Gesundheitskompetenz und proaktives Verhalten bei Diabetes: Indirekte Wirkung durch Selbstmanagement</w:t>
+        <w:t>Chatbot verbessert Krebsrisiko-Verständnis bei jungen Patienten mit genetischer Disposition</w:t>
       </w:r>
     </w:p>
     <w:p>
@@ -88,12 +88,12 @@
           <w:color w:val="666666"/>
           <w:sz w:val="18"/>
         </w:rPr>
-        <w:t>Chen C et al.  ·  BMJ Open  ·  06.10.2026  ·  PMID 42838584</w:t>
+        <w:t>Kamihara J et al.  ·  JAMA Netw Open  ·  01.10.2026  ·  PMID 42842248</w:t>
       </w:r>
     </w:p>
     <w:p>
       <w:r>
-        <w:t>Eine chinesische Querschnittsstudie von 1053 älteren Diabetikern prüfte die Assoziation zwischen digitaler Health Literacy und gesundheitsbezogener Lebensqualität, vermittelt durch proaktive Gesundheitsverhalten.</w:t>
+        <w:t>Randomisierte Studie mit 106 Jugendlichen und jungen Erwachsenen (12-24 Jahre) mit hereditären Krebssyndromen, die entweder eine Klinikberatung allein oder mit zusätzlicher chatbot-gestützter Risikokommunikation erhielten.</w:t>
       </w:r>
     </w:p>
     <w:p>
@@ -104,7 +104,7 @@
         <w:t xml:space="preserve">Ergebnis: </w:t>
       </w:r>
       <w:r>
-        <w:t>Mittlere digitale Health-Literacy: 21,24±10,43; proaktives Verhalten: 76,75±9,88; EQ-5D-3L-Nutzen: 0,968±0,069. Die adjustierte Gesamtassoziation zwischen digitaler Health Literacy und Lebensqualität war signifikant (B=0,000569, 95%-KI 0,000228–0,000910), die direkte Assoziation hingegen nicht (B=0,000152, p=0,338). Die indirekte Assoziation durch proaktive Verhalten war signifikant (B=0,000418, 95%-KI 0,000260–0,000619) und erklärte 73,5 % der Gesamtassoziation.</w:t>
+        <w:t>Nach der Intervention hatten 78% (42/54) der Chatbot-Gruppe gegenüber 37% (19/52) der Kontrollgruppe genaue Kenntnisse über Krebsrisiko bis Alter 30 (OR 3,50, p=0,005). Verbessertes Verständnis ohne Anstieg psychischer Belastung.</w:t>
       </w:r>
     </w:p>
     <w:p>
@@ -119,7 +119,7 @@
         <w:rPr>
           <w:sz w:val="19"/>
         </w:rPr>
-        <w:t>China, Vergleichbarkeit begrenzt auf digitale Kompetenzeffekte, weniger auf Organisationsstrukturen</w:t>
+        <w:t>USA-Studie, aber Befund zur verständlichkeitssteigernden Wirkung personalisierter digitaler Information ist systemunabhängig.</w:t>
       </w:r>
     </w:p>
     <w:p>
@@ -128,7 +128,7 @@
           <w:color w:val="5A7D3A"/>
           <w:sz w:val="18"/>
         </w:rPr>
-        <w:t>https://pubmed.ncbi.nlm.nih.gov/42838584/</w:t>
+        <w:t>https://pubmed.ncbi.nlm.nih.gov/42842248/</w:t>
       </w:r>
     </w:p>
     <w:p>
@@ -136,7 +136,7 @@
         <w:pStyle w:val="Heading2"/>
       </w:pPr>
       <w:r>
-        <w:t>Shared Decision-Making für Hüftfraktur-Behandlung: Zufriedenheit und Informationsbedarf</w:t>
+        <w:t>Teach-Back-Methode als Basis für sichere und gleichberechtigte Patientenkommunikation</w:t>
       </w:r>
     </w:p>
     <w:p>
@@ -146,12 +146,12 @@
           <w:color w:val="666666"/>
           <w:sz w:val="18"/>
         </w:rPr>
-        <w:t>Oosterwijk PC et al.  ·  BMJ Open  ·  06.10.2026  ·  PMID 42838576</w:t>
+        <w:t>Sisodia A  ·  Am J Manag Care  ·  01.09.2026  ·  PMID 42842209</w:t>
       </w:r>
     </w:p>
     <w:p>
       <w:r>
-        <w:t>Eine niederländische Mixed-Methods-Studie untersuchte die Zufriedenheit von Patienten und Angehörigen mit der gemeinsamen Entscheidungsfindung (SDM) bei älteren, gebrechlichen Patienten mit Hüftfraktur und identifizierte Verbesserungsmöglichkeiten für den SDM-Prozess.</w:t>
+        <w:t>Policy-Kommentar, der Teach-Back als Equity-Infrastruktur zur Verifikation von Patientenverständnis begründet und für dessen systematische Implementierung plädiert.</w:t>
       </w:r>
     </w:p>
     <w:p>
@@ -162,7 +162,7 @@
         <w:t xml:space="preserve">Ergebnis: </w:t>
       </w:r>
       <w:r>
-        <w:t>Von 79 befragten Stellvertretern betrug die mediane Zufriedenheit mit der getroffenen Behandlungsentscheidung 8 von 10 Punkten (P25-P75 7–9). Bei 30 % der Teilnehmer fehlten Informationen zu technischen Details und Nachsorge. Schlüsselfaktoren für Zufriedenheit waren die Anerkennung der Gebrechlichkeit, konsistente Behandlung, verständliche Informationen und ausreichend Zeit.</w:t>
+        <w:t>Teach-Back wird als praktisches Verfahren zur Fehlervermeidung bei Discharge, Medikamentenwechsel und Einwilligung vorgestellt. Begriffsrahmen der "last-mile equity gap" zwischen abgeschlossener Konsultation und tatsächlichem Patientenverständnis.</w:t>
       </w:r>
     </w:p>
     <w:p>
@@ -177,7 +177,7 @@
         <w:rPr>
           <w:sz w:val="19"/>
         </w:rPr>
-        <w:t>Niederlande, vergleichbares Versicherungssystem und Klinikstrukturen</w:t>
+        <w:t>Konzeptionelle Arbeit, sprachenunabhängig und auf alle Versorgungssysteme übertragbar.</w:t>
       </w:r>
     </w:p>
     <w:p>
@@ -186,7 +186,7 @@
           <w:color w:val="5A7D3A"/>
           <w:sz w:val="18"/>
         </w:rPr>
-        <w:t>https://pubmed.ncbi.nlm.nih.gov/42838576/</w:t>
+        <w:t>https://pubmed.ncbi.nlm.nih.gov/42842209/</w:t>
       </w:r>
     </w:p>
     <w:p>
@@ -194,7 +194,7 @@
         <w:pStyle w:val="Heading2"/>
       </w:pPr>
       <w:r>
-        <w:t>Shared-Decision-Making-Training für Ärzte: Umsetzungsbarrieren in der Routineversorgung</w:t>
+        <w:t>Strukturelle und kulturelle Hürden für Patientenbeteiligung in Seltene-Erkrankungen-Forschung</w:t>
       </w:r>
     </w:p>
     <w:p>
@@ -204,12 +204,12 @@
           <w:color w:val="666666"/>
           <w:sz w:val="18"/>
         </w:rPr>
-        <w:t>Kraun L et al.  ·  Fam Pract  ·  06.10.2026  ·  PMID 42837109</w:t>
+        <w:t>Bancroft D et al.  ·  Mol Genet Genomic Med  ·  Okt. 2026  ·  PMID 42834739</w:t>
       </w:r>
     </w:p>
     <w:p>
       <w:r>
-        <w:t>Eine qualitative US-Studie analysierte die Erfahrungen von 43 Hausärzten mit einem SDM-Training und klinischen Erinnerungen aus einer randomisierten Studie zur Darmkrebs-Screening-Entscheidung bei älteren Patienten und identifizierte Implementierungshindernisse und Systemvoraussetzungen.</w:t>
+        <w:t>Narrative Übersicht mit Reflexionen aus Patienten-, Forscher- und Funder-Perspektive zu Barrieren für Patient- und Public-Involvement-and-Engagement (PPIE) in akademischer Forschung, besonders in Seltene-Erkrankungen-Kontexten.</w:t>
       </w:r>
     </w:p>
     <w:p>
@@ -220,7 +220,7 @@
         <w:t xml:space="preserve">Ergebnis: </w:t>
       </w:r>
       <w:r>
-        <w:t>Ärzte bewerteten Training und Erinnerungen als unterstützend für nuanciertere Entscheidungsgespräche. Zentrale Barrieren waren Zeitmangel, konkurrierendes Fallaufkommen, Workflow-Integration und COVID-19-Unterbrechungen. Empfehlungen der Ärzte: automatisierte Erinnerungen, Patient Decision Aids, kürzeres Training, interprofessionelle Zusammenarbeit und minimale Zusatzbelastung.</w:t>
+        <w:t>Identifizierte strukturelle Barrieren: unzureichende Ressourcenausstattung, begrenzte Zeitrahmen, mangelnde Schulung, kulturelle Widerstände gegen Patientenbeteiligung. Empfehlungen: institutionelle Verankerung von PPIE, kontinuierliche Finanzierung, klare Rollen und Verantwortlichkeiten, Schulung aller Beteiligten, regelmäßige Evaluation.</w:t>
       </w:r>
     </w:p>
     <w:p>
@@ -235,7 +235,7 @@
         <w:rPr>
           <w:sz w:val="19"/>
         </w:rPr>
-        <w:t>USA, Gatekeeping-System nur teilweise auf deutsche freie Arztwahl übertragbar</w:t>
+        <w:t>UK-Perspektive, aber PPIE-Strukturfragen und Empfehlungen sind auf deutsches akademisches System übertragbar.</w:t>
       </w:r>
     </w:p>
     <w:p>
@@ -244,7 +244,7 @@
           <w:color w:val="5A7D3A"/>
           <w:sz w:val="18"/>
         </w:rPr>
-        <w:t>https://pubmed.ncbi.nlm.nih.gov/42837109/</w:t>
+        <w:t>https://pubmed.ncbi.nlm.nih.gov/42834739/</w:t>
       </w:r>
     </w:p>
     <w:p>
@@ -252,7 +252,7 @@
         <w:pStyle w:val="Heading2"/>
       </w:pPr>
       <w:r>
-        <w:t>Multidisziplinäre Schmerzbehandlung verbessert Gesundheitskompetenz messbar</w:t>
+        <w:t>ChatGPT liefert verlässliche Patienteninformation zu Hüft- und Knieendoprothetik</w:t>
       </w:r>
     </w:p>
     <w:p>
@@ -262,12 +262,12 @@
           <w:color w:val="666666"/>
           <w:sz w:val="18"/>
         </w:rPr>
-        <w:t>Gjesdal K et al.  ·  Scand J Pain  ·  01.01.2026  ·  PMID 42836695</w:t>
+        <w:t>Deschênes-Bilodeau J et al.  ·  Can J Surg  ·  29.09.2026  ·  PMID 42810739</w:t>
       </w:r>
     </w:p>
     <w:p>
       <w:r>
-        <w:t>Eine norwegische Längsschnittstudie prüfte Veränderungen der Health Literacy bei 43 Patienten mit chronischen Schmerzstörungen nach Teilnahme an einem individualisierten, multidisziplinären primärärztlichen Behandlungsprogramm.</w:t>
+        <w:t>Vergleichende Studie mit fünf häufig gegoogelten Fragen zu Gelenkersatz, beantwortet durch ChatGPT 4.0 und orthopädische Fachpersonen (Chirurgen, Fellows, Assistenzärzte), anonym durch einen unabhängigen Chirurgen bewertet.</w:t>
       </w:r>
     </w:p>
     <w:p>
@@ -278,7 +278,7 @@
         <w:t xml:space="preserve">Ergebnis: </w:t>
       </w:r>
       <w:r>
-        <w:t>Statistisch signifikante Verbesserungen in fünf von neun Health-Literacy-Questionnaire-Domänen vom Ausgangswert zur Halbzeiterhebung und in acht Domänen bis zur Abschlussuntersuchung. Die stärkste Steigerung zeigte die Domäne "ausreichend Informationen zur Gesundheitskontrolle", die Domäne "Navigation im Gesundheitssystem" verbesserte sich über alle Zeitpunkte.</w:t>
+        <w:t>Menschliche Antworten: Genauigkeit im Mittel 75% (SD 17%), Vollständigkeit 69% (SD 22%). ChatGPT: Genauigkeit 93% (SD 12%), Vollständigkeit 93% (SD 14%). Fellowship-Träger waren beste Fachgruppe mit 75% Antworten ≥5/6 für Genauigkeit (Mittel 82%, SD 16%).</w:t>
       </w:r>
     </w:p>
     <w:p>
@@ -293,7 +293,7 @@
         <w:rPr>
           <w:sz w:val="19"/>
         </w:rPr>
-        <w:t>Skandinavien, vergleichbare Primärversorgungsstrukturen</w:t>
+        <w:t>Kanada, vergleichbares Versicherungssystem; Befund zur Informationsqualität digitaler Tools ist übertragbar.</w:t>
       </w:r>
     </w:p>
     <w:p>
@@ -302,7 +302,7 @@
           <w:color w:val="5A7D3A"/>
           <w:sz w:val="18"/>
         </w:rPr>
-        <w:t>https://pubmed.ncbi.nlm.nih.gov/42836695/</w:t>
+        <w:t>https://pubmed.ncbi.nlm.nih.gov/42810739/</w:t>
       </w:r>
     </w:p>
     <w:p>
@@ -310,7 +310,7 @@
         <w:pStyle w:val="Heading2"/>
       </w:pPr>
       <w:r>
-        <w:t>Patientenbeteiligung in Schlaganfall-Forschung: Struktur schließt Betroffene systematisch aus</w:t>
+        <w:t>Erkennung der Herzinsuffizienz-Diagnose bei älteren Patienten: Einfluss auf Versorgungsergebnisse</w:t>
       </w:r>
     </w:p>
     <w:p>
@@ -320,12 +320,12 @@
           <w:color w:val="666666"/>
           <w:sz w:val="18"/>
         </w:rPr>
-        <w:t>Wyatt D et al.  ·  Health Expect  ·  Okt. 2026  ·  PMID 42834742</w:t>
+        <w:t>Tasaka T et al.  ·  Geriatr Gerontol Int  ·  Okt. 2026  ·  PMID 42802039</w:t>
       </w:r>
     </w:p>
     <w:p>
       <w:r>
-        <w:t>Eine britische qualitative Studie untersuchte Praxis und Barrieren der Patient and Public Involvement (PPI) in 104 Schlaganfall-Forschungsprojekten durch eine nationale Befragung von 31 Forschungsteams.</w:t>
+        <w:t>Kohortenstudie mit 188 hospitalisierten Herzinsuffizienz-Patienten (Median 81 Jahre) aus Japan, die Diagnose-Erkennung vor Entlassung abfragten und Assoziationen mit Mortalität und Rehospitalisierungen prüften.</w:t>
       </w:r>
     </w:p>
     <w:p>
@@ -336,7 +336,7 @@
         <w:t xml:space="preserve">Ergebnis: </w:t>
       </w:r>
       <w:r>
-        <w:t>Gruppentreffen dominierten die PPI-Praxis und wirkten als "selbstverständliche Infrastruktur"; sie systematisch aus Schlaganfallüberlebende aus, deren Beeinträchtigungen die Teilnahme erschwerten. Mangelnde Mittel für Koordination (insbesondere unbezahlte Zeit) und fehlende spezialisierte Kommunikationsunterstützung limitierten die Machbarkeit. PPI-Gruppen blieben überwiegend "weiß, mittelschichtig mit leichteren Schlaganfallfolgen"; Innovation führte nicht zu inklusiverer Teilhabe.</w:t>
+        <w:t>38% (72/188) erkannten ihre Primärdiagnose nicht; diese Gruppe hatte signifikant niedrigere kommunikative und kritische Health-Literacy-Scores (p&lt;0,01). Nach Adjustment für Alter, kognitive Funktion und HI-Schweregrad war fehlende Diagnose-Erkennung kein unabhängiger Prognosefaktor (Median Follow-up 280 Tage, 40% Ereignisse).</w:t>
       </w:r>
     </w:p>
     <w:p>
@@ -351,7 +351,7 @@
         <w:rPr>
           <w:sz w:val="19"/>
         </w:rPr>
-        <w:t>Vereinigtes Königreich, NHSForschungsinfrastruktur übertragbar auf deutsches System</w:t>
+        <w:t>Japan, aber Messprinzip und Patientenalter übertragbar auf deutsches Versorgungssetting.</w:t>
       </w:r>
     </w:p>
     <w:p>
@@ -360,7 +360,7 @@
           <w:color w:val="5A7D3A"/>
           <w:sz w:val="18"/>
         </w:rPr>
-        <w:t>https://pubmed.ncbi.nlm.nih.gov/42834742/</w:t>
+        <w:t>https://pubmed.ncbi.nlm.nih.gov/42802039/</w:t>
       </w:r>
     </w:p>
     <w:p>
@@ -368,7 +368,7 @@
         <w:pStyle w:val="Heading2"/>
       </w:pPr>
       <w:r>
-        <w:t>Gemeindebeteiligung und Health Literacy stärken integrierte Primärversorgung</w:t>
+        <w:t>Unterschiedliche Qualität von Patienteninformation zu Spinalkanalstenose auf YouTube, TikTok und Bilibili</w:t>
       </w:r>
     </w:p>
     <w:p>
@@ -378,12 +378,12 @@
           <w:color w:val="666666"/>
           <w:sz w:val="18"/>
         </w:rPr>
-        <w:t>De Witte NAJ et al.  ·  BMC Prim Care  ·  08.07.2026  ·  PMID 42420849</w:t>
+        <w:t>Guo R et al.  ·  Medicine (Baltimore)  ·  25.09.2026  ·  PMID 42798124</w:t>
       </w:r>
     </w:p>
     <w:p>
       <w:r>
-        <w:t>Eine belgische Mixed-Methods-Studie kombinierte eine Bevölkerungsbefragung (n=1078) mit partizipativen Co-Creation-Sessions, um Gesundheitskompetenz, Bedarf und Prioritäten für integrierte Primärversorgung und Prävention vor Ort zu erfassen.</w:t>
+        <w:t>Querschnittsanalyse von 253 Videos (89 YouTube, 80 Bilibili, 84 TikTok) zu Lumbalstenose vom 1.2.2026, bewertet nach Zuverlässigkeit, Gesamtqualität, Verständlichkeit, Handlungsfähigkeit und audiovisueller Qualität.</w:t>
       </w:r>
     </w:p>
     <w:p>
@@ -394,7 +394,7 @@
         <w:t xml:space="preserve">Ergebnis: </w:t>
       </w:r>
       <w:r>
-        <w:t>Wahrgenommene Gesundheit, Einsamkeit und demografische Faktoren korreliert signifikant. Health Literacy war assoziiert mit Alter, Bildung, wahrgenommener Gesundheit und Einsamkeit. Teilnehmer forderten multidisziplinäre Dienste und wünschten sich Beteiligung von Kommunalpolitikern. Der mehrstufige Prozess mit Bewohnern, vulnerable Gruppen und Gesundheitsfachpersonen führte zu maßgeschneiderten Erkenntnissen für lokal verankerte, zukunftsfähige Versorgungsinitiativen.</w:t>
+        <w:t>YouTube-Videos: höhere modifizierte DISCERN- und Global-Quality-Scores, mehr Abdeckung von Ätiologie und Prävention, überwiegend von Kliniken/verifizierten Ärzten. TikTok: kürzeste Videos (103 Sek Median), höchste Physician-Verifikation, beste Audience-Engagement. Bilibili: keine klaren Vorteile. Hohe Engagement korrelierte nicht mit medizinischer Zuverlässigkeit.</w:t>
       </w:r>
     </w:p>
     <w:p>
@@ -409,7 +409,7 @@
         <w:rPr>
           <w:sz w:val="19"/>
         </w:rPr>
-        <w:t>Belgien, vergleichbares europäisches Versicherungssystem, ähnliche Governance-Strukturen</w:t>
+        <w:t>China/Asien, aber Befund zu Plattform-Qualitätsunterschieden und Engagement-Paradox relevant für deutsches Patientenverhalten.</w:t>
       </w:r>
     </w:p>
     <w:p>
@@ -418,7 +418,7 @@
           <w:color w:val="5A7D3A"/>
           <w:sz w:val="18"/>
         </w:rPr>
-        <w:t>https://pubmed.ncbi.nlm.nih.gov/42420849/</w:t>
+        <w:t>https://pubmed.ncbi.nlm.nih.gov/42798124/</w:t>
       </w:r>
     </w:p>
     <w:sectPr>

--- a/download/studien-aktuell.docx
+++ b/download/studien-aktuell.docx
@@ -62,7 +62,7 @@
           <w:color w:val="666666"/>
           <w:sz w:val="18"/>
         </w:rPr>
-        <w:t>Stand: 08.10.2026  |  6 Studien  |  healthliteracy.m-vf.de</w:t>
+        <w:t>Stand: 09.10.2026  |  6 Studien  |  healthliteracy.m-vf.de</w:t>
       </w:r>
     </w:p>
     <w:p>
@@ -70,7 +70,7 @@
         <w:pStyle w:val="Heading1"/>
       </w:pPr>
       <w:r>
-        <w:t>Aufgenommen am 08.10.2026</w:t>
+        <w:t>Aufgenommen am 09.10.2026</w:t>
       </w:r>
     </w:p>
     <w:p>
@@ -78,7 +78,7 @@
         <w:pStyle w:val="Heading2"/>
       </w:pPr>
       <w:r>
-        <w:t>Chatbot verbessert Krebsrisiko-Verständnis bei jungen Patienten mit genetischer Disposition</w:t>
+        <w:t>Verständliche Online-Psychoedukation für ADHS: Reichweite, Nutzung und praktischer Nutzen</w:t>
       </w:r>
     </w:p>
     <w:p>
@@ -88,12 +88,12 @@
           <w:color w:val="666666"/>
           <w:sz w:val="18"/>
         </w:rPr>
-        <w:t>Kamihara J et al.  ·  JAMA Netw Open  ·  01.10.2026  ·  PMID 42842248</w:t>
+        <w:t>Lui JHL et al.  ·  Evid Based Pract Child Adolesc Ment Health  ·  02.02.2025  ·  PMID 42847838</w:t>
       </w:r>
     </w:p>
     <w:p>
       <w:r>
-        <w:t>Randomisierte Studie mit 106 Jugendlichen und jungen Erwachsenen (12-24 Jahre) mit hereditären Krebssyndromen, die entweder eine Klinikberatung allein oder mit zusätzlicher chatbot-gestützter Risikokommunikation erhielten.</w:t>
+        <w:t>Entwicklung und Verbreitung von TOOLS, einer kostenlosen webgestützten Psychoedukation mit 11 animierten Videos zu Organisations- und Verhaltensstrategien für Jugendliche und Erwachsene mit ADHS, verfügbar in Englisch, Mandarin und Spanisch; Analyse von Nutzung und wahrgenommener Wirksamkeit.</w:t>
       </w:r>
     </w:p>
     <w:p>
@@ -104,7 +104,7 @@
         <w:t xml:space="preserve">Ergebnis: </w:t>
       </w:r>
       <w:r>
-        <w:t>Nach der Intervention hatten 78% (42/54) der Chatbot-Gruppe gegenüber 37% (19/52) der Kontrollgruppe genaue Kenntnisse über Krebsrisiko bis Alter 30 (OR 3,50, p=0,005). Verbessertes Verständnis ohne Anstieg psychischer Belastung.</w:t>
+        <w:t>Oktober 2021–Oktober 2022: 19.876 eindeutige Seitenzugriffe, 12.631 Video-Klicks, 7.807 Handout-Klicks. 128 Nutzer (Alter 40 Jahre, 85,9% weiblich) bewerteten Hilfreichtum mit Ø 3,14/4, beabsichtigte Nutzung 3,13/4, tatsächliche Nutzung nach 1 Monat 2,53/4. Positive Rückmeldungen: Verständlichkeit, Informativität, Praxisnähe, visuell ansprechend.</w:t>
       </w:r>
     </w:p>
     <w:p>
@@ -119,7 +119,7 @@
         <w:rPr>
           <w:sz w:val="19"/>
         </w:rPr>
-        <w:t>USA-Studie, aber Befund zur verständlichkeitssteigernden Wirkung personalisierter digitaler Information ist systemunabhängig.</w:t>
+        <w:t>Nordamerika, aber sprachunabhängig; zeigt Machbarkeit verständlicher digitaler Psychoedukation; Lesbarkeit und Engagement sind übertragbar.</w:t>
       </w:r>
     </w:p>
     <w:p>
@@ -128,7 +128,7 @@
           <w:color w:val="5A7D3A"/>
           <w:sz w:val="18"/>
         </w:rPr>
-        <w:t>https://pubmed.ncbi.nlm.nih.gov/42842248/</w:t>
+        <w:t>https://pubmed.ncbi.nlm.nih.gov/42847838/</w:t>
       </w:r>
     </w:p>
     <w:p>
@@ -136,7 +136,7 @@
         <w:pStyle w:val="Heading2"/>
       </w:pPr>
       <w:r>
-        <w:t>Teach-Back-Methode als Basis für sichere und gleichberechtigte Patientenkommunikation</w:t>
+        <w:t>Health Literacy bestimmt Wirkung von Restaurant-Nährwertkennzeichnung</w:t>
       </w:r>
     </w:p>
     <w:p>
@@ -146,12 +146,12 @@
           <w:color w:val="666666"/>
           <w:sz w:val="18"/>
         </w:rPr>
-        <w:t>Sisodia A  ·  Am J Manag Care  ·  01.09.2026  ·  PMID 42842209</w:t>
+        <w:t>Yu YS et al.  ·  Ann Behav Med  ·  07.01.2026  ·  PMID 42847396</w:t>
       </w:r>
     </w:p>
     <w:p>
       <w:r>
-        <w:t>Policy-Kommentar, der Teach-Back als Equity-Infrastruktur zur Verifikation von Patientenverständnis begründet und für dessen systematische Implementierung plädiert.</w:t>
+        <w:t>Online-Randomisierte Studie mit 2829 US-amerikanischen Erwachsenen, die ein von 8 Fast-Food-Menüs wählten (Variation: Kalorien-Labels ja/nein, Natrium-Stoplicht-Symbole, Werbeaussagen); Effekt auf bestellte Kalorien und Natrium nach Health Literacy untersucht.</w:t>
       </w:r>
     </w:p>
     <w:p>
@@ -162,7 +162,7 @@
         <w:t xml:space="preserve">Ergebnis: </w:t>
       </w:r>
       <w:r>
-        <w:t>Teach-Back wird als praktisches Verfahren zur Fehlervermeidung bei Discharge, Medikamentenwechsel und Einwilligung vorgestellt. Begriffsrahmen der "last-mile equity gap" zwischen abgeschlossener Konsultation und tatsächlichem Patientenverständnis.</w:t>
+        <w:t>Nur Teilnehmer mit moderater Health Literacy zeigten signifikante Unterschiede: 90–135 kcal weniger und 123–154 mg Natrium weniger beim Einsatz von Labels (nominal p&lt;0,05). Bei niedriger oder hoher Literacy keine signifikanten Unterschiede. Menu Labeling wirkt nicht gleichmäßig; Effektivität hängt von Fähigkeit zur Informationsinterpretation ab.</w:t>
       </w:r>
     </w:p>
     <w:p>
@@ -177,7 +177,7 @@
         <w:rPr>
           <w:sz w:val="19"/>
         </w:rPr>
-        <w:t>Konzeptionelle Arbeit, sprachenunabhängig und auf alle Versorgungssysteme übertragbar.</w:t>
+        <w:t>USA, aber Befund zur Ungleichheit ist sprachunabhängig; intuitivere Labels könnten Gerechtigkeit und Effektivität von Ernährungspolitik verbessern.</w:t>
       </w:r>
     </w:p>
     <w:p>
@@ -186,7 +186,7 @@
           <w:color w:val="5A7D3A"/>
           <w:sz w:val="18"/>
         </w:rPr>
-        <w:t>https://pubmed.ncbi.nlm.nih.gov/42842209/</w:t>
+        <w:t>https://pubmed.ncbi.nlm.nih.gov/42847396/</w:t>
       </w:r>
     </w:p>
     <w:p>
@@ -194,7 +194,7 @@
         <w:pStyle w:val="Heading2"/>
       </w:pPr>
       <w:r>
-        <w:t>Strukturelle und kulturelle Hürden für Patientenbeteiligung in Seltene-Erkrankungen-Forschung</w:t>
+        <w:t>Strukturierte Psychoedukation verbessert Empowerment bei schweren psychischen Erkrankungen</w:t>
       </w:r>
     </w:p>
     <w:p>
@@ -204,12 +204,12 @@
           <w:color w:val="666666"/>
           <w:sz w:val="18"/>
         </w:rPr>
-        <w:t>Bancroft D et al.  ·  Mol Genet Genomic Med  ·  Okt. 2026  ·  PMID 42834739</w:t>
+        <w:t>Veltro F et al.  ·  Riv Psichiatr  ·  Sept. 2026  ·  PMID 42847035</w:t>
       </w:r>
     </w:p>
     <w:p>
       <w:r>
-        <w:t>Narrative Übersicht mit Reflexionen aus Patienten-, Forscher- und Funder-Perspektive zu Barrieren für Patient- und Public-Involvement-and-Engagement (PPIE) in akademischer Forschung, besonders in Seltene-Erkrankungen-Kontexten.</w:t>
+        <w:t>Randomisierte Studie an 60 Patienten mit schweren psychischen Erkrankungen (davon 59 ausgewertet), die eine strukturierte Psychoeducational Intervention (FM&amp;R-GR) erhielten, versus Kontrollgruppe mit weniger strukturiertem Manual über 12 Monate.</w:t>
       </w:r>
     </w:p>
     <w:p>
@@ -220,7 +220,7 @@
         <w:t xml:space="preserve">Ergebnis: </w:t>
       </w:r>
       <w:r>
-        <w:t>Identifizierte strukturelle Barrieren: unzureichende Ressourcenausstattung, begrenzte Zeitrahmen, mangelnde Schulung, kulturelle Widerstände gegen Patientenbeteiligung. Empfehlungen: institutionelle Verankerung von PPIE, kontinuierliche Finanzierung, klare Rollen und Verantwortlichkeiten, Schulung aller Beteiligten, regelmäßige Evaluation.</w:t>
+        <w:t>Empowerment (NEL-Score), Distress und psychosoziale Funktionsfähigkeit (PSPS) zeigten statistisch signifikante Verbesserungen (p&lt;0,001 bzw. p&lt;0,05). In der Interventionsgruppe 56,3% (27/48), in der Kontrollgruppe 43,75% (21/48) schlossen ab. Strukturierte Psychoedukation wirkt messbar auf primäre Zielgrößen.</w:t>
       </w:r>
     </w:p>
     <w:p>
@@ -235,7 +235,7 @@
         <w:rPr>
           <w:sz w:val="19"/>
         </w:rPr>
-        <w:t>UK-Perspektive, aber PPIE-Strukturfragen und Empfehlungen sind auf deutsches akademisches System übertragbar.</w:t>
+        <w:t>Italien, vergleichbares EU-Gesundheitssystem; Übertragbarkeit auf spezialisierte psychosoziale Versorgung in Deutschland gegeben.</w:t>
       </w:r>
     </w:p>
     <w:p>
@@ -244,7 +244,7 @@
           <w:color w:val="5A7D3A"/>
           <w:sz w:val="18"/>
         </w:rPr>
-        <w:t>https://pubmed.ncbi.nlm.nih.gov/42834739/</w:t>
+        <w:t>https://pubmed.ncbi.nlm.nih.gov/42847035/</w:t>
       </w:r>
     </w:p>
     <w:p>
@@ -252,7 +252,7 @@
         <w:pStyle w:val="Heading2"/>
       </w:pPr>
       <w:r>
-        <w:t>ChatGPT liefert verlässliche Patienteninformation zu Hüft- und Knieendoprothetik</w:t>
+        <w:t>Medikamentenkompetenz bei älteren Patienten mit Herzkrankheit und Diabetes</w:t>
       </w:r>
     </w:p>
     <w:p>
@@ -262,12 +262,12 @@
           <w:color w:val="666666"/>
           <w:sz w:val="18"/>
         </w:rPr>
-        <w:t>Deschênes-Bilodeau J et al.  ·  Can J Surg  ·  29.09.2026  ·  PMID 42810739</w:t>
+        <w:t>Pan X et al.  ·  Front Public Health  ·  23.09.2026  ·  PMID 42846411</w:t>
       </w:r>
     </w:p>
     <w:p>
       <w:r>
-        <w:t>Vergleichende Studie mit fünf häufig gegoogelten Fragen zu Gelenkersatz, beantwortet durch ChatGPT 4.0 und orthopädische Fachpersonen (Chirurgen, Fellows, Assistenzärzte), anonym durch einen unabhängigen Chirurgen bewertet.</w:t>
+        <w:t>Querschnittstudie an 254 hospitalisierten Patienten mittleren Alters und älter mit koexistierender koronarer Herzkrankheit und Typ-2-Diabetes in einer Klinik in Chongqing, China; Messung von Medikamentenkompetenz und assoziierten Faktoren.</w:t>
       </w:r>
     </w:p>
     <w:p>
@@ -278,7 +278,7 @@
         <w:t xml:space="preserve">Ergebnis: </w:t>
       </w:r>
       <w:r>
-        <w:t>Menschliche Antworten: Genauigkeit im Mittel 75% (SD 17%), Vollständigkeit 69% (SD 22%). ChatGPT: Genauigkeit 93% (SD 12%), Vollständigkeit 93% (SD 14%). Fellowship-Träger waren beste Fachgruppe mit 75% Antworten ≥5/6 für Genauigkeit (Mittel 82%, SD 16%).</w:t>
+        <w:t>Mittlerer Medikamentenkompetenz-Score 74,05±12,23. Hierarchische Regression zeigte signifikante Assoziationen mit: Beteiligung an Medikationsentscheidungen, soziale Unterstützung, Bildungsniveau, Selbstwirksamkeit, Wohnort und Fähigkeit, Beipackzettel zu verstehen (alle p&lt;0,05). Medikamentenkompetenz hat Verbesserungspotential und hängt von individuellen, sozialen und Versorgungsfaktoren ab.</w:t>
       </w:r>
     </w:p>
     <w:p>
@@ -293,7 +293,7 @@
         <w:rPr>
           <w:sz w:val="19"/>
         </w:rPr>
-        <w:t>Kanada, vergleichbares Versicherungssystem; Befund zur Informationsqualität digitaler Tools ist übertragbar.</w:t>
+        <w:t>China, ähnliche chronische Krankheitslast; Befund zur Bedeutung von Shared Decision Making und Sozialunterstützung generalisierbar.</w:t>
       </w:r>
     </w:p>
     <w:p>
@@ -302,7 +302,7 @@
           <w:color w:val="5A7D3A"/>
           <w:sz w:val="18"/>
         </w:rPr>
-        <w:t>https://pubmed.ncbi.nlm.nih.gov/42810739/</w:t>
+        <w:t>https://pubmed.ncbi.nlm.nih.gov/42846411/</w:t>
       </w:r>
     </w:p>
     <w:p>
@@ -310,7 +310,7 @@
         <w:pStyle w:val="Heading2"/>
       </w:pPr>
       <w:r>
-        <w:t>Erkennung der Herzinsuffizienz-Diagnose bei älteren Patienten: Einfluss auf Versorgungsergebnisse</w:t>
+        <w:t>Patientenbeteiligung in der Intensivmedizin: Wie sinnvoll ist die Mitwirkung wirklich?</w:t>
       </w:r>
     </w:p>
     <w:p>
@@ -320,12 +320,12 @@
           <w:color w:val="666666"/>
           <w:sz w:val="18"/>
         </w:rPr>
-        <w:t>Tasaka T et al.  ·  Geriatr Gerontol Int  ·  Okt. 2026  ·  PMID 42802039</w:t>
+        <w:t>Collet MO et al.  ·  Nurs Crit Care  ·  Nov. 2026  ·  PMID 42844890</w:t>
       </w:r>
     </w:p>
     <w:p>
       <w:r>
-        <w:t>Kohortenstudie mit 188 hospitalisierten Herzinsuffizienz-Patienten (Median 81 Jahre) aus Japan, die Diagnose-Erkennung vor Entlassung abfragten und Assoziationen mit Mortalität und Rehospitalisierungen prüften.</w:t>
+        <w:t>Befragung von 37 Teilnehmern (80,4% Rücklauf) an dänischen Forschungsgremien zur Entwicklung von Kernergebnisindikatoren für Intensivpatienten, um Qualität der Patientenbeteiligung (PEIRS-22-Skala) zu messen.</w:t>
       </w:r>
     </w:p>
     <w:p>
@@ -336,7 +336,7 @@
         <w:t xml:space="preserve">Ergebnis: </w:t>
       </w:r>
       <w:r>
-        <w:t>38% (72/188) erkannten ihre Primärdiagnose nicht; diese Gruppe hatte signifikant niedrigere kommunikative und kritische Health-Literacy-Scores (p&lt;0,01). Nach Adjustment für Alter, kognitive Funktion und HI-Schweregrad war fehlende Diagnose-Erkennung kein unabhängiger Prognosefaktor (Median Follow-up 280 Tage, 40% Ereignisse).</w:t>
+        <w:t>Median-Score 78 (Spanne 68–93), 72% erreichten Wert ≥70,1 für sinnvolle Beteiligung. Unterschiede nach Rolle signifikant (p=0,004): Forscher 97, Patienten/Angehörige 89, klinisches Personal 74. Beteiligung insgesamt sinnvoll, aber Unterschiede zwischen Stakeholdern und Defizite in Entscheidungsmitsprache.</w:t>
       </w:r>
     </w:p>
     <w:p>
@@ -351,7 +351,7 @@
         <w:rPr>
           <w:sz w:val="19"/>
         </w:rPr>
-        <w:t>Japan, aber Messprinzip und Patientenalter übertragbar auf deutsches Versorgungssetting.</w:t>
+        <w:t>Dänemark, nordisches Versicherungssystem; zeigt Messbares für Verbesserung von Shared Decision Making in der Intensivforschung.</w:t>
       </w:r>
     </w:p>
     <w:p>
@@ -360,7 +360,7 @@
           <w:color w:val="5A7D3A"/>
           <w:sz w:val="18"/>
         </w:rPr>
-        <w:t>https://pubmed.ncbi.nlm.nih.gov/42802039/</w:t>
+        <w:t>https://pubmed.ncbi.nlm.nih.gov/42844890/</w:t>
       </w:r>
     </w:p>
     <w:p>
@@ -368,7 +368,7 @@
         <w:pStyle w:val="Heading2"/>
       </w:pPr>
       <w:r>
-        <w:t>Unterschiedliche Qualität von Patienteninformation zu Spinalkanalstenose auf YouTube, TikTok und Bilibili</w:t>
+        <w:t>Patientenbeteiligung in klinischen Audits: ein pragmatisches Organisationsmodell</w:t>
       </w:r>
     </w:p>
     <w:p>
@@ -378,12 +378,12 @@
           <w:color w:val="666666"/>
           <w:sz w:val="18"/>
         </w:rPr>
-        <w:t>Guo R et al.  ·  Medicine (Baltimore)  ·  25.09.2026  ·  PMID 42798124</w:t>
+        <w:t>El Hadidi S et al.  ·  Health Policy  ·  23.09.2026  ·  PMID 42810162</w:t>
       </w:r>
     </w:p>
     <w:p>
       <w:r>
-        <w:t>Querschnittsanalyse von 253 Videos (89 YouTube, 80 Bilibili, 84 TikTok) zu Lumbalstenose vom 1.2.2026, bewertet nach Zuverlässigkeit, Gesamtqualität, Verständlichkeit, Handlungsfähigkeit und audiovisueller Qualität.</w:t>
+        <w:t>Dokumentenanalyse von 23 öffentlichen Dokumenten der irischen National Office of Clinical Audit (NOCA, 2012–2025) zu Struktur und Operationalisierung von Patientenbeteiligung in nationalen Audits.</w:t>
       </w:r>
     </w:p>
     <w:p>
@@ -394,7 +394,7 @@
         <w:t xml:space="preserve">Ergebnis: </w:t>
       </w:r>
       <w:r>
-        <w:t>YouTube-Videos: höhere modifizierte DISCERN- und Global-Quality-Scores, mehr Abdeckung von Ätiologie und Prävention, überwiegend von Kliniken/verifizierten Ärzten. TikTok: kürzeste Videos (103 Sek Median), höchste Physician-Verifikation, beste Audience-Engagement. Bilibili: keine klaren Vorteile. Hohe Engagement korrelierte nicht mit medizinischer Zuverlässigkeit.</w:t>
+        <w:t>Vier Implementierungsmechanismen identifiziert: Governance-Integration, Portfolio-Koordination, Co-Produktion von Öffentlichkeitsmaterialien und institutionelle Unterstützungsstrukturen. NOCA zeigt, wie Patientenbeteiligung in nationale Audit-Infrastruktur als dauerhafte Governance- und Rechenschaftsfunktion eingebaut werden kann.</w:t>
       </w:r>
     </w:p>
     <w:p>
@@ -409,7 +409,7 @@
         <w:rPr>
           <w:sz w:val="19"/>
         </w:rPr>
-        <w:t>China/Asien, aber Befund zu Plattform-Qualitätsunterschieden und Engagement-Paradox relevant für deutsches Patientenverhalten.</w:t>
+        <w:t>Irland, vergleichbare europäische Audit-Struktur; übertragbares Modell für dezentrale deutsche Qualitätssicherungssysteme.</w:t>
       </w:r>
     </w:p>
     <w:p>
@@ -418,7 +418,7 @@
           <w:color w:val="5A7D3A"/>
           <w:sz w:val="18"/>
         </w:rPr>
-        <w:t>https://pubmed.ncbi.nlm.nih.gov/42798124/</w:t>
+        <w:t>https://pubmed.ncbi.nlm.nih.gov/42810162/</w:t>
       </w:r>
     </w:p>
     <w:sectPr>

--- a/download/studien-aktuell.docx
+++ b/download/studien-aktuell.docx
@@ -52,7 +52,7 @@
         <w:pStyle w:val="Title"/>
       </w:pPr>
       <w:r>
-        <w:t>Neueste Studien - Gesundheitskompetenz und Health Literacy</w:t>
+        <w:t>Neueste Studien - Gesundheitskompetenz</w:t>
       </w:r>
     </w:p>
     <w:p>

--- a/download/studien-aktuell.docx
+++ b/download/studien-aktuell.docx
@@ -62,7 +62,7 @@
           <w:color w:val="666666"/>
           <w:sz w:val="18"/>
         </w:rPr>
-        <w:t>Stand: 09.10.2026  |  6 Studien  |  healthliteracy.m-vf.de</w:t>
+        <w:t>Stand: 10.10.2026  |  6 Studien  |  healthliteracy.m-vf.de</w:t>
       </w:r>
     </w:p>
     <w:p>
@@ -70,7 +70,7 @@
         <w:pStyle w:val="Heading1"/>
       </w:pPr>
       <w:r>
-        <w:t>Aufgenommen am 09.10.2026</w:t>
+        <w:t>Aufgenommen am 10.10.2026</w:t>
       </w:r>
     </w:p>
     <w:p>
@@ -78,7 +78,7 @@
         <w:pStyle w:val="Heading2"/>
       </w:pPr>
       <w:r>
-        <w:t>Verständliche Online-Psychoedukation für ADHS: Reichweite, Nutzung und praktischer Nutzen</w:t>
+        <w:t>WeChat-Beiträge zu Brusterkrankungen: Verständlichkeit und Entscheidungsunterstützung mangelhaft</w:t>
       </w:r>
     </w:p>
     <w:p>
@@ -88,12 +88,12 @@
           <w:color w:val="666666"/>
           <w:sz w:val="18"/>
         </w:rPr>
-        <w:t>Lui JHL et al.  ·  Evid Based Pract Child Adolesc Ment Health  ·  02.02.2025  ·  PMID 42847838</w:t>
+        <w:t>Li J et al.  ·  JMIR Med Inform  ·  09.10.2026  ·  PMID 42854188</w:t>
       </w:r>
     </w:p>
     <w:p>
       <w:r>
-        <w:t>Entwicklung und Verbreitung von TOOLS, einer kostenlosen webgestützten Psychoedukation mit 11 animierten Videos zu Organisations- und Verhaltensstrategien für Jugendliche und Erwachsene mit ADHS, verfügbar in Englisch, Mandarin und Spanisch; Analyse von Nutzung und wahrgenommener Wirksamkeit.</w:t>
+        <w:t>Chinesische Querschnittsanalyse von 464 Artikeln zu gutartigen Brusterkrankungen auf 158 Krankenhaus-WeChat-Kanälen, bewertet auf Zugänglichkeit (Lesbarkeit, Bilder) und Shared Decision Making-Reife nach validierten Instrumenten (PEMAT-P, DISCERN, QUEST).</w:t>
       </w:r>
     </w:p>
     <w:p>
@@ -104,7 +104,7 @@
         <w:t xml:space="preserve">Ergebnis: </w:t>
       </w:r>
       <w:r>
-        <w:t>Oktober 2021–Oktober 2022: 19.876 eindeutige Seitenzugriffe, 12.631 Video-Klicks, 7.807 Handout-Klicks. 128 Nutzer (Alter 40 Jahre, 85,9% weiblich) bewerteten Hilfreichtum mit Ø 3,14/4, beabsichtigte Nutzung 3,13/4, tatsächliche Nutzung nach 1 Monat 2,53/4. Positive Rückmeldungen: Verständlichkeit, Informativität, Praxisnähe, visuell ansprechend.</w:t>
+        <w:t>Gute Zugänglichkeit: 72,4% auf Niveau Mittlere Reife geschrieben; aber begrenzte Handlungsfähigkeit (PEMAT-P Actionability-Score 50% ± 23,2%, Mittelwert). Schwache Entscheidungsunterstützung: QUEST-Score 14,9 ± 4,7 von 28; 84,3% der Artikel unterschritten Qualitätsschwelle. Behandlungs-Artikel schnitten schlechter ab als Prävention (p &lt; 0,001); 82% fehlten Angaben zu Behandlungsrisiken und Lebensqualitätseffekten.</w:t>
       </w:r>
     </w:p>
     <w:p>
@@ -119,7 +119,7 @@
         <w:rPr>
           <w:sz w:val="19"/>
         </w:rPr>
-        <w:t>Nordamerika, aber sprachunabhängig; zeigt Machbarkeit verständlicher digitaler Psychoedukation; Lesbarkeit und Engagement sind übertragbar.</w:t>
+        <w:t>China, andere Plattform und Dokumententyp; Befund zur Qualitätslücke bei Online-Patienteninformation übertragbar.</w:t>
       </w:r>
     </w:p>
     <w:p>
@@ -128,7 +128,7 @@
           <w:color w:val="5A7D3A"/>
           <w:sz w:val="18"/>
         </w:rPr>
-        <w:t>https://pubmed.ncbi.nlm.nih.gov/42847838/</w:t>
+        <w:t>https://pubmed.ncbi.nlm.nih.gov/42854188/</w:t>
       </w:r>
     </w:p>
     <w:p>
@@ -136,7 +136,7 @@
         <w:pStyle w:val="Heading2"/>
       </w:pPr>
       <w:r>
-        <w:t>Health Literacy bestimmt Wirkung von Restaurant-Nährwertkennzeichnung</w:t>
+        <w:t>Patienteneinbeziehung in der Psychose-Behandlung: DIALOG+ strukturiert Gesprächsziele und geteilte Entscheidungen</w:t>
       </w:r>
     </w:p>
     <w:p>
@@ -146,12 +146,12 @@
           <w:color w:val="666666"/>
           <w:sz w:val="18"/>
         </w:rPr>
-        <w:t>Yu YS et al.  ·  Ann Behav Med  ·  07.01.2026  ·  PMID 42847396</w:t>
+        <w:t>Lundmark M et al.  ·  BMC Psychiatry  ·  17.09.2026  ·  PMID 42850597</w:t>
       </w:r>
     </w:p>
     <w:p>
       <w:r>
-        <w:t>Online-Randomisierte Studie mit 2829 US-amerikanischen Erwachsenen, die ein von 8 Fast-Food-Menüs wählten (Variation: Kalorien-Labels ja/nein, Natrium-Stoplicht-Symbole, Werbeaussagen); Effekt auf bestellte Kalorien und Natrium nach Health Literacy untersucht.</w:t>
+        <w:t>Qualitative Studie mit 14 Fachkräften in schwedischen Psychose-Ambulanzen, die Erfahrungen mit DIALOG+ (strukturiertes digitales Werkzeug für Patient*innenbeteiligung) in Fokusgruppen beschrieben.</w:t>
       </w:r>
     </w:p>
     <w:p>
@@ -162,7 +162,7 @@
         <w:t xml:space="preserve">Ergebnis: </w:t>
       </w:r>
       <w:r>
-        <w:t>Nur Teilnehmer mit moderater Health Literacy zeigten signifikante Unterschiede: 90–135 kcal weniger und 123–154 mg Natrium weniger beim Einsatz von Labels (nominal p&lt;0,05). Bei niedriger oder hoher Literacy keine signifikanten Unterschiede. Menu Labeling wirkt nicht gleichmäßig; Effektivität hängt von Fähigkeit zur Informationsinterpretation ab.</w:t>
+        <w:t>DIALOG+ ermöglichte es Patient*innen, ihre Bedürfnisse deutlicher zu äußern und eine aktivere Rolle im Gespräch zu übernehmen. Die strukturierte Methode verteilte Verantwortung für Entscheidungen und Nachbetreuung zwischen Patient*innen und Fachkräften. Herausforderung: Spannung zwischen Patient*innen-geleiteter Agenda und professioneller Verantwortung erfordert Unterstützung der Fachkräfte in neuen Rollen.</w:t>
       </w:r>
     </w:p>
     <w:p>
@@ -177,7 +177,7 @@
         <w:rPr>
           <w:sz w:val="19"/>
         </w:rPr>
-        <w:t>USA, aber Befund zur Ungleichheit ist sprachunabhängig; intuitivere Labels könnten Gerechtigkeit und Effektivität von Ernährungspolitik verbessern.</w:t>
+        <w:t>Schweden, Shared Decision Making in Regelversorgung; systemische Übertragbarkeit auf deutsches Gatekeeping-freies Versorgungsmodell begrenzt.</w:t>
       </w:r>
     </w:p>
     <w:p>
@@ -186,7 +186,7 @@
           <w:color w:val="5A7D3A"/>
           <w:sz w:val="18"/>
         </w:rPr>
-        <w:t>https://pubmed.ncbi.nlm.nih.gov/42847396/</w:t>
+        <w:t>https://pubmed.ncbi.nlm.nih.gov/42850597/</w:t>
       </w:r>
     </w:p>
     <w:p>
@@ -194,7 +194,7 @@
         <w:pStyle w:val="Heading2"/>
       </w:pPr>
       <w:r>
-        <w:t>Strukturierte Psychoedukation verbessert Empowerment bei schweren psychischen Erkrankungen</w:t>
+        <w:t>Gesundheitsrahmen in Umweltbotschaften: Was fördert Verhalten, was nur Intention?</w:t>
       </w:r>
     </w:p>
     <w:p>
@@ -204,12 +204,12 @@
           <w:color w:val="666666"/>
           <w:sz w:val="18"/>
         </w:rPr>
-        <w:t>Veltro F et al.  ·  Riv Psichiatr  ·  Sept. 2026  ·  PMID 42847035</w:t>
+        <w:t>Chan FHF et al.  ·  Ann Behav Med  ·  07.01.2026  ·  PMID 42847353</w:t>
       </w:r>
     </w:p>
     <w:p>
       <w:r>
-        <w:t>Randomisierte Studie an 60 Patienten mit schweren psychischen Erkrankungen (davon 59 ausgewertet), die eine strukturierte Psychoeducational Intervention (FM&amp;R-GR) erhielten, versus Kontrollgruppe mit weniger strukturiertem Manual über 12 Monate.</w:t>
+        <w:t>Systematische Übersichtsarbeit mit qualitativer Synthesemethode von 46 Studien (54 Substudien) zum Effekt von Gesundheitsframing in Umwelt-Kommunikationsmaßnahmen, überwiegend RCTs in reichen, englischsprachigen Ländern (n &gt; 180.000 Personen).</w:t>
       </w:r>
     </w:p>
     <w:p>
@@ -220,7 +220,7 @@
         <w:t xml:space="preserve">Ergebnis: </w:t>
       </w:r>
       <w:r>
-        <w:t>Empowerment (NEL-Score), Distress und psychosoziale Funktionsfähigkeit (PSPS) zeigten statistisch signifikante Verbesserungen (p&lt;0,001 bzw. p&lt;0,05). In der Interventionsgruppe 56,3% (27/48), in der Kontrollgruppe 43,75% (21/48) schlossen ab. Strukturierte Psychoedukation wirkt messbar auf primäre Zielgrößen.</w:t>
+        <w:t>Gesundheits-gerahmte Umweltbotschaften werden als verständlich und hilfreich wahrgenommen, insbesondere mit Gewinn-Framing und Präventions-Fokus. Sie erhöhen Bedrohungswahrnehmung, Policy-Unterstützung und gesundheitsschutzende Intentionen wirksam (p &lt; 0,05 in Mehrheit der Studien). Aber: Wirkung auf nachhaltige Verhaltensänderung und Advocacy-Verhalten inkonsistent; Handeln bleibt deutlich hinter Intention zurück.</w:t>
       </w:r>
     </w:p>
     <w:p>
@@ -235,7 +235,7 @@
         <w:rPr>
           <w:sz w:val="19"/>
         </w:rPr>
-        <w:t>Italien, vergleichbares EU-Gesundheitssystem; Übertragbarkeit auf spezialisierte psychosoziale Versorgung in Deutschland gegeben.</w:t>
+        <w:t>Überwiegend anglophone Länder, aber Fragestellung kultur- und systemunabhängig; Befund zur Intentions-Verhaltens-Lücke grundlegend.</w:t>
       </w:r>
     </w:p>
     <w:p>
@@ -244,7 +244,7 @@
           <w:color w:val="5A7D3A"/>
           <w:sz w:val="18"/>
         </w:rPr>
-        <w:t>https://pubmed.ncbi.nlm.nih.gov/42847035/</w:t>
+        <w:t>https://pubmed.ncbi.nlm.nih.gov/42847353/</w:t>
       </w:r>
     </w:p>
     <w:p>
@@ -252,7 +252,7 @@
         <w:pStyle w:val="Heading2"/>
       </w:pPr>
       <w:r>
-        <w:t>Medikamentenkompetenz bei älteren Patienten mit Herzkrankheit und Diabetes</w:t>
+        <w:t>Surgical Sidekick: Schulung zur Gesundheitskompetenz bei Kopf-Hals-Krebs verbessert Verständnis und Selbstermächtigung</w:t>
       </w:r>
     </w:p>
     <w:p>
@@ -262,12 +262,12 @@
           <w:color w:val="666666"/>
           <w:sz w:val="18"/>
         </w:rPr>
-        <w:t>Pan X et al.  ·  Front Public Health  ·  23.09.2026  ·  PMID 42846411</w:t>
+        <w:t>Merkovsky S et al.  ·  Clin J Oncol Nurs  ·  30.09.2026  ·  PMID 42832320</w:t>
       </w:r>
     </w:p>
     <w:p>
       <w:r>
-        <w:t>Querschnittstudie an 254 hospitalisierten Patienten mittleren Alters und älter mit koexistierender koronarer Herzkrankheit und Typ-2-Diabetes in einer Klinik in Chongqing, China; Messung von Medikamentenkompetenz und assoziierten Faktoren.</w:t>
+        <w:t>Qualitätsmessungs-Pilot einer Ressource zur Verbesserung von Gesundheitskompetenz und Patient*innen-Ermächtigung bei Kopf-Hals-Krebs-Operation; Pflegekräfte führten das Werkzeug bei Diagnosebestätigung ein (Maßnahme beschrieben, Wirkungsmessung im Abstract nicht vollständig benannt).</w:t>
       </w:r>
     </w:p>
     <w:p>
@@ -278,7 +278,7 @@
         <w:t xml:space="preserve">Ergebnis: </w:t>
       </w:r>
       <w:r>
-        <w:t>Mittlerer Medikamentenkompetenz-Score 74,05±12,23. Hierarchische Regression zeigte signifikante Assoziationen mit: Beteiligung an Medikationsentscheidungen, soziale Unterstützung, Bildungsniveau, Selbstwirksamkeit, Wohnort und Fähigkeit, Beipackzettel zu verstehen (alle p&lt;0,05). Medikamentenkompetenz hat Verbesserungspotential und hängt von individuellen, sozialen und Versorgungsfaktoren ab.</w:t>
+        <w:t>Projekt läuft seit Februar 2025; knapp 100 Drainagen wurden bisher erfolgreich zu Hause entfernt ohne berichtete Komplikationen (kein Vergleich mit Kontrolle, Fallzahl begrenzt). Aussage nur zu Machbarkeit und Sicherheit, nicht zu Gesundheitskompetenz-Effekt oder Verhaltensänderung mess bar benannt.</w:t>
       </w:r>
     </w:p>
     <w:p>
@@ -293,7 +293,7 @@
         <w:rPr>
           <w:sz w:val="19"/>
         </w:rPr>
-        <w:t>China, ähnliche chronische Krankheitslast; Befund zur Bedeutung von Shared Decision Making und Sozialunterstützung generalisierbar.</w:t>
+        <w:t>USA - einzelnes Krankenhaus; explorativer Bericht ohne robustes Wirkungsdesign, daher limitierte Aussagekraft.</w:t>
       </w:r>
     </w:p>
     <w:p>
@@ -302,7 +302,7 @@
           <w:color w:val="5A7D3A"/>
           <w:sz w:val="18"/>
         </w:rPr>
-        <w:t>https://pubmed.ncbi.nlm.nih.gov/42846411/</w:t>
+        <w:t>https://pubmed.ncbi.nlm.nih.gov/42832320/</w:t>
       </w:r>
     </w:p>
     <w:p>
@@ -310,7 +310,7 @@
         <w:pStyle w:val="Heading2"/>
       </w:pPr>
       <w:r>
-        <w:t>Patientenbeteiligung in der Intensivmedizin: Wie sinnvoll ist die Mitwirkung wirklich?</w:t>
+        <w:t>Künstliche Sprachmodelle bei Herpes zoster: Sicherheit und Lesbarkeit für Patient*innen kritisch</w:t>
       </w:r>
     </w:p>
     <w:p>
@@ -320,12 +320,12 @@
           <w:color w:val="666666"/>
           <w:sz w:val="18"/>
         </w:rPr>
-        <w:t>Collet MO et al.  ·  Nurs Crit Care  ·  Nov. 2026  ·  PMID 42844890</w:t>
+        <w:t>Liang D et al.  ·  Front Public Health  ·  16.09.2026  ·  PMID 42819370</w:t>
       </w:r>
     </w:p>
     <w:p>
       <w:r>
-        <w:t>Befragung von 37 Teilnehmern (80,4% Rücklauf) an dänischen Forschungsgremien zur Entwicklung von Kernergebnisindikatoren für Intensivpatienten, um Qualität der Patientenbeteiligung (PEIRS-22-Skala) zu messen.</w:t>
+        <w:t>Standardisierte Bewertung von fünf großen Sprachmodellen (ChatGPT, DeepSeek, Doubao, Gemini, Qwen) zu 46 Fragen über Herpes zoster auf Sicherheit, Genauigkeit, Einfühlsamkeit, Quellenangabe und Lesbarkeit durch drei Dermatologen (Kappa für Sicherheit 0,682).</w:t>
       </w:r>
     </w:p>
     <w:p>
@@ -336,7 +336,7 @@
         <w:t xml:space="preserve">Ergebnis: </w:t>
       </w:r>
       <w:r>
-        <w:t>Median-Score 78 (Spanne 68–93), 72% erreichten Wert ≥70,1 für sinnvolle Beteiligung. Unterschiede nach Rolle signifikant (p=0,004): Forscher 97, Patienten/Angehörige 89, klinisches Personal 74. Beteiligung insgesamt sinnvoll, aber Unterschiede zwischen Stakeholdern und Defizite in Entscheidungsmitsprache.</w:t>
+        <w:t>Von 230 Antworten: 66 (28,7%) als potenziell unsicher bewertet (kein signifikanter Unterschied zwischen Modellen, Cochran Q p = 0,798). Genauigkeit und Einfühlsamkeit unterschieden sich zwischen Modellen (p &lt; 0,001), Effektgröße aber klein. Alle sechs Lesbarkeitsindizes unterschieden sich (p &lt; 0,001); DeepSeek deutlich leichter lesbar als Gemini. Quellenangabe und Offenlegung durchgängig dünn.</w:t>
       </w:r>
     </w:p>
     <w:p>
@@ -351,7 +351,7 @@
         <w:rPr>
           <w:sz w:val="19"/>
         </w:rPr>
-        <w:t>Dänemark, nordisches Versicherungssystem; zeigt Messbares für Verbesserung von Shared Decision Making in der Intensivforschung.</w:t>
+        <w:t>China - Test mit internationalen Modellen; Sicherheitsbefund zu LLM-Grenzen sprachunabhängig.</w:t>
       </w:r>
     </w:p>
     <w:p>
@@ -360,7 +360,7 @@
           <w:color w:val="5A7D3A"/>
           <w:sz w:val="18"/>
         </w:rPr>
-        <w:t>https://pubmed.ncbi.nlm.nih.gov/42844890/</w:t>
+        <w:t>https://pubmed.ncbi.nlm.nih.gov/42819370/</w:t>
       </w:r>
     </w:p>
     <w:p>
@@ -368,7 +368,7 @@
         <w:pStyle w:val="Heading2"/>
       </w:pPr>
       <w:r>
-        <w:t>Patientenbeteiligung in klinischen Audits: ein pragmatisches Organisationsmodell</w:t>
+        <w:t>Teilhabe im alltäglichen Leben und psychische Genesung: wenig Zusammenhang in FACT-Diensten gefunden</w:t>
       </w:r>
     </w:p>
     <w:p>
@@ -378,12 +378,12 @@
           <w:color w:val="666666"/>
           <w:sz w:val="18"/>
         </w:rPr>
-        <w:t>El Hadidi S et al.  ·  Health Policy  ·  23.09.2026  ·  PMID 42810162</w:t>
+        <w:t>Borgh M et al.  ·  Nord J Psychiatry  ·  07.09.2026  ·  PMID 42706860</w:t>
       </w:r>
     </w:p>
     <w:p>
       <w:r>
-        <w:t>Dokumentenanalyse von 23 öffentlichen Dokumenten der irischen National Office of Clinical Audit (NOCA, 2012–2025) zu Struktur und Operationalisierung von Patientenbeteiligung in nationalen Audits.</w:t>
+        <w:t>Beobachtungsstudie mit Sekundärdaten von 83 Personen mit komplexen psychischen Erkrankungen in schwedischen Flexible Assertive Community Treatment-Diensten; Assoziationen zwischen Teilhabe-Domänen (Arbeit, Wohnsituation, Partnerschaft, Freundschaften) und persönlicher Genesung bzw. Lebensqualität nach 12 Monaten mittels multipler linearer Regression geprüft.</w:t>
       </w:r>
     </w:p>
     <w:p>
@@ -394,7 +394,7 @@
         <w:t xml:space="preserve">Ergebnis: </w:t>
       </w:r>
       <w:r>
-        <w:t>Vier Implementierungsmechanismen identifiziert: Governance-Integration, Portfolio-Koordination, Co-Produktion von Öffentlichkeitsmaterialien und institutionelle Unterstützungsstrukturen. NOCA zeigt, wie Patientenbeteiligung in nationale Audit-Infrastruktur als dauerhafte Governance- und Rechenschaftsfunktion eingebaut werden kann.</w:t>
+        <w:t>Personen, die allein lebten, zeigten höhere Lebensqualitäts-Scores als die mit Partner oder Familie (signifikant). Keine anderen signifikanten Assoziationen gefunden. Autoren interpretieren: FACT-Modell könnte persönliche Genesung über breites Spektrum von Teilhabe-Unterschieden unterstützen; aber Ergebnis unter methodischen Einschränkungen zu interpretieren (kleine Stichprobe, begrenzte Varianz).</w:t>
       </w:r>
     </w:p>
     <w:p>
@@ -409,7 +409,7 @@
         <w:rPr>
           <w:sz w:val="19"/>
         </w:rPr>
-        <w:t>Irland, vergleichbare europäische Audit-Struktur; übertragbares Modell für dezentrale deutsche Qualitätssicherungssysteme.</w:t>
+        <w:t>Schweden, mentale Gesundheit in Gemeindesetting; Übertragbarkeit auf Deutschland begrenzt durch Systemunterschiede.</w:t>
       </w:r>
     </w:p>
     <w:p>
@@ -418,7 +418,7 @@
           <w:color w:val="5A7D3A"/>
           <w:sz w:val="18"/>
         </w:rPr>
-        <w:t>https://pubmed.ncbi.nlm.nih.gov/42810162/</w:t>
+        <w:t>https://pubmed.ncbi.nlm.nih.gov/42706860/</w:t>
       </w:r>
     </w:p>
     <w:sectPr>

--- a/download/studien-aktuell.docx
+++ b/download/studien-aktuell.docx
@@ -62,7 +62,7 @@
           <w:color w:val="666666"/>
           <w:sz w:val="18"/>
         </w:rPr>
-        <w:t>Stand: 10.10.2026  |  6 Studien  |  healthliteracy.m-vf.de</w:t>
+        <w:t>Stand: 11.10.2026  |  6 Studien  |  healthliteracy.m-vf.de</w:t>
       </w:r>
     </w:p>
     <w:p>
@@ -70,7 +70,7 @@
         <w:pStyle w:val="Heading1"/>
       </w:pPr>
       <w:r>
-        <w:t>Aufgenommen am 10.10.2026</w:t>
+        <w:t>Aufgenommen am 11.10.2026</w:t>
       </w:r>
     </w:p>
     <w:p>
@@ -78,7 +78,7 @@
         <w:pStyle w:val="Heading2"/>
       </w:pPr>
       <w:r>
-        <w:t>WeChat-Beiträge zu Brusterkrankungen: Verständlichkeit und Entscheidungsunterstützung mangelhaft</w:t>
+        <w:t>Digital-gestützte Verhaltenstherapie gegen Schmerz bei Sichelzellerkrankung: Bedeutung der menschlichen Unterstützung</w:t>
       </w:r>
     </w:p>
     <w:p>
@@ -88,12 +88,12 @@
           <w:color w:val="666666"/>
           <w:sz w:val="18"/>
         </w:rPr>
-        <w:t>Li J et al.  ·  JMIR Med Inform  ·  09.10.2026  ·  PMID 42854188</w:t>
+        <w:t>Oluwole OB et al.  ·  Ann Behav Med  ·  07.01.2026  ·  PMID 42847392</w:t>
       </w:r>
     </w:p>
     <w:p>
       <w:r>
-        <w:t>Chinesische Querschnittsanalyse von 464 Artikeln zu gutartigen Brusterkrankungen auf 158 Krankenhaus-WeChat-Kanälen, bewertet auf Zugänglichkeit (Lesbarkeit, Bilder) und Shared Decision Making-Reife nach validierten Instrumenten (PEMAT-P, DISCERN, QUEST).</w:t>
+        <w:t>Randomisierte 12-Monats-Studie mit 359 Erwachsenen zu digitaler kognitiver Verhaltenstherapie versus Edukation für chronische Schmerzen bei Sichelzellerkrankung, beide mit wöchentlicher Health-Coach-Begleitung.</w:t>
       </w:r>
     </w:p>
     <w:p>
@@ -104,7 +104,7 @@
         <w:t xml:space="preserve">Ergebnis: </w:t>
       </w:r>
       <w:r>
-        <w:t>Gute Zugänglichkeit: 72,4% auf Niveau Mittlere Reife geschrieben; aber begrenzte Handlungsfähigkeit (PEMAT-P Actionability-Score 50% ± 23,2%, Mittelwert). Schwache Entscheidungsunterstützung: QUEST-Score 14,9 ± 4,7 von 28; 84,3% der Artikel unterschritten Qualitätsschwelle. Behandlungs-Artikel schnitten schlechter ab als Prävention (p &lt; 0,001); 82% fehlten Angaben zu Behandlungsrisiken und Lebensqualitätseffekten.</w:t>
+        <w:t>Nach 12 Monaten: 56,5% Follow-up-Quote (n=203). Keine signifikanten Unterschiede in Schmerzinterferenz zwischen Gruppen [0,43, 95%-KI: -1,61 bis 2,48; p=0,68]. Beide Gruppen zeigten anhaltende Verbesserung von Baseline (CBT: -1,50; Edukation: -1,93). CBT-Gruppe: größere Verbesserung in emotionaler Belastung [2,00, 95%-KI: 0,12-3,88; p=0,04]. Höheres Health-Coach-Engagement assoziiert mit reduzierter Schmerzinterferenz [-0,073 pro 10% Engagement-Anstieg; p&lt;0,01].</w:t>
       </w:r>
     </w:p>
     <w:p>
@@ -119,7 +119,7 @@
         <w:rPr>
           <w:sz w:val="19"/>
         </w:rPr>
-        <w:t>China, andere Plattform und Dokumententyp; Befund zur Qualitätslücke bei Online-Patienteninformation übertragbar.</w:t>
+        <w:t>USA, aber Wirkung menschlicher Begleitung in digitalen Interventionen universal.</w:t>
       </w:r>
     </w:p>
     <w:p>
@@ -128,7 +128,7 @@
           <w:color w:val="5A7D3A"/>
           <w:sz w:val="18"/>
         </w:rPr>
-        <w:t>https://pubmed.ncbi.nlm.nih.gov/42854188/</w:t>
+        <w:t>https://pubmed.ncbi.nlm.nih.gov/42847392/</w:t>
       </w:r>
     </w:p>
     <w:p>
@@ -136,7 +136,7 @@
         <w:pStyle w:val="Heading2"/>
       </w:pPr>
       <w:r>
-        <w:t>Patienteneinbeziehung in der Psychose-Behandlung: DIALOG+ strukturiert Gesprächsziele und geteilte Entscheidungen</w:t>
+        <w:t>Pflegende und organisationale Health Literacy: Wie Kliniken Information zugänglich machen</w:t>
       </w:r>
     </w:p>
     <w:p>
@@ -146,12 +146,12 @@
           <w:color w:val="666666"/>
           <w:sz w:val="18"/>
         </w:rPr>
-        <w:t>Lundmark M et al.  ·  BMC Psychiatry  ·  17.09.2026  ·  PMID 42850597</w:t>
+        <w:t>Smith GD et al.  ·  Front Public Health  ·  23.09.2026  ·  PMID 42846350</w:t>
       </w:r>
     </w:p>
     <w:p>
       <w:r>
-        <w:t>Qualitative Studie mit 14 Fachkräften in schwedischen Psychose-Ambulanzen, die Erfahrungen mit DIALOG+ (strukturiertes digitales Werkzeug für Patient*innenbeteiligung) in Fokusgruppen beschrieben.</w:t>
+        <w:t>Konzeptuelle Analyse mit fokussierter Mini-Literaturübersicht zu Rolle von Pflegenden bei organisationaler Health Literacy in Kliniken und Praxen.</w:t>
       </w:r>
     </w:p>
     <w:p>
@@ -162,7 +162,7 @@
         <w:t xml:space="preserve">Ergebnis: </w:t>
       </w:r>
       <w:r>
-        <w:t>DIALOG+ ermöglichte es Patient*innen, ihre Bedürfnisse deutlicher zu äußern und eine aktivere Rolle im Gespräch zu übernehmen. Die strukturierte Methode verteilte Verantwortung für Entscheidungen und Nachbetreuung zwischen Patient*innen und Fachkräften. Herausforderung: Spannung zwischen Patient*innen-geleiteter Agenda und professioneller Verantwortung erfordert Unterstützung der Fachkräfte in neuen Rollen.</w:t>
+        <w:t>Organisationale Health Literacy (statt Individual-Ebene) adressiert, wie Organisationen Information, Services und Care Pathways zugänglich und verständlich machen. Pflegende leisten Beitrag durch: klare Kommunikation, Care Navigation, Shared Decision-Making, Co-Design von Informationsmaterialien, Qualitätsverbesserung, HL-sensitive Systeme. Mapping von Nutbeams HL-Ebenen (funktional, interaktiv, kritisch) auf Organisationsverantwortung gezeigt. Erforderlich: Führungsunterstützung, Personalentwicklung, Assessments, Partnerschaften mit Patienten, Integration in Qualitäts- und Akkreditierungsstrukturen.</w:t>
       </w:r>
     </w:p>
     <w:p>
@@ -177,7 +177,7 @@
         <w:rPr>
           <w:sz w:val="19"/>
         </w:rPr>
-        <w:t>Schweden, Shared Decision Making in Regelversorgung; systemische Übertragbarkeit auf deutsches Gatekeeping-freies Versorgungsmodell begrenzt.</w:t>
+        <w:t>International konzeptuell; Organisationsprinzipien auf deutsches Klinik- und Praxissystem übertragbar.</w:t>
       </w:r>
     </w:p>
     <w:p>
@@ -186,7 +186,7 @@
           <w:color w:val="5A7D3A"/>
           <w:sz w:val="18"/>
         </w:rPr>
-        <w:t>https://pubmed.ncbi.nlm.nih.gov/42850597/</w:t>
+        <w:t>https://pubmed.ncbi.nlm.nih.gov/42846350/</w:t>
       </w:r>
     </w:p>
     <w:p>
@@ -194,7 +194,7 @@
         <w:pStyle w:val="Heading2"/>
       </w:pPr>
       <w:r>
-        <w:t>Gesundheitsrahmen in Umweltbotschaften: Was fördert Verhalten, was nur Intention?</w:t>
+        <w:t>Familie und soziale Unterstützung fördern Health Literacy bei chronischer Erkrankung</w:t>
       </w:r>
     </w:p>
     <w:p>
@@ -204,12 +204,12 @@
           <w:color w:val="666666"/>
           <w:sz w:val="18"/>
         </w:rPr>
-        <w:t>Chan FHF et al.  ·  Ann Behav Med  ·  07.01.2026  ·  PMID 42847353</w:t>
+        <w:t>Zhang H et al.  ·  Front Public Health  ·  23.09.2026  ·  PMID 42845865</w:t>
       </w:r>
     </w:p>
     <w:p>
       <w:r>
-        <w:t>Systematische Übersichtsarbeit mit qualitativer Synthesemethode von 46 Studien (54 Substudien) zum Effekt von Gesundheitsframing in Umwelt-Kommunikationsmaßnahmen, überwiegend RCTs in reichen, englischsprachigen Ländern (n &gt; 180.000 Personen).</w:t>
+        <w:t>Querschnittsstudie mit 1.444 chinesischen Personen mittleren und höheren Alters mit chronischer Erkrankung zu Zusammenhang von Familiengesundheit, wahrgenommener sozialer Unterstützung und Health Literacy mittels Mediations- und Netzwerkanalyse.</w:t>
       </w:r>
     </w:p>
     <w:p>
@@ -220,7 +220,7 @@
         <w:t xml:space="preserve">Ergebnis: </w:t>
       </w:r>
       <w:r>
-        <w:t>Gesundheits-gerahmte Umweltbotschaften werden als verständlich und hilfreich wahrgenommen, insbesondere mit Gewinn-Framing und Präventions-Fokus. Sie erhöhen Bedrohungswahrnehmung, Policy-Unterstützung und gesundheitsschutzende Intentionen wirksam (p &lt; 0,05 in Mehrheit der Studien). Aber: Wirkung auf nachhaltige Verhaltensänderung und Advocacy-Verhalten inkonsistent; Handeln bleibt deutlich hinter Intention zurück.</w:t>
+        <w:t>Familie, soziale Unterstützung und Health Literacy signifikant positiv korreliert (p&lt;0,01). Soziale Unterstützung teilweise Mediator im Zusammenhang Familie-Literacy (indirekter Effekt=0,1818, 95%-KI: 0,1331-0,2307), erklärt 47,38% der Gesamtwirkung. "Family Social and Emotional Health Processes" höchster Zentralitätswert im Netzwerk. Struktur unterschied sich nicht zwischen Geschlecht, urban-rural oder Altersgruppen.</w:t>
       </w:r>
     </w:p>
     <w:p>
@@ -235,7 +235,7 @@
         <w:rPr>
           <w:sz w:val="19"/>
         </w:rPr>
-        <w:t>Überwiegend anglophone Länder, aber Fragestellung kultur- und systemunabhängig; Befund zur Intentions-Verhaltens-Lücke grundlegend.</w:t>
+        <w:t>China, aber Mechanismus familiärer und sozialer Schutzfaktoren für Gesundheitskompetenz auch in Deutschland relevant.</w:t>
       </w:r>
     </w:p>
     <w:p>
@@ -244,7 +244,7 @@
           <w:color w:val="5A7D3A"/>
           <w:sz w:val="18"/>
         </w:rPr>
-        <w:t>https://pubmed.ncbi.nlm.nih.gov/42847353/</w:t>
+        <w:t>https://pubmed.ncbi.nlm.nih.gov/42845865/</w:t>
       </w:r>
     </w:p>
     <w:p>
@@ -252,7 +252,7 @@
         <w:pStyle w:val="Heading2"/>
       </w:pPr>
       <w:r>
-        <w:t>Surgical Sidekick: Schulung zur Gesundheitskompetenz bei Kopf-Hals-Krebs verbessert Verständnis und Selbstermächtigung</w:t>
+        <w:t>Digital Health Literacy verstärkt Wirkung von Sportumgebung auf Bewegungsaktivität von Jugendlichen</w:t>
       </w:r>
     </w:p>
     <w:p>
@@ -262,12 +262,12 @@
           <w:color w:val="666666"/>
           <w:sz w:val="18"/>
         </w:rPr>
-        <w:t>Merkovsky S et al.  ·  Clin J Oncol Nurs  ·  30.09.2026  ·  PMID 42832320</w:t>
+        <w:t>Zhang B  ·  Front Public Health  ·  23.09.2026  ·  PMID 42845756</w:t>
       </w:r>
     </w:p>
     <w:p>
       <w:r>
-        <w:t>Qualitätsmessungs-Pilot einer Ressource zur Verbesserung von Gesundheitskompetenz und Patient*innen-Ermächtigung bei Kopf-Hals-Krebs-Operation; Pflegekräfte führten das Werkzeug bei Diagnosebestätigung ein (Maßnahme beschrieben, Wirkungsmessung im Abstract nicht vollständig benannt).</w:t>
+        <w:t>Querschnittstudie mit 2.531 chinesischen Jugendlichen (Durchschnitt 15,2 Jahre) zu Moderationseffekt von digitaler Health Literacy auf Zusammenhang zwischen Schulsportumgebung und körperliche Aktivität (SEM mit latenter Interaktion).</w:t>
       </w:r>
     </w:p>
     <w:p>
@@ -278,7 +278,7 @@
         <w:t xml:space="preserve">Ergebnis: </w:t>
       </w:r>
       <w:r>
-        <w:t>Projekt läuft seit Februar 2025; knapp 100 Drainagen wurden bisher erfolgreich zu Hause entfernt ohne berichtete Komplikationen (kein Vergleich mit Kontrolle, Fallzahl begrenzt). Aussage nur zu Machbarkeit und Sicherheit, nicht zu Gesundheitskompetenz-Effekt oder Verhaltensänderung mess bar benannt.</w:t>
+        <w:t>Schulsportumgebung positiv mit Aktivität assoziiert (β=0,34, p&lt;0,001). Digitale Health Literacy moderierte signifikant (Interaktion β=0,12, p=0,003): Umgebung-Aktivitäts-Pfad stärker bei höherer DHL. Effekt in Stadtschulen (β=0,38) stärker als Landschulen (β=0,29; z=2,87, p=0,004). Moderation signifikant in Urban (β=0,14, p=0,008), nicht in Rural (β=0,07, p=0,14). Digitale Ungleichheiten können zu Bewegungsungleichheiten beitragen.</w:t>
       </w:r>
     </w:p>
     <w:p>
@@ -293,7 +293,7 @@
         <w:rPr>
           <w:sz w:val="19"/>
         </w:rPr>
-        <w:t>USA - einzelnes Krankenhaus; explorativer Bericht ohne robustes Wirkungsdesign, daher limitierte Aussagekraft.</w:t>
+        <w:t>China, aber Stadt-Land-Disparität und Moderationseffekt digital-sozialer Faktoren auch auf Deutschland übertragbar.</w:t>
       </w:r>
     </w:p>
     <w:p>
@@ -302,7 +302,7 @@
           <w:color w:val="5A7D3A"/>
           <w:sz w:val="18"/>
         </w:rPr>
-        <w:t>https://pubmed.ncbi.nlm.nih.gov/42832320/</w:t>
+        <w:t>https://pubmed.ncbi.nlm.nih.gov/42845756/</w:t>
       </w:r>
     </w:p>
     <w:p>
@@ -310,7 +310,7 @@
         <w:pStyle w:val="Heading2"/>
       </w:pPr>
       <w:r>
-        <w:t>Künstliche Sprachmodelle bei Herpes zoster: Sicherheit und Lesbarkeit für Patient*innen kritisch</w:t>
+        <w:t>Selbstmanagement bei Nierenerkrankung: Was Fachpersonal über Unterstützung weiß</w:t>
       </w:r>
     </w:p>
     <w:p>
@@ -320,12 +320,12 @@
           <w:color w:val="666666"/>
           <w:sz w:val="18"/>
         </w:rPr>
-        <w:t>Liang D et al.  ·  Front Public Health  ·  16.09.2026  ·  PMID 42819370</w:t>
+        <w:t>Patel NA et al.  ·  J Nephrol  ·  10.10.2026  ·  PMID 42598916</w:t>
       </w:r>
     </w:p>
     <w:p>
       <w:r>
-        <w:t>Standardisierte Bewertung von fünf großen Sprachmodellen (ChatGPT, DeepSeek, Doubao, Gemini, Qwen) zu 46 Fragen über Herpes zoster auf Sicherheit, Genauigkeit, Einfühlsamkeit, Quellenangabe und Lesbarkeit durch drei Dermatologen (Kappa für Sicherheit 0,682).</w:t>
+        <w:t>Qualitative Studie mit 42 britischen Fachpersonen zur Unterstützung von Selbstmanagement bei chronischer Nierenerkrankung.</w:t>
       </w:r>
     </w:p>
     <w:p>
@@ -336,7 +336,7 @@
         <w:t xml:space="preserve">Ergebnis: </w:t>
       </w:r>
       <w:r>
-        <w:t>Von 230 Antworten: 66 (28,7%) als potenziell unsicher bewertet (kein signifikanter Unterschied zwischen Modellen, Cochran Q p = 0,798). Genauigkeit und Einfühlsamkeit unterschieden sich zwischen Modellen (p &lt; 0,001), Effektgröße aber klein. Alle sechs Lesbarkeitsindizes unterschieden sich (p &lt; 0,001); DeepSeek deutlich leichter lesbar als Gemini. Quellenangabe und Offenlegung durchgängig dünn.</w:t>
+        <w:t>Vier Themenbereiche identifiziert: (1) Gesundheitssystem unterstützt Selbstmanagement nicht ausreichend, (2) Bedarf für individualisierte Ansätze, (3) Verbesserung von Ressourcen nötig, (4) Anforderungen für Gesundheitsgerechtigkeit. Fachpersonal berichtet mangelnde, zugängliche Selbstmanagement-Ressourcen und fordert evidenzbasierte, auf individuelle Bedürfnisse zugeschnittene Interventionen.</w:t>
       </w:r>
     </w:p>
     <w:p>
@@ -351,7 +351,7 @@
         <w:rPr>
           <w:sz w:val="19"/>
         </w:rPr>
-        <w:t>China - Test mit internationalen Modellen; Sicherheitsbefund zu LLM-Grenzen sprachunabhängig.</w:t>
+        <w:t>UK-NHS-Kontext, aber identifizierte Systemprobleme in anderen Ländern ähnlich relevant.</w:t>
       </w:r>
     </w:p>
     <w:p>
@@ -360,7 +360,7 @@
           <w:color w:val="5A7D3A"/>
           <w:sz w:val="18"/>
         </w:rPr>
-        <w:t>https://pubmed.ncbi.nlm.nih.gov/42819370/</w:t>
+        <w:t>https://pubmed.ncbi.nlm.nih.gov/42598916/</w:t>
       </w:r>
     </w:p>
     <w:p>
@@ -368,7 +368,7 @@
         <w:pStyle w:val="Heading2"/>
       </w:pPr>
       <w:r>
-        <w:t>Teilhabe im alltäglichen Leben und psychische Genesung: wenig Zusammenhang in FACT-Diensten gefunden</w:t>
+        <w:t>Digital Health Literacy bei Nierenerkrankung: Probleme bei der Nutzung digitaler Gesundheitsinformation</w:t>
       </w:r>
     </w:p>
     <w:p>
@@ -378,12 +378,12 @@
           <w:color w:val="666666"/>
           <w:sz w:val="18"/>
         </w:rPr>
-        <w:t>Borgh M et al.  ·  Nord J Psychiatry  ·  07.09.2026  ·  PMID 42706860</w:t>
+        <w:t>Totaro M et al.  ·  J Nephrol  ·  10.10.2026  ·  PMID 42583872</w:t>
       </w:r>
     </w:p>
     <w:p>
       <w:r>
-        <w:t>Beobachtungsstudie mit Sekundärdaten von 83 Personen mit komplexen psychischen Erkrankungen in schwedischen Flexible Assertive Community Treatment-Diensten; Assoziationen zwischen Teilhabe-Domänen (Arbeit, Wohnsituation, Partnerschaft, Freundschaften) und persönlicher Genesung bzw. Lebensqualität nach 12 Monaten mittels multipler linearer Regression geprüft.</w:t>
+        <w:t>Querschnittsstudie mit 323 italienischen Patienten zur digitalen Gesundheitskompetenz (HLS19-DIGI-Tool) bei chronischer Nierenerkrankung.</w:t>
       </w:r>
     </w:p>
     <w:p>
@@ -394,7 +394,7 @@
         <w:t xml:space="preserve">Ergebnis: </w:t>
       </w:r>
       <w:r>
-        <w:t>Personen, die allein lebten, zeigten höhere Lebensqualitäts-Scores als die mit Partner oder Familie (signifikant). Keine anderen signifikanten Assoziationen gefunden. Autoren interpretieren: FACT-Modell könnte persönliche Genesung über breites Spektrum von Teilhabe-Unterschieden unterstützen; aber Ergebnis unter methodischen Einschränkungen zu interpretieren (kleine Stichprobe, begrenzte Varianz).</w:t>
+        <w:t>"Problematische" Level beim Umgang mit digitalen Gesundheitsinformationen, "ausreichende" Level bei Interaktion mit digitalen Ressourcen gefunden. Älter, geringere Bildung und Arbeitslosigkeit (Rentner) = schlechtere Fähigkeiten; bessere Kompetenz bei höherem Einkommen, digitaler Schulung und regelmäßiger Geräte-Nutzung (1-3 Tage/Woche). Gezielte Interventionen zur Förderung digitaler Health Literacy empfohlen.</w:t>
       </w:r>
     </w:p>
     <w:p>
@@ -409,7 +409,7 @@
         <w:rPr>
           <w:sz w:val="19"/>
         </w:rPr>
-        <w:t>Schweden, mentale Gesundheit in Gemeindesetting; Übertragbarkeit auf Deutschland begrenzt durch Systemunterschiede.</w:t>
+        <w:t>Italienisches Versicherungssystem, aber Ungleichheitsprofile und digitale Barrieren auch auf Deutschland übertragbar.</w:t>
       </w:r>
     </w:p>
     <w:p>
@@ -418,7 +418,7 @@
           <w:color w:val="5A7D3A"/>
           <w:sz w:val="18"/>
         </w:rPr>
-        <w:t>https://pubmed.ncbi.nlm.nih.gov/42706860/</w:t>
+        <w:t>https://pubmed.ncbi.nlm.nih.gov/42583872/</w:t>
       </w:r>
     </w:p>
     <w:sectPr>

--- a/download/studien-aktuell.docx
+++ b/download/studien-aktuell.docx
@@ -62,7 +62,7 @@
           <w:color w:val="666666"/>
           <w:sz w:val="18"/>
         </w:rPr>
-        <w:t>Stand: 11.10.2026  |  6 Studien  |  healthliteracy.m-vf.de</w:t>
+        <w:t>Stand: 12.10.2026  |  6 Studien  |  healthliteracy.m-vf.de</w:t>
       </w:r>
     </w:p>
     <w:p>
@@ -70,7 +70,7 @@
         <w:pStyle w:val="Heading1"/>
       </w:pPr>
       <w:r>
-        <w:t>Aufgenommen am 11.10.2026</w:t>
+        <w:t>Aufgenommen am 12.10.2026</w:t>
       </w:r>
     </w:p>
     <w:p>
@@ -78,7 +78,7 @@
         <w:pStyle w:val="Heading2"/>
       </w:pPr>
       <w:r>
-        <w:t>Digital-gestützte Verhaltenstherapie gegen Schmerz bei Sichelzellerkrankung: Bedeutung der menschlichen Unterstützung</w:t>
+        <w:t>Digitale Kompetenz fördert Gesundheit älterer Menschen über Sozialbeziehungen</w:t>
       </w:r>
     </w:p>
     <w:p>
@@ -88,12 +88,12 @@
           <w:color w:val="666666"/>
           <w:sz w:val="18"/>
         </w:rPr>
-        <w:t>Oluwole OB et al.  ·  Ann Behav Med  ·  07.01.2026  ·  PMID 42847392</w:t>
+        <w:t>Qi MH et al.  ·  Inquiry  ·  11.10.2026  ·  PMID 42859872</w:t>
       </w:r>
     </w:p>
     <w:p>
       <w:r>
-        <w:t>Randomisierte 12-Monats-Studie mit 359 Erwachsenen zu digitaler kognitiver Verhaltenstherapie versus Edukation für chronische Schmerzen bei Sichelzellerkrankung, beide mit wöchentlicher Health-Coach-Begleitung.</w:t>
+        <w:t>Querschnittstudie mit chinesischen Daten (n nicht genannt) zur Assoziation zwischen digitaler Literacy und physischer/psychischer Gesundheit, mit Sozialinteraktion als Mediator (Kausalitätsrahmen: digitale Technologie→Sozialbeziehungen→Gesundheit).</w:t>
       </w:r>
     </w:p>
     <w:p>
@@ -104,7 +104,7 @@
         <w:t xml:space="preserve">Ergebnis: </w:t>
       </w:r>
       <w:r>
-        <w:t>Nach 12 Monaten: 56,5% Follow-up-Quote (n=203). Keine signifikanten Unterschiede in Schmerzinterferenz zwischen Gruppen [0,43, 95%-KI: -1,61 bis 2,48; p=0,68]. Beide Gruppen zeigten anhaltende Verbesserung von Baseline (CBT: -1,50; Edukation: -1,93). CBT-Gruppe: größere Verbesserung in emotionaler Belastung [2,00, 95%-KI: 0,12-3,88; p=0,04]. Höheres Health-Coach-Engagement assoziiert mit reduzierter Schmerzinterferenz [-0,073 pro 10% Engagement-Anstieg; p&lt;0,01].</w:t>
+        <w:t>Digitale Literacy war signifikant positiv mit physischer und psychischer Gesundheit assoziiert; Sozialinteraktion mediierte diese Assoziation bedeutsam. Heterogenitätsanalysen zeigten geschlechtsspezifische Muster: bei Männern Assoziation zur physischen Gesundheit signifikant, bei Frauen zur psychischen Gesundheit; urbaner/ruraler Status hatte keinen signifikanten Unterschied.</w:t>
       </w:r>
     </w:p>
     <w:p>
@@ -119,7 +119,7 @@
         <w:rPr>
           <w:sz w:val="19"/>
         </w:rPr>
-        <w:t>USA, aber Wirkung menschlicher Begleitung in digitalen Interventionen universal.</w:t>
+        <w:t>China (CHARLS 2020), aber Mechanismus (digitale Kompetenz→Sozialaktivität→Gesundheit) in Alterungskontexten international relevant.</w:t>
       </w:r>
     </w:p>
     <w:p>
@@ -128,7 +128,7 @@
           <w:color w:val="5A7D3A"/>
           <w:sz w:val="18"/>
         </w:rPr>
-        <w:t>https://pubmed.ncbi.nlm.nih.gov/42847392/</w:t>
+        <w:t>https://pubmed.ncbi.nlm.nih.gov/42859872/</w:t>
       </w:r>
     </w:p>
     <w:p>
@@ -136,7 +136,7 @@
         <w:pStyle w:val="Heading2"/>
       </w:pPr>
       <w:r>
-        <w:t>Pflegende und organisationale Health Literacy: Wie Kliniken Information zugänglich machen</w:t>
+        <w:t>Webgestützte Schulung verbessert Symptomkontrolle bei häuslicher Beatmung</w:t>
       </w:r>
     </w:p>
     <w:p>
@@ -146,12 +146,12 @@
           <w:color w:val="666666"/>
           <w:sz w:val="18"/>
         </w:rPr>
-        <w:t>Smith GD et al.  ·  Front Public Health  ·  23.09.2026  ·  PMID 42846350</w:t>
+        <w:t>Eriş Ş et al.  ·  Sleep Breath  ·  10.10.2026  ·  PMID 42859312</w:t>
       </w:r>
     </w:p>
     <w:p>
       <w:r>
-        <w:t>Konzeptuelle Analyse mit fokussierter Mini-Literaturübersicht zu Rolle von Pflegenden bei organisationaler Health Literacy in Kliniken und Praxen.</w:t>
+        <w:t>Randomisierte Studie zur Wirkung einer webgestützten Schulung auf NIV-bezogene Nebenwirkungen und Schlafqualität bei COPD-Patienten mit häuslicher Heimbeatmung (n=75).</w:t>
       </w:r>
     </w:p>
     <w:p>
@@ -162,7 +162,7 @@
         <w:t xml:space="preserve">Ergebnis: </w:t>
       </w:r>
       <w:r>
-        <w:t>Organisationale Health Literacy (statt Individual-Ebene) adressiert, wie Organisationen Information, Services und Care Pathways zugänglich und verständlich machen. Pflegende leisten Beitrag durch: klare Kommunikation, Care Navigation, Shared Decision-Making, Co-Design von Informationsmaterialien, Qualitätsverbesserung, HL-sensitive Systeme. Mapping von Nutbeams HL-Ebenen (funktional, interaktiv, kritisch) auf Organisationsverantwortung gezeigt. Erforderlich: Führungsunterstützung, Personalentwicklung, Assessments, Partnerschaften mit Patienten, Integration in Qualitäts- und Akkreditierungsstrukturen.</w:t>
+        <w:t>In der Interventionsgruppe sanken die Schlafstörungen (Insomnia Severity Index) signifikant stärker ab als in der Kontrolle (p&lt;0,001, η²p=0,352); bei Woche 8 zeigten sich signifikante Unterschiede zwischen den Gruppen (p&lt;0,001, η²p=0,753 für Gesamt-S³-NIV-Scores). Webgestützte Bildung unterstützte die Symptombewältigung und Patientenanpassung nachweislich.</w:t>
       </w:r>
     </w:p>
     <w:p>
@@ -177,7 +177,7 @@
         <w:rPr>
           <w:sz w:val="19"/>
         </w:rPr>
-        <w:t>International konzeptuell; Organisationsprinzipien auf deutsches Klinik- und Praxissystem übertragbar.</w:t>
+        <w:t>Türkei, aber RCT-Design und strukturierte digitale Schulung sind systemunabhängig übertragbar.</w:t>
       </w:r>
     </w:p>
     <w:p>
@@ -186,7 +186,7 @@
           <w:color w:val="5A7D3A"/>
           <w:sz w:val="18"/>
         </w:rPr>
-        <w:t>https://pubmed.ncbi.nlm.nih.gov/42846350/</w:t>
+        <w:t>https://pubmed.ncbi.nlm.nih.gov/42859312/</w:t>
       </w:r>
     </w:p>
     <w:p>
@@ -194,7 +194,7 @@
         <w:pStyle w:val="Heading2"/>
       </w:pPr>
       <w:r>
-        <w:t>Familie und soziale Unterstützung fördern Health Literacy bei chronischer Erkrankung</w:t>
+        <w:t>Ernährungsschulung reduziert Schlafstörungen unter Chemotherapie</w:t>
       </w:r>
     </w:p>
     <w:p>
@@ -204,12 +204,12 @@
           <w:color w:val="666666"/>
           <w:sz w:val="18"/>
         </w:rPr>
-        <w:t>Zhang H et al.  ·  Front Public Health  ·  23.09.2026  ·  PMID 42845865</w:t>
+        <w:t>Cheng L et al.  ·  Support Care Cancer  ·  10.10.2026  ·  PMID 42859245</w:t>
       </w:r>
     </w:p>
     <w:p>
       <w:r>
-        <w:t>Querschnittsstudie mit 1.444 chinesischen Personen mittleren und höheren Alters mit chronischer Erkrankung zu Zusammenhang von Familiengesundheit, wahrgenommener sozialer Unterstützung und Health Literacy mittels Mediations- und Netzwerkanalyse.</w:t>
+        <w:t>RCT zur Wirkung einer 12-wöchigen Schulung zu entzündungshemmender Ernährung auf Schlafqualität bei 132 Brustkrebspatienten unter Chemotherapie.</w:t>
       </w:r>
     </w:p>
     <w:p>
@@ -220,7 +220,7 @@
         <w:t xml:space="preserve">Ergebnis: </w:t>
       </w:r>
       <w:r>
-        <w:t>Familie, soziale Unterstützung und Health Literacy signifikant positiv korreliert (p&lt;0,01). Soziale Unterstützung teilweise Mediator im Zusammenhang Familie-Literacy (indirekter Effekt=0,1818, 95%-KI: 0,1331-0,2307), erklärt 47,38% der Gesamtwirkung. "Family Social and Emotional Health Processes" höchster Zentralitätswert im Netzwerk. Struktur unterschied sich nicht zwischen Geschlecht, urban-rural oder Altersgruppen.</w:t>
+        <w:t>Im Kompleteranalyse-Datensatz zeigten 49,2% der Interventionsgruppe vs. 78,9% der Kontrolle Schlafstörungen (p&lt;0,001); PSQI-Score sank um β=-2,10 (95%-KI: -3,01 bis -1,18; p&lt;0,001), Lebensqualität verbesserte sich um β=14,07 (95%-KI: 8,61–19,52; p&lt;0,001). Strukturierte Patientenschulung mit klaren Inhalten änderte Verhalten messbar.</w:t>
       </w:r>
     </w:p>
     <w:p>
@@ -235,7 +235,7 @@
         <w:rPr>
           <w:sz w:val="19"/>
         </w:rPr>
-        <w:t>China, aber Mechanismus familiärer und sozialer Schutzfaktoren für Gesundheitskompetenz auch in Deutschland relevant.</w:t>
+        <w:t>China, aber evidenzbasierte Schulungsstruktur und schriftliche Materialien sind kulturübergreifend adaptierbar.</w:t>
       </w:r>
     </w:p>
     <w:p>
@@ -244,7 +244,7 @@
           <w:color w:val="5A7D3A"/>
           <w:sz w:val="18"/>
         </w:rPr>
-        <w:t>https://pubmed.ncbi.nlm.nih.gov/42845865/</w:t>
+        <w:t>https://pubmed.ncbi.nlm.nih.gov/42859245/</w:t>
       </w:r>
     </w:p>
     <w:p>
@@ -252,7 +252,7 @@
         <w:pStyle w:val="Heading2"/>
       </w:pPr>
       <w:r>
-        <w:t>Digital Health Literacy verstärkt Wirkung von Sportumgebung auf Bewegungsaktivität von Jugendlichen</w:t>
+        <w:t>Gesundheitskompetenz stärkt erfolgreiches Altern bei älteren Patienten</w:t>
       </w:r>
     </w:p>
     <w:p>
@@ -262,12 +262,12 @@
           <w:color w:val="666666"/>
           <w:sz w:val="18"/>
         </w:rPr>
-        <w:t>Zhang B  ·  Front Public Health  ·  23.09.2026  ·  PMID 42845756</w:t>
+        <w:t>Ibrahim HS et al.  ·  BMC Public Health  ·  09.10.2026  ·  PMID 42855688</w:t>
       </w:r>
     </w:p>
     <w:p>
       <w:r>
-        <w:t>Querschnittstudie mit 2.531 chinesischen Jugendlichen (Durchschnitt 15,2 Jahre) zu Moderationseffekt von digitaler Health Literacy auf Zusammenhang zwischen Schulsportumgebung und körperliche Aktivität (SEM mit latenter Interaktion).</w:t>
+        <w:t>Querschnittstudie (n=246, 123 chronisch krank, 123 gesund, Alter ≥65 Jahre) zur Assoziation zwischen Gesundheitskompetenz und erfolgreichem Altern mittels Health Literacy Questionnaire und Successful Aging Scale.</w:t>
       </w:r>
     </w:p>
     <w:p>
@@ -278,7 +278,7 @@
         <w:t xml:space="preserve">Ergebnis: </w:t>
       </w:r>
       <w:r>
-        <w:t>Schulsportumgebung positiv mit Aktivität assoziiert (β=0,34, p&lt;0,001). Digitale Health Literacy moderierte signifikant (Interaktion β=0,12, p=0,003): Umgebung-Aktivitäts-Pfad stärker bei höherer DHL. Effekt in Stadtschulen (β=0,38) stärker als Landschulen (β=0,29; z=2,87, p=0,004). Moderation signifikant in Urban (β=0,14, p=0,008), nicht in Rural (β=0,07, p=0,14). Digitale Ungleichheiten können zu Bewegungsungleichheiten beitragen.</w:t>
+        <w:t>Patienten mit chronischen Erkrankungen zeigten signifikant niedrigere Gesundheitskompetenz- und erfolgreiches-Altern-Scores als Kontrollen (p&lt;0,001). Gesundheitskompetenz korrelierte positiv mit erfolgreichem Altern (r=0,612, p&lt;0,001) und war der stärkste unabhängige Prädiktor in der Regressionsanalyse; höhere Bildung und Einkommen verbesserten erfolgreiches Altern, Alter, ländlicher Wohnort und Rauchen verschlechterten es.</w:t>
       </w:r>
     </w:p>
     <w:p>
@@ -293,7 +293,7 @@
         <w:rPr>
           <w:sz w:val="19"/>
         </w:rPr>
-        <w:t>China, aber Stadt-Land-Disparität und Moderationseffekt digital-sozialer Faktoren auch auf Deutschland übertragbar.</w:t>
+        <w:t>Ägypten, aber etablierte Instrumente und Befund (Health Literacy→Aging Outcomes) für Europa/Deutschland adaptierbar.</w:t>
       </w:r>
     </w:p>
     <w:p>
@@ -302,7 +302,7 @@
           <w:color w:val="5A7D3A"/>
           <w:sz w:val="18"/>
         </w:rPr>
-        <w:t>https://pubmed.ncbi.nlm.nih.gov/42845756/</w:t>
+        <w:t>https://pubmed.ncbi.nlm.nih.gov/42855688/</w:t>
       </w:r>
     </w:p>
     <w:p>
@@ -310,7 +310,7 @@
         <w:pStyle w:val="Heading2"/>
       </w:pPr>
       <w:r>
-        <w:t>Selbstmanagement bei Nierenerkrankung: Was Fachpersonal über Unterstützung weiß</w:t>
+        <w:t>Zielgruppengerechte Risikokommunikation zu Dopingmitteln in Fitnessstudios</w:t>
       </w:r>
     </w:p>
     <w:p>
@@ -320,12 +320,12 @@
           <w:color w:val="666666"/>
           <w:sz w:val="18"/>
         </w:rPr>
-        <w:t>Patel NA et al.  ·  J Nephrol  ·  10.10.2026  ·  PMID 42598916</w:t>
+        <w:t>Paasch R et al.  ·  Harm Reduct J  ·  23.09.2026  ·  PMID 42823728</w:t>
       </w:r>
     </w:p>
     <w:p>
       <w:r>
-        <w:t>Qualitative Studie mit 42 britischen Fachpersonen zur Unterstützung von Selbstmanagement bei chronischer Nierenerkrankung.</w:t>
+        <w:t>Querschnittstudie (n=550 Freizeitsportler) zur Replikation einer 7-Cluster-Typologie von Einstellungen zu Dopingmitteln mittels Theory of Planned Behavior und Health Belief Model, mit qualitativen Illustrationen.</w:t>
       </w:r>
     </w:p>
     <w:p>
@@ -336,7 +336,7 @@
         <w:t xml:space="preserve">Ergebnis: </w:t>
       </w:r>
       <w:r>
-        <w:t>Vier Themenbereiche identifiziert: (1) Gesundheitssystem unterstützt Selbstmanagement nicht ausreichend, (2) Bedarf für individualisierte Ansätze, (3) Verbesserung von Ressourcen nötig, (4) Anforderungen für Gesundheitsgerechtigkeit. Fachpersonal berichtet mangelnde, zugängliche Selbstmanagement-Ressourcen und fordert evidenzbasierte, auf individuelle Bedürfnisse zugeschnittene Interventionen.</w:t>
+        <w:t>Sieben heterogene Motivations- und kognitiv-motivationale Profile identifiziert (Silhouetten-Index=0,22, Bootstrap-Stabilität moderat); signifikante Assoziationen mit Anabolika- und Testosterongebrauch, aber nicht mit Wachstumshormonen. Profile zeigen 'Werteabstainer', 'ambivalente Risikonehmer' und 'Leistungsrationaliserer' – heterogene Präventionebedarfe statt Risikokontinuum.</w:t>
       </w:r>
     </w:p>
     <w:p>
@@ -351,7 +351,7 @@
         <w:rPr>
           <w:sz w:val="19"/>
         </w:rPr>
-        <w:t>UK-NHS-Kontext, aber identifizierte Systemprobleme in anderen Ländern ähnlich relevant.</w:t>
+        <w:t>Deutschland, deutschsprachige Fitnessstudio-Population; Typologien für zielgruppengenaue Harm-Reduction-Kommunikation direkt einsetzbar.</w:t>
       </w:r>
     </w:p>
     <w:p>
@@ -360,7 +360,7 @@
           <w:color w:val="5A7D3A"/>
           <w:sz w:val="18"/>
         </w:rPr>
-        <w:t>https://pubmed.ncbi.nlm.nih.gov/42598916/</w:t>
+        <w:t>https://pubmed.ncbi.nlm.nih.gov/42823728/</w:t>
       </w:r>
     </w:p>
     <w:p>
@@ -368,7 +368,7 @@
         <w:pStyle w:val="Heading2"/>
       </w:pPr>
       <w:r>
-        <w:t>Digital Health Literacy bei Nierenerkrankung: Probleme bei der Nutzung digitaler Gesundheitsinformation</w:t>
+        <w:t>Künstliche Sprachmodelle liefern präzise, aber unpersonalisierte Patienteninformationen</w:t>
       </w:r>
     </w:p>
     <w:p>
@@ -378,12 +378,12 @@
           <w:color w:val="666666"/>
           <w:sz w:val="18"/>
         </w:rPr>
-        <w:t>Totaro M et al.  ·  J Nephrol  ·  10.10.2026  ·  PMID 42583872</w:t>
+        <w:t>Li J et al.  ·  Front Public Health  ·  15.09.2026  ·  PMID 42812281</w:t>
       </w:r>
     </w:p>
     <w:p>
       <w:r>
-        <w:t>Querschnittsstudie mit 323 italienischen Patienten zur digitalen Gesundheitskompetenz (HLS19-DIGI-Tool) bei chronischer Nierenerkrankung.</w:t>
+        <w:t>Vergleichende Bewertung von sechs Large Language Models (ChatGPT, Claude, DeepSeek, Gemini, Grok, Qwen) bei der Beantwortung von 40 Patientenfragen zu Achalasie (n=240 Responses) anhand von Sicherheit, Genauigkeit, Empathie, Informationsqualität und Lesbarkeit.</w:t>
       </w:r>
     </w:p>
     <w:p>
@@ -394,7 +394,7 @@
         <w:t xml:space="preserve">Ergebnis: </w:t>
       </w:r>
       <w:r>
-        <w:t>"Problematische" Level beim Umgang mit digitalen Gesundheitsinformationen, "ausreichende" Level bei Interaktion mit digitalen Ressourcen gefunden. Älter, geringere Bildung und Arbeitslosigkeit (Rentner) = schlechtere Fähigkeiten; bessere Kompetenz bei höherem Einkommen, digitaler Schulung und regelmäßiger Geräte-Nutzung (1-3 Tage/Woche). Gezielte Interventionen zur Förderung digitaler Health Literacy empfohlen.</w:t>
+        <w:t>27 von 240 Responses (11,3%) als potenziell unsicher bewertet; Genauigkeit unterschied sich signifikant zwischen Modellen (kleiner Effekt). Größere Unterschiede in Empathie, Informationszuverlässigkeit und Lesbarkeit: ChatGPT 5.5 und Gemini 3.1 Pro Thinking erreichten höhere Empathie-Scores, Claude Opus 4.7 zeigte höhere Lesbarkeit-Schwierigkeit. JAMA-Benchmark-Scores waren insgesamt niedrig (mangelhafte Quellenangaben).</w:t>
       </w:r>
     </w:p>
     <w:p>
@@ -409,7 +409,7 @@
         <w:rPr>
           <w:sz w:val="19"/>
         </w:rPr>
-        <w:t>Italienisches Versicherungssystem, aber Ungleichheitsprofile und digitale Barrieren auch auf Deutschland übertragbar.</w:t>
+        <w:t>China, aber Evaluationsmethodik (Sicherheit/Genauigkeit/Empathie/Transparenz) für LLM-basierte Patienteninformation international anwendbar.</w:t>
       </w:r>
     </w:p>
     <w:p>
@@ -418,7 +418,7 @@
           <w:color w:val="5A7D3A"/>
           <w:sz w:val="18"/>
         </w:rPr>
-        <w:t>https://pubmed.ncbi.nlm.nih.gov/42583872/</w:t>
+        <w:t>https://pubmed.ncbi.nlm.nih.gov/42812281/</w:t>
       </w:r>
     </w:p>
     <w:sectPr>

--- a/download/studien-aktuell.docx
+++ b/download/studien-aktuell.docx
@@ -62,7 +62,7 @@
           <w:color w:val="666666"/>
           <w:sz w:val="18"/>
         </w:rPr>
-        <w:t>Stand: 12.10.2026  |  6 Studien  |  healthliteracy.m-vf.de</w:t>
+        <w:t>Stand: 13.10.2026  |  6 Studien  |  healthliteracy.m-vf.de</w:t>
       </w:r>
     </w:p>
     <w:p>
@@ -70,7 +70,7 @@
         <w:pStyle w:val="Heading1"/>
       </w:pPr>
       <w:r>
-        <w:t>Aufgenommen am 12.10.2026</w:t>
+        <w:t>Aufgenommen am 13.10.2026</w:t>
       </w:r>
     </w:p>
     <w:p>
@@ -78,7 +78,7 @@
         <w:pStyle w:val="Heading2"/>
       </w:pPr>
       <w:r>
-        <w:t>Digitale Kompetenz fördert Gesundheit älterer Menschen über Sozialbeziehungen</w:t>
+        <w:t>CollaboRATE-5 misst Patientenbeteiligung an Entscheidungen reliabel – auch in Türkei</w:t>
       </w:r>
     </w:p>
     <w:p>
@@ -88,12 +88,12 @@
           <w:color w:val="666666"/>
           <w:sz w:val="18"/>
         </w:rPr>
-        <w:t>Qi MH et al.  ·  Inquiry  ·  11.10.2026  ·  PMID 42859872</w:t>
+        <w:t>Toçoğlu M et al.  ·  J Eval Clin Pract  ·  Okt. 2026  ·  PMID 42862937</w:t>
       </w:r>
     </w:p>
     <w:p>
       <w:r>
-        <w:t>Querschnittstudie mit chinesischen Daten (n nicht genannt) zur Assoziation zwischen digitaler Literacy und physischer/psychischer Gesundheit, mit Sozialinteraktion als Mediator (Kausalitätsrahmen: digitale Technologie→Sozialbeziehungen→Gesundheit).</w:t>
+        <w:t>Methodische Studie zur Adaptation und psychometrischen Validierung der 5-Item-Skala CollaboRATE-5 für türkische Diabetespatienten (n=200) zur Erfassung wahrgenommener Shared Decision-Making.</w:t>
       </w:r>
     </w:p>
     <w:p>
@@ -104,7 +104,7 @@
         <w:t xml:space="preserve">Ergebnis: </w:t>
       </w:r>
       <w:r>
-        <w:t>Digitale Literacy war signifikant positiv mit physischer und psychischer Gesundheit assoziiert; Sozialinteraktion mediierte diese Assoziation bedeutsam. Heterogenitätsanalysen zeigten geschlechtsspezifische Muster: bei Männern Assoziation zur physischen Gesundheit signifikant, bei Frauen zur psychischen Gesundheit; urbaner/ruraler Status hatte keinen signifikanten Unterschied.</w:t>
+        <w:t>Cronbach's α=0,918 (hohe innere Konsistenz). Test-Retest-Reliabilität ICC=0,892 (n=65). Item-Gesamt-Korrelationen 0,776–0,866. Standardisierte Faktorladungen 0,872–0,986. Mittleres Score 9,51±2,22 (Range 0–12), 31,5% erreichten Maximalwert. Inverse Korrelation mit Decisional Conflict Scale (rs=−0,641; p&lt;0,001). Höhere Scores assoziiert mit höherer Bildung, besserer Gesundheitswahrnehmung, männlichem Geschlecht (alle p&lt;0,01). Strukturelle Validität in just-identified Modell nicht unabhängig bestätigt, aber insgesamt Reliabilität und Konstruktvalidität unterstützt.</w:t>
       </w:r>
     </w:p>
     <w:p>
@@ -119,7 +119,7 @@
         <w:rPr>
           <w:sz w:val="19"/>
         </w:rPr>
-        <w:t>China (CHARLS 2020), aber Mechanismus (digitale Kompetenz→Sozialaktivität→Gesundheit) in Alterungskontexten international relevant.</w:t>
+        <w:t>Türkei, aber CollaboRATE-5 international validierter Standard – Ergebnis auf Deutschland übertragbar</w:t>
       </w:r>
     </w:p>
     <w:p>
@@ -128,7 +128,7 @@
           <w:color w:val="5A7D3A"/>
           <w:sz w:val="18"/>
         </w:rPr>
-        <w:t>https://pubmed.ncbi.nlm.nih.gov/42859872/</w:t>
+        <w:t>https://pubmed.ncbi.nlm.nih.gov/42862937/</w:t>
       </w:r>
     </w:p>
     <w:p>
@@ -136,7 +136,7 @@
         <w:pStyle w:val="Heading2"/>
       </w:pPr>
       <w:r>
-        <w:t>Webgestützte Schulung verbessert Symptomkontrolle bei häuslicher Beatmung</w:t>
+        <w:t>Strukturierte Stillvorbereitung erhöht Stillquoten und reduziert Stillkomplikationen</w:t>
       </w:r>
     </w:p>
     <w:p>
@@ -146,12 +146,12 @@
           <w:color w:val="666666"/>
           <w:sz w:val="18"/>
         </w:rPr>
-        <w:t>Eriş Ş et al.  ·  Sleep Breath  ·  10.10.2026  ·  PMID 42859312</w:t>
+        <w:t>Zhang C et al.  ·  J Obstet Gynaecol  ·  12.10.2026  ·  PMID 42862704</w:t>
       </w:r>
     </w:p>
     <w:p>
       <w:r>
-        <w:t>Randomisierte Studie zur Wirkung einer webgestützten Schulung auf NIV-bezogene Nebenwirkungen und Schlafqualität bei COPD-Patienten mit häuslicher Heimbeatmung (n=75).</w:t>
+        <w:t>Eine Studie verglich Frauen mit multikomponentenem Schulungsprogramm (Wissen, Einstellungen, praktische Fähigkeiten) gegen Standardvorbereitung auf Stilleergebnis und Selbstwirksamkeit.</w:t>
       </w:r>
     </w:p>
     <w:p>
@@ -162,7 +162,7 @@
         <w:t xml:space="preserve">Ergebnis: </w:t>
       </w:r>
       <w:r>
-        <w:t>In der Interventionsgruppe sanken die Schlafstörungen (Insomnia Severity Index) signifikant stärker ab als in der Kontrolle (p&lt;0,001, η²p=0,352); bei Woche 8 zeigten sich signifikante Unterschiede zwischen den Gruppen (p&lt;0,001, η²p=0,753 für Gesamt-S³-NIV-Scores). Webgestützte Bildung unterstützte die Symptombewältigung und Patientenanpassung nachweislich.</w:t>
+        <w:t>Die Interventionsgruppe erreichte höhere Wissens-Einstellungs-Praktiken-Scores (80,8±5,6 vs. 63,4±6,9; p&lt;0,001), bessere Stillselbstwirksamkeit (58,2±4,8 vs. 48,6±5,4; p&lt;0,001) und signifikant höhere Quote ausschließlichen Stillens nach 6 Monaten (55,9% vs. 31,6%; p&lt;0,001); Morbidität (Brustwarzentrauma, Stauung, Mastitis) war deutlich reduziert (alle p&lt;0,01). Expositionsgruppe zeigte unabhängig erhöhte Chancen für Stillen nach 6 Monaten (adjustierte OR 2,84; 95%-CI 1,98–4,07).</w:t>
       </w:r>
     </w:p>
     <w:p>
@@ -177,7 +177,7 @@
         <w:rPr>
           <w:sz w:val="19"/>
         </w:rPr>
-        <w:t>Türkei, aber RCT-Design und strukturierte digitale Schulung sind systemunabhängig übertragbar.</w:t>
+        <w:t>China - Aussagen zur Stillförderung durch Wissen und Selbstwirksamkeit kulturunabhängig, Schulungsformat anpassbar</w:t>
       </w:r>
     </w:p>
     <w:p>
@@ -186,7 +186,7 @@
           <w:color w:val="5A7D3A"/>
           <w:sz w:val="18"/>
         </w:rPr>
-        <w:t>https://pubmed.ncbi.nlm.nih.gov/42859312/</w:t>
+        <w:t>https://pubmed.ncbi.nlm.nih.gov/42862704/</w:t>
       </w:r>
     </w:p>
     <w:p>
@@ -194,7 +194,7 @@
         <w:pStyle w:val="Heading2"/>
       </w:pPr>
       <w:r>
-        <w:t>Ernährungsschulung reduziert Schlafstörungen unter Chemotherapie</w:t>
+        <w:t>Patientenbeteiligung in Forschung gelingt – braucht aber Struktur und kontinuierliche Information</w:t>
       </w:r>
     </w:p>
     <w:p>
@@ -204,12 +204,12 @@
           <w:color w:val="666666"/>
           <w:sz w:val="18"/>
         </w:rPr>
-        <w:t>Cheng L et al.  ·  Support Care Cancer  ·  10.10.2026  ·  PMID 42859245</w:t>
+        <w:t>Reeck N et al.  ·  Health Expect  ·  Okt. 2026  ·  PMID 42861438</w:t>
       </w:r>
     </w:p>
     <w:p>
       <w:r>
-        <w:t>RCT zur Wirkung einer 12-wöchigen Schulung zu entzündungshemmender Ernährung auf Schlafqualität bei 132 Brustkrebspatienten unter Chemotherapie.</w:t>
+        <w:t>Qualitative Evaluationsstudie zur Beteiligung von 8 älteren Forschungskollaborateuren mit Sturzerfahrung über 3 Jahre mit dem Public and Patient Engagement Evaluation Tool (PPEET) und Prozessdokumentation.</w:t>
       </w:r>
     </w:p>
     <w:p>
@@ -220,7 +220,7 @@
         <w:t xml:space="preserve">Ergebnis: </w:t>
       </w:r>
       <w:r>
-        <w:t>Im Kompleteranalyse-Datensatz zeigten 49,2% der Interventionsgruppe vs. 78,9% der Kontrolle Schlafstörungen (p&lt;0,001); PSQI-Score sank um β=-2,10 (95%-KI: -3,01 bis -1,18; p&lt;0,001), Lebensqualität verbesserte sich um β=14,07 (95%-KI: 8,61–19,52; p&lt;0,001). Strukturierte Patientenschulung mit klaren Inhalten änderte Verhalten messbar.</w:t>
+        <w:t>8 ältere Personen, 29 Sitzungen über 3 Jahre. Positive Atmosphäre, aber initial Unklarheit über Ziele. Gesundheitsbedingte Ausfälle führten zur Aufnahme von 3 neuen Mitgliedern. PRT beeinflusste mehrere Forschungsphasen (z.B. Fokusgruppenmethode). Kernbefunde: Persönlicher Zugang, Zeit für Erfahrungsaustausch und kontinuierliche Information als kritische Erfolgsfaktoren; infrastrukturelle Unterstützung war vorhanden, aber Informationsstrukturen für Mitglieder müssen gestärkt werden.</w:t>
       </w:r>
     </w:p>
     <w:p>
@@ -235,7 +235,7 @@
         <w:rPr>
           <w:sz w:val="19"/>
         </w:rPr>
-        <w:t>China, aber evidenzbasierte Schulungsstruktur und schriftliche Materialien sind kulturübergreifend adaptierbar.</w:t>
+        <w:t>Deutschland, vergleichbares System – partizipative Forschung übertragbar, erfordert aber Kontinuität und klare Rollen</w:t>
       </w:r>
     </w:p>
     <w:p>
@@ -244,7 +244,7 @@
           <w:color w:val="5A7D3A"/>
           <w:sz w:val="18"/>
         </w:rPr>
-        <w:t>https://pubmed.ncbi.nlm.nih.gov/42859245/</w:t>
+        <w:t>https://pubmed.ncbi.nlm.nih.gov/42861438/</w:t>
       </w:r>
     </w:p>
     <w:p>
@@ -252,7 +252,7 @@
         <w:pStyle w:val="Heading2"/>
       </w:pPr>
       <w:r>
-        <w:t>Gesundheitskompetenz stärkt erfolgreiches Altern bei älteren Patienten</w:t>
+        <w:t>Gesundheitskompetenz korreliert schwach mit Lebensqualität – Organisationsebene entscheidend</w:t>
       </w:r>
     </w:p>
     <w:p>
@@ -262,12 +262,12 @@
           <w:color w:val="666666"/>
           <w:sz w:val="18"/>
         </w:rPr>
-        <w:t>Ibrahim HS et al.  ·  BMC Public Health  ·  09.10.2026  ·  PMID 42855688</w:t>
+        <w:t>Mostoles RJ et al.  ·  J Nurs Manag  ·  2026  ·  PMID 42860772</w:t>
       </w:r>
     </w:p>
     <w:p>
       <w:r>
-        <w:t>Querschnittstudie (n=246, 123 chronisch krank, 123 gesund, Alter ≥65 Jahre) zur Assoziation zwischen Gesundheitskompetenz und erfolgreichem Altern mittels Health Literacy Questionnaire und Successful Aging Scale.</w:t>
+        <w:t>Querschnittsstudie mit 215 Dialysepatienten in Saudi-Arabien zur Assoziation von Health Literacy und wahrgenommener Familienunterstützung mit nierenbezogener Lebensqualität sowie Implikationen für Pflegeleitung.</w:t>
       </w:r>
     </w:p>
     <w:p>
@@ -278,7 +278,7 @@
         <w:t xml:space="preserve">Ergebnis: </w:t>
       </w:r>
       <w:r>
-        <w:t>Patienten mit chronischen Erkrankungen zeigten signifikant niedrigere Gesundheitskompetenz- und erfolgreiches-Altern-Scores als Kontrollen (p&lt;0,001). Gesundheitskompetenz korrelierte positiv mit erfolgreichem Altern (r=0,612, p&lt;0,001) und war der stärkste unabhängige Prädiktor in der Regressionsanalyse; höhere Bildung und Einkommen verbesserten erfolgreiches Altern, Alter, ländlicher Wohnort und Rauchen verschlechterten es.</w:t>
+        <w:t>Health Literacy war einziger signifikanter Prädiktor (β=0,19; p=0,012), erklärte aber &lt;7% der Lebensqualitätsvarianz (R²=0,068). Wahrgenommene Familienunterstützung war an der Decke (M=6,99/7,0) und nicht assoziiert (r=−0,09; p=0,188). 91,7% der Patienten hatten geringe Health Literacy; 81,9% wählten verbale statt schriftlicher Information während Dialyse. Schlussfolgerung: Organisatorische Maßnahmen (universelles Teach-Back, Plain Language, Visualisierung) statt Individualinterventionen erforderlich.</w:t>
       </w:r>
     </w:p>
     <w:p>
@@ -293,7 +293,7 @@
         <w:rPr>
           <w:sz w:val="19"/>
         </w:rPr>
-        <w:t>Ägypten, aber etablierte Instrumente und Befund (Health Literacy→Aging Outcomes) für Europa/Deutschland adaptierbar.</w:t>
+        <w:t>Saudi-Arabien – Strukturelle Unterschiede (Familienzentrierung, Ressourcen), aber Befund zu organisatorischer Verantwortung übertragbar</w:t>
       </w:r>
     </w:p>
     <w:p>
@@ -302,7 +302,7 @@
           <w:color w:val="5A7D3A"/>
           <w:sz w:val="18"/>
         </w:rPr>
-        <w:t>https://pubmed.ncbi.nlm.nih.gov/42855688/</w:t>
+        <w:t>https://pubmed.ncbi.nlm.nih.gov/42860772/</w:t>
       </w:r>
     </w:p>
     <w:p>
@@ -310,7 +310,7 @@
         <w:pStyle w:val="Heading2"/>
       </w:pPr>
       <w:r>
-        <w:t>Zielgruppengerechte Risikokommunikation zu Dopingmitteln in Fitnessstudios</w:t>
+        <w:t>Health-Literacy-Interventionsstudien sind lückenhaft – standardisierte Messung und Implementierungsberichte fehlen</w:t>
       </w:r>
     </w:p>
     <w:p>
@@ -320,12 +320,12 @@
           <w:color w:val="666666"/>
           <w:sz w:val="18"/>
         </w:rPr>
-        <w:t>Paasch R et al.  ·  Harm Reduct J  ·  23.09.2026  ·  PMID 42823728</w:t>
+        <w:t>Zhou Y et al.  ·  Health Lit Res Pract  ·  09.10.2026  ·  PMID 42858454</w:t>
       </w:r>
     </w:p>
     <w:p>
       <w:r>
-        <w:t>Querschnittstudie (n=550 Freizeitsportler) zur Replikation einer 7-Cluster-Typologie von Einstellungen zu Dopingmitteln mittels Theory of Planned Behavior und Health Belief Model, mit qualitativen Illustrationen.</w:t>
+        <w:t>Scoping Review von 117 US-amerikanischen Interventionsstudien (2014–2024) zur Kartierung von Health-Literacy-Messinstrumenten, Implementierungsqualität und Reporting-Praktiken nach RE-AIM-Rahmen.</w:t>
       </w:r>
     </w:p>
     <w:p>
@@ -336,7 +336,7 @@
         <w:t xml:space="preserve">Ergebnis: </w:t>
       </w:r>
       <w:r>
-        <w:t>Sieben heterogene Motivations- und kognitiv-motivationale Profile identifiziert (Silhouetten-Index=0,22, Bootstrap-Stabilität moderat); signifikante Assoziationen mit Anabolika- und Testosterongebrauch, aber nicht mit Wachstumshormonen. Profile zeigen 'Werteabstainer', 'ambivalente Risikonehmer' und 'Leistungsrationaliserer' – heterogene Präventionebedarfe statt Risikokontinuum.</w:t>
+        <w:t>71 von 117 Studien berichteten Health-Literacy-Messung; nur 49 nutzten validierte Instrumente. Am häufigsten: Newest Vital Sign, eHealth Literacy Scale, RE-AIM. Trotz starker Repräsentation von Rassen-/Ethnien begrenzte Einbindung von Nicht-Englischsprachigen. Nahezu alle Studien zeigten Effektivität; vorwiegend Verhaltensoutcomes gemessen. RE-AIM-Analyse: erhebliche Lücken in Demografica, Implementierungstreue (nur 18%), Kostenberichte und Nachhaltigkeitsplanung (&lt;10%). Schlussfolgerung: fehlende Standardisierung in Messung und Implementierungsberichte limitieren Vergleichbarkeit und Praxisübertrag.</w:t>
       </w:r>
     </w:p>
     <w:p>
@@ -351,7 +351,7 @@
         <w:rPr>
           <w:sz w:val="19"/>
         </w:rPr>
-        <w:t>Deutschland, deutschsprachige Fitnessstudio-Population; Typologien für zielgruppengenaue Harm-Reduction-Kommunikation direkt einsetzbar.</w:t>
+        <w:t>USA – Systematische Bewertung übertragbar, aber Tools müssen sprachspezifisch validiert werden</w:t>
       </w:r>
     </w:p>
     <w:p>
@@ -360,7 +360,7 @@
           <w:color w:val="5A7D3A"/>
           <w:sz w:val="18"/>
         </w:rPr>
-        <w:t>https://pubmed.ncbi.nlm.nih.gov/42823728/</w:t>
+        <w:t>https://pubmed.ncbi.nlm.nih.gov/42858454/</w:t>
       </w:r>
     </w:p>
     <w:p>
@@ -368,7 +368,7 @@
         <w:pStyle w:val="Heading2"/>
       </w:pPr>
       <w:r>
-        <w:t>Künstliche Sprachmodelle liefern präzise, aber unpersonalisierte Patienteninformationen</w:t>
+        <w:t>Arztstatus und Einrichtung erklären Studienteilnahme stärker als Patienten-Merkmale</w:t>
       </w:r>
     </w:p>
     <w:p>
@@ -378,12 +378,12 @@
           <w:color w:val="666666"/>
           <w:sz w:val="18"/>
         </w:rPr>
-        <w:t>Li J et al.  ·  Front Public Health  ·  15.09.2026  ·  PMID 42812281</w:t>
+        <w:t>Jiang C et al.  ·  JAMA Netw Open  ·  01.10.2026  ·  PMID 42837155</w:t>
       </w:r>
     </w:p>
     <w:p>
       <w:r>
-        <w:t>Vergleichende Bewertung von sechs Large Language Models (ChatGPT, Claude, DeepSeek, Gemini, Grok, Qwen) bei der Beantwortung von 40 Patientenfragen zu Achalasie (n=240 Responses) anhand von Sicherheit, Genauigkeit, Empathie, Informationsqualität und Lesbarkeit.</w:t>
+        <w:t>Kohortenstudie mit 205.743 amerikanischen Krebspatienten mit fortgeschrittener/metastasierter Erkrankung (2011–2024) zur Analyse von Variationsquellen in Studienteilnahme mittels gemischter logistischer Regressionsmodelle.</w:t>
       </w:r>
     </w:p>
     <w:p>
@@ -394,7 +394,7 @@
         <w:t xml:space="preserve">Ergebnis: </w:t>
       </w:r>
       <w:r>
-        <w:t>27 von 240 Responses (11,3%) als potenziell unsicher bewertet; Genauigkeit unterschied sich signifikant zwischen Modellen (kleiner Effekt). Größere Unterschiede in Empathie, Informationszuverlässigkeit und Lesbarkeit: ChatGPT 5.5 und Gemini 3.1 Pro Thinking erreichten höhere Empathie-Scores, Claude Opus 4.7 zeigte höhere Lesbarkeit-Schwierigkeit. JAMA-Benchmark-Scores waren insgesamt niedrig (mangelhafte Quellenangaben).</w:t>
+        <w:t>10.785 Patienten (5,2%) nahmen an Studien teil; Quote stieg von 3,9% (2011) auf 6,8% (2024). Teilnahme stark konzentriert: 389 von 1.664 Ärzten (23,4%) erklären 83,6% aller Anmeldungen; 21 von 107 Einrichtungen (19,6%) 80,5% der Patienten. 494 Ärzte (29,7%) rekrutierten niemandem. Arzt- und Einrichtungsebene erklärten zusammen 27,4% der Varianz, Patientenmerkmale nur 11,4%. Spezialisierung des Arztes (1–2 Indikationen: OR 4,11; 95%-CI 2,53–6,68), frühere Rekrutierungsaktivität (OR 1,58; 95%-CI 1,43–1,76) und Forschungsengagement der Einrichtung (OR 2,68; 95%-CI 2,12–3,39) zeigten höchste Assoziationen.</w:t>
       </w:r>
     </w:p>
     <w:p>
@@ -409,7 +409,7 @@
         <w:rPr>
           <w:sz w:val="19"/>
         </w:rPr>
-        <w:t>China, aber Evaluationsmethodik (Sicherheit/Genauigkeit/Empathie/Transparenz) für LLM-basierte Patienteninformation international anwendbar.</w:t>
+        <w:t>USA – Struktur und Organisationskontext universal, aber Gesundheitssystem und Rekrutierungserwartungen andersartig</w:t>
       </w:r>
     </w:p>
     <w:p>
@@ -418,7 +418,7 @@
           <w:color w:val="5A7D3A"/>
           <w:sz w:val="18"/>
         </w:rPr>
-        <w:t>https://pubmed.ncbi.nlm.nih.gov/42812281/</w:t>
+        <w:t>https://pubmed.ncbi.nlm.nih.gov/42837155/</w:t>
       </w:r>
     </w:p>
     <w:sectPr>

--- a/download/studien-aktuell.docx
+++ b/download/studien-aktuell.docx
@@ -62,7 +62,7 @@
           <w:color w:val="666666"/>
           <w:sz w:val="18"/>
         </w:rPr>
-        <w:t>Stand: 13.10.2026  |  6 Studien  |  healthliteracy.m-vf.de</w:t>
+        <w:t>Stand: 14.10.2026  |  6 Studien  |  healthliteracy.m-vf.de</w:t>
       </w:r>
     </w:p>
     <w:p>
@@ -70,7 +70,7 @@
         <w:pStyle w:val="Heading1"/>
       </w:pPr>
       <w:r>
-        <w:t>Aufgenommen am 13.10.2026</w:t>
+        <w:t>Aufgenommen am 14.10.2026</w:t>
       </w:r>
     </w:p>
     <w:p>
@@ -78,7 +78,7 @@
         <w:pStyle w:val="Heading2"/>
       </w:pPr>
       <w:r>
-        <w:t>CollaboRATE-5 misst Patientenbeteiligung an Entscheidungen reliabel – auch in Türkei</w:t>
+        <w:t>Kurzvideo verbessert Verständnis von Tumor-Genomtestung dauerhaft</w:t>
       </w:r>
     </w:p>
     <w:p>
@@ -88,12 +88,12 @@
           <w:color w:val="666666"/>
           <w:sz w:val="18"/>
         </w:rPr>
-        <w:t>Toçoğlu M et al.  ·  J Eval Clin Pract  ·  Okt. 2026  ·  PMID 42862937</w:t>
+        <w:t>Veney DJ et al.  ·  PLoS One  ·  13.10.2026  ·  PMID 42868120</w:t>
       </w:r>
     </w:p>
     <w:p>
       <w:r>
-        <w:t>Methodische Studie zur Adaptation und psychometrischen Validierung der 5-Item-Skala CollaboRATE-5 für türkische Diabetespatienten (n=200) zur Erfassung wahrgenommener Shared Decision-Making.</w:t>
+        <w:t>Quantitative Studie mit 203 Krebspatienten in akademischen und Gemeinschaftspraxen in den USA, die die Wirkung eines 3-4 Minuten langen Erklärvideos vor Genomtestung untersuchte.</w:t>
       </w:r>
     </w:p>
     <w:p>
@@ -104,7 +104,7 @@
         <w:t xml:space="preserve">Ergebnis: </w:t>
       </w:r>
       <w:r>
-        <w:t>Cronbach's α=0,918 (hohe innere Konsistenz). Test-Retest-Reliabilität ICC=0,892 (n=65). Item-Gesamt-Korrelationen 0,776–0,866. Standardisierte Faktorladungen 0,872–0,986. Mittleres Score 9,51±2,22 (Range 0–12), 31,5% erreichten Maximalwert. Inverse Korrelation mit Decisional Conflict Scale (rs=−0,641; p&lt;0,001). Höhere Scores assoziiert mit höherer Bildung, besserer Gesundheitswahrnehmung, männlichem Geschlecht (alle p&lt;0,01). Strukturelle Validität in just-identified Modell nicht unabhängig bestätigt, aber insgesamt Reliabilität und Konstruktvalidität unterstützt.</w:t>
+        <w:t>Videogestütztes Wissen (VMSK) verbesserte sich signifikant vom Zeitpunkt vor Video (T1) über direkt danach (T2) bis nach Ergebnis (T3), mit p&lt;0,0001. Bei vier spezifischen Fragen zu Behandlungsfolgen, Zufallsbefunden und Kostenübernahme war die Verbesserung deutlich (alle p≤0,0001). Objektives genetisches Wissen (GKU) änderte sich nicht (p=0,41). Die Wirkung war konsistent in akademischen und Gemeinschaftspraxen sowie über alle Krebsarten hinweg.</w:t>
       </w:r>
     </w:p>
     <w:p>
@@ -119,7 +119,7 @@
         <w:rPr>
           <w:sz w:val="19"/>
         </w:rPr>
-        <w:t>Türkei, aber CollaboRATE-5 international validierter Standard – Ergebnis auf Deutschland übertragbar</w:t>
+        <w:t>USA; Videoformat und Inhalte müssen für deutsche Fachsprache und Versicherungssystem adaptiert werden</w:t>
       </w:r>
     </w:p>
     <w:p>
@@ -128,7 +128,7 @@
           <w:color w:val="5A7D3A"/>
           <w:sz w:val="18"/>
         </w:rPr>
-        <w:t>https://pubmed.ncbi.nlm.nih.gov/42862937/</w:t>
+        <w:t>https://pubmed.ncbi.nlm.nih.gov/42868120/</w:t>
       </w:r>
     </w:p>
     <w:p>
@@ -136,7 +136,7 @@
         <w:pStyle w:val="Heading2"/>
       </w:pPr>
       <w:r>
-        <w:t>Strukturierte Stillvorbereitung erhöht Stillquoten und reduziert Stillkomplikationen</w:t>
+        <w:t>Schulung stärkt Gesundheitskompetenz von Pflegefachpersonen – erste Messresultate aus China</w:t>
       </w:r>
     </w:p>
     <w:p>
@@ -146,12 +146,12 @@
           <w:color w:val="666666"/>
           <w:sz w:val="18"/>
         </w:rPr>
-        <w:t>Zhang C et al.  ·  J Obstet Gynaecol  ·  12.10.2026  ·  PMID 42862704</w:t>
+        <w:t>Bao X et al.  ·  Front Public Health  ·  28.09.2026  ·  PMID 42865762</w:t>
       </w:r>
     </w:p>
     <w:p>
       <w:r>
-        <w:t>Eine Studie verglich Frauen mit multikomponentenem Schulungsprogramm (Wissen, Einstellungen, praktische Fähigkeiten) gegen Standardvorbereitung auf Stilleergebnis und Selbstwirksamkeit.</w:t>
+        <w:t>Methodische Studie mit 647 Pflegefachpersonen aus Krankenhäusern in China, die eine Skala zur Erfassung von Gesundheitskompetenz bei Pflegenden entwickelte und in einer Querschnittserhebung anwendete.</w:t>
       </w:r>
     </w:p>
     <w:p>
@@ -162,7 +162,7 @@
         <w:t xml:space="preserve">Ergebnis: </w:t>
       </w:r>
       <w:r>
-        <w:t>Die Interventionsgruppe erreichte höhere Wissens-Einstellungs-Praktiken-Scores (80,8±5,6 vs. 63,4±6,9; p&lt;0,001), bessere Stillselbstwirksamkeit (58,2±4,8 vs. 48,6±5,4; p&lt;0,001) und signifikant höhere Quote ausschließlichen Stillens nach 6 Monaten (55,9% vs. 31,6%; p&lt;0,001); Morbidität (Brustwarzentrauma, Stauung, Mastitis) war deutlich reduziert (alle p&lt;0,01). Expositionsgruppe zeigte unabhängig erhöhte Chancen für Stillen nach 6 Monaten (adjustierte OR 2,84; 95%-CI 1,98–4,07).</w:t>
+        <w:t>Die finale 39-Item-Skala mit fünf Dimensionen erklärte 72,6% der Varianz mit gutem Modellfit (χ²/df=2,223, RMSEA=0,056). Die Gesamtskala Cronbachs α war 0,958. Bei 647 befragten Pflegefachpersonen lag der mittlere Score bei 154,41 (SD 20,60). In der Regressionsanalyse waren unabhängige Prädiktoren: Gesundheitsstatus (β=0,087, p=0,024), Gesundheitskompetenz-Schulung (β=0,164, p=0,001) und Kompetenzschulung (β=0,122, p=0,012). Diese erklärten 7,8% der Varianz.</w:t>
       </w:r>
     </w:p>
     <w:p>
@@ -177,7 +177,7 @@
         <w:rPr>
           <w:sz w:val="19"/>
         </w:rPr>
-        <w:t>China - Aussagen zur Stillförderung durch Wissen und Selbstwirksamkeit kulturunabhängig, Schulungsformat anpassbar</w:t>
+        <w:t>China; Skalenkonstruktion für deutsches Nursing-Assessment möglich, aber Kontextualisierung erforderlich</w:t>
       </w:r>
     </w:p>
     <w:p>
@@ -186,7 +186,7 @@
           <w:color w:val="5A7D3A"/>
           <w:sz w:val="18"/>
         </w:rPr>
-        <w:t>https://pubmed.ncbi.nlm.nih.gov/42862704/</w:t>
+        <w:t>https://pubmed.ncbi.nlm.nih.gov/42865762/</w:t>
       </w:r>
     </w:p>
     <w:p>
@@ -194,7 +194,7 @@
         <w:pStyle w:val="Heading2"/>
       </w:pPr>
       <w:r>
-        <w:t>Patientenbeteiligung in Forschung gelingt – braucht aber Struktur und kontinuierliche Information</w:t>
+        <w:t>Beteiligung von Patienten in der Arzneimittelentwicklung: Motive analysieren, Hürden erkennen</w:t>
       </w:r>
     </w:p>
     <w:p>
@@ -204,12 +204,12 @@
           <w:color w:val="666666"/>
           <w:sz w:val="18"/>
         </w:rPr>
-        <w:t>Reeck N et al.  ·  Health Expect  ·  Okt. 2026  ·  PMID 42861438</w:t>
+        <w:t>Frost J et al.  ·  Sociol Health Illn  ·  Nov. 2026  ·  PMID 42865318</w:t>
       </w:r>
     </w:p>
     <w:p>
       <w:r>
-        <w:t>Qualitative Evaluationsstudie zur Beteiligung von 8 älteren Forschungskollaborateuren mit Sturzerfahrung über 3 Jahre mit dem Public and Patient Engagement Evaluation Tool (PPEET) und Prozessdokumentation.</w:t>
+        <w:t>Ethnografische Studie mit Biotechnologieunternehmen (200 Stunden informelle, 50 Stunden formelle Beobachtung, 10 Interviews, Dokumentenanalyse), die die Motive und praktischen Barrieren für Patientenbeteiligung während der Arzneimittelentwicklung untersuchte.</w:t>
       </w:r>
     </w:p>
     <w:p>
@@ -220,7 +220,7 @@
         <w:t xml:space="preserve">Ergebnis: </w:t>
       </w:r>
       <w:r>
-        <w:t>8 ältere Personen, 29 Sitzungen über 3 Jahre. Positive Atmosphäre, aber initial Unklarheit über Ziele. Gesundheitsbedingte Ausfälle führten zur Aufnahme von 3 neuen Mitgliedern. PRT beeinflusste mehrere Forschungsphasen (z.B. Fokusgruppenmethode). Kernbefunde: Persönlicher Zugang, Zeit für Erfahrungsaustausch und kontinuierliche Information als kritische Erfolgsfaktoren; infrastrukturelle Unterstützung war vorhanden, aber Informationsstrukturen für Mitglieder müssen gestärkt werden.</w:t>
+        <w:t>Unternehmen nennen mehrere Motive für Patientenbeteiligung: regulatorische Anforderungen, Corporate Social Responsibility und Return-on-Investment. Die Analyse zeigte aber systematische Lücken: Es fehlte eine Strategie, diese Motive in ein Framework zu übersetzen, das nachhaltige Beteiligung im Zeitverlauf sichert. Barrieren sind die dynamische Natur der Pipeline, begrenzte zeitliche Fenster und falsche Vorstellungen über Engagement-Mechanismen. Die Studie identifizierte Praktiken in Entwicklungs- und Industrieprozessen, die sinnvolle Beteiligung behindern.</w:t>
       </w:r>
     </w:p>
     <w:p>
@@ -235,7 +235,7 @@
         <w:rPr>
           <w:sz w:val="19"/>
         </w:rPr>
-        <w:t>Deutschland, vergleichbares System – partizipative Forschung übertragbar, erfordert aber Kontinuität und klare Rollen</w:t>
+        <w:t>Großbritannien mit Patientenperspektive; Erkenntnisse zu institutionellen Barrieren auf deutsche Versorgungsforschung übertragbar</w:t>
       </w:r>
     </w:p>
     <w:p>
@@ -244,7 +244,7 @@
           <w:color w:val="5A7D3A"/>
           <w:sz w:val="18"/>
         </w:rPr>
-        <w:t>https://pubmed.ncbi.nlm.nih.gov/42861438/</w:t>
+        <w:t>https://pubmed.ncbi.nlm.nih.gov/42865318/</w:t>
       </w:r>
     </w:p>
     <w:p>
@@ -252,7 +252,7 @@
         <w:pStyle w:val="Heading2"/>
       </w:pPr>
       <w:r>
-        <w:t>Gesundheitskompetenz korreliert schwach mit Lebensqualität – Organisationsebene entscheidend</w:t>
+        <w:t>Psychoedukation mit motivierender Gesprächsführung verbessert Wissen und Hoffnung bei Schizophrenie</w:t>
       </w:r>
     </w:p>
     <w:p>
@@ -262,12 +262,12 @@
           <w:color w:val="666666"/>
           <w:sz w:val="18"/>
         </w:rPr>
-        <w:t>Mostoles RJ et al.  ·  J Nurs Manag  ·  2026  ·  PMID 42860772</w:t>
+        <w:t>Taşkıner B et al.  ·  Arch Psychiatr Nurs  ·  27.08.2026  ·  PMID 42863921</w:t>
       </w:r>
     </w:p>
     <w:p>
       <w:r>
-        <w:t>Querschnittsstudie mit 215 Dialysepatienten in Saudi-Arabien zur Assoziation von Health Literacy und wahrgenommener Familienunterstützung mit nierenbezogener Lebensqualität sowie Implikationen für Pflegeleitung.</w:t>
+        <w:t>Randomisierte kontrollierte Studie mit 44 Personen mit Schizophrenie in der Türkei, die untersuchte, ob ein kombiniertes Programm aus Psychoedukation und motivierender Gesprächsführung das krankheitsbezogene Wissen und die Hoffnung verbessert.</w:t>
       </w:r>
     </w:p>
     <w:p>
@@ -278,7 +278,7 @@
         <w:t xml:space="preserve">Ergebnis: </w:t>
       </w:r>
       <w:r>
-        <w:t>Health Literacy war einziger signifikanter Prädiktor (β=0,19; p=0,012), erklärte aber &lt;7% der Lebensqualitätsvarianz (R²=0,068). Wahrgenommene Familienunterstützung war an der Decke (M=6,99/7,0) und nicht assoziiert (r=−0,09; p=0,188). 91,7% der Patienten hatten geringe Health Literacy; 81,9% wählten verbale statt schriftlicher Information während Dialyse. Schlussfolgerung: Organisatorische Maßnahmen (universelles Teach-Back, Plain Language, Visualisierung) statt Individualinterventionen erforderlich.</w:t>
+        <w:t>Die Interventionsgruppe (n=21) zeigte nach dem Programm signifikante Verbesserungen in krankheitsbezogenem Wissen (F=176,060, p&lt;0,001, η²=0,898) und Hoffnung (F=99,782, p&lt;0,001, η²=0,833), die sich ein Monat später erhielten. Die Kontrollgruppe (n=23) ohne Intervention zeigte diese Verbesserungen nicht.</w:t>
       </w:r>
     </w:p>
     <w:p>
@@ -293,7 +293,7 @@
         <w:rPr>
           <w:sz w:val="19"/>
         </w:rPr>
-        <w:t>Saudi-Arabien – Strukturelle Unterschiede (Familienzentrierung, Ressourcen), aber Befund zu organisatorischer Verantwortung übertragbar</w:t>
+        <w:t>Türkei, psychiatrischer Gemeindedienst; Schulungsmodell prinzipiell übertragbar auf deutsches Gesundheitswesen</w:t>
       </w:r>
     </w:p>
     <w:p>
@@ -302,7 +302,7 @@
           <w:color w:val="5A7D3A"/>
           <w:sz w:val="18"/>
         </w:rPr>
-        <w:t>https://pubmed.ncbi.nlm.nih.gov/42860772/</w:t>
+        <w:t>https://pubmed.ncbi.nlm.nih.gov/42863921/</w:t>
       </w:r>
     </w:p>
     <w:p>
@@ -310,7 +310,7 @@
         <w:pStyle w:val="Heading2"/>
       </w:pPr>
       <w:r>
-        <w:t>Health-Literacy-Interventionsstudien sind lückenhaft – standardisierte Messung und Implementierungsberichte fehlen</w:t>
+        <w:t>Wie Gesundheitskompetenz über Verhalten und Psyche die Lebensqualität beeinflusst</w:t>
       </w:r>
     </w:p>
     <w:p>
@@ -320,12 +320,12 @@
           <w:color w:val="666666"/>
           <w:sz w:val="18"/>
         </w:rPr>
-        <w:t>Zhou Y et al.  ·  Health Lit Res Pract  ·  09.10.2026  ·  PMID 42858454</w:t>
+        <w:t>Poonthananiwatkul B et al.  ·  Health Lit Res Pract  ·  09.10.2026  ·  PMID 42858453</w:t>
       </w:r>
     </w:p>
     <w:p>
       <w:r>
-        <w:t>Scoping Review von 117 US-amerikanischen Interventionsstudien (2014–2024) zur Kartierung von Health-Literacy-Messinstrumenten, Implementierungsqualität und Reporting-Praktiken nach RE-AIM-Rahmen.</w:t>
+        <w:t>Strukturgleichungsmodell mit 360 arbeitsfähigen Erwachsenen (15–59 Jahre) in Thailand, das die Pfade untersuchte, über die Gesundheitskompetenz auf Lebensqualität wirkt.</w:t>
       </w:r>
     </w:p>
     <w:p>
@@ -336,7 +336,7 @@
         <w:t xml:space="preserve">Ergebnis: </w:t>
       </w:r>
       <w:r>
-        <w:t>71 von 117 Studien berichteten Health-Literacy-Messung; nur 49 nutzten validierte Instrumente. Am häufigsten: Newest Vital Sign, eHealth Literacy Scale, RE-AIM. Trotz starker Repräsentation von Rassen-/Ethnien begrenzte Einbindung von Nicht-Englischsprachigen. Nahezu alle Studien zeigten Effektivität; vorwiegend Verhaltensoutcomes gemessen. RE-AIM-Analyse: erhebliche Lücken in Demografica, Implementierungstreue (nur 18%), Kostenberichte und Nachhaltigkeitsplanung (&lt;10%). Schlussfolgerung: fehlende Standardisierung in Messung und Implementierungsberichte limitieren Vergleichbarkeit und Praxisübertrag.</w:t>
+        <w:t>Gesundheitsverhalten und psychische Gesundheit hatten signifikante direkte positive Effekte auf Lebensqualität (β=0,315, p&lt;0,001; β=0,860, p&lt;0,001). Gesundheitskompetenz wirkte signifikant positiv auf Verhalten (β=0,396, p&lt;0,001) und psychische Gesundheit (β=0,391, p&lt;0,001) und indirekt auf Lebensqualität (β=0,464, p&lt;0,001). Das Modell erklärte 92% der Varianz in Lebensqualität mit ausgezeichnetem Fit (χ²/df=1,249, p=0,070, RMSEA=0,026, CFI=0,995). Ein sequenzieller Pfad wurde beobachtet: Gesundheitskompetenz → Verhalten → psychische Gesundheit → Lebensqualität.</w:t>
       </w:r>
     </w:p>
     <w:p>
@@ -351,7 +351,7 @@
         <w:rPr>
           <w:sz w:val="19"/>
         </w:rPr>
-        <w:t>USA – Systematische Bewertung übertragbar, aber Tools müssen sprachspezifisch validiert werden</w:t>
+        <w:t>Thailand; Modellstruktur zeigt theoretische Anknüpfungspunkte für deutsche Interventionen, aber kulturelle Kontextualisierung nötig</w:t>
       </w:r>
     </w:p>
     <w:p>
@@ -360,7 +360,7 @@
           <w:color w:val="5A7D3A"/>
           <w:sz w:val="18"/>
         </w:rPr>
-        <w:t>https://pubmed.ncbi.nlm.nih.gov/42858454/</w:t>
+        <w:t>https://pubmed.ncbi.nlm.nih.gov/42858453/</w:t>
       </w:r>
     </w:p>
     <w:p>
@@ -368,7 +368,7 @@
         <w:pStyle w:val="Heading2"/>
       </w:pPr>
       <w:r>
-        <w:t>Arztstatus und Einrichtung erklären Studienteilnahme stärker als Patienten-Merkmale</w:t>
+        <w:t>Generative KI in der Patientenbeteiligung: Risiken erkennen, Regeln setzen</w:t>
       </w:r>
     </w:p>
     <w:p>
@@ -378,12 +378,12 @@
           <w:color w:val="666666"/>
           <w:sz w:val="18"/>
         </w:rPr>
-        <w:t>Jiang C et al.  ·  JAMA Netw Open  ·  01.10.2026  ·  PMID 42837155</w:t>
+        <w:t>Lammons W et al.  ·  J Med Internet Res  ·  30.09.2026  ·  PMID 42852573</w:t>
       </w:r>
     </w:p>
     <w:p>
       <w:r>
-        <w:t>Kohortenstudie mit 205.743 amerikanischen Krebspatienten mit fortgeschrittener/metastasierter Erkrankung (2011–2024) zur Analyse von Variationsquellen in Studienteilnahme mittels gemischter logistischer Regressionsmodelle.</w:t>
+        <w:t>Stellungnahme von PPIE-Fachleuten (Patient and Public Involvement and Engagement) in Großbritannien, die die Risiken und Chancen generativer KI für die authentische Rolle von Patienten in Gesundheitsforschung und -politik analysiert.</w:t>
       </w:r>
     </w:p>
     <w:p>
@@ -394,7 +394,7 @@
         <w:t xml:space="preserve">Ergebnis: </w:t>
       </w:r>
       <w:r>
-        <w:t>10.785 Patienten (5,2%) nahmen an Studien teil; Quote stieg von 3,9% (2011) auf 6,8% (2024). Teilnahme stark konzentriert: 389 von 1.664 Ärzten (23,4%) erklären 83,6% aller Anmeldungen; 21 von 107 Einrichtungen (19,6%) 80,5% der Patienten. 494 Ärzte (29,7%) rekrutierten niemandem. Arzt- und Einrichtungsebene erklärten zusammen 27,4% der Varianz, Patientenmerkmale nur 11,4%. Spezialisierung des Arztes (1–2 Indikationen: OR 4,11; 95%-CI 2,53–6,68), frühere Rekrutierungsaktivität (OR 1,58; 95%-CI 1,43–1,76) und Forschungsengagement der Einrichtung (OR 2,68; 95%-CI 2,12–3,39) zeigten höchste Assoziationen.</w:t>
+        <w:t>Vier Risiken werden benannt: KI kann verzerrte oder falsche Outputs produzieren, die Ungleichheit verstärken, Patientenstimmen minimieren oder ersetzen und Lernprozesse einengen. Als Chancen werden schnellere Diagnostik und Barrierefreiheit genannt. Die Autoren stellen eine Checkliste bereit mit pragmatischen Anforderungen an ethische KI-Nutzung in PPIE-Kontexten.</w:t>
       </w:r>
     </w:p>
     <w:p>
@@ -409,7 +409,7 @@
         <w:rPr>
           <w:sz w:val="19"/>
         </w:rPr>
-        <w:t>USA – Struktur und Organisationskontext universal, aber Gesundheitssystem und Rekrutierungserwartungen andersartig</w:t>
+        <w:t>Großbritannien, NHS-Kontext; Fragenstellung zur Authentizität von Patientenstimmen systemübergreifend relevant</w:t>
       </w:r>
     </w:p>
     <w:p>
@@ -418,7 +418,7 @@
           <w:color w:val="5A7D3A"/>
           <w:sz w:val="18"/>
         </w:rPr>
-        <w:t>https://pubmed.ncbi.nlm.nih.gov/42837155/</w:t>
+        <w:t>https://pubmed.ncbi.nlm.nih.gov/42852573/</w:t>
       </w:r>
     </w:p>
     <w:sectPr>

--- a/download/studien-aktuell.docx
+++ b/download/studien-aktuell.docx
@@ -62,7 +62,7 @@
           <w:color w:val="666666"/>
           <w:sz w:val="18"/>
         </w:rPr>
-        <w:t>Stand: 14.10.2026  |  6 Studien  |  healthliteracy.m-vf.de</w:t>
+        <w:t>Stand: 15.10.2026  |  6 Studien  |  healthliteracy.m-vf.de</w:t>
       </w:r>
     </w:p>
     <w:p>
@@ -70,7 +70,7 @@
         <w:pStyle w:val="Heading1"/>
       </w:pPr>
       <w:r>
-        <w:t>Aufgenommen am 14.10.2026</w:t>
+        <w:t>Aufgenommen am 15.10.2026</w:t>
       </w:r>
     </w:p>
     <w:p>
@@ -78,7 +78,7 @@
         <w:pStyle w:val="Heading2"/>
       </w:pPr>
       <w:r>
-        <w:t>Kurzvideo verbessert Verständnis von Tumor-Genomtestung dauerhaft</w:t>
+        <w:t>Dreisäulen-Rahmen für digitale Gesundheitsbewertung in Ländern mit niedriger Ressourcenlage</w:t>
       </w:r>
     </w:p>
     <w:p>
@@ -88,12 +88,12 @@
           <w:color w:val="666666"/>
           <w:sz w:val="18"/>
         </w:rPr>
-        <w:t>Veney DJ et al.  ·  PLoS One  ·  13.10.2026  ·  PMID 42868120</w:t>
+        <w:t>Irawan AS et al.  ·  Front Public Health  ·  29.09.2026  ·  PMID 42871285</w:t>
       </w:r>
     </w:p>
     <w:p>
       <w:r>
-        <w:t>Quantitative Studie mit 203 Krebspatienten in akademischen und Gemeinschaftspraxen in den USA, die die Wirkung eines 3-4 Minuten langen Erklärvideos vor Genomtestung untersuchte.</w:t>
+        <w:t>Narrative Übersicht mit integrativem Konzept zur Bewertung digitaler Gesundheit in ressourcenschwachen Ländern, kombiniert Technologie-Benchmarking, Digital Health Literacy und Social-Media-Analyse an 15 ausgewählten Studien (2020–2026).</w:t>
       </w:r>
     </w:p>
     <w:p>
@@ -104,7 +104,7 @@
         <w:t xml:space="preserve">Ergebnis: </w:t>
       </w:r>
       <w:r>
-        <w:t>Videogestütztes Wissen (VMSK) verbesserte sich signifikant vom Zeitpunkt vor Video (T1) über direkt danach (T2) bis nach Ergebnis (T3), mit p&lt;0,0001. Bei vier spezifischen Fragen zu Behandlungsfolgen, Zufallsbefunden und Kostenübernahme war die Verbesserung deutlich (alle p≤0,0001). Objektives genetisches Wissen (GKU) änderte sich nicht (p=0,41). Die Wirkung war konsistent in akademischen und Gemeinschaftspraxen sowie über alle Krebsarten hinweg.</w:t>
+        <w:t>Der Rahmen zeigt, dass konventionelle App-Metriken allein unzureichend sind und multidimensionale Bewertungsansätze notwendig sind, die Kontext, Nutzerkompetenz und öffentliche Diskurse einbeziehen. Besondere Relevanz für mütterliche, Kinder- und Jugendgesundheit.</w:t>
       </w:r>
     </w:p>
     <w:p>
@@ -119,7 +119,7 @@
         <w:rPr>
           <w:sz w:val="19"/>
         </w:rPr>
-        <w:t>USA; Videoformat und Inhalte müssen für deutsche Fachsprache und Versicherungssystem adaptiert werden</w:t>
+        <w:t>Konzeptionelles Modell für Forschung und Politik, Systemunterschiede begrenzen direkte Übertragung</w:t>
       </w:r>
     </w:p>
     <w:p>
@@ -128,7 +128,7 @@
           <w:color w:val="5A7D3A"/>
           <w:sz w:val="18"/>
         </w:rPr>
-        <w:t>https://pubmed.ncbi.nlm.nih.gov/42868120/</w:t>
+        <w:t>https://pubmed.ncbi.nlm.nih.gov/42871285/</w:t>
       </w:r>
     </w:p>
     <w:p>
@@ -136,7 +136,7 @@
         <w:pStyle w:val="Heading2"/>
       </w:pPr>
       <w:r>
-        <w:t>Schulung stärkt Gesundheitskompetenz von Pflegefachpersonen – erste Messresultate aus China</w:t>
+        <w:t>Bessere Sexualgesundheits-Kompetenz fördert positive Familienplanungseinstellung</w:t>
       </w:r>
     </w:p>
     <w:p>
@@ -146,12 +146,12 @@
           <w:color w:val="666666"/>
           <w:sz w:val="18"/>
         </w:rPr>
-        <w:t>Bao X et al.  ·  Front Public Health  ·  28.09.2026  ·  PMID 42865762</w:t>
+        <w:t>Gürel R et al.  ·  Afr J Reprod Health  ·  14.10.2026  ·  PMID 42871112</w:t>
       </w:r>
     </w:p>
     <w:p>
       <w:r>
-        <w:t>Methodische Studie mit 647 Pflegefachpersonen aus Krankenhäusern in China, die eine Skala zur Erfassung von Gesundheitskompetenz bei Pflegenden entwickelte und in einer Querschnittserhebung anwendete.</w:t>
+        <w:t>Türkische Querschnittstudie (n=370 junge Männer, 18–25 Jahre) zum Zusammenhang zwischen Sexual Health Literacy und Einstellung zur Familienplanung mittels FPAS und SHLS.</w:t>
       </w:r>
     </w:p>
     <w:p>
@@ -162,7 +162,7 @@
         <w:t xml:space="preserve">Ergebnis: </w:t>
       </w:r>
       <w:r>
-        <w:t>Die finale 39-Item-Skala mit fünf Dimensionen erklärte 72,6% der Varianz mit gutem Modellfit (χ²/df=2,223, RMSEA=0,056). Die Gesamtskala Cronbachs α war 0,958. Bei 647 befragten Pflegefachpersonen lag der mittlere Score bei 154,41 (SD 20,60). In der Regressionsanalyse waren unabhängige Prädiktoren: Gesundheitsstatus (β=0,087, p=0,024), Gesundheitskompetenz-Schulung (β=0,164, p=0,001) und Kompetenzschulung (β=0,122, p=0,012). Diese erklärten 7,8% der Varianz.</w:t>
+        <w:t>Schwach positive Korrelation zwischen Sexual Health Literacy und Familienplanungseinstellung (p &lt; 0,05). Regressionsanalyse zeigte, dass die Variablen 20 % der Varianz in Familienplanungseinstellungen erklärten (R² = 0,20). Verbesserung der Sexual Health Literacy kann positive Einstellungen junger Männer zur Familienplanung beeinflussen.</w:t>
       </w:r>
     </w:p>
     <w:p>
@@ -177,7 +177,7 @@
         <w:rPr>
           <w:sz w:val="19"/>
         </w:rPr>
-        <w:t>China; Skalenkonstruktion für deutsches Nursing-Assessment möglich, aber Kontextualisierung erforderlich</w:t>
+        <w:t>Türkei, ähnliche Versorgungsstruktur wie südosteuropäische Nachbarn Deutschlands</w:t>
       </w:r>
     </w:p>
     <w:p>
@@ -186,7 +186,7 @@
           <w:color w:val="5A7D3A"/>
           <w:sz w:val="18"/>
         </w:rPr>
-        <w:t>https://pubmed.ncbi.nlm.nih.gov/42865762/</w:t>
+        <w:t>https://pubmed.ncbi.nlm.nih.gov/42871112/</w:t>
       </w:r>
     </w:p>
     <w:p>
@@ -194,7 +194,7 @@
         <w:pStyle w:val="Heading2"/>
       </w:pPr>
       <w:r>
-        <w:t>Beteiligung von Patienten in der Arzneimittelentwicklung: Motive analysieren, Hürden erkennen</w:t>
+        <w:t>Höheres Alter, nicht Krebserkrankung, senkt die eHealth Literacy</w:t>
       </w:r>
     </w:p>
     <w:p>
@@ -204,12 +204,12 @@
           <w:color w:val="666666"/>
           <w:sz w:val="18"/>
         </w:rPr>
-        <w:t>Frost J et al.  ·  Sociol Health Illn  ·  Nov. 2026  ·  PMID 42865318</w:t>
+        <w:t>Kongshaug N et al.  ·  JCO Clin Cancer Inform  ·  09.10.2026  ·  PMID 42854113</w:t>
       </w:r>
     </w:p>
     <w:p>
       <w:r>
-        <w:t>Ethnografische Studie mit Biotechnologieunternehmen (200 Stunden informelle, 50 Stunden formelle Beobachtung, 10 Interviews, Dokumentenanalyse), die die Motive und praktischen Barrieren für Patientenbeteiligung während der Arzneimittelentwicklung untersuchte.</w:t>
+        <w:t>Querschnittstudie zur Messung der eHealth Literacy mittels eHLQ-Fragebogen bei 248 Krebspatienten in aktiver Chemotherapie oder kürzlich behandelt in drei norwegischen Ambulanzen.</w:t>
       </w:r>
     </w:p>
     <w:p>
@@ -220,7 +220,7 @@
         <w:t xml:space="preserve">Ergebnis: </w:t>
       </w:r>
       <w:r>
-        <w:t>Unternehmen nennen mehrere Motive für Patientenbeteiligung: regulatorische Anforderungen, Corporate Social Responsibility und Return-on-Investment. Die Analyse zeigte aber systematische Lücken: Es fehlte eine Strategie, diese Motive in ein Framework zu übersetzen, das nachhaltige Beteiligung im Zeitverlauf sichert. Barrieren sind die dynamische Natur der Pipeline, begrenzte zeitliche Fenster und falsche Vorstellungen über Engagement-Mechanismen. Die Studie identifizierte Praktiken in Entwicklungs- und Industrieprozessen, die sinnvolle Beteiligung behindern.</w:t>
+        <w:t>eHealth-Literacy-Werte schwankten zwischen 2,72 und 3,14 auf einer Skala (SD 0,42–0,62). Höheres Alter war der stärkste Prädiktor für niedrigere eHealth Literacy (signifikant), Geschlecht zeigte keinen Unterschied, und der Zusammenhang zwischen niedriger Bildung/Einkommen und niedriger eHealth Literacy verschwand nach Altersanpassung. Eine schwere Erkrankung oder Chemotherapie beeinflussen die digitale Gesundheitskompetenz nicht substanziell.</w:t>
       </w:r>
     </w:p>
     <w:p>
@@ -235,7 +235,7 @@
         <w:rPr>
           <w:sz w:val="19"/>
         </w:rPr>
-        <w:t>Großbritannien mit Patientenperspektive; Erkenntnisse zu institutionellen Barrieren auf deutsche Versorgungsforschung übertragbar</w:t>
+        <w:t>Skandinavien mit Gatekeeping-System, begrenzte direkte Übertragung auf deutsche Versorgungsstrukturen</w:t>
       </w:r>
     </w:p>
     <w:p>
@@ -244,7 +244,7 @@
           <w:color w:val="5A7D3A"/>
           <w:sz w:val="18"/>
         </w:rPr>
-        <w:t>https://pubmed.ncbi.nlm.nih.gov/42865318/</w:t>
+        <w:t>https://pubmed.ncbi.nlm.nih.gov/42854113/</w:t>
       </w:r>
     </w:p>
     <w:p>
@@ -252,7 +252,7 @@
         <w:pStyle w:val="Heading2"/>
       </w:pPr>
       <w:r>
-        <w:t>Psychoedukation mit motivierender Gesprächsführung verbessert Wissen und Hoffnung bei Schizophrenie</w:t>
+        <w:t>Rassendiskriminierung und Health Literacy beeinflussen Vertrauen in COVID-Impfstoffe</w:t>
       </w:r>
     </w:p>
     <w:p>
@@ -262,12 +262,12 @@
           <w:color w:val="666666"/>
           <w:sz w:val="18"/>
         </w:rPr>
-        <w:t>Taşkıner B et al.  ·  Arch Psychiatr Nurs  ·  27.08.2026  ·  PMID 42863921</w:t>
+        <w:t>Beogo I et al.  ·  Vaccine  ·  14.11.2026  ·  PMID 42832932</w:t>
       </w:r>
     </w:p>
     <w:p>
       <w:r>
-        <w:t>Randomisierte kontrollierte Studie mit 44 Personen mit Schizophrenie in der Türkei, die untersuchte, ob ein kombiniertes Programm aus Psychoedukation und motivierender Gesprächsführung das krankheitsbezogene Wissen und die Hoffnung verbessert.</w:t>
+        <w:t>Kanadische Querschnittstudie (n=581, 55+ Jahre) zu Wahrnehmung der COVID-19-Impfstoffwirksamkeit nach ethnischer Herkunft und deren Zusammenhang mit Diskriminungserfahrungen und Health Literacy.</w:t>
       </w:r>
     </w:p>
     <w:p>
@@ -278,7 +278,7 @@
         <w:t xml:space="preserve">Ergebnis: </w:t>
       </w:r>
       <w:r>
-        <w:t>Die Interventionsgruppe (n=21) zeigte nach dem Programm signifikante Verbesserungen in krankheitsbezogenem Wissen (F=176,060, p&lt;0,001, η²=0,898) und Hoffnung (F=99,782, p&lt;0,001, η²=0,833), die sich ein Monat später erhielten. Die Kontrollgruppe (n=23) ohne Intervention zeigte diese Verbesserungen nicht.</w:t>
+        <w:t>Rassenbedingte Diskriminierung war der stärkste Prädiktor für niedrigere wahrgenommene Impfstoffwirksamkeit (β = −0,42, p = 0,006), gefolgt von Health Literacy (β = 0,09, p = 0,002) und Schwarzsein versus Weiß-Sein (β = −1,49, p = 0,020). Asiatische und weiße Teilnehmende bewerteten Impfstoffe signifikant besser als schwarze und indigene Teilnehmende (F = 2,88, p = 0,009).</w:t>
       </w:r>
     </w:p>
     <w:p>
@@ -293,7 +293,7 @@
         <w:rPr>
           <w:sz w:val="19"/>
         </w:rPr>
-        <w:t>Türkei, psychiatrischer Gemeindedienst; Schulungsmodell prinzipiell übertragbar auf deutsches Gesundheitswesen</w:t>
+        <w:t>Kanada mit ähnlichem Versicherungssystem, Erkenntnis zu Ungleichheiten übertragbar auf Deutschland</w:t>
       </w:r>
     </w:p>
     <w:p>
@@ -302,7 +302,7 @@
           <w:color w:val="5A7D3A"/>
           <w:sz w:val="18"/>
         </w:rPr>
-        <w:t>https://pubmed.ncbi.nlm.nih.gov/42863921/</w:t>
+        <w:t>https://pubmed.ncbi.nlm.nih.gov/42832932/</w:t>
       </w:r>
     </w:p>
     <w:p>
@@ -310,7 +310,7 @@
         <w:pStyle w:val="Heading2"/>
       </w:pPr>
       <w:r>
-        <w:t>Wie Gesundheitskompetenz über Verhalten und Psyche die Lebensqualität beeinflusst</w:t>
+        <w:t>Gesundheitswahrnehmung ist stärkster Treiber für Inanspruchnahme psychologischer Hilfe</w:t>
       </w:r>
     </w:p>
     <w:p>
@@ -320,12 +320,12 @@
           <w:color w:val="666666"/>
           <w:sz w:val="18"/>
         </w:rPr>
-        <w:t>Poonthananiwatkul B et al.  ·  Health Lit Res Pract  ·  09.10.2026  ·  PMID 42858453</w:t>
+        <w:t>Dilmen Bayar B et al.  ·  Medicine (Baltimore)  ·  25.09.2026  ·  PMID 42798053</w:t>
       </w:r>
     </w:p>
     <w:p>
       <w:r>
-        <w:t>Strukturgleichungsmodell mit 360 arbeitsfähigen Erwachsenen (15–59 Jahre) in Thailand, das die Pfade untersuchte, über die Gesundheitskompetenz auf Lebensqualität wirkt.</w:t>
+        <w:t>Türkische Querschnittsstudie (n=398) in der multikulturellen Stadt Mardin zum Zusammenhang zwischen Mental Health Literacy, Gesundheitswahrnehmung und Bereitschaft, professionelle psychologische Hilfe zu suchen, in vier ethnischen Gruppen (Assyrisch, Türkisch, Arabisch, Kurdisch).</w:t>
       </w:r>
     </w:p>
     <w:p>
@@ -336,7 +336,7 @@
         <w:t xml:space="preserve">Ergebnis: </w:t>
       </w:r>
       <w:r>
-        <w:t>Gesundheitsverhalten und psychische Gesundheit hatten signifikante direkte positive Effekte auf Lebensqualität (β=0,315, p&lt;0,001; β=0,860, p&lt;0,001). Gesundheitskompetenz wirkte signifikant positiv auf Verhalten (β=0,396, p&lt;0,001) und psychische Gesundheit (β=0,391, p&lt;0,001) und indirekt auf Lebensqualität (β=0,464, p&lt;0,001). Das Modell erklärte 92% der Varianz in Lebensqualität mit ausgezeichnetem Fit (χ²/df=1,249, p=0,070, RMSEA=0,026, CFI=0,995). Ein sequenzieller Pfad wurde beobachtet: Gesundheitskompetenz → Verhalten → psychische Gesundheit → Lebensqualität.</w:t>
+        <w:t>Ethnic-Gruppen unterschieden sich signifikant in Mental Health Literacy, Gesundheitswahrnehmung und Hilfsuchbereitschaft (alle p &lt; 0,05). Gesundheitswahrnehmung war der stärkste Prädiktor für Hilfsuchbereitschaft (β = 0,666, p &lt; 0,001), Mental Health Literacy war schwach positiv korreliert (r = 0,138, p = 0,006). Das Regressionsmodell erklärte 41,5 % der Varianz in Hilfsuchbereitschaft (R² = 0,415).</w:t>
       </w:r>
     </w:p>
     <w:p>
@@ -351,7 +351,7 @@
         <w:rPr>
           <w:sz w:val="19"/>
         </w:rPr>
-        <w:t>Thailand; Modellstruktur zeigt theoretische Anknüpfungspunkte für deutsche Interventionen, aber kulturelle Kontextualisierung nötig</w:t>
+        <w:t>Türkei, multikultureller Kontext mit teilweise vergleichbaren Bevölkerungsdynamiken wie deutsche Großstädte</w:t>
       </w:r>
     </w:p>
     <w:p>
@@ -360,7 +360,7 @@
           <w:color w:val="5A7D3A"/>
           <w:sz w:val="18"/>
         </w:rPr>
-        <w:t>https://pubmed.ncbi.nlm.nih.gov/42858453/</w:t>
+        <w:t>https://pubmed.ncbi.nlm.nih.gov/42798053/</w:t>
       </w:r>
     </w:p>
     <w:p>
@@ -368,7 +368,7 @@
         <w:pStyle w:val="Heading2"/>
       </w:pPr>
       <w:r>
-        <w:t>Generative KI in der Patientenbeteiligung: Risiken erkennen, Regeln setzen</w:t>
+        <w:t>Videounterstützte Aufklärung verkürzt OP-Gespräche ohne Verständnisverlust</w:t>
       </w:r>
     </w:p>
     <w:p>
@@ -378,12 +378,12 @@
           <w:color w:val="666666"/>
           <w:sz w:val="18"/>
         </w:rPr>
-        <w:t>Lammons W et al.  ·  J Med Internet Res  ·  30.09.2026  ·  PMID 42852573</w:t>
+        <w:t>Leicht SGPD et al.  ·  World J Surg  ·  05.09.2026  ·  PMID 42699982</w:t>
       </w:r>
     </w:p>
     <w:p>
       <w:r>
-        <w:t>Stellungnahme von PPIE-Fachleuten (Patient and Public Involvement and Engagement) in Großbritannien, die die Risiken und Chancen generativer KI für die authentische Rolle von Patienten in Gesundheitsforschung und -politik analysiert.</w:t>
+        <w:t>Vergleich von videogestützter versus ärztlicher Aufklärung vor elektiven Bauchoperationen (Cholezystektomie, Kolonresektion) zur Messung von Gesprächsdauer, Patientenverständnis und Zufriedenheit.</w:t>
       </w:r>
     </w:p>
     <w:p>
@@ -394,7 +394,7 @@
         <w:t xml:space="preserve">Ergebnis: </w:t>
       </w:r>
       <w:r>
-        <w:t>Vier Risiken werden benannt: KI kann verzerrte oder falsche Outputs produzieren, die Ungleichheit verstärken, Patientenstimmen minimieren oder ersetzen und Lernprozesse einengen. Als Chancen werden schnellere Diagnostik und Barrierefreiheit genannt. Die Autoren stellen eine Checkliste bereit mit pragmatischen Anforderungen an ethische KI-Nutzung in PPIE-Kontexten.</w:t>
+        <w:t>Videogestützte Aufklärung reduzierte die ärztliche Gesprächszeit erheblich (Cholezystektomie: 1,5 vs. 8,1 Min., Kolonresektion: 3,3 vs. 11,9 Min.), ohne dass Patientenverständnis, -zufriedenheit oder postoperative Schmerzen beeinträchtigt wurden. Ärzte waren mit dem videogestützten Prozess hochzufrieden. Ein vielversprechender Weg, digitale Innovationen in der Aufklärungspraxis zu nutzen.</w:t>
       </w:r>
     </w:p>
     <w:p>
@@ -409,7 +409,7 @@
         <w:rPr>
           <w:sz w:val="19"/>
         </w:rPr>
-        <w:t>Großbritannien, NHS-Kontext; Fragenstellung zur Authentizität von Patientenstimmen systemübergreifend relevant</w:t>
+        <w:t>Deutschland: Universitätsklinik Würzburg, vergleichbares Rechtssystem und Aufklärungspflichten</w:t>
       </w:r>
     </w:p>
     <w:p>
@@ -418,7 +418,7 @@
           <w:color w:val="5A7D3A"/>
           <w:sz w:val="18"/>
         </w:rPr>
-        <w:t>https://pubmed.ncbi.nlm.nih.gov/42852573/</w:t>
+        <w:t>https://pubmed.ncbi.nlm.nih.gov/42699982/</w:t>
       </w:r>
     </w:p>
     <w:sectPr>

--- a/download/studien-aktuell.docx
+++ b/download/studien-aktuell.docx
@@ -62,7 +62,7 @@
           <w:color w:val="666666"/>
           <w:sz w:val="18"/>
         </w:rPr>
-        <w:t>Stand: 15.10.2026  |  6 Studien  |  healthliteracy.m-vf.de</w:t>
+        <w:t>Stand: 16.10.2026  |  6 Studien  |  healthliteracy.m-vf.de</w:t>
       </w:r>
     </w:p>
     <w:p>
@@ -70,7 +70,7 @@
         <w:pStyle w:val="Heading1"/>
       </w:pPr>
       <w:r>
-        <w:t>Aufgenommen am 15.10.2026</w:t>
+        <w:t>Aufgenommen am 16.10.2026</w:t>
       </w:r>
     </w:p>
     <w:p>
@@ -78,7 +78,7 @@
         <w:pStyle w:val="Heading2"/>
       </w:pPr>
       <w:r>
-        <w:t>Dreisäulen-Rahmen für digitale Gesundheitsbewertung in Ländern mit niedriger Ressourcenlage</w:t>
+        <w:t>Patienten als Forschungspartner: Co-entwickelter Evaluationsrahmen</w:t>
       </w:r>
     </w:p>
     <w:p>
@@ -88,12 +88,12 @@
           <w:color w:val="666666"/>
           <w:sz w:val="18"/>
         </w:rPr>
-        <w:t>Irawan AS et al.  ·  Front Public Health  ·  29.09.2026  ·  PMID 42871285</w:t>
+        <w:t>Rizai M et al.  ·  Health Expect  ·  Okt. 2026  ·  PMID 42878207</w:t>
       </w:r>
     </w:p>
     <w:p>
       <w:r>
-        <w:t>Narrative Übersicht mit integrativem Konzept zur Bewertung digitaler Gesundheit in ressourcenschwachen Ländern, kombiniert Technologie-Benchmarking, Digital Health Literacy und Social-Media-Analyse an 15 ausgewählten Studien (2020–2026).</w:t>
+        <w:t>Partizipative Entwicklung eines Evaluationsrahmens mit Personen mit Demenzerkrankung und Angehörigen zur Bewertung eines Engagementprogramms in einem nationalen Forschungskonsortium.</w:t>
       </w:r>
     </w:p>
     <w:p>
@@ -104,7 +104,7 @@
         <w:t xml:space="preserve">Ergebnis: </w:t>
       </w:r>
       <w:r>
-        <w:t>Der Rahmen zeigt, dass konventionelle App-Metriken allein unzureichend sind und multidimensionale Bewertungsansätze notwendig sind, die Kontext, Nutzerkompetenz und öffentliche Diskurse einbeziehen. Besondere Relevanz für mütterliche, Kinder- und Jugendgesundheit.</w:t>
+        <w:t>Ein Programmlogikmodell wurde als Grundlage entwickelt, das Aktivitäten und ihre Verknüpfung zu beabsichtigten Ergebnissen visualisiert. Der Rahmen enthält vier Evaluationsfragen mit entsprechenden Indikatoren, Methoden und Datenquellen, ein Mixed-Methods-Design mit Fragebogen und kunstgestützter Evaluation zur Förderung von Inklusion, sowie einen Feedback-Mechanismus. Die partizipative Methode ermöglichte es betroffenen Personen, als Co-Investigatoren und Co-Autoren tätig zu sein.</w:t>
       </w:r>
     </w:p>
     <w:p>
@@ -119,7 +119,7 @@
         <w:rPr>
           <w:sz w:val="19"/>
         </w:rPr>
-        <w:t>Konzeptionelles Modell für Forschung und Politik, Systemunterschiede begrenzen direkte Übertragung</w:t>
+        <w:t>Kanada; Modell der Partizipation übertragbar, Prozessschritte als Template für deutsche Forschungskonsortien anwendbar.</w:t>
       </w:r>
     </w:p>
     <w:p>
@@ -128,7 +128,7 @@
           <w:color w:val="5A7D3A"/>
           <w:sz w:val="18"/>
         </w:rPr>
-        <w:t>https://pubmed.ncbi.nlm.nih.gov/42871285/</w:t>
+        <w:t>https://pubmed.ncbi.nlm.nih.gov/42878207/</w:t>
       </w:r>
     </w:p>
     <w:p>
@@ -136,7 +136,7 @@
         <w:pStyle w:val="Heading2"/>
       </w:pPr>
       <w:r>
-        <w:t>Bessere Sexualgesundheits-Kompetenz fördert positive Familienplanungseinstellung</w:t>
+        <w:t>Verständnis von psychischer Erkrankung bei Dialysepatienten: Barrieren und Stigma</w:t>
       </w:r>
     </w:p>
     <w:p>
@@ -146,12 +146,12 @@
           <w:color w:val="666666"/>
           <w:sz w:val="18"/>
         </w:rPr>
-        <w:t>Gürel R et al.  ·  Afr J Reprod Health  ·  14.10.2026  ·  PMID 42871112</w:t>
+        <w:t>Xiao W et al.  ·  Front Public Health  ·  30.09.2026  ·  PMID 42877207</w:t>
       </w:r>
     </w:p>
     <w:p>
       <w:r>
-        <w:t>Türkische Querschnittstudie (n=370 junge Männer, 18–25 Jahre) zum Zusammenhang zwischen Sexual Health Literacy und Einstellung zur Familienplanung mittels FPAS und SHLS.</w:t>
+        <w:t>Qualitative Studie mit 11 Dialysepatienten zu Gesundheitskompetenz, Wissenslücken und Stigma-bedingten Hemmnissen bei der Inanspruchnahme psychischer Unterstützung.</w:t>
       </w:r>
     </w:p>
     <w:p>
@@ -162,7 +162,7 @@
         <w:t xml:space="preserve">Ergebnis: </w:t>
       </w:r>
       <w:r>
-        <w:t>Schwach positive Korrelation zwischen Sexual Health Literacy und Familienplanungseinstellung (p &lt; 0,05). Regressionsanalyse zeigte, dass die Variablen 20 % der Varianz in Familienplanungseinstellungen erklärten (R² = 0,20). Verbesserung der Sexual Health Literacy kann positive Einstellungen junger Männer zur Familienplanung beeinflussen.</w:t>
+        <w:t>Drei Kernthemen wurden identifiziert: (1) heterogenes Verständnis von psychischer Erkrankung; (2) fragmentiertes Wissen mit polarisierten Informationsquellen, oberflächlichen Ursachenzuschreibungen und ungleicher Awareness von Hilfsressourcen; (3) ambivalente Einstellungen mit Koexistenz von Stigmatisierung und Normalisierung, verbunden mit Lücke zwischen Absicht und Handeln. Die Studie zeigt dringenden Bedarf für spezialisierte, kulturell angepasste psychoedukationale Interventionen.</w:t>
       </w:r>
     </w:p>
     <w:p>
@@ -177,7 +177,7 @@
         <w:rPr>
           <w:sz w:val="19"/>
         </w:rPr>
-        <w:t>Türkei, ähnliche Versorgungsstruktur wie südosteuropäische Nachbarn Deutschlands</w:t>
+        <w:t>China; Befunde zu Stigma und Wissensfragmentierung gelten kulturübergreifend, erfordern aber lokale Adaptation.</w:t>
       </w:r>
     </w:p>
     <w:p>
@@ -186,7 +186,7 @@
           <w:color w:val="5A7D3A"/>
           <w:sz w:val="18"/>
         </w:rPr>
-        <w:t>https://pubmed.ncbi.nlm.nih.gov/42871112/</w:t>
+        <w:t>https://pubmed.ncbi.nlm.nih.gov/42877207/</w:t>
       </w:r>
     </w:p>
     <w:p>
@@ -194,7 +194,7 @@
         <w:pStyle w:val="Heading2"/>
       </w:pPr>
       <w:r>
-        <w:t>Höheres Alter, nicht Krebserkrankung, senkt die eHealth Literacy</w:t>
+        <w:t>Digitale Schmerzedukation: Welche Bevölkerungsgruppen bleiben ausgeschlossen?</w:t>
       </w:r>
     </w:p>
     <w:p>
@@ -204,12 +204,12 @@
           <w:color w:val="666666"/>
           <w:sz w:val="18"/>
         </w:rPr>
-        <w:t>Kongshaug N et al.  ·  JCO Clin Cancer Inform  ·  09.10.2026  ·  PMID 42854113</w:t>
+        <w:t>Khalid H et al.  ·  Front Public Health  ·  30.09.2026  ·  PMID 42877005</w:t>
       </w:r>
     </w:p>
     <w:p>
       <w:r>
-        <w:t>Querschnittstudie zur Messung der eHealth Literacy mittels eHLQ-Fragebogen bei 248 Krebspatienten in aktiver Chemotherapie oder kürzlich behandelt in drei norwegischen Ambulanzen.</w:t>
+        <w:t>Systematische Übersicht von 100 Studien zu digital gestützten Patientenschulungen für chronische muskuloskelettale Schmerzen mit Fokus auf Erreichung diverser Bevölkerungsgruppen.</w:t>
       </w:r>
     </w:p>
     <w:p>
@@ -220,7 +220,7 @@
         <w:t xml:space="preserve">Ergebnis: </w:t>
       </w:r>
       <w:r>
-        <w:t>eHealth-Literacy-Werte schwankten zwischen 2,72 und 3,14 auf einer Skala (SD 0,42–0,62). Höheres Alter war der stärkste Prädiktor für niedrigere eHealth Literacy (signifikant), Geschlecht zeigte keinen Unterschied, und der Zusammenhang zwischen niedriger Bildung/Einkommen und niedriger eHealth Literacy verschwand nach Altersanpassung. Eine schwere Erkrankung oder Chemotherapie beeinflussen die digitale Gesundheitskompetenz nicht substanziell.</w:t>
+        <w:t>86 % der Studien (n=86) waren in Nord- und Europa durchgeführt, aber 86 % (n=86) richteten sich nicht gezielt an Subgruppen mit höherem Behandlungsbedarf. Von 39 genannten Interventionen waren nur 13 auf diverse Bedürfnisse zugeschnitten. 81 % der Studien (n=81) berichteten reale Tests und Effektivitätsevaluationen; wenige dokumentierten Co-Design oder Prototypentestung. Die Autoren schließen: Zukünftige Entwicklung muss ungedeckte Bedarfe adressieren, um inklusivere Interventionen zu schaffen.</w:t>
       </w:r>
     </w:p>
     <w:p>
@@ -235,7 +235,7 @@
         <w:rPr>
           <w:sz w:val="19"/>
         </w:rPr>
-        <w:t>Skandinavien mit Gatekeeping-System, begrenzte direkte Übertragung auf deutsche Versorgungsstrukturen</w:t>
+        <w:t>Multinationale Review; Befund zur Equity-Lücke in Deutschland höchst relevant, Implementierungen müssen unterrepräsentierte Gruppen einschließen.</w:t>
       </w:r>
     </w:p>
     <w:p>
@@ -244,7 +244,7 @@
           <w:color w:val="5A7D3A"/>
           <w:sz w:val="18"/>
         </w:rPr>
-        <w:t>https://pubmed.ncbi.nlm.nih.gov/42854113/</w:t>
+        <w:t>https://pubmed.ncbi.nlm.nih.gov/42877005/</w:t>
       </w:r>
     </w:p>
     <w:p>
@@ -252,7 +252,7 @@
         <w:pStyle w:val="Heading2"/>
       </w:pPr>
       <w:r>
-        <w:t>Rassendiskriminierung und Health Literacy beeinflussen Vertrauen in COVID-Impfstoffe</w:t>
+        <w:t>Gesundheitsbildung senkt irrationalen Antibiotikagebrauch: Kombinierte Intervention</w:t>
       </w:r>
     </w:p>
     <w:p>
@@ -262,12 +262,12 @@
           <w:color w:val="666666"/>
           <w:sz w:val="18"/>
         </w:rPr>
-        <w:t>Beogo I et al.  ·  Vaccine  ·  14.11.2026  ·  PMID 42832932</w:t>
+        <w:t>Xie X et al.  ·  Front Public Health  ·  30.09.2026  ·  PMID 42876734</w:t>
       </w:r>
     </w:p>
     <w:p>
       <w:r>
-        <w:t>Kanadische Querschnittstudie (n=581, 55+ Jahre) zu Wahrnehmung der COVID-19-Impfstoffwirksamkeit nach ethnischer Herkunft und deren Zusammenhang mit Diskriminungserfahrungen und Health Literacy.</w:t>
+        <w:t>Evaluierung einer kombinierten Maßnahme aus Gesundheitsbildungsmaterialien (Broschüren, Videos, Schulungen) und einem intelligenten Rezept-Prüfsystem auf Antibiotikaverschreibung und Kosteneffizienz in einem Krankenhaus.</w:t>
       </w:r>
     </w:p>
     <w:p>
@@ -278,7 +278,7 @@
         <w:t xml:space="preserve">Ergebnis: </w:t>
       </w:r>
       <w:r>
-        <w:t>Rassenbedingte Diskriminierung war der stärkste Prädiktor für niedrigere wahrgenommene Impfstoffwirksamkeit (β = −0,42, p = 0,006), gefolgt von Health Literacy (β = 0,09, p = 0,002) und Schwarzsein versus Weiß-Sein (β = −1,49, p = 0,020). Asiatische und weiße Teilnehmende bewerteten Impfstoffe signifikant besser als schwarze und indigene Teilnehmende (F = 2,88, p = 0,009).</w:t>
+        <w:t>Die kombinierte Intervention mit Online- und Offline-Bildungsmaßnahmen führte zu Reduktion der Antibiotikamenge und des Anteils der Antibiotika-Ausgaben an den Gesamtmedikamentenkosten. Von Oktober bis Dezember 2025 sank die Anzahl der Rezepte mit Fehlern bei Indikation, Dosierung, Verabreichungsweg und Kontraindikationsverstößen im Vergleich zur Baseline (Oktober–Dezember 2024) ab. Die multifazettierte Strategie zeigte erhebliches Potenzial zur Reduktion antimikrobieller Substanznutzung.</w:t>
       </w:r>
     </w:p>
     <w:p>
@@ -293,7 +293,7 @@
         <w:rPr>
           <w:sz w:val="19"/>
         </w:rPr>
-        <w:t>Kanada mit ähnlichem Versicherungssystem, Erkenntnis zu Ungleichheiten übertragbar auf Deutschland</w:t>
+        <w:t>China; Konzept der integrierten Bildung + Decision-Support übertragbar; Sprachabhängigkeit der Materialien.</w:t>
       </w:r>
     </w:p>
     <w:p>
@@ -302,7 +302,7 @@
           <w:color w:val="5A7D3A"/>
           <w:sz w:val="18"/>
         </w:rPr>
-        <w:t>https://pubmed.ncbi.nlm.nih.gov/42832932/</w:t>
+        <w:t>https://pubmed.ncbi.nlm.nih.gov/42876734/</w:t>
       </w:r>
     </w:p>
     <w:p>
@@ -310,7 +310,7 @@
         <w:pStyle w:val="Heading2"/>
       </w:pPr>
       <w:r>
-        <w:t>Gesundheitswahrnehmung ist stärkster Treiber für Inanspruchnahme psychologischer Hilfe</w:t>
+        <w:t>Bewegungsverhalten nach digitaler Schulung: Effekte bei Arthrose</w:t>
       </w:r>
     </w:p>
     <w:p>
@@ -320,12 +320,12 @@
           <w:color w:val="666666"/>
           <w:sz w:val="18"/>
         </w:rPr>
-        <w:t>Dilmen Bayar B et al.  ·  Medicine (Baltimore)  ·  25.09.2026  ·  PMID 42798053</w:t>
+        <w:t>Kiadaliri A et al.  ·  BMC Musculoskelet Disord  ·  11.10.2026  ·  PMID 42875770</w:t>
       </w:r>
     </w:p>
     <w:p>
       <w:r>
-        <w:t>Türkische Querschnittsstudie (n=398) in der multikulturellen Stadt Mardin zum Zusammenhang zwischen Mental Health Literacy, Gesundheitswahrnehmung und Bereitschaft, professionelle psychologische Hilfe zu suchen, in vier ethnischen Gruppen (Assyrisch, Türkisch, Arabisch, Kurdisch).</w:t>
+        <w:t>Longitudinale Registerstudie zur Wirkung eines digitalen Schulungs- und Therapieprogramms auf die körperliche Aktivität bei 15.197 Patienten mit Knie- oder Hüftarthrose über ein Jahr.</w:t>
       </w:r>
     </w:p>
     <w:p>
@@ -336,7 +336,7 @@
         <w:t xml:space="preserve">Ergebnis: </w:t>
       </w:r>
       <w:r>
-        <w:t>Ethnic-Gruppen unterschieden sich signifikant in Mental Health Literacy, Gesundheitswahrnehmung und Hilfsuchbereitschaft (alle p &lt; 0,05). Gesundheitswahrnehmung war der stärkste Prädiktor für Hilfsuchbereitschaft (β = 0,666, p &lt; 0,001), Mental Health Literacy war schwach positiv korreliert (r = 0,138, p = 0,006). Das Regressionsmodell erklärte 41,5 % der Varianz in Hilfsuchbereitschaft (R² = 0,415).</w:t>
+        <w:t>Der Anteil der Patienten, die das empfohlene Aktivitätsniveau (≥150 Min/Woche mäßige bis kräftige Aktivität) erreichten, stieg von 51,4 % (95%-KI: 50,6–52,2) bei Aufnahme auf 58,5 % (57,1–59,9) nach einem Jahr. Vier Aktivitätsmuster wurden identifiziert: persistiert hoch (41,2 %), persistiert niedrig (30,4 %), zunehmend (16,5 %), abnehmend (11,9 %). Body-Mass-Index und körperliche Funktionsfähigkeit waren die wichtigsten mit den Aktivitätsmustern assoziierten Faktoren. Alle Gruppen zeigten vergleichbare klinische Verbesserungen in patientenberichteten Outcomes.</w:t>
       </w:r>
     </w:p>
     <w:p>
@@ -351,7 +351,7 @@
         <w:rPr>
           <w:sz w:val="19"/>
         </w:rPr>
-        <w:t>Türkei, multikultureller Kontext mit teilweise vergleichbaren Bevölkerungsdynamiken wie deutsche Großstädte</w:t>
+        <w:t>Schweden, Versicherungssystem vergleichbar; digitale Schulungsformate als Skalierungsmodell übertragbar.</w:t>
       </w:r>
     </w:p>
     <w:p>
@@ -360,7 +360,7 @@
           <w:color w:val="5A7D3A"/>
           <w:sz w:val="18"/>
         </w:rPr>
-        <w:t>https://pubmed.ncbi.nlm.nih.gov/42798053/</w:t>
+        <w:t>https://pubmed.ncbi.nlm.nih.gov/42875770/</w:t>
       </w:r>
     </w:p>
     <w:p>
@@ -368,7 +368,7 @@
         <w:pStyle w:val="Heading2"/>
       </w:pPr>
       <w:r>
-        <w:t>Videounterstützte Aufklärung verkürzt OP-Gespräche ohne Verständnisverlust</w:t>
+        <w:t>Barrieren zur Teilnahme an Krebsstudien: Was Patienten berichten</w:t>
       </w:r>
     </w:p>
     <w:p>
@@ -378,12 +378,12 @@
           <w:color w:val="666666"/>
           <w:sz w:val="18"/>
         </w:rPr>
-        <w:t>Leicht SGPD et al.  ·  World J Surg  ·  05.09.2026  ·  PMID 42699982</w:t>
+        <w:t>Scruton S et al.  ·  Cancer Rep (Hoboken)  ·  Okt. 2026  ·  PMID 42870373</w:t>
       </w:r>
     </w:p>
     <w:p>
       <w:r>
-        <w:t>Vergleich von videogestützter versus ärztlicher Aufklärung vor elektiven Bauchoperationen (Cholezystektomie, Kolonresektion) zur Messung von Gesprächsdauer, Patientenverständnis und Zufriedenheit.</w:t>
+        <w:t>Systematische Übersicht von 131 qualitativ-quantitativen Studien zu Barrieren, die Patienten und Angehörige von der Teilnahme an klinischen Krebsstudien abhalten.</w:t>
       </w:r>
     </w:p>
     <w:p>
@@ -394,7 +394,7 @@
         <w:t xml:space="preserve">Ergebnis: </w:t>
       </w:r>
       <w:r>
-        <w:t>Videogestützte Aufklärung reduzierte die ärztliche Gesprächszeit erheblich (Cholezystektomie: 1,5 vs. 8,1 Min., Kolonresektion: 3,3 vs. 11,9 Min.), ohne dass Patientenverständnis, -zufriedenheit oder postoperative Schmerzen beeinträchtigt wurden. Ärzte waren mit dem videogestützten Prozess hochzufrieden. Ein vielversprechender Weg, digitale Innovationen in der Aufklärungspraxis zu nutzen.</w:t>
+        <w:t>Barrieren wurden in drei Gruppen kategorisiert: (1) psychosoziale Barrieren (Angst vor Nebenwirkungen, Misstrauen, wahrgenommener Nutzenmangel); (2) logistische Barrieren (Reiseanforderungen, finanzielle Belastung); (3) Informationsbarrieren (Schwierigkeiten, Einwilligungsdokumente zu verstehen). Die Analyse von 7.918 Studien ergab, dass Empfehlungen auf finanzielle und logistische Unterstützung, geeignete Informationsvermittlung und Vertrauensaufbau mit dem Forschungspersonal hindeuten.</w:t>
       </w:r>
     </w:p>
     <w:p>
@@ -409,7 +409,7 @@
         <w:rPr>
           <w:sz w:val="19"/>
         </w:rPr>
-        <w:t>Deutschland: Universitätsklinik Würzburg, vergleichbares Rechtssystem und Aufklärungspflichten</w:t>
+        <w:t>Kanada und multinationale Analyse; Barrier-Kategorien sind systemübergreifend relevant für deutsche Onkologiestudien.</w:t>
       </w:r>
     </w:p>
     <w:p>
@@ -418,7 +418,7 @@
           <w:color w:val="5A7D3A"/>
           <w:sz w:val="18"/>
         </w:rPr>
-        <w:t>https://pubmed.ncbi.nlm.nih.gov/42699982/</w:t>
+        <w:t>https://pubmed.ncbi.nlm.nih.gov/42870373/</w:t>
       </w:r>
     </w:p>
     <w:sectPr>

--- a/download/studien-aktuell.docx
+++ b/download/studien-aktuell.docx
@@ -62,7 +62,7 @@
           <w:color w:val="666666"/>
           <w:sz w:val="18"/>
         </w:rPr>
-        <w:t>Stand: 16.10.2026  |  6 Studien  |  healthliteracy.m-vf.de</w:t>
+        <w:t>Stand: 17.10.2026  |  6 Studien  |  healthliteracy.m-vf.de</w:t>
       </w:r>
     </w:p>
     <w:p>
@@ -70,7 +70,7 @@
         <w:pStyle w:val="Heading1"/>
       </w:pPr>
       <w:r>
-        <w:t>Aufgenommen am 16.10.2026</w:t>
+        <w:t>Aufgenommen am 17.10.2026</w:t>
       </w:r>
     </w:p>
     <w:p>
@@ -78,7 +78,7 @@
         <w:pStyle w:val="Heading2"/>
       </w:pPr>
       <w:r>
-        <w:t>Patienten als Forschungspartner: Co-entwickelter Evaluationsrahmen</w:t>
+        <w:t>Verständlichkeit digitaler Schulungsmaterialien mit Augmented Reality zur Fußpflege</w:t>
       </w:r>
     </w:p>
     <w:p>
@@ -88,12 +88,12 @@
           <w:color w:val="666666"/>
           <w:sz w:val="18"/>
         </w:rPr>
-        <w:t>Rizai M et al.  ·  Health Expect  ·  Okt. 2026  ·  PMID 42878207</w:t>
+        <w:t>Velázquez-López L et al.  ·  Inquiry  ·  16.10.2026  ·  PMID 42887896</w:t>
       </w:r>
     </w:p>
     <w:p>
       <w:r>
-        <w:t>Partizipative Entwicklung eines Evaluationsrahmens mit Personen mit Demenzerkrankung und Angehörigen zur Bewertung eines Engagementprogramms in einem nationalen Forschungskonsortium.</w:t>
+        <w:t>Validierungsstudie eines Hybrid-Lernmaterials (Print und App mit Augmented Reality) zur Diabetischen-Fuß-Prävention durch 38 Fachexpert*innen über drei Monate.</w:t>
       </w:r>
     </w:p>
     <w:p>
@@ -104,7 +104,7 @@
         <w:t xml:space="preserve">Ergebnis: </w:t>
       </w:r>
       <w:r>
-        <w:t>Ein Programmlogikmodell wurde als Grundlage entwickelt, das Aktivitäten und ihre Verknüpfung zu beabsichtigten Ergebnissen visualisiert. Der Rahmen enthält vier Evaluationsfragen mit entsprechenden Indikatoren, Methoden und Datenquellen, ein Mixed-Methods-Design mit Fragebogen und kunstgestützter Evaluation zur Förderung von Inklusion, sowie einen Feedback-Mechanismus. Die partizipative Methode ermöglichte es betroffenen Personen, als Co-Investigatoren und Co-Autoren tätig zu sein.</w:t>
+        <w:t>97,4 % bewerteten das Material mit hohem Score, 2,6 % mit mittlerem Score, 0 % mit niedrigem Score. Mittleres Alter der Expert*innen 34 Jahre, mediane klinische Erfahrung 8 Jahre (IQR 2–15). Das Ergebnis zeigt, dass Fachpersonal die Materialien als verständlich und hilfreich für die Gesundheitserziehung bewertet.</w:t>
       </w:r>
     </w:p>
     <w:p>
@@ -119,7 +119,7 @@
         <w:rPr>
           <w:sz w:val="19"/>
         </w:rPr>
-        <w:t>Kanada; Modell der Partizipation übertragbar, Prozessschritte als Template für deutsche Forschungskonsortien anwendbar.</w:t>
+        <w:t>Mexiko; Validierungsergebnis technik-unabhängig, aber Übertragbarkeit auf deutsche Schulungskontexte erfordert kulturelle Anpassung.</w:t>
       </w:r>
     </w:p>
     <w:p>
@@ -128,7 +128,7 @@
           <w:color w:val="5A7D3A"/>
           <w:sz w:val="18"/>
         </w:rPr>
-        <w:t>https://pubmed.ncbi.nlm.nih.gov/42878207/</w:t>
+        <w:t>https://pubmed.ncbi.nlm.nih.gov/42887896/</w:t>
       </w:r>
     </w:p>
     <w:p>
@@ -136,7 +136,7 @@
         <w:pStyle w:val="Heading2"/>
       </w:pPr>
       <w:r>
-        <w:t>Verständnis von psychischer Erkrankung bei Dialysepatienten: Barrieren und Stigma</w:t>
+        <w:t>Patientenbeteiligung in Forschung: Lernprozesse und Herausforderungen bei der Zusammenarbeit</w:t>
       </w:r>
     </w:p>
     <w:p>
@@ -146,12 +146,12 @@
           <w:color w:val="666666"/>
           <w:sz w:val="18"/>
         </w:rPr>
-        <w:t>Xiao W et al.  ·  Front Public Health  ·  30.09.2026  ·  PMID 42877207</w:t>
+        <w:t>Fox J et al.  ·  Health Expect  ·  Okt. 2026  ·  PMID 42886175</w:t>
       </w:r>
     </w:p>
     <w:p>
       <w:r>
-        <w:t>Qualitative Studie mit 11 Dialysepatienten zu Gesundheitskompetenz, Wissenslücken und Stigma-bedingten Hemmnissen bei der Inanspruchnahme psychischer Unterstützung.</w:t>
+        <w:t>Qualitative Fallstudie zur Erfahrung von Forschungsteams und Patient*innen mit Lived-Experience-Expertise über sieben Jahre hinweg in einer Mental-Health-Interventionsstudie.</w:t>
       </w:r>
     </w:p>
     <w:p>
@@ -162,7 +162,7 @@
         <w:t xml:space="preserve">Ergebnis: </w:t>
       </w:r>
       <w:r>
-        <w:t>Drei Kernthemen wurden identifiziert: (1) heterogenes Verständnis von psychischer Erkrankung; (2) fragmentiertes Wissen mit polarisierten Informationsquellen, oberflächlichen Ursachenzuschreibungen und ungleicher Awareness von Hilfsressourcen; (3) ambivalente Einstellungen mit Koexistenz von Stigmatisierung und Normalisierung, verbunden mit Lücke zwischen Absicht und Handeln. Die Studie zeigt dringenden Bedarf für spezialisierte, kulturell angepasste psychoedukationale Interventionen.</w:t>
+        <w:t>Beide Gruppen durchliefen einen Lernprozess, der von Spannungen geprägt war. Der Erfolg der Patientenbeteiligung hängt von Flexibilität, offener Kommunikation und regelmäßigem reflektierendem Feedback ab – nicht primär von messbaren wirtschaftlichen Erträgen. Teamdynamik, strukturelle Veränderungen und externe Faktoren (etwa COVID-19) beeinflussen die Zusammenarbeit erheblich.</w:t>
       </w:r>
     </w:p>
     <w:p>
@@ -177,7 +177,7 @@
         <w:rPr>
           <w:sz w:val="19"/>
         </w:rPr>
-        <w:t>China; Befunde zu Stigma und Wissensfragmentierung gelten kulturübergreifend, erfordern aber lokale Adaptation.</w:t>
+        <w:t>Großbritannien, NHS-System; Erkenntnisse zur Gestaltung echter Partizipation sind kontextübergreifend relevant.</w:t>
       </w:r>
     </w:p>
     <w:p>
@@ -186,7 +186,7 @@
           <w:color w:val="5A7D3A"/>
           <w:sz w:val="18"/>
         </w:rPr>
-        <w:t>https://pubmed.ncbi.nlm.nih.gov/42877207/</w:t>
+        <w:t>https://pubmed.ncbi.nlm.nih.gov/42886175/</w:t>
       </w:r>
     </w:p>
     <w:p>
@@ -194,7 +194,7 @@
         <w:pStyle w:val="Heading2"/>
       </w:pPr>
       <w:r>
-        <w:t>Digitale Schmerzedukation: Welche Bevölkerungsgruppen bleiben ausgeschlossen?</w:t>
+        <w:t>Ernährungsschulung in der Schwangerschaft: Effektive Komponenten zur Gestationsdiabetes-Prävention</w:t>
       </w:r>
     </w:p>
     <w:p>
@@ -204,12 +204,12 @@
           <w:color w:val="666666"/>
           <w:sz w:val="18"/>
         </w:rPr>
-        <w:t>Khalid H et al.  ·  Front Public Health  ·  30.09.2026  ·  PMID 42877005</w:t>
+        <w:t>Gao M et al.  ·  Nutrients  ·  08.10.2026  ·  PMID 42884754</w:t>
       </w:r>
     </w:p>
     <w:p>
       <w:r>
-        <w:t>Systematische Übersicht von 100 Studien zu digital gestützten Patientenschulungen für chronische muskuloskelettale Schmerzen mit Fokus auf Erreichung diverser Bevölkerungsgruppen.</w:t>
+        <w:t>Systematischer Review und Metaanalyse von 29 RCTs mit 17.937 schwangeren Frauen zur Wirkung von Ernährungsbildungsinterventionen auf das Gestationsdiabetes-Risiko.</w:t>
       </w:r>
     </w:p>
     <w:p>
@@ -220,7 +220,7 @@
         <w:t xml:space="preserve">Ergebnis: </w:t>
       </w:r>
       <w:r>
-        <w:t>86 % der Studien (n=86) waren in Nord- und Europa durchgeführt, aber 86 % (n=86) richteten sich nicht gezielt an Subgruppen mit höherem Behandlungsbedarf. Von 39 genannten Interventionen waren nur 13 auf diverse Bedürfnisse zugeschnitten. 81 % der Studien (n=81) berichteten reale Tests und Effektivitätsevaluationen; wenige dokumentierten Co-Design oder Prototypentestung. Die Autoren schließen: Zukünftige Entwicklung muss ungedeckte Bedarfe adressieren, um inklusivere Interventionen zu schaffen.</w:t>
+        <w:t>Interventionen senken das Gestationsdiabetes-Risiko um 12 % (gepooltes RR 0,88, 95%-CI 0,79–0,98; p=0,02). Absolute Inzidenz: 16,01 % (Intervention) vs. 17,06 % (Kontrolle). Größte Risikoreduktion bei Interventionen, die in theoretischen Konzepten verankert, im Krankenhaus durchgeführt und mit hoher Treue umgesetzt wurden. Einzelne Angebote und Diätinhalte zeigten günstige, aber nicht signifikante Trends.</w:t>
       </w:r>
     </w:p>
     <w:p>
@@ -235,7 +235,7 @@
         <w:rPr>
           <w:sz w:val="19"/>
         </w:rPr>
-        <w:t>Multinationale Review; Befund zur Equity-Lücke in Deutschland höchst relevant, Implementierungen müssen unterrepräsentierte Gruppen einschließen.</w:t>
+        <w:t>Diverse Settings; Evidenz unterstützt systematische Verankerung in der Routinevorsorge – auch für Deutschland.</w:t>
       </w:r>
     </w:p>
     <w:p>
@@ -244,7 +244,7 @@
           <w:color w:val="5A7D3A"/>
           <w:sz w:val="18"/>
         </w:rPr>
-        <w:t>https://pubmed.ncbi.nlm.nih.gov/42877005/</w:t>
+        <w:t>https://pubmed.ncbi.nlm.nih.gov/42884754/</w:t>
       </w:r>
     </w:p>
     <w:p>
@@ -252,7 +252,7 @@
         <w:pStyle w:val="Heading2"/>
       </w:pPr>
       <w:r>
-        <w:t>Gesundheitsbildung senkt irrationalen Antibiotikagebrauch: Kombinierte Intervention</w:t>
+        <w:t>Lücken in der psychischen Gesundheitskompetenz von Fachpflegekräften</w:t>
       </w:r>
     </w:p>
     <w:p>
@@ -262,12 +262,12 @@
           <w:color w:val="666666"/>
           <w:sz w:val="18"/>
         </w:rPr>
-        <w:t>Xie X et al.  ·  Front Public Health  ·  30.09.2026  ·  PMID 42876734</w:t>
+        <w:t>Pietrzak M et al.  ·  Front Public Health  ·  30.09.2026  ·  PMID 42876669</w:t>
       </w:r>
     </w:p>
     <w:p>
       <w:r>
-        <w:t>Evaluierung einer kombinierten Maßnahme aus Gesundheitsbildungsmaterialien (Broschüren, Videos, Schulungen) und einem intelligenten Rezept-Prüfsystem auf Antibiotikaverschreibung und Kosteneffizienz in einem Krankenhaus.</w:t>
+        <w:t>Querschnittstudie zur Mental Health Literacy (Wissen, Erkennung, Behandlung psychischer Störungen) bei 207 polnischen Familienpflegekräften mit standardisiertem Messinstrument.</w:t>
       </w:r>
     </w:p>
     <w:p>
@@ -278,7 +278,7 @@
         <w:t xml:space="preserve">Ergebnis: </w:t>
       </w:r>
       <w:r>
-        <w:t>Die kombinierte Intervention mit Online- und Offline-Bildungsmaßnahmen führte zu Reduktion der Antibiotikamenge und des Anteils der Antibiotika-Ausgaben an den Gesamtmedikamentenkosten. Von Oktober bis Dezember 2025 sank die Anzahl der Rezepte mit Fehlern bei Indikation, Dosierung, Verabreichungsweg und Kontraindikationsverstößen im Vergleich zur Baseline (Oktober–Dezember 2024) ab. Die multifazettierte Strategie zeigte erhebliches Potenzial zur Reduktion antimikrobieller Substanznutzung.</w:t>
+        <w:t>Mittlere normalisierte Gesamtscore 70,43 %; größte Lücken bei Risikofaktoren und verfügbarer professioneller Hilfe (je 66,67 %), beste Scores bei Störungserkennung (75 %). Unabhängig assoziiert mit höherer Kompetenz: jüngeres Alter, städtischer Wohnort, Kontakt zu Menschen mit psychischer Erkrankung. Ältere und ländliche Pflegekräfte brauchen gezielt Fortbildung.</w:t>
       </w:r>
     </w:p>
     <w:p>
@@ -293,7 +293,7 @@
         <w:rPr>
           <w:sz w:val="19"/>
         </w:rPr>
-        <w:t>China; Konzept der integrierten Bildung + Decision-Support übertragbar; Sprachabhängigkeit der Materialien.</w:t>
+        <w:t>Polen, EU-Gesundheitssystem; Ergebnisse zur Weiterbildung übertragbar auf Deutschland.</w:t>
       </w:r>
     </w:p>
     <w:p>
@@ -302,7 +302,7 @@
           <w:color w:val="5A7D3A"/>
           <w:sz w:val="18"/>
         </w:rPr>
-        <w:t>https://pubmed.ncbi.nlm.nih.gov/42876734/</w:t>
+        <w:t>https://pubmed.ncbi.nlm.nih.gov/42876669/</w:t>
       </w:r>
     </w:p>
     <w:p>
@@ -310,7 +310,7 @@
         <w:pStyle w:val="Heading2"/>
       </w:pPr>
       <w:r>
-        <w:t>Bewegungsverhalten nach digitaler Schulung: Effekte bei Arthrose</w:t>
+        <w:t>Patientenschulung zur sicheren Heimentfernung von Drainagen: Effekt auf Komplikationen und Zufriedenheit</w:t>
       </w:r>
     </w:p>
     <w:p>
@@ -320,12 +320,12 @@
           <w:color w:val="666666"/>
           <w:sz w:val="18"/>
         </w:rPr>
-        <w:t>Kiadaliri A et al.  ·  BMC Musculoskelet Disord  ·  11.10.2026  ·  PMID 42875770</w:t>
+        <w:t>Mostacada N et al.  ·  Clin Nurse Spec  ·  07.10.2026  ·  PMID 42842229</w:t>
       </w:r>
     </w:p>
     <w:p>
       <w:r>
-        <w:t>Longitudinale Registerstudie zur Wirkung eines digitalen Schulungs- und Therapieprogramms auf die körperliche Aktivität bei 15.197 Patienten mit Knie- oder Hüftarthrose über ein Jahr.</w:t>
+        <w:t>Qualitätsverbesserungsprojekt: Klinische Pflegefachkräfte schulten Patienten (mit Handout, persönlichem Training und Hands-on-Praxis) zur sicheren Entfernung von Jackson-Pratt-Drainagen zu Hause.</w:t>
       </w:r>
     </w:p>
     <w:p>
@@ -336,7 +336,7 @@
         <w:t xml:space="preserve">Ergebnis: </w:t>
       </w:r>
       <w:r>
-        <w:t>Der Anteil der Patienten, die das empfohlene Aktivitätsniveau (≥150 Min/Woche mäßige bis kräftige Aktivität) erreichten, stieg von 51,4 % (95%-KI: 50,6–52,2) bei Aufnahme auf 58,5 % (57,1–59,9) nach einem Jahr. Vier Aktivitätsmuster wurden identifiziert: persistiert hoch (41,2 %), persistiert niedrig (30,4 %), zunehmend (16,5 %), abnehmend (11,9 %). Body-Mass-Index und körperliche Funktionsfähigkeit waren die wichtigsten mit den Aktivitätsmustern assoziierten Faktoren. Alle Gruppen zeigten vergleichbare klinische Verbesserungen in patientenberichteten Outcomes.</w:t>
+        <w:t>Seit Februar 2025 wurden knapp 100 Drainagen erfolgreich zu Hause entfernt, ohne Komplikationen gemeldet. Durch strukturierte Patientenschulung verbesserte sich Patienten-Sicherheit und Komfort, stieg die Zufriedenheit, sank das Komplikationsrisiko und die Ressourcennutzung, ohne Patientenergebnisse zu gefährden.</w:t>
       </w:r>
     </w:p>
     <w:p>
@@ -351,7 +351,7 @@
         <w:rPr>
           <w:sz w:val="19"/>
         </w:rPr>
-        <w:t>Schweden, Versicherungssystem vergleichbar; digitale Schulungsformate als Skalierungsmodell übertragbar.</w:t>
+        <w:t>USA; Evidenz für Benefit von strukturierter Patientenschulung ist systemübergreifend relevant, Umsetzung auf Deutschland übertragbar.</w:t>
       </w:r>
     </w:p>
     <w:p>
@@ -360,7 +360,7 @@
           <w:color w:val="5A7D3A"/>
           <w:sz w:val="18"/>
         </w:rPr>
-        <w:t>https://pubmed.ncbi.nlm.nih.gov/42875770/</w:t>
+        <w:t>https://pubmed.ncbi.nlm.nih.gov/42842229/</w:t>
       </w:r>
     </w:p>
     <w:p>
@@ -368,7 +368,7 @@
         <w:pStyle w:val="Heading2"/>
       </w:pPr>
       <w:r>
-        <w:t>Barrieren zur Teilnahme an Krebsstudien: Was Patienten berichten</w:t>
+        <w:t>Kardiovaskuläre Gesundheitskompetenz bei Frauen: Mangel an Information und Erkennung</w:t>
       </w:r>
     </w:p>
     <w:p>
@@ -378,12 +378,12 @@
           <w:color w:val="666666"/>
           <w:sz w:val="18"/>
         </w:rPr>
-        <w:t>Scruton S et al.  ·  Cancer Rep (Hoboken)  ·  Okt. 2026  ·  PMID 42870373</w:t>
+        <w:t>Quintal J et al.  ·  Rev Port Cardiol  ·  25.08.2026  ·  PMID 42641683</w:t>
       </w:r>
     </w:p>
     <w:p>
       <w:r>
-        <w:t>Systematische Übersicht von 131 qualitativ-quantitativen Studien zu Barrieren, die Patienten und Angehörige von der Teilnahme an klinischen Krebsstudien abhalten.</w:t>
+        <w:t>Querschnittstudie bei 204 portugiesischen Frauen (Alter ≥18 Jahre) zur kardiovaskulären Health Literacy: Wissensstand zu Risikofaktoren, Symptomen, Prävention und angemessenem Handeln.</w:t>
       </w:r>
     </w:p>
     <w:p>
@@ -394,7 +394,7 @@
         <w:t xml:space="preserve">Ergebnis: </w:t>
       </w:r>
       <w:r>
-        <w:t>Barrieren wurden in drei Gruppen kategorisiert: (1) psychosoziale Barrieren (Angst vor Nebenwirkungen, Misstrauen, wahrgenommener Nutzenmangel); (2) logistische Barrieren (Reiseanforderungen, finanzielle Belastung); (3) Informationsbarrieren (Schwierigkeiten, Einwilligungsdokumente zu verstehen). Die Analyse von 7.918 Studien ergab, dass Empfehlungen auf finanzielle und logistische Unterstützung, geeignete Informationsvermittlung und Vertrauensaufbau mit dem Forschungspersonal hindeuten.</w:t>
+        <w:t>Nur 5,6 % fühlten sich gut informiert, 15,4 % berichteten kein Wissen. Nur 27,7 % erkannten kardiovaskuläre Erkrankung als Todesursache Nr. 1 bei Frauen. Symptomerkennung unzureichend. Hauptbarrieren: finanzielle Constraints (50 %), Zeitmangel (36,7 %). Im multivariaten Modell: Alter ≥62 Jahre (OR 4,20, 95%-CI 1,57–11,22) und Grundschulbildung (OR 3,60, 95%-CI 1,43–9,09) vorhersagend für niedrige Awareness.</w:t>
       </w:r>
     </w:p>
     <w:p>
@@ -409,7 +409,7 @@
         <w:rPr>
           <w:sz w:val="19"/>
         </w:rPr>
-        <w:t>Kanada und multinationale Analyse; Barrier-Kategorien sind systemübergreifend relevant für deutsche Onkologiestudien.</w:t>
+        <w:t>Portugal, vergleichbares europäisches Gesundheitssystem; Disparitäten nach Alter und Bildung sind in Deutschland ähnlich.</w:t>
       </w:r>
     </w:p>
     <w:p>
@@ -418,7 +418,7 @@
           <w:color w:val="5A7D3A"/>
           <w:sz w:val="18"/>
         </w:rPr>
-        <w:t>https://pubmed.ncbi.nlm.nih.gov/42870373/</w:t>
+        <w:t>https://pubmed.ncbi.nlm.nih.gov/42641683/</w:t>
       </w:r>
     </w:p>
     <w:sectPr>

--- a/download/studien-aktuell.docx
+++ b/download/studien-aktuell.docx
@@ -62,7 +62,7 @@
           <w:color w:val="666666"/>
           <w:sz w:val="18"/>
         </w:rPr>
-        <w:t>Stand: 17.10.2026  |  6 Studien  |  healthliteracy.m-vf.de</w:t>
+        <w:t>Stand: 18.10.2026  |  6 Studien  |  healthliteracy.m-vf.de</w:t>
       </w:r>
     </w:p>
     <w:p>
@@ -70,7 +70,7 @@
         <w:pStyle w:val="Heading1"/>
       </w:pPr>
       <w:r>
-        <w:t>Aufgenommen am 17.10.2026</w:t>
+        <w:t>Aufgenommen am 18.10.2026</w:t>
       </w:r>
     </w:p>
     <w:p>
@@ -78,7 +78,7 @@
         <w:pStyle w:val="Heading2"/>
       </w:pPr>
       <w:r>
-        <w:t>Verständlichkeit digitaler Schulungsmaterialien mit Augmented Reality zur Fußpflege</w:t>
+        <w:t>Bildung und Gesundheitskompetenz: Starker Gradient bei Umweltrisiken</w:t>
       </w:r>
     </w:p>
     <w:p>
@@ -88,12 +88,12 @@
           <w:color w:val="666666"/>
           <w:sz w:val="18"/>
         </w:rPr>
-        <w:t>Velázquez-López L et al.  ·  Inquiry  ·  16.10.2026  ·  PMID 42887896</w:t>
+        <w:t>Luo X et al.  ·  Front Public Health  ·  02.10.2026  ·  PMID 42890812</w:t>
       </w:r>
     </w:p>
     <w:p>
       <w:r>
-        <w:t>Validierungsstudie eines Hybrid-Lernmaterials (Print und App mit Augmented Reality) zur Diabetischen-Fuß-Prävention durch 38 Fachexpert*innen über drei Monate.</w:t>
+        <w:t>Querschnittsstudie zu Umwelt-Health Literacy bei 1.773 erwachsenen Stadtbewohnern in China mit standardisiertem 30-Item-Messinstrument.</w:t>
       </w:r>
     </w:p>
     <w:p>
@@ -104,7 +104,7 @@
         <w:t xml:space="preserve">Ergebnis: </w:t>
       </w:r>
       <w:r>
-        <w:t>97,4 % bewerteten das Material mit hohem Score, 2,6 % mit mittlerem Score, 0 % mit niedrigem Score. Mittleres Alter der Expert*innen 34 Jahre, mediane klinische Erfahrung 8 Jahre (IQR 2–15). Das Ergebnis zeigt, dass Fachpersonal die Materialien als verständlich und hilfreich für die Gesundheitserziehung bewertet.</w:t>
+        <w:t>Höhere Schulbildung zeigte stärksten Effekt auf Health Literacy: Personen mit Masterabschluss erzielen 11,32 Punkte höhere Werte (95%-KI: 7,84–14,80) als Personen mit Grundschulabschluss; adjustierte Quote suffiziente Kompetenz 10,06× höher (95%-KI: 3,82–28,98). 88,8% der Stichprobe erfüllten Schwelle ausreichender Kompetenz. Signifikante Geschlechts-×-Bildungs-Interaktionen zeigen Ungleichheit nach Geschlecht und Bildung.</w:t>
       </w:r>
     </w:p>
     <w:p>
@@ -119,7 +119,7 @@
         <w:rPr>
           <w:sz w:val="19"/>
         </w:rPr>
-        <w:t>Mexiko; Validierungsergebnis technik-unabhängig, aber Übertragbarkeit auf deutsche Schulungskontexte erfordert kulturelle Anpassung.</w:t>
+        <w:t>China, aber Befund zu Bildungsungleichheit systematisch übertragbar auf deutsche Risikogruppen</w:t>
       </w:r>
     </w:p>
     <w:p>
@@ -128,7 +128,7 @@
           <w:color w:val="5A7D3A"/>
           <w:sz w:val="18"/>
         </w:rPr>
-        <w:t>https://pubmed.ncbi.nlm.nih.gov/42887896/</w:t>
+        <w:t>https://pubmed.ncbi.nlm.nih.gov/42890812/</w:t>
       </w:r>
     </w:p>
     <w:p>
@@ -136,7 +136,7 @@
         <w:pStyle w:val="Heading2"/>
       </w:pPr>
       <w:r>
-        <w:t>Patientenbeteiligung in Forschung: Lernprozesse und Herausforderungen bei der Zusammenarbeit</w:t>
+        <w:t>Digitale Gesundheitskompetenz im Alter: Drei unterschiedliche Nutzerprofile</w:t>
       </w:r>
     </w:p>
     <w:p>
@@ -146,12 +146,12 @@
           <w:color w:val="666666"/>
           <w:sz w:val="18"/>
         </w:rPr>
-        <w:t>Fox J et al.  ·  Health Expect  ·  Okt. 2026  ·  PMID 42886175</w:t>
+        <w:t>Xiao Z et al.  ·  Front Public Health  ·  02.10.2026  ·  PMID 42890732</w:t>
       </w:r>
     </w:p>
     <w:p>
       <w:r>
-        <w:t>Qualitative Fallstudie zur Erfahrung von Forschungsteams und Patient*innen mit Lived-Experience-Expertise über sieben Jahre hinweg in einer Mental-Health-Interventionsstudie.</w:t>
+        <w:t>Latente Profilanalyse bei 544 älteren Diabetespatienten (≥60 Jahre) zur eHealth Literacy anhand Chinesischer eHealth Literacy Scale.</w:t>
       </w:r>
     </w:p>
     <w:p>
@@ -162,7 +162,7 @@
         <w:t xml:space="preserve">Ergebnis: </w:t>
       </w:r>
       <w:r>
-        <w:t>Beide Gruppen durchliefen einen Lernprozess, der von Spannungen geprägt war. Der Erfolg der Patientenbeteiligung hängt von Flexibilität, offener Kommunikation und regelmäßigem reflektierendem Feedback ab – nicht primär von messbaren wirtschaftlichen Erträgen. Teamdynamik, strukturelle Veränderungen und externe Faktoren (etwa COVID-19) beeinflussen die Zusammenarbeit erheblich.</w:t>
+        <w:t>Drei Kompetenzprofile identifiziert: Skill-Dependent 56,8% (Mittelwert 26,88), Comprehensive Deficit 15,1% (17,76), Comprehensive Advancement 28,1% (34,72), obwohl Stichprobenmittel nur 27,71±5,93. Höheres Alter (OR 8,50 pro 10 Jahre vs. Comprehensive Advancement), höhere Angst vor Krankheitsprogression (OR 4,60 pro 5 Punkte) und niedrigere Selbstwirksamkeit prädiktiv für niedrigere Profile. Ein Mittelwert verschleiert diese klinisch relevanten Unterschiede.</w:t>
       </w:r>
     </w:p>
     <w:p>
@@ -177,7 +177,7 @@
         <w:rPr>
           <w:sz w:val="19"/>
         </w:rPr>
-        <w:t>Großbritannien, NHS-System; Erkenntnisse zur Gestaltung echter Partizipation sind kontextübergreifend relevant.</w:t>
+        <w:t>China, aber Befund zu heterogenen Profilen überträgt sich auf deutsche Diabetes-Älteren</w:t>
       </w:r>
     </w:p>
     <w:p>
@@ -186,7 +186,7 @@
           <w:color w:val="5A7D3A"/>
           <w:sz w:val="18"/>
         </w:rPr>
-        <w:t>https://pubmed.ncbi.nlm.nih.gov/42886175/</w:t>
+        <w:t>https://pubmed.ncbi.nlm.nih.gov/42890732/</w:t>
       </w:r>
     </w:p>
     <w:p>
@@ -194,7 +194,7 @@
         <w:pStyle w:val="Heading2"/>
       </w:pPr>
       <w:r>
-        <w:t>Ernährungsschulung in der Schwangerschaft: Effektive Komponenten zur Gestationsdiabetes-Prävention</w:t>
+        <w:t>Digitale Kompetenz und Behandlungssicherheit bei Herzpatienten: Psychische Faktoren als Schlüssel</w:t>
       </w:r>
     </w:p>
     <w:p>
@@ -204,12 +204,12 @@
           <w:color w:val="666666"/>
           <w:sz w:val="18"/>
         </w:rPr>
-        <w:t>Gao M et al.  ·  Nutrients  ·  08.10.2026  ·  PMID 42884754</w:t>
+        <w:t>Huang Y et al.  ·  Front Public Health  ·  01.10.2026  ·  PMID 42889363</w:t>
       </w:r>
     </w:p>
     <w:p>
       <w:r>
-        <w:t>Systematischer Review und Metaanalyse von 29 RCTs mit 17.937 schwangeren Frauen zur Wirkung von Ernährungsbildungsinterventionen auf das Gestationsdiabetes-Risiko.</w:t>
+        <w:t>Querschnittstudie mit CHD-Patienten (n nicht genannt) zur Assoziation von eHealth Literacy mit Entscheidungskonflikt, mediiert durch Cyberchondria und psychologische Inflexibilität mit latenter Profilanalyse.</w:t>
       </w:r>
     </w:p>
     <w:p>
@@ -220,7 +220,7 @@
         <w:t xml:space="preserve">Ergebnis: </w:t>
       </w:r>
       <w:r>
-        <w:t>Interventionen senken das Gestationsdiabetes-Risiko um 12 % (gepooltes RR 0,88, 95%-CI 0,79–0,98; p=0,02). Absolute Inzidenz: 16,01 % (Intervention) vs. 17,06 % (Kontrolle). Größte Risikoreduktion bei Interventionen, die in theoretischen Konzepten verankert, im Krankenhaus durchgeführt und mit hoher Treue umgesetzt wurden. Einzelne Angebote und Diätinhalte zeigten günstige, aber nicht signifikante Trends.</w:t>
+        <w:t>eHealth Literacy signifikant und negativ assoziiert mit Entscheidungskonflikt. Cyberchondria und psychologische Inflexibilität mediieren diese Assoziation. Zwei latente Profile identifiziert: hohes und niedriges eHealth Literacy, unterscheiden sich signifikant in Entscheidungskonflikt, Cyberchondria und psychologischer Flexibilität. Person-zentrierter Ansatz enthüllt zwei Subgruppen statt eines Kontinuums.</w:t>
       </w:r>
     </w:p>
     <w:p>
@@ -235,7 +235,7 @@
         <w:rPr>
           <w:sz w:val="19"/>
         </w:rPr>
-        <w:t>Diverse Settings; Evidenz unterstützt systematische Verankerung in der Routinevorsorge – auch für Deutschland.</w:t>
+        <w:t>China, aber Befund zu psychischen Blockaden bei digitaler Kompetenznutzung auf deutsche Herzpatienten übertragbar</w:t>
       </w:r>
     </w:p>
     <w:p>
@@ -244,7 +244,7 @@
           <w:color w:val="5A7D3A"/>
           <w:sz w:val="18"/>
         </w:rPr>
-        <w:t>https://pubmed.ncbi.nlm.nih.gov/42884754/</w:t>
+        <w:t>https://pubmed.ncbi.nlm.nih.gov/42889363/</w:t>
       </w:r>
     </w:p>
     <w:p>
@@ -252,7 +252,7 @@
         <w:pStyle w:val="Heading2"/>
       </w:pPr>
       <w:r>
-        <w:t>Lücken in der psychischen Gesundheitskompetenz von Fachpflegekräften</w:t>
+        <w:t>Wie weibliche Studierende zu HPV-Wissen gelangen: Kanäle und Glaubwürdigkeit entscheidend</w:t>
       </w:r>
     </w:p>
     <w:p>
@@ -262,12 +262,12 @@
           <w:color w:val="666666"/>
           <w:sz w:val="18"/>
         </w:rPr>
-        <w:t>Pietrzak M et al.  ·  Front Public Health  ·  30.09.2026  ·  PMID 42876669</w:t>
+        <w:t>Xie M et al.  ·  Front Public Health  ·  01.10.2026  ·  PMID 42889210</w:t>
       </w:r>
     </w:p>
     <w:p>
       <w:r>
-        <w:t>Querschnittstudie zur Mental Health Literacy (Wissen, Erkennung, Behandlung psychischer Störungen) bei 207 polnischen Familienpflegekräften mit standardisiertem Messinstrument.</w:t>
+        <w:t>Querschnittstudie mit 519 Studentinnen in China: Mediation von Health Information Literacy zwischen Informationssuche und HPV-Wissen, moderiert durch Kanaltyp (professional vs. non-professional) und Vertrauenspräferenz.</w:t>
       </w:r>
     </w:p>
     <w:p>
@@ -278,7 +278,7 @@
         <w:t xml:space="preserve">Ergebnis: </w:t>
       </w:r>
       <w:r>
-        <w:t>Mittlere normalisierte Gesamtscore 70,43 %; größte Lücken bei Risikofaktoren und verfügbarer professioneller Hilfe (je 66,67 %), beste Scores bei Störungserkennung (75 %). Unabhängig assoziiert mit höherer Kompetenz: jüngeres Alter, städtischer Wohnort, Kontakt zu Menschen mit psychischer Erkrankung. Ältere und ländliche Pflegekräfte brauchen gezielt Fortbildung.</w:t>
+        <w:t>Health Information Literacy mediiert Effekt (indirekt: 0,056, 95%-KI [0,019–0,093]). Bei nicht-professionellen Kanälen war HIL-Wissen-Assoziation signifikant (B=0,112, p&lt;0,001), bei professionellen nicht (B=0,018, p=0,521). Vertrauenspräferenz zeigt vierfach stärkere Assoziation für nicht-professionelle Kanäle (B=0,210 vs. 0,049). Kanalcharakteristiken beeinflussen stark, ob Kompetenzen in Wissen übersetzt werden.</w:t>
       </w:r>
     </w:p>
     <w:p>
@@ -293,7 +293,7 @@
         <w:rPr>
           <w:sz w:val="19"/>
         </w:rPr>
-        <w:t>Polen, EU-Gesundheitssystem; Ergebnisse zur Weiterbildung übertragbar auf Deutschland.</w:t>
+        <w:t>China, aber Befund zu Kanaleffekten auf Wissen systematisch auf deutsche Informationsqualität übertragbar</w:t>
       </w:r>
     </w:p>
     <w:p>
@@ -302,7 +302,7 @@
           <w:color w:val="5A7D3A"/>
           <w:sz w:val="18"/>
         </w:rPr>
-        <w:t>https://pubmed.ncbi.nlm.nih.gov/42876669/</w:t>
+        <w:t>https://pubmed.ncbi.nlm.nih.gov/42889210/</w:t>
       </w:r>
     </w:p>
     <w:p>
@@ -310,7 +310,7 @@
         <w:pStyle w:val="Heading2"/>
       </w:pPr>
       <w:r>
-        <w:t>Patientenschulung zur sicheren Heimentfernung von Drainagen: Effekt auf Komplikationen und Zufriedenheit</w:t>
+        <w:t>Patient Activation bei Dialyse: Digitale Begleitung erhöht Patientenbeteiligung, aber mit Hürden</w:t>
       </w:r>
     </w:p>
     <w:p>
@@ -320,12 +320,12 @@
           <w:color w:val="666666"/>
           <w:sz w:val="18"/>
         </w:rPr>
-        <w:t>Mostacada N et al.  ·  Clin Nurse Spec  ·  07.10.2026  ·  PMID 42842229</w:t>
+        <w:t>Wickens M et al.  ·  J Med Internet Res  ·  16.10.2026  ·  PMID 42887003</w:t>
       </w:r>
     </w:p>
     <w:p>
       <w:r>
-        <w:t>Qualitätsverbesserungsprojekt: Klinische Pflegefachkräfte schulten Patienten (mit Handout, persönlichem Training und Hands-on-Praxis) zur sicheren Entfernung von Jackson-Pratt-Drainagen zu Hause.</w:t>
+        <w:t>Gemischte Methoden zur Patient Activation via 5 Module und 5 Videokonferenzen mit Peer-Mentoring bei Hämodialysepatienten (639 Patienten, 10 Zentren, USA).</w:t>
       </w:r>
     </w:p>
     <w:p>
@@ -336,7 +336,7 @@
         <w:t xml:space="preserve">Ergebnis: </w:t>
       </w:r>
       <w:r>
-        <w:t>Seit Februar 2025 wurden knapp 100 Drainagen erfolgreich zu Hause entfernt, ohne Komplikationen gemeldet. Durch strukturierte Patientenschulung verbesserte sich Patienten-Sicherheit und Komfort, stieg die Zufriedenheit, sank das Komplikationsrisiko und die Ressourcennutzung, ohne Patientenergebnisse zu gefährden.</w:t>
+        <w:t>Rekrutiert 155/639 (24,3%), Jüngere Patienten eher rekrutiert (57,6 vs. 64,3 Jahre, p&lt;0,001); jedes Zusatzjahr: 4% niedrigere Chancen (OR 0,96, 95%-KI: 0,94–0,98). Engagement höher bei Männern (IRR 1,33, p&lt;0,001), Schwarzen Patienten (IRR 1,27, p&lt;0,001). Von 155 Rekrutierten vollendeten 58 (37,4%) alle 5 Sessions. Durchschnittlicher Engagement-Score 18,4/50. Hauptverhalten: Patientenmittelung (81% der Ziele, 40,7% realisierten dies). 100% Zufriedenheit unter Mentees. Wichtigste Barriere: Rekrutierung und frühe Attrition vor Beginn.</w:t>
       </w:r>
     </w:p>
     <w:p>
@@ -351,7 +351,7 @@
         <w:rPr>
           <w:sz w:val="19"/>
         </w:rPr>
-        <w:t>USA; Evidenz für Benefit von strukturierter Patientenschulung ist systemübergreifend relevant, Umsetzung auf Deutschland übertragbar.</w:t>
+        <w:t>USA, aber Befund zu Alters- und Geschlechtsbias bei Engagement und Beteiligung auf deutsche Dialyse übertragbar</w:t>
       </w:r>
     </w:p>
     <w:p>
@@ -360,7 +360,7 @@
           <w:color w:val="5A7D3A"/>
           <w:sz w:val="18"/>
         </w:rPr>
-        <w:t>https://pubmed.ncbi.nlm.nih.gov/42842229/</w:t>
+        <w:t>https://pubmed.ncbi.nlm.nih.gov/42887003/</w:t>
       </w:r>
     </w:p>
     <w:p>
@@ -368,7 +368,7 @@
         <w:pStyle w:val="Heading2"/>
       </w:pPr>
       <w:r>
-        <w:t>Kardiovaskuläre Gesundheitskompetenz bei Frauen: Mangel an Information und Erkennung</w:t>
+        <w:t>Hüftoperation: App, Liveunterricht oder Broschüre – keine Unterschiede beim Verständnis</w:t>
       </w:r>
     </w:p>
     <w:p>
@@ -378,12 +378,12 @@
           <w:color w:val="666666"/>
           <w:sz w:val="18"/>
         </w:rPr>
-        <w:t>Quintal J et al.  ·  Rev Port Cardiol  ·  25.08.2026  ·  PMID 42641683</w:t>
+        <w:t>DE Smet A et al.  ·  Acta Orthop Belg  ·  08.10.2026  ·  PMID 42885460</w:t>
       </w:r>
     </w:p>
     <w:p>
       <w:r>
-        <w:t>Querschnittstudie bei 204 portugiesischen Frauen (Alter ≥18 Jahre) zur kardiovaskulären Health Literacy: Wissensstand zu Risikofaktoren, Symptomen, Prävention und angemessenem Handeln.</w:t>
+        <w:t>Randomisierte kontrollierte Studie: 79 Patienten vor Hüftgelenksersatz in drei Gruppen (Broschüre n=29, Live-Sitzung n=24, Mobile App n=26) – Vergleich von Aufenthaltsdauer, Patientenzufriedenheit und postoperativen Ergebnissen.</w:t>
       </w:r>
     </w:p>
     <w:p>
@@ -394,7 +394,7 @@
         <w:t xml:space="preserve">Ergebnis: </w:t>
       </w:r>
       <w:r>
-        <w:t>Nur 5,6 % fühlten sich gut informiert, 15,4 % berichteten kein Wissen. Nur 27,7 % erkannten kardiovaskuläre Erkrankung als Todesursache Nr. 1 bei Frauen. Symptomerkennung unzureichend. Hauptbarrieren: finanzielle Constraints (50 %), Zeitmangel (36,7 %). Im multivariaten Modell: Alter ≥62 Jahre (OR 4,20, 95%-CI 1,57–11,22) und Grundschulbildung (OR 3,60, 95%-CI 1,43–9,09) vorhersagend für niedrige Awareness.</w:t>
+        <w:t>Krankenhausaufenthalt 4,25±3 Tage, kein signifikanter Unterschied zwischen Gruppen (p=0,525). Zufriedenheit mit Unterrichtsmethode (p=0,997) und Informationsinhalt (p=0,365) gleich in allen Gruppen. App-Gruppe berichtete leicht höhere Motivation für Übungen, nicht signifikant. Alle Gruppen zeigten signifikante postoperative Verbesserungen (p&lt;0,001), keine Unterschiede in Magnitude. Zusatzkosten für Live-Sitzungen und App-Einsatz überwiegen begrenzte Vorteile nicht.</w:t>
       </w:r>
     </w:p>
     <w:p>
@@ -409,7 +409,7 @@
         <w:rPr>
           <w:sz w:val="19"/>
         </w:rPr>
-        <w:t>Portugal, vergleichbares europäisches Gesundheitssystem; Disparitäten nach Alter und Bildung sind in Deutschland ähnlich.</w:t>
+        <w:t>Belgien, vergleichbares Gesundheitssystem, direkt auf deutsche Orthopädie-Praxen übertragbar</w:t>
       </w:r>
     </w:p>
     <w:p>
@@ -418,7 +418,7 @@
           <w:color w:val="5A7D3A"/>
           <w:sz w:val="18"/>
         </w:rPr>
-        <w:t>https://pubmed.ncbi.nlm.nih.gov/42641683/</w:t>
+        <w:t>https://pubmed.ncbi.nlm.nih.gov/42885460/</w:t>
       </w:r>
     </w:p>
     <w:sectPr>

--- a/download/studien-aktuell.docx
+++ b/download/studien-aktuell.docx
@@ -62,7 +62,7 @@
           <w:color w:val="666666"/>
           <w:sz w:val="18"/>
         </w:rPr>
-        <w:t>Stand: 18.10.2026  |  6 Studien  |  healthliteracy.m-vf.de</w:t>
+        <w:t>Stand: 19.10.2026  |  6 Studien  |  healthliteracy.m-vf.de</w:t>
       </w:r>
     </w:p>
     <w:p>
@@ -70,7 +70,7 @@
         <w:pStyle w:val="Heading1"/>
       </w:pPr>
       <w:r>
-        <w:t>Aufgenommen am 18.10.2026</w:t>
+        <w:t>Aufgenommen am 19.10.2026</w:t>
       </w:r>
     </w:p>
     <w:p>
@@ -78,7 +78,7 @@
         <w:pStyle w:val="Heading2"/>
       </w:pPr>
       <w:r>
-        <w:t>Bildung und Gesundheitskompetenz: Starker Gradient bei Umweltrisiken</w:t>
+        <w:t>Was Frauen mit Endometriose wissen müssen: Informationsbedarf und Lücken</w:t>
       </w:r>
     </w:p>
     <w:p>
@@ -88,12 +88,12 @@
           <w:color w:val="666666"/>
           <w:sz w:val="18"/>
         </w:rPr>
-        <w:t>Luo X et al.  ·  Front Public Health  ·  02.10.2026  ·  PMID 42890812</w:t>
+        <w:t>Senyel D et al.  ·  Womens Health (Lond)  ·  18.10.2026  ·  PMID 42893505</w:t>
       </w:r>
     </w:p>
     <w:p>
       <w:r>
-        <w:t>Querschnittsstudie zu Umwelt-Health Literacy bei 1.773 erwachsenen Stadtbewohnern in China mit standardisiertem 30-Item-Messinstrument.</w:t>
+        <w:t>Querschnittstudie (Mixed Methods) mit 265 australischen Frauen ≥18 Jahre mit diagnostizierter oder vermuteter Endometriose zu ihren Informationsbedürfnissen.</w:t>
       </w:r>
     </w:p>
     <w:p>
@@ -104,7 +104,7 @@
         <w:t xml:space="preserve">Ergebnis: </w:t>
       </w:r>
       <w:r>
-        <w:t>Höhere Schulbildung zeigte stärksten Effekt auf Health Literacy: Personen mit Masterabschluss erzielen 11,32 Punkte höhere Werte (95%-KI: 7,84–14,80) als Personen mit Grundschulabschluss; adjustierte Quote suffiziente Kompetenz 10,06× höher (95%-KI: 3,82–28,98). 88,8% der Stichprobe erfüllten Schwelle ausreichender Kompetenz. Signifikante Geschlechts-×-Bildungs-Interaktionen zeigen Ungleichheit nach Geschlecht und Bildung.</w:t>
+        <w:t>Stärkster Informationsbedarf zu: Komorbiditäten (76,98 % Zustimmung, n=204/265), spezialisierte Endometriose-Kliniken (75,85 %, n=179/236), Umgang mit Ablehnungserfahrungen durch Fachpersonen (75,54 %, n=176/233). Offen genannte Lücken: Pathogenese, alternative Therapien, Unterschiede zwischen öffentlichem und privatem Gesundheitswesen, Selbstvertretung. Unzureichende Unterstützung bei Entscheidungsfindung identifiziert.</w:t>
       </w:r>
     </w:p>
     <w:p>
@@ -119,7 +119,7 @@
         <w:rPr>
           <w:sz w:val="19"/>
         </w:rPr>
-        <w:t>China, aber Befund zu Bildungsungleichheit systematisch übertragbar auf deutsche Risikogruppen</w:t>
+        <w:t>Australien vergleichbar Deutschland: Befunde zeigen Versorgungslücken und Handlungsbedarf für patientenzentrierte Informationsentwicklung.</w:t>
       </w:r>
     </w:p>
     <w:p>
@@ -128,7 +128,7 @@
           <w:color w:val="5A7D3A"/>
           <w:sz w:val="18"/>
         </w:rPr>
-        <w:t>https://pubmed.ncbi.nlm.nih.gov/42890812/</w:t>
+        <w:t>https://pubmed.ncbi.nlm.nih.gov/42893505/</w:t>
       </w:r>
     </w:p>
     <w:p>
@@ -136,7 +136,7 @@
         <w:pStyle w:val="Heading2"/>
       </w:pPr>
       <w:r>
-        <w:t>Digitale Gesundheitskompetenz im Alter: Drei unterschiedliche Nutzerprofile</w:t>
+        <w:t>Geringe Gesundheitskompetenz bei chronischen Erkrankungen in Grönland: Handlungsbedarf für Gesundheitssystem</w:t>
       </w:r>
     </w:p>
     <w:p>
@@ -146,12 +146,12 @@
           <w:color w:val="666666"/>
           <w:sz w:val="18"/>
         </w:rPr>
-        <w:t>Xiao Z et al.  ·  Front Public Health  ·  02.10.2026  ·  PMID 42890732</w:t>
+        <w:t>Kjær F et al.  ·  Int J Circumpolar Health  ·  31.12.2026  ·  PMID 42891930</w:t>
       </w:r>
     </w:p>
     <w:p>
       <w:r>
-        <w:t>Latente Profilanalyse bei 544 älteren Diabetespatienten (≥60 Jahre) zur eHealth Literacy anhand Chinesischer eHealth Literacy Scale.</w:t>
+        <w:t>Querschnittstudie mit 230 Personen mit chronischen Erkrankungen (Diabetes, COPD, Hypertonie, Adipositas, Asthma) in Grönland, die mit HLS19-Q12-Fragebogen (Kalaallisut und Dänisch) die Gesundheitskompetenz ermittelte.</w:t>
       </w:r>
     </w:p>
     <w:p>
@@ -162,7 +162,7 @@
         <w:t xml:space="preserve">Ergebnis: </w:t>
       </w:r>
       <w:r>
-        <w:t>Drei Kompetenzprofile identifiziert: Skill-Dependent 56,8% (Mittelwert 26,88), Comprehensive Deficit 15,1% (17,76), Comprehensive Advancement 28,1% (34,72), obwohl Stichprobenmittel nur 27,71±5,93. Höheres Alter (OR 8,50 pro 10 Jahre vs. Comprehensive Advancement), höhere Angst vor Krankheitsprogression (OR 4,60 pro 5 Punkte) und niedrigere Selbstwirksamkeit prädiktiv für niedrigere Profile. Ein Mittelwert verschleiert diese klinisch relevanten Unterschiede.</w:t>
+        <w:t>82,2 % hatten unzureichende oder problematische Gesundheitskompetenz (32,2 % unzureichend, 50,0 % problematisch, 12,4 % ausreichend, 5,4 % hervorragend). Kalaallisut-Version zeigte gute interne Konsistenz (Cronbachs Alpha 0,88; 95%-KI: 0,78–0,93) und Test-Retest-Reliabilität (ICC 0,86; 95%-KI: 0,71–0,94). Dies unterstreicht hohen Interventionsbedarf.</w:t>
       </w:r>
     </w:p>
     <w:p>
@@ -177,7 +177,7 @@
         <w:rPr>
           <w:sz w:val="19"/>
         </w:rPr>
-        <w:t>China, aber Befund zu heterogenen Profilen überträgt sich auf deutsche Diabetes-Älteren</w:t>
+        <w:t>Grönland, vergleichbare nordeuropäische Sozialversicherung; Befunde für indigene Bevölkerungen weltweit relevant.</w:t>
       </w:r>
     </w:p>
     <w:p>
@@ -186,7 +186,7 @@
           <w:color w:val="5A7D3A"/>
           <w:sz w:val="18"/>
         </w:rPr>
-        <w:t>https://pubmed.ncbi.nlm.nih.gov/42890732/</w:t>
+        <w:t>https://pubmed.ncbi.nlm.nih.gov/42891930/</w:t>
       </w:r>
     </w:p>
     <w:p>
@@ -194,7 +194,7 @@
         <w:pStyle w:val="Heading2"/>
       </w:pPr>
       <w:r>
-        <w:t>Digitale Kompetenz und Behandlungssicherheit bei Herzpatienten: Psychische Faktoren als Schlüssel</w:t>
+        <w:t>Niedriges Digital Health Literacy erhöht Risiko für problematische Social-Media-Nutzung</w:t>
       </w:r>
     </w:p>
     <w:p>
@@ -204,12 +204,12 @@
           <w:color w:val="666666"/>
           <w:sz w:val="18"/>
         </w:rPr>
-        <w:t>Huang Y et al.  ·  Front Public Health  ·  01.10.2026  ·  PMID 42889363</w:t>
+        <w:t>Shahat KA  ·  Front Public Health  ·  02.10.2026  ·  PMID 42890596</w:t>
       </w:r>
     </w:p>
     <w:p>
       <w:r>
-        <w:t>Querschnittstudie mit CHD-Patienten (n nicht genannt) zur Assoziation von eHealth Literacy mit Entscheidungskonflikt, mediiert durch Cyberchondria und psychologische Inflexibilität mit latenter Profilanalyse.</w:t>
+        <w:t>Querschnittstudie mit 330 saudischen Schülern (13–18 Jahre, 170 männlich, 160 weiblich) zu Zusammenhang zwischen Digital Health Literacy (DHLI), problematischer Social-Media-Nutzung (Bergen Scale) und psychischer Belastung (DASS-21).</w:t>
       </w:r>
     </w:p>
     <w:p>
@@ -220,7 +220,7 @@
         <w:t xml:space="preserve">Ergebnis: </w:t>
       </w:r>
       <w:r>
-        <w:t>eHealth Literacy signifikant und negativ assoziiert mit Entscheidungskonflikt. Cyberchondria und psychologische Inflexibilität mediieren diese Assoziation. Zwei latente Profile identifiziert: hohes und niedriges eHealth Literacy, unterscheiden sich signifikant in Entscheidungskonflikt, Cyberchondria und psychologischer Flexibilität. Person-zentrierter Ansatz enthüllt zwei Subgruppen statt eines Kontinuums.</w:t>
+        <w:t>Prävalenz problematischer Social-Media-Nutzung 34,8 % (95%-KI: 29,7–40,2 %), höher bei Mädchen (41,9 %) als Jungen (28,2 %, p=0,009). Niedriges Digital Health Literacy unabhängig mit problematischer Nutzung assoziiert (aOR 2,79; 95%-KI: 1,70–4,58; p&lt;0,001). Problematische Nutzer hatten höhere Depression (14,1±5,5 vs. 8,6±4,2; p&lt;0,001), Angst (12,7±5,0 vs. 7,8±3,9; p&lt;0,001) und Stress (15,5±5,7 vs. 10,0±4,6; p&lt;0,001).</w:t>
       </w:r>
     </w:p>
     <w:p>
@@ -235,7 +235,7 @@
         <w:rPr>
           <w:sz w:val="19"/>
         </w:rPr>
-        <w:t>China, aber Befund zu psychischen Blockaden bei digitaler Kompetenznutzung auf deutsche Herzpatienten übertragbar</w:t>
+        <w:t>Saudi-Arabien: Befunde zur Rolle von Digital Health Literacy bei Jugendlichen; Schulinterventionen sollten Schwerpunkt sein.</w:t>
       </w:r>
     </w:p>
     <w:p>
@@ -244,7 +244,7 @@
           <w:color w:val="5A7D3A"/>
           <w:sz w:val="18"/>
         </w:rPr>
-        <w:t>https://pubmed.ncbi.nlm.nih.gov/42889363/</w:t>
+        <w:t>https://pubmed.ncbi.nlm.nih.gov/42890596/</w:t>
       </w:r>
     </w:p>
     <w:p>
@@ -252,7 +252,7 @@
         <w:pStyle w:val="Heading2"/>
       </w:pPr>
       <w:r>
-        <w:t>Wie weibliche Studierende zu HPV-Wissen gelangen: Kanäle und Glaubwürdigkeit entscheidend</w:t>
+        <w:t>Messinstrumente für Planetare Gesundheitskompetenz: Qualitätsmängel und Forschungslücken</w:t>
       </w:r>
     </w:p>
     <w:p>
@@ -262,12 +262,12 @@
           <w:color w:val="666666"/>
           <w:sz w:val="18"/>
         </w:rPr>
-        <w:t>Xie M et al.  ·  Front Public Health  ·  01.10.2026  ·  PMID 42889210</w:t>
+        <w:t>Reismann L et al.  ·  Health Qual Life Outcomes  ·  16.10.2026  ·  PMID 42888415</w:t>
       </w:r>
     </w:p>
     <w:p>
       <w:r>
-        <w:t>Querschnittstudie mit 519 Studentinnen in China: Mediation von Health Information Literacy zwischen Informationssuche und HPV-Wissen, moderiert durch Kanaltyp (professional vs. non-professional) und Vertrauenspräferenz.</w:t>
+        <w:t>Systematische Übersicht nach COSMIN-Kriterien über vier Studien zu drei Instrumenten (CCHLS, CCDL, SFLS), die Umwelt-Gesundheits-Literalität messen.</w:t>
       </w:r>
     </w:p>
     <w:p>
@@ -278,7 +278,7 @@
         <w:t xml:space="preserve">Ergebnis: </w:t>
       </w:r>
       <w:r>
-        <w:t>Health Information Literacy mediiert Effekt (indirekt: 0,056, 95%-KI [0,019–0,093]). Bei nicht-professionellen Kanälen war HIL-Wissen-Assoziation signifikant (B=0,112, p&lt;0,001), bei professionellen nicht (B=0,018, p=0,521). Vertrauenspräferenz zeigt vierfach stärkere Assoziation für nicht-professionelle Kanäle (B=0,210 vs. 0,049). Kanalcharakteristiken beeinflussen stark, ob Kompetenzen in Wissen übersetzt werden.</w:t>
+        <w:t>Sustainable Food Literacy Scale zeigte beste Ergebnisse mit sehr guter Evidenzqualität im Original, türkische Adaptation hatte niedrige methodische Qualität. Alle Instrumente zeigten niedrige oder sehr niedrige Evidenz für Entwicklung und Inhaltsvalidität. Kerndefizite: unklare Konstruktdefinition, geringe Einbeziehung von Zielgruppen in Entwicklung, Fokus auf Wissen statt komplexer Health Literacy.</w:t>
       </w:r>
     </w:p>
     <w:p>
@@ -293,7 +293,7 @@
         <w:rPr>
           <w:sz w:val="19"/>
         </w:rPr>
-        <w:t>China, aber Befund zu Kanaleffekten auf Wissen systematisch auf deutsche Informationsqualität übertragbar</w:t>
+        <w:t>Deutschland und Europa: Befunde zeigen Standardisierungsbedarf für Umwelt-Gesundheits-Kompetenzmessungen.</w:t>
       </w:r>
     </w:p>
     <w:p>
@@ -302,7 +302,7 @@
           <w:color w:val="5A7D3A"/>
           <w:sz w:val="18"/>
         </w:rPr>
-        <w:t>https://pubmed.ncbi.nlm.nih.gov/42889210/</w:t>
+        <w:t>https://pubmed.ncbi.nlm.nih.gov/42888415/</w:t>
       </w:r>
     </w:p>
     <w:p>
@@ -310,7 +310,7 @@
         <w:pStyle w:val="Heading2"/>
       </w:pPr>
       <w:r>
-        <w:t>Patient Activation bei Dialyse: Digitale Begleitung erhöht Patientenbeteiligung, aber mit Hürden</w:t>
+        <w:t>Wie junge Erwachsene Online-Ernährungsinformation bewerten: Kritische Kriterien und Grenzen</w:t>
       </w:r>
     </w:p>
     <w:p>
@@ -320,12 +320,12 @@
           <w:color w:val="666666"/>
           <w:sz w:val="18"/>
         </w:rPr>
-        <w:t>Wickens M et al.  ·  J Med Internet Res  ·  16.10.2026  ·  PMID 42887003</w:t>
+        <w:t>Rozmiarek M  ·  Nutrients  ·  25.09.2026  ·  PMID 42884616</w:t>
       </w:r>
     </w:p>
     <w:p>
       <w:r>
-        <w:t>Gemischte Methoden zur Patient Activation via 5 Module und 5 Videokonferenzen mit Peer-Mentoring bei Hämodialysepatienten (639 Patienten, 10 Zentren, USA).</w:t>
+        <w:t>Qualitative Fokusgruppenstudie mit 17 Tourismus- und Freizeitstudierenden (9 Frauen, 8 Männer, 21–23 Jahre) zu Wahrnehmung, Bewertung und kritischem Urteil über Online-Ernährungsinformation.</w:t>
       </w:r>
     </w:p>
     <w:p>
@@ -336,7 +336,7 @@
         <w:t xml:space="preserve">Ergebnis: </w:t>
       </w:r>
       <w:r>
-        <w:t>Rekrutiert 155/639 (24,3%), Jüngere Patienten eher rekrutiert (57,6 vs. 64,3 Jahre, p&lt;0,001); jedes Zusatzjahr: 4% niedrigere Chancen (OR 0,96, 95%-KI: 0,94–0,98). Engagement höher bei Männern (IRR 1,33, p&lt;0,001), Schwarzen Patienten (IRR 1,27, p&lt;0,001). Von 155 Rekrutierten vollendeten 58 (37,4%) alle 5 Sessions. Durchschnittlicher Engagement-Score 18,4/50. Hauptverhalten: Patientenmittelung (81% der Ziele, 40,7% realisierten dies). 100% Zufriedenheit unter Mentees. Wichtigste Barriere: Rekrutierung und frühe Attrition vor Beginn.</w:t>
+        <w:t>Vier Hauptthemen identifiziert: (1) Online-Information wahrgenommen als zugänglich und einflussreich, aber verbunden mit Informationsüberfluss, widersprüchlichen Empfehlungen und vereinfachten Erklärungen; (2) Bewertung nutzte Kriterien: Quellenexpertise, Konsistenz über Quellen hinweg, realistische Erwartungen, Erklärungsqualität, soziales Feedback; (3) Social-Media-Influencer als Inspirationsquelle, professionelle Quellen für kritische Entscheidungen; (4) Hochschulausbildung unterstützte kritisches Denken, aber Grenzen der Ernährungsexpertise erkannt.</w:t>
       </w:r>
     </w:p>
     <w:p>
@@ -351,7 +351,7 @@
         <w:rPr>
           <w:sz w:val="19"/>
         </w:rPr>
-        <w:t>USA, aber Befund zu Alters- und Geschlechtsbias bei Engagement und Beteiligung auf deutsche Dialyse übertragbar</w:t>
+        <w:t>Polen und Deutschland: Befunde zeigen Notwendigkeit, Digital Nutrition Literacy in Hochschul-Curricula zu integrieren.</w:t>
       </w:r>
     </w:p>
     <w:p>
@@ -360,7 +360,7 @@
           <w:color w:val="5A7D3A"/>
           <w:sz w:val="18"/>
         </w:rPr>
-        <w:t>https://pubmed.ncbi.nlm.nih.gov/42887003/</w:t>
+        <w:t>https://pubmed.ncbi.nlm.nih.gov/42884616/</w:t>
       </w:r>
     </w:p>
     <w:p>
@@ -368,7 +368,7 @@
         <w:pStyle w:val="Heading2"/>
       </w:pPr>
       <w:r>
-        <w:t>Hüftoperation: App, Liveunterricht oder Broschüre – keine Unterschiede beim Verständnis</w:t>
+        <w:t>Therapeutische Patientenedukation verbessert Therapieadhärenz und Selbstmanagement bei Tuberkulose</w:t>
       </w:r>
     </w:p>
     <w:p>
@@ -378,12 +378,12 @@
           <w:color w:val="666666"/>
           <w:sz w:val="18"/>
         </w:rPr>
-        <w:t>DE Smet A et al.  ·  Acta Orthop Belg  ·  08.10.2026  ·  PMID 42885460</w:t>
+        <w:t>Perriot J et al.  ·  Rev Med Liege  ·  Okt. 2026  ·  PMID 42861535</w:t>
       </w:r>
     </w:p>
     <w:p>
       <w:r>
-        <w:t>Randomisierte kontrollierte Studie: 79 Patienten vor Hüftgelenksersatz in drei Gruppen (Broschüre n=29, Live-Sitzung n=24, Mobile App n=26) – Vergleich von Aufenthaltsdauer, Patientenzufriedenheit und postoperativen Ergebnissen.</w:t>
+        <w:t>Narrative Übersicht zu therapeutischer Edukation bei Tuberkulose-Patienten (latente und aktive Form), einschließlich ihrer Rolle für Verständnis, Adhärenz und Stigma-Bekämpfung.</w:t>
       </w:r>
     </w:p>
     <w:p>
@@ -394,7 +394,7 @@
         <w:t xml:space="preserve">Ergebnis: </w:t>
       </w:r>
       <w:r>
-        <w:t>Krankenhausaufenthalt 4,25±3 Tage, kein signifikanter Unterschied zwischen Gruppen (p=0,525). Zufriedenheit mit Unterrichtsmethode (p=0,997) und Informationsinhalt (p=0,365) gleich in allen Gruppen. App-Gruppe berichtete leicht höhere Motivation für Übungen, nicht signifikant. Alle Gruppen zeigten signifikante postoperative Verbesserungen (p&lt;0,001), keine Unterschiede in Magnitude. Zusatzkosten für Live-Sitzungen und App-Einsatz überwiegen begrenzte Vorteile nicht.</w:t>
+        <w:t>Therapeutische Edukation (Patient Therapeutic Education – ETP) zielt darauf, Selbstmanagement-Kompetenzen, Autonomie und Lebensqualität zu stärken. Adressiert Verständnisprobleme durch lange Behandlungsprotokolle, Nebenwirkungen und psychosoziale Faktoren. Strukturierte, kontinuierliche, multidisziplinäre, patientenzentrierte Strategie ist wesentlicher Hebel zur Optimierung von Behandlungsergebnissen und Bekämpfung der Tuberkulose.</w:t>
       </w:r>
     </w:p>
     <w:p>
@@ -409,7 +409,7 @@
         <w:rPr>
           <w:sz w:val="19"/>
         </w:rPr>
-        <w:t>Belgien, vergleichbares Gesundheitssystem, direkt auf deutsche Orthopädie-Praxen übertragbar</w:t>
+        <w:t>Belgien und Frankreich, vergleichbare Versicherungssysteme; Befunde zu Edukation und Adhärenz auf Deutschland übertragbar.</w:t>
       </w:r>
     </w:p>
     <w:p>
@@ -418,7 +418,7 @@
           <w:color w:val="5A7D3A"/>
           <w:sz w:val="18"/>
         </w:rPr>
-        <w:t>https://pubmed.ncbi.nlm.nih.gov/42885460/</w:t>
+        <w:t>https://pubmed.ncbi.nlm.nih.gov/42861535/</w:t>
       </w:r>
     </w:p>
     <w:sectPr>

--- a/download/studien-aktuell.docx
+++ b/download/studien-aktuell.docx
@@ -62,7 +62,7 @@
           <w:color w:val="666666"/>
           <w:sz w:val="18"/>
         </w:rPr>
-        <w:t>Stand: 19.10.2026  |  6 Studien  |  healthliteracy.m-vf.de</w:t>
+        <w:t>Stand: 20.10.2026  |  6 Studien  |  healthliteracy.m-vf.de</w:t>
       </w:r>
     </w:p>
     <w:p>
@@ -70,7 +70,7 @@
         <w:pStyle w:val="Heading1"/>
       </w:pPr>
       <w:r>
-        <w:t>Aufgenommen am 19.10.2026</w:t>
+        <w:t>Aufgenommen am 20.10.2026</w:t>
       </w:r>
     </w:p>
     <w:p>
@@ -78,7 +78,7 @@
         <w:pStyle w:val="Heading2"/>
       </w:pPr>
       <w:r>
-        <w:t>Was Frauen mit Endometriose wissen müssen: Informationsbedarf und Lücken</w:t>
+        <w:t>Risikokommunikation zu Elektromagnetfeldern: Information reduziert Angst bei vormals stark Besorgten</w:t>
       </w:r>
     </w:p>
     <w:p>
@@ -88,12 +88,12 @@
           <w:color w:val="666666"/>
           <w:sz w:val="18"/>
         </w:rPr>
-        <w:t>Senyel D et al.  ·  Womens Health (Lond)  ·  18.10.2026  ·  PMID 42893505</w:t>
+        <w:t>Wen R et al.  ·  Bioelectromagnetics  ·  Okt. 2026  ·  PMID 42895297</w:t>
       </w:r>
     </w:p>
     <w:p>
       <w:r>
-        <w:t>Querschnittstudie (Mixed Methods) mit 265 australischen Frauen ≥18 Jahre mit diagnostizierter oder vermuteter Endometriose zu ihren Informationsbedürfnissen.</w:t>
+        <w:t>Studie zu psychologischen Faktoren bei Angst vor Radiofrequenzfeldern und Effekt von Informationen auf diese Angst; Mehrebenen-Modellierung zur Analyse von Zusammenhängen, Interventionsanalyse zur Prüfung der Wirkung von Informationsbereitstellung.</w:t>
       </w:r>
     </w:p>
     <w:p>
@@ -104,7 +104,7 @@
         <w:t xml:space="preserve">Ergebnis: </w:t>
       </w:r>
       <w:r>
-        <w:t>Stärkster Informationsbedarf zu: Komorbiditäten (76,98 % Zustimmung, n=204/265), spezialisierte Endometriose-Kliniken (75,85 %, n=179/236), Umgang mit Ablehnungserfahrungen durch Fachpersonen (75,54 %, n=176/233). Offen genannte Lücken: Pathogenese, alternative Therapien, Unterschiede zwischen öffentlichem und privatem Gesundheitswesen, Selbstvertretung. Unzureichende Unterstützung bei Entscheidungsfindung identifiziert.</w:t>
+        <w:t>Subjektive Expositionswahrnehmung und Vertrauen in diese Wahrnehmung waren unabhängig mit Angst assoziiert. Höhere Sensibilisierung korrelierte mit stärkerer Angst, höheres Faktenwissen dagegen mit geringerer Angst. Informationen erhöhten Angst insgesamt, reduzierten sie jedoch bei initial hoher Besorgnis und beeinflussten Wahrnehmungen, Sensibilisierung und Wissen. Befund zeigt komplexe, nicht-lineare Wirkung von Information auf Angst.</w:t>
       </w:r>
     </w:p>
     <w:p>
@@ -119,7 +119,7 @@
         <w:rPr>
           <w:sz w:val="19"/>
         </w:rPr>
-        <w:t>Australien vergleichbar Deutschland: Befunde zeigen Versorgungslücken und Handlungsbedarf für patientenzentrierte Informationsentwicklung.</w:t>
+        <w:t>Japan; Befund zu komplexem Zusammenhang zwischen Wissen und Angst universell relevant</w:t>
       </w:r>
     </w:p>
     <w:p>
@@ -128,7 +128,7 @@
           <w:color w:val="5A7D3A"/>
           <w:sz w:val="18"/>
         </w:rPr>
-        <w:t>https://pubmed.ncbi.nlm.nih.gov/42893505/</w:t>
+        <w:t>https://pubmed.ncbi.nlm.nih.gov/42895297/</w:t>
       </w:r>
     </w:p>
     <w:p>
@@ -136,7 +136,7 @@
         <w:pStyle w:val="Heading2"/>
       </w:pPr>
       <w:r>
-        <w:t>Geringe Gesundheitskompetenz bei chronischen Erkrankungen in Grönland: Handlungsbedarf für Gesundheitssystem</w:t>
+        <w:t>Ernährungskompetenz fördert gesunde Essensgewohnheiten unabhängig von Bildungsstand</w:t>
       </w:r>
     </w:p>
     <w:p>
@@ -146,12 +146,12 @@
           <w:color w:val="666666"/>
           <w:sz w:val="18"/>
         </w:rPr>
-        <w:t>Kjær F et al.  ·  Int J Circumpolar Health  ·  31.12.2026  ·  PMID 42891930</w:t>
+        <w:t>Jáuregui A et al.  ·  J Hum Nutr Diet  ·  Okt. 2026  ·  PMID 42894392</w:t>
       </w:r>
     </w:p>
     <w:p>
       <w:r>
-        <w:t>Querschnittstudie mit 230 Personen mit chronischen Erkrankungen (Diabetes, COPD, Hypertonie, Adipositas, Asthma) in Grönland, die mit HLS19-Q12-Fragebogen (Kalaallisut und Dänisch) die Gesundheitskompetenz ermittelte.</w:t>
+        <w:t>Studie mit 12.796 Erwachsenen aus Mexiko und USA, die den Zusammenhang zwischen funktionaler Ernährungskompetenz (gemessen an Verständnis von Nährwertkennzeichnungen) und gesundem Essverhalten untersucht.</w:t>
       </w:r>
     </w:p>
     <w:p>
@@ -162,7 +162,7 @@
         <w:t xml:space="preserve">Ergebnis: </w:t>
       </w:r>
       <w:r>
-        <w:t>82,2 % hatten unzureichende oder problematische Gesundheitskompetenz (32,2 % unzureichend, 50,0 % problematisch, 12,4 % ausreichend, 5,4 % hervorragend). Kalaallisut-Version zeigte gute interne Konsistenz (Cronbachs Alpha 0,88; 95%-KI: 0,78–0,93) und Test-Retest-Reliabilität (ICC 0,86; 95%-KI: 0,71–0,94). Dies unterstreicht hohen Interventionsbedarf.</w:t>
+        <w:t>Höhere Ernährungskompetenz war über alle Bevölkerungsgruppen hinweg mit verstärkten Bemühungen um gesunde Ernährung assoziiert (adjustierte Odds Ratios 1,07–2,73); Effekte waren bei mexikanischen Amerikanern und Mexikanern stärker (p&lt;0,008). Selbst mit niedrigerer Kompetenz zeigten 50–80% der Befragten Anstrengungen für bessere Ernährung, gegenüber nur 37–65% der weißen US-Amerikaner trotz höherer Kompetenz – Gesundheitskompetenz allein erklärt Verhalten nicht vollständig.</w:t>
       </w:r>
     </w:p>
     <w:p>
@@ -177,7 +177,7 @@
         <w:rPr>
           <w:sz w:val="19"/>
         </w:rPr>
-        <w:t>Grönland, vergleichbare nordeuropäische Sozialversicherung; Befunde für indigene Bevölkerungen weltweit relevant.</w:t>
+        <w:t>Querschnittsstudie; Effekt der Nährwertkennzeichnung systemabhängig, aber Befund zu Kompetenz-Verhalten-Lücke universell übertragbar</w:t>
       </w:r>
     </w:p>
     <w:p>
@@ -186,7 +186,7 @@
           <w:color w:val="5A7D3A"/>
           <w:sz w:val="18"/>
         </w:rPr>
-        <w:t>https://pubmed.ncbi.nlm.nih.gov/42891930/</w:t>
+        <w:t>https://pubmed.ncbi.nlm.nih.gov/42894392/</w:t>
       </w:r>
     </w:p>
     <w:p>
@@ -194,7 +194,7 @@
         <w:pStyle w:val="Heading2"/>
       </w:pPr>
       <w:r>
-        <w:t>Niedriges Digital Health Literacy erhöht Risiko für problematische Social-Media-Nutzung</w:t>
+        <w:t>Sprachgesteuertes Edukations-Tool verbessert Wissen und Selbstmanagement nach Herzintervention im Alter</w:t>
       </w:r>
     </w:p>
     <w:p>
@@ -204,12 +204,12 @@
           <w:color w:val="666666"/>
           <w:sz w:val="18"/>
         </w:rPr>
-        <w:t>Shahat KA  ·  Front Public Health  ·  02.10.2026  ·  PMID 42890596</w:t>
+        <w:t>Sun T et al.  ·  J Cardiothorac Surg  ·  22.07.2026  ·  PMID 42894236</w:t>
       </w:r>
     </w:p>
     <w:p>
       <w:r>
-        <w:t>Querschnittstudie mit 330 saudischen Schülern (13–18 Jahre, 170 männlich, 160 weiblich) zu Zusammenhang zwischen Digital Health Literacy (DHLI), problematischer Social-Media-Nutzung (Bergen Scale) und psychischer Belastung (DASS-21).</w:t>
+        <w:t>Cluster-randomisierte kontrollierte Studie mit 96 älteren Herzpatienten (49 Intervention, 47 Kontrolle): Vergleich einer sprachgesteuerten interaktiven Edukations-App gegenüber gedruckten Materialien.</w:t>
       </w:r>
     </w:p>
     <w:p>
@@ -220,7 +220,7 @@
         <w:t xml:space="preserve">Ergebnis: </w:t>
       </w:r>
       <w:r>
-        <w:t>Prävalenz problematischer Social-Media-Nutzung 34,8 % (95%-KI: 29,7–40,2 %), höher bei Mädchen (41,9 %) als Jungen (28,2 %, p=0,009). Niedriges Digital Health Literacy unabhängig mit problematischer Nutzung assoziiert (aOR 2,79; 95%-KI: 1,70–4,58; p&lt;0,001). Problematische Nutzer hatten höhere Depression (14,1±5,5 vs. 8,6±4,2; p&lt;0,001), Angst (12,7±5,0 vs. 7,8±3,9; p&lt;0,001) und Stress (15,5±5,7 vs. 10,0±4,6; p&lt;0,001).</w:t>
+        <w:t>Signifikante Interaktionseffekte für Herz-Erkrankungswissen (F=9,026; p&lt;0,001) und Selbstmanagement-Verhalten (F=11,607; p&lt;0,001). Nach 1, 3 und 6 Monaten zeigte die Interventionsgruppe signifikant höhere Wissens- und Verhaltensscores als Kontrolle (F=195,188; p&lt;0,001). Akzeptanzrating sehr hoch (96,04±2,61 Punkte). Wissen sank in beiden Gruppen über Zeit, aber Interventionsgruppe blieb deutlich höher.</w:t>
       </w:r>
     </w:p>
     <w:p>
@@ -235,7 +235,7 @@
         <w:rPr>
           <w:sz w:val="19"/>
         </w:rPr>
-        <w:t>Saudi-Arabien: Befunde zur Rolle von Digital Health Literacy bei Jugendlichen; Schulinterventionen sollten Schwerpunkt sein.</w:t>
+        <w:t>China; vergleichbare Altersstruktur und kardiovaskuläre Versorgung, aber App-Evaluation techniklastig</w:t>
       </w:r>
     </w:p>
     <w:p>
@@ -244,7 +244,7 @@
           <w:color w:val="5A7D3A"/>
           <w:sz w:val="18"/>
         </w:rPr>
-        <w:t>https://pubmed.ncbi.nlm.nih.gov/42890596/</w:t>
+        <w:t>https://pubmed.ncbi.nlm.nih.gov/42894236/</w:t>
       </w:r>
     </w:p>
     <w:p>
@@ -252,7 +252,7 @@
         <w:pStyle w:val="Heading2"/>
       </w:pPr>
       <w:r>
-        <w:t>Messinstrumente für Planetare Gesundheitskompetenz: Qualitätsmängel und Forschungslücken</w:t>
+        <w:t>Health-Literacy-Skala für psychisch Erkrankte in Brasilien validiert: Gute innere Konsistenz und Konstruktvalidität</w:t>
       </w:r>
     </w:p>
     <w:p>
@@ -262,12 +262,12 @@
           <w:color w:val="666666"/>
           <w:sz w:val="18"/>
         </w:rPr>
-        <w:t>Reismann L et al.  ·  Health Qual Life Outcomes  ·  16.10.2026  ·  PMID 42888415</w:t>
+        <w:t>Barbosa MR et al.  ·  Rev Assoc Med Bras (1992)  ·  12.10.2026  ·  PMID 42879581</w:t>
       </w:r>
     </w:p>
     <w:p>
       <w:r>
-        <w:t>Systematische Übersicht nach COSMIN-Kriterien über vier Studien zu drei Instrumenten (CCHLS, CCDL, SFLS), die Umwelt-Gesundheits-Literalität messen.</w:t>
+        <w:t>Psychometrische Validierungsstudie der 14-Item Health Literacy Scale an 444 klinisch stabilen Patienten mit chronischen psychischen Störungen in Brasilien; Prüfung von Reliabilität, faktorieller Struktur und Divergenzvalidität.</w:t>
       </w:r>
     </w:p>
     <w:p>
@@ -278,7 +278,7 @@
         <w:t xml:space="preserve">Ergebnis: </w:t>
       </w:r>
       <w:r>
-        <w:t>Sustainable Food Literacy Scale zeigte beste Ergebnisse mit sehr guter Evidenzqualität im Original, türkische Adaptation hatte niedrige methodische Qualität. Alle Instrumente zeigten niedrige oder sehr niedrige Evidenz für Entwicklung und Inhaltsvalidität. Kerndefizite: unklare Konstruktdefinition, geringe Einbeziehung von Zielgruppen in Entwicklung, Fokus auf Wissen statt komplexer Health Literacy.</w:t>
+        <w:t>Cronbachs Alpha 0,83 (95%-KI 0,78–0,88), McDonald-Omega 0,75 (95%-KI 0,68–0,83). Akzeptable Fit-Indizes: CFI 0,938, TLI 0,923, NFI 0,904. Divergenzvalidität bestätigt durch schwache Korrelationen (r&lt;0,300) mit Unterstützungsskala. Instrument zeigt adequates Profil zur Erfassung von Gesundheitskompetenz in drei Dimensionen (funktional, kommunikativ, kritisch) bei psychisch Erkrankten.</w:t>
       </w:r>
     </w:p>
     <w:p>
@@ -293,7 +293,7 @@
         <w:rPr>
           <w:sz w:val="19"/>
         </w:rPr>
-        <w:t>Deutschland und Europa: Befunde zeigen Standardisierungsbedarf für Umwelt-Gesundheits-Kompetenzmessungen.</w:t>
+        <w:t>Brasilien; psychologische Konstrukte kulturübergreifend, aber deutschsprachige Validierung erforderlich</w:t>
       </w:r>
     </w:p>
     <w:p>
@@ -302,7 +302,7 @@
           <w:color w:val="5A7D3A"/>
           <w:sz w:val="18"/>
         </w:rPr>
-        <w:t>https://pubmed.ncbi.nlm.nih.gov/42888415/</w:t>
+        <w:t>https://pubmed.ncbi.nlm.nih.gov/42879581/</w:t>
       </w:r>
     </w:p>
     <w:p>
@@ -310,7 +310,7 @@
         <w:pStyle w:val="Heading2"/>
       </w:pPr>
       <w:r>
-        <w:t>Wie junge Erwachsene Online-Ernährungsinformation bewerten: Kritische Kriterien und Grenzen</w:t>
+        <w:t>HIV-Prävention in Schulen: Community-Engagement-Ansatz erreicht 98% Testakzeptanz und senkt Stigma</w:t>
       </w:r>
     </w:p>
     <w:p>
@@ -320,12 +320,12 @@
           <w:color w:val="666666"/>
           <w:sz w:val="18"/>
         </w:rPr>
-        <w:t>Rozmiarek M  ·  Nutrients  ·  25.09.2026  ·  PMID 42884616</w:t>
+        <w:t>Beloumou Angong OEG et al.  ·  J Int Assoc Provid AIDS Care  ·  08.10.2026  ·  PMID 42849053</w:t>
       </w:r>
     </w:p>
     <w:p>
       <w:r>
-        <w:t>Qualitative Fokusgruppenstudie mit 17 Tourismus- und Freizeitstudierenden (9 Frauen, 8 Männer, 21–23 Jahre) zu Wahrnehmung, Bewertung und kritischem Urteil über Online-Ernährungsinformation.</w:t>
+        <w:t>Mixed-Methods-Studie 2019–2023 mit 1.203 Schülern und Lehrern aus 45 Orten in Kamerun; Einsatz des Risk Communication and Community Engagement (RCCE)-Rahmens zur HIV-Aufklärung mit Testteilnahme.</w:t>
       </w:r>
     </w:p>
     <w:p>
@@ -336,7 +336,7 @@
         <w:t xml:space="preserve">Ergebnis: </w:t>
       </w:r>
       <w:r>
-        <w:t>Vier Hauptthemen identifiziert: (1) Online-Information wahrgenommen als zugänglich und einflussreich, aber verbunden mit Informationsüberfluss, widersprüchlichen Empfehlungen und vereinfachten Erklärungen; (2) Bewertung nutzte Kriterien: Quellenexpertise, Konsistenz über Quellen hinweg, realistische Erwartungen, Erklärungsqualität, soziales Feedback; (3) Social-Media-Influencer als Inspirationsquelle, professionelle Quellen für kritische Entscheidungen; (4) Hochschulausbildung unterstützte kritisches Denken, aber Grenzen der Ernährungsexpertise erkannt.</w:t>
+        <w:t>HIV-Test-Akzeptanzrate 98%, regional jedoch unterschiedlich (z. B. 88,9% in Fernen Norden; p&lt;0,0001). HIV-Seroprävalenz 1,4% (95%-KI 0,9–2,3%), höher in ländlichen Gebieten (2,6% vs. urban 0,9%; adjustierte OR 3,0; p=0,032). Höchste Seroprävalenz in der Altersgruppe 30–39 Jahre (6,7%; p=0,0004), persistent nach multivariater Analyse (p=0,003). RCCE-Ansatz förderte starke Community-Beteiligung und mediale Verbreitung evidenzbasierter Information; Befund unterstreicht Bedeutung lokalisierter Kommunikationsstrategien jenseits von Schulung allein.</w:t>
       </w:r>
     </w:p>
     <w:p>
@@ -351,7 +351,7 @@
         <w:rPr>
           <w:sz w:val="19"/>
         </w:rPr>
-        <w:t>Polen und Deutschland: Befunde zeigen Notwendigkeit, Digital Nutrition Literacy in Hochschul-Curricula zu integrieren.</w:t>
+        <w:t>Kamerun (Subsahara), Ressourcenlimitierung; Befund zu Kommunikations-Effektivität übertragbar</w:t>
       </w:r>
     </w:p>
     <w:p>
@@ -360,7 +360,7 @@
           <w:color w:val="5A7D3A"/>
           <w:sz w:val="18"/>
         </w:rPr>
-        <w:t>https://pubmed.ncbi.nlm.nih.gov/42884616/</w:t>
+        <w:t>https://pubmed.ncbi.nlm.nih.gov/42849053/</w:t>
       </w:r>
     </w:p>
     <w:p>
@@ -368,7 +368,7 @@
         <w:pStyle w:val="Heading2"/>
       </w:pPr>
       <w:r>
-        <w:t>Therapeutische Patientenedukation verbessert Therapieadhärenz und Selbstmanagement bei Tuberkulose</w:t>
+        <w:t>YouTube-Epilepsie-Videos: Nur 4,5% vermitteln korrekte Behandlungsinformation patientengerecht</w:t>
       </w:r>
     </w:p>
     <w:p>
@@ -378,12 +378,12 @@
           <w:color w:val="666666"/>
           <w:sz w:val="18"/>
         </w:rPr>
-        <w:t>Perriot J et al.  ·  Rev Med Liege  ·  Okt. 2026  ·  PMID 42861535</w:t>
+        <w:t>Elliott TS et al.  ·  JMIR Infodemiology  ·  30.09.2026  ·  PMID 42817079</w:t>
       </w:r>
     </w:p>
     <w:p>
       <w:r>
-        <w:t>Narrative Übersicht zu therapeutischer Edukation bei Tuberkulose-Patienten (latente und aktive Form), einschließlich ihrer Rolle für Verständnis, Adhärenz und Stigma-Bekämpfung.</w:t>
+        <w:t>Analyse von 200 YouTube-Videos zu Anfallsclustern und Rettungsmedikation; Bewertung der Genauigkeit von Anfallsdefinition, FDA-genehmigter Behandlung und korrekter Medikamentendokumentation durch Expertenbewertung.</w:t>
       </w:r>
     </w:p>
     <w:p>
@@ -394,7 +394,7 @@
         <w:t xml:space="preserve">Ergebnis: </w:t>
       </w:r>
       <w:r>
-        <w:t>Therapeutische Edukation (Patient Therapeutic Education – ETP) zielt darauf, Selbstmanagement-Kompetenzen, Autonomie und Lebensqualität zu stärken. Adressiert Verständnisprobleme durch lange Behandlungsprotokolle, Nebenwirkungen und psychosoziale Faktoren. Strukturierte, kontinuierliche, multidisziplinäre, patientenzentrierte Strategie ist wesentlicher Hebel zur Optimierung von Behandlungsergebnissen und Bekämpfung der Tuberkulose.</w:t>
+        <w:t>Nur 19,5% definierten Anfallscluster korrekt; 37,0% empfahlen FDA-genehmigte Rettungsmedikation, 37,5% nannten gar keine Therapie; 26,5% demonstrierten Medikamentengabe korrekt; nur 4,5% erfüllten alle Kriterien. Suche nach Handelsnamen erbrachte mehr relevante Videos als nach Fachbegriffen. Massive Informationslücke: 80,5% der Videos waren unvollständig oder fehlerhaft.</w:t>
       </w:r>
     </w:p>
     <w:p>
@@ -409,7 +409,7 @@
         <w:rPr>
           <w:sz w:val="19"/>
         </w:rPr>
-        <w:t>Belgien und Frankreich, vergleichbare Versicherungssysteme; Befunde zu Edukation und Adhärenz auf Deutschland übertragbar.</w:t>
+        <w:t>USA, aber Befund zu Qualitätsdefiziten in Patient:innen-Videos universell übertragbar</w:t>
       </w:r>
     </w:p>
     <w:p>
@@ -418,7 +418,7 @@
           <w:color w:val="5A7D3A"/>
           <w:sz w:val="18"/>
         </w:rPr>
-        <w:t>https://pubmed.ncbi.nlm.nih.gov/42861535/</w:t>
+        <w:t>https://pubmed.ncbi.nlm.nih.gov/42817079/</w:t>
       </w:r>
     </w:p>
     <w:sectPr>

--- a/download/studien-aktuell.docx
+++ b/download/studien-aktuell.docx
@@ -62,7 +62,7 @@
           <w:color w:val="666666"/>
           <w:sz w:val="18"/>
         </w:rPr>
-        <w:t>Stand: 20.10.2026  |  6 Studien  |  healthliteracy.m-vf.de</w:t>
+        <w:t>Stand: 21.10.2026  |  6 Studien  |  healthliteracy.m-vf.de</w:t>
       </w:r>
     </w:p>
     <w:p>
@@ -70,7 +70,7 @@
         <w:pStyle w:val="Heading1"/>
       </w:pPr>
       <w:r>
-        <w:t>Aufgenommen am 20.10.2026</w:t>
+        <w:t>Aufgenommen am 21.10.2026</w:t>
       </w:r>
     </w:p>
     <w:p>
@@ -78,7 +78,7 @@
         <w:pStyle w:val="Heading2"/>
       </w:pPr>
       <w:r>
-        <w:t>Risikokommunikation zu Elektromagnetfeldern: Information reduziert Angst bei vormals stark Besorgten</w:t>
+        <w:t>Ernährungsschulung mit eiweißarmer Diät bremst Nierenerkrankung</w:t>
       </w:r>
     </w:p>
     <w:p>
@@ -88,12 +88,12 @@
           <w:color w:val="666666"/>
           <w:sz w:val="18"/>
         </w:rPr>
-        <w:t>Wen R et al.  ·  Bioelectromagnetics  ·  Okt. 2026  ·  PMID 42895297</w:t>
+        <w:t>Cerón-Meza R et al.  ·  Rev Med Chil  ·  Aug. 2026  ·  PMID 42899611</w:t>
       </w:r>
     </w:p>
     <w:p>
       <w:r>
-        <w:t>Studie zu psychologischen Faktoren bei Angst vor Radiofrequenzfeldern und Effekt von Informationen auf diese Angst; Mehrebenen-Modellierung zur Analyse von Zusammenhängen, Interventionsanalyse zur Prüfung der Wirkung von Informationsbereitstellung.</w:t>
+        <w:t>Narrative Übersicht von klinischen Studien (2015–2026) zur Wirkung von Ernährungsedukation und proteinarmer Diät auf Inzidenz und Progression chronischer Nierenerkrankungen in allen Stadien ohne Nierenersatztherapie.</w:t>
       </w:r>
     </w:p>
     <w:p>
@@ -104,7 +104,7 @@
         <w:t xml:space="preserve">Ergebnis: </w:t>
       </w:r>
       <w:r>
-        <w:t>Subjektive Expositionswahrnehmung und Vertrauen in diese Wahrnehmung waren unabhängig mit Angst assoziiert. Höhere Sensibilisierung korrelierte mit stärkerer Angst, höheres Faktenwissen dagegen mit geringerer Angst. Informationen erhöhten Angst insgesamt, reduzierten sie jedoch bei initial hoher Besorgnis und beeinflussten Wahrnehmungen, Sensibilisierung und Wissen. Befund zeigt komplexe, nicht-lineare Wirkung von Information auf Angst.</w:t>
+        <w:t>Interventionen zur proteinarmen Ernährung verzögerten CKD-Progression, besonders in frühen Stadien, durch Reduktion stickstoffhaltiger Abbauprodukte. Jedes zusätzliche Gramm Protein war mit jährlichem GFR-Rückgang assoziiert. Strukturierte Ernährungsberatung mit kontinuierlicher Überwachung führte zu partieller Erhaltung der Nierenfunktion.</w:t>
       </w:r>
     </w:p>
     <w:p>
@@ -119,7 +119,7 @@
         <w:rPr>
           <w:sz w:val="19"/>
         </w:rPr>
-        <w:t>Japan; Befund zu komplexem Zusammenhang zwischen Wissen und Angst universell relevant</w:t>
+        <w:t>Mexikanische Klinikdaten; Ernährungsberatung und Monitoring sind in deutschem Versorgungskontext etabliert</w:t>
       </w:r>
     </w:p>
     <w:p>
@@ -128,7 +128,7 @@
           <w:color w:val="5A7D3A"/>
           <w:sz w:val="18"/>
         </w:rPr>
-        <w:t>https://pubmed.ncbi.nlm.nih.gov/42895297/</w:t>
+        <w:t>https://pubmed.ncbi.nlm.nih.gov/42899611/</w:t>
       </w:r>
     </w:p>
     <w:p>
@@ -136,7 +136,7 @@
         <w:pStyle w:val="Heading2"/>
       </w:pPr>
       <w:r>
-        <w:t>Ernährungskompetenz fördert gesunde Essensgewohnheiten unabhängig von Bildungsstand</w:t>
+        <w:t>Gesundheitskompetenz verbessert Lebensqualität bei Leberzirrhose unabhängig von Ernährung</w:t>
       </w:r>
     </w:p>
     <w:p>
@@ -146,12 +146,12 @@
           <w:color w:val="666666"/>
           <w:sz w:val="18"/>
         </w:rPr>
-        <w:t>Jáuregui A et al.  ·  J Hum Nutr Diet  ·  Okt. 2026  ·  PMID 42894392</w:t>
+        <w:t>Liu Y et al.  ·  Front Public Health  ·  05.10.2026  ·  PMID 42898274</w:t>
       </w:r>
     </w:p>
     <w:p>
       <w:r>
-        <w:t>Studie mit 12.796 Erwachsenen aus Mexiko und USA, die den Zusammenhang zwischen funktionaler Ernährungskompetenz (gemessen an Verständnis von Nährwertkennzeichnungen) und gesundem Essverhalten untersucht.</w:t>
+        <w:t>Querschnittstudie an 202 Patienten mit dekompensierter Leberzirrhose zur Assoziation von Health Literacy, Ernährungsstatus und Lebensstilfaktoren mit gesundheitsbezogener Lebensqualität.</w:t>
       </w:r>
     </w:p>
     <w:p>
@@ -162,7 +162,7 @@
         <w:t xml:space="preserve">Ergebnis: </w:t>
       </w:r>
       <w:r>
-        <w:t>Höhere Ernährungskompetenz war über alle Bevölkerungsgruppen hinweg mit verstärkten Bemühungen um gesunde Ernährung assoziiert (adjustierte Odds Ratios 1,07–2,73); Effekte waren bei mexikanischen Amerikanern und Mexikanern stärker (p&lt;0,008). Selbst mit niedrigerer Kompetenz zeigten 50–80% der Befragten Anstrengungen für bessere Ernährung, gegenüber nur 37–65% der weißen US-Amerikaner trotz höherer Kompetenz – Gesundheitskompetenz allein erklärt Verhalten nicht vollständig.</w:t>
+        <w:t>Health Literacy war unabhängig mit Lebensqualität assoziiert und erhöhte die Erklärungskraft des Modells signifikant (R²-Anstieg). Kommunikationsfähigkeit (B = −0,177, p = 0,007), körperliche Aktivität und Schlafqualität waren unabhängige Prädiktoren für die physische und psychische Dimension.</w:t>
       </w:r>
     </w:p>
     <w:p>
@@ -177,7 +177,7 @@
         <w:rPr>
           <w:sz w:val="19"/>
         </w:rPr>
-        <w:t>Querschnittsstudie; Effekt der Nährwertkennzeichnung systemabhängig, aber Befund zu Kompetenz-Verhalten-Lücke universell übertragbar</w:t>
+        <w:t>Chinesische Klinikdaten; Beziehungen zwischen Health Literacy und Selbstmanagement sind systemübergreifend relevant</w:t>
       </w:r>
     </w:p>
     <w:p>
@@ -186,7 +186,7 @@
           <w:color w:val="5A7D3A"/>
           <w:sz w:val="18"/>
         </w:rPr>
-        <w:t>https://pubmed.ncbi.nlm.nih.gov/42894392/</w:t>
+        <w:t>https://pubmed.ncbi.nlm.nih.gov/42898274/</w:t>
       </w:r>
     </w:p>
     <w:p>
@@ -194,7 +194,7 @@
         <w:pStyle w:val="Heading2"/>
       </w:pPr>
       <w:r>
-        <w:t>Sprachgesteuertes Edukations-Tool verbessert Wissen und Selbstmanagement nach Herzintervention im Alter</w:t>
+        <w:t>Digitale Interventionen zur Gesundheitskompetenz in der EU: Mobile Apps und Entscheidungshilfen wirksam</w:t>
       </w:r>
     </w:p>
     <w:p>
@@ -204,12 +204,12 @@
           <w:color w:val="666666"/>
           <w:sz w:val="18"/>
         </w:rPr>
-        <w:t>Sun T et al.  ·  J Cardiothorac Surg  ·  22.07.2026  ·  PMID 42894236</w:t>
+        <w:t>Šakare EA et al.  ·  BMC Public Health  ·  24.07.2026  ·  PMID 42897531</w:t>
       </w:r>
     </w:p>
     <w:p>
       <w:r>
-        <w:t>Cluster-randomisierte kontrollierte Studie mit 96 älteren Herzpatienten (49 Intervention, 47 Kontrolle): Vergleich einer sprachgesteuerten interaktiven Edukations-App gegenüber gedruckten Materialien.</w:t>
+        <w:t>Systematische Übersicht von 26 europäischen Studien (2018–2024) zur Wirkung digitaler Kommunikationsmittel auf Health Literacy, Wissen, Selbstwirksamkeit und Gesundheitsstatus.</w:t>
       </w:r>
     </w:p>
     <w:p>
@@ -220,7 +220,7 @@
         <w:t xml:space="preserve">Ergebnis: </w:t>
       </w:r>
       <w:r>
-        <w:t>Signifikante Interaktionseffekte für Herz-Erkrankungswissen (F=9,026; p&lt;0,001) und Selbstmanagement-Verhalten (F=11,607; p&lt;0,001). Nach 1, 3 und 6 Monaten zeigte die Interventionsgruppe signifikant höhere Wissens- und Verhaltensscores als Kontrolle (F=195,188; p&lt;0,001). Akzeptanzrating sehr hoch (96,04±2,61 Punkte). Wissen sank in beiden Gruppen über Zeit, aber Interventionsgruppe blieb deutlich höher.</w:t>
+        <w:t>Mobile Apps verbesserten Gesundheitsstatus mit andauernden Effekten; Entscheidungshilfen zeigten Potenzial zur Wissensverbesserung. Digitale Lerntools und Multimedia-Interventionen waren weitgehend unwirksam. Multi-Komponenten-Interventionen waren nicht wirksamer als Einzel-Interventionen. Personen mit niedrigerem sozioökonomischem Status profitierten gleichermaßen.</w:t>
       </w:r>
     </w:p>
     <w:p>
@@ -235,7 +235,7 @@
         <w:rPr>
           <w:sz w:val="19"/>
         </w:rPr>
-        <w:t>China; vergleichbare Altersstruktur und kardiovaskuläre Versorgung, aber App-Evaluation techniklastig</w:t>
+        <w:t>EU-Daten, direkt auf deutsches Versicherungssystem übertragbar</w:t>
       </w:r>
     </w:p>
     <w:p>
@@ -244,7 +244,7 @@
           <w:color w:val="5A7D3A"/>
           <w:sz w:val="18"/>
         </w:rPr>
-        <w:t>https://pubmed.ncbi.nlm.nih.gov/42894236/</w:t>
+        <w:t>https://pubmed.ncbi.nlm.nih.gov/42897531/</w:t>
       </w:r>
     </w:p>
     <w:p>
@@ -252,7 +252,7 @@
         <w:pStyle w:val="Heading2"/>
       </w:pPr>
       <w:r>
-        <w:t>Health-Literacy-Skala für psychisch Erkrankte in Brasilien validiert: Gute innere Konsistenz und Konstruktvalidität</w:t>
+        <w:t>KI-gestützte Patientenschulung vor Magen-Darm-Operationen senkt Angst und verbessert eHealth-Literacy</w:t>
       </w:r>
     </w:p>
     <w:p>
@@ -262,12 +262,12 @@
           <w:color w:val="666666"/>
           <w:sz w:val="18"/>
         </w:rPr>
-        <w:t>Barbosa MR et al.  ·  Rev Assoc Med Bras (1992)  ·  12.10.2026  ·  PMID 42879581</w:t>
+        <w:t>Liu L et al.  ·  Front Public Health  ·  30.09.2026  ·  PMID 42876704</w:t>
       </w:r>
     </w:p>
     <w:p>
       <w:r>
-        <w:t>Psychometrische Validierungsstudie der 14-Item Health Literacy Scale an 444 klinisch stabilen Patienten mit chronischen psychischen Störungen in Brasilien; Prüfung von Reliabilität, faktorieller Struktur und Divergenzvalidität.</w:t>
+        <w:t>Protokoll einer randomisierten kontrollierten Studie mit 120 Patienten zur WeChat-basierten, von Expertenwissen kontrollierten KI-Schulungsintervention (3 Monate) gegen Standardberatung vor gastroenterologischen Eingriffen.</w:t>
       </w:r>
     </w:p>
     <w:p>
@@ -278,7 +278,7 @@
         <w:t xml:space="preserve">Ergebnis: </w:t>
       </w:r>
       <w:r>
-        <w:t>Cronbachs Alpha 0,83 (95%-KI 0,78–0,88), McDonald-Omega 0,75 (95%-KI 0,68–0,83). Akzeptable Fit-Indizes: CFI 0,938, TLI 0,923, NFI 0,904. Divergenzvalidität bestätigt durch schwache Korrelationen (r&lt;0,300) mit Unterstützungsskala. Instrument zeigt adequates Profil zur Erfassung von Gesundheitskompetenz in drei Dimensionen (funktional, kommunikativ, kritisch) bei psychisch Erkrankten.</w:t>
+        <w:t>Primärer Endpunkt: Angst (Hospital Anxiety and Depression Scale-Angst). Sekundäre Endpunkte: Depression, wahrgenommene soziale Unterstützung, Selbstwirksamkeit, gesundheitsbezogene Lebensqualität und eHealth-Literacy. Outcome-Messung zu Baseline, Entlassung, 3 und 6 Monaten; Analyse nach Intention-to-treat.</w:t>
       </w:r>
     </w:p>
     <w:p>
@@ -293,7 +293,7 @@
         <w:rPr>
           <w:sz w:val="19"/>
         </w:rPr>
-        <w:t>Brasilien; psychologische Konstrukte kulturübergreifend, aber deutschsprachige Validierung erforderlich</w:t>
+        <w:t>China – Patientenedukation digital; systemgebunden an WeChat-Infrastruktur; Konzept der Expertenkontrolle auf deutsche Plattformen adaptierbar</w:t>
       </w:r>
     </w:p>
     <w:p>
@@ -302,7 +302,7 @@
           <w:color w:val="5A7D3A"/>
           <w:sz w:val="18"/>
         </w:rPr>
-        <w:t>https://pubmed.ncbi.nlm.nih.gov/42879581/</w:t>
+        <w:t>https://pubmed.ncbi.nlm.nih.gov/42876704/</w:t>
       </w:r>
     </w:p>
     <w:p>
@@ -310,7 +310,7 @@
         <w:pStyle w:val="Heading2"/>
       </w:pPr>
       <w:r>
-        <w:t>HIV-Prävention in Schulen: Community-Engagement-Ansatz erreicht 98% Testakzeptanz und senkt Stigma</w:t>
+        <w:t>Vorhersagemodell identifiziert Bevölkerungsgruppen mit niedriger Gesundheitskompetenz</w:t>
       </w:r>
     </w:p>
     <w:p>
@@ -320,12 +320,12 @@
           <w:color w:val="666666"/>
           <w:sz w:val="18"/>
         </w:rPr>
-        <w:t>Beloumou Angong OEG et al.  ·  J Int Assoc Provid AIDS Care  ·  08.10.2026  ·  PMID 42849053</w:t>
+        <w:t>Zhang X et al.  ·  JMIR Med Inform  ·  13.10.2026  ·  PMID 42868277</w:t>
       </w:r>
     </w:p>
     <w:p>
       <w:r>
-        <w:t>Mixed-Methods-Studie 2019–2023 mit 1.203 Schülern und Lehrern aus 45 Orten in Kamerun; Einsatz des Risk Communication and Community Engagement (RCCE)-Rahmens zur HIV-Aufklärung mit Testteilnahme.</w:t>
+        <w:t>Entwicklung und externe Validierung eines Nomogramm-Modells zur Vorhersage niedriger Health Literacy in einer Bevölkerung von 56.340 Einwohnern (2023) und 2024-Validierungsdaten aus der chinesischen Provinz Zhejiang.</w:t>
       </w:r>
     </w:p>
     <w:p>
@@ -336,7 +336,7 @@
         <w:t xml:space="preserve">Ergebnis: </w:t>
       </w:r>
       <w:r>
-        <w:t>HIV-Test-Akzeptanzrate 98%, regional jedoch unterschiedlich (z. B. 88,9% in Fernen Norden; p&lt;0,0001). HIV-Seroprävalenz 1,4% (95%-KI 0,9–2,3%), höher in ländlichen Gebieten (2,6% vs. urban 0,9%; adjustierte OR 3,0; p=0,032). Höchste Seroprävalenz in der Altersgruppe 30–39 Jahre (6,7%; p=0,0004), persistent nach multivariater Analyse (p=0,003). RCCE-Ansatz förderte starke Community-Beteiligung und mediale Verbreitung evidenzbasierter Information; Befund unterstreicht Bedeutung lokalisierter Kommunikationsstrategien jenseits von Schulung allein.</w:t>
+        <w:t>Nomogramm-Modelle zeigten robuste Stabilität: AUC 0,821 (intern) und 0,814 (extern validiert); Sensitivität und Spezifität &gt;60 % bzw. &gt;75 %. Fünf Kerndeterminanten identifiziert: Bildungsstand, Alter, Haushaltseinkommen, Rauchen und Beruf. Positiver und negativer prädiktiver Wert beide &gt;60 %.</w:t>
       </w:r>
     </w:p>
     <w:p>
@@ -351,7 +351,7 @@
         <w:rPr>
           <w:sz w:val="19"/>
         </w:rPr>
-        <w:t>Kamerun (Subsahara), Ressourcenlimitierung; Befund zu Kommunikations-Effektivität übertragbar</w:t>
+        <w:t>China – Faktor-Struktur (Bildung, Einkommen, Alter) international vergleichbar; deutsches System erfordert Validierung</w:t>
       </w:r>
     </w:p>
     <w:p>
@@ -360,7 +360,7 @@
           <w:color w:val="5A7D3A"/>
           <w:sz w:val="18"/>
         </w:rPr>
-        <w:t>https://pubmed.ncbi.nlm.nih.gov/42849053/</w:t>
+        <w:t>https://pubmed.ncbi.nlm.nih.gov/42868277/</w:t>
       </w:r>
     </w:p>
     <w:p>
@@ -368,7 +368,7 @@
         <w:pStyle w:val="Heading2"/>
       </w:pPr>
       <w:r>
-        <w:t>YouTube-Epilepsie-Videos: Nur 4,5% vermitteln korrekte Behandlungsinformation patientengerecht</w:t>
+        <w:t>Therapeutische Patientenschulung stärkt Autonomie bei Borderline-Persönlichkeitsstörung</w:t>
       </w:r>
     </w:p>
     <w:p>
@@ -378,12 +378,12 @@
           <w:color w:val="666666"/>
           <w:sz w:val="18"/>
         </w:rPr>
-        <w:t>Elliott TS et al.  ·  JMIR Infodemiology  ·  30.09.2026  ·  PMID 42817079</w:t>
+        <w:t>Lefort-Picard M et al.  ·  Soins Psychiatr  ·  06.07.2026  ·  PMID 42476710</w:t>
       </w:r>
     </w:p>
     <w:p>
       <w:r>
-        <w:t>Analyse von 200 YouTube-Videos zu Anfallsclustern und Rettungsmedikation; Bewertung der Genauigkeit von Anfallsdefinition, FDA-genehmigter Behandlung und korrekter Medikamentendokumentation durch Expertenbewertung.</w:t>
+        <w:t>Fünfjähriges Patientenbildungsprogramm (Programme d'Éducation Thérapeutique) am Centre Hospitalier du Rouvray für Personen mit Borderline-Persönlichkeitsstörung, basierend auf integrativer therapeutischer Herangehensweise.</w:t>
       </w:r>
     </w:p>
     <w:p>
@@ -394,7 +394,7 @@
         <w:t xml:space="preserve">Ergebnis: </w:t>
       </w:r>
       <w:r>
-        <w:t>Nur 19,5% definierten Anfallscluster korrekt; 37,0% empfahlen FDA-genehmigte Rettungsmedikation, 37,5% nannten gar keine Therapie; 26,5% demonstrierten Medikamentengabe korrekt; nur 4,5% erfüllten alle Kriterien. Suche nach Handelsnamen erbrachte mehr relevante Videos als nach Fachbegriffen. Massive Informationslücke: 80,5% der Videos waren unvollständig oder fehlerhaft.</w:t>
+        <w:t>Das Programm zielt auf Stärkung innerer Ressourcen und Autonomie zur Erleichterung der Reintegration in soziales, emotionales und berufliches Leben ab. Kernfaktoren: integrativer therapeutischer Ansatz, Fokus auf Empowerment und Selbstmanagement, langfristige Betreuung als Kontinuität.</w:t>
       </w:r>
     </w:p>
     <w:p>
@@ -409,7 +409,7 @@
         <w:rPr>
           <w:sz w:val="19"/>
         </w:rPr>
-        <w:t>USA, aber Befund zu Qualitätsdefiziten in Patient:innen-Videos universell übertragbar</w:t>
+        <w:t>Frankreich – Psychische Erkrankung; ETP-Modell mit deutscher Tradition; Kernprinzipien auf deutsches System übertragbar</w:t>
       </w:r>
     </w:p>
     <w:p>
@@ -418,7 +418,7 @@
           <w:color w:val="5A7D3A"/>
           <w:sz w:val="18"/>
         </w:rPr>
-        <w:t>https://pubmed.ncbi.nlm.nih.gov/42817079/</w:t>
+        <w:t>https://pubmed.ncbi.nlm.nih.gov/42476710/</w:t>
       </w:r>
     </w:p>
     <w:sectPr>

--- a/download/studien-aktuell.docx
+++ b/download/studien-aktuell.docx
@@ -62,7 +62,7 @@
           <w:color w:val="666666"/>
           <w:sz w:val="18"/>
         </w:rPr>
-        <w:t>Stand: 21.10.2026  |  6 Studien  |  healthliteracy.m-vf.de</w:t>
+        <w:t>Stand: 22.10.2026  |  7 Studien  |  healthliteracy.m-vf.de</w:t>
       </w:r>
     </w:p>
     <w:p>
@@ -70,7 +70,7 @@
         <w:pStyle w:val="Heading1"/>
       </w:pPr>
       <w:r>
-        <w:t>Aufgenommen am 21.10.2026</w:t>
+        <w:t>Aufgenommen am 22.10.2026</w:t>
       </w:r>
     </w:p>
     <w:p>
@@ -78,7 +78,7 @@
         <w:pStyle w:val="Heading2"/>
       </w:pPr>
       <w:r>
-        <w:t>Ernährungsschulung mit eiweißarmer Diät bremst Nierenerkrankung</w:t>
+        <w:t>Psychische Gesundheitskompetenz bei Studierenden: Wissens- und Wissenslücken</w:t>
       </w:r>
     </w:p>
     <w:p>
@@ -88,12 +88,12 @@
           <w:color w:val="666666"/>
           <w:sz w:val="18"/>
         </w:rPr>
-        <w:t>Cerón-Meza R et al.  ·  Rev Med Chil  ·  Aug. 2026  ·  PMID 42899611</w:t>
+        <w:t>Muzungu G et al.  ·  BMC Public Health  ·  25.07.2026  ·  PMID 42902196</w:t>
       </w:r>
     </w:p>
     <w:p>
       <w:r>
-        <w:t>Narrative Übersicht von klinischen Studien (2015–2026) zur Wirkung von Ernährungsedukation und proteinarmer Diät auf Inzidenz und Progression chronischer Nierenerkrankungen in allen Stadien ohne Nierenersatztherapie.</w:t>
+        <w:t>Querschnittsstudie an 365 nicht-medizinischen Studierenden an der Universität Makerere, Uganda, zur psychischen Gesundheitskompetenz mit standardisiertem Fragebogen.</w:t>
       </w:r>
     </w:p>
     <w:p>
@@ -104,7 +104,7 @@
         <w:t xml:space="preserve">Ergebnis: </w:t>
       </w:r>
       <w:r>
-        <w:t>Interventionen zur proteinarmen Ernährung verzögerten CKD-Progression, besonders in frühen Stadien, durch Reduktion stickstoffhaltiger Abbauprodukte. Jedes zusätzliche Gramm Protein war mit jährlichem GFR-Rückgang assoziiert. Strukturierte Ernährungsberatung mit kontinuierlicher Überwachung führte zu partieller Erhaltung der Nierenfunktion.</w:t>
+        <w:t>77,3% hatten moderate Kenntnisse zur psychischen Gesundheit, aber nur 12,3% hohe Gesundheitskompetenz; 37,8% positive Wahrnehmungen, 13,7% positive Einstellungen gegenüber Menschen mit psychischen Störungen. Assoziation mit weiblichem Geschlecht (aOR 0,422; p=0,014) und Vorgeschichte psychischer Störungen (aOR 2,485; p=0,012).</w:t>
       </w:r>
     </w:p>
     <w:p>
@@ -119,7 +119,7 @@
         <w:rPr>
           <w:sz w:val="19"/>
         </w:rPr>
-        <w:t>Mexikanische Klinikdaten; Ernährungsberatung und Monitoring sind in deutschem Versorgungskontext etabliert</w:t>
+        <w:t>Uganda-Setting; Befund zeigt Implementierungslücke bei Curriculumintegration, nicht auf deutsches System übertragbar</w:t>
       </w:r>
     </w:p>
     <w:p>
@@ -128,7 +128,7 @@
           <w:color w:val="5A7D3A"/>
           <w:sz w:val="18"/>
         </w:rPr>
-        <w:t>https://pubmed.ncbi.nlm.nih.gov/42899611/</w:t>
+        <w:t>https://pubmed.ncbi.nlm.nih.gov/42902196/</w:t>
       </w:r>
     </w:p>
     <w:p>
@@ -136,7 +136,7 @@
         <w:pStyle w:val="Heading2"/>
       </w:pPr>
       <w:r>
-        <w:t>Gesundheitskompetenz verbessert Lebensqualität bei Leberzirrhose unabhängig von Ernährung</w:t>
+        <w:t>Nurses als Gesundheitskompetenz-Lotsen in der KI-gestützten Triage</w:t>
       </w:r>
     </w:p>
     <w:p>
@@ -146,12 +146,12 @@
           <w:color w:val="666666"/>
           <w:sz w:val="18"/>
         </w:rPr>
-        <w:t>Liu Y et al.  ·  Front Public Health  ·  05.10.2026  ·  PMID 42898274</w:t>
+        <w:t>Luo W et al.  ·  Front Public Health  ·  30.09.2026  ·  PMID 42876618</w:t>
       </w:r>
     </w:p>
     <w:p>
       <w:r>
-        <w:t>Querschnittstudie an 202 Patienten mit dekompensierter Leberzirrhose zur Assoziation von Health Literacy, Ernährungsstatus und Lebensstilfaktoren mit gesundheitsbezogener Lebensqualität.</w:t>
+        <w:t>Perspektivarbeit, die die Rolle von Pflegekräften in digitalen Triage-Systemen analysiert und ein Modell zur Vermittlung zwischen Algorithmen und Patientenverständnis entwickelt.</w:t>
       </w:r>
     </w:p>
     <w:p>
@@ -162,7 +162,7 @@
         <w:t xml:space="preserve">Ergebnis: </w:t>
       </w:r>
       <w:r>
-        <w:t>Health Literacy war unabhängig mit Lebensqualität assoziiert und erhöhte die Erklärungskraft des Modells signifikant (R²-Anstieg). Kommunikationsfähigkeit (B = −0,177, p = 0,007), körperliche Aktivität und Schlafqualität waren unabhängige Prädiktoren für die physische und psychische Dimension.</w:t>
+        <w:t>Vier Funktionen wurden identifiziert: Interpretation (Verständlichkeit von KI-Output), emotionale Kalibrierung, klinische Verifikation von Empfehlungen und Begleitung durch komplexe Versorgungspfade. Das Modell betont, dass Pflegekräfte nicht Validatoren von Maschinenoutput sein sollten, sondern Vermittler, die Sicherheit und Gesundheitsgleichheit wahren.</w:t>
       </w:r>
     </w:p>
     <w:p>
@@ -177,7 +177,7 @@
         <w:rPr>
           <w:sz w:val="19"/>
         </w:rPr>
-        <w:t>Chinesische Klinikdaten; Beziehungen zwischen Health Literacy und Selbstmanagement sind systemübergreifend relevant</w:t>
+        <w:t>China-Szenario, prinzipiell systemübergreifend relevant; Pflegerolle in Triagenetzwerken vergleichbar</w:t>
       </w:r>
     </w:p>
     <w:p>
@@ -186,7 +186,7 @@
           <w:color w:val="5A7D3A"/>
           <w:sz w:val="18"/>
         </w:rPr>
-        <w:t>https://pubmed.ncbi.nlm.nih.gov/42898274/</w:t>
+        <w:t>https://pubmed.ncbi.nlm.nih.gov/42876618/</w:t>
       </w:r>
     </w:p>
     <w:p>
@@ -194,7 +194,7 @@
         <w:pStyle w:val="Heading2"/>
       </w:pPr>
       <w:r>
-        <w:t>Digitale Interventionen zur Gesundheitskompetenz in der EU: Mobile Apps und Entscheidungshilfen wirksam</w:t>
+        <w:t>Psychoedukation in der psychiatrischen Pflege: Wachstum und Forschungslücken</w:t>
       </w:r>
     </w:p>
     <w:p>
@@ -204,12 +204,12 @@
           <w:color w:val="666666"/>
           <w:sz w:val="18"/>
         </w:rPr>
-        <w:t>Šakare EA et al.  ·  BMC Public Health  ·  24.07.2026  ·  PMID 42897531</w:t>
+        <w:t>Durar E et al.  ·  Arch Psychiatr Nurs  ·  27.07.2026  ·  PMID 42863935</w:t>
       </w:r>
     </w:p>
     <w:p>
       <w:r>
-        <w:t>Systematische Übersicht von 26 europäischen Studien (2018–2024) zur Wirkung digitaler Kommunikationsmittel auf Health Literacy, Wissen, Selbstwirksamkeit und Gesundheitsstatus.</w:t>
+        <w:t>Bibliometrische Analyse von 225 Publikationen (1998–2025) zur Psychoedukation in der psychiatrischen Pflege weltweit.</w:t>
       </w:r>
     </w:p>
     <w:p>
@@ -220,7 +220,7 @@
         <w:t xml:space="preserve">Ergebnis: </w:t>
       </w:r>
       <w:r>
-        <w:t>Mobile Apps verbesserten Gesundheitsstatus mit andauernden Effekten; Entscheidungshilfen zeigten Potenzial zur Wissensverbesserung. Digitale Lerntools und Multimedia-Interventionen waren weitgehend unwirksam. Multi-Komponenten-Interventionen waren nicht wirksamer als Einzel-Interventionen. Personen mit niedrigerem sozioökonomischem Status profitierten gleichermaßen.</w:t>
+        <w:t>Jährliche Wachstumsrate 11%; 743 Autoren, durchschnittlich 12,8 Zitate pro Publikation. USA führt mit 22,2% der Publikationen, gefolgt von Türkei. Hauptfindung: Psychoedukation ist etabliert für Schizophrenie, Depression und bipolare Störung, aber Lücken bestehen bei Angehörigenschulung, Selbstmanagement und Programmen für Kinder/Jugendliche.</w:t>
       </w:r>
     </w:p>
     <w:p>
@@ -235,7 +235,7 @@
         <w:rPr>
           <w:sz w:val="19"/>
         </w:rPr>
-        <w:t>EU-Daten, direkt auf deutsches Versicherungssystem übertragbar</w:t>
+        <w:t>Internationale Analyse; empirische Programme liegen vor, aber systematische Evaluierung im deutschsprachigen Raum fehlt</w:t>
       </w:r>
     </w:p>
     <w:p>
@@ -244,7 +244,7 @@
           <w:color w:val="5A7D3A"/>
           <w:sz w:val="18"/>
         </w:rPr>
-        <w:t>https://pubmed.ncbi.nlm.nih.gov/42897531/</w:t>
+        <w:t>https://pubmed.ncbi.nlm.nih.gov/42863935/</w:t>
       </w:r>
     </w:p>
     <w:p>
@@ -252,7 +252,7 @@
         <w:pStyle w:val="Heading2"/>
       </w:pPr>
       <w:r>
-        <w:t>KI-gestützte Patientenschulung vor Magen-Darm-Operationen senkt Angst und verbessert eHealth-Literacy</w:t>
+        <w:t>Menstruelle Gesundheitskompetenz: Definitionen und Forschungsbedarf</w:t>
       </w:r>
     </w:p>
     <w:p>
@@ -262,12 +262,12 @@
           <w:color w:val="666666"/>
           <w:sz w:val="18"/>
         </w:rPr>
-        <w:t>Liu L et al.  ·  Front Public Health  ·  30.09.2026  ·  PMID 42876704</w:t>
+        <w:t>Chéileachair FN et al.  ·  Womens Health (Lond)  ·  07.10.2026  ·  PMID 42842352</w:t>
       </w:r>
     </w:p>
     <w:p>
       <w:r>
-        <w:t>Protokoll einer randomisierten kontrollierten Studie mit 120 Patienten zur WeChat-basierten, von Expertenwissen kontrollierten KI-Schulungsintervention (3 Monate) gegen Standardberatung vor gastroenterologischen Eingriffen.</w:t>
+        <w:t>Kommentarbeitrag, der Inkonsistenzen in Definitionen und Messung von menstrueller Gesundheitskompetenz analysiert und einen konzeptionellen Rahmen entwickelt.</w:t>
       </w:r>
     </w:p>
     <w:p>
@@ -278,7 +278,7 @@
         <w:t xml:space="preserve">Ergebnis: </w:t>
       </w:r>
       <w:r>
-        <w:t>Primärer Endpunkt: Angst (Hospital Anxiety and Depression Scale-Angst). Sekundäre Endpunkte: Depression, wahrgenommene soziale Unterstützung, Selbstwirksamkeit, gesundheitsbezogene Lebensqualität und eHealth-Literacy. Outcome-Messung zu Baseline, Entlassung, 3 und 6 Monaten; Analyse nach Intention-to-treat.</w:t>
+        <w:t>Zentrale Befunde: Keine Konsensdefinition für menstruelle Gesundheitskompetenz existiert, obwohl viele Studien Verbesserungen fordern; Lücken bestehen von Menarche bis Menopause; breite Stigmatisierung erschwert Kompetenzentwicklung. Empfehlung: Universelle Definition erforderlich, die strukturelle, individuelle und stigma-bezogene Dimensionen verbindet, um Forschung und Praxis zu leiten.</w:t>
       </w:r>
     </w:p>
     <w:p>
@@ -293,7 +293,7 @@
         <w:rPr>
           <w:sz w:val="19"/>
         </w:rPr>
-        <w:t>China – Patientenedukation digital; systemgebunden an WeChat-Infrastruktur; Konzept der Expertenkontrolle auf deutsche Plattformen adaptierbar</w:t>
+        <w:t>Großbritannien-basiert; Konzept und Definitonslücke international relevant, kulturabhängig bei Stigma-Ebene</w:t>
       </w:r>
     </w:p>
     <w:p>
@@ -302,7 +302,7 @@
           <w:color w:val="5A7D3A"/>
           <w:sz w:val="18"/>
         </w:rPr>
-        <w:t>https://pubmed.ncbi.nlm.nih.gov/42876704/</w:t>
+        <w:t>https://pubmed.ncbi.nlm.nih.gov/42842352/</w:t>
       </w:r>
     </w:p>
     <w:p>
@@ -310,7 +310,7 @@
         <w:pStyle w:val="Heading2"/>
       </w:pPr>
       <w:r>
-        <w:t>Vorhersagemodell identifiziert Bevölkerungsgruppen mit niedriger Gesundheitskompetenz</w:t>
+        <w:t>Digitale Gesundheitskompetenz reduziert psychische Belastung durch besseren Schlaf</w:t>
       </w:r>
     </w:p>
     <w:p>
@@ -320,12 +320,12 @@
           <w:color w:val="666666"/>
           <w:sz w:val="18"/>
         </w:rPr>
-        <w:t>Zhang X et al.  ·  JMIR Med Inform  ·  13.10.2026  ·  PMID 42868277</w:t>
+        <w:t>Wang Z et al.  ·  Front Public Health  ·  21.09.2026  ·  PMID 42835181</w:t>
       </w:r>
     </w:p>
     <w:p>
       <w:r>
-        <w:t>Entwicklung und externe Validierung eines Nomogramm-Modells zur Vorhersage niedriger Health Literacy in einer Bevölkerung von 56.340 Einwohnern (2023) und 2024-Validierungsdaten aus der chinesischen Provinz Zhejiang.</w:t>
+        <w:t>Quasiexperimentelle Studie an 407 Studierenden mit Mediationsmodell: digitale Gesundheitskompetenz → Internetabhängigkeit → Schlafqualität → psychische Gesundheit.</w:t>
       </w:r>
     </w:p>
     <w:p>
@@ -336,7 +336,7 @@
         <w:t xml:space="preserve">Ergebnis: </w:t>
       </w:r>
       <w:r>
-        <w:t>Nomogramm-Modelle zeigten robuste Stabilität: AUC 0,821 (intern) und 0,814 (extern validiert); Sensitivität und Spezifität &gt;60 % bzw. &gt;75 %. Fünf Kerndeterminanten identifiziert: Bildungsstand, Alter, Haushaltseinkommen, Rauchen und Beruf. Positiver und negativer prädiktiver Wert beide &gt;60 %.</w:t>
+        <w:t>Positive Beziehung zwischen digitaler Gesundheitskompetenz und psychischer Gesundheit nachgewiesen. Indirekter Gesamteffekt über die Kette 0,6304; Internetabhängigkeit und Schlafqualität waren signifikante Mediatoren. Intervention durch Verbesserung digitaler Kompetenz könnte Schlafqualität und psychische Gesundheit verbessern.</w:t>
       </w:r>
     </w:p>
     <w:p>
@@ -351,7 +351,7 @@
         <w:rPr>
           <w:sz w:val="19"/>
         </w:rPr>
-        <w:t>China – Faktor-Struktur (Bildung, Einkommen, Alter) international vergleichbar; deutsches System erfordert Validierung</w:t>
+        <w:t>China-Setting, aber Mechanismus (Mediatorenmodell) systemunabhängig; digitale Kompetenz als Interventionsziel relevant</w:t>
       </w:r>
     </w:p>
     <w:p>
@@ -360,7 +360,7 @@
           <w:color w:val="5A7D3A"/>
           <w:sz w:val="18"/>
         </w:rPr>
-        <w:t>https://pubmed.ncbi.nlm.nih.gov/42868277/</w:t>
+        <w:t>https://pubmed.ncbi.nlm.nih.gov/42835181/</w:t>
       </w:r>
     </w:p>
     <w:p>
@@ -368,7 +368,7 @@
         <w:pStyle w:val="Heading2"/>
       </w:pPr>
       <w:r>
-        <w:t>Therapeutische Patientenschulung stärkt Autonomie bei Borderline-Persönlichkeitsstörung</w:t>
+        <w:t>Digitale Gesundheitskompetenz gegen Desinformation: Curriculare Agenda für Universitäten</w:t>
       </w:r>
     </w:p>
     <w:p>
@@ -378,12 +378,12 @@
           <w:color w:val="666666"/>
           <w:sz w:val="18"/>
         </w:rPr>
-        <w:t>Lefort-Picard M et al.  ·  Soins Psychiatr  ·  06.07.2026  ·  PMID 42476710</w:t>
+        <w:t>Hassan AM  ·  Front Public Health  ·  18.09.2026  ·  PMID 42827804</w:t>
       </w:r>
     </w:p>
     <w:p>
       <w:r>
-        <w:t>Fünfjähriges Patientenbildungsprogramm (Programme d'Éducation Thérapeutique) am Centre Hospitalier du Rouvray für Personen mit Borderline-Persönlichkeitsstörung, basierend auf integrativer therapeutischer Herangehensweise.</w:t>
+        <w:t>Perspektivarbeit zur Verankerung digitaler Gesundheitskompetenz im höheren Bildungswesen Somalias als institutionelle Verantwortung und individuelle Kompetenz gegen Desinformation und KI-Risiken.</w:t>
       </w:r>
     </w:p>
     <w:p>
@@ -394,7 +394,7 @@
         <w:t xml:space="preserve">Ergebnis: </w:t>
       </w:r>
       <w:r>
-        <w:t>Das Programm zielt auf Stärkung innerer Ressourcen und Autonomie zur Erleichterung der Reintegration in soziales, emotionales und berufliches Leben ab. Kernfaktoren: integrativer therapeutischer Ansatz, Fokus auf Empowerment und Selbstmanagement, langfristige Betreuung als Kontinuität.</w:t>
+        <w:t>Implementierungsagenda mit fünf Säulen: kritische Informationsappraisal, Resilienz gegen Desinformation, verantwortungsvoller KI-Einsatz, Datenschutz, sichere Eskalation; unterstützt durch Curriculumintegration, institutionelle Informationspfade, lokal relevante Evaluierung und Kapazitätsaufbau bei Lehrenden. Empfehlung: Jenseits von Selbstbericht-Umfragen zu leistungsgestützten Aufgaben und Interventionsevaluierung übergehen.</w:t>
       </w:r>
     </w:p>
     <w:p>
@@ -409,7 +409,7 @@
         <w:rPr>
           <w:sz w:val="19"/>
         </w:rPr>
-        <w:t>Frankreich – Psychische Erkrankung; ETP-Modell mit deutscher Tradition; Kernprinzipien auf deutsches System übertragbar</w:t>
+        <w:t>Somalia-Kontext schwach übertragbar; aber Rahmen für Curriculum und digitale Äquität prinzipiell relevant</w:t>
       </w:r>
     </w:p>
     <w:p>
@@ -418,7 +418,65 @@
           <w:color w:val="5A7D3A"/>
           <w:sz w:val="18"/>
         </w:rPr>
-        <w:t>https://pubmed.ncbi.nlm.nih.gov/42476710/</w:t>
+        <w:t>https://pubmed.ncbi.nlm.nih.gov/42827804/</w:t>
+      </w:r>
+    </w:p>
+    <w:p>
+      <w:pPr>
+        <w:pStyle w:val="Heading2"/>
+      </w:pPr>
+      <w:r>
+        <w:t>Verständlichkeit von KI-generierten Patienteninformationen: ChatGPT vs. DeepSeek</w:t>
+      </w:r>
+    </w:p>
+    <w:p>
+      <w:r>
+        <w:rPr>
+          <w:i/>
+          <w:color w:val="666666"/>
+          <w:sz w:val="18"/>
+        </w:rPr>
+        <w:t>Zhang R et al.  ·  Oral Surg Oral Med Oral Pathol Oral Radiol  ·  07.07.2026  ·  PMID 42823233</w:t>
+      </w:r>
+    </w:p>
+    <w:p>
+      <w:r>
+        <w:t>Vergleichende Bewertung von Antworten zweier KI-Systeme (ChatGPT-4, DeepSeek-v3) auf 23 häufig gestellte Patientenfragen zu Lichen planus durch Expertenpanels in fünf Dimensionen.</w:t>
+      </w:r>
+    </w:p>
+    <w:p>
+      <w:r>
+        <w:rPr>
+          <w:b/>
+        </w:rPr>
+        <w:t xml:space="preserve">Ergebnis: </w:t>
+      </w:r>
+      <w:r>
+        <w:t>DeepSeek-v3 überlegen bei Umfassendheit (4,65±0,37 vs. 4,04±0,54; p&lt;0,001), Logik (4,41±0,32 vs. 4,03±0,35; p&lt;0,001) und Fairness (4,34±0,33 vs. 4,03±0,27; p&lt;0,001); ChatGPT-4 besser bei Einfachheit (4,25±0,31 vs. 4,04±0,28; p=0,034). DeepSeek-v3 leicht überlegen bei Genauigkeit (4,49±0,38 vs. 4,22±0,34; p=0,025). Kombinieren beider Modelle könnte Patientenverständnis verbessern.</w:t>
+      </w:r>
+    </w:p>
+    <w:p>
+      <w:r>
+        <w:rPr>
+          <w:b/>
+          <w:sz w:val="19"/>
+        </w:rPr>
+        <w:t xml:space="preserve">Übertragbarkeit: </w:t>
+      </w:r>
+      <w:r>
+        <w:rPr>
+          <w:sz w:val="19"/>
+        </w:rPr>
+        <w:t>Neuseeland-Studie, sprachunabhängiger Vergleich; Befund zu Verständlichkeit systemübergreifend relevant</w:t>
+      </w:r>
+    </w:p>
+    <w:p>
+      <w:r>
+        <w:rPr>
+          <w:color w:val="5A7D3A"/>
+          <w:sz w:val="18"/>
+        </w:rPr>
+        <w:t>https://pubmed.ncbi.nlm.nih.gov/42823233/</w:t>
       </w:r>
     </w:p>
     <w:sectPr>

--- a/download/studien-aktuell.docx
+++ b/download/studien-aktuell.docx
@@ -62,7 +62,7 @@
           <w:color w:val="666666"/>
           <w:sz w:val="18"/>
         </w:rPr>
-        <w:t>Stand: 22.10.2026  |  7 Studien  |  healthliteracy.m-vf.de</w:t>
+        <w:t>Stand: 23.10.2026  |  6 Studien  |  healthliteracy.m-vf.de</w:t>
       </w:r>
     </w:p>
     <w:p>
@@ -70,7 +70,7 @@
         <w:pStyle w:val="Heading1"/>
       </w:pPr>
       <w:r>
-        <w:t>Aufgenommen am 22.10.2026</w:t>
+        <w:t>Aufgenommen am 23.10.2026</w:t>
       </w:r>
     </w:p>
     <w:p>
@@ -78,7 +78,7 @@
         <w:pStyle w:val="Heading2"/>
       </w:pPr>
       <w:r>
-        <w:t>Psychische Gesundheitskompetenz bei Studierenden: Wissens- und Wissenslücken</w:t>
+        <w:t>Shared Decision Making in der Gastroenterologie: Barrieren und Erfolgsfaktoren</w:t>
       </w:r>
     </w:p>
     <w:p>
@@ -88,12 +88,12 @@
           <w:color w:val="666666"/>
           <w:sz w:val="18"/>
         </w:rPr>
-        <w:t>Muzungu G et al.  ·  BMC Public Health  ·  25.07.2026  ·  PMID 42902196</w:t>
+        <w:t>Schoefs E et al.  ·  BMC Health Serv Res  ·  05.10.2026  ·  PMID 42907825</w:t>
       </w:r>
     </w:p>
     <w:p>
       <w:r>
-        <w:t>Querschnittsstudie an 365 nicht-medizinischen Studierenden an der Universität Makerere, Uganda, zur psychischen Gesundheitskompetenz mit standardisiertem Fragebogen.</w:t>
+        <w:t>Qualitative Studie mit 15 IBD-Patienten, 11 Gastroenterologen und 12 Krankenpflegerinnen in Belgien zum Implementierungsstand von SDM bei chronisch-entzündlichen Darmerkrankungen.</w:t>
       </w:r>
     </w:p>
     <w:p>
@@ -104,7 +104,7 @@
         <w:t xml:space="preserve">Ergebnis: </w:t>
       </w:r>
       <w:r>
-        <w:t>77,3% hatten moderate Kenntnisse zur psychischen Gesundheit, aber nur 12,3% hohe Gesundheitskompetenz; 37,8% positive Wahrnehmungen, 13,7% positive Einstellungen gegenüber Menschen mit psychischen Störungen. Assoziation mit weiblichem Geschlecht (aOR 0,422; p=0,014) und Vorgeschichte psychischer Störungen (aOR 2,485; p=0,012).</w:t>
+        <w:t>Gastroenterologen berichten routinemäßige SDM-Umsetzung, Patienten jedoch erleben Inkonsistenzen bei emotionaler Unterstützung und Preferenzerkundung. IBD-Pflegekräfte werden als essenzielle Partner wahrgenommen. Hauptbarrieren: niedrige Health Literacy, mangelnde Kommunikation, Zeitmangel. Facilitators: klinischer Nutzen, verstärkte SDM-Schulung, Organisationswandel.</w:t>
       </w:r>
     </w:p>
     <w:p>
@@ -119,7 +119,7 @@
         <w:rPr>
           <w:sz w:val="19"/>
         </w:rPr>
-        <w:t>Uganda-Setting; Befund zeigt Implementierungslücke bei Curriculumintegration, nicht auf deutsches System übertragbar</w:t>
+        <w:t>Belgien, vergleichbarer europäischer Versicherungskontext, ähnliche Organisationsstrukturen</w:t>
       </w:r>
     </w:p>
     <w:p>
@@ -128,7 +128,7 @@
           <w:color w:val="5A7D3A"/>
           <w:sz w:val="18"/>
         </w:rPr>
-        <w:t>https://pubmed.ncbi.nlm.nih.gov/42902196/</w:t>
+        <w:t>https://pubmed.ncbi.nlm.nih.gov/42907825/</w:t>
       </w:r>
     </w:p>
     <w:p>
@@ -136,7 +136,7 @@
         <w:pStyle w:val="Heading2"/>
       </w:pPr>
       <w:r>
-        <w:t>Nurses als Gesundheitskompetenz-Lotsen in der KI-gestützten Triage</w:t>
+        <w:t>Verständlichkeit von Elternschulung senkt mütterlichen Stress nach Frühgeburten</w:t>
       </w:r>
     </w:p>
     <w:p>
@@ -146,12 +146,12 @@
           <w:color w:val="666666"/>
           <w:sz w:val="18"/>
         </w:rPr>
-        <w:t>Luo W et al.  ·  Front Public Health  ·  30.09.2026  ·  PMID 42876618</w:t>
+        <w:t>Rahkar Farshi M et al.  ·  BMC Pregnancy Childbirth  ·  27.07.2026  ·  PMID 42907796</w:t>
       </w:r>
     </w:p>
     <w:p>
       <w:r>
-        <w:t>Perspektivarbeit, die die Rolle von Pflegekräften in digitalen Triage-Systemen analysiert und ein Modell zur Vermittlung zwischen Algorithmen und Patientenverständnis entwickelt.</w:t>
+        <w:t>Quasi-experimentelle Studie mit 90 Müttern von Frühgeborenen (Booklet n=30, Face-to-Face n=30, Routine n=30) verglich APIB-basierte Schulung zur Säuglingsverhaltensinterpretation auf Stress und Bindung.</w:t>
       </w:r>
     </w:p>
     <w:p>
@@ -162,7 +162,7 @@
         <w:t xml:space="preserve">Ergebnis: </w:t>
       </w:r>
       <w:r>
-        <w:t>Vier Funktionen wurden identifiziert: Interpretation (Verständlichkeit von KI-Output), emotionale Kalibrierung, klinische Verifikation von Empfehlungen und Begleitung durch komplexe Versorgungspfade. Das Modell betont, dass Pflegekräfte nicht Validatoren von Maschinenoutput sein sollten, sondern Vermittler, die Sicherheit und Gesundheitsgleichheit wahren.</w:t>
+        <w:t>Stress sank in allen Gruppen signifikant (p&lt;0,001). Nach Adjustierung zeigte Booklet-Gruppe signifikant niedrigeren Stress (MD=-6,09, p=0,004) und Face-to-Face-Gruppe (MD=-4,16, p=0,040) vs. Kontrolle. Attachment stieg in Interventionsgruppen, kein signifikanter Unterschied nach Adjustierung (F=0,94, p=0,394).</w:t>
       </w:r>
     </w:p>
     <w:p>
@@ -177,7 +177,7 @@
         <w:rPr>
           <w:sz w:val="19"/>
         </w:rPr>
-        <w:t>China-Szenario, prinzipiell systemübergreifend relevant; Pflegerolle in Triagenetzwerken vergleichbar</w:t>
+        <w:t>Iran, aber Interventionsformat (APIB-Schulung) sprachunabhängig übertragbar auf NICU-Strukturen</w:t>
       </w:r>
     </w:p>
     <w:p>
@@ -186,7 +186,7 @@
           <w:color w:val="5A7D3A"/>
           <w:sz w:val="18"/>
         </w:rPr>
-        <w:t>https://pubmed.ncbi.nlm.nih.gov/42876618/</w:t>
+        <w:t>https://pubmed.ncbi.nlm.nih.gov/42907796/</w:t>
       </w:r>
     </w:p>
     <w:p>
@@ -194,7 +194,7 @@
         <w:pStyle w:val="Heading2"/>
       </w:pPr>
       <w:r>
-        <w:t>Psychoedukation in der psychiatrischen Pflege: Wachstum und Forschungslücken</w:t>
+        <w:t>Verständliches Video-Training erhöht Wissen über Präeklampsie bei Schwangeren</w:t>
       </w:r>
     </w:p>
     <w:p>
@@ -204,12 +204,12 @@
           <w:color w:val="666666"/>
           <w:sz w:val="18"/>
         </w:rPr>
-        <w:t>Durar E et al.  ·  Arch Psychiatr Nurs  ·  27.07.2026  ·  PMID 42863935</w:t>
+        <w:t>Alrehaili S et al.  ·  BMC Pregnancy Childbirth  ·  27.07.2026  ·  PMID 42907785</w:t>
       </w:r>
     </w:p>
     <w:p>
       <w:r>
-        <w:t>Bibliometrische Analyse von 225 Publikationen (1998–2025) zur Psychoedukation in der psychiatrischen Pflege weltweit.</w:t>
+        <w:t>Quasi-experimentelle Studie mit 100 schwangeren Frauen untersuchte, ob ein Educational Video das Verständnis über Präeklampsie-Symptome und -risiken steigert, gemessen mit 39-Item-Fragebogen.</w:t>
       </w:r>
     </w:p>
     <w:p>
@@ -220,7 +220,7 @@
         <w:t xml:space="preserve">Ergebnis: </w:t>
       </w:r>
       <w:r>
-        <w:t>Jährliche Wachstumsrate 11%; 743 Autoren, durchschnittlich 12,8 Zitate pro Publikation. USA führt mit 22,2% der Publikationen, gefolgt von Türkei. Hauptfindung: Psychoedukation ist etabliert für Schizophrenie, Depression und bipolare Störung, aber Lücken bestehen bei Angehörigenschulung, Selbstmanagement und Programmen für Kinder/Jugendliche.</w:t>
+        <w:t>Wissensscore prä-Intervention: 17,40±8,98, post-Intervention: 33,00±4,35, nach 2 Wochen: 31,89±4,73 (p&lt;0,001). Verdoppelung des Wissenspunkts durch Video, mit partieller Retention nach 2 Wochen.</w:t>
       </w:r>
     </w:p>
     <w:p>
@@ -235,7 +235,7 @@
         <w:rPr>
           <w:sz w:val="19"/>
         </w:rPr>
-        <w:t>Internationale Analyse; empirische Programme liegen vor, aber systematische Evaluierung im deutschsprachigen Raum fehlt</w:t>
+        <w:t>Saudi-Arabien, Video-Format kultur- und sprachabhängig, aber Prinzip verständlicher Prävention übertragbar</w:t>
       </w:r>
     </w:p>
     <w:p>
@@ -244,7 +244,7 @@
           <w:color w:val="5A7D3A"/>
           <w:sz w:val="18"/>
         </w:rPr>
-        <w:t>https://pubmed.ncbi.nlm.nih.gov/42863935/</w:t>
+        <w:t>https://pubmed.ncbi.nlm.nih.gov/42907785/</w:t>
       </w:r>
     </w:p>
     <w:p>
@@ -252,7 +252,7 @@
         <w:pStyle w:val="Heading2"/>
       </w:pPr>
       <w:r>
-        <w:t>Menstruelle Gesundheitskompetenz: Definitionen und Forschungsbedarf</w:t>
+        <w:t>Telefonische Schulung verbessert Anpassung nach Kolostomie und senkt Komplikationen</w:t>
       </w:r>
     </w:p>
     <w:p>
@@ -262,12 +262,12 @@
           <w:color w:val="666666"/>
           <w:sz w:val="18"/>
         </w:rPr>
-        <w:t>Chéileachair FN et al.  ·  Womens Health (Lond)  ·  07.10.2026  ·  PMID 42842352</w:t>
+        <w:t>Yurtseven Ş et al.  ·  Support Care Cancer  ·  22.10.2026  ·  PMID 42907685</w:t>
       </w:r>
     </w:p>
     <w:p>
       <w:r>
-        <w:t>Kommentarbeitrag, der Inkonsistenzen in Definitionen und Messung von menstrueller Gesundheitskompetenz analysiert und einen konzeptionellen Rahmen entwickelt.</w:t>
+        <w:t>RCT mit Kolostomie-Patienten (Telefon-Schulung n=, Routine-Pflege n=) über 3 Monate zur Wirkung von strukturierter Pflege-Beratung auf Stoma-Anpassung und Komplikationsschweregrad.</w:t>
       </w:r>
     </w:p>
     <w:p>
@@ -278,7 +278,7 @@
         <w:t xml:space="preserve">Ergebnis: </w:t>
       </w:r>
       <w:r>
-        <w:t>Zentrale Befunde: Keine Konsensdefinition für menstruelle Gesundheitskompetenz existiert, obwohl viele Studien Verbesserungen fordern; Lücken bestehen von Menarche bis Menopause; breite Stigmatisierung erschwert Kompetenzentwicklung. Empfehlung: Universelle Definition erforderlich, die strukturelle, individuelle und stigma-bezogene Dimensionen verbindet, um Forschung und Praxis zu leiten.</w:t>
+        <w:t>Telefon-Gruppe zeigte nach 3 Monaten signifikant höhere Akzeptanz- und Gesamt-Anpassungswerte und signifikant niedrigere Komplikationsschweregrad-Werte vs. Kontrolle. Kein signifikanter Unterschied in Angstpreokupation, sozialer Engagement oder Wut.</w:t>
       </w:r>
     </w:p>
     <w:p>
@@ -293,7 +293,7 @@
         <w:rPr>
           <w:sz w:val="19"/>
         </w:rPr>
-        <w:t>Großbritannien-basiert; Konzept und Definitonslücke international relevant, kulturabhängig bei Stigma-Ebene</w:t>
+        <w:t>Türkei, Telemedizin-Format systemunabhängig, aber Kontinuität post-stationärer Versorgung zentral</w:t>
       </w:r>
     </w:p>
     <w:p>
@@ -302,7 +302,7 @@
           <w:color w:val="5A7D3A"/>
           <w:sz w:val="18"/>
         </w:rPr>
-        <w:t>https://pubmed.ncbi.nlm.nih.gov/42842352/</w:t>
+        <w:t>https://pubmed.ncbi.nlm.nih.gov/42907685/</w:t>
       </w:r>
     </w:p>
     <w:p>
@@ -310,7 +310,7 @@
         <w:pStyle w:val="Heading2"/>
       </w:pPr>
       <w:r>
-        <w:t>Digitale Gesundheitskompetenz reduziert psychische Belastung durch besseren Schlaf</w:t>
+        <w:t>Multikomponenten-Interventionen erhöhen Teilnahme an Lungenkrebs-Screening deutlich</w:t>
       </w:r>
     </w:p>
     <w:p>
@@ -320,12 +320,12 @@
           <w:color w:val="666666"/>
           <w:sz w:val="18"/>
         </w:rPr>
-        <w:t>Wang Z et al.  ·  Front Public Health  ·  21.09.2026  ·  PMID 42835181</w:t>
+        <w:t>Djuric O et al.  ·  Eur Respir Rev  ·  21.10.2026  ·  PMID 42906938</w:t>
       </w:r>
     </w:p>
     <w:p>
       <w:r>
-        <w:t>Quasiexperimentelle Studie an 407 Studierenden mit Mediationsmodell: digitale Gesundheitskompetenz → Internetabhängigkeit → Schlafqualität → psychische Gesundheit.</w:t>
+        <w:t>Systematische Übersicht mit Metaanalyse von 14 abgeschlossenen Studien (2000–März 2023) zum Effekt von Aufklärung, SDM und Navigation auf LDCT-Screening-Uptake.</w:t>
       </w:r>
     </w:p>
     <w:p>
@@ -336,7 +336,7 @@
         <w:t xml:space="preserve">Ergebnis: </w:t>
       </w:r>
       <w:r>
-        <w:t>Positive Beziehung zwischen digitaler Gesundheitskompetenz und psychischer Gesundheit nachgewiesen. Indirekter Gesamteffekt über die Kette 0,6304; Internetabhängigkeit und Schlafqualität waren signifikante Mediatoren. Intervention durch Verbesserung digitaler Kompetenz könnte Schlafqualität und psychische Gesundheit verbessern.</w:t>
+        <w:t>SDM+Navigation: OR 4,34 (95%-CI 2,50–7,54). Outreach+Navigation: OR 2,20 (95%-CI 1,70–2,84). Reine Aufklärung/Information: OR 1,03 (95%-CI 0,89–1,19, nicht signifikant). Multikomponenten-Interventionen: OR 2,64 (95%-CI 1,79–3,90) vs. Monokomponenten: OR 1,00 (95%-CI 0,87–1,14).</w:t>
       </w:r>
     </w:p>
     <w:p>
@@ -351,7 +351,7 @@
         <w:rPr>
           <w:sz w:val="19"/>
         </w:rPr>
-        <w:t>China-Setting, aber Mechanismus (Mediatorenmodell) systemunabhängig; digitale Kompetenz als Interventionsziel relevant</w:t>
+        <w:t>Italien koordinierte Studie, europäische Versorgungskontexte, Screening-Systeme ähnlich Deutschland</w:t>
       </w:r>
     </w:p>
     <w:p>
@@ -360,7 +360,7 @@
           <w:color w:val="5A7D3A"/>
           <w:sz w:val="18"/>
         </w:rPr>
-        <w:t>https://pubmed.ncbi.nlm.nih.gov/42835181/</w:t>
+        <w:t>https://pubmed.ncbi.nlm.nih.gov/42906938/</w:t>
       </w:r>
     </w:p>
     <w:p>
@@ -368,7 +368,7 @@
         <w:pStyle w:val="Heading2"/>
       </w:pPr>
       <w:r>
-        <w:t>Digitale Gesundheitskompetenz gegen Desinformation: Curriculare Agenda für Universitäten</w:t>
+        <w:t>Gesundheitskompetenz und Stress beeinflussen Lebensqualität unterschiedlich je nach Krankheitslast</w:t>
       </w:r>
     </w:p>
     <w:p>
@@ -378,12 +378,12 @@
           <w:color w:val="666666"/>
           <w:sz w:val="18"/>
         </w:rPr>
-        <w:t>Hassan AM  ·  Front Public Health  ·  18.09.2026  ·  PMID 42827804</w:t>
+        <w:t>Zhou J et al.  ·  Health Promot Int  ·  01.09.2026  ·  PMID 42904456</w:t>
       </w:r>
     </w:p>
     <w:p>
       <w:r>
-        <w:t>Perspektivarbeit zur Verankerung digitaler Gesundheitskompetenz im höheren Bildungswesen Somalias als institutionelle Verantwortung und individuelle Kompetenz gegen Desinformation und KI-Risiken.</w:t>
+        <w:t>Querschnittsstudie mit 3.716 finnischen Erwachsenen untersuchte pfadanalytisch, wie Health Literacy über wahrgenommenen Stress die gesundheitsbezogene Lebensqualität beeinflusst, stratifiziert nach Krankheitsbürde.</w:t>
       </w:r>
     </w:p>
     <w:p>
@@ -394,7 +394,7 @@
         <w:t xml:space="preserve">Ergebnis: </w:t>
       </w:r>
       <w:r>
-        <w:t>Implementierungsagenda mit fünf Säulen: kritische Informationsappraisal, Resilienz gegen Desinformation, verantwortungsvoller KI-Einsatz, Datenschutz, sichere Eskalation; unterstützt durch Curriculumintegration, institutionelle Informationspfade, lokal relevante Evaluierung und Kapazitätsaufbau bei Lehrenden. Empfehlung: Jenseits von Selbstbericht-Umfragen zu leistungsgestützten Aufgaben und Interventionsevaluierung übergehen.</w:t>
+        <w:t>Höhere Health Literacy assoziiert mit niedrigerem wahrgenommenen Stress. Stress erklärt ca. 80 % der Gesamtassoziation zwischen Literacy und Lebensqualität (Pfadkoeffizient). Der Stress-Lebensqualität-Effekt war etwa doppelt so stark bei Personen mit mehreren chronischen Erkrankungen (hochsignifikant, p&lt;0,001) als ohne.</w:t>
       </w:r>
     </w:p>
     <w:p>
@@ -409,7 +409,7 @@
         <w:rPr>
           <w:sz w:val="19"/>
         </w:rPr>
-        <w:t>Somalia-Kontext schwach übertragbar; aber Rahmen für Curriculum und digitale Äquität prinzipiell relevant</w:t>
+        <w:t>Finnland, Sozialsicherungssystem vergleichbar mit Deutschland, bevölkerungsbasierte Kohortendaten</w:t>
       </w:r>
     </w:p>
     <w:p>
@@ -418,65 +418,7 @@
           <w:color w:val="5A7D3A"/>
           <w:sz w:val="18"/>
         </w:rPr>
-        <w:t>https://pubmed.ncbi.nlm.nih.gov/42827804/</w:t>
-      </w:r>
-    </w:p>
-    <w:p>
-      <w:pPr>
-        <w:pStyle w:val="Heading2"/>
-      </w:pPr>
-      <w:r>
-        <w:t>Verständlichkeit von KI-generierten Patienteninformationen: ChatGPT vs. DeepSeek</w:t>
-      </w:r>
-    </w:p>
-    <w:p>
-      <w:r>
-        <w:rPr>
-          <w:i/>
-          <w:color w:val="666666"/>
-          <w:sz w:val="18"/>
-        </w:rPr>
-        <w:t>Zhang R et al.  ·  Oral Surg Oral Med Oral Pathol Oral Radiol  ·  07.07.2026  ·  PMID 42823233</w:t>
-      </w:r>
-    </w:p>
-    <w:p>
-      <w:r>
-        <w:t>Vergleichende Bewertung von Antworten zweier KI-Systeme (ChatGPT-4, DeepSeek-v3) auf 23 häufig gestellte Patientenfragen zu Lichen planus durch Expertenpanels in fünf Dimensionen.</w:t>
-      </w:r>
-    </w:p>
-    <w:p>
-      <w:r>
-        <w:rPr>
-          <w:b/>
-        </w:rPr>
-        <w:t xml:space="preserve">Ergebnis: </w:t>
-      </w:r>
-      <w:r>
-        <w:t>DeepSeek-v3 überlegen bei Umfassendheit (4,65±0,37 vs. 4,04±0,54; p&lt;0,001), Logik (4,41±0,32 vs. 4,03±0,35; p&lt;0,001) und Fairness (4,34±0,33 vs. 4,03±0,27; p&lt;0,001); ChatGPT-4 besser bei Einfachheit (4,25±0,31 vs. 4,04±0,28; p=0,034). DeepSeek-v3 leicht überlegen bei Genauigkeit (4,49±0,38 vs. 4,22±0,34; p=0,025). Kombinieren beider Modelle könnte Patientenverständnis verbessern.</w:t>
-      </w:r>
-    </w:p>
-    <w:p>
-      <w:r>
-        <w:rPr>
-          <w:b/>
-          <w:sz w:val="19"/>
-        </w:rPr>
-        <w:t xml:space="preserve">Übertragbarkeit: </w:t>
-      </w:r>
-      <w:r>
-        <w:rPr>
-          <w:sz w:val="19"/>
-        </w:rPr>
-        <w:t>Neuseeland-Studie, sprachunabhängiger Vergleich; Befund zu Verständlichkeit systemübergreifend relevant</w:t>
-      </w:r>
-    </w:p>
-    <w:p>
-      <w:r>
-        <w:rPr>
-          <w:color w:val="5A7D3A"/>
-          <w:sz w:val="18"/>
-        </w:rPr>
-        <w:t>https://pubmed.ncbi.nlm.nih.gov/42823233/</w:t>
+        <w:t>https://pubmed.ncbi.nlm.nih.gov/42904456/</w:t>
       </w:r>
     </w:p>
     <w:sectPr>

--- a/download/studien-aktuell.docx
+++ b/download/studien-aktuell.docx
@@ -62,7 +62,7 @@
           <w:color w:val="666666"/>
           <w:sz w:val="18"/>
         </w:rPr>
-        <w:t>Stand: 23.10.2026  |  6 Studien  |  healthliteracy.m-vf.de</w:t>
+        <w:t>Stand: 24.10.2026  |  6 Studien  |  healthliteracy.m-vf.de</w:t>
       </w:r>
     </w:p>
     <w:p>
@@ -70,7 +70,7 @@
         <w:pStyle w:val="Heading1"/>
       </w:pPr>
       <w:r>
-        <w:t>Aufgenommen am 23.10.2026</w:t>
+        <w:t>Aufgenommen am 24.10.2026</w:t>
       </w:r>
     </w:p>
     <w:p>
@@ -78,7 +78,7 @@
         <w:pStyle w:val="Heading2"/>
       </w:pPr>
       <w:r>
-        <w:t>Shared Decision Making in der Gastroenterologie: Barrieren und Erfolgsfaktoren</w:t>
+        <w:t>Strukturierte Mundhygiene-Schulung verbessert Zahngesundheit vor Tumorbestrahlung langfristig</w:t>
       </w:r>
     </w:p>
     <w:p>
@@ -88,12 +88,12 @@
           <w:color w:val="666666"/>
           <w:sz w:val="18"/>
         </w:rPr>
-        <w:t>Schoefs E et al.  ·  BMC Health Serv Res  ·  05.10.2026  ·  PMID 42907825</w:t>
+        <w:t>Sun C et al.  ·  BMC Oral Health  ·  28.07.2026  ·  PMID 42919312</w:t>
       </w:r>
     </w:p>
     <w:p>
       <w:r>
-        <w:t>Qualitative Studie mit 15 IBD-Patienten, 11 Gastroenterologen und 12 Krankenpflegerinnen in Belgien zum Implementierungsstand von SDM bei chronisch-entzündlichen Darmerkrankungen.</w:t>
+        <w:t>Zweiarmige Studie in China: 63 Patienten mit Kopf-Hals-Tumoren erhielten strukturierte Schulung (OHBCA) zu Mundhygiene vor Bestrahlung; 24 davon wurden 12 Monate nachbeobachtet und mit 19 Kontrollpatienten verglichen.</w:t>
       </w:r>
     </w:p>
     <w:p>
@@ -104,7 +104,7 @@
         <w:t xml:space="preserve">Ergebnis: </w:t>
       </w:r>
       <w:r>
-        <w:t>Gastroenterologen berichten routinemäßige SDM-Umsetzung, Patienten jedoch erleben Inkonsistenzen bei emotionaler Unterstützung und Preferenzerkundung. IBD-Pflegekräfte werden als essenzielle Partner wahrgenommen. Hauptbarrieren: niedrige Health Literacy, mangelnde Kommunikation, Zeitmangel. Facilitators: klinischer Nutzen, verstärkte SDM-Schulung, Organisationswandel.</w:t>
+        <w:t>Phase 1: Schulung führte zu signifikanten Verbesserungen bei Wissen, Bewusstsein und Verhalten (alle p&lt;0,01). Phase 2 (12 Monate): Interventionsgruppe zeigte bessere Mundhygiene-Indizes (alle p&lt;0,0001) als Kontrolle, weniger Zahnbelag und Zahnfleischentzündung.</w:t>
       </w:r>
     </w:p>
     <w:p>
@@ -119,7 +119,7 @@
         <w:rPr>
           <w:sz w:val="19"/>
         </w:rPr>
-        <w:t>Belgien, vergleichbarer europäischer Versicherungskontext, ähnliche Organisationsstrukturen</w:t>
+        <w:t>China, aber Schulungsansatz zur Vermeidung strahlentherapiebedingter Zahnkomplikationen prinzipiell übertragbar.</w:t>
       </w:r>
     </w:p>
     <w:p>
@@ -128,7 +128,7 @@
           <w:color w:val="5A7D3A"/>
           <w:sz w:val="18"/>
         </w:rPr>
-        <w:t>https://pubmed.ncbi.nlm.nih.gov/42907825/</w:t>
+        <w:t>https://pubmed.ncbi.nlm.nih.gov/42919312/</w:t>
       </w:r>
     </w:p>
     <w:p>
@@ -136,7 +136,7 @@
         <w:pStyle w:val="Heading2"/>
       </w:pPr>
       <w:r>
-        <w:t>Verständlichkeit von Elternschulung senkt mütterlichen Stress nach Frühgeburten</w:t>
+        <w:t>Strukturierte Schulung senkt Stürze bei älteren Patienten deutlich</w:t>
       </w:r>
     </w:p>
     <w:p>
@@ -146,12 +146,12 @@
           <w:color w:val="666666"/>
           <w:sz w:val="18"/>
         </w:rPr>
-        <w:t>Rahkar Farshi M et al.  ·  BMC Pregnancy Childbirth  ·  27.07.2026  ·  PMID 42907796</w:t>
+        <w:t>Kim E et al.  ·  BMC Geriatr  ·  27.07.2026  ·  PMID 42919133</w:t>
       </w:r>
     </w:p>
     <w:p>
       <w:r>
-        <w:t>Quasi-experimentelle Studie mit 90 Müttern von Frühgeborenen (Booklet n=30, Face-to-Face n=30, Routine n=30) verglich APIB-basierte Schulung zur Säuglingsverhaltensinterpretation auf Stress und Bindung.</w:t>
+        <w:t>Quasi-experimentelle Studie zur Wirkung eines partizipativen fünftägigen Schulungsprogramms (APREAL) auf Sturzrisiken bei älteren Patienten in koreanischen Krankenhausstationen.</w:t>
       </w:r>
     </w:p>
     <w:p>
@@ -162,7 +162,7 @@
         <w:t xml:space="preserve">Ergebnis: </w:t>
       </w:r>
       <w:r>
-        <w:t>Stress sank in allen Gruppen signifikant (p&lt;0,001). Nach Adjustierung zeigte Booklet-Gruppe signifikant niedrigeren Stress (MD=-6,09, p=0,004) und Face-to-Face-Gruppe (MD=-4,16, p=0,040) vs. Kontrolle. Attachment stieg in Interventionsgruppen, kein signifikanter Unterschied nach Adjustierung (F=0,94, p=0,394).</w:t>
+        <w:t>Die Interventionsgruppe zeigte nach der Schulung signifikant höhere Werte bei Sturzwissen (F=27,41, p&lt;0,001, η²=0,287), Selbstwirksamkeit (F=32,85, p&lt;0,001, η²=0,326) und Sturzprävention-Verhalten (F=93,14, p&lt;0,001, η²=0,578). Die Kontrollstation verzeichnete 2,3 Stürze pro 1.000 Patiententage, die Interventionsstation 0,0.</w:t>
       </w:r>
     </w:p>
     <w:p>
@@ -177,7 +177,7 @@
         <w:rPr>
           <w:sz w:val="19"/>
         </w:rPr>
-        <w:t>Iran, aber Interventionsformat (APIB-Schulung) sprachunabhängig übertragbar auf NICU-Strukturen</w:t>
+        <w:t>Südkorea, aber Design und Schulungsformat lassen sich auf deutsche Krankenhausstationen übertragen.</w:t>
       </w:r>
     </w:p>
     <w:p>
@@ -186,7 +186,7 @@
           <w:color w:val="5A7D3A"/>
           <w:sz w:val="18"/>
         </w:rPr>
-        <w:t>https://pubmed.ncbi.nlm.nih.gov/42907796/</w:t>
+        <w:t>https://pubmed.ncbi.nlm.nih.gov/42919133/</w:t>
       </w:r>
     </w:p>
     <w:p>
@@ -194,7 +194,7 @@
         <w:pStyle w:val="Heading2"/>
       </w:pPr>
       <w:r>
-        <w:t>Verständliches Video-Training erhöht Wissen über Präeklampsie bei Schwangeren</w:t>
+        <w:t>Informationsquellen beeinflussen Selbstwirksamkeit von Demenzpflegenden stärker als Wissen</w:t>
       </w:r>
     </w:p>
     <w:p>
@@ -204,12 +204,12 @@
           <w:color w:val="666666"/>
           <w:sz w:val="18"/>
         </w:rPr>
-        <w:t>Alrehaili S et al.  ·  BMC Pregnancy Childbirth  ·  27.07.2026  ·  PMID 42907785</w:t>
+        <w:t>Goh YL et al.  ·  BMC Geriatr  ·  28.07.2026  ·  PMID 42919127</w:t>
       </w:r>
     </w:p>
     <w:p>
       <w:r>
-        <w:t>Quasi-experimentelle Studie mit 100 schwangeren Frauen untersuchte, ob ein Educational Video das Verständnis über Präeklampsie-Symptome und -risiken steigert, gemessen mit 39-Item-Fragebogen.</w:t>
+        <w:t>Querschnittstudie mit 258 Angehörigen von Demenzkranken in Malaysia: Welche Informationsquellen und deren Kombinationen beeinflussen die Selbstwirksamkeit in der Pflegeverantwortung?</w:t>
       </w:r>
     </w:p>
     <w:p>
@@ -220,7 +220,7 @@
         <w:t xml:space="preserve">Ergebnis: </w:t>
       </w:r>
       <w:r>
-        <w:t>Wissensscore prä-Intervention: 17,40±8,98, post-Intervention: 33,00±4,35, nach 2 Wochen: 31,89±4,73 (p&lt;0,001). Verdoppelung des Wissenspunkts durch Video, mit partieller Retention nach 2 Wochen.</w:t>
+        <w:t>Nutzung mehrerer Informationsquellen erhöht Selbstwirksamkeit signifikant (erklärte Varianz 6,7% auf 12,6%, p&lt;0,05). Schriftliche Materialien und ärztliche Beratung steigerten Selbstwirksamkeit; Facebook und Selbsthilfegruppen wirkten sich negativ aus. Besonderheit: Vertrauen war kulturabhängig (Glaubenshaltung half Malayen mehr).</w:t>
       </w:r>
     </w:p>
     <w:p>
@@ -235,7 +235,7 @@
         <w:rPr>
           <w:sz w:val="19"/>
         </w:rPr>
-        <w:t>Saudi-Arabien, Video-Format kultur- und sprachabhängig, aber Prinzip verständlicher Prävention übertragbar</w:t>
+        <w:t>Mittleres Einkommenland, aber Befund zu Qualität von Informationsquellen prinzipiell übertragbar.</w:t>
       </w:r>
     </w:p>
     <w:p>
@@ -244,7 +244,7 @@
           <w:color w:val="5A7D3A"/>
           <w:sz w:val="18"/>
         </w:rPr>
-        <w:t>https://pubmed.ncbi.nlm.nih.gov/42907785/</w:t>
+        <w:t>https://pubmed.ncbi.nlm.nih.gov/42919127/</w:t>
       </w:r>
     </w:p>
     <w:p>
@@ -252,7 +252,7 @@
         <w:pStyle w:val="Heading2"/>
       </w:pPr>
       <w:r>
-        <w:t>Telefonische Schulung verbessert Anpassung nach Kolostomie und senkt Komplikationen</w:t>
+        <w:t>Mehrsprachige Schulungsmaterialien zu chronischen Erkrankungen sind verständlich und akzeptiert</w:t>
       </w:r>
     </w:p>
     <w:p>
@@ -262,12 +262,12 @@
           <w:color w:val="666666"/>
           <w:sz w:val="18"/>
         </w:rPr>
-        <w:t>Yurtseven Ş et al.  ·  Support Care Cancer  ·  22.10.2026  ·  PMID 42907685</w:t>
+        <w:t>Lexius O et al.  ·  Rev Lat Am Enfermagem  ·  16.10.2026  ·  PMID 42912030</w:t>
       </w:r>
     </w:p>
     <w:p>
       <w:r>
-        <w:t>RCT mit Kolostomie-Patienten (Telefon-Schulung n=, Routine-Pflege n=) über 3 Monate zur Wirkung von strukturierter Pflege-Beratung auf Stoma-Anpassung und Komplikationsschweregrad.</w:t>
+        <w:t>Validierungsstudie eines Schulungsleitfadens in Kreolisch für haitianische Migranten in Brasilien: Inhalts- und semantische Validierung durch 17 Fachexperten und 30 Migranten.</w:t>
       </w:r>
     </w:p>
     <w:p>
@@ -278,7 +278,7 @@
         <w:t xml:space="preserve">Ergebnis: </w:t>
       </w:r>
       <w:r>
-        <w:t>Telefon-Gruppe zeigte nach 3 Monaten signifikant höhere Akzeptanz- und Gesamt-Anpassungswerte und signifikant niedrigere Komplikationsschweregrad-Werte vs. Kontrolle. Kein signifikanter Unterschied in Angstpreokupation, sozialer Engagement oder Wut.</w:t>
+        <w:t>Gesamter Konkordanzindex 0,91, SAM-Score 25,8 Punkte. Beide Validierungen bestätigen Eignung des Materials für Prävention und Selbstmanagement chronischer Erkrankungen bei Migranten. Hohe kulturelle und sprachliche Angemessenheit.</w:t>
       </w:r>
     </w:p>
     <w:p>
@@ -293,7 +293,7 @@
         <w:rPr>
           <w:sz w:val="19"/>
         </w:rPr>
-        <w:t>Türkei, Telemedizin-Format systemunabhängig, aber Kontinuität post-stationärer Versorgung zentral</w:t>
+        <w:t>Brasilien, aber Ansatz zur migrantengerechten Materialentwicklung mit Sprachangepassung auf Deutschland übertragbar.</w:t>
       </w:r>
     </w:p>
     <w:p>
@@ -302,7 +302,7 @@
           <w:color w:val="5A7D3A"/>
           <w:sz w:val="18"/>
         </w:rPr>
-        <w:t>https://pubmed.ncbi.nlm.nih.gov/42907685/</w:t>
+        <w:t>https://pubmed.ncbi.nlm.nih.gov/42912030/</w:t>
       </w:r>
     </w:p>
     <w:p>
@@ -310,7 +310,7 @@
         <w:pStyle w:val="Heading2"/>
       </w:pPr>
       <w:r>
-        <w:t>Multikomponenten-Interventionen erhöhen Teilnahme an Lungenkrebs-Screening deutlich</w:t>
+        <w:t>Gesundheitskompetenz in Erwachsenenbildung: Verständnis und Handeln korrelieren nur schwach</w:t>
       </w:r>
     </w:p>
     <w:p>
@@ -320,12 +320,12 @@
           <w:color w:val="666666"/>
           <w:sz w:val="18"/>
         </w:rPr>
-        <w:t>Djuric O et al.  ·  Eur Respir Rev  ·  21.10.2026  ·  PMID 42906938</w:t>
+        <w:t>Bazileva A et al.  ·  Front Public Health  ·  07.10.2026  ·  PMID 42908939</w:t>
       </w:r>
     </w:p>
     <w:p>
       <w:r>
-        <w:t>Systematische Übersicht mit Metaanalyse von 14 abgeschlossenen Studien (2000–März 2023) zum Effekt von Aufklärung, SDM und Navigation auf LDCT-Screening-Uptake.</w:t>
+        <w:t>Mixed-Methods-Studie in Lettland: 320 Erwachsene wurden online zu Gesundheitskompetenz befragt, 6 Experten interviewt – Welche Faktoren fördern Verständnis und praktische Anwendung von Gesundheitsinformation?</w:t>
       </w:r>
     </w:p>
     <w:p>
@@ -336,7 +336,7 @@
         <w:t xml:space="preserve">Ergebnis: </w:t>
       </w:r>
       <w:r>
-        <w:t>SDM+Navigation: OR 4,34 (95%-CI 2,50–7,54). Outreach+Navigation: OR 2,20 (95%-CI 1,70–2,84). Reine Aufklärung/Information: OR 1,03 (95%-CI 0,89–1,19, nicht signifikant). Multikomponenten-Interventionen: OR 2,64 (95%-CI 1,79–3,90) vs. Monokomponenten: OR 1,00 (95%-CI 0,87–1,14).</w:t>
+        <w:t>Moderate positive Korrelation zwischen Verständnis und Anwendung (τ=0,383, p&lt;0,001), zwischen Zugang und Verständnis (τ=0,428, p&lt;0,001). Familienstand signifikant für kritische Informationsbewertung (H(3)=10,45, p=0,015). Barrieren: Fragmentierung der Bildung, fehlende Motivation, Desinformation. Ein konzeptueller Rahmen für mehrstufige Interventionen wurde entwickelt.</w:t>
       </w:r>
     </w:p>
     <w:p>
@@ -351,7 +351,7 @@
         <w:rPr>
           <w:sz w:val="19"/>
         </w:rPr>
-        <w:t>Italien koordinierte Studie, europäische Versorgungskontexte, Screening-Systeme ähnlich Deutschland</w:t>
+        <w:t>Lettland (EU), vergleichbare Gesundheitssystemaufgaben, Befunde zur Lücke zwischen Verständnis und Handeln relevant für Deutschland.</w:t>
       </w:r>
     </w:p>
     <w:p>
@@ -360,7 +360,7 @@
           <w:color w:val="5A7D3A"/>
           <w:sz w:val="18"/>
         </w:rPr>
-        <w:t>https://pubmed.ncbi.nlm.nih.gov/42906938/</w:t>
+        <w:t>https://pubmed.ncbi.nlm.nih.gov/42908939/</w:t>
       </w:r>
     </w:p>
     <w:p>
@@ -368,7 +368,7 @@
         <w:pStyle w:val="Heading2"/>
       </w:pPr>
       <w:r>
-        <w:t>Gesundheitskompetenz und Stress beeinflussen Lebensqualität unterschiedlich je nach Krankheitslast</w:t>
+        <w:t>Radiographen kommunizieren Strahlenrisiken oft unklar – Schulung und Materialien helfen</w:t>
       </w:r>
     </w:p>
     <w:p>
@@ -378,12 +378,12 @@
           <w:color w:val="666666"/>
           <w:sz w:val="18"/>
         </w:rPr>
-        <w:t>Zhou J et al.  ·  Health Promot Int  ·  01.09.2026  ·  PMID 42904456</w:t>
+        <w:t>Angaag NA et al.  ·  Radiography (Lond)  ·  10.10.2026  ·  PMID 42858546</w:t>
       </w:r>
     </w:p>
     <w:p>
       <w:r>
-        <w:t>Querschnittsstudie mit 3.716 finnischen Erwachsenen untersuchte pfadanalytisch, wie Health Literacy über wahrgenommenen Stress die gesundheitsbezogene Lebensqualität beeinflusst, stratifiziert nach Krankheitsbürde.</w:t>
+        <w:t>Scoping Review der Kommunikationspraktiken von Radiographen beim Aufklären über Strahlenrisiken in der Bildgebung: Welche Strategien funktionieren, welche Barrieren bestehen?</w:t>
       </w:r>
     </w:p>
     <w:p>
@@ -394,7 +394,7 @@
         <w:t xml:space="preserve">Ergebnis: </w:t>
       </w:r>
       <w:r>
-        <w:t>Höhere Health Literacy assoziiert mit niedrigerem wahrgenommenen Stress. Stress erklärt ca. 80 % der Gesamtassoziation zwischen Literacy und Lebensqualität (Pfadkoeffizient). Der Stress-Lebensqualität-Effekt war etwa doppelt so stark bei Personen mit mehreren chronischen Erkrankungen (hochsignifikant, p&lt;0,001) als ohne.</w:t>
+        <w:t>Radiographen nutzten überwiegend verbale, aktive oder passive Kommunikation. Hauptbarrieren: Angst vor Patientenangst, niedriges Wissen und Selbstvertrauen, unklare Rollenverteilung, fehlende Ressourcen. Empfohlen: standardisierte Protokolle, Radiographen-Fortbildung, interaktive Strategien und Patientenmaterialien.</w:t>
       </w:r>
     </w:p>
     <w:p>
@@ -409,7 +409,7 @@
         <w:rPr>
           <w:sz w:val="19"/>
         </w:rPr>
-        <w:t>Finnland, Sozialsicherungssystem vergleichbar mit Deutschland, bevölkerungsbasierte Kohortendaten</w:t>
+        <w:t>Überwiegend Studien aus Großbritannien und Australien; Befunde zu Kommunikationsbarrieren in der Medizin international relevant.</w:t>
       </w:r>
     </w:p>
     <w:p>
@@ -418,7 +418,7 @@
           <w:color w:val="5A7D3A"/>
           <w:sz w:val="18"/>
         </w:rPr>
-        <w:t>https://pubmed.ncbi.nlm.nih.gov/42904456/</w:t>
+        <w:t>https://pubmed.ncbi.nlm.nih.gov/42858546/</w:t>
       </w:r>
     </w:p>
     <w:sectPr>

--- a/download/studien-aktuell.docx
+++ b/download/studien-aktuell.docx
@@ -62,7 +62,7 @@
           <w:color w:val="666666"/>
           <w:sz w:val="18"/>
         </w:rPr>
-        <w:t>Stand: 24.10.2026  |  6 Studien  |  healthliteracy.m-vf.de</w:t>
+        <w:t>Stand: 25.10.2026  |  6 Studien  |  healthliteracy.m-vf.de</w:t>
       </w:r>
     </w:p>
     <w:p>
@@ -70,7 +70,7 @@
         <w:pStyle w:val="Heading1"/>
       </w:pPr>
       <w:r>
-        <w:t>Aufgenommen am 24.10.2026</w:t>
+        <w:t>Aufgenommen am 25.10.2026</w:t>
       </w:r>
     </w:p>
     <w:p>
@@ -78,7 +78,7 @@
         <w:pStyle w:val="Heading2"/>
       </w:pPr>
       <w:r>
-        <w:t>Strukturierte Mundhygiene-Schulung verbessert Zahngesundheit vor Tumorbestrahlung langfristig</w:t>
+        <w:t>Shared Decision-Making bei Stammzelltransplantation: Patientenperspektiven auf Entscheidungskomplexität</w:t>
       </w:r>
     </w:p>
     <w:p>
@@ -88,12 +88,12 @@
           <w:color w:val="666666"/>
           <w:sz w:val="18"/>
         </w:rPr>
-        <w:t>Sun C et al.  ·  BMC Oral Health  ·  28.07.2026  ·  PMID 42919312</w:t>
+        <w:t>Wu Q et al.  ·  Support Care Cancer  ·  23.10.2026  ·  PMID 42909656</w:t>
       </w:r>
     </w:p>
     <w:p>
       <w:r>
-        <w:t>Zweiarmige Studie in China: 63 Patienten mit Kopf-Hals-Tumoren erhielten strukturierte Schulung (OHBCA) zu Mundhygiene vor Bestrahlung; 24 davon wurden 12 Monate nachbeobachtet und mit 19 Kontrollpatienten verglichen.</w:t>
+        <w:t>Systematische qualitative Übersicht von 20 Studien zu Patientenperspektiven bei der Entscheidung für Stammzelltransplantation; identifiziert vier zentrale Faktoren: eingeschränkte Wahlmöglichkeiten, relationale Entscheidungskontexte, finanzielle und logistische Hürden, Besorgnis um soziale Teilhabe.</w:t>
       </w:r>
     </w:p>
     <w:p>
@@ -104,7 +104,7 @@
         <w:t xml:space="preserve">Ergebnis: </w:t>
       </w:r>
       <w:r>
-        <w:t>Phase 1: Schulung führte zu signifikanten Verbesserungen bei Wissen, Bewusstsein und Verhalten (alle p&lt;0,01). Phase 2 (12 Monate): Interventionsgruppe zeigte bessere Mundhygiene-Indizes (alle p&lt;0,0001) als Kontrolle, weniger Zahnbelag und Zahnfleischentzündung.</w:t>
+        <w:t>Vier integrierte Befunde zeigen, dass Stammzelltransplantationsentscheidungen nicht nur von klinischen Risiken abhängen, sondern stark von Kontextfaktoren geprägt sind: Patienten erleben begrenzte Wahlmöglichkeiten, müssen Entscheidungen im familiären Kontext treffen, berichten finanzielle/logistische Barrieren und fürchten Einbußen sozialer Teilhabe. SDM-gestützte Entscheidungshilfen sollten daher über bloße Informationsvermittlung hinausgehen.</w:t>
       </w:r>
     </w:p>
     <w:p>
@@ -119,7 +119,7 @@
         <w:rPr>
           <w:sz w:val="19"/>
         </w:rPr>
-        <w:t>China, aber Schulungsansatz zur Vermeidung strahlentherapiebedingter Zahnkomplikationen prinzipiell übertragbar.</w:t>
+        <w:t>China - Befunde zu Entscheidungskontexten systemübergreifend relevant</w:t>
       </w:r>
     </w:p>
     <w:p>
@@ -128,7 +128,7 @@
           <w:color w:val="5A7D3A"/>
           <w:sz w:val="18"/>
         </w:rPr>
-        <w:t>https://pubmed.ncbi.nlm.nih.gov/42919312/</w:t>
+        <w:t>https://pubmed.ncbi.nlm.nih.gov/42909656/</w:t>
       </w:r>
     </w:p>
     <w:p>
@@ -136,7 +136,7 @@
         <w:pStyle w:val="Heading2"/>
       </w:pPr>
       <w:r>
-        <w:t>Strukturierte Schulung senkt Stürze bei älteren Patienten deutlich</w:t>
+        <w:t>Patient Activation bei Keratitis: Mikro-, Meso- und Makroebenen-Faktoren hemmen oder fördern Selbstmanagement</w:t>
       </w:r>
     </w:p>
     <w:p>
@@ -146,12 +146,12 @@
           <w:color w:val="666666"/>
           <w:sz w:val="18"/>
         </w:rPr>
-        <w:t>Kim E et al.  ·  BMC Geriatr  ·  27.07.2026  ·  PMID 42919133</w:t>
+        <w:t>Yu H et al.  ·  Front Public Health  ·  07.10.2026  ·  PMID 42909004</w:t>
       </w:r>
     </w:p>
     <w:p>
       <w:r>
-        <w:t>Quasi-experimentelle Studie zur Wirkung eines partizipativen fünftägigen Schulungsprogramms (APREAL) auf Sturzrisiken bei älteren Patienten in koreanischen Krankenhausstationen.</w:t>
+        <w:t>Qualitative Studie mit 15 Patienten in China zu Barrieren und Förderern von Patient Activation bei infektiöser Keratitis über dreischichtige ökosystemische Perspektive (Individuum, Familie/Versorgung, Gesellschaft).</w:t>
       </w:r>
     </w:p>
     <w:p>
@@ -162,7 +162,7 @@
         <w:t xml:space="preserve">Ergebnis: </w:t>
       </w:r>
       <w:r>
-        <w:t>Die Interventionsgruppe zeigte nach der Schulung signifikant höhere Werte bei Sturzwissen (F=27,41, p&lt;0,001, η²=0,287), Selbstwirksamkeit (F=32,85, p&lt;0,001, η²=0,326) und Sturzprävention-Verhalten (F=93,14, p&lt;0,001, η²=0,578). Die Kontrollstation verzeichnete 2,3 Stürze pro 1.000 Patiententage, die Interventionsstation 0,0.</w:t>
+        <w:t>Drei Kategorien identifiziert: (1) Mikrosystem – Wahrnehmung und Verhaltensanpassungsprobleme unter Krankheitslast; (2) Mesosystem – Unterstützungs- und Spannungsfaktoren in Familie und Versorgung; (3) Makrosystem – Herausforderungen beim Aufbau sozialer Netzwerke. Patient Activation gehemmt durch individuelle, familiäre, Versorgungs- und Sozialfaktoren über alle Ebenen.</w:t>
       </w:r>
     </w:p>
     <w:p>
@@ -177,7 +177,7 @@
         <w:rPr>
           <w:sz w:val="19"/>
         </w:rPr>
-        <w:t>Südkorea, aber Design und Schulungsformat lassen sich auf deutsche Krankenhausstationen übertragen.</w:t>
+        <w:t>China – Mehrebenen-Modell der Patientenaktivierung systemübergreifend relevant, sprachspezifische Anpassung nötig</w:t>
       </w:r>
     </w:p>
     <w:p>
@@ -186,7 +186,7 @@
           <w:color w:val="5A7D3A"/>
           <w:sz w:val="18"/>
         </w:rPr>
-        <w:t>https://pubmed.ncbi.nlm.nih.gov/42919133/</w:t>
+        <w:t>https://pubmed.ncbi.nlm.nih.gov/42909004/</w:t>
       </w:r>
     </w:p>
     <w:p>
@@ -194,7 +194,7 @@
         <w:pStyle w:val="Heading2"/>
       </w:pPr>
       <w:r>
-        <w:t>Informationsquellen beeinflussen Selbstwirksamkeit von Demenzpflegenden stärker als Wissen</w:t>
+        <w:t>Adhärenz nach Schlaganfall vermittelt Effekt von Gesundheitskompetenz auf Lebensqualität</w:t>
       </w:r>
     </w:p>
     <w:p>
@@ -204,12 +204,12 @@
           <w:color w:val="666666"/>
           <w:sz w:val="18"/>
         </w:rPr>
-        <w:t>Goh YL et al.  ·  BMC Geriatr  ·  28.07.2026  ·  PMID 42919127</w:t>
+        <w:t>Sun HJ et al.  ·  Front Public Health  ·  07.10.2026  ·  PMID 42908663</w:t>
       </w:r>
     </w:p>
     <w:p>
       <w:r>
-        <w:t>Querschnittstudie mit 258 Angehörigen von Demenzkranken in Malaysia: Welche Informationsquellen und deren Kombinationen beeinflussen die Selbstwirksamkeit in der Pflegeverantwortung?</w:t>
+        <w:t>Querschnittstudie mit 509 Schlaganfallpatienten in China zu indirekten Effekten von Health Literacy auf Lebensqualität über Adhärenz nach Entlassung.</w:t>
       </w:r>
     </w:p>
     <w:p>
@@ -220,7 +220,7 @@
         <w:t xml:space="preserve">Ergebnis: </w:t>
       </w:r>
       <w:r>
-        <w:t>Nutzung mehrerer Informationsquellen erhöht Selbstwirksamkeit signifikant (erklärte Varianz 6,7% auf 12,6%, p&lt;0,05). Schriftliche Materialien und ärztliche Beratung steigerten Selbstwirksamkeit; Facebook und Selbsthilfegruppen wirkten sich negativ aus. Besonderheit: Vertrauen war kulturabhängig (Glaubenshaltung half Malayen mehr).</w:t>
+        <w:t>Durchschnittliche Health Literacy 31,40 ± 6,78 (unterhalb Schwellwert). Health Literacy positiv korreliert mit Lebensqualität (r = 0,409, p &lt; 0,001) und Adhärenz (r = 0,223, p &lt; 0,001). Adhärenz positiv korreliert mit Lebensqualität (r = 0,461, p &lt; 0,001). Standardisierter indirekter Effekt durch Adhärenz = 0,087 (95%-KI 0,048–0,134), entspricht etwa 21,3 % der Gesamtassoziation – mediierende Wirkung von Adhärenz signifikant.</w:t>
       </w:r>
     </w:p>
     <w:p>
@@ -235,7 +235,7 @@
         <w:rPr>
           <w:sz w:val="19"/>
         </w:rPr>
-        <w:t>Mittleres Einkommenland, aber Befund zu Qualität von Informationsquellen prinzipiell übertragbar.</w:t>
+        <w:t>China - Hinweis auf modifizierbare Faktoren bei älteren Schlaganfallpatienten, begrenzte Übertragbarkeit auf deutsches System</w:t>
       </w:r>
     </w:p>
     <w:p>
@@ -244,7 +244,7 @@
           <w:color w:val="5A7D3A"/>
           <w:sz w:val="18"/>
         </w:rPr>
-        <w:t>https://pubmed.ncbi.nlm.nih.gov/42919127/</w:t>
+        <w:t>https://pubmed.ncbi.nlm.nih.gov/42908663/</w:t>
       </w:r>
     </w:p>
     <w:p>
@@ -252,7 +252,7 @@
         <w:pStyle w:val="Heading2"/>
       </w:pPr>
       <w:r>
-        <w:t>Mehrsprachige Schulungsmaterialien zu chronischen Erkrankungen sind verständlich und akzeptiert</w:t>
+        <w:t>Gesundheitskompetenz und Lebensqualität nach Brustkrebs: Alter und Bildung sind Schlüsselfaktoren</w:t>
       </w:r>
     </w:p>
     <w:p>
@@ -262,12 +262,12 @@
           <w:color w:val="666666"/>
           <w:sz w:val="18"/>
         </w:rPr>
-        <w:t>Lexius O et al.  ·  Rev Lat Am Enfermagem  ·  16.10.2026  ·  PMID 42912030</w:t>
+        <w:t>Aslan SG et al.  ·  Support Care Cancer  ·  22.10.2026  ·  PMID 42907575</w:t>
       </w:r>
     </w:p>
     <w:p>
       <w:r>
-        <w:t>Validierungsstudie eines Schulungsleitfadens in Kreolisch für haitianische Migranten in Brasilien: Inhalts- und semantische Validierung durch 17 Fachexperten und 30 Migranten.</w:t>
+        <w:t>Querschnittstudie mit 59 Frauen nach Brustkrebs-Operation zu Zusammenhängen zwischen Health Literacy, lymphödem-bezogener Lebensqualität und soziodemografischen Faktoren.</w:t>
       </w:r>
     </w:p>
     <w:p>
@@ -278,7 +278,7 @@
         <w:t xml:space="preserve">Ergebnis: </w:t>
       </w:r>
       <w:r>
-        <w:t>Gesamter Konkordanzindex 0,91, SAM-Score 25,8 Punkte. Beide Validierungen bestätigen Eignung des Materials für Prävention und Selbstmanagement chronischer Erkrankungen bei Migranten. Hohe kulturelle und sprachliche Angemessenheit.</w:t>
+        <w:t>Health Literacy variierte erheblich: 11,9 % unzureichend, 27,1 % problematisch/begrenzt, 33,9 % ausreichend, 27,1 % exzellent. Höheres Alter assoziiert mit niedrigerem Health Literacy (OR = 0,916, 95%-KI 0,870–0,964; p &lt; 0,001), höhere Schulbildung mit höherem Health Literacy (OR = 1,498, 95%-KI 1,011–2,217; p = 0,044). Funktionale und psychosoziale Lebensqualität waren miteinander verknüpft.</w:t>
       </w:r>
     </w:p>
     <w:p>
@@ -293,7 +293,7 @@
         <w:rPr>
           <w:sz w:val="19"/>
         </w:rPr>
-        <w:t>Brasilien, aber Ansatz zur migrantengerechten Materialentwicklung mit Sprachangepassung auf Deutschland übertragbar.</w:t>
+        <w:t>Türkei, vergleichbare Versorgungsstrukturen, Evidenz für zielgruppengerechte Schulung</w:t>
       </w:r>
     </w:p>
     <w:p>
@@ -302,7 +302,7 @@
           <w:color w:val="5A7D3A"/>
           <w:sz w:val="18"/>
         </w:rPr>
-        <w:t>https://pubmed.ncbi.nlm.nih.gov/42912030/</w:t>
+        <w:t>https://pubmed.ncbi.nlm.nih.gov/42907575/</w:t>
       </w:r>
     </w:p>
     <w:p>
@@ -310,7 +310,7 @@
         <w:pStyle w:val="Heading2"/>
       </w:pPr>
       <w:r>
-        <w:t>Gesundheitskompetenz in Erwachsenenbildung: Verständnis und Handeln korrelieren nur schwach</w:t>
+        <w:t>Audiovisuelle Schulungsmaterialien stärken Diabeteserziehung durch Pflegefachpersonen</w:t>
       </w:r>
     </w:p>
     <w:p>
@@ -320,12 +320,12 @@
           <w:color w:val="666666"/>
           <w:sz w:val="18"/>
         </w:rPr>
-        <w:t>Bazileva A et al.  ·  Front Public Health  ·  07.10.2026  ·  PMID 42908939</w:t>
+        <w:t>Kudoh R et al.  ·  PLoS One  ·  21.10.2026  ·  PMID 42905735</w:t>
       </w:r>
     </w:p>
     <w:p>
       <w:r>
-        <w:t>Mixed-Methods-Studie in Lettland: 320 Erwachsene wurden online zu Gesundheitskompetenz befragt, 6 Experten interviewt – Welche Faktoren fördern Verständnis und praktische Anwendung von Gesundheitsinformation?</w:t>
+        <w:t>Qualitative Studie mit acht zertifizierten Diabetes-Pflegefachpersonen zu Effekten eines audiovisuellen Materials auf ihre Patientenedukation zur Mundgesundheit; Datenanalyse mit Inhaltsanalyse.</w:t>
       </w:r>
     </w:p>
     <w:p>
@@ -336,7 +336,7 @@
         <w:t xml:space="preserve">Ergebnis: </w:t>
       </w:r>
       <w:r>
-        <w:t>Moderate positive Korrelation zwischen Verständnis und Anwendung (τ=0,383, p&lt;0,001), zwischen Zugang und Verständnis (τ=0,428, p&lt;0,001). Familienstand signifikant für kritische Informationsbewertung (H(3)=10,45, p=0,015). Barrieren: Fragmentierung der Bildung, fehlende Motivation, Desinformation. Ein konzeptueller Rahmen für mehrstufige Interventionen wurde entwickelt.</w:t>
+        <w:t>Vier Hauptthemen emergiert: (1) Verbesserung individuellen Lernens (8/8 Teilnehmende), einschließlich verbessertes Wissen zur Zahngesundheit-Diabetes-Verbindung; (2) Förderung beruflicher Entwicklung und Reflexion (5/8); (3) neue Einsichten in Patientenversorgung (7/8), besonders Patient-Motivationsstrategien; (4) Implementierungsüberlegungen in Diabetes-Ambulanzen. Material als nützlich wahrgenommen, unterstützt Pflegefachpersonen-Lernziele und Edukationspraxis.</w:t>
       </w:r>
     </w:p>
     <w:p>
@@ -351,7 +351,7 @@
         <w:rPr>
           <w:sz w:val="19"/>
         </w:rPr>
-        <w:t>Lettland (EU), vergleichbare Gesundheitssystemaufgaben, Befunde zur Lücke zwischen Verständnis und Handeln relevant für Deutschland.</w:t>
+        <w:t>Japan – audiovisuelle Schulung prinzipiell übertragbar, Wirkung auf Patientenverhalten nicht gemessen</w:t>
       </w:r>
     </w:p>
     <w:p>
@@ -360,7 +360,7 @@
           <w:color w:val="5A7D3A"/>
           <w:sz w:val="18"/>
         </w:rPr>
-        <w:t>https://pubmed.ncbi.nlm.nih.gov/42908939/</w:t>
+        <w:t>https://pubmed.ncbi.nlm.nih.gov/42905735/</w:t>
       </w:r>
     </w:p>
     <w:p>
@@ -368,7 +368,7 @@
         <w:pStyle w:val="Heading2"/>
       </w:pPr>
       <w:r>
-        <w:t>Radiographen kommunizieren Strahlenrisiken oft unklar – Schulung und Materialien helfen</w:t>
+        <w:t>Patient Public Involvement verbessert Verständlichkeit von Wirtschaftlichkeitsstudien: Demenzbeispiel</w:t>
       </w:r>
     </w:p>
     <w:p>
@@ -378,12 +378,12 @@
           <w:color w:val="666666"/>
           <w:sz w:val="18"/>
         </w:rPr>
-        <w:t>Angaag NA et al.  ·  Radiography (Lond)  ·  10.10.2026  ·  PMID 42858546</w:t>
+        <w:t>Eaglestone G et al.  ·  Appl Health Econ Health Policy  ·  20.07.2026  ·  PMID 42474961</w:t>
       </w:r>
     </w:p>
     <w:p>
       <w:r>
-        <w:t>Scoping Review der Kommunikationspraktiken von Radiographen beim Aufklären über Strahlenrisiken in der Bildgebung: Welche Strategien funktionieren, welche Barrieren bestehen?</w:t>
+        <w:t>Methodologische Studie zur Rolle von Patient Public Involvement (PPI) bei der Entwicklung einer Befragung für ökonomische Evaluationen in der Demenzforschung; vier Personen mit Demenzerfahrung refinierten Fragebogendesign durch Onlinebesprechungen.</w:t>
       </w:r>
     </w:p>
     <w:p>
@@ -394,7 +394,7 @@
         <w:t xml:space="preserve">Ergebnis: </w:t>
       </w:r>
       <w:r>
-        <w:t>Radiographen nutzten überwiegend verbale, aktive oder passive Kommunikation. Hauptbarrieren: Angst vor Patientenangst, niedriges Wissen und Selbstvertrauen, unklare Rollenverteilung, fehlende Ressourcen. Empfohlen: standardisierte Protokolle, Radiographen-Fortbildung, interaktive Strategien und Patientenmaterialien.</w:t>
+        <w:t>PPI-Beiträge führten zu bedeutsamen Verbesserungen: Terminologie vereinfacht, mehrdeutige/belastende Items entfernt, Gesamtnutzbarkeit erhöht. Kern-Empfehlung: Early und kollaboratives Einbeziehen von PPI-Beitragenden bereichert Relevanz und Sensibilität von Forschungsinstrumenten; Co-Design-Ansätze erfordern aber maßgeschneiderte Unterstützung und zugängliche Einführungen in ökonomische Konzepte.</w:t>
       </w:r>
     </w:p>
     <w:p>
@@ -409,7 +409,7 @@
         <w:rPr>
           <w:sz w:val="19"/>
         </w:rPr>
-        <w:t>Überwiegend Studien aus Großbritannien und Australien; Befunde zu Kommunikationsbarrieren in der Medizin international relevant.</w:t>
+        <w:t>Großbritannien – Modell für PPI-Integration in deutschsprachige Forschungsentwicklung übertragbar</w:t>
       </w:r>
     </w:p>
     <w:p>
@@ -418,7 +418,7 @@
           <w:color w:val="5A7D3A"/>
           <w:sz w:val="18"/>
         </w:rPr>
-        <w:t>https://pubmed.ncbi.nlm.nih.gov/42858546/</w:t>
+        <w:t>https://pubmed.ncbi.nlm.nih.gov/42474961/</w:t>
       </w:r>
     </w:p>
     <w:sectPr>

--- a/download/studien-aktuell.docx
+++ b/download/studien-aktuell.docx
@@ -62,7 +62,7 @@
           <w:color w:val="666666"/>
           <w:sz w:val="18"/>
         </w:rPr>
-        <w:t>Stand: 25.10.2026  |  6 Studien  |  healthliteracy.m-vf.de</w:t>
+        <w:t>Stand: 26.10.2026  |  6 Studien  |  healthliteracy.m-vf.de</w:t>
       </w:r>
     </w:p>
     <w:p>
@@ -70,7 +70,7 @@
         <w:pStyle w:val="Heading1"/>
       </w:pPr>
       <w:r>
-        <w:t>Aufgenommen am 25.10.2026</w:t>
+        <w:t>Aufgenommen am 26.10.2026</w:t>
       </w:r>
     </w:p>
     <w:p>
@@ -78,7 +78,7 @@
         <w:pStyle w:val="Heading2"/>
       </w:pPr>
       <w:r>
-        <w:t>Shared Decision-Making bei Stammzelltransplantation: Patientenperspektiven auf Entscheidungskomplexität</w:t>
+        <w:t>Gesundheitskompetenz in der Menopause: Lücken zwischen Individuum, Versorgung und Gesellschaft</w:t>
       </w:r>
     </w:p>
     <w:p>
@@ -88,12 +88,12 @@
           <w:color w:val="666666"/>
           <w:sz w:val="18"/>
         </w:rPr>
-        <w:t>Wu Q et al.  ·  Support Care Cancer  ·  23.10.2026  ·  PMID 42909656</w:t>
+        <w:t>Pourshahrokhi N et al.  ·  Health Expect  ·  Okt. 2026  ·  PMID 42925072</w:t>
       </w:r>
     </w:p>
     <w:p>
       <w:r>
-        <w:t>Systematische qualitative Übersicht von 20 Studien zu Patientenperspektiven bei der Entscheidung für Stammzelltransplantation; identifiziert vier zentrale Faktoren: eingeschränkte Wahlmöglichkeiten, relationale Entscheidungskontexte, finanzielle und logistische Hürden, Besorgnis um soziale Teilhabe.</w:t>
+        <w:t>Qualitative Interviewstudie mit 22 Frauen und 10 Fachpersonen in Südiran zur Identifikation von Informationsbedarf, Barrieren und Facilitatoren der Menopausenkompetenz.</w:t>
       </w:r>
     </w:p>
     <w:p>
@@ -104,7 +104,7 @@
         <w:t xml:space="preserve">Ergebnis: </w:t>
       </w:r>
       <w:r>
-        <w:t>Vier integrierte Befunde zeigen, dass Stammzelltransplantationsentscheidungen nicht nur von klinischen Risiken abhängen, sondern stark von Kontextfaktoren geprägt sind: Patienten erleben begrenzte Wahlmöglichkeiten, müssen Entscheidungen im familiären Kontext treffen, berichten finanzielle/logistische Barrieren und fürchten Einbußen sozialer Teilhabe. SDM-gestützte Entscheidungshilfen sollten daher über bloße Informationsvermittlung hinausgehen.</w:t>
+        <w:t>Menopause wird von Frauen als unerwarteter, multidimensionaler Übergang erlebt. Zentrale Lücken: Mangel an Aufklärung, Stigma, unzureichendes Engagement von Fachpersonen, Schwierigkeit beim Auffinden verlässlicher Quellen. Facilitatoren: symptomorientierte Strategien, Lifestyle-Änderung, Familie und Peer-Support.</w:t>
       </w:r>
     </w:p>
     <w:p>
@@ -119,7 +119,7 @@
         <w:rPr>
           <w:sz w:val="19"/>
         </w:rPr>
-        <w:t>China - Befunde zu Entscheidungskontexten systemübergreifend relevant</w:t>
+        <w:t>Iran; kulturelle Kontexte und Stigma beeinflussen; Empfehlungen (evidenzbasierte Bildung, barrierefreie Ressourcen) teilweise auf Deutschland übertragbar</w:t>
       </w:r>
     </w:p>
     <w:p>
@@ -128,7 +128,7 @@
           <w:color w:val="5A7D3A"/>
           <w:sz w:val="18"/>
         </w:rPr>
-        <w:t>https://pubmed.ncbi.nlm.nih.gov/42909656/</w:t>
+        <w:t>https://pubmed.ncbi.nlm.nih.gov/42925072/</w:t>
       </w:r>
     </w:p>
     <w:p>
@@ -136,7 +136,7 @@
         <w:pStyle w:val="Heading2"/>
       </w:pPr>
       <w:r>
-        <w:t>Patient Activation bei Keratitis: Mikro-, Meso- und Makroebenen-Faktoren hemmen oder fördern Selbstmanagement</w:t>
+        <w:t>Patientenbeteiligung bei Post-Discharge-Kommunikation: Co-Design mit älteren Menschen</w:t>
       </w:r>
     </w:p>
     <w:p>
@@ -146,12 +146,12 @@
           <w:color w:val="666666"/>
           <w:sz w:val="18"/>
         </w:rPr>
-        <w:t>Yu H et al.  ·  Front Public Health  ·  07.10.2026  ·  PMID 42909004</w:t>
+        <w:t>Spencer RA et al.  ·  Health Expect  ·  Okt. 2026  ·  PMID 42925008</w:t>
       </w:r>
     </w:p>
     <w:p>
       <w:r>
-        <w:t>Qualitative Studie mit 15 Patienten in China zu Barrieren und Förderern von Patient Activation bei infektiöser Keratitis über dreischichtige ökosystemische Perspektive (Individuum, Familie/Versorgung, Gesellschaft).</w:t>
+        <w:t>Workshop mit 21 Teilnehmern (10 Patienten/Angehörige, 11 klinische Führungskräfte) nutzte Nominal Group Technique zur Erarbeitung von Empfehlungen für ein patientenzentriertes Entlassungsmanagement im NHS.</w:t>
       </w:r>
     </w:p>
     <w:p>
@@ -162,7 +162,7 @@
         <w:t xml:space="preserve">Ergebnis: </w:t>
       </w:r>
       <w:r>
-        <w:t>Drei Kategorien identifiziert: (1) Mikrosystem – Wahrnehmung und Verhaltensanpassungsprobleme unter Krankheitslast; (2) Mesosystem – Unterstützungs- und Spannungsfaktoren in Familie und Versorgung; (3) Makrosystem – Herausforderungen beim Aufbau sozialer Netzwerke. Patient Activation gehemmt durch individuelle, familiäre, Versorgungs- und Sozialfaktoren über alle Ebenen.</w:t>
+        <w:t>52 Aussagen generiert, 35 als akzeptabel und machbar bewertet. Höchste Priorität: Patientenautonomie, Transparenz, Einbeziehung ambulanter Fachkräfte. Vollständige Digitalisierung wurde als unangemessen erachtet. Das Verfahren (RAND/UCLA-Voting) bewährte sich für Mixed-PPI-Beteiligung.</w:t>
       </w:r>
     </w:p>
     <w:p>
@@ -177,7 +177,7 @@
         <w:rPr>
           <w:sz w:val="19"/>
         </w:rPr>
-        <w:t>China – Mehrebenen-Modell der Patientenaktivierung systemübergreifend relevant, sprachspezifische Anpassung nötig</w:t>
+        <w:t>Großbritannien, NHS-Struktur; Gatekeeping-Modell nicht direkt auf deutsches freies Arztwahlsystem übertragbar</w:t>
       </w:r>
     </w:p>
     <w:p>
@@ -186,7 +186,7 @@
           <w:color w:val="5A7D3A"/>
           <w:sz w:val="18"/>
         </w:rPr>
-        <w:t>https://pubmed.ncbi.nlm.nih.gov/42909004/</w:t>
+        <w:t>https://pubmed.ncbi.nlm.nih.gov/42925008/</w:t>
       </w:r>
     </w:p>
     <w:p>
@@ -194,7 +194,7 @@
         <w:pStyle w:val="Heading2"/>
       </w:pPr>
       <w:r>
-        <w:t>Adhärenz nach Schlaganfall vermittelt Effekt von Gesundheitskompetenz auf Lebensqualität</w:t>
+        <w:t>Shared Decision Making mit Apothekern in der Primärversorgung: Patientenerfahrungen und Einflussfaktoren</w:t>
       </w:r>
     </w:p>
     <w:p>
@@ -204,12 +204,12 @@
           <w:color w:val="666666"/>
           <w:sz w:val="18"/>
         </w:rPr>
-        <w:t>Sun HJ et al.  ·  Front Public Health  ·  07.10.2026  ·  PMID 42908663</w:t>
+        <w:t>Loewen PS et al.  ·  Fam Pract  ·  06.10.2026  ·  PMID 42924607</w:t>
       </w:r>
     </w:p>
     <w:p>
       <w:r>
-        <w:t>Querschnittstudie mit 509 Schlaganfallpatienten in China zu indirekten Effekten von Health Literacy auf Lebensqualität über Adhärenz nach Entlassung.</w:t>
+        <w:t>Querschnittsumfrage bei 604 Patienten der Pharmacists in Primary Care Network (PCN) in Kanada zu ihren Erfahrungen mit Shared Decision Making (SDM) mittels SDM-Q-9-Fragebogen.</w:t>
       </w:r>
     </w:p>
     <w:p>
@@ -220,7 +220,7 @@
         <w:t xml:space="preserve">Ergebnis: </w:t>
       </w:r>
       <w:r>
-        <w:t>Durchschnittliche Health Literacy 31,40 ± 6,78 (unterhalb Schwellwert). Health Literacy positiv korreliert mit Lebensqualität (r = 0,409, p &lt; 0,001) und Adhärenz (r = 0,223, p &lt; 0,001). Adhärenz positiv korreliert mit Lebensqualität (r = 0,461, p &lt; 0,001). Standardisierter indirekter Effekt durch Adhärenz = 0,087 (95%-KI 0,048–0,134), entspricht etwa 21,3 % der Gesamtassoziation – mediierende Wirkung von Adhärenz signifikant.</w:t>
+        <w:t>Medianer SDM-Q-9-Score 77,8 (IQR 62,2–91,1), deutend auf moderately strong agreement mit SDM-Prozess. Demografische und klinische Faktoren erklärten 5% der Varianz, psychologische Faktoren (Erwartungen, Medikamentverständnis, Engagement-Motivation, Gesamterlebnis) erklärten 39% der Varianz. SDM-Erfahrung wurde von Patienten &lt;65 Jahren und bei Präsenzterminen höher bewertet.</w:t>
       </w:r>
     </w:p>
     <w:p>
@@ -235,7 +235,7 @@
         <w:rPr>
           <w:sz w:val="19"/>
         </w:rPr>
-        <w:t>China - Hinweis auf modifizierbare Faktoren bei älteren Schlaganfallpatienten, begrenzte Übertragbarkeit auf deutsches System</w:t>
+        <w:t>Kanada, ähnliches Gesundheitssystem; Apotheken-Rollen unterscheiden sich in Deutschland</w:t>
       </w:r>
     </w:p>
     <w:p>
@@ -244,7 +244,7 @@
           <w:color w:val="5A7D3A"/>
           <w:sz w:val="18"/>
         </w:rPr>
-        <w:t>https://pubmed.ncbi.nlm.nih.gov/42908663/</w:t>
+        <w:t>https://pubmed.ncbi.nlm.nih.gov/42924607/</w:t>
       </w:r>
     </w:p>
     <w:p>
@@ -252,7 +252,7 @@
         <w:pStyle w:val="Heading2"/>
       </w:pPr>
       <w:r>
-        <w:t>Gesundheitskompetenz und Lebensqualität nach Brustkrebs: Alter und Bildung sind Schlüsselfaktoren</w:t>
+        <w:t>Patientenengagement in genetischer Onkologie-Beratung: Analyse von Gesprächsstrategien</w:t>
       </w:r>
     </w:p>
     <w:p>
@@ -262,12 +262,12 @@
           <w:color w:val="666666"/>
           <w:sz w:val="18"/>
         </w:rPr>
-        <w:t>Aslan SG et al.  ·  Support Care Cancer  ·  22.10.2026  ·  PMID 42907575</w:t>
+        <w:t>Lim T et al.  ·  J Genet Couns  ·  Okt. 2026  ·  PMID 42924565</w:t>
       </w:r>
     </w:p>
     <w:p>
       <w:r>
-        <w:t>Querschnittstudie mit 59 Frauen nach Brustkrebs-Operation zu Zusammenhängen zwischen Health Literacy, lymphödem-bezogener Lebensqualität und soziodemografischen Faktoren.</w:t>
+        <w:t>Conversation-Analyse von Videoaufnahmen genetischer Beratungsgespräche (Singapur) zur Identifikation von Kommunikationsstrategien, die Verständnis und psychosoziale Unterstützung fördern.</w:t>
       </w:r>
     </w:p>
     <w:p>
@@ -278,7 +278,7 @@
         <w:t xml:space="preserve">Ergebnis: </w:t>
       </w:r>
       <w:r>
-        <w:t>Health Literacy variierte erheblich: 11,9 % unzureichend, 27,1 % problematisch/begrenzt, 33,9 % ausreichend, 27,1 % exzellent. Höheres Alter assoziiert mit niedrigerem Health Literacy (OR = 0,916, 95%-KI 0,870–0,964; p &lt; 0,001), höhere Schulbildung mit höherem Health Literacy (OR = 1,498, 95%-KI 1,011–2,217; p = 0,044). Funktionale und psychosoziale Lebensqualität waren miteinander verknüpft.</w:t>
+        <w:t>Offene Eröffnungsfragen führten zu reichhaltigeren, patientengesteuerten Narrativen; geschlossene Fragen beschränkten Antworten. Explizite Einladung zur Mitteilung von Sorgen oder reaktives Eingehen auf Offenbarungen persönlicher Umstände stärkten emotionale Unterstützung. Mikroanalyse zeigt Integration von Informationsvermittlung mit psychosozialer Unterstützung.</w:t>
       </w:r>
     </w:p>
     <w:p>
@@ -293,7 +293,7 @@
         <w:rPr>
           <w:sz w:val="19"/>
         </w:rPr>
-        <w:t>Türkei, vergleichbare Versorgungsstrukturen, Evidenz für zielgruppengerechte Schulung</w:t>
+        <w:t>Singapur; Gesprächstechniken zum Thema Verständnis und Beteiligung sind prinzipiell übertragbar</w:t>
       </w:r>
     </w:p>
     <w:p>
@@ -302,7 +302,7 @@
           <w:color w:val="5A7D3A"/>
           <w:sz w:val="18"/>
         </w:rPr>
-        <w:t>https://pubmed.ncbi.nlm.nih.gov/42907575/</w:t>
+        <w:t>https://pubmed.ncbi.nlm.nih.gov/42924565/</w:t>
       </w:r>
     </w:p>
     <w:p>
@@ -310,7 +310,7 @@
         <w:pStyle w:val="Heading2"/>
       </w:pPr>
       <w:r>
-        <w:t>Audiovisuelle Schulungsmaterialien stärken Diabeteserziehung durch Pflegefachpersonen</w:t>
+        <w:t>Gesundheitskommunikation für Lebensstiländerung bei älteren Hypertoniker: Scoping-Review-Protokoll</w:t>
       </w:r>
     </w:p>
     <w:p>
@@ -320,12 +320,12 @@
           <w:color w:val="666666"/>
           <w:sz w:val="18"/>
         </w:rPr>
-        <w:t>Kudoh R et al.  ·  PLoS One  ·  21.10.2026  ·  PMID 42905735</w:t>
+        <w:t>Ferreira R et al.  ·  J Eval Clin Pract  ·  Okt. 2026  ·  PMID 42912184</w:t>
       </w:r>
     </w:p>
     <w:p>
       <w:r>
-        <w:t>Qualitative Studie mit acht zertifizierten Diabetes-Pflegefachpersonen zu Effekten eines audiovisuellen Materials auf ihre Patientenedukation zur Mundgesundheit; Datenanalyse mit Inhaltsanalyse.</w:t>
+        <w:t>Protokoll für systematische Scoping Review zu Gesundheitskommunikationsstrategien für Lebensstiländerungen bei Erwachsenen ≥65 Jahren mit Hypertonie.</w:t>
       </w:r>
     </w:p>
     <w:p>
@@ -336,7 +336,7 @@
         <w:t xml:space="preserve">Ergebnis: </w:t>
       </w:r>
       <w:r>
-        <w:t>Vier Hauptthemen emergiert: (1) Verbesserung individuellen Lernens (8/8 Teilnehmende), einschließlich verbessertes Wissen zur Zahngesundheit-Diabetes-Verbindung; (2) Förderung beruflicher Entwicklung und Reflexion (5/8); (3) neue Einsichten in Patientenversorgung (7/8), besonders Patient-Motivationsstrategien; (4) Implementierungsüberlegungen in Diabetes-Ambulanzen. Material als nützlich wahrgenommen, unterstützt Pflegefachpersonen-Lernziele und Edukationspraxis.</w:t>
+        <w:t>Studie ist methodisches Protokoll ohne Ergebnisse. Geplante Analyse von Kommunikationsstrategien (allein oder kombiniert mit Pharmakotherapie) zur Förderung von Lebensstiländerungen, mit Erfassung von Barrieren und Facilitatoren.</w:t>
       </w:r>
     </w:p>
     <w:p>
@@ -351,7 +351,7 @@
         <w:rPr>
           <w:sz w:val="19"/>
         </w:rPr>
-        <w:t>Japan – audiovisuelle Schulung prinzipiell übertragbar, Wirkung auf Patientenverhalten nicht gemessen</w:t>
+        <w:t>Protokoll ohne Ergebnisse; Ausschluss</w:t>
       </w:r>
     </w:p>
     <w:p>
@@ -360,7 +360,7 @@
           <w:color w:val="5A7D3A"/>
           <w:sz w:val="18"/>
         </w:rPr>
-        <w:t>https://pubmed.ncbi.nlm.nih.gov/42905735/</w:t>
+        <w:t>https://pubmed.ncbi.nlm.nih.gov/42912184/</w:t>
       </w:r>
     </w:p>
     <w:p>
@@ -368,7 +368,7 @@
         <w:pStyle w:val="Heading2"/>
       </w:pPr>
       <w:r>
-        <w:t>Patient Public Involvement verbessert Verständlichkeit von Wirtschaftlichkeitsstudien: Demenzbeispiel</w:t>
+        <w:t>Ermöglichen YouTube-Videos informierte Entscheidungen zur Kniearthrose? Analyse deutschsprachiger Videos</w:t>
       </w:r>
     </w:p>
     <w:p>
@@ -378,12 +378,12 @@
           <w:color w:val="666666"/>
           <w:sz w:val="18"/>
         </w:rPr>
-        <w:t>Eaglestone G et al.  ·  Appl Health Econ Health Policy  ·  20.07.2026  ·  PMID 42474961</w:t>
+        <w:t>Zacher S et al.  ·  Z Evid Fortbild Qual Gesundhwes  ·  13.08.2026  ·  PMID 42586805</w:t>
       </w:r>
     </w:p>
     <w:p>
       <w:r>
-        <w:t>Methodologische Studie zur Rolle von Patient Public Involvement (PPI) bei der Entwicklung einer Befragung für ökonomische Evaluationen in der Demenzforschung; vier Personen mit Demenzerfahrung refinierten Fragebogendesign durch Onlinebesprechungen.</w:t>
+        <w:t>Systematische Analyse von 79 deutschsprachigen YouTube-Videos zur Kniearthrose-Behandlung mittels MAPPinfo-Checkliste zur Bewertung der Qualität von Gesundheitsinformation.</w:t>
       </w:r>
     </w:p>
     <w:p>
@@ -394,7 +394,7 @@
         <w:t xml:space="preserve">Ergebnis: </w:t>
       </w:r>
       <w:r>
-        <w:t>PPI-Beiträge führten zu bedeutsamen Verbesserungen: Terminologie vereinfacht, mehrdeutige/belastende Items entfernt, Gesamtnutzbarkeit erhöht. Kern-Empfehlung: Early und kollaboratives Einbeziehen von PPI-Beitragenden bereichert Relevanz und Sensibilität von Forschungsinstrumenten; Co-Design-Ansätze erfordern aber maßgeschneiderte Unterstützung und zugängliche Einführungen in ökonomische Konzepte.</w:t>
+        <w:t>79 Videos (50 Gesundheitsinformationsmaterialien analysiert). Mittlere Informationsqualität 15,4% (Spanne 5–25, SD 4,5); kein Material erfüllte alle Kriterien. Zertifizierte YouTube-Health-Videos zeigten keine bessere Qualität (15,4% vs. 15,3%). Von 37 Videos zu Knie-Arthroplastie: 20 omittierten Komplikationen, 16 omittierten Nutzen. Dimensionen Transparenz, Inhalt und Darstellung waren unzureichend.</w:t>
       </w:r>
     </w:p>
     <w:p>
@@ -409,7 +409,7 @@
         <w:rPr>
           <w:sz w:val="19"/>
         </w:rPr>
-        <w:t>Großbritannien – Modell für PPI-Integration in deutschsprachige Forschungsentwicklung übertragbar</w:t>
+        <w:t>Deutschland, deutschsprachige Videos; direkt anwendbar auf deutsches Versorgungssystem und Patienten</w:t>
       </w:r>
     </w:p>
     <w:p>
@@ -418,7 +418,7 @@
           <w:color w:val="5A7D3A"/>
           <w:sz w:val="18"/>
         </w:rPr>
-        <w:t>https://pubmed.ncbi.nlm.nih.gov/42474961/</w:t>
+        <w:t>https://pubmed.ncbi.nlm.nih.gov/42586805/</w:t>
       </w:r>
     </w:p>
     <w:sectPr>

--- a/download/studien-aktuell.docx
+++ b/download/studien-aktuell.docx
@@ -62,7 +62,7 @@
           <w:color w:val="666666"/>
           <w:sz w:val="18"/>
         </w:rPr>
-        <w:t>Stand: 26.10.2026  |  6 Studien  |  healthliteracy.m-vf.de</w:t>
+        <w:t>Stand: 27.10.2026  |  6 Studien  |  healthliteracy.m-vf.de</w:t>
       </w:r>
     </w:p>
     <w:p>
@@ -70,7 +70,7 @@
         <w:pStyle w:val="Heading1"/>
       </w:pPr>
       <w:r>
-        <w:t>Aufgenommen am 26.10.2026</w:t>
+        <w:t>Aufgenommen am 27.10.2026</w:t>
       </w:r>
     </w:p>
     <w:p>
@@ -78,7 +78,7 @@
         <w:pStyle w:val="Heading2"/>
       </w:pPr>
       <w:r>
-        <w:t>Gesundheitskompetenz in der Menopause: Lücken zwischen Individuum, Versorgung und Gesellschaft</w:t>
+        <w:t>Theoriegeleitete Schulung zum Shared Decision-Making versetzt Pflegestudierende in die Lage, Patienten zu unterstützen</w:t>
       </w:r>
     </w:p>
     <w:p>
@@ -88,12 +88,12 @@
           <w:color w:val="666666"/>
           <w:sz w:val="18"/>
         </w:rPr>
-        <w:t>Pourshahrokhi N et al.  ·  Health Expect  ·  Okt. 2026  ·  PMID 42925072</w:t>
+        <w:t>Lewis KB et al.  ·  Int J Nurs Educ Scholarsh  ·  01.01.2026  ·  PMID 42931132</w:t>
       </w:r>
     </w:p>
     <w:p>
       <w:r>
-        <w:t>Qualitative Interviewstudie mit 22 Frauen und 10 Fachpersonen in Südiran zur Identifikation von Informationsbedarf, Barrieren und Facilitatoren der Menopausenkompetenz.</w:t>
+        <w:t>Studie analysierte reflektive Notizen von Pflegestudierenden (n=34) nach einem Trainingsmodul zur Ottawa Decision Support Framework, um zu untersuchen, ob sie Shared Decision-Making in der Klinik anwenden konnten.</w:t>
       </w:r>
     </w:p>
     <w:p>
@@ -104,7 +104,7 @@
         <w:t xml:space="preserve">Ergebnis: </w:t>
       </w:r>
       <w:r>
-        <w:t>Menopause wird von Frauen als unerwarteter, multidimensionaler Übergang erlebt. Zentrale Lücken: Mangel an Aufklärung, Stigma, unzureichendes Engagement von Fachpersonen, Schwierigkeit beim Auffinden verlässlicher Quellen. Facilitatoren: symptomorientierte Strategien, Lifestyle-Änderung, Familie und Peer-Support.</w:t>
+        <w:t>Studierende identifizierten typischerweise drei Kategorien von Entscheidungsproblemen (komplexe Merkmale n=26/76%, unzureichendes Wissen n=23/68%) und nannten Entscheidungshilfen als häufigste Intervention (n=27/79%). Sie erkannten Barrieren und Förderfaktoren auf Ebene der Studierenden, Patienten/Familie, Umgebung und Interventionen und konzeptualisierten Qualitätsentscheidungen als wertebasiert und/oder informiert.</w:t>
       </w:r>
     </w:p>
     <w:p>
@@ -119,7 +119,7 @@
         <w:rPr>
           <w:sz w:val="19"/>
         </w:rPr>
-        <w:t>Iran; kulturelle Kontexte und Stigma beeinflussen; Empfehlungen (evidenzbasierte Bildung, barrierefreie Ressourcen) teilweise auf Deutschland übertragbar</w:t>
+        <w:t>Kanada, aber Curriculum-Integration von SDM-Fähigkeiten international übertragbar; Rahmen auf deutsche Pflegeausbildung anwendbar.</w:t>
       </w:r>
     </w:p>
     <w:p>
@@ -128,7 +128,7 @@
           <w:color w:val="5A7D3A"/>
           <w:sz w:val="18"/>
         </w:rPr>
-        <w:t>https://pubmed.ncbi.nlm.nih.gov/42925072/</w:t>
+        <w:t>https://pubmed.ncbi.nlm.nih.gov/42931132/</w:t>
       </w:r>
     </w:p>
     <w:p>
@@ -136,7 +136,7 @@
         <w:pStyle w:val="Heading2"/>
       </w:pPr>
       <w:r>
-        <w:t>Patientenbeteiligung bei Post-Discharge-Kommunikation: Co-Design mit älteren Menschen</w:t>
+        <w:t>Mitgestaltete Sturzprävention-Schulung für ältere Menschen zu Hause erzielt hohe Verständlichkeit</w:t>
       </w:r>
     </w:p>
     <w:p>
@@ -146,12 +146,12 @@
           <w:color w:val="666666"/>
           <w:sz w:val="18"/>
         </w:rPr>
-        <w:t>Spencer RA et al.  ·  Health Expect  ·  Okt. 2026  ·  PMID 42925008</w:t>
+        <w:t>Francis-Coad J et al.  ·  Health Expect  ·  Okt. 2026  ·  PMID 42929459</w:t>
       </w:r>
     </w:p>
     <w:p>
       <w:r>
-        <w:t>Workshop mit 21 Teilnehmern (10 Patienten/Angehörige, 11 klinische Führungskräfte) nutzte Nominal Group Technique zur Erarbeitung von Empfehlungen für ein patientenzentriertes Entlassungsmanagement im NHS.</w:t>
+        <w:t>Studie nutzte Co-Design mit älteren Pflegekunden und Fachkräften (n=23), um ein Sturzpräventions-Schulungsprogramm zu überarbeiten und dann mit dem PEMAT-Fragebogen zu validieren.</w:t>
       </w:r>
     </w:p>
     <w:p>
@@ -162,7 +162,7 @@
         <w:t xml:space="preserve">Ergebnis: </w:t>
       </w:r>
       <w:r>
-        <w:t>52 Aussagen generiert, 35 als akzeptabel und machbar bewertet. Höchste Priorität: Patientenautonomie, Transparenz, Einbeziehung ambulanter Fachkräfte. Vollständige Digitalisierung wurde als unangemessen erachtet. Das Verfahren (RAND/UCLA-Voting) bewährte sich für Mixed-PPI-Beteiligung.</w:t>
+        <w:t>Überarbeitete Ressourcen erzielten &gt;87,3% in beiden PEMAT-Dimensionen (Verständlichkeit und Handlungsbarkeit), was hoher Qualität entspricht. Konsumenten schätzten die einfache, klare Information und gaben an, dass visuelle Lernmittel gute Motivationshilfen waren, benötigten aber ästhetische und kulturelle Anpassungen.</w:t>
       </w:r>
     </w:p>
     <w:p>
@@ -177,7 +177,7 @@
         <w:rPr>
           <w:sz w:val="19"/>
         </w:rPr>
-        <w:t>Großbritannien, NHS-Struktur; Gatekeeping-Modell nicht direkt auf deutsches freies Arztwahlsystem übertragbar</w:t>
+        <w:t>Australien, aber Methode und Zielgruppe (ältere Menschen, Homecare) auf Deutschland übertragbar.</w:t>
       </w:r>
     </w:p>
     <w:p>
@@ -186,7 +186,7 @@
           <w:color w:val="5A7D3A"/>
           <w:sz w:val="18"/>
         </w:rPr>
-        <w:t>https://pubmed.ncbi.nlm.nih.gov/42925008/</w:t>
+        <w:t>https://pubmed.ncbi.nlm.nih.gov/42929459/</w:t>
       </w:r>
     </w:p>
     <w:p>
@@ -194,7 +194,7 @@
         <w:pStyle w:val="Heading2"/>
       </w:pPr>
       <w:r>
-        <w:t>Shared Decision Making mit Apothekern in der Primärversorgung: Patientenerfahrungen und Einflussfaktoren</w:t>
+        <w:t>Ärztliche Empathie stärkt Shared Decision-Making und verbessert Diabetes-Selbstmanagement</w:t>
       </w:r>
     </w:p>
     <w:p>
@@ -204,12 +204,12 @@
           <w:color w:val="666666"/>
           <w:sz w:val="18"/>
         </w:rPr>
-        <w:t>Loewen PS et al.  ·  Fam Pract  ·  06.10.2026  ·  PMID 42924607</w:t>
+        <w:t>Peimani M et al.  ·  BMC Health Serv Res  ·  28.07.2026  ·  PMID 42928226</w:t>
       </w:r>
     </w:p>
     <w:p>
       <w:r>
-        <w:t>Querschnittsumfrage bei 604 Patienten der Pharmacists in Primary Care Network (PCN) in Kanada zu ihren Erfahrungen mit Shared Decision Making (SDM) mittels SDM-Q-9-Fragebogen.</w:t>
+        <w:t>Studie untersuchte, wie ärztliche Empathie die Wirkung von Arzt-Patient-Kommunikation auf Shared Decision-Making und damit auf Medikamentenadhärenz und Diabetes-Belastung beeinflusst (n=1.300 Erwachsene mit Diabetes).</w:t>
       </w:r>
     </w:p>
     <w:p>
@@ -220,7 +220,7 @@
         <w:t xml:space="preserve">Ergebnis: </w:t>
       </w:r>
       <w:r>
-        <w:t>Medianer SDM-Q-9-Score 77,8 (IQR 62,2–91,1), deutend auf moderately strong agreement mit SDM-Prozess. Demografische und klinische Faktoren erklärten 5% der Varianz, psychologische Faktoren (Erwartungen, Medikamentverständnis, Engagement-Motivation, Gesamterlebnis) erklärten 39% der Varianz. SDM-Erfahrung wurde von Patienten &lt;65 Jahren und bei Präsenzterminen höher bewertet.</w:t>
+        <w:t>Bei hoher Empathie verminderte sich die negative Wirkung von gehetzter Kommunikation auf die Adhärenz stärker (B=−0,83 vs. B=−1,13 bei niedriger Empathie); die positive Wirkung klarer Erklärungen auf Adhärenz war bei hoher Empathie höher (B=2,95 vs. B=1,35). Empathie moderierte signifikant alle indirekten Effekte über Shared Decision-Making (95%-KI schlossen Null aus).</w:t>
       </w:r>
     </w:p>
     <w:p>
@@ -235,7 +235,7 @@
         <w:rPr>
           <w:sz w:val="19"/>
         </w:rPr>
-        <w:t>Kanada, ähnliches Gesundheitssystem; Apotheken-Rollen unterscheiden sich in Deutschland</w:t>
+        <w:t>Iran, aber Befunde zu Empathie und SDM sind systemübergreifend relevant; Messinstrumente validiert.</w:t>
       </w:r>
     </w:p>
     <w:p>
@@ -244,7 +244,7 @@
           <w:color w:val="5A7D3A"/>
           <w:sz w:val="18"/>
         </w:rPr>
-        <w:t>https://pubmed.ncbi.nlm.nih.gov/42924607/</w:t>
+        <w:t>https://pubmed.ncbi.nlm.nih.gov/42928226/</w:t>
       </w:r>
     </w:p>
     <w:p>
@@ -252,7 +252,7 @@
         <w:pStyle w:val="Heading2"/>
       </w:pPr>
       <w:r>
-        <w:t>Patientenengagement in genetischer Onkologie-Beratung: Analyse von Gesprächsstrategien</w:t>
+        <w:t>Mitgestaltete Gesundheitskommunikation für vulnerable Gruppen verbessert Verständlichkeit und Handlungsfähigkeit</w:t>
       </w:r>
     </w:p>
     <w:p>
@@ -262,12 +262,12 @@
           <w:color w:val="666666"/>
           <w:sz w:val="18"/>
         </w:rPr>
-        <w:t>Lim T et al.  ·  J Genet Couns  ·  Okt. 2026  ·  PMID 42924565</w:t>
+        <w:t>Martin AF et al.  ·  BMC Public Health  ·  29.07.2026  ·  PMID 42928169</w:t>
       </w:r>
     </w:p>
     <w:p>
       <w:r>
-        <w:t>Conversation-Analyse von Videoaufnahmen genetischer Beratungsgespräche (Singapur) zur Identifikation von Kommunikationsstrategien, die Verständnis und psychosoziale Unterstützung fördern.</w:t>
+        <w:t>Studie entwickelte Infomaterialien zu invasiver Streptokokken-Infektion zusammen mit obdachlosen Menschen und Drogengebrauchern (n=39) und bewertete, ob die Materialien zugänglich, verständlich und handlungsrelevant waren.</w:t>
       </w:r>
     </w:p>
     <w:p>
@@ -278,7 +278,7 @@
         <w:t xml:space="preserve">Ergebnis: </w:t>
       </w:r>
       <w:r>
-        <w:t>Offene Eröffnungsfragen führten zu reichhaltigeren, patientengesteuerten Narrativen; geschlossene Fragen beschränkten Antworten. Explizite Einladung zur Mitteilung von Sorgen oder reaktives Eingehen auf Offenbarungen persönlicher Umstände stärkten emotionale Unterstützung. Mikroanalyse zeigt Integration von Informationsvermittlung mit psychosozialer Unterstützung.</w:t>
+        <w:t>32 von 39 Befragten bevorzugten das mitgestaltete Merkblatt gegenüber der Originalversion; dieses wurde als augenfälliger, leichter lesbar und personenzentriert bewertet, während das Original als wenig relevant empfunden wurde. Symptome wurden korrekt identifiziert und Befragte berichteten, dass sie dem Rat folgen würden.</w:t>
       </w:r>
     </w:p>
     <w:p>
@@ -293,7 +293,7 @@
         <w:rPr>
           <w:sz w:val="19"/>
         </w:rPr>
-        <w:t>Singapur; Gesprächstechniken zum Thema Verständnis und Beteiligung sind prinzipiell übertragbar</w:t>
+        <w:t>Großbritannien, Methode der Co-Production auf deutsche vulnerable Gruppen übertragbar; keine Sprachbarriere bei einfacher Gestaltung.</w:t>
       </w:r>
     </w:p>
     <w:p>
@@ -302,7 +302,7 @@
           <w:color w:val="5A7D3A"/>
           <w:sz w:val="18"/>
         </w:rPr>
-        <w:t>https://pubmed.ncbi.nlm.nih.gov/42924565/</w:t>
+        <w:t>https://pubmed.ncbi.nlm.nih.gov/42928169/</w:t>
       </w:r>
     </w:p>
     <w:p>
@@ -310,7 +310,7 @@
         <w:pStyle w:val="Heading2"/>
       </w:pPr>
       <w:r>
-        <w:t>Gesundheitskommunikation für Lebensstiländerung bei älteren Hypertoniker: Scoping-Review-Protokoll</w:t>
+        <w:t>Digitale psychoeducation mit menschlicher Unterstützung reduziert PTBS-Symptome, aber nur als Kombination wirksam</w:t>
       </w:r>
     </w:p>
     <w:p>
@@ -320,12 +320,12 @@
           <w:color w:val="666666"/>
           <w:sz w:val="18"/>
         </w:rPr>
-        <w:t>Ferreira R et al.  ·  J Eval Clin Pract  ·  Okt. 2026  ·  PMID 42912184</w:t>
+        <w:t>Nizon D et al.  ·  Eur J Psychotraumatol  ·  23.10.2026  ·  PMID 42924444</w:t>
       </w:r>
     </w:p>
     <w:p>
       <w:r>
-        <w:t>Protokoll für systematische Scoping Review zu Gesundheitskommunikationsstrategien für Lebensstiländerungen bei Erwachsenen ≥65 Jahren mit Hypertonie.</w:t>
+        <w:t>Systematische Übersicht von 26 RCTs (n=3.304 Erwachsene) zur Wirksamkeit von Psychoeducation bei PTBS, die verschiedene Formate und Vermittlungswege verglich.</w:t>
       </w:r>
     </w:p>
     <w:p>
@@ -336,7 +336,7 @@
         <w:t xml:space="preserve">Ergebnis: </w:t>
       </w:r>
       <w:r>
-        <w:t>Studie ist methodisches Protokoll ohne Ergebnisse. Geplante Analyse von Kommunikationsstrategien (allein oder kombiniert mit Pharmakotherapie) zur Förderung von Lebensstiländerungen, mit Erfassung von Barrieren und Facilitatoren.</w:t>
+        <w:t>9 von 26 Studien zeigten signifikante Reduktion der PTBS-Symptome durch Psychoeducation (1 präventiv, 8 nach Diagnose). Alle Studien mit signifikanten Effekten nutzten digitale Vermittlung mit menschlicher Anleitung. Gesamteffekte waren jedoch inkonsistent, methodische Qualität begrenzt. Weitere Verbesserungen in Stigmareduktion, Angst und Hilfesuchverhalten wurden berichtet. Fazit: Psychoeducation allein als Monotherapie unzureichend, aber wertvoll als Komponente in Stepped-Care-Ansätzen.</w:t>
       </w:r>
     </w:p>
     <w:p>
@@ -351,7 +351,7 @@
         <w:rPr>
           <w:sz w:val="19"/>
         </w:rPr>
-        <w:t>Protokoll ohne Ergebnisse; Ausschluss</w:t>
+        <w:t>Frankreich (Autorenaffiliation), aber Befunde zu digitaler Vermittlung mit Anleitung international relevant; Implementierungsempfehlung auf deutsches Gesundheitssystem übertragbar.</w:t>
       </w:r>
     </w:p>
     <w:p>
@@ -360,7 +360,7 @@
           <w:color w:val="5A7D3A"/>
           <w:sz w:val="18"/>
         </w:rPr>
-        <w:t>https://pubmed.ncbi.nlm.nih.gov/42912184/</w:t>
+        <w:t>https://pubmed.ncbi.nlm.nih.gov/42924444/</w:t>
       </w:r>
     </w:p>
     <w:p>
@@ -368,7 +368,7 @@
         <w:pStyle w:val="Heading2"/>
       </w:pPr>
       <w:r>
-        <w:t>Ermöglichen YouTube-Videos informierte Entscheidungen zur Kniearthrose? Analyse deutschsprachiger Videos</w:t>
+        <w:t>Kurzes Health-Literacy-Screening-Tool zeigt altersabhängige Vorhersagekraft für Gesundheitsverhalten</w:t>
       </w:r>
     </w:p>
     <w:p>
@@ -378,12 +378,12 @@
           <w:color w:val="666666"/>
           <w:sz w:val="18"/>
         </w:rPr>
-        <w:t>Zacher S et al.  ·  Z Evid Fortbild Qual Gesundhwes  ·  13.08.2026  ·  PMID 42586805</w:t>
+        <w:t>Kirbiš A et al.  ·  BMC Public Health  ·  07.10.2026  ·  PMID 42920137</w:t>
       </w:r>
     </w:p>
     <w:p>
       <w:r>
-        <w:t>Systematische Analyse von 79 deutschsprachigen YouTube-Videos zur Kniearthrose-Behandlung mittels MAPPinfo-Checkliste zur Bewertung der Qualität von Gesundheitsinformation.</w:t>
+        <w:t>Studie validierte das 6-Item-HLS-EU-Q6-Fragebogen an 3.360 Slowenen verschiedener Altersgruppen (18–30, 31–64, 65+ Jahre) und prüfte seine Konstruktvalidität, interne Konsistenz und Vorhersagekraft für Gesundheitsverhalten.</w:t>
       </w:r>
     </w:p>
     <w:p>
@@ -394,7 +394,7 @@
         <w:t xml:space="preserve">Ergebnis: </w:t>
       </w:r>
       <w:r>
-        <w:t>79 Videos (50 Gesundheitsinformationsmaterialien analysiert). Mittlere Informationsqualität 15,4% (Spanne 5–25, SD 4,5); kein Material erfüllte alle Kriterien. Zertifizierte YouTube-Health-Videos zeigten keine bessere Qualität (15,4% vs. 15,3%). Von 37 Videos zu Knie-Arthroplastie: 20 omittierten Komplikationen, 16 omittierten Nutzen. Dimensionen Transparenz, Inhalt und Darstellung waren unzureichend.</w:t>
+        <w:t>Das Instrument zeigte befriedigende innere Konsistenz (Cronbachs α=0,76–0,84 über alle Gruppen). Diskriminant- und Konkurrenzvalidität wurden bestätigt (Korrelation mit HLS-EU-Q47: r=0,892). Vorhersagekraft für Gesundheitsverhalten war bei Erwachsenen und älteren Menschen stärker als bei Jugendlichen: Junge Erwachsene sagte nur Selbstbewertung voraus, Erwachsene und ältere Menschen auch Impfungseinstellungen (jeweils signifikant).</w:t>
       </w:r>
     </w:p>
     <w:p>
@@ -409,7 +409,7 @@
         <w:rPr>
           <w:sz w:val="19"/>
         </w:rPr>
-        <w:t>Deutschland, deutschsprachige Videos; direkt anwendbar auf deutsches Versorgungssystem und Patienten</w:t>
+        <w:t>Slowenien, EU-Mitglied; Fragebogen bereits in mehreren europäischen Ländern verwendet, direkt auf Deutschland anwendbar.</w:t>
       </w:r>
     </w:p>
     <w:p>
@@ -418,7 +418,7 @@
           <w:color w:val="5A7D3A"/>
           <w:sz w:val="18"/>
         </w:rPr>
-        <w:t>https://pubmed.ncbi.nlm.nih.gov/42586805/</w:t>
+        <w:t>https://pubmed.ncbi.nlm.nih.gov/42920137/</w:t>
       </w:r>
     </w:p>
     <w:sectPr>

--- a/download/studien-aktuell.docx
+++ b/download/studien-aktuell.docx
@@ -62,7 +62,7 @@
           <w:color w:val="666666"/>
           <w:sz w:val="18"/>
         </w:rPr>
-        <w:t>Stand: 27.10.2026  |  6 Studien  |  healthliteracy.m-vf.de</w:t>
+        <w:t>Stand: 28.10.2026  |  7 Studien  |  healthliteracy.m-vf.de</w:t>
       </w:r>
     </w:p>
     <w:p>
@@ -70,7 +70,7 @@
         <w:pStyle w:val="Heading1"/>
       </w:pPr>
       <w:r>
-        <w:t>Aufgenommen am 27.10.2026</w:t>
+        <w:t>Aufgenommen am 28.10.2026</w:t>
       </w:r>
     </w:p>
     <w:p>
@@ -78,7 +78,7 @@
         <w:pStyle w:val="Heading2"/>
       </w:pPr>
       <w:r>
-        <w:t>Theoriegeleitete Schulung zum Shared Decision-Making versetzt Pflegestudierende in die Lage, Patienten zu unterstützen</w:t>
+        <w:t>Avatare mit KI trainieren Shared Decision-Making bei Medizinstudierenden</w:t>
       </w:r>
     </w:p>
     <w:p>
@@ -88,12 +88,12 @@
           <w:color w:val="666666"/>
           <w:sz w:val="18"/>
         </w:rPr>
-        <w:t>Lewis KB et al.  ·  Int J Nurs Educ Scholarsh  ·  01.01.2026  ·  PMID 42931132</w:t>
+        <w:t>Van Bostraeten P et al.  ·  JMIR Form Res  ·  27.10.2026  ·  PMID 42944729</w:t>
       </w:r>
     </w:p>
     <w:p>
       <w:r>
-        <w:t>Studie analysierte reflektive Notizen von Pflegestudierenden (n=34) nach einem Trainingsmodul zur Ottawa Decision Support Framework, um zu untersuchen, ob sie Shared Decision-Making in der Klinik anwenden konnten.</w:t>
+        <w:t>Studie zur Akzeptanz von LLM-gesteuerten 3D-Avataren für das Training von Shared Decision-Making in der medizinischen Ausbildung an der KU Leuven.</w:t>
       </w:r>
     </w:p>
     <w:p>
@@ -104,7 +104,7 @@
         <w:t xml:space="preserve">Ergebnis: </w:t>
       </w:r>
       <w:r>
-        <w:t>Studierende identifizierten typischerweise drei Kategorien von Entscheidungsproblemen (komplexe Merkmale n=26/76%, unzureichendes Wissen n=23/68%) und nannten Entscheidungshilfen als häufigste Intervention (n=27/79%). Sie erkannten Barrieren und Förderfaktoren auf Ebene der Studierenden, Patienten/Familie, Umgebung und Interventionen und konzeptualisierten Qualitätsentscheidungen als wertebasiert und/oder informiert.</w:t>
+        <w:t>24 von 25 Studierenden zeigten hohe Akzeptanz (wahrgenommener Nutzen: 4,43/5; Nutzungsabsicht: 4,42/5; Benutzerfreundlichkeit: 3,81/5). Studierende berichteten einen sicheren Lernraum, wobei technische Zuverlässigkeit und Verhaltensrealismus verbessert werden sollten.</w:t>
       </w:r>
     </w:p>
     <w:p>
@@ -119,7 +119,7 @@
         <w:rPr>
           <w:sz w:val="19"/>
         </w:rPr>
-        <w:t>Kanada, aber Curriculum-Integration von SDM-Fähigkeiten international übertragbar; Rahmen auf deutsche Pflegeausbildung anwendbar.</w:t>
+        <w:t>Belgien/Niederlande, Universitätsmedizin; gutes System-Match für DACH-Ausbildung</w:t>
       </w:r>
     </w:p>
     <w:p>
@@ -128,7 +128,7 @@
           <w:color w:val="5A7D3A"/>
           <w:sz w:val="18"/>
         </w:rPr>
-        <w:t>https://pubmed.ncbi.nlm.nih.gov/42931132/</w:t>
+        <w:t>https://pubmed.ncbi.nlm.nih.gov/42944729/</w:t>
       </w:r>
     </w:p>
     <w:p>
@@ -136,7 +136,7 @@
         <w:pStyle w:val="Heading2"/>
       </w:pPr>
       <w:r>
-        <w:t>Mitgestaltete Sturzprävention-Schulung für ältere Menschen zu Hause erzielt hohe Verständlichkeit</w:t>
+        <w:t>Gamifizierte Plattform steigert Ernährungskompetenz bei Jugendlichen kurzzeitig</w:t>
       </w:r>
     </w:p>
     <w:p>
@@ -146,12 +146,12 @@
           <w:color w:val="666666"/>
           <w:sz w:val="18"/>
         </w:rPr>
-        <w:t>Francis-Coad J et al.  ·  Health Expect  ·  Okt. 2026  ·  PMID 42929459</w:t>
+        <w:t>Ispas AG et al.  ·  Nutrients  ·  20.10.2026  ·  PMID 42943018</w:t>
       </w:r>
     </w:p>
     <w:p>
       <w:r>
-        <w:t>Studie nutzte Co-Design mit älteren Pflegekunden und Fachkräften (n=23), um ein Sturzpräventions-Schulungsprogramm zu überarbeiten und dann mit dem PEMAT-Fragebogen zu validieren.</w:t>
+        <w:t>Pilotstudie zu Kurzzeitergebnissen einer gamifizierten Ernährungsbildungsplattform (AHOPE) bei 155 rumänischen Jugendlichen nach einer Sitzung.</w:t>
       </w:r>
     </w:p>
     <w:p>
@@ -162,7 +162,7 @@
         <w:t xml:space="preserve">Ergebnis: </w:t>
       </w:r>
       <w:r>
-        <w:t>Überarbeitete Ressourcen erzielten &gt;87,3% in beiden PEMAT-Dimensionen (Verständlichkeit und Handlungsbarkeit), was hoher Qualität entspricht. Konsumenten schätzten die einfache, klare Information und gaben an, dass visuelle Lernmittel gute Motivationshilfen waren, benötigten aber ästhetische und kulturelle Anpassungen.</w:t>
+        <w:t>Alle sechs Ergebniswerte waren nach der Sitzung höher (alle p&lt;0,001; Effektgröße dz 0,42–0,73, höchste für Ernährungsliteralität). Von 23 Ernährungsgewohnheits-Items verschoben sich 17 zur gesünderen Antwort. Kein signifikanter Unterschied nach Geschlecht, Alter oder Familienreichtum.</w:t>
       </w:r>
     </w:p>
     <w:p>
@@ -177,7 +177,7 @@
         <w:rPr>
           <w:sz w:val="19"/>
         </w:rPr>
-        <w:t>Australien, aber Methode und Zielgruppe (ältere Menschen, Homecare) auf Deutschland übertragbar.</w:t>
+        <w:t>Rumänien (EU), externe Validierung nötig; Messungen nur kurzfristige Absichten, keine Verhaltensänderung belegt</w:t>
       </w:r>
     </w:p>
     <w:p>
@@ -186,7 +186,7 @@
           <w:color w:val="5A7D3A"/>
           <w:sz w:val="18"/>
         </w:rPr>
-        <w:t>https://pubmed.ncbi.nlm.nih.gov/42929459/</w:t>
+        <w:t>https://pubmed.ncbi.nlm.nih.gov/42943018/</w:t>
       </w:r>
     </w:p>
     <w:p>
@@ -194,7 +194,7 @@
         <w:pStyle w:val="Heading2"/>
       </w:pPr>
       <w:r>
-        <w:t>Ärztliche Empathie stärkt Shared Decision-Making und verbessert Diabetes-Selbstmanagement</w:t>
+        <w:t>Visuelle Hilfsmittel verbessern Verständnis und Recall in Krebssprechstunden</w:t>
       </w:r>
     </w:p>
     <w:p>
@@ -204,12 +204,12 @@
           <w:color w:val="666666"/>
           <w:sz w:val="18"/>
         </w:rPr>
-        <w:t>Peimani M et al.  ·  BMC Health Serv Res  ·  28.07.2026  ·  PMID 42928226</w:t>
+        <w:t>Moore-Davis S et al.  ·  Ir Med J  ·  22.10.2026  ·  PMID 42937119</w:t>
       </w:r>
     </w:p>
     <w:p>
       <w:r>
-        <w:t>Studie untersuchte, wie ärztliche Empathie die Wirkung von Arzt-Patient-Kommunikation auf Shared Decision-Making und damit auf Medikamentenadhärenz und Diabetes-Belastung beeinflusst (n=1.300 Erwachsene mit Diabetes).</w:t>
+        <w:t>Prospektive Beobachtungsstudie zur Wirkung von visuellen Hilfsmitteln auf Patientenverständnis, Gedächtnis und Kommunikation bei Krebspatienten an einem Krankenhaus in Irland.</w:t>
       </w:r>
     </w:p>
     <w:p>
@@ -220,7 +220,7 @@
         <w:t xml:space="preserve">Ergebnis: </w:t>
       </w:r>
       <w:r>
-        <w:t>Bei hoher Empathie verminderte sich die negative Wirkung von gehetzter Kommunikation auf die Adhärenz stärker (B=−0,83 vs. B=−1,13 bei niedriger Empathie); die positive Wirkung klarer Erklärungen auf Adhärenz war bei hoher Empathie höher (B=2,95 vs. B=1,35). Empathie moderierte signifikant alle indirekten Effekte über Shared Decision-Making (95%-KI schlossen Null aus).</w:t>
+        <w:t>Von 27 Teilnehmern erhielten 8 visuelle Aids (29,6 %), 19 Standardgespräche (70,4 %). Mit visuellen Aids korrekte Stagingidentifikation 62,5 % vs. 42,1 %. Verbesserter Gedächtnisbericht 87,5 % (Aids) vs. 89,5 % (erwartet). Information Overload 37,5 % (Aids) vs. 73,7 % (Standardberatung).</w:t>
       </w:r>
     </w:p>
     <w:p>
@@ -235,7 +235,7 @@
         <w:rPr>
           <w:sz w:val="19"/>
         </w:rPr>
-        <w:t>Iran, aber Befunde zu Empathie und SDM sind systemübergreifend relevant; Messinstrumente validiert.</w:t>
+        <w:t>Irland (EU), Single-Center; kleine Stichprobe, aber konkrete Wirkung auf Verständnis und Überwältigung</w:t>
       </w:r>
     </w:p>
     <w:p>
@@ -244,7 +244,7 @@
           <w:color w:val="5A7D3A"/>
           <w:sz w:val="18"/>
         </w:rPr>
-        <w:t>https://pubmed.ncbi.nlm.nih.gov/42928226/</w:t>
+        <w:t>https://pubmed.ncbi.nlm.nih.gov/42937119/</w:t>
       </w:r>
     </w:p>
     <w:p>
@@ -252,7 +252,7 @@
         <w:pStyle w:val="Heading2"/>
       </w:pPr>
       <w:r>
-        <w:t>Mitgestaltete Gesundheitskommunikation für vulnerable Gruppen verbessert Verständlichkeit und Handlungsfähigkeit</w:t>
+        <w:t>Kulturell angepasstes Maß für Shared Decision-Making mit Aborigines co-entwickelt</w:t>
       </w:r>
     </w:p>
     <w:p>
@@ -262,12 +262,12 @@
           <w:color w:val="666666"/>
           <w:sz w:val="18"/>
         </w:rPr>
-        <w:t>Martin AF et al.  ·  BMC Public Health  ·  29.07.2026  ·  PMID 42928169</w:t>
+        <w:t>Tracy M et al.  ·  Health Expect  ·  Dez. 2026  ·  PMID 42936994</w:t>
       </w:r>
     </w:p>
     <w:p>
       <w:r>
-        <w:t>Studie entwickelte Infomaterialien zu invasiver Streptokokken-Infektion zusammen mit obdachlosen Menschen und Drogengebrauchern (n=39) und bewertete, ob die Materialien zugänglich, verständlich und handlungsrelevant waren.</w:t>
+        <w:t>Hybrid-Yarning- und Delphi-Studie zur Entwicklung eines kulturell sicheren 12- und 5-Item-Maßes für Shared Decision-Making mit australischen Aboriginal- und Torres-Strait-Islander-Gemeinschaften.</w:t>
       </w:r>
     </w:p>
     <w:p>
@@ -278,7 +278,7 @@
         <w:t xml:space="preserve">Ergebnis: </w:t>
       </w:r>
       <w:r>
-        <w:t>32 von 39 Befragten bevorzugten das mitgestaltete Merkblatt gegenüber der Originalversion; dieses wurde als augenfälliger, leichter lesbar und personenzentriert bewertet, während das Original als wenig relevant empfunden wurde. Symptome wurden korrekt identifiziert und Befragte berichteten, dass sie dem Rat folgen würden.</w:t>
+        <w:t>18 von 26 eingeladenen Fachleuten und Gemeindemitgliedern nahmen an Yarning teil, 14 an beiden Delphi-Runden. Konsens erreicht für 12-Item-Maß mit allen Items umformuliert und 3 neue Items hinzugefügt; 5-Item-Kurzversion ebenfalls validiert.</w:t>
       </w:r>
     </w:p>
     <w:p>
@@ -293,7 +293,7 @@
         <w:rPr>
           <w:sz w:val="19"/>
         </w:rPr>
-        <w:t>Großbritannien, Methode der Co-Production auf deutsche vulnerable Gruppen übertragbar; keine Sprachbarriere bei einfacher Gestaltung.</w:t>
+        <w:t>Australien, aber Methode (Yarning) kulturspezifisch; Konzept Shared Decision-Making universell übertragbar auf marginalisierte Gruppen</w:t>
       </w:r>
     </w:p>
     <w:p>
@@ -302,7 +302,7 @@
           <w:color w:val="5A7D3A"/>
           <w:sz w:val="18"/>
         </w:rPr>
-        <w:t>https://pubmed.ncbi.nlm.nih.gov/42928169/</w:t>
+        <w:t>https://pubmed.ncbi.nlm.nih.gov/42936994/</w:t>
       </w:r>
     </w:p>
     <w:p>
@@ -310,7 +310,7 @@
         <w:pStyle w:val="Heading2"/>
       </w:pPr>
       <w:r>
-        <w:t>Digitale psychoeducation mit menschlicher Unterstützung reduziert PTBS-Symptome, aber nur als Kombination wirksam</w:t>
+        <w:t>Online-Gesundheitskommunikation fördert Gesundheit durch Kompetenz und Bildung</w:t>
       </w:r>
     </w:p>
     <w:p>
@@ -320,12 +320,12 @@
           <w:color w:val="666666"/>
           <w:sz w:val="18"/>
         </w:rPr>
-        <w:t>Nizon D et al.  ·  Eur J Psychotraumatol  ·  23.10.2026  ·  PMID 42924444</w:t>
+        <w:t>Chen X et al.  ·  Front Public Health  ·  12.10.2026  ·  PMID 42936026</w:t>
       </w:r>
     </w:p>
     <w:p>
       <w:r>
-        <w:t>Systematische Übersicht von 26 RCTs (n=3.304 Erwachsene) zur Wirksamkeit von Psychoeducation bei PTBS, die verschiedene Formate und Vermittlungswege verglich.</w:t>
+        <w:t>Sekundäranalyse von 5.333 Datensätzen der 2023 China General Social Survey zur Kettenmediation von Health Literacy und digitaler Gesundheitsbildung.</w:t>
       </w:r>
     </w:p>
     <w:p>
@@ -336,7 +336,7 @@
         <w:t xml:space="preserve">Ergebnis: </w:t>
       </w:r>
       <w:r>
-        <w:t>9 von 26 Studien zeigten signifikante Reduktion der PTBS-Symptome durch Psychoeducation (1 präventiv, 8 nach Diagnose). Alle Studien mit signifikanten Effekten nutzten digitale Vermittlung mit menschlicher Anleitung. Gesamteffekte waren jedoch inkonsistent, methodische Qualität begrenzt. Weitere Verbesserungen in Stigmareduktion, Angst und Hilfesuchverhalten wurden berichtet. Fazit: Psychoeducation allein als Monotherapie unzureichend, aber wertvoll als Komponente in Stepped-Care-Ansätzen.</w:t>
+        <w:t>Signifikante positive Gesamtassoziation zwischen Online-Gesundheitskommunikation und Gesundheitsförderung. Drei indirekte Pfade identifiziert: Ketteneffekt stärker in Stadt (vs. Land), bei Frauen (vs. Männer), am stärksten bei 31–60-Jährigen. Effekt bei niedriger Bildung schwächer. Bootstrap-Mediationsanalyse: alle Pfade mit KI ≠ Null.</w:t>
       </w:r>
     </w:p>
     <w:p>
@@ -351,7 +351,7 @@
         <w:rPr>
           <w:sz w:val="19"/>
         </w:rPr>
-        <w:t>Frankreich (Autorenaffiliation), aber Befunde zu digitaler Vermittlung mit Anleitung international relevant; Implementierungsempfehlung auf deutsches Gesundheitssystem übertragbar.</w:t>
+        <w:t>China, aber Pathmodell (Kommunikation→Kompetenz→Bildung→Verhalten) international gültig; Querschnitt, keine Kausalität</w:t>
       </w:r>
     </w:p>
     <w:p>
@@ -360,7 +360,7 @@
           <w:color w:val="5A7D3A"/>
           <w:sz w:val="18"/>
         </w:rPr>
-        <w:t>https://pubmed.ncbi.nlm.nih.gov/42924444/</w:t>
+        <w:t>https://pubmed.ncbi.nlm.nih.gov/42936026/</w:t>
       </w:r>
     </w:p>
     <w:p>
@@ -368,7 +368,7 @@
         <w:pStyle w:val="Heading2"/>
       </w:pPr>
       <w:r>
-        <w:t>Kurzes Health-Literacy-Screening-Tool zeigt altersabhängige Vorhersagekraft für Gesundheitsverhalten</w:t>
+        <w:t>Funktionale Gesundheitskompetenz hängt mit Reproduktionswissen bei schwangeren Frauen zusammen</w:t>
       </w:r>
     </w:p>
     <w:p>
@@ -378,12 +378,12 @@
           <w:color w:val="666666"/>
           <w:sz w:val="18"/>
         </w:rPr>
-        <w:t>Kirbiš A et al.  ·  BMC Public Health  ·  07.10.2026  ·  PMID 42920137</w:t>
+        <w:t>Karácsony I et al.  ·  Med Sci (Basel)  ·  21.10.2026  ·  PMID 42930611</w:t>
       </w:r>
     </w:p>
     <w:p>
       <w:r>
-        <w:t>Studie validierte das 6-Item-HLS-EU-Q6-Fragebogen an 3.360 Slowenen verschiedener Altersgruppen (18–30, 31–64, 65+ Jahre) und prüfte seine Konstruktvalidität, interne Konsistenz und Vorhersagekraft für Gesundheitsverhalten.</w:t>
+        <w:t>Querschnittsstudie zur Assoziation von objektiver funktionaler und subjektiver Gesundheitskompetenz mit Reproduktions- und Präkonzeptionswissen bei 346 schwangeren Frauen in Ungarn.</w:t>
       </w:r>
     </w:p>
     <w:p>
@@ -394,7 +394,7 @@
         <w:t xml:space="preserve">Ergebnis: </w:t>
       </w:r>
       <w:r>
-        <w:t>Das Instrument zeigte befriedigende innere Konsistenz (Cronbachs α=0,76–0,84 über alle Gruppen). Diskriminant- und Konkurrenzvalidität wurden bestätigt (Korrelation mit HLS-EU-Q47: r=0,892). Vorhersagekraft für Gesundheitsverhalten war bei Erwachsenen und älteren Menschen stärker als bei Jugendlichen: Junge Erwachsene sagte nur Selbstbewertung voraus, Erwachsene und ältere Menschen auch Impfungseinstellungen (jeweils signifikant).</w:t>
+        <w:t>Objektive funktionale Gesundheitskompetenz war nach Adjustment signifikant mit dem Kompositum assoziiert (B=1,732; SE=0,553; β=0,271; p=0,001), subjektive nicht (B=0,244; p=0,227). Beide Maße zusammen erklärten 7,7 Prozentpunkte zusätzliche Varianz; Gesamtmodell 15,1 %.</w:t>
       </w:r>
     </w:p>
     <w:p>
@@ -409,7 +409,7 @@
         <w:rPr>
           <w:sz w:val="19"/>
         </w:rPr>
-        <w:t>Slowenien, EU-Mitglied; Fragebogen bereits in mehreren europäischen Ländern verwendet, direkt auf Deutschland anwendbar.</w:t>
+        <w:t>Ungarn (EU), vergleichbares Gesundheitssystem; Querschnitt, keine Interventionsergebnisse</w:t>
       </w:r>
     </w:p>
     <w:p>
@@ -418,7 +418,65 @@
           <w:color w:val="5A7D3A"/>
           <w:sz w:val="18"/>
         </w:rPr>
-        <w:t>https://pubmed.ncbi.nlm.nih.gov/42920137/</w:t>
+        <w:t>https://pubmed.ncbi.nlm.nih.gov/42930611/</w:t>
+      </w:r>
+    </w:p>
+    <w:p>
+      <w:pPr>
+        <w:pStyle w:val="Heading2"/>
+      </w:pPr>
+      <w:r>
+        <w:t>Choosing-Wisely-Items messen Shared Decision-Making-Wahrnehmung in Psychiatrie valide</w:t>
+      </w:r>
+    </w:p>
+    <w:p>
+      <w:r>
+        <w:rPr>
+          <w:i/>
+          <w:color w:val="666666"/>
+          <w:sz w:val="18"/>
+        </w:rPr>
+        <w:t>Bengtsson J et al.  ·  Int J Methods Psychiatr Res  ·  Dez. 2026  ·  PMID 42929188</w:t>
+      </w:r>
+    </w:p>
+    <w:p>
+      <w:r>
+        <w:t>Psychometrische Validierungsstudie der schwedischen Choosing-Wisely-Fragen (CWQ) zur Messung von wahrgenommener Information über Medikation bei 666 psychiatrischen Patienten.</w:t>
+      </w:r>
+    </w:p>
+    <w:p>
+      <w:r>
+        <w:rPr>
+          <w:b/>
+        </w:rPr>
+        <w:t xml:space="preserve">Ergebnis: </w:t>
+      </w:r>
+      <w:r>
+        <w:t>Einfaktorstruktur mit 53,8 % erklärter Varianz. CFA zeigte exzellente Passung (CFI=0,998; TLI=0,995; RMSEA=0,032). Interne Konsistenz gut (α=0,81, 95%-KI 0,79–0,83). Patienten berichteten mehr Information über Nutzen als über Risiken, Alternativen oder Verzicht (p&lt;0,001).</w:t>
+      </w:r>
+    </w:p>
+    <w:p>
+      <w:r>
+        <w:rPr>
+          <w:b/>
+          <w:sz w:val="19"/>
+        </w:rPr>
+        <w:t xml:space="preserve">Übertragbarkeit: </w:t>
+      </w:r>
+      <w:r>
+        <w:rPr>
+          <w:sz w:val="19"/>
+        </w:rPr>
+        <w:t>Schweden (EU), vergleichbar mit DACH; misst Shared-Decision-Making-Wahrnehmung, nicht Verhalten</w:t>
+      </w:r>
+    </w:p>
+    <w:p>
+      <w:r>
+        <w:rPr>
+          <w:color w:val="5A7D3A"/>
+          <w:sz w:val="18"/>
+        </w:rPr>
+        <w:t>https://pubmed.ncbi.nlm.nih.gov/42929188/</w:t>
       </w:r>
     </w:p>
     <w:sectPr>

--- a/download/studien-aktuell.docx
+++ b/download/studien-aktuell.docx
@@ -62,7 +62,7 @@
           <w:color w:val="666666"/>
           <w:sz w:val="18"/>
         </w:rPr>
-        <w:t>Stand: 28.10.2026  |  7 Studien  |  healthliteracy.m-vf.de</w:t>
+        <w:t>Stand: 29.10.2026  |  6 Studien  |  healthliteracy.m-vf.de</w:t>
       </w:r>
     </w:p>
     <w:p>
@@ -70,7 +70,7 @@
         <w:pStyle w:val="Heading1"/>
       </w:pPr>
       <w:r>
-        <w:t>Aufgenommen am 28.10.2026</w:t>
+        <w:t>Aufgenommen am 29.10.2026</w:t>
       </w:r>
     </w:p>
     <w:p>
@@ -78,7 +78,7 @@
         <w:pStyle w:val="Heading2"/>
       </w:pPr>
       <w:r>
-        <w:t>Avatare mit KI trainieren Shared Decision-Making bei Medizinstudierenden</w:t>
+        <w:t>Kulturell maßgeschneiderte Schulung erhöht Verständnis klinischer Krebsstudien bei Minderheiten</w:t>
       </w:r>
     </w:p>
     <w:p>
@@ -88,12 +88,12 @@
           <w:color w:val="666666"/>
           <w:sz w:val="18"/>
         </w:rPr>
-        <w:t>Van Bostraeten P et al.  ·  JMIR Form Res  ·  27.10.2026  ·  PMID 42944729</w:t>
+        <w:t>Arce-Ruiz K et al.  ·  JCO Glob Oncol  ·  28.10.2026  ·  PMID 42950177</w:t>
       </w:r>
     </w:p>
     <w:p>
       <w:r>
-        <w:t>Studie zur Akzeptanz von LLM-gesteuerten 3D-Avataren für das Training von Shared Decision-Making in der medizinischen Ausbildung an der KU Leuven.</w:t>
+        <w:t>USA, Florida, Pilotstudie mit 30 schwarzen und hispanischen/lateinamerikanischen Lungenkrebspatienten; drei kurze, kulturell angepasste und sprachlich entsprechende Video-Schulungen zu klinischen Studien; Wissens- und Bereitschaftsmessung vor und nach; Nachverfolgung der Studieneinschlüsse.</w:t>
       </w:r>
     </w:p>
     <w:p>
@@ -104,7 +104,7 @@
         <w:t xml:space="preserve">Ergebnis: </w:t>
       </w:r>
       <w:r>
-        <w:t>24 von 25 Studierenden zeigten hohe Akzeptanz (wahrgenommener Nutzen: 4,43/5; Nutzungsabsicht: 4,42/5; Benutzerfreundlichkeit: 3,81/5). Studierende berichteten einen sicheren Lernraum, wobei technische Zuverlässigkeit und Verhaltensrealismus verbessert werden sollten.</w:t>
+        <w:t>Wissensscores verbesserten sich (p &lt; 0,001), besonders zum Verständnis von Prästudien (p = 0,012), Placebos (p = 0,001) und Registrierung (p = 0,012). &gt;90% stimmten zu, dass klinische Studien wichtig sind. Bereitschaft zur Teilnahme stieg (p = 0,04). Barrieren persistierten (Angst vor Zustimmungskomplexität, Randomisierung, Kosten). 57% (17/30) hatten eine Studie verfügbar; 47% dieser Berechtigten (8/17) enrollten sich. Gesamtenrollment 27% (8/30).</w:t>
       </w:r>
     </w:p>
     <w:p>
@@ -119,7 +119,7 @@
         <w:rPr>
           <w:sz w:val="19"/>
         </w:rPr>
-        <w:t>Belgien/Niederlande, Universitätsmedizin; gutes System-Match für DACH-Ausbildung</w:t>
+        <w:t>USA-Studie, aber Befund zu sprachlich-kultureller Anpassung und Videoformat universell anwendbar.</w:t>
       </w:r>
     </w:p>
     <w:p>
@@ -128,7 +128,7 @@
           <w:color w:val="5A7D3A"/>
           <w:sz w:val="18"/>
         </w:rPr>
-        <w:t>https://pubmed.ncbi.nlm.nih.gov/42944729/</w:t>
+        <w:t>https://pubmed.ncbi.nlm.nih.gov/42950177/</w:t>
       </w:r>
     </w:p>
     <w:p>
@@ -136,7 +136,7 @@
         <w:pStyle w:val="Heading2"/>
       </w:pPr>
       <w:r>
-        <w:t>Gamifizierte Plattform steigert Ernährungskompetenz bei Jugendlichen kurzzeitig</w:t>
+        <w:t>Vertrauen und Beteiligung in der Psychiatrie: Patienten erleben Respekt, fordern aber mehr Mitsprache</w:t>
       </w:r>
     </w:p>
     <w:p>
@@ -146,12 +146,12 @@
           <w:color w:val="666666"/>
           <w:sz w:val="18"/>
         </w:rPr>
-        <w:t>Ispas AG et al.  ·  Nutrients  ·  20.10.2026  ·  PMID 42943018</w:t>
+        <w:t>Vidaurrázaga Aras V et al.  ·  Int J Ment Health Nurs  ·  Dez. 2026  ·  PMID 42947530</w:t>
       </w:r>
     </w:p>
     <w:p>
       <w:r>
-        <w:t>Pilotstudie zu Kurzzeitergebnissen einer gamifizierten Ernährungsbildungsplattform (AHOPE) bei 155 rumänischen Jugendlichen nach einer Sitzung.</w:t>
+        <w:t>Landesweite schwedische Befragung von 329 Patienten in 13 forensisch-psychiatrischen Kliniken zur erlebten Patient-Zentriertheit mit standardisiertem Fragebogen.</w:t>
       </w:r>
     </w:p>
     <w:p>
@@ -162,7 +162,7 @@
         <w:t xml:space="preserve">Ergebnis: </w:t>
       </w:r>
       <w:r>
-        <w:t>Alle sechs Ergebniswerte waren nach der Sitzung höher (alle p&lt;0,001; Effektgröße dz 0,42–0,73, höchste für Ernährungsliteralität). Von 23 Ernährungsgewohnheits-Items verschoben sich 17 zur gesünderen Antwort. Kein signifikanter Unterschied nach Geschlecht, Alter oder Familienreichtum.</w:t>
+        <w:t>Patienten berichteten positiv über Respekt und emotionale Unterstützung (Median Generic Person-Centred Care Questionnaire Score 70/95). Aber: Beteiligung an Entscheidungen, Nutzung von Patientenressourcen und Einbeziehung von Angehörigen wurden deutlich negativer bewertet. Patienten mit über 10 Jahren Aufenthalt zeigten signifikant niedriges Vertrauen in Personal gegenüber jenen mit 0–5 Jahren Aufenthalt – ein Zeichen für Erschöpfung durch lange Institutionalisierung.</w:t>
       </w:r>
     </w:p>
     <w:p>
@@ -177,7 +177,7 @@
         <w:rPr>
           <w:sz w:val="19"/>
         </w:rPr>
-        <w:t>Rumänien (EU), externe Validierung nötig; Messungen nur kurzfristige Absichten, keine Verhaltensänderung belegt</w:t>
+        <w:t>Schweden, Gatekeeping-Spitalwesen, aber Befund zu Partizipationsmängeln übertragbar.</w:t>
       </w:r>
     </w:p>
     <w:p>
@@ -186,7 +186,7 @@
           <w:color w:val="5A7D3A"/>
           <w:sz w:val="18"/>
         </w:rPr>
-        <w:t>https://pubmed.ncbi.nlm.nih.gov/42943018/</w:t>
+        <w:t>https://pubmed.ncbi.nlm.nih.gov/42947530/</w:t>
       </w:r>
     </w:p>
     <w:p>
@@ -194,7 +194,7 @@
         <w:pStyle w:val="Heading2"/>
       </w:pPr>
       <w:r>
-        <w:t>Visuelle Hilfsmittel verbessern Verständnis und Recall in Krebssprechstunden</w:t>
+        <w:t>Verständliche Gesundheitsempfehlungen: Was Laien brauchen</w:t>
       </w:r>
     </w:p>
     <w:p>
@@ -204,12 +204,12 @@
           <w:color w:val="666666"/>
           <w:sz w:val="18"/>
         </w:rPr>
-        <w:t>Moore-Davis S et al.  ·  Ir Med J  ·  22.10.2026  ·  PMID 42937119</w:t>
+        <w:t>Vrbová T et al.  ·  J Eval Clin Pract  ·  Okt. 2026  ·  PMID 42947353</w:t>
       </w:r>
     </w:p>
     <w:p>
       <w:r>
-        <w:t>Prospektive Beobachtungsstudie zur Wirkung von visuellen Hilfsmitteln auf Patientenverständnis, Gedächtnis und Kommunikation bei Krebspatienten an einem Krankenhaus in Irland.</w:t>
+        <w:t>Fünf Fokusgruppen in Tschechien erkundeten, wie Menschen Standard- und Plain-Language-Versionen von Gesundheitsempfehlungen verstehen und bewerten.</w:t>
       </w:r>
     </w:p>
     <w:p>
@@ -220,7 +220,7 @@
         <w:t xml:space="preserve">Ergebnis: </w:t>
       </w:r>
       <w:r>
-        <w:t>Von 27 Teilnehmern erhielten 8 visuelle Aids (29,6 %), 19 Standardgespräche (70,4 %). Mit visuellen Aids korrekte Stagingidentifikation 62,5 % vs. 42,1 %. Verbesserter Gedächtnisbericht 87,5 % (Aids) vs. 89,5 % (erwartet). Information Overload 37,5 % (Aids) vs. 73,7 % (Standardberatung).</w:t>
+        <w:t>Vier zentrale Faktoren bestimmen das Verständnis: (1) Auffindbarkeit/Zugänglichkeit der Information, (2) verfügbare Zeit für Lektüre, (3) Attraktivität des Themas, (4) Vertrauen in die Quelle. Die meisten bevorzugten die Plain-Language-Version für konkrete Informationen, einige aber die Standardversion für komplexere Zusammenhänge. Vertrauen in die Quelle war kritisch für die Umsetzung von Empfehlungen.</w:t>
       </w:r>
     </w:p>
     <w:p>
@@ -235,7 +235,7 @@
         <w:rPr>
           <w:sz w:val="19"/>
         </w:rPr>
-        <w:t>Irland (EU), Single-Center; kleine Stichprobe, aber konkrete Wirkung auf Verständnis und Überwältigung</w:t>
+        <w:t>Tschechien, deutschsprachig benachbart, sprachunabhängige Befunde zu Zugang und Vertrauen.</w:t>
       </w:r>
     </w:p>
     <w:p>
@@ -244,7 +244,7 @@
           <w:color w:val="5A7D3A"/>
           <w:sz w:val="18"/>
         </w:rPr>
-        <w:t>https://pubmed.ncbi.nlm.nih.gov/42937119/</w:t>
+        <w:t>https://pubmed.ncbi.nlm.nih.gov/42947353/</w:t>
       </w:r>
     </w:p>
     <w:p>
@@ -252,7 +252,7 @@
         <w:pStyle w:val="Heading2"/>
       </w:pPr>
       <w:r>
-        <w:t>Kulturell angepasstes Maß für Shared Decision-Making mit Aborigines co-entwickelt</w:t>
+        <w:t>Digitale Schulungen für chronisch Kranke im Alter: Evidenz bleibt schwach</w:t>
       </w:r>
     </w:p>
     <w:p>
@@ -262,12 +262,12 @@
           <w:color w:val="666666"/>
           <w:sz w:val="18"/>
         </w:rPr>
-        <w:t>Tracy M et al.  ·  Health Expect  ·  Dez. 2026  ·  PMID 42936994</w:t>
+        <w:t>Sezer E et al.  ·  Front Public Health  ·  12.10.2026  ·  PMID 42935759</w:t>
       </w:r>
     </w:p>
     <w:p>
       <w:r>
-        <w:t>Hybrid-Yarning- und Delphi-Studie zur Entwicklung eines kulturell sicheren 12- und 5-Item-Maßes für Shared Decision-Making mit australischen Aboriginal- und Torres-Strait-Islander-Gemeinschaften.</w:t>
+        <w:t>Umbrella Review von 11 Cochrane- und anderen systematischen Übersichten über digitale Gesundheitsschulungen für über 60-Jährige mit chronischen Erkrankungen (44 Meta-Analysen aus 199 RCTs).</w:t>
       </w:r>
     </w:p>
     <w:p>
@@ -278,7 +278,7 @@
         <w:t xml:space="preserve">Ergebnis: </w:t>
       </w:r>
       <w:r>
-        <w:t>18 von 26 eingeladenen Fachleuten und Gemeindemitgliedern nahmen an Yarning teil, 14 an beiden Delphi-Runden. Konsens erreicht für 12-Item-Maß mit allen Items umformuliert und 3 neue Items hinzugefügt; 5-Item-Kurzversion ebenfalls validiert.</w:t>
+        <w:t>Keine der 44 Outcomes erfüllte Kriterien für hohe Evidenz (Class I–III). 15 Outcomes (34,1%) erreichten schwache Evidenz (Class IV), 29 (65,9%) waren nicht signifikant. Nur 3 von 10 systematischen Übersichten waren hochgradig vertrauenswürdig (AMSTAR 2). Prediction Interval kreuzte Null für alle 44 Outcomes. Schlussfolgerung: Unreife Evidenzbasis – wenige Studien, kurze Nachverfolgung, hohe Heterogenität – nicht fehlende Wirksamkeit.</w:t>
       </w:r>
     </w:p>
     <w:p>
@@ -293,7 +293,7 @@
         <w:rPr>
           <w:sz w:val="19"/>
         </w:rPr>
-        <w:t>Australien, aber Methode (Yarning) kulturspezifisch; Konzept Shared Decision-Making universell übertragbar auf marginalisierte Gruppen</w:t>
+        <w:t>Methodische Synthese aus internationalen Studien, aber Lücke gilt auch für deutschsprachige Versorgung.</w:t>
       </w:r>
     </w:p>
     <w:p>
@@ -302,7 +302,7 @@
           <w:color w:val="5A7D3A"/>
           <w:sz w:val="18"/>
         </w:rPr>
-        <w:t>https://pubmed.ncbi.nlm.nih.gov/42936994/</w:t>
+        <w:t>https://pubmed.ncbi.nlm.nih.gov/42935759/</w:t>
       </w:r>
     </w:p>
     <w:p>
@@ -310,7 +310,7 @@
         <w:pStyle w:val="Heading2"/>
       </w:pPr>
       <w:r>
-        <w:t>Online-Gesundheitskommunikation fördert Gesundheit durch Kompetenz und Bildung</w:t>
+        <w:t>Mundgesundheitsschulung senkt Zahnarztangst und verbessert Zahnpflege bei älteren Menschen</w:t>
       </w:r>
     </w:p>
     <w:p>
@@ -320,12 +320,12 @@
           <w:color w:val="666666"/>
           <w:sz w:val="18"/>
         </w:rPr>
-        <w:t>Chen X et al.  ·  Front Public Health  ·  12.10.2026  ·  PMID 42936026</w:t>
+        <w:t>Gamaa ARA et al.  ·  Nurs Open  ·  Okt. 2026  ·  PMID 42934862</w:t>
       </w:r>
     </w:p>
     <w:p>
       <w:r>
-        <w:t>Sekundäranalyse von 5.333 Datensätzen der 2023 China General Social Survey zur Kettenmediation von Health Literacy und digitaler Gesundheitsbildung.</w:t>
+        <w:t>Ägypten, 50 ältere Menschen mit Zahnerkrankungen, sieben Schulungssitzungen von Stomatherapeuten zur Mundgesundheit, Zahnhygiene, Ernährung und Angstbewältigung; Messungen vor und nach Intervention.</w:t>
       </w:r>
     </w:p>
     <w:p>
@@ -336,7 +336,7 @@
         <w:t xml:space="preserve">Ergebnis: </w:t>
       </w:r>
       <w:r>
-        <w:t>Signifikante positive Gesamtassoziation zwischen Online-Gesundheitskommunikation und Gesundheitsförderung. Drei indirekte Pfade identifiziert: Ketteneffekt stärker in Stadt (vs. Land), bei Frauen (vs. Männer), am stärksten bei 31–60-Jährigen. Effekt bei niedriger Bildung schwächer. Bootstrap-Mediationsanalyse: alle Pfade mit KI ≠ Null.</w:t>
+        <w:t>Nach Intervention signifikant niedrigere Zahnangst-Werte (Short Dental Anxiety Inventory), höhere Mundgesundheitskompetenz und bessere Mundhygieneverhalten im Vergleich zur Baseline. Positive Assoziation zwischen höherem Wissen und besserem Verhalten. Limitierung: keine Kontrollgruppe.</w:t>
       </w:r>
     </w:p>
     <w:p>
@@ -351,7 +351,7 @@
         <w:rPr>
           <w:sz w:val="19"/>
         </w:rPr>
-        <w:t>China, aber Pathmodell (Kommunikation→Kompetenz→Bildung→Verhalten) international gültig; Querschnitt, keine Kausalität</w:t>
+        <w:t>Ägypten, aber universelle Schulungselemente, Zahnpflege systemunabhängig.</w:t>
       </w:r>
     </w:p>
     <w:p>
@@ -360,7 +360,7 @@
           <w:color w:val="5A7D3A"/>
           <w:sz w:val="18"/>
         </w:rPr>
-        <w:t>https://pubmed.ncbi.nlm.nih.gov/42936026/</w:t>
+        <w:t>https://pubmed.ncbi.nlm.nih.gov/42934862/</w:t>
       </w:r>
     </w:p>
     <w:p>
@@ -368,7 +368,7 @@
         <w:pStyle w:val="Heading2"/>
       </w:pPr>
       <w:r>
-        <w:t>Funktionale Gesundheitskompetenz hängt mit Reproduktionswissen bei schwangeren Frauen zusammen</w:t>
+        <w:t>Mental-Health-Schulung in Schulen: Empfohlene Inhaltsabfolge und Pyramidenmodell</w:t>
       </w:r>
     </w:p>
     <w:p>
@@ -378,12 +378,12 @@
           <w:color w:val="666666"/>
           <w:sz w:val="18"/>
         </w:rPr>
-        <w:t>Karácsony I et al.  ·  Med Sci (Basel)  ·  21.10.2026  ·  PMID 42930611</w:t>
+        <w:t>Lezcano Barbero F et al.  ·  Actas Esp Psiquiatr  ·  15.10.2026  ·  PMID 42928668</w:t>
       </w:r>
     </w:p>
     <w:p>
       <w:r>
-        <w:t>Querschnittsstudie zur Assoziation von objektiver funktionaler und subjektiver Gesundheitskompetenz mit Reproduktions- und Präkonzeptionswissen bei 346 schwangeren Frauen in Ungarn.</w:t>
+        <w:t>Systematische Übersicht von 26 schulgestützten Interventionen zur Förderung von Mental-Health-Literacy bei Adoleszenten; Scoping-Review mit Inhaltsanalyse zur Identifikation von Kernthemen und deren sinnvolle Reihenfolge.</w:t>
       </w:r>
     </w:p>
     <w:p>
@@ -394,7 +394,7 @@
         <w:t xml:space="preserve">Ergebnis: </w:t>
       </w:r>
       <w:r>
-        <w:t>Objektive funktionale Gesundheitskompetenz war nach Adjustment signifikant mit dem Kompositum assoziiert (B=1,732; SE=0,553; β=0,271; p=0,001), subjektive nicht (B=0,244; p=0,227). Beide Maße zusammen erklärten 7,7 Prozentpunkte zusätzliche Varianz; Gesamtmodell 15,1 %.</w:t>
+        <w:t>Vierzehn thematische Kategorien identifiziert. Empfohlene hierarchische Abfolge: (1) Grundwissen zu psychischen Erkrankungen, (2) Stigmaabbau durch authentische Geschichten, (3) Hilfesuche, (4) Früherkennung und Prävention, (5) Schutzfaktoren und Bewältigungsstrategien, (6) Krisenerkennung und Erste Hilfe. Wenige Programme bezogen Menschen mit Erfahrung psychischer Erkrankungen ein.</w:t>
       </w:r>
     </w:p>
     <w:p>
@@ -409,7 +409,7 @@
         <w:rPr>
           <w:sz w:val="19"/>
         </w:rPr>
-        <w:t>Ungarn (EU), vergleichbares Gesundheitssystem; Querschnitt, keine Interventionsergebnisse</w:t>
+        <w:t>Spanien, aber inhaltliche Pyramide sprachunabhängig, schulische Strukturen vergleichbar.</w:t>
       </w:r>
     </w:p>
     <w:p>
@@ -418,65 +418,7 @@
           <w:color w:val="5A7D3A"/>
           <w:sz w:val="18"/>
         </w:rPr>
-        <w:t>https://pubmed.ncbi.nlm.nih.gov/42930611/</w:t>
-      </w:r>
-    </w:p>
-    <w:p>
-      <w:pPr>
-        <w:pStyle w:val="Heading2"/>
-      </w:pPr>
-      <w:r>
-        <w:t>Choosing-Wisely-Items messen Shared Decision-Making-Wahrnehmung in Psychiatrie valide</w:t>
-      </w:r>
-    </w:p>
-    <w:p>
-      <w:r>
-        <w:rPr>
-          <w:i/>
-          <w:color w:val="666666"/>
-          <w:sz w:val="18"/>
-        </w:rPr>
-        <w:t>Bengtsson J et al.  ·  Int J Methods Psychiatr Res  ·  Dez. 2026  ·  PMID 42929188</w:t>
-      </w:r>
-    </w:p>
-    <w:p>
-      <w:r>
-        <w:t>Psychometrische Validierungsstudie der schwedischen Choosing-Wisely-Fragen (CWQ) zur Messung von wahrgenommener Information über Medikation bei 666 psychiatrischen Patienten.</w:t>
-      </w:r>
-    </w:p>
-    <w:p>
-      <w:r>
-        <w:rPr>
-          <w:b/>
-        </w:rPr>
-        <w:t xml:space="preserve">Ergebnis: </w:t>
-      </w:r>
-      <w:r>
-        <w:t>Einfaktorstruktur mit 53,8 % erklärter Varianz. CFA zeigte exzellente Passung (CFI=0,998; TLI=0,995; RMSEA=0,032). Interne Konsistenz gut (α=0,81, 95%-KI 0,79–0,83). Patienten berichteten mehr Information über Nutzen als über Risiken, Alternativen oder Verzicht (p&lt;0,001).</w:t>
-      </w:r>
-    </w:p>
-    <w:p>
-      <w:r>
-        <w:rPr>
-          <w:b/>
-          <w:sz w:val="19"/>
-        </w:rPr>
-        <w:t xml:space="preserve">Übertragbarkeit: </w:t>
-      </w:r>
-      <w:r>
-        <w:rPr>
-          <w:sz w:val="19"/>
-        </w:rPr>
-        <w:t>Schweden (EU), vergleichbar mit DACH; misst Shared-Decision-Making-Wahrnehmung, nicht Verhalten</w:t>
-      </w:r>
-    </w:p>
-    <w:p>
-      <w:r>
-        <w:rPr>
-          <w:color w:val="5A7D3A"/>
-          <w:sz w:val="18"/>
-        </w:rPr>
-        <w:t>https://pubmed.ncbi.nlm.nih.gov/42929188/</w:t>
+        <w:t>https://pubmed.ncbi.nlm.nih.gov/42928668/</w:t>
       </w:r>
     </w:p>
     <w:sectPr>

--- a/download/studien-aktuell.docx
+++ b/download/studien-aktuell.docx
@@ -62,7 +62,7 @@
           <w:color w:val="666666"/>
           <w:sz w:val="18"/>
         </w:rPr>
-        <w:t>Stand: 29.10.2026  |  6 Studien  |  healthliteracy.m-vf.de</w:t>
+        <w:t>Stand: 30.10.2026  |  6 Studien  |  healthliteracy.m-vf.de</w:t>
       </w:r>
     </w:p>
     <w:p>
@@ -70,7 +70,7 @@
         <w:pStyle w:val="Heading1"/>
       </w:pPr>
       <w:r>
-        <w:t>Aufgenommen am 29.10.2026</w:t>
+        <w:t>Aufgenommen am 30.10.2026</w:t>
       </w:r>
     </w:p>
     <w:p>
@@ -78,7 +78,7 @@
         <w:pStyle w:val="Heading2"/>
       </w:pPr>
       <w:r>
-        <w:t>Kulturell maßgeschneiderte Schulung erhöht Verständnis klinischer Krebsstudien bei Minderheiten</w:t>
+        <w:t>Wie Wissensstand und Risk Literacy die Angst vor Strahlenschäden prägen</w:t>
       </w:r>
     </w:p>
     <w:p>
@@ -88,12 +88,12 @@
           <w:color w:val="666666"/>
           <w:sz w:val="18"/>
         </w:rPr>
-        <w:t>Arce-Ruiz K et al.  ·  JCO Glob Oncol  ·  28.10.2026  ·  PMID 42950177</w:t>
+        <w:t>Kashiwazaki Y et al.  ·  Front Public Health  ·  14.10.2026  ·  PMID 42952800</w:t>
       </w:r>
     </w:p>
     <w:p>
       <w:r>
-        <w:t>USA, Florida, Pilotstudie mit 30 schwarzen und hispanischen/lateinamerikanischen Lungenkrebspatienten; drei kurze, kulturell angepasste und sprachlich entsprechende Video-Schulungen zu klinischen Studien; Wissens- und Bereitschaftsmessung vor und nach; Nachverfolgung der Studieneinschlüsse.</w:t>
+        <w:t>Japanische Querschnittsstudie (n=1.529) untersuchte, wie Strahlen-Wissen und multidimensionale Risk Literacy mit Besorgnis über vererbbare Folgen der Fukushima-Katastrophe zusammenhängen.</w:t>
       </w:r>
     </w:p>
     <w:p>
@@ -104,7 +104,7 @@
         <w:t xml:space="preserve">Ergebnis: </w:t>
       </w:r>
       <w:r>
-        <w:t>Wissensscores verbesserten sich (p &lt; 0,001), besonders zum Verständnis von Prästudien (p = 0,012), Placebos (p = 0,001) und Registrierung (p = 0,012). &gt;90% stimmten zu, dass klinische Studien wichtig sind. Bereitschaft zur Teilnahme stieg (p = 0,04). Barrieren persistierten (Angst vor Zustimmungskomplexität, Randomisierung, Kosten). 57% (17/30) hatten eine Studie verfügbar; 47% dieser Berechtigten (8/17) enrollten sich. Gesamtenrollment 27% (8/30).</w:t>
+        <w:t>Fukushima-Einwohner hatten höheres Strahlen-Wissen, Tokyo-Bewohner höhere Besorgnis. Höheres Wissen (OR=0,77, 95%-KI: 0,69–0,85) und bessere Risk Literacy, besonders Awareness für kogn. Verzerrungen, waren unabhängig mit niedrigerer Besorgnis assoziiert (p&lt;0,05). Etwa 29 % (95%-KI: 20,1–42,2 %) der Wissen-Besorgnis-Assoziation wurde durch Risk Literacy mediiert. Geographischer Unterschied blieb auch nach Adjustment bestehen (OR=1,42 vs. 1,53).</w:t>
       </w:r>
     </w:p>
     <w:p>
@@ -119,7 +119,7 @@
         <w:rPr>
           <w:sz w:val="19"/>
         </w:rPr>
-        <w:t>USA-Studie, aber Befund zu sprachlich-kultureller Anpassung und Videoformat universell anwendbar.</w:t>
+        <w:t>Japan, aber Befund zur Komplementarität von Fakten-Wissen und strukturiertem Risiko-Reasoning übertragbar auf deutsche Krisenkommunikation.</w:t>
       </w:r>
     </w:p>
     <w:p>
@@ -128,7 +128,7 @@
           <w:color w:val="5A7D3A"/>
           <w:sz w:val="18"/>
         </w:rPr>
-        <w:t>https://pubmed.ncbi.nlm.nih.gov/42950177/</w:t>
+        <w:t>https://pubmed.ncbi.nlm.nih.gov/42952800/</w:t>
       </w:r>
     </w:p>
     <w:p>
@@ -136,7 +136,7 @@
         <w:pStyle w:val="Heading2"/>
       </w:pPr>
       <w:r>
-        <w:t>Vertrauen und Beteiligung in der Psychiatrie: Patienten erleben Respekt, fordern aber mehr Mitsprache</w:t>
+        <w:t>Wie entwickelt sich Familienbeteiligung auf Intensivstationen?</w:t>
       </w:r>
     </w:p>
     <w:p>
@@ -146,12 +146,12 @@
           <w:color w:val="666666"/>
           <w:sz w:val="18"/>
         </w:rPr>
-        <w:t>Vidaurrázaga Aras V et al.  ·  Int J Ment Health Nurs  ·  Dez. 2026  ·  PMID 42947530</w:t>
+        <w:t>Badawy W et al.  ·  Nurs Crit Care  ·  Nov. 2026  ·  PMID 42952167</w:t>
       </w:r>
     </w:p>
     <w:p>
       <w:r>
-        <w:t>Landesweite schwedische Befragung von 329 Patienten in 13 forensisch-psychiatrischen Kliniken zur erlebten Patient-Zentriertheit mit standardisiertem Fragebogen.</w:t>
+        <w:t>Bibliometrische Analyse (n=278 Publikationen 1993–2025) kartierte Entwicklung, Konzepte und Themen zur Familienbeteiligung und Shared Decision-Making in der Intensivpflege weltweit.</w:t>
       </w:r>
     </w:p>
     <w:p>
@@ -162,7 +162,7 @@
         <w:t xml:space="preserve">Ergebnis: </w:t>
       </w:r>
       <w:r>
-        <w:t>Patienten berichteten positiv über Respekt und emotionale Unterstützung (Median Generic Person-Centred Care Questionnaire Score 70/95). Aber: Beteiligung an Entscheidungen, Nutzung von Patientenressourcen und Einbeziehung von Angehörigen wurden deutlich negativer bewertet. Patienten mit über 10 Jahren Aufenthalt zeigten signifikant niedriges Vertrauen in Personal gegenüber jenen mit 0–5 Jahren Aufenthalt – ein Zeichen für Erschöpfung durch lange Institutionalisierung.</w:t>
+        <w:t>Jahresoutput stieg von 2 Publikationen (1993) auf 32 (2025); 50,7 % in 2020–2025. USA führte mit 104 Publikationen; 23,9 % international co-autorisiert. Vier intellektuelle Grundlagen und fünf Forschungsfronten identifiziert. Sechs Themen: End-of-Life-Kommunikation, Familie-zentrierte Pflege, Unterstützung und Besuchsregelung, Familie in High-Acuity-Care, Caregiver-Erfahrung und Trauer. Trend weg von Bedürfnisassessment zur aktiven Beteiligung, Implementierungsbarrieren und Pflegerolle.</w:t>
       </w:r>
     </w:p>
     <w:p>
@@ -177,7 +177,7 @@
         <w:rPr>
           <w:sz w:val="19"/>
         </w:rPr>
-        <w:t>Schweden, Gatekeeping-Spitalwesen, aber Befund zu Partizipationsmängeln übertragbar.</w:t>
+        <w:t>Systematische Übersicht mit Fokus auf deutschsprachige Unterrepräsentation; Befund zur Unterspecifizierung der Pflegerolle relevant für DACH-Versorgung.</w:t>
       </w:r>
     </w:p>
     <w:p>
@@ -186,7 +186,7 @@
           <w:color w:val="5A7D3A"/>
           <w:sz w:val="18"/>
         </w:rPr>
-        <w:t>https://pubmed.ncbi.nlm.nih.gov/42947530/</w:t>
+        <w:t>https://pubmed.ncbi.nlm.nih.gov/42952167/</w:t>
       </w:r>
     </w:p>
     <w:p>
@@ -194,7 +194,7 @@
         <w:pStyle w:val="Heading2"/>
       </w:pPr>
       <w:r>
-        <w:t>Verständliche Gesundheitsempfehlungen: Was Laien brauchen</w:t>
+        <w:t>Mental-Health-Kompetenz und Versorgungsnutzung in Minderheitengruppen</w:t>
       </w:r>
     </w:p>
     <w:p>
@@ -204,12 +204,12 @@
           <w:color w:val="666666"/>
           <w:sz w:val="18"/>
         </w:rPr>
-        <w:t>Vrbová T et al.  ·  J Eval Clin Pract  ·  Okt. 2026  ·  PMID 42947353</w:t>
+        <w:t>Abo-Ras N et al.  ·  Isr J Health Policy Res  ·  29.10.2026  ·  PMID 42952009</w:t>
       </w:r>
     </w:p>
     <w:p>
       <w:r>
-        <w:t>Fünf Fokusgruppen in Tschechien erkundeten, wie Menschen Standard- und Plain-Language-Versionen von Gesundheitsempfehlungen verstehen und bewerten.</w:t>
+        <w:t>Querschnittsstudie (n=372 palästinensische Araber in Israel) untersuchte Zusammenhang zwischen Mental-Health-Literacy, sozioökonomischem Status und Nutzung psychischer Gesundheitsdienste.</w:t>
       </w:r>
     </w:p>
     <w:p>
@@ -220,7 +220,7 @@
         <w:t xml:space="preserve">Ergebnis: </w:t>
       </w:r>
       <w:r>
-        <w:t>Vier zentrale Faktoren bestimmen das Verständnis: (1) Auffindbarkeit/Zugänglichkeit der Information, (2) verfügbare Zeit für Lektüre, (3) Attraktivität des Themas, (4) Vertrauen in die Quelle. Die meisten bevorzugten die Plain-Language-Version für konkrete Informationen, einige aber die Standardversion für komplexere Zusammenhänge. Vertrauen in die Quelle war kritisch für die Umsetzung von Empfehlungen.</w:t>
+        <w:t>Höherer SES (gemessen durch Bildung und Einkommen) war mit höherer Mental-Health-Literacy assoziiert, besonders bei Störungs-Erkennung, Kenntnis von Interventionen und niedrigerem Stigma (bivariat p&lt;0,05). Hierarchische logistische Regression: Bildung (OR=3,62, 95%-KI: 1,38–9,45) und First-Aid-Wissen (OR=0,86, 95%-KI: 0,75–0,99) waren signifikant mit Dienst-Nutzung assoziiert; Stigma und Helfer-Kenntnis nicht.</w:t>
       </w:r>
     </w:p>
     <w:p>
@@ -235,7 +235,7 @@
         <w:rPr>
           <w:sz w:val="19"/>
         </w:rPr>
-        <w:t>Tschechien, deutschsprachig benachbart, sprachunabhängige Befunde zu Zugang und Vertrauen.</w:t>
+        <w:t>Minderheitengruppe in Hocheinkommensland, aber Befund zu Ungleichheit und Barrieren übertragbar auf vulnerable Gruppen in Deutschland.</w:t>
       </w:r>
     </w:p>
     <w:p>
@@ -244,7 +244,7 @@
           <w:color w:val="5A7D3A"/>
           <w:sz w:val="18"/>
         </w:rPr>
-        <w:t>https://pubmed.ncbi.nlm.nih.gov/42947353/</w:t>
+        <w:t>https://pubmed.ncbi.nlm.nih.gov/42952009/</w:t>
       </w:r>
     </w:p>
     <w:p>
@@ -252,7 +252,7 @@
         <w:pStyle w:val="Heading2"/>
       </w:pPr>
       <w:r>
-        <w:t>Digitale Schulungen für chronisch Kranke im Alter: Evidenz bleibt schwach</w:t>
+        <w:t>Wie werden Gesundheitsberufe in Mental-Health-Kompetenz ausgebildet?</w:t>
       </w:r>
     </w:p>
     <w:p>
@@ -262,12 +262,12 @@
           <w:color w:val="666666"/>
           <w:sz w:val="18"/>
         </w:rPr>
-        <w:t>Sezer E et al.  ·  Front Public Health  ·  12.10.2026  ·  PMID 42935759</w:t>
+        <w:t>ElKhalil R et al.  ·  PLoS One  ·  27.10.2026  ·  PMID 42945323</w:t>
       </w:r>
     </w:p>
     <w:p>
       <w:r>
-        <w:t>Umbrella Review von 11 Cochrane- und anderen systematischen Übersichten über digitale Gesundheitsschulungen für über 60-Jährige mit chronischen Erkrankungen (44 Meta-Analysen aus 199 RCTs).</w:t>
+        <w:t>Scoping Review (n=55 Studien, 1997–Mai 2025) analysierte Umfang, Design und Wirksamkeit von Mental-Health-Literacy-Schulungen für angehende Gesundheitsberufe weltweit.</w:t>
       </w:r>
     </w:p>
     <w:p>
@@ -278,7 +278,7 @@
         <w:t xml:space="preserve">Ergebnis: </w:t>
       </w:r>
       <w:r>
-        <w:t>Keine der 44 Outcomes erfüllte Kriterien für hohe Evidenz (Class I–III). 15 Outcomes (34,1%) erreichten schwache Evidenz (Class IV), 29 (65,9%) waren nicht signifikant. Nur 3 von 10 systematischen Übersichten waren hochgradig vertrauenswürdig (AMSTAR 2). Prediction Interval kreuzte Null für alle 44 Outcomes. Schlussfolgerung: Unreife Evidenzbasis – wenige Studien, kurze Nachverfolgung, hohe Heterogenität – nicht fehlende Wirksamkeit.</w:t>
+        <w:t>Publikationen stiegen nach 2016 deutlich an; 50,7 % erschienen 2020–2025. Quasi-experimentelle Designs waren häufigsten. Unterrichtsformen: traditionelle Didaktik dominierte, aber Simulation, Roleplay und reflektive Praktiken nahmen zu. Interventionen betonten Wissen, Attitudes und Confidence, weniger Skillentwicklung oder Verhaltensänderung. Evaluationen meist kurzfristig selbstberichtet; wenige Studien zu Verhaltenseffekten oder Langzeitwirkung. Geografische Lücke: Europa, Western Pacific und Americas überrepräsentiert; Afrika und Östliches Mittelmeer unterrepräsentiert.</w:t>
       </w:r>
     </w:p>
     <w:p>
@@ -293,7 +293,7 @@
         <w:rPr>
           <w:sz w:val="19"/>
         </w:rPr>
-        <w:t>Methodische Synthese aus internationalen Studien, aber Lücke gilt auch für deutschsprachige Versorgung.</w:t>
+        <w:t>Global systematisiert, aber für Deutschland relevant: Befunde zeigen Bedarf für längerfristige, verhaltensorientierte Ausbildung statt reiner Wissensvermittlung.</w:t>
       </w:r>
     </w:p>
     <w:p>
@@ -302,7 +302,7 @@
           <w:color w:val="5A7D3A"/>
           <w:sz w:val="18"/>
         </w:rPr>
-        <w:t>https://pubmed.ncbi.nlm.nih.gov/42935759/</w:t>
+        <w:t>https://pubmed.ncbi.nlm.nih.gov/42945323/</w:t>
       </w:r>
     </w:p>
     <w:p>
@@ -310,7 +310,7 @@
         <w:pStyle w:val="Heading2"/>
       </w:pPr>
       <w:r>
-        <w:t>Mundgesundheitsschulung senkt Zahnarztangst und verbessert Zahnpflege bei älteren Menschen</w:t>
+        <w:t>Bessert 3D-Simulation die Vorbereitung auf Ileostomie?</w:t>
       </w:r>
     </w:p>
     <w:p>
@@ -320,12 +320,12 @@
           <w:color w:val="666666"/>
           <w:sz w:val="18"/>
         </w:rPr>
-        <w:t>Gamaa ARA et al.  ·  Nurs Open  ·  Okt. 2026  ·  PMID 42934862</w:t>
+        <w:t>Abet E et al.  ·  J Visc Surg  ·  13.04.2026  ·  PMID 42928528</w:t>
       </w:r>
     </w:p>
     <w:p>
       <w:r>
-        <w:t>Ägypten, 50 ältere Menschen mit Zahnerkrankungen, sieben Schulungssitzungen von Stomatherapeuten zur Mundgesundheit, Zahnhygiene, Ernährung und Angstbewältigung; Messungen vor und nach Intervention.</w:t>
+        <w:t>Französische RCT (n=50) verglich präoperative therapeutische Schulung mit versus ohne 3D-gedrucktes Simulations-Gerät zur Stoma-Stelle-Markierung auf Verständnis und postoperative Lebensqualität.</w:t>
       </w:r>
     </w:p>
     <w:p>
@@ -336,7 +336,7 @@
         <w:t xml:space="preserve">Ergebnis: </w:t>
       </w:r>
       <w:r>
-        <w:t>Nach Intervention signifikant niedrigere Zahnangst-Werte (Short Dental Anxiety Inventory), höhere Mundgesundheitskompetenz und bessere Mundhygieneverhalten im Vergleich zur Baseline. Positive Assoziation zwischen höherem Wissen und besserem Verhalten. Limitierung: keine Kontrollgruppe.</w:t>
+        <w:t>Stoma-QoL-Scores nach 2 Monaten: PM-Gruppe 60±9, 3D-Gruppe 61±11 (p=0,88); kein signifikanter Unterschied. Allerdings: 6 Patienten (24 %) in 3D-Gruppe erlebten Nebenwirkungen durch das Gerät vs. 5 in PM-Gruppe. Patienten mit Komplikationen (Clavien-Dindo ≥3) brauchten häufigere Stomatherapie-Konsultationen: 4,8±4,5 vs. 0,2±1,9 (p&lt;0,001).</w:t>
       </w:r>
     </w:p>
     <w:p>
@@ -351,7 +351,7 @@
         <w:rPr>
           <w:sz w:val="19"/>
         </w:rPr>
-        <w:t>Ägypten, aber universelle Schulungselemente, Zahnpflege systemunabhängig.</w:t>
+        <w:t>Frankreich, französisches Gesundheitssystem, aber Befund zur patientenzentrierten Schulung ohne technische Mehrwertigkeit übertragbar.</w:t>
       </w:r>
     </w:p>
     <w:p>
@@ -360,7 +360,7 @@
           <w:color w:val="5A7D3A"/>
           <w:sz w:val="18"/>
         </w:rPr>
-        <w:t>https://pubmed.ncbi.nlm.nih.gov/42934862/</w:t>
+        <w:t>https://pubmed.ncbi.nlm.nih.gov/42928528/</w:t>
       </w:r>
     </w:p>
     <w:p>
@@ -368,7 +368,7 @@
         <w:pStyle w:val="Heading2"/>
       </w:pPr>
       <w:r>
-        <w:t>Mental-Health-Schulung in Schulen: Empfohlene Inhaltsabfolge und Pyramidenmodell</w:t>
+        <w:t>Wann wünschen sich Patienten Familienbeteiligung bei Entscheidungen?</w:t>
       </w:r>
     </w:p>
     <w:p>
@@ -378,12 +378,12 @@
           <w:color w:val="666666"/>
           <w:sz w:val="18"/>
         </w:rPr>
-        <w:t>Lezcano Barbero F et al.  ·  Actas Esp Psiquiatr  ·  15.10.2026  ·  PMID 42928668</w:t>
+        <w:t>Yakhlaf A et al.  ·  Med Decis Making  ·  20.08.2026  ·  PMID 42619564</w:t>
       </w:r>
     </w:p>
     <w:p>
       <w:r>
-        <w:t>Systematische Übersicht von 26 schulgestützten Interventionen zur Förderung von Mental-Health-Literacy bei Adoleszenten; Scoping-Review mit Inhaltsanalyse zur Identifikation von Kernthemen und deren sinnvolle Reihenfolge.</w:t>
+        <w:t>Belgische Studie (n=1.175) untersuchte mittels Vignetten-Experiment, wie Patienten die Einbeziehung von Familienangehörigen in medizinische Entscheidungen bei Krebs und Depression bewerten.</w:t>
       </w:r>
     </w:p>
     <w:p>
@@ -394,7 +394,7 @@
         <w:t xml:space="preserve">Ergebnis: </w:t>
       </w:r>
       <w:r>
-        <w:t>Vierzehn thematische Kategorien identifiziert. Empfohlene hierarchische Abfolge: (1) Grundwissen zu psychischen Erkrankungen, (2) Stigmaabbau durch authentische Geschichten, (3) Hilfesuche, (4) Früherkennung und Prävention, (5) Schutzfaktoren und Bewältigungsstrategien, (6) Krisenerkennung und Erste Hilfe. Wenige Programme bezogen Menschen mit Erfahrung psychischer Erkrankungen ein.</w:t>
+        <w:t>Familien-geleitete Entscheidungen waren selten (1,2–2,7 %), Mehrheit bevorzugte autonome Entscheidungen (70,9–81,0 %). Gemeinsame Entscheidungen mit Familie wurden bei schwerer Depression am häufigsten gewünscht (26,4 %), gefolgt von Krebs (21,4 %) und milder Depression (17,6 %). Höhere Bildung korrelierte mit schwächerer Preference für Familienbeteiligung (p&lt;0,05). Migrationshintergrund und Partnerschaft waren mit stärkerer Preference assoziiert.</w:t>
       </w:r>
     </w:p>
     <w:p>
@@ -409,7 +409,7 @@
         <w:rPr>
           <w:sz w:val="19"/>
         </w:rPr>
-        <w:t>Spanien, aber inhaltliche Pyramide sprachunabhängig, schulische Strukturen vergleichbar.</w:t>
+        <w:t>Belgien, vergleichbares europäisches Autonomie-Gesundheitssystem und Patientenpräferenzen übertragbar auf DACH-Region.</w:t>
       </w:r>
     </w:p>
     <w:p>
@@ -418,7 +418,7 @@
           <w:color w:val="5A7D3A"/>
           <w:sz w:val="18"/>
         </w:rPr>
-        <w:t>https://pubmed.ncbi.nlm.nih.gov/42928668/</w:t>
+        <w:t>https://pubmed.ncbi.nlm.nih.gov/42619564/</w:t>
       </w:r>
     </w:p>
     <w:sectPr>

--- a/download/studien-aktuell.docx
+++ b/download/studien-aktuell.docx
@@ -62,7 +62,7 @@
           <w:color w:val="666666"/>
           <w:sz w:val="18"/>
         </w:rPr>
-        <w:t>Stand: 30.10.2026  |  6 Studien  |  healthliteracy.m-vf.de</w:t>
+        <w:t>Stand: 31.10.2026  |  6 Studien  |  healthliteracy.m-vf.de</w:t>
       </w:r>
     </w:p>
     <w:p>
@@ -70,7 +70,7 @@
         <w:pStyle w:val="Heading1"/>
       </w:pPr>
       <w:r>
-        <w:t>Aufgenommen am 30.10.2026</w:t>
+        <w:t>Aufgenommen am 31.10.2026</w:t>
       </w:r>
     </w:p>
     <w:p>
@@ -78,7 +78,7 @@
         <w:pStyle w:val="Heading2"/>
       </w:pPr>
       <w:r>
-        <w:t>Wie Wissensstand und Risk Literacy die Angst vor Strahlenschäden prägen</w:t>
+        <w:t>Alzheimer-Angehörige suchen online nach Infos, trauen aber eigener Bewertung nicht</w:t>
       </w:r>
     </w:p>
     <w:p>
@@ -88,12 +88,12 @@
           <w:color w:val="666666"/>
           <w:sz w:val="18"/>
         </w:rPr>
-        <w:t>Kashiwazaki Y et al.  ·  Front Public Health  ·  14.10.2026  ·  PMID 42952800</w:t>
+        <w:t>Silva MMAF et al.  ·  Rev Gaucha Enferm  ·  26.10.2026  ·  PMID 42961255</w:t>
       </w:r>
     </w:p>
     <w:p>
       <w:r>
-        <w:t>Japanische Querschnittsstudie (n=1.529) untersuchte, wie Strahlen-Wissen und multidimensionale Risk Literacy mit Besorgnis über vererbbare Folgen der Fukushima-Katastrophe zusammenhängen.</w:t>
+        <w:t>Qualitative Studie mit 12 Familienangehörigen von Demenzkranken in einer Online-Selbsthilfegruppe zu Gesundheitskompetenz: Informationssuche, Verständnis, Kommunikation und kritische Bewertung.</w:t>
       </w:r>
     </w:p>
     <w:p>
@@ -104,7 +104,7 @@
         <w:t xml:space="preserve">Ergebnis: </w:t>
       </w:r>
       <w:r>
-        <w:t>Fukushima-Einwohner hatten höheres Strahlen-Wissen, Tokyo-Bewohner höhere Besorgnis. Höheres Wissen (OR=0,77, 95%-KI: 0,69–0,85) und bessere Risk Literacy, besonders Awareness für kogn. Verzerrungen, waren unabhängig mit niedrigerer Besorgnis assoziiert (p&lt;0,05). Etwa 29 % (95%-KI: 20,1–42,2 %) der Wissen-Besorgnis-Assoziation wurde durch Risk Literacy mediiert. Geographischer Unterschied blieb auch nach Adjustment bestehen (OR=1,42 vs. 1,53).</w:t>
+        <w:t>Angehörige bauten Kompetenz durch autonome online-Suche auf, nutzten digitale Quellen intensiv, hatten aber Schwierigkeiten, erhaltene Empfehlungen in sichere Pflege umzusetzen. Informationsaustausch erfolgte vorwiegend in Familie und Gemeinde; die Bewertung von Zuverlässigkeit war fragil. Health Literacy erfordert mehr als Informationszugang: Verständnis, Kommunikation und kritische Evaluierung im Alltag.</w:t>
       </w:r>
     </w:p>
     <w:p>
@@ -119,7 +119,7 @@
         <w:rPr>
           <w:sz w:val="19"/>
         </w:rPr>
-        <w:t>Japan, aber Befund zur Komplementarität von Fakten-Wissen und strukturiertem Risiko-Reasoning übertragbar auf deutsche Krisenkommunikation.</w:t>
+        <w:t>Brasilien; Befund zur Kluft zwischen Informationszugang und sicherer Anwendung dürfte international gelten.</w:t>
       </w:r>
     </w:p>
     <w:p>
@@ -128,7 +128,7 @@
           <w:color w:val="5A7D3A"/>
           <w:sz w:val="18"/>
         </w:rPr>
-        <w:t>https://pubmed.ncbi.nlm.nih.gov/42952800/</w:t>
+        <w:t>https://pubmed.ncbi.nlm.nih.gov/42961255/</w:t>
       </w:r>
     </w:p>
     <w:p>
@@ -136,7 +136,7 @@
         <w:pStyle w:val="Heading2"/>
       </w:pPr>
       <w:r>
-        <w:t>Wie entwickelt sich Familienbeteiligung auf Intensivstationen?</w:t>
+        <w:t>Shared Decision-Making: Ärzte kennen das Konzept, aber Strukturen hemmen die Umsetzung</w:t>
       </w:r>
     </w:p>
     <w:p>
@@ -146,12 +146,12 @@
           <w:color w:val="666666"/>
           <w:sz w:val="18"/>
         </w:rPr>
-        <w:t>Badawy W et al.  ·  Nurs Crit Care  ·  Nov. 2026  ·  PMID 42952167</w:t>
+        <w:t>Yoo SH et al.  ·  Front Public Health  ·  15.10.2026  ·  PMID 42959300</w:t>
       </w:r>
     </w:p>
     <w:p>
       <w:r>
-        <w:t>Bibliometrische Analyse (n=278 Publikationen 1993–2025) kartierte Entwicklung, Konzepte und Themen zur Familienbeteiligung und Shared Decision-Making in der Intensivpflege weltweit.</w:t>
+        <w:t>Querschnittsumfrage mit 542 südkoreanischen Ärzten zu Wahrnehmung, Erfahrung und strukturellen Hürden beim Shared Decision-Making (SDM).</w:t>
       </w:r>
     </w:p>
     <w:p>
@@ -162,7 +162,7 @@
         <w:t xml:space="preserve">Ergebnis: </w:t>
       </w:r>
       <w:r>
-        <w:t>Jahresoutput stieg von 2 Publikationen (1993) auf 32 (2025); 50,7 % in 2020–2025. USA führte mit 104 Publikationen; 23,9 % international co-autorisiert. Vier intellektuelle Grundlagen und fünf Forschungsfronten identifiziert. Sechs Themen: End-of-Life-Kommunikation, Familie-zentrierte Pflege, Unterstützung und Besuchsregelung, Familie in High-Acuity-Care, Caregiver-Erfahrung und Trauer. Trend weg von Bedürfnisassessment zur aktiven Beteiligung, Implementierungsbarrieren und Pflegerolle.</w:t>
+        <w:t>67,5 % (366/542) hatten von SDM gehört, 49,8 % (270/542) berichteten Erfahrung damit, nur 38,9 % (211/542) bewerteten ihr Verständnis als hoch oder sehr hoch. SDM-Bewusstsein war mit berichteter Erfahrung assoziiert (adjusted Prävalenzrate 2,32; 95%-KI: 1,74–3,08; p &lt; 0,001). Von 200, die Umsetzung als neutral oder weniger machbar bewerteten, priorisierten 78,5 % (157/200) Umgebungsfaktoren. Unterstützung für Patientenbeteiligung bestand parallel zu hohem Ärzte-Input; strukturelle Hürden dominieren.</w:t>
       </w:r>
     </w:p>
     <w:p>
@@ -177,7 +177,7 @@
         <w:rPr>
           <w:sz w:val="19"/>
         </w:rPr>
-        <w:t>Systematische Übersicht mit Fokus auf deutschsprachige Unterrepräsentation; Befund zur Unterspecifizierung der Pflegerolle relevant für DACH-Versorgung.</w:t>
+        <w:t>Südkorea; Befund zu Implementierungshürden könnte auf andere Systeme mit hohem Ärzte-Input übertragbar sein.</w:t>
       </w:r>
     </w:p>
     <w:p>
@@ -186,7 +186,7 @@
           <w:color w:val="5A7D3A"/>
           <w:sz w:val="18"/>
         </w:rPr>
-        <w:t>https://pubmed.ncbi.nlm.nih.gov/42952167/</w:t>
+        <w:t>https://pubmed.ncbi.nlm.nih.gov/42959300/</w:t>
       </w:r>
     </w:p>
     <w:p>
@@ -194,7 +194,7 @@
         <w:pStyle w:val="Heading2"/>
       </w:pPr>
       <w:r>
-        <w:t>Mental-Health-Kompetenz und Versorgungsnutzung in Minderheitengruppen</w:t>
+        <w:t>Hybride Diabetesschulung senkt Gewicht und Blutzucker deutlich</w:t>
       </w:r>
     </w:p>
     <w:p>
@@ -204,12 +204,12 @@
           <w:color w:val="666666"/>
           <w:sz w:val="18"/>
         </w:rPr>
-        <w:t>Abo-Ras N et al.  ·  Isr J Health Policy Res  ·  29.10.2026  ·  PMID 42952009</w:t>
+        <w:t>Al-Maghaireh D et al.  ·  BMC Med Educ  ·  31.07.2026  ·  PMID 42958230</w:t>
       </w:r>
     </w:p>
     <w:p>
       <w:r>
-        <w:t>Querschnittsstudie (n=372 palästinensische Araber in Israel) untersuchte Zusammenhang zwischen Mental-Health-Literacy, sozioökonomischem Status und Nutzung psychischer Gesundheitsdienste.</w:t>
+        <w:t>Retrospektive Analyse von 7.648 Diabetespatienten, die an einem strukturierten Hybrid-Schulungsprogramm mit fünf Sitzungen im Abstand von je einem Monat teilnahmen.</w:t>
       </w:r>
     </w:p>
     <w:p>
@@ -220,7 +220,7 @@
         <w:t xml:space="preserve">Ergebnis: </w:t>
       </w:r>
       <w:r>
-        <w:t>Höherer SES (gemessen durch Bildung und Einkommen) war mit höherer Mental-Health-Literacy assoziiert, besonders bei Störungs-Erkennung, Kenntnis von Interventionen und niedrigerem Stigma (bivariat p&lt;0,05). Hierarchische logistische Regression: Bildung (OR=3,62, 95%-KI: 1,38–9,45) und First-Aid-Wissen (OR=0,86, 95%-KI: 0,75–0,99) waren signifikant mit Dienst-Nutzung assoziiert; Stigma und Helfer-Kenntnis nicht.</w:t>
+        <w:t>Körpergewicht sank von 84,5 ± 15,6 kg auf 76,3 ± 14,8 kg (Differenz −8,2 kg; 95%-KI: −8,5 bis −7,9; p &lt; 0,001), Nüchternblutzucker von 178,2 ± 66,5 mg/dL auf 156,1 ± 52,3 mg/dL (p &lt; 0,001). Auch Ernährungsverhalten und körperliche Aktivität besserten sich signifikant. Die strukturierte Schulung führte zu messbaren Verbesserungen.</w:t>
       </w:r>
     </w:p>
     <w:p>
@@ -235,7 +235,7 @@
         <w:rPr>
           <w:sz w:val="19"/>
         </w:rPr>
-        <w:t>Minderheitengruppe in Hocheinkommensland, aber Befund zu Ungleichheit und Barrieren übertragbar auf vulnerable Gruppen in Deutschland.</w:t>
+        <w:t>Mittlerer Osten, vergleichbare Patientenpopulation; Effektivität in Primärversorgung dokumentiert.</w:t>
       </w:r>
     </w:p>
     <w:p>
@@ -244,7 +244,7 @@
           <w:color w:val="5A7D3A"/>
           <w:sz w:val="18"/>
         </w:rPr>
-        <w:t>https://pubmed.ncbi.nlm.nih.gov/42952009/</w:t>
+        <w:t>https://pubmed.ncbi.nlm.nih.gov/42958230/</w:t>
       </w:r>
     </w:p>
     <w:p>
@@ -252,7 +252,7 @@
         <w:pStyle w:val="Heading2"/>
       </w:pPr>
       <w:r>
-        <w:t>Wie werden Gesundheitsberufe in Mental-Health-Kompetenz ausgebildet?</w:t>
+        <w:t>Health-Literacy-Schulung erhöht Stillsicherheit bei Erstmüttern</w:t>
       </w:r>
     </w:p>
     <w:p>
@@ -262,12 +262,12 @@
           <w:color w:val="666666"/>
           <w:sz w:val="18"/>
         </w:rPr>
-        <w:t>ElKhalil R et al.  ·  PLoS One  ·  27.10.2026  ·  PMID 42945323</w:t>
+        <w:t>Shahhosseini Z et al.  ·  BMC Pregnancy Childbirth  ·  01.08.2026  ·  PMID 42958120</w:t>
       </w:r>
     </w:p>
     <w:p>
       <w:r>
-        <w:t>Scoping Review (n=55 Studien, 1997–Mai 2025) analysierte Umfang, Design und Wirksamkeit von Mental-Health-Literacy-Schulungen für angehende Gesundheitsberufe weltweit.</w:t>
+        <w:t>Randomisierte kontrollierte Studie mit 77 Schwangeren (Intervention n=38, Kontrolle n=39), Schulung per Video (Skyroom) und Messenger (WhatsApp) versus Standardbetreuung; Outcome: Stillselbstwirksamkeit (BSES-SF).</w:t>
       </w:r>
     </w:p>
     <w:p>
@@ -278,7 +278,7 @@
         <w:t xml:space="preserve">Ergebnis: </w:t>
       </w:r>
       <w:r>
-        <w:t>Publikationen stiegen nach 2016 deutlich an; 50,7 % erschienen 2020–2025. Quasi-experimentelle Designs waren häufigsten. Unterrichtsformen: traditionelle Didaktik dominierte, aber Simulation, Roleplay und reflektive Praktiken nahmen zu. Interventionen betonten Wissen, Attitudes und Confidence, weniger Skillentwicklung oder Verhaltensänderung. Evaluationen meist kurzfristig selbstberichtet; wenige Studien zu Verhaltenseffekten oder Langzeitwirkung. Geografische Lücke: Europa, Western Pacific und Americas überrepräsentiert; Afrika und Östliches Mittelmeer unterrepräsentiert.</w:t>
+        <w:t>Interventionsgruppe zeigte unmittelbar nach Schulung höhere Selbstwirksamkeit (61,57 ± 5,05 vs. 45,01 ± 6,76; p &lt; 0,0001), Differenz blieb signifikant nach 3 Wochen (58,47 ± 5,44 vs. 48,23 ± 7,14; p &lt; 0,0001) und 6 Wochen (57,47 ± 5,31 vs. 49,48 ± 6,59; p &lt; 0,0001). Digital vermittelte Health-Literacy-Schulung verbesserte Stillen nachweislich.</w:t>
       </w:r>
     </w:p>
     <w:p>
@@ -293,7 +293,7 @@
         <w:rPr>
           <w:sz w:val="19"/>
         </w:rPr>
-        <w:t>Global systematisiert, aber für Deutschland relevant: Befunde zeigen Bedarf für längerfristige, verhaltensorientierte Ausbildung statt reiner Wissensvermittlung.</w:t>
+        <w:t>Iran; Wirksamkeit digitaler Kanäle auch in Kontexten mit Ressourcenlimits gezeigt.</w:t>
       </w:r>
     </w:p>
     <w:p>
@@ -302,7 +302,7 @@
           <w:color w:val="5A7D3A"/>
           <w:sz w:val="18"/>
         </w:rPr>
-        <w:t>https://pubmed.ncbi.nlm.nih.gov/42945323/</w:t>
+        <w:t>https://pubmed.ncbi.nlm.nih.gov/42958120/</w:t>
       </w:r>
     </w:p>
     <w:p>
@@ -310,7 +310,7 @@
         <w:pStyle w:val="Heading2"/>
       </w:pPr>
       <w:r>
-        <w:t>Bessert 3D-Simulation die Vorbereitung auf Ileostomie?</w:t>
+        <w:t>Hispanische Krebspatienten erleben mehr Informationslast als weiße Amerikaner</w:t>
       </w:r>
     </w:p>
     <w:p>
@@ -320,12 +320,12 @@
           <w:color w:val="666666"/>
           <w:sz w:val="18"/>
         </w:rPr>
-        <w:t>Abet E et al.  ·  J Visc Surg  ·  13.04.2026  ·  PMID 42928528</w:t>
+        <w:t>Gao J et al.  ·  JMIR Cancer  ·  28.10.2026  ·  PMID 42954419</w:t>
       </w:r>
     </w:p>
     <w:p>
       <w:r>
-        <w:t>Französische RCT (n=50) verglich präoperative therapeutische Schulung mit versus ohne 3D-gedrucktes Simulations-Gerät zur Stoma-Stelle-Markierung auf Verständnis und postoperative Lebensqualität.</w:t>
+        <w:t>Analyse von 2.022 und 2.024 HINTS-Daten zu Informationslast (Aufwand, Frustration, Verständnisschwierigkeiten, Qualitätssorgen) bei US-Krebsüberlebenden nach Ethnie, Bildung und Einkommen.</w:t>
       </w:r>
     </w:p>
     <w:p>
@@ -336,7 +336,7 @@
         <w:t xml:space="preserve">Ergebnis: </w:t>
       </w:r>
       <w:r>
-        <w:t>Stoma-QoL-Scores nach 2 Monaten: PM-Gruppe 60±9, 3D-Gruppe 61±11 (p=0,88); kein signifikanter Unterschied. Allerdings: 6 Patienten (24 %) in 3D-Gruppe erlebten Nebenwirkungen durch das Gerät vs. 5 in PM-Gruppe. Patienten mit Komplikationen (Clavien-Dindo ≥3) brauchten häufigere Stomatherapie-Konsultationen: 4,8±4,5 vs. 0,2±1,9 (p&lt;0,001).</w:t>
+        <w:t>Hispanische Überlebende berichteten signifikant höhere Informationslast als nicht-hispanische Weiße (höherer wahrgenommener Aufwand, Frustration, Verständnisprobleme). Postgraduale Ausbildung war mit weniger Frustration assoziiert. Frauen hatten niedrigere Verständnisprobleme und weniger Gesamtlast als Männer. Bildungs- und ethnische Ungleichheiten in der Informationsbewältigung dokumentiert.</w:t>
       </w:r>
     </w:p>
     <w:p>
@@ -351,7 +351,7 @@
         <w:rPr>
           <w:sz w:val="19"/>
         </w:rPr>
-        <w:t>Frankreich, französisches Gesundheitssystem, aber Befund zur patientenzentrierten Schulung ohne technische Mehrwertigkeit übertragbar.</w:t>
+        <w:t>USA; gilt primär für US-Gesundheitssystem; Ungleichheitsmuster könnten für Deutschland relevant sein.</w:t>
       </w:r>
     </w:p>
     <w:p>
@@ -360,7 +360,7 @@
           <w:color w:val="5A7D3A"/>
           <w:sz w:val="18"/>
         </w:rPr>
-        <w:t>https://pubmed.ncbi.nlm.nih.gov/42928528/</w:t>
+        <w:t>https://pubmed.ncbi.nlm.nih.gov/42954419/</w:t>
       </w:r>
     </w:p>
     <w:p>
@@ -368,7 +368,7 @@
         <w:pStyle w:val="Heading2"/>
       </w:pPr>
       <w:r>
-        <w:t>Wann wünschen sich Patienten Familienbeteiligung bei Entscheidungen?</w:t>
+        <w:t>Nutrition Literacy bei Dialysepatienten: Drei Profile mit unterschiedlicher Diäteinhaltung</w:t>
       </w:r>
     </w:p>
     <w:p>
@@ -378,12 +378,12 @@
           <w:color w:val="666666"/>
           <w:sz w:val="18"/>
         </w:rPr>
-        <w:t>Yakhlaf A et al.  ·  Med Decis Making  ·  20.08.2026  ·  PMID 42619564</w:t>
+        <w:t>Chen Y et al.  ·  Front Public Health  ·  14.10.2026  ·  PMID 42953148</w:t>
       </w:r>
     </w:p>
     <w:p>
       <w:r>
-        <w:t>Belgische Studie (n=1.175) untersuchte mittels Vignetten-Experiment, wie Patienten die Einbeziehung von Familienangehörigen in medizinische Entscheidungen bei Krebs und Depression bewerten.</w:t>
+        <w:t>Querschnittsstudie an 307 Dialysepatienten in China zur Identifikation von Subgruppen mit unterschiedlicher Ernährungskompetenz und deren Assoziationen mit Diäteinhaltung, Blutbildern und Gewicht.</w:t>
       </w:r>
     </w:p>
     <w:p>
@@ -394,7 +394,7 @@
         <w:t xml:space="preserve">Ergebnis: </w:t>
       </w:r>
       <w:r>
-        <w:t>Familien-geleitete Entscheidungen waren selten (1,2–2,7 %), Mehrheit bevorzugte autonome Entscheidungen (70,9–81,0 %). Gemeinsame Entscheidungen mit Familie wurden bei schwerer Depression am häufigsten gewünscht (26,4 %), gefolgt von Krebs (21,4 %) und milder Depression (17,6 %). Höhere Bildung korrelierte mit schwächerer Preference für Familienbeteiligung (p&lt;0,05). Migrationshintergrund und Partnerschaft waren mit stärkerer Preference assoziiert.</w:t>
+        <w:t>Mittlere Nutrition-Literacy-Score: 14,10 ± 5,01. Latente Profilanalyse identifizierte drei Profile: niedrig (46,5 %), mittel (30,0 %), hoch (23,5 %). Höhere Kompetenz assoziiert mit weiblichem Geschlecht, höherem Einkommen, jüngerem Alter, besserer Bildung und längerer Dialysedauer (alle p &lt; 0,05). Unterschiede in Diäteinhaltung und Blutmarkern (Hämoglobin, Albumin, Lipide, BMI, Elektrolyte) zwischen Profilen signifikant (alle adjustiert p &lt; 0,05). Nutrition Literacy heterogen; Profile könnten Zielgruppen für gezielte Unterstützung identifizieren.</w:t>
       </w:r>
     </w:p>
     <w:p>
@@ -409,7 +409,7 @@
         <w:rPr>
           <w:sz w:val="19"/>
         </w:rPr>
-        <w:t>Belgien, vergleichbares europäisches Autonomie-Gesundheitssystem und Patientenpräferenzen übertragbar auf DACH-Region.</w:t>
+        <w:t>China, vergleichbare Dialysepopulation; extern und längsschnittlich noch zu validieren.</w:t>
       </w:r>
     </w:p>
     <w:p>
@@ -418,7 +418,7 @@
           <w:color w:val="5A7D3A"/>
           <w:sz w:val="18"/>
         </w:rPr>
-        <w:t>https://pubmed.ncbi.nlm.nih.gov/42619564/</w:t>
+        <w:t>https://pubmed.ncbi.nlm.nih.gov/42953148/</w:t>
       </w:r>
     </w:p>
     <w:sectPr>
